--- a/Software Requirements Specification.docx
+++ b/Software Requirements Specification.docx
@@ -162,7 +162,7 @@
           <w:szCs w:val="48"/>
           <w:rtl w:val="0"/>
         </w:rPr>
-        <w:t xml:space="preserve">Version 1.7</w:t>
+        <w:t xml:space="preserve">Version 1.8</w:t>
       </w:r>
     </w:p>
     <w:p>
@@ -203,7 +203,7 @@
           <w:szCs w:val="48"/>
           <w:rtl w:val="0"/>
         </w:rPr>
-        <w:t xml:space="preserve">5 March 2026</w:t>
+        <w:t xml:space="preserve">19 March 2026</w:t>
       </w:r>
     </w:p>
     <w:p>
@@ -1006,6 +1006,7 @@
               <w:rPr>
                 <w:rtl w:val="0"/>
               </w:rPr>
+              <w:t xml:space="preserve">3/19/2026</w:t>
             </w:r>
           </w:p>
         </w:tc>
@@ -1029,6 +1030,7 @@
               <w:rPr>
                 <w:rtl w:val="0"/>
               </w:rPr>
+              <w:t xml:space="preserve">Version 1.8</w:t>
             </w:r>
           </w:p>
         </w:tc>
@@ -1052,6 +1054,7 @@
               <w:rPr>
                 <w:rtl w:val="0"/>
               </w:rPr>
+              <w:t xml:space="preserve">Group 9</w:t>
             </w:r>
           </w:p>
         </w:tc>
@@ -1075,6 +1078,7 @@
               <w:rPr>
                 <w:rtl w:val="0"/>
               </w:rPr>
+              <w:t xml:space="preserve">Third Revision</w:t>
             </w:r>
           </w:p>
         </w:tc>
@@ -1835,7 +1839,12 @@
           <w:tab w:val="left" w:leader="none" w:pos="360"/>
           <w:tab w:val="left" w:leader="none" w:pos="720"/>
         </w:tabs>
-        <w:rPr/>
+        <w:rPr>
+          <w:i w:val="1"/>
+          <w:iCs w:val="1"/>
+          <w:sz w:val="28"/>
+          <w:szCs w:val="28"/>
+        </w:rPr>
         <w:sectPr>
           <w:headerReference r:id="rId6" w:type="default"/>
           <w:headerReference r:id="rId7" w:type="first"/>
@@ -1845,6 +1854,28 @@
           <w:pgNumType w:start="1"/>
         </w:sectPr>
       </w:pPr>
+      <w:r>
+        <w:rPr>
+          <w:b w:val="1"/>
+          <w:bCs w:val="1"/>
+          <w:sz w:val="32"/>
+          <w:szCs w:val="32"/>
+          <w:rtl w:val="0"/>
+        </w:rPr>
+        <w:t xml:space="preserve">Github Link: </w:t>
+      </w:r>
+      <w:hyperlink r:id="rId9">
+        <w:r>
+          <w:rPr>
+            <w:color w:val="1155cc"/>
+            <w:sz w:val="28"/>
+            <w:szCs w:val="28"/>
+            <w:u w:val="single"/>
+            <w:rtl w:val="0"/>
+          </w:rPr>
+          <w:t xml:space="preserve">https://github.com/ryannsilverio/cinemacore-systems-srs</w:t>
+        </w:r>
+      </w:hyperlink>
       <w:r>
         <w:rPr>
           <w:rtl w:val="0"/>
@@ -1918,7 +1949,7 @@
     </w:p>
     <w:sdt>
       <w:sdtPr>
-        <w:id w:val="50060105"/>
+        <w:id w:val="-1772752794"/>
         <w:docPartObj>
           <w:docPartGallery w:val="Table of Contents"/>
           <w:docPartUnique w:val="1"/>
@@ -4891,6 +4922,194 @@
               <w:rtl w:val="0"/>
             </w:rPr>
           </w:r>
+        </w:p>
+        <w:p>
+          <w:pPr>
+            <w:widowControl w:val="0"/>
+            <w:tabs>
+              <w:tab w:val="right" w:leader="dot" w:pos="12000"/>
+            </w:tabs>
+            <w:spacing w:before="60" w:lineRule="auto"/>
+            <w:ind w:left="360" w:firstLine="0"/>
+            <w:rPr>
+              <w:i w:val="0"/>
+              <w:iCs w:val="0"/>
+              <w:smallCaps w:val="0"/>
+              <w:strike w:val="0"/>
+              <w:color w:val="000000"/>
+              <w:sz w:val="20"/>
+              <w:szCs w:val="20"/>
+              <w:u w:val="none"/>
+              <w:shd w:fill="auto" w:val="clear"/>
+              <w:vertAlign w:val="baseline"/>
+            </w:rPr>
+          </w:pPr>
+          <w:hyperlink w:anchor="_mcm61u9om6cf">
+            <w:r>
+              <w:rPr>
+                <w:i w:val="0"/>
+                <w:iCs w:val="0"/>
+                <w:smallCaps w:val="0"/>
+                <w:strike w:val="0"/>
+                <w:color w:val="000000"/>
+                <w:sz w:val="20"/>
+                <w:szCs w:val="20"/>
+                <w:u w:val="none"/>
+                <w:shd w:fill="auto" w:val="clear"/>
+                <w:vertAlign w:val="baseline"/>
+                <w:rtl w:val="0"/>
+              </w:rPr>
+              <w:t xml:space="preserve">4.5 Test Plan</w:t>
+              <w:tab/>
+              <w:t xml:space="preserve">27</w:t>
+            </w:r>
+          </w:hyperlink>
+          <w:r>
+            <w:rPr>
+              <w:rtl w:val="0"/>
+            </w:rPr>
+          </w:r>
+        </w:p>
+        <w:p>
+          <w:pPr>
+            <w:widowControl w:val="0"/>
+            <w:tabs>
+              <w:tab w:val="right" w:leader="dot" w:pos="12000"/>
+            </w:tabs>
+            <w:spacing w:before="60" w:lineRule="auto"/>
+            <w:ind w:left="720" w:firstLine="0"/>
+            <w:rPr>
+              <w:i w:val="1"/>
+              <w:iCs w:val="1"/>
+              <w:smallCaps w:val="0"/>
+              <w:strike w:val="0"/>
+              <w:color w:val="000000"/>
+              <w:sz w:val="20"/>
+              <w:szCs w:val="20"/>
+              <w:u w:val="none"/>
+              <w:shd w:fill="auto" w:val="clear"/>
+              <w:vertAlign w:val="baseline"/>
+            </w:rPr>
+          </w:pPr>
+          <w:hyperlink w:anchor="_rnw2a0im5rnc">
+            <w:r>
+              <w:rPr>
+                <w:i w:val="1"/>
+                <w:iCs w:val="1"/>
+                <w:smallCaps w:val="0"/>
+                <w:strike w:val="0"/>
+                <w:color w:val="000000"/>
+                <w:sz w:val="20"/>
+                <w:szCs w:val="20"/>
+                <w:u w:val="none"/>
+                <w:shd w:fill="auto" w:val="clear"/>
+                <w:vertAlign w:val="baseline"/>
+                <w:rtl w:val="0"/>
+              </w:rPr>
+              <w:t xml:space="preserve">4.5.1 Test Scope and Coverage Strategy</w:t>
+              <w:tab/>
+              <w:t xml:space="preserve">27</w:t>
+            </w:r>
+          </w:hyperlink>
+          <w:r>
+            <w:rPr>
+              <w:rtl w:val="0"/>
+            </w:rPr>
+          </w:r>
+        </w:p>
+        <w:p>
+          <w:pPr>
+            <w:widowControl w:val="0"/>
+            <w:tabs>
+              <w:tab w:val="right" w:leader="dot" w:pos="12000"/>
+            </w:tabs>
+            <w:spacing w:before="60" w:lineRule="auto"/>
+            <w:ind w:left="720" w:firstLine="0"/>
+            <w:rPr>
+              <w:i w:val="1"/>
+              <w:iCs w:val="1"/>
+              <w:smallCaps w:val="0"/>
+              <w:strike w:val="0"/>
+              <w:color w:val="000000"/>
+              <w:sz w:val="20"/>
+              <w:szCs w:val="20"/>
+              <w:u w:val="none"/>
+              <w:shd w:fill="auto" w:val="clear"/>
+              <w:vertAlign w:val="baseline"/>
+            </w:rPr>
+          </w:pPr>
+          <w:hyperlink w:anchor="_l1w46ikrj94r">
+            <w:r>
+              <w:rPr>
+                <w:i w:val="1"/>
+                <w:iCs w:val="1"/>
+                <w:smallCaps w:val="0"/>
+                <w:strike w:val="0"/>
+                <w:color w:val="000000"/>
+                <w:sz w:val="20"/>
+                <w:szCs w:val="20"/>
+                <w:u w:val="none"/>
+                <w:shd w:fill="auto" w:val="clear"/>
+                <w:vertAlign w:val="baseline"/>
+                <w:rtl w:val="0"/>
+              </w:rPr>
+              <w:t xml:space="preserve">4.5.2 Test Priority</w:t>
+              <w:tab/>
+              <w:t xml:space="preserve">27</w:t>
+            </w:r>
+          </w:hyperlink>
+          <w:r>
+            <w:rPr>
+              <w:rtl w:val="0"/>
+            </w:rPr>
+          </w:r>
+        </w:p>
+        <w:p>
+          <w:pPr>
+            <w:widowControl w:val="0"/>
+            <w:tabs>
+              <w:tab w:val="right" w:leader="dot" w:pos="12000"/>
+            </w:tabs>
+            <w:spacing w:before="60" w:lineRule="auto"/>
+            <w:ind w:left="720" w:firstLine="0"/>
+            <w:rPr>
+              <w:i w:val="1"/>
+              <w:iCs w:val="1"/>
+              <w:smallCaps w:val="0"/>
+              <w:strike w:val="0"/>
+              <w:color w:val="000000"/>
+              <w:sz w:val="20"/>
+              <w:szCs w:val="20"/>
+              <w:u w:val="none"/>
+              <w:shd w:fill="auto" w:val="clear"/>
+              <w:vertAlign w:val="baseline"/>
+            </w:rPr>
+          </w:pPr>
+          <w:hyperlink w:anchor="_zi01wlmqmbv5">
+            <w:r>
+              <w:rPr>
+                <w:i w:val="1"/>
+                <w:iCs w:val="1"/>
+                <w:smallCaps w:val="0"/>
+                <w:strike w:val="0"/>
+                <w:color w:val="000000"/>
+                <w:sz w:val="20"/>
+                <w:szCs w:val="20"/>
+                <w:u w:val="none"/>
+                <w:shd w:fill="auto" w:val="clear"/>
+                <w:vertAlign w:val="baseline"/>
+                <w:rtl w:val="0"/>
+              </w:rPr>
+              <w:t xml:space="preserve">4.5.3 Test Case Specification</w:t>
+              <w:tab/>
+              <w:t xml:space="preserve">28</w:t>
+            </w:r>
+          </w:hyperlink>
+          <w:r>
+            <w:rPr>
+              <w:rtl w:val="0"/>
+            </w:rPr>
+          </w:r>
           <w:r>
             <w:fldChar w:fldCharType="end"/>
           </w:r>
@@ -4906,8 +5125,8 @@
         </w:tabs>
         <w:rPr/>
         <w:sectPr>
-          <w:footerReference r:id="rId9" w:type="default"/>
-          <w:footerReference r:id="rId10" w:type="first"/>
+          <w:footerReference r:id="rId10" w:type="default"/>
+          <w:footerReference r:id="rId11" w:type="first"/>
           <w:type w:val="nextPage"/>
           <w:pgSz w:h="15840" w:w="12240" w:orient="portrait"/>
           <w:pgMar w:bottom="1440" w:top="1440" w:left="1440" w:right="1440" w:header="720" w:footer="720"/>
@@ -6337,7 +6556,7 @@
         </w:rPr>
         <w:t xml:space="preserve">.</w:t>
       </w:r>
-      <w:hyperlink r:id="rId11">
+      <w:hyperlink r:id="rId12">
         <w:r>
           <w:rPr>
             <w:rtl w:val="0"/>
@@ -6345,7 +6564,7 @@
           <w:t xml:space="preserve"> </w:t>
         </w:r>
       </w:hyperlink>
-      <w:hyperlink r:id="rId12">
+      <w:hyperlink r:id="rId13">
         <w:r>
           <w:rPr>
             <w:color w:val="1155cc"/>
@@ -6395,7 +6614,7 @@
         </w:rPr>
         <w:t xml:space="preserve">. Apple Developer.</w:t>
       </w:r>
-      <w:hyperlink r:id="rId13">
+      <w:hyperlink r:id="rId14">
         <w:r>
           <w:rPr>
             <w:rtl w:val="0"/>
@@ -6403,7 +6622,7 @@
           <w:t xml:space="preserve"> </w:t>
         </w:r>
       </w:hyperlink>
-      <w:hyperlink r:id="rId14">
+      <w:hyperlink r:id="rId15">
         <w:r>
           <w:rPr>
             <w:color w:val="1155cc"/>
@@ -6453,7 +6672,7 @@
         </w:rPr>
         <w:t xml:space="preserve">. Google Developers.</w:t>
       </w:r>
-      <w:hyperlink r:id="rId15">
+      <w:hyperlink r:id="rId16">
         <w:r>
           <w:rPr>
             <w:rtl w:val="0"/>
@@ -6461,7 +6680,7 @@
           <w:t xml:space="preserve"> </w:t>
         </w:r>
       </w:hyperlink>
-      <w:hyperlink r:id="rId16">
+      <w:hyperlink r:id="rId17">
         <w:r>
           <w:rPr>
             <w:color w:val="1155cc"/>
@@ -6543,7 +6762,7 @@
         </w:rPr>
         <w:t xml:space="preserve">.</w:t>
       </w:r>
-      <w:hyperlink r:id="rId17">
+      <w:hyperlink r:id="rId18">
         <w:r>
           <w:rPr>
             <w:rtl w:val="0"/>
@@ -6551,7 +6770,7 @@
           <w:t xml:space="preserve"> </w:t>
         </w:r>
       </w:hyperlink>
-      <w:hyperlink r:id="rId18">
+      <w:hyperlink r:id="rId19">
         <w:r>
           <w:rPr>
             <w:color w:val="1155cc"/>
@@ -6601,7 +6820,7 @@
         </w:rPr>
         <w:t xml:space="preserve">.</w:t>
       </w:r>
-      <w:hyperlink r:id="rId19">
+      <w:hyperlink r:id="rId20">
         <w:r>
           <w:rPr>
             <w:rtl w:val="0"/>
@@ -6609,7 +6828,7 @@
           <w:t xml:space="preserve"> </w:t>
         </w:r>
       </w:hyperlink>
-      <w:hyperlink r:id="rId20">
+      <w:hyperlink r:id="rId21">
         <w:r>
           <w:rPr>
             <w:color w:val="1155cc"/>
@@ -6656,7 +6875,7 @@
         </w:rPr>
         <w:t xml:space="preserve">.</w:t>
       </w:r>
-      <w:hyperlink r:id="rId21">
+      <w:hyperlink r:id="rId22">
         <w:r>
           <w:rPr>
             <w:rtl w:val="0"/>
@@ -6664,7 +6883,7 @@
           <w:t xml:space="preserve"> </w:t>
         </w:r>
       </w:hyperlink>
-      <w:hyperlink r:id="rId22">
+      <w:hyperlink r:id="rId23">
         <w:r>
           <w:rPr>
             <w:color w:val="1155cc"/>
@@ -7385,7 +7604,7 @@
       <w:pPr>
         <w:numPr>
           <w:ilvl w:val="0"/>
-          <w:numId w:val="28"/>
+          <w:numId w:val="30"/>
         </w:numPr>
         <w:tabs>
           <w:tab w:val="left" w:leader="none" w:pos="180"/>
@@ -7413,7 +7632,7 @@
       <w:pPr>
         <w:numPr>
           <w:ilvl w:val="0"/>
-          <w:numId w:val="28"/>
+          <w:numId w:val="30"/>
         </w:numPr>
         <w:tabs>
           <w:tab w:val="left" w:leader="none" w:pos="180"/>
@@ -7441,7 +7660,7 @@
       <w:pPr>
         <w:numPr>
           <w:ilvl w:val="0"/>
-          <w:numId w:val="28"/>
+          <w:numId w:val="30"/>
         </w:numPr>
         <w:tabs>
           <w:tab w:val="left" w:leader="none" w:pos="180"/>
@@ -7469,7 +7688,7 @@
       <w:pPr>
         <w:numPr>
           <w:ilvl w:val="0"/>
-          <w:numId w:val="28"/>
+          <w:numId w:val="30"/>
         </w:numPr>
         <w:tabs>
           <w:tab w:val="left" w:leader="none" w:pos="180"/>
@@ -7497,7 +7716,7 @@
       <w:pPr>
         <w:numPr>
           <w:ilvl w:val="0"/>
-          <w:numId w:val="28"/>
+          <w:numId w:val="30"/>
         </w:numPr>
         <w:tabs>
           <w:tab w:val="left" w:leader="none" w:pos="180"/>
@@ -7525,7 +7744,7 @@
       <w:pPr>
         <w:numPr>
           <w:ilvl w:val="0"/>
-          <w:numId w:val="28"/>
+          <w:numId w:val="30"/>
         </w:numPr>
         <w:tabs>
           <w:tab w:val="left" w:leader="none" w:pos="180"/>
@@ -7588,7 +7807,7 @@
       <w:pPr>
         <w:numPr>
           <w:ilvl w:val="0"/>
-          <w:numId w:val="35"/>
+          <w:numId w:val="37"/>
         </w:numPr>
         <w:tabs>
           <w:tab w:val="left" w:leader="none" w:pos="180"/>
@@ -7616,7 +7835,7 @@
       <w:pPr>
         <w:numPr>
           <w:ilvl w:val="0"/>
-          <w:numId w:val="35"/>
+          <w:numId w:val="37"/>
         </w:numPr>
         <w:tabs>
           <w:tab w:val="left" w:leader="none" w:pos="180"/>
@@ -7644,7 +7863,7 @@
       <w:pPr>
         <w:numPr>
           <w:ilvl w:val="0"/>
-          <w:numId w:val="35"/>
+          <w:numId w:val="37"/>
         </w:numPr>
         <w:tabs>
           <w:tab w:val="left" w:leader="none" w:pos="180"/>
@@ -7672,7 +7891,7 @@
       <w:pPr>
         <w:numPr>
           <w:ilvl w:val="0"/>
-          <w:numId w:val="35"/>
+          <w:numId w:val="37"/>
         </w:numPr>
         <w:tabs>
           <w:tab w:val="left" w:leader="none" w:pos="180"/>
@@ -7700,7 +7919,7 @@
       <w:pPr>
         <w:numPr>
           <w:ilvl w:val="0"/>
-          <w:numId w:val="35"/>
+          <w:numId w:val="37"/>
         </w:numPr>
         <w:tabs>
           <w:tab w:val="left" w:leader="none" w:pos="180"/>
@@ -7728,7 +7947,7 @@
       <w:pPr>
         <w:numPr>
           <w:ilvl w:val="0"/>
-          <w:numId w:val="35"/>
+          <w:numId w:val="37"/>
         </w:numPr>
         <w:tabs>
           <w:tab w:val="left" w:leader="none" w:pos="180"/>
@@ -7756,7 +7975,7 @@
       <w:pPr>
         <w:numPr>
           <w:ilvl w:val="0"/>
-          <w:numId w:val="35"/>
+          <w:numId w:val="37"/>
         </w:numPr>
         <w:tabs>
           <w:tab w:val="left" w:leader="none" w:pos="180"/>
@@ -7841,7 +8060,7 @@
       <w:pPr>
         <w:numPr>
           <w:ilvl w:val="0"/>
-          <w:numId w:val="42"/>
+          <w:numId w:val="44"/>
         </w:numPr>
         <w:tabs>
           <w:tab w:val="left" w:leader="none" w:pos="180"/>
@@ -7863,7 +8082,7 @@
       <w:pPr>
         <w:numPr>
           <w:ilvl w:val="0"/>
-          <w:numId w:val="42"/>
+          <w:numId w:val="44"/>
         </w:numPr>
         <w:tabs>
           <w:tab w:val="left" w:leader="none" w:pos="180"/>
@@ -7885,7 +8104,7 @@
       <w:pPr>
         <w:numPr>
           <w:ilvl w:val="0"/>
-          <w:numId w:val="42"/>
+          <w:numId w:val="44"/>
         </w:numPr>
         <w:tabs>
           <w:tab w:val="left" w:leader="none" w:pos="180"/>
@@ -7907,7 +8126,7 @@
       <w:pPr>
         <w:numPr>
           <w:ilvl w:val="0"/>
-          <w:numId w:val="42"/>
+          <w:numId w:val="44"/>
         </w:numPr>
         <w:tabs>
           <w:tab w:val="left" w:leader="none" w:pos="180"/>
@@ -7929,7 +8148,7 @@
       <w:pPr>
         <w:numPr>
           <w:ilvl w:val="0"/>
-          <w:numId w:val="42"/>
+          <w:numId w:val="44"/>
         </w:numPr>
         <w:tabs>
           <w:tab w:val="left" w:leader="none" w:pos="180"/>
@@ -7951,7 +8170,7 @@
       <w:pPr>
         <w:numPr>
           <w:ilvl w:val="0"/>
-          <w:numId w:val="42"/>
+          <w:numId w:val="44"/>
         </w:numPr>
         <w:tabs>
           <w:tab w:val="left" w:leader="none" w:pos="180"/>
@@ -7995,7 +8214,7 @@
       <w:pPr>
         <w:numPr>
           <w:ilvl w:val="0"/>
-          <w:numId w:val="16"/>
+          <w:numId w:val="17"/>
         </w:numPr>
         <w:tabs>
           <w:tab w:val="left" w:leader="none" w:pos="180"/>
@@ -8017,7 +8236,7 @@
       <w:pPr>
         <w:numPr>
           <w:ilvl w:val="0"/>
-          <w:numId w:val="16"/>
+          <w:numId w:val="17"/>
         </w:numPr>
         <w:tabs>
           <w:tab w:val="left" w:leader="none" w:pos="180"/>
@@ -8039,7 +8258,7 @@
       <w:pPr>
         <w:numPr>
           <w:ilvl w:val="0"/>
-          <w:numId w:val="16"/>
+          <w:numId w:val="17"/>
         </w:numPr>
         <w:tabs>
           <w:tab w:val="left" w:leader="none" w:pos="180"/>
@@ -8061,7 +8280,7 @@
       <w:pPr>
         <w:numPr>
           <w:ilvl w:val="0"/>
-          <w:numId w:val="16"/>
+          <w:numId w:val="17"/>
         </w:numPr>
         <w:tabs>
           <w:tab w:val="left" w:leader="none" w:pos="180"/>
@@ -8083,7 +8302,7 @@
       <w:pPr>
         <w:numPr>
           <w:ilvl w:val="0"/>
-          <w:numId w:val="16"/>
+          <w:numId w:val="17"/>
         </w:numPr>
         <w:tabs>
           <w:tab w:val="left" w:leader="none" w:pos="180"/>
@@ -8105,7 +8324,7 @@
       <w:pPr>
         <w:numPr>
           <w:ilvl w:val="0"/>
-          <w:numId w:val="16"/>
+          <w:numId w:val="17"/>
         </w:numPr>
         <w:tabs>
           <w:tab w:val="left" w:leader="none" w:pos="180"/>
@@ -8127,7 +8346,7 @@
       <w:pPr>
         <w:numPr>
           <w:ilvl w:val="0"/>
-          <w:numId w:val="16"/>
+          <w:numId w:val="17"/>
         </w:numPr>
         <w:tabs>
           <w:tab w:val="left" w:leader="none" w:pos="180"/>
@@ -8270,7 +8489,7 @@
       <w:pPr>
         <w:numPr>
           <w:ilvl w:val="0"/>
-          <w:numId w:val="37"/>
+          <w:numId w:val="39"/>
         </w:numPr>
         <w:tabs>
           <w:tab w:val="left" w:leader="none" w:pos="180"/>
@@ -8302,7 +8521,7 @@
       <w:pPr>
         <w:numPr>
           <w:ilvl w:val="1"/>
-          <w:numId w:val="37"/>
+          <w:numId w:val="39"/>
         </w:numPr>
         <w:tabs>
           <w:tab w:val="left" w:leader="none" w:pos="180"/>
@@ -8334,7 +8553,7 @@
       <w:pPr>
         <w:numPr>
           <w:ilvl w:val="1"/>
-          <w:numId w:val="37"/>
+          <w:numId w:val="39"/>
         </w:numPr>
         <w:tabs>
           <w:tab w:val="left" w:leader="none" w:pos="180"/>
@@ -8366,7 +8585,7 @@
       <w:pPr>
         <w:numPr>
           <w:ilvl w:val="1"/>
-          <w:numId w:val="37"/>
+          <w:numId w:val="39"/>
         </w:numPr>
         <w:tabs>
           <w:tab w:val="left" w:leader="none" w:pos="180"/>
@@ -8398,7 +8617,7 @@
       <w:pPr>
         <w:numPr>
           <w:ilvl w:val="1"/>
-          <w:numId w:val="37"/>
+          <w:numId w:val="39"/>
         </w:numPr>
         <w:tabs>
           <w:tab w:val="left" w:leader="none" w:pos="180"/>
@@ -8430,7 +8649,7 @@
       <w:pPr>
         <w:numPr>
           <w:ilvl w:val="0"/>
-          <w:numId w:val="37"/>
+          <w:numId w:val="39"/>
         </w:numPr>
         <w:tabs>
           <w:tab w:val="left" w:leader="none" w:pos="180"/>
@@ -8462,7 +8681,7 @@
       <w:pPr>
         <w:numPr>
           <w:ilvl w:val="1"/>
-          <w:numId w:val="37"/>
+          <w:numId w:val="39"/>
         </w:numPr>
         <w:tabs>
           <w:tab w:val="left" w:leader="none" w:pos="180"/>
@@ -8494,7 +8713,7 @@
       <w:pPr>
         <w:numPr>
           <w:ilvl w:val="1"/>
-          <w:numId w:val="37"/>
+          <w:numId w:val="39"/>
         </w:numPr>
         <w:tabs>
           <w:tab w:val="left" w:leader="none" w:pos="180"/>
@@ -8526,7 +8745,7 @@
       <w:pPr>
         <w:numPr>
           <w:ilvl w:val="0"/>
-          <w:numId w:val="37"/>
+          <w:numId w:val="39"/>
         </w:numPr>
         <w:tabs>
           <w:tab w:val="left" w:leader="none" w:pos="180"/>
@@ -8558,7 +8777,7 @@
       <w:pPr>
         <w:numPr>
           <w:ilvl w:val="1"/>
-          <w:numId w:val="37"/>
+          <w:numId w:val="39"/>
         </w:numPr>
         <w:tabs>
           <w:tab w:val="left" w:leader="none" w:pos="180"/>
@@ -8590,7 +8809,7 @@
       <w:pPr>
         <w:numPr>
           <w:ilvl w:val="1"/>
-          <w:numId w:val="37"/>
+          <w:numId w:val="39"/>
         </w:numPr>
         <w:tabs>
           <w:tab w:val="left" w:leader="none" w:pos="180"/>
@@ -8673,7 +8892,7 @@
       <w:pPr>
         <w:numPr>
           <w:ilvl w:val="0"/>
-          <w:numId w:val="43"/>
+          <w:numId w:val="45"/>
         </w:numPr>
         <w:tabs>
           <w:tab w:val="left" w:leader="none" w:pos="180"/>
@@ -8705,7 +8924,7 @@
       <w:pPr>
         <w:numPr>
           <w:ilvl w:val="0"/>
-          <w:numId w:val="43"/>
+          <w:numId w:val="45"/>
         </w:numPr>
         <w:tabs>
           <w:tab w:val="left" w:leader="none" w:pos="180"/>
@@ -8737,7 +8956,7 @@
       <w:pPr>
         <w:numPr>
           <w:ilvl w:val="0"/>
-          <w:numId w:val="43"/>
+          <w:numId w:val="45"/>
         </w:numPr>
         <w:tabs>
           <w:tab w:val="left" w:leader="none" w:pos="180"/>
@@ -8769,7 +8988,7 @@
       <w:pPr>
         <w:numPr>
           <w:ilvl w:val="0"/>
-          <w:numId w:val="43"/>
+          <w:numId w:val="45"/>
         </w:numPr>
         <w:tabs>
           <w:tab w:val="left" w:leader="none" w:pos="180"/>
@@ -8852,7 +9071,7 @@
       <w:pPr>
         <w:numPr>
           <w:ilvl w:val="0"/>
-          <w:numId w:val="25"/>
+          <w:numId w:val="27"/>
         </w:numPr>
         <w:tabs>
           <w:tab w:val="left" w:leader="none" w:pos="180"/>
@@ -8884,7 +9103,7 @@
       <w:pPr>
         <w:numPr>
           <w:ilvl w:val="0"/>
-          <w:numId w:val="25"/>
+          <w:numId w:val="27"/>
         </w:numPr>
         <w:tabs>
           <w:tab w:val="left" w:leader="none" w:pos="180"/>
@@ -8916,7 +9135,7 @@
       <w:pPr>
         <w:numPr>
           <w:ilvl w:val="0"/>
-          <w:numId w:val="25"/>
+          <w:numId w:val="27"/>
         </w:numPr>
         <w:tabs>
           <w:tab w:val="left" w:leader="none" w:pos="180"/>
@@ -8948,7 +9167,7 @@
       <w:pPr>
         <w:numPr>
           <w:ilvl w:val="1"/>
-          <w:numId w:val="25"/>
+          <w:numId w:val="27"/>
         </w:numPr>
         <w:tabs>
           <w:tab w:val="left" w:leader="none" w:pos="180"/>
@@ -8976,7 +9195,7 @@
       <w:pPr>
         <w:numPr>
           <w:ilvl w:val="0"/>
-          <w:numId w:val="25"/>
+          <w:numId w:val="27"/>
         </w:numPr>
         <w:tabs>
           <w:tab w:val="left" w:leader="none" w:pos="180"/>
@@ -9008,7 +9227,7 @@
       <w:pPr>
         <w:numPr>
           <w:ilvl w:val="0"/>
-          <w:numId w:val="25"/>
+          <w:numId w:val="27"/>
         </w:numPr>
         <w:tabs>
           <w:tab w:val="left" w:leader="none" w:pos="180"/>
@@ -9360,7 +9579,7 @@
       <w:pPr>
         <w:numPr>
           <w:ilvl w:val="0"/>
-          <w:numId w:val="23"/>
+          <w:numId w:val="25"/>
         </w:numPr>
         <w:tabs>
           <w:tab w:val="left" w:leader="none" w:pos="180"/>
@@ -9392,7 +9611,7 @@
       <w:pPr>
         <w:numPr>
           <w:ilvl w:val="0"/>
-          <w:numId w:val="23"/>
+          <w:numId w:val="25"/>
         </w:numPr>
         <w:tabs>
           <w:tab w:val="left" w:leader="none" w:pos="180"/>
@@ -9424,7 +9643,7 @@
       <w:pPr>
         <w:numPr>
           <w:ilvl w:val="0"/>
-          <w:numId w:val="23"/>
+          <w:numId w:val="25"/>
         </w:numPr>
         <w:tabs>
           <w:tab w:val="left" w:leader="none" w:pos="180"/>
@@ -9497,7 +9716,7 @@
       <w:pPr>
         <w:numPr>
           <w:ilvl w:val="0"/>
-          <w:numId w:val="30"/>
+          <w:numId w:val="32"/>
         </w:numPr>
         <w:tabs>
           <w:tab w:val="left" w:leader="none" w:pos="180"/>
@@ -9529,7 +9748,7 @@
       <w:pPr>
         <w:numPr>
           <w:ilvl w:val="0"/>
-          <w:numId w:val="30"/>
+          <w:numId w:val="32"/>
         </w:numPr>
         <w:tabs>
           <w:tab w:val="left" w:leader="none" w:pos="180"/>
@@ -9561,7 +9780,7 @@
       <w:pPr>
         <w:numPr>
           <w:ilvl w:val="0"/>
-          <w:numId w:val="30"/>
+          <w:numId w:val="32"/>
         </w:numPr>
         <w:tabs>
           <w:tab w:val="left" w:leader="none" w:pos="180"/>
@@ -9634,7 +9853,7 @@
       <w:pPr>
         <w:numPr>
           <w:ilvl w:val="0"/>
-          <w:numId w:val="44"/>
+          <w:numId w:val="46"/>
         </w:numPr>
         <w:tabs>
           <w:tab w:val="left" w:leader="none" w:pos="180"/>
@@ -9666,7 +9885,7 @@
       <w:pPr>
         <w:numPr>
           <w:ilvl w:val="0"/>
-          <w:numId w:val="44"/>
+          <w:numId w:val="46"/>
         </w:numPr>
         <w:tabs>
           <w:tab w:val="left" w:leader="none" w:pos="180"/>
@@ -9861,7 +10080,7 @@
       <w:pPr>
         <w:numPr>
           <w:ilvl w:val="0"/>
-          <w:numId w:val="23"/>
+          <w:numId w:val="25"/>
         </w:numPr>
         <w:tabs>
           <w:tab w:val="left" w:leader="none" w:pos="180"/>
@@ -9889,7 +10108,7 @@
       <w:pPr>
         <w:numPr>
           <w:ilvl w:val="0"/>
-          <w:numId w:val="23"/>
+          <w:numId w:val="25"/>
         </w:numPr>
         <w:tabs>
           <w:tab w:val="left" w:leader="none" w:pos="180"/>
@@ -9917,7 +10136,7 @@
       <w:pPr>
         <w:numPr>
           <w:ilvl w:val="0"/>
-          <w:numId w:val="23"/>
+          <w:numId w:val="25"/>
         </w:numPr>
         <w:tabs>
           <w:tab w:val="left" w:leader="none" w:pos="180"/>
@@ -9945,7 +10164,7 @@
       <w:pPr>
         <w:numPr>
           <w:ilvl w:val="0"/>
-          <w:numId w:val="23"/>
+          <w:numId w:val="25"/>
         </w:numPr>
         <w:tabs>
           <w:tab w:val="left" w:leader="none" w:pos="180"/>
@@ -10019,7 +10238,7 @@
       <w:pPr>
         <w:numPr>
           <w:ilvl w:val="0"/>
-          <w:numId w:val="30"/>
+          <w:numId w:val="32"/>
         </w:numPr>
         <w:tabs>
           <w:tab w:val="left" w:leader="none" w:pos="180"/>
@@ -10047,7 +10266,7 @@
       <w:pPr>
         <w:numPr>
           <w:ilvl w:val="0"/>
-          <w:numId w:val="30"/>
+          <w:numId w:val="32"/>
         </w:numPr>
         <w:tabs>
           <w:tab w:val="left" w:leader="none" w:pos="180"/>
@@ -10075,7 +10294,7 @@
       <w:pPr>
         <w:numPr>
           <w:ilvl w:val="0"/>
-          <w:numId w:val="30"/>
+          <w:numId w:val="32"/>
         </w:numPr>
         <w:tabs>
           <w:tab w:val="left" w:leader="none" w:pos="180"/>
@@ -10144,7 +10363,7 @@
       <w:pPr>
         <w:numPr>
           <w:ilvl w:val="0"/>
-          <w:numId w:val="44"/>
+          <w:numId w:val="46"/>
         </w:numPr>
         <w:tabs>
           <w:tab w:val="left" w:leader="none" w:pos="180"/>
@@ -10172,7 +10391,7 @@
       <w:pPr>
         <w:numPr>
           <w:ilvl w:val="0"/>
-          <w:numId w:val="44"/>
+          <w:numId w:val="46"/>
         </w:numPr>
         <w:tabs>
           <w:tab w:val="left" w:leader="none" w:pos="180"/>
@@ -10200,7 +10419,7 @@
       <w:pPr>
         <w:numPr>
           <w:ilvl w:val="0"/>
-          <w:numId w:val="44"/>
+          <w:numId w:val="46"/>
         </w:numPr>
         <w:tabs>
           <w:tab w:val="left" w:leader="none" w:pos="180"/>
@@ -10272,7 +10491,7 @@
       <w:pPr>
         <w:numPr>
           <w:ilvl w:val="0"/>
-          <w:numId w:val="18"/>
+          <w:numId w:val="19"/>
         </w:numPr>
         <w:tabs>
           <w:tab w:val="left" w:leader="none" w:pos="180"/>
@@ -10293,7 +10512,7 @@
       <w:pPr>
         <w:numPr>
           <w:ilvl w:val="0"/>
-          <w:numId w:val="18"/>
+          <w:numId w:val="19"/>
         </w:numPr>
         <w:tabs>
           <w:tab w:val="left" w:leader="none" w:pos="180"/>
@@ -10417,7 +10636,7 @@
       <w:pPr>
         <w:numPr>
           <w:ilvl w:val="0"/>
-          <w:numId w:val="23"/>
+          <w:numId w:val="25"/>
         </w:numPr>
         <w:tabs>
           <w:tab w:val="left" w:leader="none" w:pos="180"/>
@@ -10445,7 +10664,7 @@
       <w:pPr>
         <w:numPr>
           <w:ilvl w:val="0"/>
-          <w:numId w:val="23"/>
+          <w:numId w:val="25"/>
         </w:numPr>
         <w:tabs>
           <w:tab w:val="left" w:leader="none" w:pos="180"/>
@@ -10473,7 +10692,7 @@
       <w:pPr>
         <w:numPr>
           <w:ilvl w:val="0"/>
-          <w:numId w:val="23"/>
+          <w:numId w:val="25"/>
         </w:numPr>
         <w:tabs>
           <w:tab w:val="left" w:leader="none" w:pos="180"/>
@@ -10546,7 +10765,7 @@
       <w:pPr>
         <w:numPr>
           <w:ilvl w:val="0"/>
-          <w:numId w:val="30"/>
+          <w:numId w:val="32"/>
         </w:numPr>
         <w:tabs>
           <w:tab w:val="left" w:leader="none" w:pos="180"/>
@@ -10574,7 +10793,7 @@
       <w:pPr>
         <w:numPr>
           <w:ilvl w:val="0"/>
-          <w:numId w:val="30"/>
+          <w:numId w:val="32"/>
         </w:numPr>
         <w:tabs>
           <w:tab w:val="left" w:leader="none" w:pos="180"/>
@@ -10602,7 +10821,7 @@
       <w:pPr>
         <w:numPr>
           <w:ilvl w:val="0"/>
-          <w:numId w:val="30"/>
+          <w:numId w:val="32"/>
         </w:numPr>
         <w:tabs>
           <w:tab w:val="left" w:leader="none" w:pos="180"/>
@@ -10630,7 +10849,7 @@
       <w:pPr>
         <w:numPr>
           <w:ilvl w:val="0"/>
-          <w:numId w:val="30"/>
+          <w:numId w:val="32"/>
         </w:numPr>
         <w:tabs>
           <w:tab w:val="left" w:leader="none" w:pos="180"/>
@@ -10661,7 +10880,7 @@
       <w:pPr>
         <w:numPr>
           <w:ilvl w:val="0"/>
-          <w:numId w:val="30"/>
+          <w:numId w:val="32"/>
         </w:numPr>
         <w:tabs>
           <w:tab w:val="left" w:leader="none" w:pos="180"/>
@@ -10734,7 +10953,7 @@
       <w:pPr>
         <w:numPr>
           <w:ilvl w:val="0"/>
-          <w:numId w:val="44"/>
+          <w:numId w:val="46"/>
         </w:numPr>
         <w:tabs>
           <w:tab w:val="left" w:leader="none" w:pos="180"/>
@@ -10762,7 +10981,7 @@
       <w:pPr>
         <w:numPr>
           <w:ilvl w:val="0"/>
-          <w:numId w:val="44"/>
+          <w:numId w:val="46"/>
         </w:numPr>
         <w:tabs>
           <w:tab w:val="left" w:leader="none" w:pos="180"/>
@@ -10790,7 +11009,7 @@
       <w:pPr>
         <w:numPr>
           <w:ilvl w:val="0"/>
-          <w:numId w:val="44"/>
+          <w:numId w:val="46"/>
         </w:numPr>
         <w:tabs>
           <w:tab w:val="left" w:leader="none" w:pos="180"/>
@@ -10821,7 +11040,7 @@
       <w:pPr>
         <w:numPr>
           <w:ilvl w:val="0"/>
-          <w:numId w:val="44"/>
+          <w:numId w:val="46"/>
         </w:numPr>
         <w:tabs>
           <w:tab w:val="left" w:leader="none" w:pos="180"/>
@@ -10890,7 +11109,7 @@
       <w:pPr>
         <w:numPr>
           <w:ilvl w:val="0"/>
-          <w:numId w:val="18"/>
+          <w:numId w:val="19"/>
         </w:numPr>
         <w:tabs>
           <w:tab w:val="left" w:leader="none" w:pos="180"/>
@@ -10911,7 +11130,7 @@
       <w:pPr>
         <w:numPr>
           <w:ilvl w:val="0"/>
-          <w:numId w:val="18"/>
+          <w:numId w:val="19"/>
         </w:numPr>
         <w:tabs>
           <w:tab w:val="left" w:leader="none" w:pos="180"/>
@@ -11045,7 +11264,7 @@
       <w:pPr>
         <w:numPr>
           <w:ilvl w:val="0"/>
-          <w:numId w:val="29"/>
+          <w:numId w:val="31"/>
         </w:numPr>
         <w:tabs>
           <w:tab w:val="left" w:leader="none" w:pos="180"/>
@@ -11090,7 +11309,7 @@
       <w:pPr>
         <w:numPr>
           <w:ilvl w:val="0"/>
-          <w:numId w:val="32"/>
+          <w:numId w:val="34"/>
         </w:numPr>
         <w:tabs>
           <w:tab w:val="left" w:leader="none" w:pos="180"/>
@@ -11133,7 +11352,7 @@
       <w:pPr>
         <w:numPr>
           <w:ilvl w:val="0"/>
-          <w:numId w:val="38"/>
+          <w:numId w:val="40"/>
         </w:numPr>
         <w:tabs>
           <w:tab w:val="left" w:leader="none" w:pos="180"/>
@@ -11154,7 +11373,7 @@
       <w:pPr>
         <w:numPr>
           <w:ilvl w:val="0"/>
-          <w:numId w:val="38"/>
+          <w:numId w:val="40"/>
         </w:numPr>
         <w:tabs>
           <w:tab w:val="left" w:leader="none" w:pos="180"/>
@@ -11175,7 +11394,7 @@
       <w:pPr>
         <w:numPr>
           <w:ilvl w:val="0"/>
-          <w:numId w:val="38"/>
+          <w:numId w:val="40"/>
         </w:numPr>
         <w:tabs>
           <w:tab w:val="left" w:leader="none" w:pos="180"/>
@@ -11196,7 +11415,7 @@
       <w:pPr>
         <w:numPr>
           <w:ilvl w:val="0"/>
-          <w:numId w:val="38"/>
+          <w:numId w:val="40"/>
         </w:numPr>
         <w:tabs>
           <w:tab w:val="left" w:leader="none" w:pos="180"/>
@@ -11217,7 +11436,7 @@
       <w:pPr>
         <w:numPr>
           <w:ilvl w:val="0"/>
-          <w:numId w:val="38"/>
+          <w:numId w:val="40"/>
         </w:numPr>
         <w:tabs>
           <w:tab w:val="left" w:leader="none" w:pos="180"/>
@@ -11238,7 +11457,7 @@
       <w:pPr>
         <w:numPr>
           <w:ilvl w:val="0"/>
-          <w:numId w:val="38"/>
+          <w:numId w:val="40"/>
         </w:numPr>
         <w:tabs>
           <w:tab w:val="left" w:leader="none" w:pos="180"/>
@@ -11324,7 +11543,7 @@
       <w:pPr>
         <w:numPr>
           <w:ilvl w:val="0"/>
-          <w:numId w:val="20"/>
+          <w:numId w:val="22"/>
         </w:numPr>
         <w:tabs>
           <w:tab w:val="left" w:leader="none" w:pos="180"/>
@@ -11345,7 +11564,7 @@
       <w:pPr>
         <w:numPr>
           <w:ilvl w:val="0"/>
-          <w:numId w:val="20"/>
+          <w:numId w:val="22"/>
         </w:numPr>
         <w:tabs>
           <w:tab w:val="left" w:leader="none" w:pos="180"/>
@@ -11388,7 +11607,7 @@
       <w:pPr>
         <w:numPr>
           <w:ilvl w:val="0"/>
-          <w:numId w:val="31"/>
+          <w:numId w:val="33"/>
         </w:numPr>
         <w:tabs>
           <w:tab w:val="left" w:leader="none" w:pos="180"/>
@@ -11409,7 +11628,7 @@
       <w:pPr>
         <w:numPr>
           <w:ilvl w:val="0"/>
-          <w:numId w:val="31"/>
+          <w:numId w:val="33"/>
         </w:numPr>
         <w:tabs>
           <w:tab w:val="left" w:leader="none" w:pos="180"/>
@@ -11452,7 +11671,7 @@
       <w:pPr>
         <w:numPr>
           <w:ilvl w:val="0"/>
-          <w:numId w:val="26"/>
+          <w:numId w:val="28"/>
         </w:numPr>
         <w:tabs>
           <w:tab w:val="left" w:leader="none" w:pos="180"/>
@@ -11473,7 +11692,7 @@
       <w:pPr>
         <w:numPr>
           <w:ilvl w:val="0"/>
-          <w:numId w:val="26"/>
+          <w:numId w:val="28"/>
         </w:numPr>
         <w:tabs>
           <w:tab w:val="left" w:leader="none" w:pos="180"/>
@@ -11494,7 +11713,7 @@
       <w:pPr>
         <w:numPr>
           <w:ilvl w:val="0"/>
-          <w:numId w:val="26"/>
+          <w:numId w:val="28"/>
         </w:numPr>
         <w:tabs>
           <w:tab w:val="left" w:leader="none" w:pos="180"/>
@@ -11577,7 +11796,7 @@
       <w:pPr>
         <w:numPr>
           <w:ilvl w:val="0"/>
-          <w:numId w:val="29"/>
+          <w:numId w:val="31"/>
         </w:numPr>
         <w:tabs>
           <w:tab w:val="left" w:leader="none" w:pos="180"/>
@@ -11622,7 +11841,7 @@
       <w:pPr>
         <w:numPr>
           <w:ilvl w:val="0"/>
-          <w:numId w:val="32"/>
+          <w:numId w:val="34"/>
         </w:numPr>
         <w:tabs>
           <w:tab w:val="left" w:leader="none" w:pos="180"/>
@@ -11665,7 +11884,7 @@
       <w:pPr>
         <w:numPr>
           <w:ilvl w:val="0"/>
-          <w:numId w:val="21"/>
+          <w:numId w:val="23"/>
         </w:numPr>
         <w:tabs>
           <w:tab w:val="left" w:leader="none" w:pos="180"/>
@@ -11686,7 +11905,7 @@
       <w:pPr>
         <w:numPr>
           <w:ilvl w:val="0"/>
-          <w:numId w:val="21"/>
+          <w:numId w:val="23"/>
         </w:numPr>
         <w:tabs>
           <w:tab w:val="left" w:leader="none" w:pos="180"/>
@@ -11707,7 +11926,7 @@
       <w:pPr>
         <w:numPr>
           <w:ilvl w:val="0"/>
-          <w:numId w:val="21"/>
+          <w:numId w:val="23"/>
         </w:numPr>
         <w:tabs>
           <w:tab w:val="left" w:leader="none" w:pos="180"/>
@@ -11728,7 +11947,7 @@
       <w:pPr>
         <w:numPr>
           <w:ilvl w:val="0"/>
-          <w:numId w:val="21"/>
+          <w:numId w:val="23"/>
         </w:numPr>
         <w:tabs>
           <w:tab w:val="left" w:leader="none" w:pos="180"/>
@@ -11749,7 +11968,7 @@
       <w:pPr>
         <w:numPr>
           <w:ilvl w:val="0"/>
-          <w:numId w:val="21"/>
+          <w:numId w:val="23"/>
         </w:numPr>
         <w:tabs>
           <w:tab w:val="left" w:leader="none" w:pos="180"/>
@@ -11845,7 +12064,7 @@
       <w:pPr>
         <w:numPr>
           <w:ilvl w:val="0"/>
-          <w:numId w:val="20"/>
+          <w:numId w:val="22"/>
         </w:numPr>
         <w:tabs>
           <w:tab w:val="left" w:leader="none" w:pos="180"/>
@@ -11866,7 +12085,7 @@
       <w:pPr>
         <w:numPr>
           <w:ilvl w:val="0"/>
-          <w:numId w:val="20"/>
+          <w:numId w:val="22"/>
         </w:numPr>
         <w:tabs>
           <w:tab w:val="left" w:leader="none" w:pos="180"/>
@@ -11914,7 +12133,7 @@
       <w:pPr>
         <w:numPr>
           <w:ilvl w:val="0"/>
-          <w:numId w:val="31"/>
+          <w:numId w:val="33"/>
         </w:numPr>
         <w:tabs>
           <w:tab w:val="left" w:leader="none" w:pos="180"/>
@@ -11935,7 +12154,7 @@
       <w:pPr>
         <w:numPr>
           <w:ilvl w:val="0"/>
-          <w:numId w:val="31"/>
+          <w:numId w:val="33"/>
         </w:numPr>
         <w:tabs>
           <w:tab w:val="left" w:leader="none" w:pos="180"/>
@@ -12068,7 +12287,7 @@
       <w:pPr>
         <w:numPr>
           <w:ilvl w:val="0"/>
-          <w:numId w:val="40"/>
+          <w:numId w:val="42"/>
         </w:numPr>
         <w:tabs>
           <w:tab w:val="left" w:leader="none" w:pos="180"/>
@@ -12089,7 +12308,7 @@
       <w:pPr>
         <w:numPr>
           <w:ilvl w:val="0"/>
-          <w:numId w:val="40"/>
+          <w:numId w:val="42"/>
         </w:numPr>
         <w:tabs>
           <w:tab w:val="left" w:leader="none" w:pos="180"/>
@@ -12110,7 +12329,7 @@
       <w:pPr>
         <w:numPr>
           <w:ilvl w:val="0"/>
-          <w:numId w:val="40"/>
+          <w:numId w:val="42"/>
         </w:numPr>
         <w:tabs>
           <w:tab w:val="left" w:leader="none" w:pos="180"/>
@@ -12131,7 +12350,7 @@
       <w:pPr>
         <w:numPr>
           <w:ilvl w:val="0"/>
-          <w:numId w:val="40"/>
+          <w:numId w:val="42"/>
         </w:numPr>
         <w:tabs>
           <w:tab w:val="left" w:leader="none" w:pos="180"/>
@@ -12174,7 +12393,7 @@
       <w:pPr>
         <w:numPr>
           <w:ilvl w:val="0"/>
-          <w:numId w:val="26"/>
+          <w:numId w:val="28"/>
         </w:numPr>
         <w:tabs>
           <w:tab w:val="left" w:leader="none" w:pos="180"/>
@@ -12195,7 +12414,7 @@
       <w:pPr>
         <w:numPr>
           <w:ilvl w:val="0"/>
-          <w:numId w:val="26"/>
+          <w:numId w:val="28"/>
         </w:numPr>
         <w:tabs>
           <w:tab w:val="left" w:leader="none" w:pos="180"/>
@@ -12216,7 +12435,7 @@
       <w:pPr>
         <w:numPr>
           <w:ilvl w:val="0"/>
-          <w:numId w:val="26"/>
+          <w:numId w:val="28"/>
         </w:numPr>
         <w:tabs>
           <w:tab w:val="left" w:leader="none" w:pos="180"/>
@@ -12299,7 +12518,7 @@
       <w:pPr>
         <w:numPr>
           <w:ilvl w:val="0"/>
-          <w:numId w:val="29"/>
+          <w:numId w:val="31"/>
         </w:numPr>
         <w:tabs>
           <w:tab w:val="left" w:leader="none" w:pos="180"/>
@@ -12344,7 +12563,7 @@
       <w:pPr>
         <w:numPr>
           <w:ilvl w:val="0"/>
-          <w:numId w:val="32"/>
+          <w:numId w:val="34"/>
         </w:numPr>
         <w:tabs>
           <w:tab w:val="left" w:leader="none" w:pos="180"/>
@@ -12387,7 +12606,7 @@
       <w:pPr>
         <w:numPr>
           <w:ilvl w:val="0"/>
-          <w:numId w:val="51"/>
+          <w:numId w:val="53"/>
         </w:numPr>
         <w:tabs>
           <w:tab w:val="left" w:leader="none" w:pos="180"/>
@@ -12408,7 +12627,7 @@
       <w:pPr>
         <w:numPr>
           <w:ilvl w:val="0"/>
-          <w:numId w:val="51"/>
+          <w:numId w:val="53"/>
         </w:numPr>
         <w:tabs>
           <w:tab w:val="left" w:leader="none" w:pos="180"/>
@@ -12429,7 +12648,7 @@
       <w:pPr>
         <w:numPr>
           <w:ilvl w:val="0"/>
-          <w:numId w:val="51"/>
+          <w:numId w:val="53"/>
         </w:numPr>
         <w:tabs>
           <w:tab w:val="left" w:leader="none" w:pos="180"/>
@@ -12450,7 +12669,7 @@
       <w:pPr>
         <w:numPr>
           <w:ilvl w:val="0"/>
-          <w:numId w:val="51"/>
+          <w:numId w:val="53"/>
         </w:numPr>
         <w:tabs>
           <w:tab w:val="left" w:leader="none" w:pos="180"/>
@@ -12471,7 +12690,7 @@
       <w:pPr>
         <w:numPr>
           <w:ilvl w:val="0"/>
-          <w:numId w:val="51"/>
+          <w:numId w:val="53"/>
         </w:numPr>
         <w:tabs>
           <w:tab w:val="left" w:leader="none" w:pos="180"/>
@@ -12492,7 +12711,7 @@
       <w:pPr>
         <w:numPr>
           <w:ilvl w:val="0"/>
-          <w:numId w:val="51"/>
+          <w:numId w:val="53"/>
         </w:numPr>
         <w:tabs>
           <w:tab w:val="left" w:leader="none" w:pos="180"/>
@@ -12578,7 +12797,7 @@
       <w:pPr>
         <w:numPr>
           <w:ilvl w:val="0"/>
-          <w:numId w:val="20"/>
+          <w:numId w:val="22"/>
         </w:numPr>
         <w:tabs>
           <w:tab w:val="left" w:leader="none" w:pos="180"/>
@@ -12599,7 +12818,7 @@
       <w:pPr>
         <w:numPr>
           <w:ilvl w:val="0"/>
-          <w:numId w:val="20"/>
+          <w:numId w:val="22"/>
         </w:numPr>
         <w:tabs>
           <w:tab w:val="left" w:leader="none" w:pos="180"/>
@@ -12642,7 +12861,7 @@
       <w:pPr>
         <w:numPr>
           <w:ilvl w:val="0"/>
-          <w:numId w:val="31"/>
+          <w:numId w:val="33"/>
         </w:numPr>
         <w:tabs>
           <w:tab w:val="left" w:leader="none" w:pos="180"/>
@@ -12663,7 +12882,7 @@
       <w:pPr>
         <w:numPr>
           <w:ilvl w:val="0"/>
-          <w:numId w:val="31"/>
+          <w:numId w:val="33"/>
         </w:numPr>
         <w:tabs>
           <w:tab w:val="left" w:leader="none" w:pos="180"/>
@@ -12770,7 +12989,7 @@
       <w:pPr>
         <w:numPr>
           <w:ilvl w:val="0"/>
-          <w:numId w:val="40"/>
+          <w:numId w:val="42"/>
         </w:numPr>
         <w:tabs>
           <w:tab w:val="left" w:leader="none" w:pos="180"/>
@@ -12791,7 +13010,7 @@
       <w:pPr>
         <w:numPr>
           <w:ilvl w:val="0"/>
-          <w:numId w:val="40"/>
+          <w:numId w:val="42"/>
         </w:numPr>
         <w:tabs>
           <w:tab w:val="left" w:leader="none" w:pos="180"/>
@@ -12812,7 +13031,7 @@
       <w:pPr>
         <w:numPr>
           <w:ilvl w:val="0"/>
-          <w:numId w:val="40"/>
+          <w:numId w:val="42"/>
         </w:numPr>
         <w:tabs>
           <w:tab w:val="left" w:leader="none" w:pos="180"/>
@@ -12855,7 +13074,7 @@
       <w:pPr>
         <w:numPr>
           <w:ilvl w:val="0"/>
-          <w:numId w:val="26"/>
+          <w:numId w:val="28"/>
         </w:numPr>
         <w:tabs>
           <w:tab w:val="left" w:leader="none" w:pos="180"/>
@@ -12876,7 +13095,7 @@
       <w:pPr>
         <w:numPr>
           <w:ilvl w:val="0"/>
-          <w:numId w:val="26"/>
+          <w:numId w:val="28"/>
         </w:numPr>
         <w:tabs>
           <w:tab w:val="left" w:leader="none" w:pos="180"/>
@@ -12897,7 +13116,7 @@
       <w:pPr>
         <w:numPr>
           <w:ilvl w:val="0"/>
-          <w:numId w:val="26"/>
+          <w:numId w:val="28"/>
         </w:numPr>
         <w:tabs>
           <w:tab w:val="left" w:leader="none" w:pos="180"/>
@@ -13024,7 +13243,7 @@
                         <pic:cNvPicPr preferRelativeResize="0"/>
                       </pic:nvPicPr>
                       <pic:blipFill>
-                        <a:blip r:embed="rId23"/>
+                        <a:blip r:embed="rId24"/>
                         <a:srcRect/>
                         <a:stretch>
                           <a:fillRect/>
@@ -13052,16 +13271,16 @@
           <wp:inline distB="114300" distT="114300" distL="114300" distR="114300">
             <wp:extent cx="5786438" cy="5554609"/>
             <wp:effectExtent b="0" l="0" r="0" t="0"/>
-            <wp:docPr id="8" name="image1.png"/>
+            <wp:docPr id="8" name="image2.png"/>
             <a:graphic>
               <a:graphicData uri="http://schemas.openxmlformats.org/drawingml/2006/picture">
                 <pic:pic>
                   <pic:nvPicPr>
-                    <pic:cNvPr id="0" name="image1.png"/>
+                    <pic:cNvPr id="0" name="image2.png"/>
                     <pic:cNvPicPr preferRelativeResize="0"/>
                   </pic:nvPicPr>
                   <pic:blipFill>
-                    <a:blip r:embed="rId24"/>
+                    <a:blip r:embed="rId25"/>
                     <a:srcRect b="0" l="0" r="0" t="0"/>
                     <a:stretch>
                       <a:fillRect/>
@@ -13237,16 +13456,16 @@
                 <wp:extent cx="819150" cy="390525"/>
                 <wp:effectExtent b="0" l="0" r="0" t="0"/>
                 <wp:wrapNone/>
-                <wp:docPr id="2" name="image5.png"/>
+                <wp:docPr id="2" name="image4.png"/>
                 <a:graphic>
                   <a:graphicData uri="http://schemas.openxmlformats.org/drawingml/2006/picture">
                     <pic:pic>
                       <pic:nvPicPr>
-                        <pic:cNvPr id="0" name="image5.png"/>
+                        <pic:cNvPr id="0" name="image4.png"/>
                         <pic:cNvPicPr preferRelativeResize="0"/>
                       </pic:nvPicPr>
                       <pic:blipFill>
-                        <a:blip r:embed="rId23"/>
+                        <a:blip r:embed="rId24"/>
                         <a:srcRect/>
                         <a:stretch>
                           <a:fillRect/>
@@ -13283,7 +13502,7 @@
                     <pic:cNvPicPr preferRelativeResize="0"/>
                   </pic:nvPicPr>
                   <pic:blipFill>
-                    <a:blip r:embed="rId25"/>
+                    <a:blip r:embed="rId26"/>
                     <a:srcRect b="0" l="0" r="0" t="0"/>
                     <a:stretch>
                       <a:fillRect/>
@@ -13407,7 +13626,7 @@
       <w:pPr>
         <w:numPr>
           <w:ilvl w:val="0"/>
-          <w:numId w:val="34"/>
+          <w:numId w:val="36"/>
         </w:numPr>
         <w:tabs>
           <w:tab w:val="left" w:leader="none" w:pos="180"/>
@@ -13427,7 +13646,7 @@
       <w:pPr>
         <w:numPr>
           <w:ilvl w:val="0"/>
-          <w:numId w:val="34"/>
+          <w:numId w:val="36"/>
         </w:numPr>
         <w:tabs>
           <w:tab w:val="left" w:leader="none" w:pos="180"/>
@@ -13447,7 +13666,7 @@
       <w:pPr>
         <w:numPr>
           <w:ilvl w:val="0"/>
-          <w:numId w:val="34"/>
+          <w:numId w:val="36"/>
         </w:numPr>
         <w:tabs>
           <w:tab w:val="left" w:leader="none" w:pos="180"/>
@@ -13467,7 +13686,7 @@
       <w:pPr>
         <w:numPr>
           <w:ilvl w:val="0"/>
-          <w:numId w:val="34"/>
+          <w:numId w:val="36"/>
         </w:numPr>
         <w:tabs>
           <w:tab w:val="left" w:leader="none" w:pos="180"/>
@@ -13487,7 +13706,7 @@
       <w:pPr>
         <w:numPr>
           <w:ilvl w:val="0"/>
-          <w:numId w:val="34"/>
+          <w:numId w:val="36"/>
         </w:numPr>
         <w:tabs>
           <w:tab w:val="left" w:leader="none" w:pos="180"/>
@@ -13507,7 +13726,7 @@
       <w:pPr>
         <w:numPr>
           <w:ilvl w:val="0"/>
-          <w:numId w:val="34"/>
+          <w:numId w:val="36"/>
         </w:numPr>
         <w:tabs>
           <w:tab w:val="left" w:leader="none" w:pos="180"/>
@@ -13527,7 +13746,7 @@
       <w:pPr>
         <w:numPr>
           <w:ilvl w:val="0"/>
-          <w:numId w:val="34"/>
+          <w:numId w:val="36"/>
         </w:numPr>
         <w:tabs>
           <w:tab w:val="left" w:leader="none" w:pos="180"/>
@@ -13547,7 +13766,7 @@
       <w:pPr>
         <w:numPr>
           <w:ilvl w:val="0"/>
-          <w:numId w:val="34"/>
+          <w:numId w:val="36"/>
         </w:numPr>
         <w:tabs>
           <w:tab w:val="left" w:leader="none" w:pos="180"/>
@@ -14264,7 +14483,7 @@
       <w:pPr>
         <w:numPr>
           <w:ilvl w:val="0"/>
-          <w:numId w:val="33"/>
+          <w:numId w:val="35"/>
         </w:numPr>
         <w:tabs>
           <w:tab w:val="left" w:leader="none" w:pos="180"/>
@@ -14287,7 +14506,7 @@
       <w:pPr>
         <w:numPr>
           <w:ilvl w:val="0"/>
-          <w:numId w:val="33"/>
+          <w:numId w:val="35"/>
         </w:numPr>
         <w:tabs>
           <w:tab w:val="left" w:leader="none" w:pos="180"/>
@@ -14310,7 +14529,7 @@
       <w:pPr>
         <w:numPr>
           <w:ilvl w:val="0"/>
-          <w:numId w:val="33"/>
+          <w:numId w:val="35"/>
         </w:numPr>
         <w:tabs>
           <w:tab w:val="left" w:leader="none" w:pos="180"/>
@@ -14333,7 +14552,7 @@
       <w:pPr>
         <w:numPr>
           <w:ilvl w:val="0"/>
-          <w:numId w:val="33"/>
+          <w:numId w:val="35"/>
         </w:numPr>
         <w:tabs>
           <w:tab w:val="left" w:leader="none" w:pos="180"/>
@@ -14356,7 +14575,7 @@
       <w:pPr>
         <w:numPr>
           <w:ilvl w:val="0"/>
-          <w:numId w:val="33"/>
+          <w:numId w:val="35"/>
         </w:numPr>
         <w:tabs>
           <w:tab w:val="left" w:leader="none" w:pos="180"/>
@@ -14406,7 +14625,7 @@
       <w:pPr>
         <w:numPr>
           <w:ilvl w:val="0"/>
-          <w:numId w:val="46"/>
+          <w:numId w:val="48"/>
         </w:numPr>
         <w:tabs>
           <w:tab w:val="left" w:leader="none" w:pos="180"/>
@@ -14429,7 +14648,7 @@
       <w:pPr>
         <w:numPr>
           <w:ilvl w:val="0"/>
-          <w:numId w:val="46"/>
+          <w:numId w:val="48"/>
         </w:numPr>
         <w:tabs>
           <w:tab w:val="left" w:leader="none" w:pos="180"/>
@@ -14452,7 +14671,7 @@
       <w:pPr>
         <w:numPr>
           <w:ilvl w:val="0"/>
-          <w:numId w:val="46"/>
+          <w:numId w:val="48"/>
         </w:numPr>
         <w:tabs>
           <w:tab w:val="left" w:leader="none" w:pos="180"/>
@@ -14475,7 +14694,7 @@
       <w:pPr>
         <w:numPr>
           <w:ilvl w:val="0"/>
-          <w:numId w:val="46"/>
+          <w:numId w:val="48"/>
         </w:numPr>
         <w:tabs>
           <w:tab w:val="left" w:leader="none" w:pos="180"/>
@@ -14498,7 +14717,7 @@
       <w:pPr>
         <w:numPr>
           <w:ilvl w:val="0"/>
-          <w:numId w:val="46"/>
+          <w:numId w:val="48"/>
         </w:numPr>
         <w:tabs>
           <w:tab w:val="left" w:leader="none" w:pos="180"/>
@@ -14521,7 +14740,7 @@
       <w:pPr>
         <w:numPr>
           <w:ilvl w:val="0"/>
-          <w:numId w:val="46"/>
+          <w:numId w:val="48"/>
         </w:numPr>
         <w:tabs>
           <w:tab w:val="left" w:leader="none" w:pos="180"/>
@@ -14544,7 +14763,7 @@
       <w:pPr>
         <w:numPr>
           <w:ilvl w:val="0"/>
-          <w:numId w:val="46"/>
+          <w:numId w:val="48"/>
         </w:numPr>
         <w:tabs>
           <w:tab w:val="left" w:leader="none" w:pos="180"/>
@@ -14567,7 +14786,7 @@
       <w:pPr>
         <w:numPr>
           <w:ilvl w:val="0"/>
-          <w:numId w:val="46"/>
+          <w:numId w:val="48"/>
         </w:numPr>
         <w:tabs>
           <w:tab w:val="left" w:leader="none" w:pos="180"/>
@@ -14590,7 +14809,7 @@
       <w:pPr>
         <w:numPr>
           <w:ilvl w:val="0"/>
-          <w:numId w:val="46"/>
+          <w:numId w:val="48"/>
         </w:numPr>
         <w:tabs>
           <w:tab w:val="left" w:leader="none" w:pos="180"/>
@@ -14613,7 +14832,7 @@
       <w:pPr>
         <w:numPr>
           <w:ilvl w:val="0"/>
-          <w:numId w:val="46"/>
+          <w:numId w:val="48"/>
         </w:numPr>
         <w:tabs>
           <w:tab w:val="left" w:leader="none" w:pos="180"/>
@@ -14636,7 +14855,7 @@
       <w:pPr>
         <w:numPr>
           <w:ilvl w:val="0"/>
-          <w:numId w:val="46"/>
+          <w:numId w:val="48"/>
         </w:numPr>
         <w:tabs>
           <w:tab w:val="left" w:leader="none" w:pos="180"/>
@@ -14659,7 +14878,7 @@
       <w:pPr>
         <w:numPr>
           <w:ilvl w:val="0"/>
-          <w:numId w:val="46"/>
+          <w:numId w:val="48"/>
         </w:numPr>
         <w:tabs>
           <w:tab w:val="left" w:leader="none" w:pos="180"/>
@@ -14682,7 +14901,7 @@
       <w:pPr>
         <w:numPr>
           <w:ilvl w:val="0"/>
-          <w:numId w:val="46"/>
+          <w:numId w:val="48"/>
         </w:numPr>
         <w:tabs>
           <w:tab w:val="left" w:leader="none" w:pos="180"/>
@@ -15731,7 +15950,7 @@
       <w:pPr>
         <w:numPr>
           <w:ilvl w:val="0"/>
-          <w:numId w:val="39"/>
+          <w:numId w:val="41"/>
         </w:numPr>
         <w:tabs>
           <w:tab w:val="left" w:leader="none" w:pos="180"/>
@@ -15751,7 +15970,7 @@
       <w:pPr>
         <w:numPr>
           <w:ilvl w:val="0"/>
-          <w:numId w:val="39"/>
+          <w:numId w:val="41"/>
         </w:numPr>
         <w:tabs>
           <w:tab w:val="left" w:leader="none" w:pos="180"/>
@@ -15771,7 +15990,7 @@
       <w:pPr>
         <w:numPr>
           <w:ilvl w:val="0"/>
-          <w:numId w:val="39"/>
+          <w:numId w:val="41"/>
         </w:numPr>
         <w:tabs>
           <w:tab w:val="left" w:leader="none" w:pos="180"/>
@@ -15791,7 +16010,7 @@
       <w:pPr>
         <w:numPr>
           <w:ilvl w:val="0"/>
-          <w:numId w:val="39"/>
+          <w:numId w:val="41"/>
         </w:numPr>
         <w:tabs>
           <w:tab w:val="left" w:leader="none" w:pos="180"/>
@@ -15811,7 +16030,7 @@
       <w:pPr>
         <w:numPr>
           <w:ilvl w:val="0"/>
-          <w:numId w:val="39"/>
+          <w:numId w:val="41"/>
         </w:numPr>
         <w:tabs>
           <w:tab w:val="left" w:leader="none" w:pos="180"/>
@@ -15831,7 +16050,7 @@
       <w:pPr>
         <w:numPr>
           <w:ilvl w:val="0"/>
-          <w:numId w:val="39"/>
+          <w:numId w:val="41"/>
         </w:numPr>
         <w:tabs>
           <w:tab w:val="left" w:leader="none" w:pos="180"/>
@@ -15936,7 +16155,7 @@
       <w:pPr>
         <w:numPr>
           <w:ilvl w:val="0"/>
-          <w:numId w:val="17"/>
+          <w:numId w:val="18"/>
         </w:numPr>
         <w:tabs>
           <w:tab w:val="left" w:leader="none" w:pos="180"/>
@@ -15959,7 +16178,7 @@
       <w:pPr>
         <w:numPr>
           <w:ilvl w:val="0"/>
-          <w:numId w:val="17"/>
+          <w:numId w:val="18"/>
         </w:numPr>
         <w:tabs>
           <w:tab w:val="left" w:leader="none" w:pos="180"/>
@@ -15982,7 +16201,7 @@
       <w:pPr>
         <w:numPr>
           <w:ilvl w:val="0"/>
-          <w:numId w:val="17"/>
+          <w:numId w:val="18"/>
         </w:numPr>
         <w:tabs>
           <w:tab w:val="left" w:leader="none" w:pos="180"/>
@@ -16032,7 +16251,7 @@
       <w:pPr>
         <w:numPr>
           <w:ilvl w:val="0"/>
-          <w:numId w:val="27"/>
+          <w:numId w:val="29"/>
         </w:numPr>
         <w:tabs>
           <w:tab w:val="left" w:leader="none" w:pos="180"/>
@@ -16055,7 +16274,7 @@
       <w:pPr>
         <w:numPr>
           <w:ilvl w:val="0"/>
-          <w:numId w:val="27"/>
+          <w:numId w:val="29"/>
         </w:numPr>
         <w:tabs>
           <w:tab w:val="left" w:leader="none" w:pos="180"/>
@@ -16080,7 +16299,7 @@
       <w:pPr>
         <w:numPr>
           <w:ilvl w:val="0"/>
-          <w:numId w:val="27"/>
+          <w:numId w:val="29"/>
         </w:numPr>
         <w:tabs>
           <w:tab w:val="left" w:leader="none" w:pos="180"/>
@@ -16103,7 +16322,7 @@
       <w:pPr>
         <w:numPr>
           <w:ilvl w:val="0"/>
-          <w:numId w:val="27"/>
+          <w:numId w:val="29"/>
         </w:numPr>
         <w:tabs>
           <w:tab w:val="left" w:leader="none" w:pos="180"/>
@@ -16126,7 +16345,7 @@
       <w:pPr>
         <w:numPr>
           <w:ilvl w:val="0"/>
-          <w:numId w:val="27"/>
+          <w:numId w:val="29"/>
         </w:numPr>
         <w:tabs>
           <w:tab w:val="left" w:leader="none" w:pos="180"/>
@@ -16149,7 +16368,7 @@
       <w:pPr>
         <w:numPr>
           <w:ilvl w:val="0"/>
-          <w:numId w:val="27"/>
+          <w:numId w:val="29"/>
         </w:numPr>
         <w:tabs>
           <w:tab w:val="left" w:leader="none" w:pos="180"/>
@@ -16172,7 +16391,7 @@
       <w:pPr>
         <w:numPr>
           <w:ilvl w:val="0"/>
-          <w:numId w:val="27"/>
+          <w:numId w:val="29"/>
         </w:numPr>
         <w:tabs>
           <w:tab w:val="left" w:leader="none" w:pos="180"/>
@@ -16388,7 +16607,7 @@
       <w:pPr>
         <w:numPr>
           <w:ilvl w:val="0"/>
-          <w:numId w:val="48"/>
+          <w:numId w:val="50"/>
         </w:numPr>
         <w:tabs>
           <w:tab w:val="left" w:leader="none" w:pos="180"/>
@@ -16414,7 +16633,7 @@
       <w:pPr>
         <w:numPr>
           <w:ilvl w:val="0"/>
-          <w:numId w:val="49"/>
+          <w:numId w:val="51"/>
         </w:numPr>
         <w:tabs>
           <w:tab w:val="left" w:leader="none" w:pos="180"/>
@@ -16440,7 +16659,7 @@
       <w:pPr>
         <w:numPr>
           <w:ilvl w:val="0"/>
-          <w:numId w:val="49"/>
+          <w:numId w:val="51"/>
         </w:numPr>
         <w:tabs>
           <w:tab w:val="left" w:leader="none" w:pos="180"/>
@@ -16483,7 +16702,7 @@
       <w:pPr>
         <w:numPr>
           <w:ilvl w:val="0"/>
-          <w:numId w:val="19"/>
+          <w:numId w:val="20"/>
         </w:numPr>
         <w:tabs>
           <w:tab w:val="left" w:leader="none" w:pos="180"/>
@@ -16504,7 +16723,7 @@
       <w:pPr>
         <w:numPr>
           <w:ilvl w:val="0"/>
-          <w:numId w:val="19"/>
+          <w:numId w:val="20"/>
         </w:numPr>
         <w:tabs>
           <w:tab w:val="left" w:leader="none" w:pos="180"/>
@@ -16525,7 +16744,7 @@
       <w:pPr>
         <w:numPr>
           <w:ilvl w:val="0"/>
-          <w:numId w:val="19"/>
+          <w:numId w:val="20"/>
         </w:numPr>
         <w:tabs>
           <w:tab w:val="left" w:leader="none" w:pos="180"/>
@@ -16570,7 +16789,7 @@
       <w:pPr>
         <w:numPr>
           <w:ilvl w:val="0"/>
-          <w:numId w:val="50"/>
+          <w:numId w:val="52"/>
         </w:numPr>
         <w:tabs>
           <w:tab w:val="left" w:leader="none" w:pos="180"/>
@@ -16591,7 +16810,7 @@
       <w:pPr>
         <w:numPr>
           <w:ilvl w:val="0"/>
-          <w:numId w:val="50"/>
+          <w:numId w:val="52"/>
         </w:numPr>
         <w:tabs>
           <w:tab w:val="left" w:leader="none" w:pos="180"/>
@@ -16612,7 +16831,7 @@
       <w:pPr>
         <w:numPr>
           <w:ilvl w:val="0"/>
-          <w:numId w:val="50"/>
+          <w:numId w:val="52"/>
         </w:numPr>
         <w:tabs>
           <w:tab w:val="left" w:leader="none" w:pos="180"/>
@@ -16633,7 +16852,7 @@
       <w:pPr>
         <w:numPr>
           <w:ilvl w:val="0"/>
-          <w:numId w:val="50"/>
+          <w:numId w:val="52"/>
         </w:numPr>
         <w:tabs>
           <w:tab w:val="left" w:leader="none" w:pos="180"/>
@@ -16654,7 +16873,7 @@
       <w:pPr>
         <w:numPr>
           <w:ilvl w:val="0"/>
-          <w:numId w:val="50"/>
+          <w:numId w:val="52"/>
         </w:numPr>
         <w:tabs>
           <w:tab w:val="left" w:leader="none" w:pos="180"/>
@@ -16675,7 +16894,7 @@
       <w:pPr>
         <w:numPr>
           <w:ilvl w:val="0"/>
-          <w:numId w:val="50"/>
+          <w:numId w:val="52"/>
         </w:numPr>
         <w:tabs>
           <w:tab w:val="left" w:leader="none" w:pos="180"/>
@@ -16715,7 +16934,7 @@
       <w:pPr>
         <w:numPr>
           <w:ilvl w:val="0"/>
-          <w:numId w:val="36"/>
+          <w:numId w:val="38"/>
         </w:numPr>
         <w:tabs>
           <w:tab w:val="left" w:leader="none" w:pos="180"/>
@@ -16736,7 +16955,7 @@
       <w:pPr>
         <w:numPr>
           <w:ilvl w:val="0"/>
-          <w:numId w:val="36"/>
+          <w:numId w:val="38"/>
         </w:numPr>
         <w:tabs>
           <w:tab w:val="left" w:leader="none" w:pos="180"/>
@@ -16919,7 +17138,7 @@
       <w:pPr>
         <w:numPr>
           <w:ilvl w:val="0"/>
-          <w:numId w:val="24"/>
+          <w:numId w:val="26"/>
         </w:numPr>
         <w:tabs>
           <w:tab w:val="left" w:leader="none" w:pos="180"/>
@@ -16940,7 +17159,7 @@
       <w:pPr>
         <w:numPr>
           <w:ilvl w:val="0"/>
-          <w:numId w:val="24"/>
+          <w:numId w:val="26"/>
         </w:numPr>
         <w:tabs>
           <w:tab w:val="left" w:leader="none" w:pos="180"/>
@@ -16961,7 +17180,7 @@
       <w:pPr>
         <w:numPr>
           <w:ilvl w:val="0"/>
-          <w:numId w:val="24"/>
+          <w:numId w:val="26"/>
         </w:numPr>
         <w:tabs>
           <w:tab w:val="left" w:leader="none" w:pos="180"/>
@@ -16982,7 +17201,7 @@
       <w:pPr>
         <w:numPr>
           <w:ilvl w:val="0"/>
-          <w:numId w:val="24"/>
+          <w:numId w:val="26"/>
         </w:numPr>
         <w:tabs>
           <w:tab w:val="left" w:leader="none" w:pos="180"/>
@@ -17045,7 +17264,7 @@
       <w:pPr>
         <w:numPr>
           <w:ilvl w:val="0"/>
-          <w:numId w:val="41"/>
+          <w:numId w:val="43"/>
         </w:numPr>
         <w:tabs>
           <w:tab w:val="left" w:leader="none" w:pos="180"/>
@@ -17066,7 +17285,7 @@
       <w:pPr>
         <w:numPr>
           <w:ilvl w:val="0"/>
-          <w:numId w:val="41"/>
+          <w:numId w:val="43"/>
         </w:numPr>
         <w:tabs>
           <w:tab w:val="left" w:leader="none" w:pos="180"/>
@@ -17087,7 +17306,7 @@
       <w:pPr>
         <w:numPr>
           <w:ilvl w:val="0"/>
-          <w:numId w:val="41"/>
+          <w:numId w:val="43"/>
         </w:numPr>
         <w:tabs>
           <w:tab w:val="left" w:leader="none" w:pos="180"/>
@@ -17108,7 +17327,7 @@
       <w:pPr>
         <w:numPr>
           <w:ilvl w:val="0"/>
-          <w:numId w:val="41"/>
+          <w:numId w:val="43"/>
         </w:numPr>
         <w:tabs>
           <w:tab w:val="left" w:leader="none" w:pos="180"/>
@@ -17171,7 +17390,7 @@
       <w:pPr>
         <w:numPr>
           <w:ilvl w:val="0"/>
-          <w:numId w:val="47"/>
+          <w:numId w:val="49"/>
         </w:numPr>
         <w:tabs>
           <w:tab w:val="left" w:leader="none" w:pos="180"/>
@@ -17192,7 +17411,7 @@
       <w:pPr>
         <w:numPr>
           <w:ilvl w:val="0"/>
-          <w:numId w:val="47"/>
+          <w:numId w:val="49"/>
         </w:numPr>
         <w:tabs>
           <w:tab w:val="left" w:leader="none" w:pos="180"/>
@@ -17213,7 +17432,7 @@
       <w:pPr>
         <w:numPr>
           <w:ilvl w:val="0"/>
-          <w:numId w:val="47"/>
+          <w:numId w:val="49"/>
         </w:numPr>
         <w:tabs>
           <w:tab w:val="left" w:leader="none" w:pos="180"/>
@@ -17404,7 +17623,7 @@
       <w:pPr>
         <w:numPr>
           <w:ilvl w:val="0"/>
-          <w:numId w:val="22"/>
+          <w:numId w:val="24"/>
         </w:numPr>
         <w:tabs>
           <w:tab w:val="left" w:leader="none" w:pos="180"/>
@@ -17425,7 +17644,7 @@
       <w:pPr>
         <w:numPr>
           <w:ilvl w:val="0"/>
-          <w:numId w:val="22"/>
+          <w:numId w:val="24"/>
         </w:numPr>
         <w:tabs>
           <w:tab w:val="left" w:leader="none" w:pos="180"/>
@@ -17488,7 +17707,7 @@
       <w:pPr>
         <w:numPr>
           <w:ilvl w:val="0"/>
-          <w:numId w:val="45"/>
+          <w:numId w:val="47"/>
         </w:numPr>
         <w:tabs>
           <w:tab w:val="left" w:leader="none" w:pos="180"/>
@@ -17509,7 +17728,7 @@
       <w:pPr>
         <w:numPr>
           <w:ilvl w:val="0"/>
-          <w:numId w:val="45"/>
+          <w:numId w:val="47"/>
         </w:numPr>
         <w:tabs>
           <w:tab w:val="left" w:leader="none" w:pos="180"/>
@@ -17530,7 +17749,7 @@
       <w:pPr>
         <w:numPr>
           <w:ilvl w:val="0"/>
-          <w:numId w:val="45"/>
+          <w:numId w:val="47"/>
         </w:numPr>
         <w:tabs>
           <w:tab w:val="left" w:leader="none" w:pos="180"/>
@@ -17553,7 +17772,7 @@
       <w:pPr>
         <w:numPr>
           <w:ilvl w:val="0"/>
-          <w:numId w:val="45"/>
+          <w:numId w:val="47"/>
         </w:numPr>
         <w:tabs>
           <w:tab w:val="left" w:leader="none" w:pos="180"/>
@@ -17843,16 +18062,16 @@
                 <wp:extent cx="981075" cy="400050"/>
                 <wp:effectExtent b="0" l="0" r="0" t="0"/>
                 <wp:wrapNone/>
-                <wp:docPr id="1" name="image4.png"/>
+                <wp:docPr id="1" name="image3.png"/>
                 <a:graphic>
                   <a:graphicData uri="http://schemas.openxmlformats.org/drawingml/2006/picture">
                     <pic:pic>
                       <pic:nvPicPr>
-                        <pic:cNvPr id="0" name="image4.png"/>
+                        <pic:cNvPr id="0" name="image3.png"/>
                         <pic:cNvPicPr preferRelativeResize="0"/>
                       </pic:nvPicPr>
                       <pic:blipFill>
-                        <a:blip r:embed="rId23"/>
+                        <a:blip r:embed="rId24"/>
                         <a:srcRect/>
                         <a:stretch>
                           <a:fillRect/>
@@ -17880,16 +18099,16 @@
           <wp:inline distB="114300" distT="114300" distL="114300" distR="114300">
             <wp:extent cx="6210268" cy="7076123"/>
             <wp:effectExtent b="0" l="0" r="0" t="0"/>
-            <wp:docPr id="6" name="image2.png"/>
+            <wp:docPr id="6" name="image5.png"/>
             <a:graphic>
               <a:graphicData uri="http://schemas.openxmlformats.org/drawingml/2006/picture">
                 <pic:pic>
                   <pic:nvPicPr>
-                    <pic:cNvPr id="0" name="image2.png"/>
+                    <pic:cNvPr id="0" name="image5.png"/>
                     <pic:cNvPicPr preferRelativeResize="0"/>
                   </pic:nvPicPr>
                   <pic:blipFill>
-                    <a:blip r:embed="rId26"/>
+                    <a:blip r:embed="rId27"/>
                     <a:srcRect b="0" l="0" r="0" t="0"/>
                     <a:stretch>
                       <a:fillRect/>
@@ -18155,7 +18374,7 @@
                         <pic:cNvPicPr preferRelativeResize="0"/>
                       </pic:nvPicPr>
                       <pic:blipFill>
-                        <a:blip r:embed="rId23"/>
+                        <a:blip r:embed="rId24"/>
                         <a:srcRect/>
                         <a:stretch>
                           <a:fillRect/>
@@ -18183,16 +18402,16 @@
           <wp:inline distB="114300" distT="114300" distL="114300" distR="114300">
             <wp:extent cx="5943600" cy="3907155"/>
             <wp:effectExtent b="0" l="0" r="0" t="0"/>
-            <wp:docPr id="7" name="image3.png"/>
+            <wp:docPr id="7" name="image1.png"/>
             <a:graphic>
               <a:graphicData uri="http://schemas.openxmlformats.org/drawingml/2006/picture">
                 <pic:pic>
                   <pic:nvPicPr>
-                    <pic:cNvPr id="0" name="image3.png"/>
+                    <pic:cNvPr id="0" name="image1.png"/>
                     <pic:cNvPicPr preferRelativeResize="0"/>
                   </pic:nvPicPr>
                   <pic:blipFill>
-                    <a:blip r:embed="rId27"/>
+                    <a:blip r:embed="rId28"/>
                     <a:srcRect b="0" l="0" r="0" t="1394"/>
                     <a:stretch>
                       <a:fillRect/>
@@ -21324,10 +21543,10 @@
               <wp:anchor allowOverlap="1" behindDoc="0" distB="114300" distT="114300" distL="114300" distR="114300" hidden="0" layoutInCell="1" locked="0" relativeHeight="0" simplePos="0">
                 <wp:simplePos x="0" y="0"/>
                 <wp:positionH relativeFrom="page">
-                  <wp:posOffset>371475</wp:posOffset>
+                  <wp:posOffset>381000</wp:posOffset>
                 </wp:positionH>
                 <wp:positionV relativeFrom="page">
-                  <wp:posOffset>2255520</wp:posOffset>
+                  <wp:posOffset>2141220</wp:posOffset>
                 </wp:positionV>
                 <wp:extent cx="866775" cy="390525"/>
                 <wp:effectExtent b="0" l="0" r="0" t="0"/>
@@ -21390,10 +21609,10 @@
               <wp:anchor allowOverlap="1" behindDoc="0" distB="114300" distT="114300" distL="114300" distR="114300" hidden="0" layoutInCell="1" locked="0" relativeHeight="0" simplePos="0">
                 <wp:simplePos x="0" y="0"/>
                 <wp:positionH relativeFrom="page">
-                  <wp:posOffset>371475</wp:posOffset>
+                  <wp:posOffset>381000</wp:posOffset>
                 </wp:positionH>
                 <wp:positionV relativeFrom="page">
-                  <wp:posOffset>2255520</wp:posOffset>
+                  <wp:posOffset>2141220</wp:posOffset>
                 </wp:positionV>
                 <wp:extent cx="866775" cy="390525"/>
                 <wp:effectExtent b="0" l="0" r="0" t="0"/>
@@ -21407,7 +21626,7 @@
                         <pic:cNvPicPr preferRelativeResize="0"/>
                       </pic:nvPicPr>
                       <pic:blipFill>
-                        <a:blip r:embed="rId23"/>
+                        <a:blip r:embed="rId24"/>
                         <a:srcRect/>
                         <a:stretch>
                           <a:fillRect/>
@@ -21453,6 +21672,1614 @@
     </w:p>
     <w:p>
       <w:pPr>
+        <w:pStyle w:val="Heading2"/>
+        <w:tabs>
+          <w:tab w:val="left" w:leader="none" w:pos="180"/>
+          <w:tab w:val="left" w:leader="none" w:pos="360"/>
+          <w:tab w:val="left" w:leader="none" w:pos="720"/>
+        </w:tabs>
+        <w:rPr/>
+      </w:pPr>
+      <w:bookmarkStart w:colFirst="0" w:colLast="0" w:name="_mcm61u9om6cf" w:id="56"/>
+      <w:bookmarkEnd w:id="56"/>
+      <w:r>
+        <w:rPr>
+          <w:rtl w:val="0"/>
+        </w:rPr>
+        <w:t xml:space="preserve">4.5 Test Plan</w:t>
+      </w:r>
+    </w:p>
+    <w:p>
+      <w:pPr>
+        <w:tabs>
+          <w:tab w:val="left" w:leader="none" w:pos="180"/>
+          <w:tab w:val="left" w:leader="none" w:pos="360"/>
+          <w:tab w:val="left" w:leader="none" w:pos="720"/>
+        </w:tabs>
+        <w:rPr/>
+      </w:pPr>
+      <w:r>
+        <w:rPr>
+          <w:rtl w:val="0"/>
+        </w:rPr>
+        <w:t xml:space="preserve">This section defines the verification and validation strategy for CinemaCore Systems, mapping each test case to specific class functions, and functional and non-functional requirements established in Sections 3.2, 3.4, and 3.5 respectively. Tests are organized by type: Functional, Unit, System, and Constraint. The tests target the three core subsystems: Seat Reservation, Ticket Purchase/Delivery, and Concession Ordering.</w:t>
+      </w:r>
+    </w:p>
+    <w:p>
+      <w:pPr>
+        <w:pStyle w:val="Heading3"/>
+        <w:tabs>
+          <w:tab w:val="left" w:leader="none" w:pos="180"/>
+          <w:tab w:val="left" w:leader="none" w:pos="360"/>
+          <w:tab w:val="left" w:leader="none" w:pos="720"/>
+        </w:tabs>
+        <w:rPr/>
+      </w:pPr>
+      <w:bookmarkStart w:colFirst="0" w:colLast="0" w:name="_rnw2a0im5rnc" w:id="57"/>
+      <w:bookmarkEnd w:id="57"/>
+      <w:r>
+        <w:rPr>
+          <w:rtl w:val="0"/>
+        </w:rPr>
+        <w:t xml:space="preserve">4.5.1 Test Scope and Coverage Strategy</w:t>
+      </w:r>
+    </w:p>
+    <w:p>
+      <w:pPr>
+        <w:tabs>
+          <w:tab w:val="left" w:leader="none" w:pos="180"/>
+          <w:tab w:val="left" w:leader="none" w:pos="360"/>
+          <w:tab w:val="left" w:leader="none" w:pos="720"/>
+        </w:tabs>
+        <w:rPr/>
+      </w:pPr>
+      <w:r>
+        <w:rPr>
+          <w:rtl w:val="0"/>
+        </w:rPr>
+        <w:t xml:space="preserve">The test plan targets the three core subsystems identified in the SWA Diagram (Section 4.3.1): Seat Reservation (FR-1), Ticket Purchase and Delivery (FR-2), and Virtual Concession Ordering (FR-3). Additionally, constraint tests validate critical inverse requirements defined in Section 3.6. The four test types serve distinct verification purposes:</w:t>
+      </w:r>
+    </w:p>
+    <w:p>
+      <w:pPr>
+        <w:numPr>
+          <w:ilvl w:val="0"/>
+          <w:numId w:val="21"/>
+        </w:numPr>
+        <w:tabs>
+          <w:tab w:val="left" w:leader="none" w:pos="180"/>
+          <w:tab w:val="left" w:leader="none" w:pos="360"/>
+          <w:tab w:val="left" w:leader="none" w:pos="720"/>
+        </w:tabs>
+        <w:ind w:left="720" w:hanging="360"/>
+      </w:pPr>
+      <w:r>
+        <w:rPr>
+          <w:b w:val="1"/>
+          <w:bCs w:val="1"/>
+          <w:rtl w:val="0"/>
+        </w:rPr>
+        <w:t xml:space="preserve">Functional Tests (TC-001 through TC-005)</w:t>
+      </w:r>
+      <w:r>
+        <w:rPr>
+          <w:rtl w:val="0"/>
+        </w:rPr>
+        <w:t xml:space="preserve">: Validate that each core user-facing feature produces the correct output for given inputs, directly exercising the processing logic described in Sections 3.2.1 through 3.2.3.</w:t>
+      </w:r>
+    </w:p>
+    <w:p>
+      <w:pPr>
+        <w:numPr>
+          <w:ilvl w:val="0"/>
+          <w:numId w:val="21"/>
+        </w:numPr>
+        <w:tabs>
+          <w:tab w:val="left" w:leader="none" w:pos="180"/>
+          <w:tab w:val="left" w:leader="none" w:pos="360"/>
+          <w:tab w:val="left" w:leader="none" w:pos="720"/>
+        </w:tabs>
+        <w:ind w:left="720" w:hanging="360"/>
+      </w:pPr>
+      <w:r>
+        <w:rPr>
+          <w:b w:val="1"/>
+          <w:bCs w:val="1"/>
+          <w:rtl w:val="0"/>
+        </w:rPr>
+        <w:t xml:space="preserve">Unit Tests (TC-007, TC-008)</w:t>
+      </w:r>
+      <w:r>
+        <w:rPr>
+          <w:rtl w:val="0"/>
+        </w:rPr>
+        <w:t xml:space="preserve">: Isolate and verify individual class methods from the UML diagram (Section 3.4), specifically Seat.lockSeat() and Showtime.updateAvailability(), which underpin concurrency safety and real-time seat map accuracy.</w:t>
+      </w:r>
+    </w:p>
+    <w:p>
+      <w:pPr>
+        <w:numPr>
+          <w:ilvl w:val="0"/>
+          <w:numId w:val="21"/>
+        </w:numPr>
+        <w:tabs>
+          <w:tab w:val="left" w:leader="none" w:pos="180"/>
+          <w:tab w:val="left" w:leader="none" w:pos="360"/>
+          <w:tab w:val="left" w:leader="none" w:pos="720"/>
+        </w:tabs>
+        <w:ind w:left="720" w:hanging="360"/>
+      </w:pPr>
+      <w:r>
+        <w:rPr>
+          <w:b w:val="1"/>
+          <w:bCs w:val="1"/>
+          <w:rtl w:val="0"/>
+        </w:rPr>
+        <w:t xml:space="preserve">System / End-to-End Tests (TC-009, TC-010):</w:t>
+      </w:r>
+      <w:r>
+        <w:rPr>
+          <w:rtl w:val="0"/>
+        </w:rPr>
+        <w:t xml:space="preserve"> Validate complete user workflows that cross multiple subsystems, ensuring that component integrations — such as concession linkage to ticket identifiers and user account authentication — function correctly as a whole.</w:t>
+      </w:r>
+    </w:p>
+    <w:p>
+      <w:pPr>
+        <w:numPr>
+          <w:ilvl w:val="0"/>
+          <w:numId w:val="21"/>
+        </w:numPr>
+        <w:tabs>
+          <w:tab w:val="left" w:leader="none" w:pos="180"/>
+          <w:tab w:val="left" w:leader="none" w:pos="360"/>
+          <w:tab w:val="left" w:leader="none" w:pos="720"/>
+        </w:tabs>
+        <w:ind w:left="720" w:hanging="360"/>
+      </w:pPr>
+      <w:r>
+        <w:rPr>
+          <w:b w:val="1"/>
+          <w:bCs w:val="1"/>
+          <w:rtl w:val="0"/>
+        </w:rPr>
+        <w:t xml:space="preserve">Non-functional Constraint Test (TC-006):</w:t>
+      </w:r>
+      <w:r>
+        <w:rPr>
+          <w:rtl w:val="0"/>
+        </w:rPr>
+        <w:t xml:space="preserve"> Verifies an inverse requirement from Section 3.6.6, confirming that the system rejects duplicate ticket scans to prevent unauthorized re-entry.</w:t>
+      </w:r>
+    </w:p>
+    <w:p>
+      <w:pPr>
+        <w:pStyle w:val="Heading3"/>
+        <w:tabs>
+          <w:tab w:val="left" w:leader="none" w:pos="180"/>
+          <w:tab w:val="left" w:leader="none" w:pos="360"/>
+          <w:tab w:val="left" w:leader="none" w:pos="720"/>
+        </w:tabs>
+        <w:rPr/>
+      </w:pPr>
+      <w:bookmarkStart w:colFirst="0" w:colLast="0" w:name="_l1w46ikrj94r" w:id="58"/>
+      <w:bookmarkEnd w:id="58"/>
+      <w:r>
+        <w:rPr>
+          <w:rtl w:val="0"/>
+        </w:rPr>
+        <w:t xml:space="preserve">4.5.2 Test Priority</w:t>
+      </w:r>
+    </w:p>
+    <w:p>
+      <w:pPr>
+        <w:tabs>
+          <w:tab w:val="left" w:leader="none" w:pos="180"/>
+          <w:tab w:val="left" w:leader="none" w:pos="360"/>
+          <w:tab w:val="left" w:leader="none" w:pos="720"/>
+        </w:tabs>
+        <w:rPr/>
+      </w:pPr>
+      <w:r>
+        <w:rPr>
+          <w:rtl w:val="0"/>
+        </w:rPr>
+        <w:t xml:space="preserve">Tests are assigned priority P0 (critical) or P1 (important). All P0 tests must pass before the system proceeds to deployment (Task T8). P1 tests must pass before final release but are not blockers for initial deployment readiness. P0 tests cover seat reservation integrity, payment processing, ticket generation and delivery, ticket validation, user account management, and core unit method correctness. P1 tests cover dynamic pricing display and end-to-end concession ordering.</w:t>
+      </w:r>
+    </w:p>
+    <w:p>
+      <w:pPr>
+        <w:pStyle w:val="Heading3"/>
+        <w:tabs>
+          <w:tab w:val="left" w:leader="none" w:pos="180"/>
+          <w:tab w:val="left" w:leader="none" w:pos="360"/>
+          <w:tab w:val="left" w:leader="none" w:pos="720"/>
+        </w:tabs>
+        <w:rPr/>
+      </w:pPr>
+      <w:bookmarkStart w:colFirst="0" w:colLast="0" w:name="_zi01wlmqmbv5" w:id="59"/>
+      <w:bookmarkEnd w:id="59"/>
+      <w:r>
+        <w:rPr>
+          <w:rtl w:val="0"/>
+        </w:rPr>
+        <w:t xml:space="preserve">4.5.3 Test Case Specification</w:t>
+      </w:r>
+    </w:p>
+    <w:p>
+      <w:pPr>
+        <w:tabs>
+          <w:tab w:val="left" w:leader="none" w:pos="180"/>
+          <w:tab w:val="left" w:leader="none" w:pos="360"/>
+          <w:tab w:val="left" w:leader="none" w:pos="720"/>
+        </w:tabs>
+        <w:rPr/>
+      </w:pPr>
+      <w:r>
+        <w:rPr>
+          <w:rtl w:val="0"/>
+        </w:rPr>
+        <w:t xml:space="preserve">This section aims to cover the specifics of each test detailed in the test plan. The descriptions cover features being tested, coverage, and test sets/vectors used during testing.</w:t>
+      </w:r>
+    </w:p>
+    <w:p>
+      <w:pPr>
+        <w:tabs>
+          <w:tab w:val="left" w:leader="none" w:pos="180"/>
+          <w:tab w:val="left" w:leader="none" w:pos="360"/>
+          <w:tab w:val="left" w:leader="none" w:pos="720"/>
+        </w:tabs>
+        <w:rPr/>
+      </w:pPr>
+      <w:r>
+        <w:rPr>
+          <w:rtl w:val="0"/>
+        </w:rPr>
+      </w:r>
+    </w:p>
+    <w:p>
+      <w:pPr>
+        <w:tabs>
+          <w:tab w:val="left" w:leader="none" w:pos="180"/>
+          <w:tab w:val="left" w:leader="none" w:pos="360"/>
+          <w:tab w:val="left" w:leader="none" w:pos="720"/>
+        </w:tabs>
+        <w:ind w:left="720" w:firstLine="0"/>
+        <w:rPr>
+          <w:b w:val="1"/>
+          <w:bCs w:val="1"/>
+        </w:rPr>
+      </w:pPr>
+      <w:r>
+        <w:rPr>
+          <w:b w:val="1"/>
+          <w:bCs w:val="1"/>
+          <w:rtl w:val="0"/>
+        </w:rPr>
+        <w:t xml:space="preserve">4.5.3.1 TC-001 Real-time Seat Availability Display</w:t>
+      </w:r>
+    </w:p>
+    <w:p>
+      <w:pPr>
+        <w:numPr>
+          <w:ilvl w:val="0"/>
+          <w:numId w:val="16"/>
+        </w:numPr>
+        <w:tabs>
+          <w:tab w:val="left" w:leader="none" w:pos="180"/>
+          <w:tab w:val="left" w:leader="none" w:pos="360"/>
+          <w:tab w:val="left" w:leader="none" w:pos="720"/>
+        </w:tabs>
+        <w:ind w:left="1440" w:hanging="360"/>
+        <w:rPr>
+          <w:b w:val="1"/>
+          <w:bCs w:val="1"/>
+        </w:rPr>
+      </w:pPr>
+      <w:r>
+        <w:rPr>
+          <w:b w:val="1"/>
+          <w:bCs w:val="1"/>
+          <w:rtl w:val="0"/>
+        </w:rPr>
+        <w:t xml:space="preserve">Features being tested: </w:t>
+      </w:r>
+      <w:r>
+        <w:rPr>
+          <w:rtl w:val="0"/>
+        </w:rPr>
+        <w:t xml:space="preserve">This test targets the real-time seat map rendering functionality specified in FR-1. Specifically, it verifies that when a user navigates to the seat selection page, the system correctly retrieves seat status from the database and visually distinguishes between reserved, temporarily locked, and available seats.</w:t>
+      </w:r>
+    </w:p>
+    <w:p>
+      <w:pPr>
+        <w:numPr>
+          <w:ilvl w:val="0"/>
+          <w:numId w:val="16"/>
+        </w:numPr>
+        <w:tabs>
+          <w:tab w:val="left" w:leader="none" w:pos="180"/>
+          <w:tab w:val="left" w:leader="none" w:pos="360"/>
+          <w:tab w:val="left" w:leader="none" w:pos="720"/>
+        </w:tabs>
+        <w:ind w:left="1440" w:hanging="360"/>
+        <w:rPr>
+          <w:b w:val="1"/>
+          <w:bCs w:val="1"/>
+          <w:u w:val="none"/>
+        </w:rPr>
+      </w:pPr>
+      <w:r>
+        <w:rPr>
+          <w:b w:val="1"/>
+          <w:bCs w:val="1"/>
+          <w:rtl w:val="0"/>
+        </w:rPr>
+        <w:t xml:space="preserve">Test Set / Vectors: </w:t>
+      </w:r>
+      <w:r>
+        <w:rPr>
+          <w:rtl w:val="0"/>
+        </w:rPr>
+        <w:t xml:space="preserve">The precondition is that at least one movie showtime exists in the system with seats in all three states: available, locked by an active session, and permanently reserved. The input sequence is: (1) select a movie title, (2) select a showtime, (3) open the seat selection page.</w:t>
+      </w:r>
+    </w:p>
+    <w:p>
+      <w:pPr>
+        <w:numPr>
+          <w:ilvl w:val="0"/>
+          <w:numId w:val="16"/>
+        </w:numPr>
+        <w:tabs>
+          <w:tab w:val="left" w:leader="none" w:pos="180"/>
+          <w:tab w:val="left" w:leader="none" w:pos="360"/>
+          <w:tab w:val="left" w:leader="none" w:pos="720"/>
+        </w:tabs>
+        <w:ind w:left="1440" w:hanging="360"/>
+        <w:rPr>
+          <w:b w:val="1"/>
+          <w:bCs w:val="1"/>
+          <w:u w:val="none"/>
+        </w:rPr>
+      </w:pPr>
+      <w:r>
+        <w:rPr>
+          <w:b w:val="1"/>
+          <w:bCs w:val="1"/>
+          <w:rtl w:val="0"/>
+        </w:rPr>
+        <w:t xml:space="preserve">Coverage: </w:t>
+      </w:r>
+      <w:r>
+        <w:rPr>
+          <w:rtl w:val="0"/>
+        </w:rPr>
+        <w:t xml:space="preserve">This test covers the real-time database query and front-end rendering pipeline from the Theaters/Seats Database through the Select Seat Page (Section 4.3.1). A correct pass result confirms that the seat map accurately reflects the database state, which is the foundational requirement for preventing double-booking. If this test fails, all downstream seat reservation and checkout functionality is invalid.</w:t>
+      </w:r>
+    </w:p>
+    <w:p>
+      <w:pPr>
+        <w:tabs>
+          <w:tab w:val="left" w:leader="none" w:pos="180"/>
+          <w:tab w:val="left" w:leader="none" w:pos="360"/>
+          <w:tab w:val="left" w:leader="none" w:pos="720"/>
+        </w:tabs>
+        <w:rPr>
+          <w:b w:val="1"/>
+          <w:bCs w:val="1"/>
+        </w:rPr>
+      </w:pPr>
+      <w:r>
+        <w:rPr>
+          <w:rtl w:val="0"/>
+        </w:rPr>
+      </w:r>
+    </w:p>
+    <w:p>
+      <w:pPr>
+        <w:tabs>
+          <w:tab w:val="left" w:leader="none" w:pos="180"/>
+          <w:tab w:val="left" w:leader="none" w:pos="360"/>
+          <w:tab w:val="left" w:leader="none" w:pos="720"/>
+        </w:tabs>
+        <w:ind w:left="720" w:firstLine="0"/>
+        <w:rPr>
+          <w:b w:val="1"/>
+          <w:bCs w:val="1"/>
+        </w:rPr>
+      </w:pPr>
+      <w:r>
+        <w:rPr>
+          <w:b w:val="1"/>
+          <w:bCs w:val="1"/>
+          <w:rtl w:val="0"/>
+        </w:rPr>
+        <w:t xml:space="preserve">4.5.3.2 TC-002 Dynamic Tiered Pricing by Seat Location</w:t>
+      </w:r>
+    </w:p>
+    <w:p>
+      <w:pPr>
+        <w:numPr>
+          <w:ilvl w:val="0"/>
+          <w:numId w:val="16"/>
+        </w:numPr>
+        <w:tabs>
+          <w:tab w:val="left" w:leader="none" w:pos="180"/>
+          <w:tab w:val="left" w:leader="none" w:pos="360"/>
+          <w:tab w:val="left" w:leader="none" w:pos="720"/>
+        </w:tabs>
+        <w:ind w:left="1440" w:hanging="360"/>
+        <w:rPr>
+          <w:b w:val="1"/>
+          <w:bCs w:val="1"/>
+        </w:rPr>
+      </w:pPr>
+      <w:r>
+        <w:rPr>
+          <w:b w:val="1"/>
+          <w:bCs w:val="1"/>
+          <w:rtl w:val="0"/>
+        </w:rPr>
+        <w:t xml:space="preserve">Features being tested: </w:t>
+      </w:r>
+      <w:r>
+        <w:rPr>
+          <w:rtl w:val="0"/>
+        </w:rPr>
+        <w:t xml:space="preserve">This test targets the tiered pricing logic specified in FR-1 3.2.1.3, which requires the system to apply a discount for front-row seats and a surcharge for premium center-section seats. The pricing logic executes during seat selection before the user reaches the checkout flow.</w:t>
+      </w:r>
+    </w:p>
+    <w:p>
+      <w:pPr>
+        <w:numPr>
+          <w:ilvl w:val="0"/>
+          <w:numId w:val="16"/>
+        </w:numPr>
+        <w:tabs>
+          <w:tab w:val="left" w:leader="none" w:pos="180"/>
+          <w:tab w:val="left" w:leader="none" w:pos="360"/>
+          <w:tab w:val="left" w:leader="none" w:pos="720"/>
+        </w:tabs>
+        <w:ind w:left="1440" w:hanging="360"/>
+        <w:rPr>
+          <w:b w:val="1"/>
+          <w:bCs w:val="1"/>
+        </w:rPr>
+      </w:pPr>
+      <w:r>
+        <w:rPr>
+          <w:b w:val="1"/>
+          <w:bCs w:val="1"/>
+          <w:rtl w:val="0"/>
+        </w:rPr>
+        <w:t xml:space="preserve">Test Set / Vectors: </w:t>
+      </w:r>
+      <w:r>
+        <w:rPr>
+          <w:rtl w:val="0"/>
+        </w:rPr>
+        <w:t xml:space="preserve">Two distinct input vectors are exercised. Vector 1: the user selects a seat in the front row of the theater map. Vector 2: the user selects a seat in the center premium section. In both cases the system must display a price summary that differs from the base ticket price, reduced for the front row and elevated for the premium section.</w:t>
+      </w:r>
+    </w:p>
+    <w:p>
+      <w:pPr>
+        <w:numPr>
+          <w:ilvl w:val="0"/>
+          <w:numId w:val="16"/>
+        </w:numPr>
+        <w:tabs>
+          <w:tab w:val="left" w:leader="none" w:pos="180"/>
+          <w:tab w:val="left" w:leader="none" w:pos="360"/>
+          <w:tab w:val="left" w:leader="none" w:pos="720"/>
+        </w:tabs>
+        <w:ind w:left="1440" w:hanging="360"/>
+        <w:rPr>
+          <w:b w:val="1"/>
+          <w:bCs w:val="1"/>
+        </w:rPr>
+      </w:pPr>
+      <w:r>
+        <w:rPr>
+          <w:b w:val="1"/>
+          <w:bCs w:val="1"/>
+          <w:rtl w:val="0"/>
+        </w:rPr>
+        <w:t xml:space="preserve">Coverage: </w:t>
+      </w:r>
+      <w:r>
+        <w:rPr>
+          <w:rtl w:val="0"/>
+        </w:rPr>
+        <w:t xml:space="preserve">This test exercises the tiered pricing calculation within the Business Logic Layer and verifies that the price summary output rendered to the user accurately reflects the seat location surcharge and discount rules. It covers the processing clause of FR-1 3.2.1.3 and the corresponding output clause in 3.2.1.4, confirming that the breakdown of base price and location-based adjustments is surfaced correctly to the customer before purchase.</w:t>
+      </w:r>
+    </w:p>
+    <w:p>
+      <w:pPr>
+        <w:tabs>
+          <w:tab w:val="left" w:leader="none" w:pos="180"/>
+          <w:tab w:val="left" w:leader="none" w:pos="360"/>
+          <w:tab w:val="left" w:leader="none" w:pos="720"/>
+        </w:tabs>
+        <w:rPr>
+          <w:b w:val="1"/>
+          <w:bCs w:val="1"/>
+        </w:rPr>
+      </w:pPr>
+      <w:r>
+        <w:rPr>
+          <w:rtl w:val="0"/>
+        </w:rPr>
+      </w:r>
+    </w:p>
+    <w:p>
+      <w:pPr>
+        <w:tabs>
+          <w:tab w:val="left" w:leader="none" w:pos="180"/>
+          <w:tab w:val="left" w:leader="none" w:pos="360"/>
+          <w:tab w:val="left" w:leader="none" w:pos="720"/>
+        </w:tabs>
+        <w:ind w:left="720" w:firstLine="0"/>
+        <w:rPr>
+          <w:b w:val="1"/>
+          <w:bCs w:val="1"/>
+        </w:rPr>
+      </w:pPr>
+      <w:r>
+        <w:rPr>
+          <w:b w:val="1"/>
+          <w:bCs w:val="1"/>
+          <w:rtl w:val="0"/>
+        </w:rPr>
+        <w:t xml:space="preserve">4.5.3.3 TC-003 Failed Payment Releases Locked Seats</w:t>
+      </w:r>
+    </w:p>
+    <w:p>
+      <w:pPr>
+        <w:numPr>
+          <w:ilvl w:val="0"/>
+          <w:numId w:val="16"/>
+        </w:numPr>
+        <w:tabs>
+          <w:tab w:val="left" w:leader="none" w:pos="180"/>
+          <w:tab w:val="left" w:leader="none" w:pos="360"/>
+          <w:tab w:val="left" w:leader="none" w:pos="720"/>
+        </w:tabs>
+        <w:ind w:left="1440" w:hanging="360"/>
+        <w:rPr>
+          <w:b w:val="1"/>
+          <w:bCs w:val="1"/>
+        </w:rPr>
+      </w:pPr>
+      <w:r>
+        <w:rPr>
+          <w:b w:val="1"/>
+          <w:bCs w:val="1"/>
+          <w:rtl w:val="0"/>
+        </w:rPr>
+        <w:t xml:space="preserve">Features being tested:</w:t>
+      </w:r>
+      <w:r>
+        <w:rPr>
+          <w:rtl w:val="0"/>
+        </w:rPr>
+        <w:t xml:space="preserve"> This test targets the error handling clause of FR-2, which requires that if payment authorization fails, the system must cancel the transaction, release the locked seats back to available, and display an appropriate error message. It directly validates one of the most critical failure modes in the system.</w:t>
+      </w:r>
+    </w:p>
+    <w:p>
+      <w:pPr>
+        <w:numPr>
+          <w:ilvl w:val="0"/>
+          <w:numId w:val="16"/>
+        </w:numPr>
+        <w:tabs>
+          <w:tab w:val="left" w:leader="none" w:pos="180"/>
+          <w:tab w:val="left" w:leader="none" w:pos="360"/>
+          <w:tab w:val="left" w:leader="none" w:pos="720"/>
+        </w:tabs>
+        <w:ind w:left="1440" w:hanging="360"/>
+        <w:rPr>
+          <w:b w:val="1"/>
+          <w:bCs w:val="1"/>
+        </w:rPr>
+      </w:pPr>
+      <w:r>
+        <w:rPr>
+          <w:b w:val="1"/>
+          <w:bCs w:val="1"/>
+          <w:rtl w:val="0"/>
+        </w:rPr>
+        <w:t xml:space="preserve">Test Set / Vectors: </w:t>
+      </w:r>
+      <w:r>
+        <w:rPr>
+          <w:rtl w:val="0"/>
+        </w:rPr>
+        <w:t xml:space="preserve">The precondition is that one or more seats are in a temporarily locked state associated with the current session. The input is deliberately invalid payment credentials, specifically, a card number that will be declined by the payment gateway. The expected outcome is a three-part result: the transaction is cancelled, the seats return to an available state visible to other users, and an error message is displayed to the user.</w:t>
+      </w:r>
+    </w:p>
+    <w:p>
+      <w:pPr>
+        <w:numPr>
+          <w:ilvl w:val="0"/>
+          <w:numId w:val="16"/>
+        </w:numPr>
+        <w:tabs>
+          <w:tab w:val="left" w:leader="none" w:pos="180"/>
+          <w:tab w:val="left" w:leader="none" w:pos="360"/>
+          <w:tab w:val="left" w:leader="none" w:pos="720"/>
+        </w:tabs>
+        <w:ind w:left="1440" w:hanging="360"/>
+        <w:rPr>
+          <w:b w:val="1"/>
+          <w:bCs w:val="1"/>
+        </w:rPr>
+      </w:pPr>
+      <w:r>
+        <w:rPr>
+          <w:b w:val="1"/>
+          <w:bCs w:val="1"/>
+          <w:rtl w:val="0"/>
+        </w:rPr>
+        <w:t xml:space="preserve">Coverage: </w:t>
+      </w:r>
+      <w:r>
+        <w:rPr>
+          <w:rtl w:val="0"/>
+        </w:rPr>
+        <w:t xml:space="preserve">This test covers the payment processing subsystem's integration with the seat locking mechanism. It confirms that a failed external call to Adyen correctly triggers the seat release path in the Business Logic Layer, preventing seats from being held indefinitely after a failed purchase, an inverse requirement explicitly stated in 3.6.1.</w:t>
+      </w:r>
+    </w:p>
+    <w:p>
+      <w:pPr>
+        <w:tabs>
+          <w:tab w:val="left" w:leader="none" w:pos="180"/>
+          <w:tab w:val="left" w:leader="none" w:pos="360"/>
+          <w:tab w:val="left" w:leader="none" w:pos="720"/>
+        </w:tabs>
+        <w:rPr>
+          <w:b w:val="1"/>
+          <w:bCs w:val="1"/>
+        </w:rPr>
+      </w:pPr>
+      <w:r>
+        <w:rPr>
+          <w:rtl w:val="0"/>
+        </w:rPr>
+      </w:r>
+    </w:p>
+    <w:p>
+      <w:pPr>
+        <w:tabs>
+          <w:tab w:val="left" w:leader="none" w:pos="180"/>
+          <w:tab w:val="left" w:leader="none" w:pos="360"/>
+          <w:tab w:val="left" w:leader="none" w:pos="720"/>
+        </w:tabs>
+        <w:ind w:left="720" w:firstLine="0"/>
+        <w:rPr>
+          <w:b w:val="1"/>
+          <w:bCs w:val="1"/>
+        </w:rPr>
+      </w:pPr>
+      <w:r>
+        <w:rPr>
+          <w:b w:val="1"/>
+          <w:bCs w:val="1"/>
+          <w:rtl w:val="0"/>
+        </w:rPr>
+        <w:t xml:space="preserve">4.5.3.4 TC-004 Unique Ticket ID and Barcode Generation</w:t>
+      </w:r>
+    </w:p>
+    <w:p>
+      <w:pPr>
+        <w:numPr>
+          <w:ilvl w:val="0"/>
+          <w:numId w:val="16"/>
+        </w:numPr>
+        <w:tabs>
+          <w:tab w:val="left" w:leader="none" w:pos="180"/>
+          <w:tab w:val="left" w:leader="none" w:pos="360"/>
+          <w:tab w:val="left" w:leader="none" w:pos="720"/>
+        </w:tabs>
+        <w:ind w:left="1440" w:hanging="360"/>
+        <w:rPr>
+          <w:b w:val="1"/>
+          <w:bCs w:val="1"/>
+        </w:rPr>
+      </w:pPr>
+      <w:r>
+        <w:rPr>
+          <w:b w:val="1"/>
+          <w:bCs w:val="1"/>
+          <w:rtl w:val="0"/>
+        </w:rPr>
+        <w:t xml:space="preserve">Features being tested: </w:t>
+      </w:r>
+      <w:r>
+        <w:rPr>
+          <w:rtl w:val="0"/>
+        </w:rPr>
+        <w:t xml:space="preserve">This test targets the ticket generation subsystem specified in FR-2 3.2.2.3, which requires the system to generate a unique ticket identification number and associated barcode upon successful payment. Uniqueness is a hard requirement, duplicate ticket IDs are explicitly prohibited by inverse requirement 3.6.1.</w:t>
+      </w:r>
+    </w:p>
+    <w:p>
+      <w:pPr>
+        <w:numPr>
+          <w:ilvl w:val="0"/>
+          <w:numId w:val="16"/>
+        </w:numPr>
+        <w:tabs>
+          <w:tab w:val="left" w:leader="none" w:pos="180"/>
+          <w:tab w:val="left" w:leader="none" w:pos="360"/>
+          <w:tab w:val="left" w:leader="none" w:pos="720"/>
+        </w:tabs>
+        <w:ind w:left="1440" w:hanging="360"/>
+        <w:rPr>
+          <w:b w:val="1"/>
+          <w:bCs w:val="1"/>
+        </w:rPr>
+      </w:pPr>
+      <w:r>
+        <w:rPr>
+          <w:b w:val="1"/>
+          <w:bCs w:val="1"/>
+          <w:rtl w:val="0"/>
+        </w:rPr>
+        <w:t xml:space="preserve">Test Set / Vectors: </w:t>
+      </w:r>
+      <w:r>
+        <w:rPr>
+          <w:rtl w:val="0"/>
+        </w:rPr>
+        <w:t xml:space="preserve">The precondition is a completed and authorized payment. The input is a successful end-to-end purchase transaction. The expected output is a ticket record containing a unique ID and a scannable barcode that is linked to the specific screening room, showtime, and seat number selected by the user.</w:t>
+      </w:r>
+    </w:p>
+    <w:p>
+      <w:pPr>
+        <w:numPr>
+          <w:ilvl w:val="0"/>
+          <w:numId w:val="16"/>
+        </w:numPr>
+        <w:tabs>
+          <w:tab w:val="left" w:leader="none" w:pos="180"/>
+          <w:tab w:val="left" w:leader="none" w:pos="360"/>
+          <w:tab w:val="left" w:leader="none" w:pos="720"/>
+        </w:tabs>
+        <w:ind w:left="1440" w:hanging="360"/>
+        <w:rPr>
+          <w:b w:val="1"/>
+          <w:bCs w:val="1"/>
+        </w:rPr>
+      </w:pPr>
+      <w:r>
+        <w:rPr>
+          <w:b w:val="1"/>
+          <w:bCs w:val="1"/>
+          <w:rtl w:val="0"/>
+        </w:rPr>
+        <w:t xml:space="preserve">Coverage: </w:t>
+      </w:r>
+      <w:r>
+        <w:rPr>
+          <w:rtl w:val="0"/>
+        </w:rPr>
+        <w:t xml:space="preserve">This test exercises the ticket generation subsystem within the Business Logic Layer and verifies the output stored in the Tickets and Orders Database. It confirms that the Ticket class constructor (Section 3.4.2.2) correctly instantiates a ticket with a non-duplicate identifier and that the barcode is scannable, covering the non-duplication constraint in 3.6.1 and the linkage requirement in 3.2.2.3.</w:t>
+      </w:r>
+    </w:p>
+    <w:p>
+      <w:pPr>
+        <w:tabs>
+          <w:tab w:val="left" w:leader="none" w:pos="180"/>
+          <w:tab w:val="left" w:leader="none" w:pos="360"/>
+          <w:tab w:val="left" w:leader="none" w:pos="720"/>
+        </w:tabs>
+        <w:rPr>
+          <w:b w:val="1"/>
+          <w:bCs w:val="1"/>
+        </w:rPr>
+      </w:pPr>
+      <w:r>
+        <w:rPr>
+          <w:rtl w:val="0"/>
+        </w:rPr>
+      </w:r>
+    </w:p>
+    <w:p>
+      <w:pPr>
+        <w:tabs>
+          <w:tab w:val="left" w:leader="none" w:pos="180"/>
+          <w:tab w:val="left" w:leader="none" w:pos="360"/>
+          <w:tab w:val="left" w:leader="none" w:pos="720"/>
+        </w:tabs>
+        <w:ind w:left="720" w:firstLine="0"/>
+        <w:rPr>
+          <w:b w:val="1"/>
+          <w:bCs w:val="1"/>
+        </w:rPr>
+      </w:pPr>
+      <w:r>
+        <w:rPr>
+          <w:b w:val="1"/>
+          <w:bCs w:val="1"/>
+          <w:rtl w:val="0"/>
+        </w:rPr>
+        <w:t xml:space="preserve">4.5.3.5 TC-005 Multi-Channel Ticket Delivery via Email and SMS</w:t>
+      </w:r>
+    </w:p>
+    <w:p>
+      <w:pPr>
+        <w:numPr>
+          <w:ilvl w:val="0"/>
+          <w:numId w:val="16"/>
+        </w:numPr>
+        <w:tabs>
+          <w:tab w:val="left" w:leader="none" w:pos="180"/>
+          <w:tab w:val="left" w:leader="none" w:pos="360"/>
+          <w:tab w:val="left" w:leader="none" w:pos="720"/>
+        </w:tabs>
+        <w:ind w:left="1440" w:hanging="360"/>
+        <w:rPr>
+          <w:b w:val="1"/>
+          <w:bCs w:val="1"/>
+        </w:rPr>
+      </w:pPr>
+      <w:r>
+        <w:rPr>
+          <w:b w:val="1"/>
+          <w:bCs w:val="1"/>
+          <w:rtl w:val="0"/>
+        </w:rPr>
+        <w:t xml:space="preserve">Features being tested: </w:t>
+      </w:r>
+      <w:r>
+        <w:rPr>
+          <w:rtl w:val="0"/>
+        </w:rPr>
+        <w:t xml:space="preserve">This test targets the ticket delivery subsystem specified in FR-2 3.2.2.4, which requires that digital tickets be sent via email, SMS, and/or digital wallet. The test specifically validates the email and SMS delivery channels to confirm that the ticket reaches the customer in a scannable format through both paths.</w:t>
+      </w:r>
+    </w:p>
+    <w:p>
+      <w:pPr>
+        <w:numPr>
+          <w:ilvl w:val="0"/>
+          <w:numId w:val="16"/>
+        </w:numPr>
+        <w:tabs>
+          <w:tab w:val="left" w:leader="none" w:pos="180"/>
+          <w:tab w:val="left" w:leader="none" w:pos="360"/>
+          <w:tab w:val="left" w:leader="none" w:pos="720"/>
+        </w:tabs>
+        <w:ind w:left="1440" w:hanging="360"/>
+        <w:rPr>
+          <w:b w:val="1"/>
+          <w:bCs w:val="1"/>
+        </w:rPr>
+      </w:pPr>
+      <w:r>
+        <w:rPr>
+          <w:b w:val="1"/>
+          <w:bCs w:val="1"/>
+          <w:rtl w:val="0"/>
+        </w:rPr>
+        <w:t xml:space="preserve">Test Set / Vectors: </w:t>
+      </w:r>
+      <w:r>
+        <w:rPr>
+          <w:rtl w:val="0"/>
+        </w:rPr>
+        <w:t xml:space="preserve">Two delivery vectors are exercised within a single purchase flow. Vector 1: the user selects email delivery and provides a valid email address, the system must transmit a digital ticket to that address. Vector 2: the user selects SMS delivery and provides a valid phone number, the system must transmit a ticket link via text message. In both cases the delivered ticket must be scannable at a theater entry point.</w:t>
+      </w:r>
+    </w:p>
+    <w:p>
+      <w:pPr>
+        <w:numPr>
+          <w:ilvl w:val="0"/>
+          <w:numId w:val="16"/>
+        </w:numPr>
+        <w:tabs>
+          <w:tab w:val="left" w:leader="none" w:pos="180"/>
+          <w:tab w:val="left" w:leader="none" w:pos="360"/>
+          <w:tab w:val="left" w:leader="none" w:pos="720"/>
+        </w:tabs>
+        <w:ind w:left="1440" w:hanging="360"/>
+        <w:rPr>
+          <w:b w:val="1"/>
+          <w:bCs w:val="1"/>
+        </w:rPr>
+      </w:pPr>
+      <w:r>
+        <w:rPr>
+          <w:b w:val="1"/>
+          <w:bCs w:val="1"/>
+          <w:rtl w:val="0"/>
+        </w:rPr>
+        <w:t xml:space="preserve">Coverage: </w:t>
+      </w:r>
+      <w:r>
+        <w:rPr>
+          <w:rtl w:val="0"/>
+        </w:rPr>
+        <w:t xml:space="preserve">This test covers the Notification and Delivery subsystem's integration with the external Email/SMS service shown in the SWA Diagram (Section 4.3.1). It validates that the ticket delivery component correctly interfaces with the SMTP and SMS gateway services and that the inverse requirement of §3.6.5 is satisfied, the ticket is not marked as successfully delivered unless a confirmed transmission has occurred.</w:t>
+      </w:r>
+    </w:p>
+    <w:p>
+      <w:pPr>
+        <w:tabs>
+          <w:tab w:val="left" w:leader="none" w:pos="180"/>
+          <w:tab w:val="left" w:leader="none" w:pos="360"/>
+          <w:tab w:val="left" w:leader="none" w:pos="720"/>
+        </w:tabs>
+        <w:rPr>
+          <w:b w:val="1"/>
+          <w:bCs w:val="1"/>
+        </w:rPr>
+      </w:pPr>
+      <w:r>
+        <w:rPr>
+          <w:rtl w:val="0"/>
+        </w:rPr>
+      </w:r>
+    </w:p>
+    <w:p>
+      <w:pPr>
+        <w:tabs>
+          <w:tab w:val="left" w:leader="none" w:pos="180"/>
+          <w:tab w:val="left" w:leader="none" w:pos="360"/>
+          <w:tab w:val="left" w:leader="none" w:pos="720"/>
+        </w:tabs>
+        <w:ind w:left="720" w:firstLine="0"/>
+        <w:rPr>
+          <w:b w:val="1"/>
+          <w:bCs w:val="1"/>
+        </w:rPr>
+      </w:pPr>
+      <w:r>
+        <w:rPr>
+          <w:b w:val="1"/>
+          <w:bCs w:val="1"/>
+          <w:rtl w:val="0"/>
+        </w:rPr>
+        <w:t xml:space="preserve">4.5.3.6 TC-006 Duplicate Ticket Scan Rejection</w:t>
+      </w:r>
+    </w:p>
+    <w:p>
+      <w:pPr>
+        <w:numPr>
+          <w:ilvl w:val="0"/>
+          <w:numId w:val="16"/>
+        </w:numPr>
+        <w:tabs>
+          <w:tab w:val="left" w:leader="none" w:pos="180"/>
+          <w:tab w:val="left" w:leader="none" w:pos="360"/>
+          <w:tab w:val="left" w:leader="none" w:pos="720"/>
+        </w:tabs>
+        <w:ind w:left="1440" w:hanging="360"/>
+        <w:rPr>
+          <w:b w:val="1"/>
+          <w:bCs w:val="1"/>
+        </w:rPr>
+      </w:pPr>
+      <w:r>
+        <w:rPr>
+          <w:b w:val="1"/>
+          <w:bCs w:val="1"/>
+          <w:rtl w:val="0"/>
+        </w:rPr>
+        <w:t xml:space="preserve">Features being tested:</w:t>
+      </w:r>
+      <w:r>
+        <w:rPr>
+          <w:rtl w:val="0"/>
+        </w:rPr>
+        <w:t xml:space="preserve"> This test targets the ticket validation subsystem and the inverse requirement stated in 3.6.6: the system shall not allow the same ticket to be scanned more than once for theater entry. It also validates the reliability requirement in 3.5.2, which states that the system must reliably prevent double-booking and unauthorized re-entry under all conditions.</w:t>
+      </w:r>
+    </w:p>
+    <w:p>
+      <w:pPr>
+        <w:numPr>
+          <w:ilvl w:val="0"/>
+          <w:numId w:val="16"/>
+        </w:numPr>
+        <w:tabs>
+          <w:tab w:val="left" w:leader="none" w:pos="180"/>
+          <w:tab w:val="left" w:leader="none" w:pos="360"/>
+          <w:tab w:val="left" w:leader="none" w:pos="720"/>
+        </w:tabs>
+        <w:ind w:left="1440" w:hanging="360"/>
+        <w:rPr>
+          <w:b w:val="1"/>
+          <w:bCs w:val="1"/>
+        </w:rPr>
+      </w:pPr>
+      <w:r>
+        <w:rPr>
+          <w:b w:val="1"/>
+          <w:bCs w:val="1"/>
+          <w:rtl w:val="0"/>
+        </w:rPr>
+        <w:t xml:space="preserve">Test Set / Vectors:</w:t>
+      </w:r>
+      <w:r>
+        <w:rPr>
+          <w:rtl w:val="0"/>
+        </w:rPr>
+        <w:t xml:space="preserve"> The precondition is a valid, previously unused ticket with a generated barcode. The test executes two sequential scan attempts using the same barcode. Vector 1: the first scan, this should succeed and grant entry. Vector 2: the second scan of the identical barcode immediately after, this must be rejected by the system as invalid.</w:t>
+      </w:r>
+    </w:p>
+    <w:p>
+      <w:pPr>
+        <w:numPr>
+          <w:ilvl w:val="0"/>
+          <w:numId w:val="16"/>
+        </w:numPr>
+        <w:tabs>
+          <w:tab w:val="left" w:leader="none" w:pos="180"/>
+          <w:tab w:val="left" w:leader="none" w:pos="360"/>
+          <w:tab w:val="left" w:leader="none" w:pos="720"/>
+        </w:tabs>
+        <w:ind w:left="1440" w:hanging="360"/>
+        <w:rPr>
+          <w:b w:val="1"/>
+          <w:bCs w:val="1"/>
+        </w:rPr>
+      </w:pPr>
+      <w:r>
+        <w:rPr>
+          <w:b w:val="1"/>
+          <w:bCs w:val="1"/>
+          <w:rtl w:val="0"/>
+        </w:rPr>
+        <w:t xml:space="preserve">Coverage:</w:t>
+      </w:r>
+      <w:r>
+        <w:rPr>
+          <w:rtl w:val="0"/>
+        </w:rPr>
+        <w:t xml:space="preserve"> This test covers the Ticket Validation subsystem's stateful tracking of scan history. It confirms that once a ticket barcode has been successfully read and entry granted, the system marks that ticket as used and blocks all subsequent scan attempts. This is the primary safeguard against ticket sharing and unauthorized duplicate entry, directly exercising the constraint in 3.6.6.</w:t>
+      </w:r>
+    </w:p>
+    <w:p>
+      <w:pPr>
+        <w:tabs>
+          <w:tab w:val="left" w:leader="none" w:pos="180"/>
+          <w:tab w:val="left" w:leader="none" w:pos="360"/>
+          <w:tab w:val="left" w:leader="none" w:pos="720"/>
+        </w:tabs>
+        <w:rPr>
+          <w:b w:val="1"/>
+          <w:bCs w:val="1"/>
+        </w:rPr>
+      </w:pPr>
+      <w:r>
+        <w:rPr>
+          <w:rtl w:val="0"/>
+        </w:rPr>
+      </w:r>
+    </w:p>
+    <w:p>
+      <w:pPr>
+        <w:tabs>
+          <w:tab w:val="left" w:leader="none" w:pos="180"/>
+          <w:tab w:val="left" w:leader="none" w:pos="360"/>
+          <w:tab w:val="left" w:leader="none" w:pos="720"/>
+        </w:tabs>
+        <w:ind w:left="720" w:firstLine="0"/>
+        <w:rPr>
+          <w:b w:val="1"/>
+          <w:bCs w:val="1"/>
+        </w:rPr>
+      </w:pPr>
+      <w:r>
+        <w:rPr>
+          <w:b w:val="1"/>
+          <w:bCs w:val="1"/>
+          <w:rtl w:val="0"/>
+        </w:rPr>
+        <w:t xml:space="preserve">4.5.3.7 TC-007 Seat.lockSeat() Prevents Concurrent Selection</w:t>
+      </w:r>
+    </w:p>
+    <w:p>
+      <w:pPr>
+        <w:numPr>
+          <w:ilvl w:val="0"/>
+          <w:numId w:val="16"/>
+        </w:numPr>
+        <w:tabs>
+          <w:tab w:val="left" w:leader="none" w:pos="180"/>
+          <w:tab w:val="left" w:leader="none" w:pos="360"/>
+          <w:tab w:val="left" w:leader="none" w:pos="720"/>
+        </w:tabs>
+        <w:ind w:left="1440" w:hanging="360"/>
+        <w:rPr>
+          <w:b w:val="1"/>
+          <w:bCs w:val="1"/>
+        </w:rPr>
+      </w:pPr>
+      <w:r>
+        <w:rPr>
+          <w:b w:val="1"/>
+          <w:bCs w:val="1"/>
+          <w:rtl w:val="0"/>
+        </w:rPr>
+        <w:t xml:space="preserve">Features being tested: </w:t>
+      </w:r>
+      <w:r>
+        <w:rPr>
+          <w:rtl w:val="0"/>
+        </w:rPr>
+        <w:t xml:space="preserve">This test targets the lockSeat() method of the Seat class (Section 3.4.2.3), which is responsible for preventing double-booking by marking a seat as unavailable to other users as soon as it is selected. This method is the core concurrency safeguard in the system.</w:t>
+      </w:r>
+    </w:p>
+    <w:p>
+      <w:pPr>
+        <w:numPr>
+          <w:ilvl w:val="0"/>
+          <w:numId w:val="16"/>
+        </w:numPr>
+        <w:tabs>
+          <w:tab w:val="left" w:leader="none" w:pos="180"/>
+          <w:tab w:val="left" w:leader="none" w:pos="360"/>
+          <w:tab w:val="left" w:leader="none" w:pos="720"/>
+        </w:tabs>
+        <w:ind w:left="1440" w:hanging="360"/>
+        <w:rPr>
+          <w:b w:val="1"/>
+          <w:bCs w:val="1"/>
+        </w:rPr>
+      </w:pPr>
+      <w:r>
+        <w:rPr>
+          <w:b w:val="1"/>
+          <w:bCs w:val="1"/>
+          <w:rtl w:val="0"/>
+        </w:rPr>
+        <w:t xml:space="preserve">Test Set / Vectors: </w:t>
+      </w:r>
+      <w:r>
+        <w:rPr>
+          <w:rtl w:val="0"/>
+        </w:rPr>
+        <w:t xml:space="preserve">The test simulates two concurrent user sessions. Vector 1: User A selects a seat, triggering lockSeat() on that Seat object, the system should set isLocked to true. Vector 2: immediately after, User B attempts to select the same seat. The expected result is that the seat is returned as locked and User B's selection attempt is blocked. The isLocked() method is then called to confirm the boolean state is correctly set to true.</w:t>
+      </w:r>
+    </w:p>
+    <w:p>
+      <w:pPr>
+        <w:numPr>
+          <w:ilvl w:val="0"/>
+          <w:numId w:val="16"/>
+        </w:numPr>
+        <w:tabs>
+          <w:tab w:val="left" w:leader="none" w:pos="180"/>
+          <w:tab w:val="left" w:leader="none" w:pos="360"/>
+          <w:tab w:val="left" w:leader="none" w:pos="720"/>
+        </w:tabs>
+        <w:ind w:left="1440" w:hanging="360"/>
+        <w:rPr>
+          <w:b w:val="1"/>
+          <w:bCs w:val="1"/>
+        </w:rPr>
+      </w:pPr>
+      <w:r>
+        <w:rPr>
+          <w:b w:val="1"/>
+          <w:bCs w:val="1"/>
+          <w:rtl w:val="0"/>
+        </w:rPr>
+        <w:t xml:space="preserve">Coverage: </w:t>
+      </w:r>
+      <w:r>
+        <w:rPr>
+          <w:rtl w:val="0"/>
+        </w:rPr>
+        <w:t xml:space="preserve">This unit test directly exercises the lockSeat() and isLocked() methods of the Seat class in isolation. It confirms that the seat locking mechanism functions correctly at the object level before integration with the broader seat map rendering and database synchronization layers. This test covers the most critical reliability failure mode in the system, concurrent seat selection leading to double-booking, as required by FR-1 3.2.1.3 and the reliability constraint in 3.5.2.</w:t>
+      </w:r>
+    </w:p>
+    <w:p>
+      <w:pPr>
+        <w:tabs>
+          <w:tab w:val="left" w:leader="none" w:pos="180"/>
+          <w:tab w:val="left" w:leader="none" w:pos="360"/>
+          <w:tab w:val="left" w:leader="none" w:pos="720"/>
+        </w:tabs>
+        <w:rPr>
+          <w:b w:val="1"/>
+          <w:bCs w:val="1"/>
+        </w:rPr>
+      </w:pPr>
+      <w:r>
+        <w:rPr>
+          <w:rtl w:val="0"/>
+        </w:rPr>
+      </w:r>
+    </w:p>
+    <w:p>
+      <w:pPr>
+        <w:tabs>
+          <w:tab w:val="left" w:leader="none" w:pos="180"/>
+          <w:tab w:val="left" w:leader="none" w:pos="360"/>
+          <w:tab w:val="left" w:leader="none" w:pos="720"/>
+        </w:tabs>
+        <w:ind w:left="720" w:firstLine="0"/>
+        <w:rPr>
+          <w:b w:val="1"/>
+          <w:bCs w:val="1"/>
+        </w:rPr>
+      </w:pPr>
+      <w:r>
+        <w:rPr>
+          <w:b w:val="1"/>
+          <w:bCs w:val="1"/>
+          <w:rtl w:val="0"/>
+        </w:rPr>
+        <w:t xml:space="preserve">4.5.3.8 TC-008 Showtime.updateAvailability() Reflects State Changes</w:t>
+      </w:r>
+    </w:p>
+    <w:p>
+      <w:pPr>
+        <w:numPr>
+          <w:ilvl w:val="0"/>
+          <w:numId w:val="16"/>
+        </w:numPr>
+        <w:tabs>
+          <w:tab w:val="left" w:leader="none" w:pos="180"/>
+          <w:tab w:val="left" w:leader="none" w:pos="360"/>
+          <w:tab w:val="left" w:leader="none" w:pos="720"/>
+        </w:tabs>
+        <w:ind w:left="1440" w:hanging="360"/>
+        <w:rPr>
+          <w:b w:val="1"/>
+          <w:bCs w:val="1"/>
+        </w:rPr>
+      </w:pPr>
+      <w:r>
+        <w:rPr>
+          <w:b w:val="1"/>
+          <w:bCs w:val="1"/>
+          <w:rtl w:val="0"/>
+        </w:rPr>
+        <w:t xml:space="preserve">Features being tested: </w:t>
+      </w:r>
+      <w:r>
+        <w:rPr>
+          <w:rtl w:val="0"/>
+        </w:rPr>
+        <w:t xml:space="preserve">This test targets the updateAvailability() method of the Showtime class (Section 3.4.2.5), which is responsible for updating the availability status of a showing as seats are locked, purchased, or released. It verifies that the method correctly transitions state and that those transitions are accurately reflected in the seat map.</w:t>
+      </w:r>
+    </w:p>
+    <w:p>
+      <w:pPr>
+        <w:numPr>
+          <w:ilvl w:val="0"/>
+          <w:numId w:val="16"/>
+        </w:numPr>
+        <w:tabs>
+          <w:tab w:val="left" w:leader="none" w:pos="180"/>
+          <w:tab w:val="left" w:leader="none" w:pos="360"/>
+          <w:tab w:val="left" w:leader="none" w:pos="720"/>
+        </w:tabs>
+        <w:ind w:left="1440" w:hanging="360"/>
+        <w:rPr>
+          <w:b w:val="1"/>
+          <w:bCs w:val="1"/>
+        </w:rPr>
+      </w:pPr>
+      <w:r>
+        <w:rPr>
+          <w:b w:val="1"/>
+          <w:bCs w:val="1"/>
+          <w:rtl w:val="0"/>
+        </w:rPr>
+        <w:t xml:space="preserve">Test Set / Vectors: </w:t>
+      </w:r>
+      <w:r>
+        <w:rPr>
+          <w:rtl w:val="0"/>
+        </w:rPr>
+        <w:t xml:space="preserve">Three sequential state transitions are exercised. Vector 1: a seat is locked, updateAvailability() is called and the seat map is refreshed, expected to show the seat as locked. Vector 2: the purchase is completed, updateAvailability() is called again, expected to show the seat as permanently reserved. Vector 3: a separate seat hold expires, updateAvailability() is called, expected to return that seat to available. After each vector, getAvailability() is called to assert the correct boolean state.</w:t>
+      </w:r>
+    </w:p>
+    <w:p>
+      <w:pPr>
+        <w:numPr>
+          <w:ilvl w:val="0"/>
+          <w:numId w:val="16"/>
+        </w:numPr>
+        <w:tabs>
+          <w:tab w:val="left" w:leader="none" w:pos="180"/>
+          <w:tab w:val="left" w:leader="none" w:pos="360"/>
+          <w:tab w:val="left" w:leader="none" w:pos="720"/>
+        </w:tabs>
+        <w:ind w:left="1440" w:hanging="360"/>
+        <w:rPr>
+          <w:b w:val="1"/>
+          <w:bCs w:val="1"/>
+        </w:rPr>
+      </w:pPr>
+      <w:r>
+        <w:rPr>
+          <w:b w:val="1"/>
+          <w:bCs w:val="1"/>
+          <w:rtl w:val="0"/>
+        </w:rPr>
+        <w:t xml:space="preserve">Coverage: </w:t>
+      </w:r>
+      <w:r>
+        <w:rPr>
+          <w:rtl w:val="0"/>
+        </w:rPr>
+        <w:t xml:space="preserve">This test covers the updateAvailability() and getAvailability() methods of the Showtime class across all three relevant state transitions. It confirms that the method correctly handles lock, purchase, and release events, which is the foundation of the real-time seat map accuracy required by FR-1 and the performance requirement in 3.5.1 that seat availability must update in real time across all users.</w:t>
+      </w:r>
+    </w:p>
+    <w:p>
+      <w:pPr>
+        <w:tabs>
+          <w:tab w:val="left" w:leader="none" w:pos="180"/>
+          <w:tab w:val="left" w:leader="none" w:pos="360"/>
+          <w:tab w:val="left" w:leader="none" w:pos="720"/>
+        </w:tabs>
+        <w:rPr/>
+      </w:pPr>
+      <w:r>
+        <w:rPr>
+          <w:rtl w:val="0"/>
+        </w:rPr>
+      </w:r>
+    </w:p>
+    <w:p>
+      <w:pPr>
+        <w:tabs>
+          <w:tab w:val="left" w:leader="none" w:pos="180"/>
+          <w:tab w:val="left" w:leader="none" w:pos="360"/>
+          <w:tab w:val="left" w:leader="none" w:pos="720"/>
+        </w:tabs>
+        <w:ind w:left="720" w:firstLine="0"/>
+        <w:rPr>
+          <w:b w:val="1"/>
+          <w:bCs w:val="1"/>
+        </w:rPr>
+      </w:pPr>
+      <w:r>
+        <w:rPr>
+          <w:b w:val="1"/>
+          <w:bCs w:val="1"/>
+          <w:rtl w:val="0"/>
+        </w:rPr>
+        <w:t xml:space="preserve">4.5.3.9 TC-009 End-to-end Concession Order Flow</w:t>
+      </w:r>
+    </w:p>
+    <w:p>
+      <w:pPr>
+        <w:numPr>
+          <w:ilvl w:val="0"/>
+          <w:numId w:val="16"/>
+        </w:numPr>
+        <w:tabs>
+          <w:tab w:val="left" w:leader="none" w:pos="180"/>
+          <w:tab w:val="left" w:leader="none" w:pos="360"/>
+          <w:tab w:val="left" w:leader="none" w:pos="720"/>
+        </w:tabs>
+        <w:ind w:left="1440" w:hanging="360"/>
+        <w:rPr>
+          <w:b w:val="1"/>
+          <w:bCs w:val="1"/>
+        </w:rPr>
+      </w:pPr>
+      <w:r>
+        <w:rPr>
+          <w:b w:val="1"/>
+          <w:bCs w:val="1"/>
+          <w:rtl w:val="0"/>
+        </w:rPr>
+        <w:t xml:space="preserve">Features being tested: </w:t>
+      </w:r>
+      <w:r>
+        <w:rPr>
+          <w:rtl w:val="0"/>
+        </w:rPr>
+        <w:t xml:space="preserve">This test targets the full concession ordering pipeline specified in FR-3, from item selection through payment, order linkage to a seat, transmission to the staff interface, and real-time status updates. It is the most comprehensive integration test for the concession subsystem and validates that all components, the Virtual Concession subsystem, Order Management subsystem, and Staff Operations Interface, operate correctly together.</w:t>
+      </w:r>
+    </w:p>
+    <w:p>
+      <w:pPr>
+        <w:numPr>
+          <w:ilvl w:val="0"/>
+          <w:numId w:val="16"/>
+        </w:numPr>
+        <w:tabs>
+          <w:tab w:val="left" w:leader="none" w:pos="180"/>
+          <w:tab w:val="left" w:leader="none" w:pos="360"/>
+          <w:tab w:val="left" w:leader="none" w:pos="720"/>
+        </w:tabs>
+        <w:ind w:left="1440" w:hanging="360"/>
+        <w:rPr>
+          <w:b w:val="1"/>
+          <w:bCs w:val="1"/>
+        </w:rPr>
+      </w:pPr>
+      <w:r>
+        <w:rPr>
+          <w:b w:val="1"/>
+          <w:bCs w:val="1"/>
+          <w:rtl w:val="0"/>
+        </w:rPr>
+        <w:t xml:space="preserve">Test Set / Vectors:</w:t>
+      </w:r>
+      <w:r>
+        <w:rPr>
+          <w:rtl w:val="0"/>
+        </w:rPr>
+        <w:t xml:space="preserve"> The precondition is an existing valid ticket with a confirmed seat assignment and at least one concession item marked as available in the menu. The input sequence is: (1) browse the virtual concession menu and select items, (2) submit the order with the associated ticket identifier, (3) observe the staff dashboard for the incoming order. The expected outcome is that the order appears on the staff interface correctly linked to the seat and screening room, and that the order status progresses through the defined states: Received, In Preparation, and Out for Delivery.</w:t>
+      </w:r>
+    </w:p>
+    <w:p>
+      <w:pPr>
+        <w:numPr>
+          <w:ilvl w:val="0"/>
+          <w:numId w:val="16"/>
+        </w:numPr>
+        <w:tabs>
+          <w:tab w:val="left" w:leader="none" w:pos="180"/>
+          <w:tab w:val="left" w:leader="none" w:pos="360"/>
+          <w:tab w:val="left" w:leader="none" w:pos="720"/>
+        </w:tabs>
+        <w:ind w:left="1440" w:hanging="360"/>
+        <w:rPr>
+          <w:b w:val="1"/>
+          <w:bCs w:val="1"/>
+        </w:rPr>
+      </w:pPr>
+      <w:r>
+        <w:rPr>
+          <w:b w:val="1"/>
+          <w:bCs w:val="1"/>
+          <w:rtl w:val="0"/>
+        </w:rPr>
+        <w:t xml:space="preserve">Coverage:</w:t>
+      </w:r>
+      <w:r>
+        <w:rPr>
+          <w:rtl w:val="0"/>
+        </w:rPr>
+        <w:t xml:space="preserve"> This test exercises the full FR-3 processing pipeline: menu display, order linkage to the ticket identifier per 3.2.3.3, food transmission to the staff interface, and real-time status updates per 3.2.3.4. It validates that the concession subsystem correctly communicates with the ticketing system through the shared ticket identifier and that the staff operations interface accurately receives and displays order data, confirming the end-to-end integration required before the system can go live.</w:t>
+      </w:r>
+    </w:p>
+    <w:p>
+      <w:pPr>
+        <w:tabs>
+          <w:tab w:val="left" w:leader="none" w:pos="180"/>
+          <w:tab w:val="left" w:leader="none" w:pos="360"/>
+          <w:tab w:val="left" w:leader="none" w:pos="720"/>
+        </w:tabs>
+        <w:rPr>
+          <w:b w:val="1"/>
+          <w:bCs w:val="1"/>
+        </w:rPr>
+      </w:pPr>
+      <w:r>
+        <w:rPr>
+          <w:rtl w:val="0"/>
+        </w:rPr>
+      </w:r>
+    </w:p>
+    <w:p>
+      <w:pPr>
+        <w:tabs>
+          <w:tab w:val="left" w:leader="none" w:pos="180"/>
+          <w:tab w:val="left" w:leader="none" w:pos="360"/>
+          <w:tab w:val="left" w:leader="none" w:pos="720"/>
+        </w:tabs>
+        <w:ind w:left="720" w:firstLine="0"/>
+        <w:rPr>
+          <w:b w:val="1"/>
+          <w:bCs w:val="1"/>
+        </w:rPr>
+      </w:pPr>
+      <w:r>
+        <w:rPr>
+          <w:b w:val="1"/>
+          <w:bCs w:val="1"/>
+          <w:rtl w:val="0"/>
+        </w:rPr>
+        <w:t xml:space="preserve">4.5.3.9.1 TC-010 New User Account Creation and Login</w:t>
+      </w:r>
+    </w:p>
+    <w:p>
+      <w:pPr>
+        <w:numPr>
+          <w:ilvl w:val="0"/>
+          <w:numId w:val="16"/>
+        </w:numPr>
+        <w:tabs>
+          <w:tab w:val="left" w:leader="none" w:pos="180"/>
+          <w:tab w:val="left" w:leader="none" w:pos="360"/>
+          <w:tab w:val="left" w:leader="none" w:pos="720"/>
+        </w:tabs>
+        <w:ind w:left="1440" w:hanging="360"/>
+        <w:rPr>
+          <w:b w:val="1"/>
+          <w:bCs w:val="1"/>
+        </w:rPr>
+      </w:pPr>
+      <w:r>
+        <w:rPr>
+          <w:b w:val="1"/>
+          <w:bCs w:val="1"/>
+          <w:rtl w:val="0"/>
+        </w:rPr>
+        <w:t xml:space="preserve">Features being tested: </w:t>
+      </w:r>
+      <w:r>
+        <w:rPr>
+          <w:rtl w:val="0"/>
+        </w:rPr>
+        <w:t xml:space="preserve">This test targets the user account management functionality described in Section 3.2, specifically the ability for a new customer to create an account, authenticate with those credentials, and successfully access the movie browsing and account features of the system. It validates the User class instantiation (Section 3.4.2.1) and the interaction between the Login/Sign Up Page and the User Accounts Database shown in the SWA Diagram (Section 4.3.1).</w:t>
+      </w:r>
+    </w:p>
+    <w:p>
+      <w:pPr>
+        <w:numPr>
+          <w:ilvl w:val="0"/>
+          <w:numId w:val="16"/>
+        </w:numPr>
+        <w:tabs>
+          <w:tab w:val="left" w:leader="none" w:pos="180"/>
+          <w:tab w:val="left" w:leader="none" w:pos="360"/>
+          <w:tab w:val="left" w:leader="none" w:pos="720"/>
+        </w:tabs>
+        <w:ind w:left="1440" w:hanging="360"/>
+        <w:rPr>
+          <w:b w:val="1"/>
+          <w:bCs w:val="1"/>
+        </w:rPr>
+      </w:pPr>
+      <w:r>
+        <w:rPr>
+          <w:b w:val="1"/>
+          <w:bCs w:val="1"/>
+          <w:rtl w:val="0"/>
+        </w:rPr>
+        <w:t xml:space="preserve">Test Set / Vectors: </w:t>
+      </w:r>
+      <w:r>
+        <w:rPr>
+          <w:rtl w:val="0"/>
+        </w:rPr>
+        <w:t xml:space="preserve">The precondition is that no existing account is associated with the test email address. The input sequence is: (1) navigate to the create account page and submit a new username, email, and password, (2) log in using the newly created credentials, (3) navigate to the account page to confirm access to user-specific features such as loyalty points and ticket history. The expected outcome is that the account is created, login succeeds, and the account page is accessible with the correct user profile data.</w:t>
+      </w:r>
+    </w:p>
+    <w:p>
+      <w:pPr>
+        <w:numPr>
+          <w:ilvl w:val="0"/>
+          <w:numId w:val="16"/>
+        </w:numPr>
+        <w:tabs>
+          <w:tab w:val="left" w:leader="none" w:pos="180"/>
+          <w:tab w:val="left" w:leader="none" w:pos="360"/>
+          <w:tab w:val="left" w:leader="none" w:pos="720"/>
+        </w:tabs>
+        <w:ind w:left="1440" w:hanging="360"/>
+        <w:rPr>
+          <w:b w:val="1"/>
+          <w:bCs w:val="1"/>
+        </w:rPr>
+      </w:pPr>
+      <w:r>
+        <w:rPr>
+          <w:b w:val="1"/>
+          <w:bCs w:val="1"/>
+          <w:rtl w:val="0"/>
+        </w:rPr>
+        <w:t xml:space="preserve">Coverage: </w:t>
+      </w:r>
+      <w:r>
+        <w:rPr>
+          <w:rtl w:val="0"/>
+        </w:rPr>
+        <w:t xml:space="preserve">This test covers the full authentication flow from front-end form submission through the User Accounts Database and back to the authenticated session state. It confirms that the User class is correctly instantiated with all required attributes (id, name, email, phone, type, points) and that the system enforces clean separation between authentication and seat selection as described in the SWA architecture. A passing result confirms the system supports the account-based ticket retrieval method described in 3.5.4.</w:t>
+      </w:r>
+    </w:p>
+    <w:p>
+      <w:pPr>
         <w:tabs>
           <w:tab w:val="left" w:leader="none" w:pos="180"/>
           <w:tab w:val="left" w:leader="none" w:pos="360"/>
@@ -21467,7 +23294,7 @@
       </w:r>
     </w:p>
     <w:sectPr>
-      <w:footerReference r:id="rId28" w:type="default"/>
+      <w:footerReference r:id="rId29" w:type="default"/>
       <w:type w:val="nextPage"/>
       <w:pgSz w:h="15840" w:w="12240" w:orient="portrait"/>
       <w:pgMar w:bottom="1440" w:top="1440" w:left="1440" w:right="1440" w:header="720" w:footer="720"/>
@@ -23380,7 +25207,7 @@
       <w:lvlText w:val="●"/>
       <w:lvlJc w:val="left"/>
       <w:pPr>
-        <w:ind w:left="720" w:hanging="360"/>
+        <w:ind w:left="1440" w:hanging="360"/>
       </w:pPr>
       <w:rPr>
         <w:u w:val="none"/>
@@ -23392,7 +25219,7 @@
       <w:lvlText w:val="○"/>
       <w:lvlJc w:val="left"/>
       <w:pPr>
-        <w:ind w:left="1440" w:hanging="360"/>
+        <w:ind w:left="2160" w:hanging="360"/>
       </w:pPr>
       <w:rPr>
         <w:u w:val="none"/>
@@ -23404,7 +25231,7 @@
       <w:lvlText w:val="■"/>
       <w:lvlJc w:val="left"/>
       <w:pPr>
-        <w:ind w:left="2160" w:hanging="360"/>
+        <w:ind w:left="2880" w:hanging="360"/>
       </w:pPr>
       <w:rPr>
         <w:u w:val="none"/>
@@ -23416,7 +25243,7 @@
       <w:lvlText w:val="●"/>
       <w:lvlJc w:val="left"/>
       <w:pPr>
-        <w:ind w:left="2880" w:hanging="360"/>
+        <w:ind w:left="3600" w:hanging="360"/>
       </w:pPr>
       <w:rPr>
         <w:u w:val="none"/>
@@ -23428,7 +25255,7 @@
       <w:lvlText w:val="○"/>
       <w:lvlJc w:val="left"/>
       <w:pPr>
-        <w:ind w:left="3600" w:hanging="360"/>
+        <w:ind w:left="4320" w:hanging="360"/>
       </w:pPr>
       <w:rPr>
         <w:u w:val="none"/>
@@ -23440,7 +25267,7 @@
       <w:lvlText w:val="■"/>
       <w:lvlJc w:val="left"/>
       <w:pPr>
-        <w:ind w:left="4320" w:hanging="360"/>
+        <w:ind w:left="5040" w:hanging="360"/>
       </w:pPr>
       <w:rPr>
         <w:u w:val="none"/>
@@ -23452,7 +25279,7 @@
       <w:lvlText w:val="●"/>
       <w:lvlJc w:val="left"/>
       <w:pPr>
-        <w:ind w:left="5040" w:hanging="360"/>
+        <w:ind w:left="5760" w:hanging="360"/>
       </w:pPr>
       <w:rPr>
         <w:u w:val="none"/>
@@ -23464,7 +25291,7 @@
       <w:lvlText w:val="○"/>
       <w:lvlJc w:val="left"/>
       <w:pPr>
-        <w:ind w:left="5760" w:hanging="360"/>
+        <w:ind w:left="6480" w:hanging="360"/>
       </w:pPr>
       <w:rPr>
         <w:u w:val="none"/>
@@ -23476,7 +25303,7 @@
       <w:lvlText w:val="■"/>
       <w:lvlJc w:val="left"/>
       <w:pPr>
-        <w:ind w:left="6480" w:hanging="360"/>
+        <w:ind w:left="7200" w:hanging="360"/>
       </w:pPr>
       <w:rPr>
         <w:u w:val="none"/>
@@ -23490,103 +25317,103 @@
       <w:lvlText w:val="●"/>
       <w:lvlJc w:val="left"/>
       <w:pPr>
+        <w:ind w:left="720" w:hanging="360"/>
+      </w:pPr>
+      <w:rPr>
+        <w:u w:val="none"/>
+      </w:rPr>
+    </w:lvl>
+    <w:lvl w:ilvl="1">
+      <w:start w:val="1"/>
+      <w:numFmt w:val="bullet"/>
+      <w:lvlText w:val="○"/>
+      <w:lvlJc w:val="left"/>
+      <w:pPr>
         <w:ind w:left="1440" w:hanging="360"/>
       </w:pPr>
       <w:rPr>
         <w:u w:val="none"/>
       </w:rPr>
     </w:lvl>
-    <w:lvl w:ilvl="1">
+    <w:lvl w:ilvl="2">
+      <w:start w:val="1"/>
+      <w:numFmt w:val="bullet"/>
+      <w:lvlText w:val="■"/>
+      <w:lvlJc w:val="left"/>
+      <w:pPr>
+        <w:ind w:left="2160" w:hanging="360"/>
+      </w:pPr>
+      <w:rPr>
+        <w:u w:val="none"/>
+      </w:rPr>
+    </w:lvl>
+    <w:lvl w:ilvl="3">
+      <w:start w:val="1"/>
+      <w:numFmt w:val="bullet"/>
+      <w:lvlText w:val="●"/>
+      <w:lvlJc w:val="left"/>
+      <w:pPr>
+        <w:ind w:left="2880" w:hanging="360"/>
+      </w:pPr>
+      <w:rPr>
+        <w:u w:val="none"/>
+      </w:rPr>
+    </w:lvl>
+    <w:lvl w:ilvl="4">
       <w:start w:val="1"/>
       <w:numFmt w:val="bullet"/>
       <w:lvlText w:val="○"/>
       <w:lvlJc w:val="left"/>
       <w:pPr>
-        <w:ind w:left="2160" w:hanging="360"/>
-      </w:pPr>
-      <w:rPr>
-        <w:u w:val="none"/>
-      </w:rPr>
-    </w:lvl>
-    <w:lvl w:ilvl="2">
+        <w:ind w:left="3600" w:hanging="360"/>
+      </w:pPr>
+      <w:rPr>
+        <w:u w:val="none"/>
+      </w:rPr>
+    </w:lvl>
+    <w:lvl w:ilvl="5">
       <w:start w:val="1"/>
       <w:numFmt w:val="bullet"/>
       <w:lvlText w:val="■"/>
       <w:lvlJc w:val="left"/>
       <w:pPr>
-        <w:ind w:left="2880" w:hanging="360"/>
-      </w:pPr>
-      <w:rPr>
-        <w:u w:val="none"/>
-      </w:rPr>
-    </w:lvl>
-    <w:lvl w:ilvl="3">
+        <w:ind w:left="4320" w:hanging="360"/>
+      </w:pPr>
+      <w:rPr>
+        <w:u w:val="none"/>
+      </w:rPr>
+    </w:lvl>
+    <w:lvl w:ilvl="6">
       <w:start w:val="1"/>
       <w:numFmt w:val="bullet"/>
       <w:lvlText w:val="●"/>
       <w:lvlJc w:val="left"/>
       <w:pPr>
-        <w:ind w:left="3600" w:hanging="360"/>
-      </w:pPr>
-      <w:rPr>
-        <w:u w:val="none"/>
-      </w:rPr>
-    </w:lvl>
-    <w:lvl w:ilvl="4">
+        <w:ind w:left="5040" w:hanging="360"/>
+      </w:pPr>
+      <w:rPr>
+        <w:u w:val="none"/>
+      </w:rPr>
+    </w:lvl>
+    <w:lvl w:ilvl="7">
       <w:start w:val="1"/>
       <w:numFmt w:val="bullet"/>
       <w:lvlText w:val="○"/>
       <w:lvlJc w:val="left"/>
       <w:pPr>
-        <w:ind w:left="4320" w:hanging="360"/>
-      </w:pPr>
-      <w:rPr>
-        <w:u w:val="none"/>
-      </w:rPr>
-    </w:lvl>
-    <w:lvl w:ilvl="5">
+        <w:ind w:left="5760" w:hanging="360"/>
+      </w:pPr>
+      <w:rPr>
+        <w:u w:val="none"/>
+      </w:rPr>
+    </w:lvl>
+    <w:lvl w:ilvl="8">
       <w:start w:val="1"/>
       <w:numFmt w:val="bullet"/>
       <w:lvlText w:val="■"/>
       <w:lvlJc w:val="left"/>
       <w:pPr>
-        <w:ind w:left="5040" w:hanging="360"/>
-      </w:pPr>
-      <w:rPr>
-        <w:u w:val="none"/>
-      </w:rPr>
-    </w:lvl>
-    <w:lvl w:ilvl="6">
-      <w:start w:val="1"/>
-      <w:numFmt w:val="bullet"/>
-      <w:lvlText w:val="●"/>
-      <w:lvlJc w:val="left"/>
-      <w:pPr>
-        <w:ind w:left="5760" w:hanging="360"/>
-      </w:pPr>
-      <w:rPr>
-        <w:u w:val="none"/>
-      </w:rPr>
-    </w:lvl>
-    <w:lvl w:ilvl="7">
-      <w:start w:val="1"/>
-      <w:numFmt w:val="bullet"/>
-      <w:lvlText w:val="○"/>
-      <w:lvlJc w:val="left"/>
-      <w:pPr>
         <w:ind w:left="6480" w:hanging="360"/>
-      </w:pPr>
-      <w:rPr>
-        <w:u w:val="none"/>
-      </w:rPr>
-    </w:lvl>
-    <w:lvl w:ilvl="8">
-      <w:start w:val="1"/>
-      <w:numFmt w:val="bullet"/>
-      <w:lvlText w:val="■"/>
-      <w:lvlJc w:val="left"/>
-      <w:pPr>
-        <w:ind w:left="7200" w:hanging="360"/>
       </w:pPr>
       <w:rPr>
         <w:u w:val="none"/>
@@ -23710,7 +25537,7 @@
       <w:lvlText w:val="●"/>
       <w:lvlJc w:val="left"/>
       <w:pPr>
-        <w:ind w:left="720" w:hanging="360"/>
+        <w:ind w:left="1440" w:hanging="360"/>
       </w:pPr>
       <w:rPr>
         <w:u w:val="none"/>
@@ -23722,7 +25549,7 @@
       <w:lvlText w:val="○"/>
       <w:lvlJc w:val="left"/>
       <w:pPr>
-        <w:ind w:left="1440" w:hanging="360"/>
+        <w:ind w:left="2160" w:hanging="360"/>
       </w:pPr>
       <w:rPr>
         <w:u w:val="none"/>
@@ -23734,7 +25561,7 @@
       <w:lvlText w:val="■"/>
       <w:lvlJc w:val="left"/>
       <w:pPr>
-        <w:ind w:left="2160" w:hanging="360"/>
+        <w:ind w:left="2880" w:hanging="360"/>
       </w:pPr>
       <w:rPr>
         <w:u w:val="none"/>
@@ -23746,7 +25573,7 @@
       <w:lvlText w:val="●"/>
       <w:lvlJc w:val="left"/>
       <w:pPr>
-        <w:ind w:left="2880" w:hanging="360"/>
+        <w:ind w:left="3600" w:hanging="360"/>
       </w:pPr>
       <w:rPr>
         <w:u w:val="none"/>
@@ -23758,7 +25585,7 @@
       <w:lvlText w:val="○"/>
       <w:lvlJc w:val="left"/>
       <w:pPr>
-        <w:ind w:left="3600" w:hanging="360"/>
+        <w:ind w:left="4320" w:hanging="360"/>
       </w:pPr>
       <w:rPr>
         <w:u w:val="none"/>
@@ -23770,7 +25597,7 @@
       <w:lvlText w:val="■"/>
       <w:lvlJc w:val="left"/>
       <w:pPr>
-        <w:ind w:left="4320" w:hanging="360"/>
+        <w:ind w:left="5040" w:hanging="360"/>
       </w:pPr>
       <w:rPr>
         <w:u w:val="none"/>
@@ -23782,7 +25609,7 @@
       <w:lvlText w:val="●"/>
       <w:lvlJc w:val="left"/>
       <w:pPr>
-        <w:ind w:left="5040" w:hanging="360"/>
+        <w:ind w:left="5760" w:hanging="360"/>
       </w:pPr>
       <w:rPr>
         <w:u w:val="none"/>
@@ -23794,7 +25621,7 @@
       <w:lvlText w:val="○"/>
       <w:lvlJc w:val="left"/>
       <w:pPr>
-        <w:ind w:left="5760" w:hanging="360"/>
+        <w:ind w:left="6480" w:hanging="360"/>
       </w:pPr>
       <w:rPr>
         <w:u w:val="none"/>
@@ -23806,7 +25633,7 @@
       <w:lvlText w:val="■"/>
       <w:lvlJc w:val="left"/>
       <w:pPr>
-        <w:ind w:left="6480" w:hanging="360"/>
+        <w:ind w:left="7200" w:hanging="360"/>
       </w:pPr>
       <w:rPr>
         <w:u w:val="none"/>
@@ -23820,103 +25647,103 @@
       <w:lvlText w:val="●"/>
       <w:lvlJc w:val="left"/>
       <w:pPr>
+        <w:ind w:left="720" w:hanging="360"/>
+      </w:pPr>
+      <w:rPr>
+        <w:u w:val="none"/>
+      </w:rPr>
+    </w:lvl>
+    <w:lvl w:ilvl="1">
+      <w:start w:val="1"/>
+      <w:numFmt w:val="bullet"/>
+      <w:lvlText w:val="○"/>
+      <w:lvlJc w:val="left"/>
+      <w:pPr>
         <w:ind w:left="1440" w:hanging="360"/>
       </w:pPr>
       <w:rPr>
         <w:u w:val="none"/>
       </w:rPr>
     </w:lvl>
-    <w:lvl w:ilvl="1">
+    <w:lvl w:ilvl="2">
+      <w:start w:val="1"/>
+      <w:numFmt w:val="bullet"/>
+      <w:lvlText w:val="■"/>
+      <w:lvlJc w:val="left"/>
+      <w:pPr>
+        <w:ind w:left="2160" w:hanging="360"/>
+      </w:pPr>
+      <w:rPr>
+        <w:u w:val="none"/>
+      </w:rPr>
+    </w:lvl>
+    <w:lvl w:ilvl="3">
+      <w:start w:val="1"/>
+      <w:numFmt w:val="bullet"/>
+      <w:lvlText w:val="●"/>
+      <w:lvlJc w:val="left"/>
+      <w:pPr>
+        <w:ind w:left="2880" w:hanging="360"/>
+      </w:pPr>
+      <w:rPr>
+        <w:u w:val="none"/>
+      </w:rPr>
+    </w:lvl>
+    <w:lvl w:ilvl="4">
       <w:start w:val="1"/>
       <w:numFmt w:val="bullet"/>
       <w:lvlText w:val="○"/>
       <w:lvlJc w:val="left"/>
       <w:pPr>
-        <w:ind w:left="2160" w:hanging="360"/>
-      </w:pPr>
-      <w:rPr>
-        <w:u w:val="none"/>
-      </w:rPr>
-    </w:lvl>
-    <w:lvl w:ilvl="2">
+        <w:ind w:left="3600" w:hanging="360"/>
+      </w:pPr>
+      <w:rPr>
+        <w:u w:val="none"/>
+      </w:rPr>
+    </w:lvl>
+    <w:lvl w:ilvl="5">
       <w:start w:val="1"/>
       <w:numFmt w:val="bullet"/>
       <w:lvlText w:val="■"/>
       <w:lvlJc w:val="left"/>
       <w:pPr>
-        <w:ind w:left="2880" w:hanging="360"/>
-      </w:pPr>
-      <w:rPr>
-        <w:u w:val="none"/>
-      </w:rPr>
-    </w:lvl>
-    <w:lvl w:ilvl="3">
+        <w:ind w:left="4320" w:hanging="360"/>
+      </w:pPr>
+      <w:rPr>
+        <w:u w:val="none"/>
+      </w:rPr>
+    </w:lvl>
+    <w:lvl w:ilvl="6">
       <w:start w:val="1"/>
       <w:numFmt w:val="bullet"/>
       <w:lvlText w:val="●"/>
       <w:lvlJc w:val="left"/>
       <w:pPr>
-        <w:ind w:left="3600" w:hanging="360"/>
-      </w:pPr>
-      <w:rPr>
-        <w:u w:val="none"/>
-      </w:rPr>
-    </w:lvl>
-    <w:lvl w:ilvl="4">
+        <w:ind w:left="5040" w:hanging="360"/>
+      </w:pPr>
+      <w:rPr>
+        <w:u w:val="none"/>
+      </w:rPr>
+    </w:lvl>
+    <w:lvl w:ilvl="7">
       <w:start w:val="1"/>
       <w:numFmt w:val="bullet"/>
       <w:lvlText w:val="○"/>
       <w:lvlJc w:val="left"/>
       <w:pPr>
-        <w:ind w:left="4320" w:hanging="360"/>
-      </w:pPr>
-      <w:rPr>
-        <w:u w:val="none"/>
-      </w:rPr>
-    </w:lvl>
-    <w:lvl w:ilvl="5">
+        <w:ind w:left="5760" w:hanging="360"/>
+      </w:pPr>
+      <w:rPr>
+        <w:u w:val="none"/>
+      </w:rPr>
+    </w:lvl>
+    <w:lvl w:ilvl="8">
       <w:start w:val="1"/>
       <w:numFmt w:val="bullet"/>
       <w:lvlText w:val="■"/>
       <w:lvlJc w:val="left"/>
       <w:pPr>
-        <w:ind w:left="5040" w:hanging="360"/>
-      </w:pPr>
-      <w:rPr>
-        <w:u w:val="none"/>
-      </w:rPr>
-    </w:lvl>
-    <w:lvl w:ilvl="6">
-      <w:start w:val="1"/>
-      <w:numFmt w:val="bullet"/>
-      <w:lvlText w:val="●"/>
-      <w:lvlJc w:val="left"/>
-      <w:pPr>
-        <w:ind w:left="5760" w:hanging="360"/>
-      </w:pPr>
-      <w:rPr>
-        <w:u w:val="none"/>
-      </w:rPr>
-    </w:lvl>
-    <w:lvl w:ilvl="7">
-      <w:start w:val="1"/>
-      <w:numFmt w:val="bullet"/>
-      <w:lvlText w:val="○"/>
-      <w:lvlJc w:val="left"/>
-      <w:pPr>
         <w:ind w:left="6480" w:hanging="360"/>
-      </w:pPr>
-      <w:rPr>
-        <w:u w:val="none"/>
-      </w:rPr>
-    </w:lvl>
-    <w:lvl w:ilvl="8">
-      <w:start w:val="1"/>
-      <w:numFmt w:val="bullet"/>
-      <w:lvlText w:val="■"/>
-      <w:lvlJc w:val="left"/>
-      <w:pPr>
-        <w:ind w:left="7200" w:hanging="360"/>
       </w:pPr>
       <w:rPr>
         <w:u w:val="none"/>
@@ -23926,6 +25753,226 @@
   <w:abstractNum w:abstractNumId="21">
     <w:lvl w:ilvl="0">
       <w:start w:val="1"/>
+      <w:numFmt w:val="bullet"/>
+      <w:lvlText w:val="●"/>
+      <w:lvlJc w:val="left"/>
+      <w:pPr>
+        <w:ind w:left="720" w:hanging="360"/>
+      </w:pPr>
+      <w:rPr>
+        <w:u w:val="none"/>
+      </w:rPr>
+    </w:lvl>
+    <w:lvl w:ilvl="1">
+      <w:start w:val="1"/>
+      <w:numFmt w:val="bullet"/>
+      <w:lvlText w:val="○"/>
+      <w:lvlJc w:val="left"/>
+      <w:pPr>
+        <w:ind w:left="1440" w:hanging="360"/>
+      </w:pPr>
+      <w:rPr>
+        <w:u w:val="none"/>
+      </w:rPr>
+    </w:lvl>
+    <w:lvl w:ilvl="2">
+      <w:start w:val="1"/>
+      <w:numFmt w:val="bullet"/>
+      <w:lvlText w:val="■"/>
+      <w:lvlJc w:val="left"/>
+      <w:pPr>
+        <w:ind w:left="2160" w:hanging="360"/>
+      </w:pPr>
+      <w:rPr>
+        <w:u w:val="none"/>
+      </w:rPr>
+    </w:lvl>
+    <w:lvl w:ilvl="3">
+      <w:start w:val="1"/>
+      <w:numFmt w:val="bullet"/>
+      <w:lvlText w:val="●"/>
+      <w:lvlJc w:val="left"/>
+      <w:pPr>
+        <w:ind w:left="2880" w:hanging="360"/>
+      </w:pPr>
+      <w:rPr>
+        <w:u w:val="none"/>
+      </w:rPr>
+    </w:lvl>
+    <w:lvl w:ilvl="4">
+      <w:start w:val="1"/>
+      <w:numFmt w:val="bullet"/>
+      <w:lvlText w:val="○"/>
+      <w:lvlJc w:val="left"/>
+      <w:pPr>
+        <w:ind w:left="3600" w:hanging="360"/>
+      </w:pPr>
+      <w:rPr>
+        <w:u w:val="none"/>
+      </w:rPr>
+    </w:lvl>
+    <w:lvl w:ilvl="5">
+      <w:start w:val="1"/>
+      <w:numFmt w:val="bullet"/>
+      <w:lvlText w:val="■"/>
+      <w:lvlJc w:val="left"/>
+      <w:pPr>
+        <w:ind w:left="4320" w:hanging="360"/>
+      </w:pPr>
+      <w:rPr>
+        <w:u w:val="none"/>
+      </w:rPr>
+    </w:lvl>
+    <w:lvl w:ilvl="6">
+      <w:start w:val="1"/>
+      <w:numFmt w:val="bullet"/>
+      <w:lvlText w:val="●"/>
+      <w:lvlJc w:val="left"/>
+      <w:pPr>
+        <w:ind w:left="5040" w:hanging="360"/>
+      </w:pPr>
+      <w:rPr>
+        <w:u w:val="none"/>
+      </w:rPr>
+    </w:lvl>
+    <w:lvl w:ilvl="7">
+      <w:start w:val="1"/>
+      <w:numFmt w:val="bullet"/>
+      <w:lvlText w:val="○"/>
+      <w:lvlJc w:val="left"/>
+      <w:pPr>
+        <w:ind w:left="5760" w:hanging="360"/>
+      </w:pPr>
+      <w:rPr>
+        <w:u w:val="none"/>
+      </w:rPr>
+    </w:lvl>
+    <w:lvl w:ilvl="8">
+      <w:start w:val="1"/>
+      <w:numFmt w:val="bullet"/>
+      <w:lvlText w:val="■"/>
+      <w:lvlJc w:val="left"/>
+      <w:pPr>
+        <w:ind w:left="6480" w:hanging="360"/>
+      </w:pPr>
+      <w:rPr>
+        <w:u w:val="none"/>
+      </w:rPr>
+    </w:lvl>
+  </w:abstractNum>
+  <w:abstractNum w:abstractNumId="22">
+    <w:lvl w:ilvl="0">
+      <w:start w:val="1"/>
+      <w:numFmt w:val="bullet"/>
+      <w:lvlText w:val="●"/>
+      <w:lvlJc w:val="left"/>
+      <w:pPr>
+        <w:ind w:left="1440" w:hanging="360"/>
+      </w:pPr>
+      <w:rPr>
+        <w:u w:val="none"/>
+      </w:rPr>
+    </w:lvl>
+    <w:lvl w:ilvl="1">
+      <w:start w:val="1"/>
+      <w:numFmt w:val="bullet"/>
+      <w:lvlText w:val="○"/>
+      <w:lvlJc w:val="left"/>
+      <w:pPr>
+        <w:ind w:left="2160" w:hanging="360"/>
+      </w:pPr>
+      <w:rPr>
+        <w:u w:val="none"/>
+      </w:rPr>
+    </w:lvl>
+    <w:lvl w:ilvl="2">
+      <w:start w:val="1"/>
+      <w:numFmt w:val="bullet"/>
+      <w:lvlText w:val="■"/>
+      <w:lvlJc w:val="left"/>
+      <w:pPr>
+        <w:ind w:left="2880" w:hanging="360"/>
+      </w:pPr>
+      <w:rPr>
+        <w:u w:val="none"/>
+      </w:rPr>
+    </w:lvl>
+    <w:lvl w:ilvl="3">
+      <w:start w:val="1"/>
+      <w:numFmt w:val="bullet"/>
+      <w:lvlText w:val="●"/>
+      <w:lvlJc w:val="left"/>
+      <w:pPr>
+        <w:ind w:left="3600" w:hanging="360"/>
+      </w:pPr>
+      <w:rPr>
+        <w:u w:val="none"/>
+      </w:rPr>
+    </w:lvl>
+    <w:lvl w:ilvl="4">
+      <w:start w:val="1"/>
+      <w:numFmt w:val="bullet"/>
+      <w:lvlText w:val="○"/>
+      <w:lvlJc w:val="left"/>
+      <w:pPr>
+        <w:ind w:left="4320" w:hanging="360"/>
+      </w:pPr>
+      <w:rPr>
+        <w:u w:val="none"/>
+      </w:rPr>
+    </w:lvl>
+    <w:lvl w:ilvl="5">
+      <w:start w:val="1"/>
+      <w:numFmt w:val="bullet"/>
+      <w:lvlText w:val="■"/>
+      <w:lvlJc w:val="left"/>
+      <w:pPr>
+        <w:ind w:left="5040" w:hanging="360"/>
+      </w:pPr>
+      <w:rPr>
+        <w:u w:val="none"/>
+      </w:rPr>
+    </w:lvl>
+    <w:lvl w:ilvl="6">
+      <w:start w:val="1"/>
+      <w:numFmt w:val="bullet"/>
+      <w:lvlText w:val="●"/>
+      <w:lvlJc w:val="left"/>
+      <w:pPr>
+        <w:ind w:left="5760" w:hanging="360"/>
+      </w:pPr>
+      <w:rPr>
+        <w:u w:val="none"/>
+      </w:rPr>
+    </w:lvl>
+    <w:lvl w:ilvl="7">
+      <w:start w:val="1"/>
+      <w:numFmt w:val="bullet"/>
+      <w:lvlText w:val="○"/>
+      <w:lvlJc w:val="left"/>
+      <w:pPr>
+        <w:ind w:left="6480" w:hanging="360"/>
+      </w:pPr>
+      <w:rPr>
+        <w:u w:val="none"/>
+      </w:rPr>
+    </w:lvl>
+    <w:lvl w:ilvl="8">
+      <w:start w:val="1"/>
+      <w:numFmt w:val="bullet"/>
+      <w:lvlText w:val="■"/>
+      <w:lvlJc w:val="left"/>
+      <w:pPr>
+        <w:ind w:left="7200" w:hanging="360"/>
+      </w:pPr>
+      <w:rPr>
+        <w:u w:val="none"/>
+      </w:rPr>
+    </w:lvl>
+  </w:abstractNum>
+  <w:abstractNum w:abstractNumId="23">
+    <w:lvl w:ilvl="0">
+      <w:start w:val="1"/>
       <w:numFmt w:val="decimal"/>
       <w:lvlText w:val="%1."/>
       <w:lvlJc w:val="left"/>
@@ -24033,226 +26080,6 @@
       </w:rPr>
     </w:lvl>
   </w:abstractNum>
-  <w:abstractNum w:abstractNumId="22">
-    <w:lvl w:ilvl="0">
-      <w:start w:val="1"/>
-      <w:numFmt w:val="bullet"/>
-      <w:lvlText w:val="●"/>
-      <w:lvlJc w:val="left"/>
-      <w:pPr>
-        <w:ind w:left="720" w:hanging="360"/>
-      </w:pPr>
-      <w:rPr>
-        <w:u w:val="none"/>
-      </w:rPr>
-    </w:lvl>
-    <w:lvl w:ilvl="1">
-      <w:start w:val="1"/>
-      <w:numFmt w:val="bullet"/>
-      <w:lvlText w:val="○"/>
-      <w:lvlJc w:val="left"/>
-      <w:pPr>
-        <w:ind w:left="1440" w:hanging="360"/>
-      </w:pPr>
-      <w:rPr>
-        <w:u w:val="none"/>
-      </w:rPr>
-    </w:lvl>
-    <w:lvl w:ilvl="2">
-      <w:start w:val="1"/>
-      <w:numFmt w:val="bullet"/>
-      <w:lvlText w:val="■"/>
-      <w:lvlJc w:val="left"/>
-      <w:pPr>
-        <w:ind w:left="2160" w:hanging="360"/>
-      </w:pPr>
-      <w:rPr>
-        <w:u w:val="none"/>
-      </w:rPr>
-    </w:lvl>
-    <w:lvl w:ilvl="3">
-      <w:start w:val="1"/>
-      <w:numFmt w:val="bullet"/>
-      <w:lvlText w:val="●"/>
-      <w:lvlJc w:val="left"/>
-      <w:pPr>
-        <w:ind w:left="2880" w:hanging="360"/>
-      </w:pPr>
-      <w:rPr>
-        <w:u w:val="none"/>
-      </w:rPr>
-    </w:lvl>
-    <w:lvl w:ilvl="4">
-      <w:start w:val="1"/>
-      <w:numFmt w:val="bullet"/>
-      <w:lvlText w:val="○"/>
-      <w:lvlJc w:val="left"/>
-      <w:pPr>
-        <w:ind w:left="3600" w:hanging="360"/>
-      </w:pPr>
-      <w:rPr>
-        <w:u w:val="none"/>
-      </w:rPr>
-    </w:lvl>
-    <w:lvl w:ilvl="5">
-      <w:start w:val="1"/>
-      <w:numFmt w:val="bullet"/>
-      <w:lvlText w:val="■"/>
-      <w:lvlJc w:val="left"/>
-      <w:pPr>
-        <w:ind w:left="4320" w:hanging="360"/>
-      </w:pPr>
-      <w:rPr>
-        <w:u w:val="none"/>
-      </w:rPr>
-    </w:lvl>
-    <w:lvl w:ilvl="6">
-      <w:start w:val="1"/>
-      <w:numFmt w:val="bullet"/>
-      <w:lvlText w:val="●"/>
-      <w:lvlJc w:val="left"/>
-      <w:pPr>
-        <w:ind w:left="5040" w:hanging="360"/>
-      </w:pPr>
-      <w:rPr>
-        <w:u w:val="none"/>
-      </w:rPr>
-    </w:lvl>
-    <w:lvl w:ilvl="7">
-      <w:start w:val="1"/>
-      <w:numFmt w:val="bullet"/>
-      <w:lvlText w:val="○"/>
-      <w:lvlJc w:val="left"/>
-      <w:pPr>
-        <w:ind w:left="5760" w:hanging="360"/>
-      </w:pPr>
-      <w:rPr>
-        <w:u w:val="none"/>
-      </w:rPr>
-    </w:lvl>
-    <w:lvl w:ilvl="8">
-      <w:start w:val="1"/>
-      <w:numFmt w:val="bullet"/>
-      <w:lvlText w:val="■"/>
-      <w:lvlJc w:val="left"/>
-      <w:pPr>
-        <w:ind w:left="6480" w:hanging="360"/>
-      </w:pPr>
-      <w:rPr>
-        <w:u w:val="none"/>
-      </w:rPr>
-    </w:lvl>
-  </w:abstractNum>
-  <w:abstractNum w:abstractNumId="23">
-    <w:lvl w:ilvl="0">
-      <w:start w:val="1"/>
-      <w:numFmt w:val="bullet"/>
-      <w:lvlText w:val="●"/>
-      <w:lvlJc w:val="left"/>
-      <w:pPr>
-        <w:ind w:left="720" w:hanging="360"/>
-      </w:pPr>
-      <w:rPr>
-        <w:u w:val="none"/>
-      </w:rPr>
-    </w:lvl>
-    <w:lvl w:ilvl="1">
-      <w:start w:val="1"/>
-      <w:numFmt w:val="bullet"/>
-      <w:lvlText w:val="○"/>
-      <w:lvlJc w:val="left"/>
-      <w:pPr>
-        <w:ind w:left="1440" w:hanging="360"/>
-      </w:pPr>
-      <w:rPr>
-        <w:u w:val="none"/>
-      </w:rPr>
-    </w:lvl>
-    <w:lvl w:ilvl="2">
-      <w:start w:val="1"/>
-      <w:numFmt w:val="bullet"/>
-      <w:lvlText w:val="■"/>
-      <w:lvlJc w:val="left"/>
-      <w:pPr>
-        <w:ind w:left="2160" w:hanging="360"/>
-      </w:pPr>
-      <w:rPr>
-        <w:u w:val="none"/>
-      </w:rPr>
-    </w:lvl>
-    <w:lvl w:ilvl="3">
-      <w:start w:val="1"/>
-      <w:numFmt w:val="bullet"/>
-      <w:lvlText w:val="●"/>
-      <w:lvlJc w:val="left"/>
-      <w:pPr>
-        <w:ind w:left="2880" w:hanging="360"/>
-      </w:pPr>
-      <w:rPr>
-        <w:u w:val="none"/>
-      </w:rPr>
-    </w:lvl>
-    <w:lvl w:ilvl="4">
-      <w:start w:val="1"/>
-      <w:numFmt w:val="bullet"/>
-      <w:lvlText w:val="○"/>
-      <w:lvlJc w:val="left"/>
-      <w:pPr>
-        <w:ind w:left="3600" w:hanging="360"/>
-      </w:pPr>
-      <w:rPr>
-        <w:u w:val="none"/>
-      </w:rPr>
-    </w:lvl>
-    <w:lvl w:ilvl="5">
-      <w:start w:val="1"/>
-      <w:numFmt w:val="bullet"/>
-      <w:lvlText w:val="■"/>
-      <w:lvlJc w:val="left"/>
-      <w:pPr>
-        <w:ind w:left="4320" w:hanging="360"/>
-      </w:pPr>
-      <w:rPr>
-        <w:u w:val="none"/>
-      </w:rPr>
-    </w:lvl>
-    <w:lvl w:ilvl="6">
-      <w:start w:val="1"/>
-      <w:numFmt w:val="bullet"/>
-      <w:lvlText w:val="●"/>
-      <w:lvlJc w:val="left"/>
-      <w:pPr>
-        <w:ind w:left="5040" w:hanging="360"/>
-      </w:pPr>
-      <w:rPr>
-        <w:u w:val="none"/>
-      </w:rPr>
-    </w:lvl>
-    <w:lvl w:ilvl="7">
-      <w:start w:val="1"/>
-      <w:numFmt w:val="bullet"/>
-      <w:lvlText w:val="○"/>
-      <w:lvlJc w:val="left"/>
-      <w:pPr>
-        <w:ind w:left="5760" w:hanging="360"/>
-      </w:pPr>
-      <w:rPr>
-        <w:u w:val="none"/>
-      </w:rPr>
-    </w:lvl>
-    <w:lvl w:ilvl="8">
-      <w:start w:val="1"/>
-      <w:numFmt w:val="bullet"/>
-      <w:lvlText w:val="■"/>
-      <w:lvlJc w:val="left"/>
-      <w:pPr>
-        <w:ind w:left="6480" w:hanging="360"/>
-      </w:pPr>
-      <w:rPr>
-        <w:u w:val="none"/>
-      </w:rPr>
-    </w:lvl>
-  </w:abstractNum>
   <w:abstractNum w:abstractNumId="24">
     <w:lvl w:ilvl="0">
       <w:start w:val="1"/>
@@ -24480,103 +26307,103 @@
       <w:lvlText w:val="●"/>
       <w:lvlJc w:val="left"/>
       <w:pPr>
+        <w:ind w:left="720" w:hanging="360"/>
+      </w:pPr>
+      <w:rPr>
+        <w:u w:val="none"/>
+      </w:rPr>
+    </w:lvl>
+    <w:lvl w:ilvl="1">
+      <w:start w:val="1"/>
+      <w:numFmt w:val="bullet"/>
+      <w:lvlText w:val="○"/>
+      <w:lvlJc w:val="left"/>
+      <w:pPr>
         <w:ind w:left="1440" w:hanging="360"/>
       </w:pPr>
       <w:rPr>
         <w:u w:val="none"/>
       </w:rPr>
     </w:lvl>
-    <w:lvl w:ilvl="1">
+    <w:lvl w:ilvl="2">
+      <w:start w:val="1"/>
+      <w:numFmt w:val="bullet"/>
+      <w:lvlText w:val="■"/>
+      <w:lvlJc w:val="left"/>
+      <w:pPr>
+        <w:ind w:left="2160" w:hanging="360"/>
+      </w:pPr>
+      <w:rPr>
+        <w:u w:val="none"/>
+      </w:rPr>
+    </w:lvl>
+    <w:lvl w:ilvl="3">
+      <w:start w:val="1"/>
+      <w:numFmt w:val="bullet"/>
+      <w:lvlText w:val="●"/>
+      <w:lvlJc w:val="left"/>
+      <w:pPr>
+        <w:ind w:left="2880" w:hanging="360"/>
+      </w:pPr>
+      <w:rPr>
+        <w:u w:val="none"/>
+      </w:rPr>
+    </w:lvl>
+    <w:lvl w:ilvl="4">
       <w:start w:val="1"/>
       <w:numFmt w:val="bullet"/>
       <w:lvlText w:val="○"/>
       <w:lvlJc w:val="left"/>
       <w:pPr>
-        <w:ind w:left="2160" w:hanging="360"/>
-      </w:pPr>
-      <w:rPr>
-        <w:u w:val="none"/>
-      </w:rPr>
-    </w:lvl>
-    <w:lvl w:ilvl="2">
+        <w:ind w:left="3600" w:hanging="360"/>
+      </w:pPr>
+      <w:rPr>
+        <w:u w:val="none"/>
+      </w:rPr>
+    </w:lvl>
+    <w:lvl w:ilvl="5">
       <w:start w:val="1"/>
       <w:numFmt w:val="bullet"/>
       <w:lvlText w:val="■"/>
       <w:lvlJc w:val="left"/>
       <w:pPr>
-        <w:ind w:left="2880" w:hanging="360"/>
-      </w:pPr>
-      <w:rPr>
-        <w:u w:val="none"/>
-      </w:rPr>
-    </w:lvl>
-    <w:lvl w:ilvl="3">
+        <w:ind w:left="4320" w:hanging="360"/>
+      </w:pPr>
+      <w:rPr>
+        <w:u w:val="none"/>
+      </w:rPr>
+    </w:lvl>
+    <w:lvl w:ilvl="6">
       <w:start w:val="1"/>
       <w:numFmt w:val="bullet"/>
       <w:lvlText w:val="●"/>
       <w:lvlJc w:val="left"/>
       <w:pPr>
-        <w:ind w:left="3600" w:hanging="360"/>
-      </w:pPr>
-      <w:rPr>
-        <w:u w:val="none"/>
-      </w:rPr>
-    </w:lvl>
-    <w:lvl w:ilvl="4">
+        <w:ind w:left="5040" w:hanging="360"/>
+      </w:pPr>
+      <w:rPr>
+        <w:u w:val="none"/>
+      </w:rPr>
+    </w:lvl>
+    <w:lvl w:ilvl="7">
       <w:start w:val="1"/>
       <w:numFmt w:val="bullet"/>
       <w:lvlText w:val="○"/>
       <w:lvlJc w:val="left"/>
       <w:pPr>
-        <w:ind w:left="4320" w:hanging="360"/>
-      </w:pPr>
-      <w:rPr>
-        <w:u w:val="none"/>
-      </w:rPr>
-    </w:lvl>
-    <w:lvl w:ilvl="5">
+        <w:ind w:left="5760" w:hanging="360"/>
+      </w:pPr>
+      <w:rPr>
+        <w:u w:val="none"/>
+      </w:rPr>
+    </w:lvl>
+    <w:lvl w:ilvl="8">
       <w:start w:val="1"/>
       <w:numFmt w:val="bullet"/>
       <w:lvlText w:val="■"/>
       <w:lvlJc w:val="left"/>
       <w:pPr>
-        <w:ind w:left="5040" w:hanging="360"/>
-      </w:pPr>
-      <w:rPr>
-        <w:u w:val="none"/>
-      </w:rPr>
-    </w:lvl>
-    <w:lvl w:ilvl="6">
-      <w:start w:val="1"/>
-      <w:numFmt w:val="bullet"/>
-      <w:lvlText w:val="●"/>
-      <w:lvlJc w:val="left"/>
-      <w:pPr>
-        <w:ind w:left="5760" w:hanging="360"/>
-      </w:pPr>
-      <w:rPr>
-        <w:u w:val="none"/>
-      </w:rPr>
-    </w:lvl>
-    <w:lvl w:ilvl="7">
-      <w:start w:val="1"/>
-      <w:numFmt w:val="bullet"/>
-      <w:lvlText w:val="○"/>
-      <w:lvlJc w:val="left"/>
-      <w:pPr>
         <w:ind w:left="6480" w:hanging="360"/>
-      </w:pPr>
-      <w:rPr>
-        <w:u w:val="none"/>
-      </w:rPr>
-    </w:lvl>
-    <w:lvl w:ilvl="8">
-      <w:start w:val="1"/>
-      <w:numFmt w:val="bullet"/>
-      <w:lvlText w:val="■"/>
-      <w:lvlJc w:val="left"/>
-      <w:pPr>
-        <w:ind w:left="7200" w:hanging="360"/>
       </w:pPr>
       <w:rPr>
         <w:u w:val="none"/>
@@ -24590,103 +26417,103 @@
       <w:lvlText w:val="●"/>
       <w:lvlJc w:val="left"/>
       <w:pPr>
+        <w:ind w:left="720" w:hanging="360"/>
+      </w:pPr>
+      <w:rPr>
+        <w:u w:val="none"/>
+      </w:rPr>
+    </w:lvl>
+    <w:lvl w:ilvl="1">
+      <w:start w:val="1"/>
+      <w:numFmt w:val="bullet"/>
+      <w:lvlText w:val="○"/>
+      <w:lvlJc w:val="left"/>
+      <w:pPr>
         <w:ind w:left="1440" w:hanging="360"/>
       </w:pPr>
       <w:rPr>
         <w:u w:val="none"/>
       </w:rPr>
     </w:lvl>
-    <w:lvl w:ilvl="1">
+    <w:lvl w:ilvl="2">
+      <w:start w:val="1"/>
+      <w:numFmt w:val="bullet"/>
+      <w:lvlText w:val="■"/>
+      <w:lvlJc w:val="left"/>
+      <w:pPr>
+        <w:ind w:left="2160" w:hanging="360"/>
+      </w:pPr>
+      <w:rPr>
+        <w:u w:val="none"/>
+      </w:rPr>
+    </w:lvl>
+    <w:lvl w:ilvl="3">
+      <w:start w:val="1"/>
+      <w:numFmt w:val="bullet"/>
+      <w:lvlText w:val="●"/>
+      <w:lvlJc w:val="left"/>
+      <w:pPr>
+        <w:ind w:left="2880" w:hanging="360"/>
+      </w:pPr>
+      <w:rPr>
+        <w:u w:val="none"/>
+      </w:rPr>
+    </w:lvl>
+    <w:lvl w:ilvl="4">
       <w:start w:val="1"/>
       <w:numFmt w:val="bullet"/>
       <w:lvlText w:val="○"/>
       <w:lvlJc w:val="left"/>
       <w:pPr>
-        <w:ind w:left="2160" w:hanging="360"/>
-      </w:pPr>
-      <w:rPr>
-        <w:u w:val="none"/>
-      </w:rPr>
-    </w:lvl>
-    <w:lvl w:ilvl="2">
+        <w:ind w:left="3600" w:hanging="360"/>
+      </w:pPr>
+      <w:rPr>
+        <w:u w:val="none"/>
+      </w:rPr>
+    </w:lvl>
+    <w:lvl w:ilvl="5">
       <w:start w:val="1"/>
       <w:numFmt w:val="bullet"/>
       <w:lvlText w:val="■"/>
       <w:lvlJc w:val="left"/>
       <w:pPr>
-        <w:ind w:left="2880" w:hanging="360"/>
-      </w:pPr>
-      <w:rPr>
-        <w:u w:val="none"/>
-      </w:rPr>
-    </w:lvl>
-    <w:lvl w:ilvl="3">
+        <w:ind w:left="4320" w:hanging="360"/>
+      </w:pPr>
+      <w:rPr>
+        <w:u w:val="none"/>
+      </w:rPr>
+    </w:lvl>
+    <w:lvl w:ilvl="6">
       <w:start w:val="1"/>
       <w:numFmt w:val="bullet"/>
       <w:lvlText w:val="●"/>
       <w:lvlJc w:val="left"/>
       <w:pPr>
-        <w:ind w:left="3600" w:hanging="360"/>
-      </w:pPr>
-      <w:rPr>
-        <w:u w:val="none"/>
-      </w:rPr>
-    </w:lvl>
-    <w:lvl w:ilvl="4">
+        <w:ind w:left="5040" w:hanging="360"/>
+      </w:pPr>
+      <w:rPr>
+        <w:u w:val="none"/>
+      </w:rPr>
+    </w:lvl>
+    <w:lvl w:ilvl="7">
       <w:start w:val="1"/>
       <w:numFmt w:val="bullet"/>
       <w:lvlText w:val="○"/>
       <w:lvlJc w:val="left"/>
       <w:pPr>
-        <w:ind w:left="4320" w:hanging="360"/>
-      </w:pPr>
-      <w:rPr>
-        <w:u w:val="none"/>
-      </w:rPr>
-    </w:lvl>
-    <w:lvl w:ilvl="5">
+        <w:ind w:left="5760" w:hanging="360"/>
+      </w:pPr>
+      <w:rPr>
+        <w:u w:val="none"/>
+      </w:rPr>
+    </w:lvl>
+    <w:lvl w:ilvl="8">
       <w:start w:val="1"/>
       <w:numFmt w:val="bullet"/>
       <w:lvlText w:val="■"/>
       <w:lvlJc w:val="left"/>
       <w:pPr>
-        <w:ind w:left="5040" w:hanging="360"/>
-      </w:pPr>
-      <w:rPr>
-        <w:u w:val="none"/>
-      </w:rPr>
-    </w:lvl>
-    <w:lvl w:ilvl="6">
-      <w:start w:val="1"/>
-      <w:numFmt w:val="bullet"/>
-      <w:lvlText w:val="●"/>
-      <w:lvlJc w:val="left"/>
-      <w:pPr>
-        <w:ind w:left="5760" w:hanging="360"/>
-      </w:pPr>
-      <w:rPr>
-        <w:u w:val="none"/>
-      </w:rPr>
-    </w:lvl>
-    <w:lvl w:ilvl="7">
-      <w:start w:val="1"/>
-      <w:numFmt w:val="bullet"/>
-      <w:lvlText w:val="○"/>
-      <w:lvlJc w:val="left"/>
-      <w:pPr>
         <w:ind w:left="6480" w:hanging="360"/>
-      </w:pPr>
-      <w:rPr>
-        <w:u w:val="none"/>
-      </w:rPr>
-    </w:lvl>
-    <w:lvl w:ilvl="8">
-      <w:start w:val="1"/>
-      <w:numFmt w:val="bullet"/>
-      <w:lvlText w:val="■"/>
-      <w:lvlJc w:val="left"/>
-      <w:pPr>
-        <w:ind w:left="7200" w:hanging="360"/>
       </w:pPr>
       <w:rPr>
         <w:u w:val="none"/>
@@ -24700,7 +26527,7 @@
       <w:lvlText w:val="●"/>
       <w:lvlJc w:val="left"/>
       <w:pPr>
-        <w:ind w:left="720" w:hanging="360"/>
+        <w:ind w:left="1440" w:hanging="360"/>
       </w:pPr>
       <w:rPr>
         <w:u w:val="none"/>
@@ -24712,7 +26539,7 @@
       <w:lvlText w:val="○"/>
       <w:lvlJc w:val="left"/>
       <w:pPr>
-        <w:ind w:left="1440" w:hanging="360"/>
+        <w:ind w:left="2160" w:hanging="360"/>
       </w:pPr>
       <w:rPr>
         <w:u w:val="none"/>
@@ -24724,7 +26551,7 @@
       <w:lvlText w:val="■"/>
       <w:lvlJc w:val="left"/>
       <w:pPr>
-        <w:ind w:left="2160" w:hanging="360"/>
+        <w:ind w:left="2880" w:hanging="360"/>
       </w:pPr>
       <w:rPr>
         <w:u w:val="none"/>
@@ -24736,7 +26563,7 @@
       <w:lvlText w:val="●"/>
       <w:lvlJc w:val="left"/>
       <w:pPr>
-        <w:ind w:left="2880" w:hanging="360"/>
+        <w:ind w:left="3600" w:hanging="360"/>
       </w:pPr>
       <w:rPr>
         <w:u w:val="none"/>
@@ -24748,7 +26575,7 @@
       <w:lvlText w:val="○"/>
       <w:lvlJc w:val="left"/>
       <w:pPr>
-        <w:ind w:left="3600" w:hanging="360"/>
+        <w:ind w:left="4320" w:hanging="360"/>
       </w:pPr>
       <w:rPr>
         <w:u w:val="none"/>
@@ -24760,7 +26587,7 @@
       <w:lvlText w:val="■"/>
       <w:lvlJc w:val="left"/>
       <w:pPr>
-        <w:ind w:left="4320" w:hanging="360"/>
+        <w:ind w:left="5040" w:hanging="360"/>
       </w:pPr>
       <w:rPr>
         <w:u w:val="none"/>
@@ -24772,7 +26599,7 @@
       <w:lvlText w:val="●"/>
       <w:lvlJc w:val="left"/>
       <w:pPr>
-        <w:ind w:left="5040" w:hanging="360"/>
+        <w:ind w:left="5760" w:hanging="360"/>
       </w:pPr>
       <w:rPr>
         <w:u w:val="none"/>
@@ -24784,7 +26611,7 @@
       <w:lvlText w:val="○"/>
       <w:lvlJc w:val="left"/>
       <w:pPr>
-        <w:ind w:left="5760" w:hanging="360"/>
+        <w:ind w:left="6480" w:hanging="360"/>
       </w:pPr>
       <w:rPr>
         <w:u w:val="none"/>
@@ -24796,7 +26623,7 @@
       <w:lvlText w:val="■"/>
       <w:lvlJc w:val="left"/>
       <w:pPr>
-        <w:ind w:left="6480" w:hanging="360"/>
+        <w:ind w:left="7200" w:hanging="360"/>
       </w:pPr>
       <w:rPr>
         <w:u w:val="none"/>
@@ -25140,103 +26967,103 @@
       <w:lvlText w:val="●"/>
       <w:lvlJc w:val="left"/>
       <w:pPr>
+        <w:ind w:left="720" w:hanging="360"/>
+      </w:pPr>
+      <w:rPr>
+        <w:u w:val="none"/>
+      </w:rPr>
+    </w:lvl>
+    <w:lvl w:ilvl="1">
+      <w:start w:val="1"/>
+      <w:numFmt w:val="bullet"/>
+      <w:lvlText w:val="○"/>
+      <w:lvlJc w:val="left"/>
+      <w:pPr>
         <w:ind w:left="1440" w:hanging="360"/>
       </w:pPr>
       <w:rPr>
         <w:u w:val="none"/>
       </w:rPr>
     </w:lvl>
-    <w:lvl w:ilvl="1">
+    <w:lvl w:ilvl="2">
+      <w:start w:val="1"/>
+      <w:numFmt w:val="bullet"/>
+      <w:lvlText w:val="■"/>
+      <w:lvlJc w:val="left"/>
+      <w:pPr>
+        <w:ind w:left="2160" w:hanging="360"/>
+      </w:pPr>
+      <w:rPr>
+        <w:u w:val="none"/>
+      </w:rPr>
+    </w:lvl>
+    <w:lvl w:ilvl="3">
+      <w:start w:val="1"/>
+      <w:numFmt w:val="bullet"/>
+      <w:lvlText w:val="●"/>
+      <w:lvlJc w:val="left"/>
+      <w:pPr>
+        <w:ind w:left="2880" w:hanging="360"/>
+      </w:pPr>
+      <w:rPr>
+        <w:u w:val="none"/>
+      </w:rPr>
+    </w:lvl>
+    <w:lvl w:ilvl="4">
       <w:start w:val="1"/>
       <w:numFmt w:val="bullet"/>
       <w:lvlText w:val="○"/>
       <w:lvlJc w:val="left"/>
       <w:pPr>
-        <w:ind w:left="2160" w:hanging="360"/>
-      </w:pPr>
-      <w:rPr>
-        <w:u w:val="none"/>
-      </w:rPr>
-    </w:lvl>
-    <w:lvl w:ilvl="2">
+        <w:ind w:left="3600" w:hanging="360"/>
+      </w:pPr>
+      <w:rPr>
+        <w:u w:val="none"/>
+      </w:rPr>
+    </w:lvl>
+    <w:lvl w:ilvl="5">
       <w:start w:val="1"/>
       <w:numFmt w:val="bullet"/>
       <w:lvlText w:val="■"/>
       <w:lvlJc w:val="left"/>
       <w:pPr>
-        <w:ind w:left="2880" w:hanging="360"/>
-      </w:pPr>
-      <w:rPr>
-        <w:u w:val="none"/>
-      </w:rPr>
-    </w:lvl>
-    <w:lvl w:ilvl="3">
+        <w:ind w:left="4320" w:hanging="360"/>
+      </w:pPr>
+      <w:rPr>
+        <w:u w:val="none"/>
+      </w:rPr>
+    </w:lvl>
+    <w:lvl w:ilvl="6">
       <w:start w:val="1"/>
       <w:numFmt w:val="bullet"/>
       <w:lvlText w:val="●"/>
       <w:lvlJc w:val="left"/>
       <w:pPr>
-        <w:ind w:left="3600" w:hanging="360"/>
-      </w:pPr>
-      <w:rPr>
-        <w:u w:val="none"/>
-      </w:rPr>
-    </w:lvl>
-    <w:lvl w:ilvl="4">
+        <w:ind w:left="5040" w:hanging="360"/>
+      </w:pPr>
+      <w:rPr>
+        <w:u w:val="none"/>
+      </w:rPr>
+    </w:lvl>
+    <w:lvl w:ilvl="7">
       <w:start w:val="1"/>
       <w:numFmt w:val="bullet"/>
       <w:lvlText w:val="○"/>
       <w:lvlJc w:val="left"/>
       <w:pPr>
-        <w:ind w:left="4320" w:hanging="360"/>
-      </w:pPr>
-      <w:rPr>
-        <w:u w:val="none"/>
-      </w:rPr>
-    </w:lvl>
-    <w:lvl w:ilvl="5">
+        <w:ind w:left="5760" w:hanging="360"/>
+      </w:pPr>
+      <w:rPr>
+        <w:u w:val="none"/>
+      </w:rPr>
+    </w:lvl>
+    <w:lvl w:ilvl="8">
       <w:start w:val="1"/>
       <w:numFmt w:val="bullet"/>
       <w:lvlText w:val="■"/>
       <w:lvlJc w:val="left"/>
       <w:pPr>
-        <w:ind w:left="5040" w:hanging="360"/>
-      </w:pPr>
-      <w:rPr>
-        <w:u w:val="none"/>
-      </w:rPr>
-    </w:lvl>
-    <w:lvl w:ilvl="6">
-      <w:start w:val="1"/>
-      <w:numFmt w:val="bullet"/>
-      <w:lvlText w:val="●"/>
-      <w:lvlJc w:val="left"/>
-      <w:pPr>
-        <w:ind w:left="5760" w:hanging="360"/>
-      </w:pPr>
-      <w:rPr>
-        <w:u w:val="none"/>
-      </w:rPr>
-    </w:lvl>
-    <w:lvl w:ilvl="7">
-      <w:start w:val="1"/>
-      <w:numFmt w:val="bullet"/>
-      <w:lvlText w:val="○"/>
-      <w:lvlJc w:val="left"/>
-      <w:pPr>
         <w:ind w:left="6480" w:hanging="360"/>
-      </w:pPr>
-      <w:rPr>
-        <w:u w:val="none"/>
-      </w:rPr>
-    </w:lvl>
-    <w:lvl w:ilvl="8">
-      <w:start w:val="1"/>
-      <w:numFmt w:val="bullet"/>
-      <w:lvlText w:val="■"/>
-      <w:lvlJc w:val="left"/>
-      <w:pPr>
-        <w:ind w:left="7200" w:hanging="360"/>
       </w:pPr>
       <w:rPr>
         <w:u w:val="none"/>
@@ -25470,7 +27297,7 @@
       <w:lvlText w:val="●"/>
       <w:lvlJc w:val="left"/>
       <w:pPr>
-        <w:ind w:left="720" w:hanging="360"/>
+        <w:ind w:left="1440" w:hanging="360"/>
       </w:pPr>
       <w:rPr>
         <w:u w:val="none"/>
@@ -25482,7 +27309,7 @@
       <w:lvlText w:val="○"/>
       <w:lvlJc w:val="left"/>
       <w:pPr>
-        <w:ind w:left="1440" w:hanging="360"/>
+        <w:ind w:left="2160" w:hanging="360"/>
       </w:pPr>
       <w:rPr>
         <w:u w:val="none"/>
@@ -25494,7 +27321,7 @@
       <w:lvlText w:val="■"/>
       <w:lvlJc w:val="left"/>
       <w:pPr>
-        <w:ind w:left="2160" w:hanging="360"/>
+        <w:ind w:left="2880" w:hanging="360"/>
       </w:pPr>
       <w:rPr>
         <w:u w:val="none"/>
@@ -25506,7 +27333,7 @@
       <w:lvlText w:val="●"/>
       <w:lvlJc w:val="left"/>
       <w:pPr>
-        <w:ind w:left="2880" w:hanging="360"/>
+        <w:ind w:left="3600" w:hanging="360"/>
       </w:pPr>
       <w:rPr>
         <w:u w:val="none"/>
@@ -25518,7 +27345,7 @@
       <w:lvlText w:val="○"/>
       <w:lvlJc w:val="left"/>
       <w:pPr>
-        <w:ind w:left="3600" w:hanging="360"/>
+        <w:ind w:left="4320" w:hanging="360"/>
       </w:pPr>
       <w:rPr>
         <w:u w:val="none"/>
@@ -25530,7 +27357,7 @@
       <w:lvlText w:val="■"/>
       <w:lvlJc w:val="left"/>
       <w:pPr>
-        <w:ind w:left="4320" w:hanging="360"/>
+        <w:ind w:left="5040" w:hanging="360"/>
       </w:pPr>
       <w:rPr>
         <w:u w:val="none"/>
@@ -25542,7 +27369,7 @@
       <w:lvlText w:val="●"/>
       <w:lvlJc w:val="left"/>
       <w:pPr>
-        <w:ind w:left="5040" w:hanging="360"/>
+        <w:ind w:left="5760" w:hanging="360"/>
       </w:pPr>
       <w:rPr>
         <w:u w:val="none"/>
@@ -25554,7 +27381,7 @@
       <w:lvlText w:val="○"/>
       <w:lvlJc w:val="left"/>
       <w:pPr>
-        <w:ind w:left="5760" w:hanging="360"/>
+        <w:ind w:left="6480" w:hanging="360"/>
       </w:pPr>
       <w:rPr>
         <w:u w:val="none"/>
@@ -25566,7 +27393,7 @@
       <w:lvlText w:val="■"/>
       <w:lvlJc w:val="left"/>
       <w:pPr>
-        <w:ind w:left="6480" w:hanging="360"/>
+        <w:ind w:left="7200" w:hanging="360"/>
       </w:pPr>
       <w:rPr>
         <w:u w:val="none"/>
@@ -25580,7 +27407,7 @@
       <w:lvlText w:val="●"/>
       <w:lvlJc w:val="left"/>
       <w:pPr>
-        <w:ind w:left="720" w:hanging="360"/>
+        <w:ind w:left="1440" w:hanging="360"/>
       </w:pPr>
       <w:rPr>
         <w:u w:val="none"/>
@@ -25592,7 +27419,7 @@
       <w:lvlText w:val="○"/>
       <w:lvlJc w:val="left"/>
       <w:pPr>
-        <w:ind w:left="1440" w:hanging="360"/>
+        <w:ind w:left="2160" w:hanging="360"/>
       </w:pPr>
       <w:rPr>
         <w:u w:val="none"/>
@@ -25604,7 +27431,7 @@
       <w:lvlText w:val="■"/>
       <w:lvlJc w:val="left"/>
       <w:pPr>
-        <w:ind w:left="2160" w:hanging="360"/>
+        <w:ind w:left="2880" w:hanging="360"/>
       </w:pPr>
       <w:rPr>
         <w:u w:val="none"/>
@@ -25616,7 +27443,7 @@
       <w:lvlText w:val="●"/>
       <w:lvlJc w:val="left"/>
       <w:pPr>
-        <w:ind w:left="2880" w:hanging="360"/>
+        <w:ind w:left="3600" w:hanging="360"/>
       </w:pPr>
       <w:rPr>
         <w:u w:val="none"/>
@@ -25628,7 +27455,7 @@
       <w:lvlText w:val="○"/>
       <w:lvlJc w:val="left"/>
       <w:pPr>
-        <w:ind w:left="3600" w:hanging="360"/>
+        <w:ind w:left="4320" w:hanging="360"/>
       </w:pPr>
       <w:rPr>
         <w:u w:val="none"/>
@@ -25640,7 +27467,7 @@
       <w:lvlText w:val="■"/>
       <w:lvlJc w:val="left"/>
       <w:pPr>
-        <w:ind w:left="4320" w:hanging="360"/>
+        <w:ind w:left="5040" w:hanging="360"/>
       </w:pPr>
       <w:rPr>
         <w:u w:val="none"/>
@@ -25652,7 +27479,7 @@
       <w:lvlText w:val="●"/>
       <w:lvlJc w:val="left"/>
       <w:pPr>
-        <w:ind w:left="5040" w:hanging="360"/>
+        <w:ind w:left="5760" w:hanging="360"/>
       </w:pPr>
       <w:rPr>
         <w:u w:val="none"/>
@@ -25664,7 +27491,7 @@
       <w:lvlText w:val="○"/>
       <w:lvlJc w:val="left"/>
       <w:pPr>
-        <w:ind w:left="5760" w:hanging="360"/>
+        <w:ind w:left="6480" w:hanging="360"/>
       </w:pPr>
       <w:rPr>
         <w:u w:val="none"/>
@@ -25676,7 +27503,7 @@
       <w:lvlText w:val="■"/>
       <w:lvlJc w:val="left"/>
       <w:pPr>
-        <w:ind w:left="6480" w:hanging="360"/>
+        <w:ind w:left="7200" w:hanging="360"/>
       </w:pPr>
       <w:rPr>
         <w:u w:val="none"/>
@@ -25796,6 +27623,226 @@
   <w:abstractNum w:abstractNumId="38">
     <w:lvl w:ilvl="0">
       <w:start w:val="1"/>
+      <w:numFmt w:val="bullet"/>
+      <w:lvlText w:val="●"/>
+      <w:lvlJc w:val="left"/>
+      <w:pPr>
+        <w:ind w:left="720" w:hanging="360"/>
+      </w:pPr>
+      <w:rPr>
+        <w:u w:val="none"/>
+      </w:rPr>
+    </w:lvl>
+    <w:lvl w:ilvl="1">
+      <w:start w:val="1"/>
+      <w:numFmt w:val="bullet"/>
+      <w:lvlText w:val="○"/>
+      <w:lvlJc w:val="left"/>
+      <w:pPr>
+        <w:ind w:left="1440" w:hanging="360"/>
+      </w:pPr>
+      <w:rPr>
+        <w:u w:val="none"/>
+      </w:rPr>
+    </w:lvl>
+    <w:lvl w:ilvl="2">
+      <w:start w:val="1"/>
+      <w:numFmt w:val="bullet"/>
+      <w:lvlText w:val="■"/>
+      <w:lvlJc w:val="left"/>
+      <w:pPr>
+        <w:ind w:left="2160" w:hanging="360"/>
+      </w:pPr>
+      <w:rPr>
+        <w:u w:val="none"/>
+      </w:rPr>
+    </w:lvl>
+    <w:lvl w:ilvl="3">
+      <w:start w:val="1"/>
+      <w:numFmt w:val="bullet"/>
+      <w:lvlText w:val="●"/>
+      <w:lvlJc w:val="left"/>
+      <w:pPr>
+        <w:ind w:left="2880" w:hanging="360"/>
+      </w:pPr>
+      <w:rPr>
+        <w:u w:val="none"/>
+      </w:rPr>
+    </w:lvl>
+    <w:lvl w:ilvl="4">
+      <w:start w:val="1"/>
+      <w:numFmt w:val="bullet"/>
+      <w:lvlText w:val="○"/>
+      <w:lvlJc w:val="left"/>
+      <w:pPr>
+        <w:ind w:left="3600" w:hanging="360"/>
+      </w:pPr>
+      <w:rPr>
+        <w:u w:val="none"/>
+      </w:rPr>
+    </w:lvl>
+    <w:lvl w:ilvl="5">
+      <w:start w:val="1"/>
+      <w:numFmt w:val="bullet"/>
+      <w:lvlText w:val="■"/>
+      <w:lvlJc w:val="left"/>
+      <w:pPr>
+        <w:ind w:left="4320" w:hanging="360"/>
+      </w:pPr>
+      <w:rPr>
+        <w:u w:val="none"/>
+      </w:rPr>
+    </w:lvl>
+    <w:lvl w:ilvl="6">
+      <w:start w:val="1"/>
+      <w:numFmt w:val="bullet"/>
+      <w:lvlText w:val="●"/>
+      <w:lvlJc w:val="left"/>
+      <w:pPr>
+        <w:ind w:left="5040" w:hanging="360"/>
+      </w:pPr>
+      <w:rPr>
+        <w:u w:val="none"/>
+      </w:rPr>
+    </w:lvl>
+    <w:lvl w:ilvl="7">
+      <w:start w:val="1"/>
+      <w:numFmt w:val="bullet"/>
+      <w:lvlText w:val="○"/>
+      <w:lvlJc w:val="left"/>
+      <w:pPr>
+        <w:ind w:left="5760" w:hanging="360"/>
+      </w:pPr>
+      <w:rPr>
+        <w:u w:val="none"/>
+      </w:rPr>
+    </w:lvl>
+    <w:lvl w:ilvl="8">
+      <w:start w:val="1"/>
+      <w:numFmt w:val="bullet"/>
+      <w:lvlText w:val="■"/>
+      <w:lvlJc w:val="left"/>
+      <w:pPr>
+        <w:ind w:left="6480" w:hanging="360"/>
+      </w:pPr>
+      <w:rPr>
+        <w:u w:val="none"/>
+      </w:rPr>
+    </w:lvl>
+  </w:abstractNum>
+  <w:abstractNum w:abstractNumId="39">
+    <w:lvl w:ilvl="0">
+      <w:start w:val="1"/>
+      <w:numFmt w:val="bullet"/>
+      <w:lvlText w:val="●"/>
+      <w:lvlJc w:val="left"/>
+      <w:pPr>
+        <w:ind w:left="720" w:hanging="360"/>
+      </w:pPr>
+      <w:rPr>
+        <w:u w:val="none"/>
+      </w:rPr>
+    </w:lvl>
+    <w:lvl w:ilvl="1">
+      <w:start w:val="1"/>
+      <w:numFmt w:val="bullet"/>
+      <w:lvlText w:val="○"/>
+      <w:lvlJc w:val="left"/>
+      <w:pPr>
+        <w:ind w:left="1440" w:hanging="360"/>
+      </w:pPr>
+      <w:rPr>
+        <w:u w:val="none"/>
+      </w:rPr>
+    </w:lvl>
+    <w:lvl w:ilvl="2">
+      <w:start w:val="1"/>
+      <w:numFmt w:val="bullet"/>
+      <w:lvlText w:val="■"/>
+      <w:lvlJc w:val="left"/>
+      <w:pPr>
+        <w:ind w:left="2160" w:hanging="360"/>
+      </w:pPr>
+      <w:rPr>
+        <w:u w:val="none"/>
+      </w:rPr>
+    </w:lvl>
+    <w:lvl w:ilvl="3">
+      <w:start w:val="1"/>
+      <w:numFmt w:val="bullet"/>
+      <w:lvlText w:val="●"/>
+      <w:lvlJc w:val="left"/>
+      <w:pPr>
+        <w:ind w:left="2880" w:hanging="360"/>
+      </w:pPr>
+      <w:rPr>
+        <w:u w:val="none"/>
+      </w:rPr>
+    </w:lvl>
+    <w:lvl w:ilvl="4">
+      <w:start w:val="1"/>
+      <w:numFmt w:val="bullet"/>
+      <w:lvlText w:val="○"/>
+      <w:lvlJc w:val="left"/>
+      <w:pPr>
+        <w:ind w:left="3600" w:hanging="360"/>
+      </w:pPr>
+      <w:rPr>
+        <w:u w:val="none"/>
+      </w:rPr>
+    </w:lvl>
+    <w:lvl w:ilvl="5">
+      <w:start w:val="1"/>
+      <w:numFmt w:val="bullet"/>
+      <w:lvlText w:val="■"/>
+      <w:lvlJc w:val="left"/>
+      <w:pPr>
+        <w:ind w:left="4320" w:hanging="360"/>
+      </w:pPr>
+      <w:rPr>
+        <w:u w:val="none"/>
+      </w:rPr>
+    </w:lvl>
+    <w:lvl w:ilvl="6">
+      <w:start w:val="1"/>
+      <w:numFmt w:val="bullet"/>
+      <w:lvlText w:val="●"/>
+      <w:lvlJc w:val="left"/>
+      <w:pPr>
+        <w:ind w:left="5040" w:hanging="360"/>
+      </w:pPr>
+      <w:rPr>
+        <w:u w:val="none"/>
+      </w:rPr>
+    </w:lvl>
+    <w:lvl w:ilvl="7">
+      <w:start w:val="1"/>
+      <w:numFmt w:val="bullet"/>
+      <w:lvlText w:val="○"/>
+      <w:lvlJc w:val="left"/>
+      <w:pPr>
+        <w:ind w:left="5760" w:hanging="360"/>
+      </w:pPr>
+      <w:rPr>
+        <w:u w:val="none"/>
+      </w:rPr>
+    </w:lvl>
+    <w:lvl w:ilvl="8">
+      <w:start w:val="1"/>
+      <w:numFmt w:val="bullet"/>
+      <w:lvlText w:val="■"/>
+      <w:lvlJc w:val="left"/>
+      <w:pPr>
+        <w:ind w:left="6480" w:hanging="360"/>
+      </w:pPr>
+      <w:rPr>
+        <w:u w:val="none"/>
+      </w:rPr>
+    </w:lvl>
+  </w:abstractNum>
+  <w:abstractNum w:abstractNumId="40">
+    <w:lvl w:ilvl="0">
+      <w:start w:val="1"/>
       <w:numFmt w:val="decimal"/>
       <w:lvlText w:val="%1."/>
       <w:lvlJc w:val="left"/>
@@ -25903,226 +27950,6 @@
       </w:rPr>
     </w:lvl>
   </w:abstractNum>
-  <w:abstractNum w:abstractNumId="39">
-    <w:lvl w:ilvl="0">
-      <w:start w:val="1"/>
-      <w:numFmt w:val="bullet"/>
-      <w:lvlText w:val="●"/>
-      <w:lvlJc w:val="left"/>
-      <w:pPr>
-        <w:ind w:left="1440" w:hanging="360"/>
-      </w:pPr>
-      <w:rPr>
-        <w:u w:val="none"/>
-      </w:rPr>
-    </w:lvl>
-    <w:lvl w:ilvl="1">
-      <w:start w:val="1"/>
-      <w:numFmt w:val="bullet"/>
-      <w:lvlText w:val="○"/>
-      <w:lvlJc w:val="left"/>
-      <w:pPr>
-        <w:ind w:left="2160" w:hanging="360"/>
-      </w:pPr>
-      <w:rPr>
-        <w:u w:val="none"/>
-      </w:rPr>
-    </w:lvl>
-    <w:lvl w:ilvl="2">
-      <w:start w:val="1"/>
-      <w:numFmt w:val="bullet"/>
-      <w:lvlText w:val="■"/>
-      <w:lvlJc w:val="left"/>
-      <w:pPr>
-        <w:ind w:left="2880" w:hanging="360"/>
-      </w:pPr>
-      <w:rPr>
-        <w:u w:val="none"/>
-      </w:rPr>
-    </w:lvl>
-    <w:lvl w:ilvl="3">
-      <w:start w:val="1"/>
-      <w:numFmt w:val="bullet"/>
-      <w:lvlText w:val="●"/>
-      <w:lvlJc w:val="left"/>
-      <w:pPr>
-        <w:ind w:left="3600" w:hanging="360"/>
-      </w:pPr>
-      <w:rPr>
-        <w:u w:val="none"/>
-      </w:rPr>
-    </w:lvl>
-    <w:lvl w:ilvl="4">
-      <w:start w:val="1"/>
-      <w:numFmt w:val="bullet"/>
-      <w:lvlText w:val="○"/>
-      <w:lvlJc w:val="left"/>
-      <w:pPr>
-        <w:ind w:left="4320" w:hanging="360"/>
-      </w:pPr>
-      <w:rPr>
-        <w:u w:val="none"/>
-      </w:rPr>
-    </w:lvl>
-    <w:lvl w:ilvl="5">
-      <w:start w:val="1"/>
-      <w:numFmt w:val="bullet"/>
-      <w:lvlText w:val="■"/>
-      <w:lvlJc w:val="left"/>
-      <w:pPr>
-        <w:ind w:left="5040" w:hanging="360"/>
-      </w:pPr>
-      <w:rPr>
-        <w:u w:val="none"/>
-      </w:rPr>
-    </w:lvl>
-    <w:lvl w:ilvl="6">
-      <w:start w:val="1"/>
-      <w:numFmt w:val="bullet"/>
-      <w:lvlText w:val="●"/>
-      <w:lvlJc w:val="left"/>
-      <w:pPr>
-        <w:ind w:left="5760" w:hanging="360"/>
-      </w:pPr>
-      <w:rPr>
-        <w:u w:val="none"/>
-      </w:rPr>
-    </w:lvl>
-    <w:lvl w:ilvl="7">
-      <w:start w:val="1"/>
-      <w:numFmt w:val="bullet"/>
-      <w:lvlText w:val="○"/>
-      <w:lvlJc w:val="left"/>
-      <w:pPr>
-        <w:ind w:left="6480" w:hanging="360"/>
-      </w:pPr>
-      <w:rPr>
-        <w:u w:val="none"/>
-      </w:rPr>
-    </w:lvl>
-    <w:lvl w:ilvl="8">
-      <w:start w:val="1"/>
-      <w:numFmt w:val="bullet"/>
-      <w:lvlText w:val="■"/>
-      <w:lvlJc w:val="left"/>
-      <w:pPr>
-        <w:ind w:left="7200" w:hanging="360"/>
-      </w:pPr>
-      <w:rPr>
-        <w:u w:val="none"/>
-      </w:rPr>
-    </w:lvl>
-  </w:abstractNum>
-  <w:abstractNum w:abstractNumId="40">
-    <w:lvl w:ilvl="0">
-      <w:start w:val="1"/>
-      <w:numFmt w:val="bullet"/>
-      <w:lvlText w:val="●"/>
-      <w:lvlJc w:val="left"/>
-      <w:pPr>
-        <w:ind w:left="1440" w:hanging="360"/>
-      </w:pPr>
-      <w:rPr>
-        <w:u w:val="none"/>
-      </w:rPr>
-    </w:lvl>
-    <w:lvl w:ilvl="1">
-      <w:start w:val="1"/>
-      <w:numFmt w:val="bullet"/>
-      <w:lvlText w:val="○"/>
-      <w:lvlJc w:val="left"/>
-      <w:pPr>
-        <w:ind w:left="2160" w:hanging="360"/>
-      </w:pPr>
-      <w:rPr>
-        <w:u w:val="none"/>
-      </w:rPr>
-    </w:lvl>
-    <w:lvl w:ilvl="2">
-      <w:start w:val="1"/>
-      <w:numFmt w:val="bullet"/>
-      <w:lvlText w:val="■"/>
-      <w:lvlJc w:val="left"/>
-      <w:pPr>
-        <w:ind w:left="2880" w:hanging="360"/>
-      </w:pPr>
-      <w:rPr>
-        <w:u w:val="none"/>
-      </w:rPr>
-    </w:lvl>
-    <w:lvl w:ilvl="3">
-      <w:start w:val="1"/>
-      <w:numFmt w:val="bullet"/>
-      <w:lvlText w:val="●"/>
-      <w:lvlJc w:val="left"/>
-      <w:pPr>
-        <w:ind w:left="3600" w:hanging="360"/>
-      </w:pPr>
-      <w:rPr>
-        <w:u w:val="none"/>
-      </w:rPr>
-    </w:lvl>
-    <w:lvl w:ilvl="4">
-      <w:start w:val="1"/>
-      <w:numFmt w:val="bullet"/>
-      <w:lvlText w:val="○"/>
-      <w:lvlJc w:val="left"/>
-      <w:pPr>
-        <w:ind w:left="4320" w:hanging="360"/>
-      </w:pPr>
-      <w:rPr>
-        <w:u w:val="none"/>
-      </w:rPr>
-    </w:lvl>
-    <w:lvl w:ilvl="5">
-      <w:start w:val="1"/>
-      <w:numFmt w:val="bullet"/>
-      <w:lvlText w:val="■"/>
-      <w:lvlJc w:val="left"/>
-      <w:pPr>
-        <w:ind w:left="5040" w:hanging="360"/>
-      </w:pPr>
-      <w:rPr>
-        <w:u w:val="none"/>
-      </w:rPr>
-    </w:lvl>
-    <w:lvl w:ilvl="6">
-      <w:start w:val="1"/>
-      <w:numFmt w:val="bullet"/>
-      <w:lvlText w:val="●"/>
-      <w:lvlJc w:val="left"/>
-      <w:pPr>
-        <w:ind w:left="5760" w:hanging="360"/>
-      </w:pPr>
-      <w:rPr>
-        <w:u w:val="none"/>
-      </w:rPr>
-    </w:lvl>
-    <w:lvl w:ilvl="7">
-      <w:start w:val="1"/>
-      <w:numFmt w:val="bullet"/>
-      <w:lvlText w:val="○"/>
-      <w:lvlJc w:val="left"/>
-      <w:pPr>
-        <w:ind w:left="6480" w:hanging="360"/>
-      </w:pPr>
-      <w:rPr>
-        <w:u w:val="none"/>
-      </w:rPr>
-    </w:lvl>
-    <w:lvl w:ilvl="8">
-      <w:start w:val="1"/>
-      <w:numFmt w:val="bullet"/>
-      <w:lvlText w:val="■"/>
-      <w:lvlJc w:val="left"/>
-      <w:pPr>
-        <w:ind w:left="7200" w:hanging="360"/>
-      </w:pPr>
-      <w:rPr>
-        <w:u w:val="none"/>
-      </w:rPr>
-    </w:lvl>
-  </w:abstractNum>
   <w:abstractNum w:abstractNumId="41">
     <w:lvl w:ilvl="0">
       <w:start w:val="1"/>
@@ -26130,7 +27957,7 @@
       <w:lvlText w:val="●"/>
       <w:lvlJc w:val="left"/>
       <w:pPr>
-        <w:ind w:left="720" w:hanging="360"/>
+        <w:ind w:left="1440" w:hanging="360"/>
       </w:pPr>
       <w:rPr>
         <w:u w:val="none"/>
@@ -26142,7 +27969,7 @@
       <w:lvlText w:val="○"/>
       <w:lvlJc w:val="left"/>
       <w:pPr>
-        <w:ind w:left="1440" w:hanging="360"/>
+        <w:ind w:left="2160" w:hanging="360"/>
       </w:pPr>
       <w:rPr>
         <w:u w:val="none"/>
@@ -26154,7 +27981,7 @@
       <w:lvlText w:val="■"/>
       <w:lvlJc w:val="left"/>
       <w:pPr>
-        <w:ind w:left="2160" w:hanging="360"/>
+        <w:ind w:left="2880" w:hanging="360"/>
       </w:pPr>
       <w:rPr>
         <w:u w:val="none"/>
@@ -26166,7 +27993,7 @@
       <w:lvlText w:val="●"/>
       <w:lvlJc w:val="left"/>
       <w:pPr>
-        <w:ind w:left="2880" w:hanging="360"/>
+        <w:ind w:left="3600" w:hanging="360"/>
       </w:pPr>
       <w:rPr>
         <w:u w:val="none"/>
@@ -26178,7 +28005,7 @@
       <w:lvlText w:val="○"/>
       <w:lvlJc w:val="left"/>
       <w:pPr>
-        <w:ind w:left="3600" w:hanging="360"/>
+        <w:ind w:left="4320" w:hanging="360"/>
       </w:pPr>
       <w:rPr>
         <w:u w:val="none"/>
@@ -26190,7 +28017,7 @@
       <w:lvlText w:val="■"/>
       <w:lvlJc w:val="left"/>
       <w:pPr>
-        <w:ind w:left="4320" w:hanging="360"/>
+        <w:ind w:left="5040" w:hanging="360"/>
       </w:pPr>
       <w:rPr>
         <w:u w:val="none"/>
@@ -26202,7 +28029,7 @@
       <w:lvlText w:val="●"/>
       <w:lvlJc w:val="left"/>
       <w:pPr>
-        <w:ind w:left="5040" w:hanging="360"/>
+        <w:ind w:left="5760" w:hanging="360"/>
       </w:pPr>
       <w:rPr>
         <w:u w:val="none"/>
@@ -26214,7 +28041,7 @@
       <w:lvlText w:val="○"/>
       <w:lvlJc w:val="left"/>
       <w:pPr>
-        <w:ind w:left="5760" w:hanging="360"/>
+        <w:ind w:left="6480" w:hanging="360"/>
       </w:pPr>
       <w:rPr>
         <w:u w:val="none"/>
@@ -26226,7 +28053,7 @@
       <w:lvlText w:val="■"/>
       <w:lvlJc w:val="left"/>
       <w:pPr>
-        <w:ind w:left="6480" w:hanging="360"/>
+        <w:ind w:left="7200" w:hanging="360"/>
       </w:pPr>
       <w:rPr>
         <w:u w:val="none"/>
@@ -26240,7 +28067,7 @@
       <w:lvlText w:val="●"/>
       <w:lvlJc w:val="left"/>
       <w:pPr>
-        <w:ind w:left="720" w:hanging="360"/>
+        <w:ind w:left="1440" w:hanging="360"/>
       </w:pPr>
       <w:rPr>
         <w:u w:val="none"/>
@@ -26252,7 +28079,7 @@
       <w:lvlText w:val="○"/>
       <w:lvlJc w:val="left"/>
       <w:pPr>
-        <w:ind w:left="1440" w:hanging="360"/>
+        <w:ind w:left="2160" w:hanging="360"/>
       </w:pPr>
       <w:rPr>
         <w:u w:val="none"/>
@@ -26264,7 +28091,7 @@
       <w:lvlText w:val="■"/>
       <w:lvlJc w:val="left"/>
       <w:pPr>
-        <w:ind w:left="2160" w:hanging="360"/>
+        <w:ind w:left="2880" w:hanging="360"/>
       </w:pPr>
       <w:rPr>
         <w:u w:val="none"/>
@@ -26276,7 +28103,7 @@
       <w:lvlText w:val="●"/>
       <w:lvlJc w:val="left"/>
       <w:pPr>
-        <w:ind w:left="2880" w:hanging="360"/>
+        <w:ind w:left="3600" w:hanging="360"/>
       </w:pPr>
       <w:rPr>
         <w:u w:val="none"/>
@@ -26288,7 +28115,7 @@
       <w:lvlText w:val="○"/>
       <w:lvlJc w:val="left"/>
       <w:pPr>
-        <w:ind w:left="3600" w:hanging="360"/>
+        <w:ind w:left="4320" w:hanging="360"/>
       </w:pPr>
       <w:rPr>
         <w:u w:val="none"/>
@@ -26300,7 +28127,7 @@
       <w:lvlText w:val="■"/>
       <w:lvlJc w:val="left"/>
       <w:pPr>
-        <w:ind w:left="4320" w:hanging="360"/>
+        <w:ind w:left="5040" w:hanging="360"/>
       </w:pPr>
       <w:rPr>
         <w:u w:val="none"/>
@@ -26312,7 +28139,7 @@
       <w:lvlText w:val="●"/>
       <w:lvlJc w:val="left"/>
       <w:pPr>
-        <w:ind w:left="5040" w:hanging="360"/>
+        <w:ind w:left="5760" w:hanging="360"/>
       </w:pPr>
       <w:rPr>
         <w:u w:val="none"/>
@@ -26324,7 +28151,7 @@
       <w:lvlText w:val="○"/>
       <w:lvlJc w:val="left"/>
       <w:pPr>
-        <w:ind w:left="5760" w:hanging="360"/>
+        <w:ind w:left="6480" w:hanging="360"/>
       </w:pPr>
       <w:rPr>
         <w:u w:val="none"/>
@@ -26336,7 +28163,7 @@
       <w:lvlText w:val="■"/>
       <w:lvlJc w:val="left"/>
       <w:pPr>
-        <w:ind w:left="6480" w:hanging="360"/>
+        <w:ind w:left="7200" w:hanging="360"/>
       </w:pPr>
       <w:rPr>
         <w:u w:val="none"/>
@@ -26680,103 +28507,103 @@
       <w:lvlText w:val="●"/>
       <w:lvlJc w:val="left"/>
       <w:pPr>
+        <w:ind w:left="720" w:hanging="360"/>
+      </w:pPr>
+      <w:rPr>
+        <w:u w:val="none"/>
+      </w:rPr>
+    </w:lvl>
+    <w:lvl w:ilvl="1">
+      <w:start w:val="1"/>
+      <w:numFmt w:val="bullet"/>
+      <w:lvlText w:val="○"/>
+      <w:lvlJc w:val="left"/>
+      <w:pPr>
         <w:ind w:left="1440" w:hanging="360"/>
       </w:pPr>
       <w:rPr>
         <w:u w:val="none"/>
       </w:rPr>
     </w:lvl>
-    <w:lvl w:ilvl="1">
+    <w:lvl w:ilvl="2">
+      <w:start w:val="1"/>
+      <w:numFmt w:val="bullet"/>
+      <w:lvlText w:val="■"/>
+      <w:lvlJc w:val="left"/>
+      <w:pPr>
+        <w:ind w:left="2160" w:hanging="360"/>
+      </w:pPr>
+      <w:rPr>
+        <w:u w:val="none"/>
+      </w:rPr>
+    </w:lvl>
+    <w:lvl w:ilvl="3">
+      <w:start w:val="1"/>
+      <w:numFmt w:val="bullet"/>
+      <w:lvlText w:val="●"/>
+      <w:lvlJc w:val="left"/>
+      <w:pPr>
+        <w:ind w:left="2880" w:hanging="360"/>
+      </w:pPr>
+      <w:rPr>
+        <w:u w:val="none"/>
+      </w:rPr>
+    </w:lvl>
+    <w:lvl w:ilvl="4">
       <w:start w:val="1"/>
       <w:numFmt w:val="bullet"/>
       <w:lvlText w:val="○"/>
       <w:lvlJc w:val="left"/>
       <w:pPr>
-        <w:ind w:left="2160" w:hanging="360"/>
-      </w:pPr>
-      <w:rPr>
-        <w:u w:val="none"/>
-      </w:rPr>
-    </w:lvl>
-    <w:lvl w:ilvl="2">
+        <w:ind w:left="3600" w:hanging="360"/>
+      </w:pPr>
+      <w:rPr>
+        <w:u w:val="none"/>
+      </w:rPr>
+    </w:lvl>
+    <w:lvl w:ilvl="5">
       <w:start w:val="1"/>
       <w:numFmt w:val="bullet"/>
       <w:lvlText w:val="■"/>
       <w:lvlJc w:val="left"/>
       <w:pPr>
-        <w:ind w:left="2880" w:hanging="360"/>
-      </w:pPr>
-      <w:rPr>
-        <w:u w:val="none"/>
-      </w:rPr>
-    </w:lvl>
-    <w:lvl w:ilvl="3">
+        <w:ind w:left="4320" w:hanging="360"/>
+      </w:pPr>
+      <w:rPr>
+        <w:u w:val="none"/>
+      </w:rPr>
+    </w:lvl>
+    <w:lvl w:ilvl="6">
       <w:start w:val="1"/>
       <w:numFmt w:val="bullet"/>
       <w:lvlText w:val="●"/>
       <w:lvlJc w:val="left"/>
       <w:pPr>
-        <w:ind w:left="3600" w:hanging="360"/>
-      </w:pPr>
-      <w:rPr>
-        <w:u w:val="none"/>
-      </w:rPr>
-    </w:lvl>
-    <w:lvl w:ilvl="4">
+        <w:ind w:left="5040" w:hanging="360"/>
+      </w:pPr>
+      <w:rPr>
+        <w:u w:val="none"/>
+      </w:rPr>
+    </w:lvl>
+    <w:lvl w:ilvl="7">
       <w:start w:val="1"/>
       <w:numFmt w:val="bullet"/>
       <w:lvlText w:val="○"/>
       <w:lvlJc w:val="left"/>
       <w:pPr>
-        <w:ind w:left="4320" w:hanging="360"/>
-      </w:pPr>
-      <w:rPr>
-        <w:u w:val="none"/>
-      </w:rPr>
-    </w:lvl>
-    <w:lvl w:ilvl="5">
+        <w:ind w:left="5760" w:hanging="360"/>
+      </w:pPr>
+      <w:rPr>
+        <w:u w:val="none"/>
+      </w:rPr>
+    </w:lvl>
+    <w:lvl w:ilvl="8">
       <w:start w:val="1"/>
       <w:numFmt w:val="bullet"/>
       <w:lvlText w:val="■"/>
       <w:lvlJc w:val="left"/>
       <w:pPr>
-        <w:ind w:left="5040" w:hanging="360"/>
-      </w:pPr>
-      <w:rPr>
-        <w:u w:val="none"/>
-      </w:rPr>
-    </w:lvl>
-    <w:lvl w:ilvl="6">
-      <w:start w:val="1"/>
-      <w:numFmt w:val="bullet"/>
-      <w:lvlText w:val="●"/>
-      <w:lvlJc w:val="left"/>
-      <w:pPr>
-        <w:ind w:left="5760" w:hanging="360"/>
-      </w:pPr>
-      <w:rPr>
-        <w:u w:val="none"/>
-      </w:rPr>
-    </w:lvl>
-    <w:lvl w:ilvl="7">
-      <w:start w:val="1"/>
-      <w:numFmt w:val="bullet"/>
-      <w:lvlText w:val="○"/>
-      <w:lvlJc w:val="left"/>
-      <w:pPr>
         <w:ind w:left="6480" w:hanging="360"/>
-      </w:pPr>
-      <w:rPr>
-        <w:u w:val="none"/>
-      </w:rPr>
-    </w:lvl>
-    <w:lvl w:ilvl="8">
-      <w:start w:val="1"/>
-      <w:numFmt w:val="bullet"/>
-      <w:lvlText w:val="■"/>
-      <w:lvlJc w:val="left"/>
-      <w:pPr>
-        <w:ind w:left="7200" w:hanging="360"/>
       </w:pPr>
       <w:rPr>
         <w:u w:val="none"/>
@@ -26900,7 +28727,7 @@
       <w:lvlText w:val="●"/>
       <w:lvlJc w:val="left"/>
       <w:pPr>
-        <w:ind w:left="720" w:hanging="360"/>
+        <w:ind w:left="1440" w:hanging="360"/>
       </w:pPr>
       <w:rPr>
         <w:u w:val="none"/>
@@ -26912,7 +28739,7 @@
       <w:lvlText w:val="○"/>
       <w:lvlJc w:val="left"/>
       <w:pPr>
-        <w:ind w:left="1440" w:hanging="360"/>
+        <w:ind w:left="2160" w:hanging="360"/>
       </w:pPr>
       <w:rPr>
         <w:u w:val="none"/>
@@ -26924,7 +28751,7 @@
       <w:lvlText w:val="■"/>
       <w:lvlJc w:val="left"/>
       <w:pPr>
-        <w:ind w:left="2160" w:hanging="360"/>
+        <w:ind w:left="2880" w:hanging="360"/>
       </w:pPr>
       <w:rPr>
         <w:u w:val="none"/>
@@ -26936,7 +28763,7 @@
       <w:lvlText w:val="●"/>
       <w:lvlJc w:val="left"/>
       <w:pPr>
-        <w:ind w:left="2880" w:hanging="360"/>
+        <w:ind w:left="3600" w:hanging="360"/>
       </w:pPr>
       <w:rPr>
         <w:u w:val="none"/>
@@ -26948,7 +28775,7 @@
       <w:lvlText w:val="○"/>
       <w:lvlJc w:val="left"/>
       <w:pPr>
-        <w:ind w:left="3600" w:hanging="360"/>
+        <w:ind w:left="4320" w:hanging="360"/>
       </w:pPr>
       <w:rPr>
         <w:u w:val="none"/>
@@ -26960,7 +28787,7 @@
       <w:lvlText w:val="■"/>
       <w:lvlJc w:val="left"/>
       <w:pPr>
-        <w:ind w:left="4320" w:hanging="360"/>
+        <w:ind w:left="5040" w:hanging="360"/>
       </w:pPr>
       <w:rPr>
         <w:u w:val="none"/>
@@ -26972,7 +28799,7 @@
       <w:lvlText w:val="●"/>
       <w:lvlJc w:val="left"/>
       <w:pPr>
-        <w:ind w:left="5040" w:hanging="360"/>
+        <w:ind w:left="5760" w:hanging="360"/>
       </w:pPr>
       <w:rPr>
         <w:u w:val="none"/>
@@ -26984,7 +28811,7 @@
       <w:lvlText w:val="○"/>
       <w:lvlJc w:val="left"/>
       <w:pPr>
-        <w:ind w:left="5760" w:hanging="360"/>
+        <w:ind w:left="6480" w:hanging="360"/>
       </w:pPr>
       <w:rPr>
         <w:u w:val="none"/>
@@ -26996,7 +28823,7 @@
       <w:lvlText w:val="■"/>
       <w:lvlJc w:val="left"/>
       <w:pPr>
-        <w:ind w:left="6480" w:hanging="360"/>
+        <w:ind w:left="7200" w:hanging="360"/>
       </w:pPr>
       <w:rPr>
         <w:u w:val="none"/>
@@ -27224,6 +29051,226 @@
     </w:lvl>
   </w:abstractNum>
   <w:abstractNum w:abstractNumId="51">
+    <w:lvl w:ilvl="0">
+      <w:start w:val="1"/>
+      <w:numFmt w:val="bullet"/>
+      <w:lvlText w:val="●"/>
+      <w:lvlJc w:val="left"/>
+      <w:pPr>
+        <w:ind w:left="720" w:hanging="360"/>
+      </w:pPr>
+      <w:rPr>
+        <w:u w:val="none"/>
+      </w:rPr>
+    </w:lvl>
+    <w:lvl w:ilvl="1">
+      <w:start w:val="1"/>
+      <w:numFmt w:val="bullet"/>
+      <w:lvlText w:val="○"/>
+      <w:lvlJc w:val="left"/>
+      <w:pPr>
+        <w:ind w:left="1440" w:hanging="360"/>
+      </w:pPr>
+      <w:rPr>
+        <w:u w:val="none"/>
+      </w:rPr>
+    </w:lvl>
+    <w:lvl w:ilvl="2">
+      <w:start w:val="1"/>
+      <w:numFmt w:val="bullet"/>
+      <w:lvlText w:val="■"/>
+      <w:lvlJc w:val="left"/>
+      <w:pPr>
+        <w:ind w:left="2160" w:hanging="360"/>
+      </w:pPr>
+      <w:rPr>
+        <w:u w:val="none"/>
+      </w:rPr>
+    </w:lvl>
+    <w:lvl w:ilvl="3">
+      <w:start w:val="1"/>
+      <w:numFmt w:val="bullet"/>
+      <w:lvlText w:val="●"/>
+      <w:lvlJc w:val="left"/>
+      <w:pPr>
+        <w:ind w:left="2880" w:hanging="360"/>
+      </w:pPr>
+      <w:rPr>
+        <w:u w:val="none"/>
+      </w:rPr>
+    </w:lvl>
+    <w:lvl w:ilvl="4">
+      <w:start w:val="1"/>
+      <w:numFmt w:val="bullet"/>
+      <w:lvlText w:val="○"/>
+      <w:lvlJc w:val="left"/>
+      <w:pPr>
+        <w:ind w:left="3600" w:hanging="360"/>
+      </w:pPr>
+      <w:rPr>
+        <w:u w:val="none"/>
+      </w:rPr>
+    </w:lvl>
+    <w:lvl w:ilvl="5">
+      <w:start w:val="1"/>
+      <w:numFmt w:val="bullet"/>
+      <w:lvlText w:val="■"/>
+      <w:lvlJc w:val="left"/>
+      <w:pPr>
+        <w:ind w:left="4320" w:hanging="360"/>
+      </w:pPr>
+      <w:rPr>
+        <w:u w:val="none"/>
+      </w:rPr>
+    </w:lvl>
+    <w:lvl w:ilvl="6">
+      <w:start w:val="1"/>
+      <w:numFmt w:val="bullet"/>
+      <w:lvlText w:val="●"/>
+      <w:lvlJc w:val="left"/>
+      <w:pPr>
+        <w:ind w:left="5040" w:hanging="360"/>
+      </w:pPr>
+      <w:rPr>
+        <w:u w:val="none"/>
+      </w:rPr>
+    </w:lvl>
+    <w:lvl w:ilvl="7">
+      <w:start w:val="1"/>
+      <w:numFmt w:val="bullet"/>
+      <w:lvlText w:val="○"/>
+      <w:lvlJc w:val="left"/>
+      <w:pPr>
+        <w:ind w:left="5760" w:hanging="360"/>
+      </w:pPr>
+      <w:rPr>
+        <w:u w:val="none"/>
+      </w:rPr>
+    </w:lvl>
+    <w:lvl w:ilvl="8">
+      <w:start w:val="1"/>
+      <w:numFmt w:val="bullet"/>
+      <w:lvlText w:val="■"/>
+      <w:lvlJc w:val="left"/>
+      <w:pPr>
+        <w:ind w:left="6480" w:hanging="360"/>
+      </w:pPr>
+      <w:rPr>
+        <w:u w:val="none"/>
+      </w:rPr>
+    </w:lvl>
+  </w:abstractNum>
+  <w:abstractNum w:abstractNumId="52">
+    <w:lvl w:ilvl="0">
+      <w:start w:val="1"/>
+      <w:numFmt w:val="bullet"/>
+      <w:lvlText w:val="●"/>
+      <w:lvlJc w:val="left"/>
+      <w:pPr>
+        <w:ind w:left="720" w:hanging="360"/>
+      </w:pPr>
+      <w:rPr>
+        <w:u w:val="none"/>
+      </w:rPr>
+    </w:lvl>
+    <w:lvl w:ilvl="1">
+      <w:start w:val="1"/>
+      <w:numFmt w:val="bullet"/>
+      <w:lvlText w:val="○"/>
+      <w:lvlJc w:val="left"/>
+      <w:pPr>
+        <w:ind w:left="1440" w:hanging="360"/>
+      </w:pPr>
+      <w:rPr>
+        <w:u w:val="none"/>
+      </w:rPr>
+    </w:lvl>
+    <w:lvl w:ilvl="2">
+      <w:start w:val="1"/>
+      <w:numFmt w:val="bullet"/>
+      <w:lvlText w:val="■"/>
+      <w:lvlJc w:val="left"/>
+      <w:pPr>
+        <w:ind w:left="2160" w:hanging="360"/>
+      </w:pPr>
+      <w:rPr>
+        <w:u w:val="none"/>
+      </w:rPr>
+    </w:lvl>
+    <w:lvl w:ilvl="3">
+      <w:start w:val="1"/>
+      <w:numFmt w:val="bullet"/>
+      <w:lvlText w:val="●"/>
+      <w:lvlJc w:val="left"/>
+      <w:pPr>
+        <w:ind w:left="2880" w:hanging="360"/>
+      </w:pPr>
+      <w:rPr>
+        <w:u w:val="none"/>
+      </w:rPr>
+    </w:lvl>
+    <w:lvl w:ilvl="4">
+      <w:start w:val="1"/>
+      <w:numFmt w:val="bullet"/>
+      <w:lvlText w:val="○"/>
+      <w:lvlJc w:val="left"/>
+      <w:pPr>
+        <w:ind w:left="3600" w:hanging="360"/>
+      </w:pPr>
+      <w:rPr>
+        <w:u w:val="none"/>
+      </w:rPr>
+    </w:lvl>
+    <w:lvl w:ilvl="5">
+      <w:start w:val="1"/>
+      <w:numFmt w:val="bullet"/>
+      <w:lvlText w:val="■"/>
+      <w:lvlJc w:val="left"/>
+      <w:pPr>
+        <w:ind w:left="4320" w:hanging="360"/>
+      </w:pPr>
+      <w:rPr>
+        <w:u w:val="none"/>
+      </w:rPr>
+    </w:lvl>
+    <w:lvl w:ilvl="6">
+      <w:start w:val="1"/>
+      <w:numFmt w:val="bullet"/>
+      <w:lvlText w:val="●"/>
+      <w:lvlJc w:val="left"/>
+      <w:pPr>
+        <w:ind w:left="5040" w:hanging="360"/>
+      </w:pPr>
+      <w:rPr>
+        <w:u w:val="none"/>
+      </w:rPr>
+    </w:lvl>
+    <w:lvl w:ilvl="7">
+      <w:start w:val="1"/>
+      <w:numFmt w:val="bullet"/>
+      <w:lvlText w:val="○"/>
+      <w:lvlJc w:val="left"/>
+      <w:pPr>
+        <w:ind w:left="5760" w:hanging="360"/>
+      </w:pPr>
+      <w:rPr>
+        <w:u w:val="none"/>
+      </w:rPr>
+    </w:lvl>
+    <w:lvl w:ilvl="8">
+      <w:start w:val="1"/>
+      <w:numFmt w:val="bullet"/>
+      <w:lvlText w:val="■"/>
+      <w:lvlJc w:val="left"/>
+      <w:pPr>
+        <w:ind w:left="6480" w:hanging="360"/>
+      </w:pPr>
+      <w:rPr>
+        <w:u w:val="none"/>
+      </w:rPr>
+    </w:lvl>
+  </w:abstractNum>
+  <w:abstractNum w:abstractNumId="53">
     <w:lvl w:ilvl="0">
       <w:start w:val="1"/>
       <w:numFmt w:val="decimal"/>
@@ -27485,6 +29532,12 @@
   </w:num>
   <w:num w:numId="51">
     <w:abstractNumId w:val="51"/>
+  </w:num>
+  <w:num w:numId="52">
+    <w:abstractNumId w:val="52"/>
+  </w:num>
+  <w:num w:numId="53">
+    <w:abstractNumId w:val="53"/>
   </w:num>
 </w:numbering>
 </file>

--- a/Software Requirements Specification.docx
+++ b/Software Requirements Specification.docx
@@ -162,7 +162,7 @@
           <w:szCs w:val="48"/>
           <w:rtl w:val="0"/>
         </w:rPr>
-        <w:t xml:space="preserve">Version 1.8</w:t>
+        <w:t xml:space="preserve">Version 1.9</w:t>
       </w:r>
     </w:p>
     <w:p>
@@ -1030,7 +1030,7 @@
               <w:rPr>
                 <w:rtl w:val="0"/>
               </w:rPr>
-              <w:t xml:space="preserve">Version 1.8</w:t>
+              <w:t xml:space="preserve">Version 1.9</w:t>
             </w:r>
           </w:p>
         </w:tc>
@@ -1949,7 +1949,7 @@
     </w:p>
     <w:sdt>
       <w:sdtPr>
-        <w:id w:val="-1772752794"/>
+        <w:id w:val="-440421681"/>
         <w:docPartObj>
           <w:docPartGallery w:val="Table of Contents"/>
           <w:docPartUnique w:val="1"/>
@@ -4932,13 +4932,16 @@
             <w:spacing w:before="60" w:lineRule="auto"/>
             <w:ind w:left="360" w:firstLine="0"/>
             <w:rPr>
+              <w:rFonts w:ascii="Arial" w:cs="Arial" w:eastAsia="Arial" w:hAnsi="Arial"/>
+              <w:b w:val="0"/>
+              <w:bCs w:val="0"/>
               <w:i w:val="0"/>
               <w:iCs w:val="0"/>
               <w:smallCaps w:val="0"/>
               <w:strike w:val="0"/>
               <w:color w:val="000000"/>
-              <w:sz w:val="20"/>
-              <w:szCs w:val="20"/>
+              <w:sz w:val="22"/>
+              <w:szCs w:val="22"/>
               <w:u w:val="none"/>
               <w:shd w:fill="auto" w:val="clear"/>
               <w:vertAlign w:val="baseline"/>
@@ -4947,6 +4950,9 @@
           <w:hyperlink w:anchor="_mcm61u9om6cf">
             <w:r>
               <w:rPr>
+                <w:rFonts w:ascii="Times" w:cs="Times" w:eastAsia="Times" w:hAnsi="Times"/>
+                <w:b w:val="0"/>
+                <w:bCs w:val="0"/>
                 <w:i w:val="0"/>
                 <w:iCs w:val="0"/>
                 <w:smallCaps w:val="0"/>
@@ -4979,13 +4985,16 @@
             <w:spacing w:before="60" w:lineRule="auto"/>
             <w:ind w:left="720" w:firstLine="0"/>
             <w:rPr>
-              <w:i w:val="1"/>
-              <w:iCs w:val="1"/>
+              <w:rFonts w:ascii="Arial" w:cs="Arial" w:eastAsia="Arial" w:hAnsi="Arial"/>
+              <w:b w:val="0"/>
+              <w:bCs w:val="0"/>
+              <w:i w:val="0"/>
+              <w:iCs w:val="0"/>
               <w:smallCaps w:val="0"/>
               <w:strike w:val="0"/>
               <w:color w:val="000000"/>
-              <w:sz w:val="20"/>
-              <w:szCs w:val="20"/>
+              <w:sz w:val="22"/>
+              <w:szCs w:val="22"/>
               <w:u w:val="none"/>
               <w:shd w:fill="auto" w:val="clear"/>
               <w:vertAlign w:val="baseline"/>
@@ -4994,6 +5003,9 @@
           <w:hyperlink w:anchor="_rnw2a0im5rnc">
             <w:r>
               <w:rPr>
+                <w:rFonts w:ascii="Times" w:cs="Times" w:eastAsia="Times" w:hAnsi="Times"/>
+                <w:b w:val="0"/>
+                <w:bCs w:val="0"/>
                 <w:i w:val="1"/>
                 <w:iCs w:val="1"/>
                 <w:smallCaps w:val="0"/>
@@ -5026,13 +5038,16 @@
             <w:spacing w:before="60" w:lineRule="auto"/>
             <w:ind w:left="720" w:firstLine="0"/>
             <w:rPr>
-              <w:i w:val="1"/>
-              <w:iCs w:val="1"/>
+              <w:rFonts w:ascii="Arial" w:cs="Arial" w:eastAsia="Arial" w:hAnsi="Arial"/>
+              <w:b w:val="0"/>
+              <w:bCs w:val="0"/>
+              <w:i w:val="0"/>
+              <w:iCs w:val="0"/>
               <w:smallCaps w:val="0"/>
               <w:strike w:val="0"/>
               <w:color w:val="000000"/>
-              <w:sz w:val="20"/>
-              <w:szCs w:val="20"/>
+              <w:sz w:val="22"/>
+              <w:szCs w:val="22"/>
               <w:u w:val="none"/>
               <w:shd w:fill="auto" w:val="clear"/>
               <w:vertAlign w:val="baseline"/>
@@ -5041,6 +5056,9 @@
           <w:hyperlink w:anchor="_l1w46ikrj94r">
             <w:r>
               <w:rPr>
+                <w:rFonts w:ascii="Times" w:cs="Times" w:eastAsia="Times" w:hAnsi="Times"/>
+                <w:b w:val="0"/>
+                <w:bCs w:val="0"/>
                 <w:i w:val="1"/>
                 <w:iCs w:val="1"/>
                 <w:smallCaps w:val="0"/>
@@ -5073,13 +5091,16 @@
             <w:spacing w:before="60" w:lineRule="auto"/>
             <w:ind w:left="720" w:firstLine="0"/>
             <w:rPr>
-              <w:i w:val="1"/>
-              <w:iCs w:val="1"/>
+              <w:rFonts w:ascii="Arial" w:cs="Arial" w:eastAsia="Arial" w:hAnsi="Arial"/>
+              <w:b w:val="0"/>
+              <w:bCs w:val="0"/>
+              <w:i w:val="0"/>
+              <w:iCs w:val="0"/>
               <w:smallCaps w:val="0"/>
               <w:strike w:val="0"/>
               <w:color w:val="000000"/>
-              <w:sz w:val="20"/>
-              <w:szCs w:val="20"/>
+              <w:sz w:val="22"/>
+              <w:szCs w:val="22"/>
               <w:u w:val="none"/>
               <w:shd w:fill="auto" w:val="clear"/>
               <w:vertAlign w:val="baseline"/>
@@ -5088,6 +5109,9 @@
           <w:hyperlink w:anchor="_zi01wlmqmbv5">
             <w:r>
               <w:rPr>
+                <w:rFonts w:ascii="Times" w:cs="Times" w:eastAsia="Times" w:hAnsi="Times"/>
+                <w:b w:val="0"/>
+                <w:bCs w:val="0"/>
                 <w:i w:val="1"/>
                 <w:iCs w:val="1"/>
                 <w:smallCaps w:val="0"/>
@@ -5102,7 +5126,7 @@
               </w:rPr>
               <w:t xml:space="preserve">4.5.3 Test Case Specification</w:t>
               <w:tab/>
-              <w:t xml:space="preserve">28</w:t>
+              <w:t xml:space="preserve">27</w:t>
             </w:r>
           </w:hyperlink>
           <w:r>
@@ -13234,12 +13258,12 @@
                 <wp:extent cx="790575" cy="428625"/>
                 <wp:effectExtent b="0" l="0" r="0" t="0"/>
                 <wp:wrapNone/>
-                <wp:docPr id="3" name="image6.png"/>
+                <wp:docPr id="3" name="image7.png"/>
                 <a:graphic>
                   <a:graphicData uri="http://schemas.openxmlformats.org/drawingml/2006/picture">
                     <pic:pic>
                       <pic:nvPicPr>
-                        <pic:cNvPr id="0" name="image6.png"/>
+                        <pic:cNvPr id="0" name="image7.png"/>
                         <pic:cNvPicPr preferRelativeResize="0"/>
                       </pic:nvPicPr>
                       <pic:blipFill>
@@ -13456,12 +13480,12 @@
                 <wp:extent cx="819150" cy="390525"/>
                 <wp:effectExtent b="0" l="0" r="0" t="0"/>
                 <wp:wrapNone/>
-                <wp:docPr id="2" name="image4.png"/>
+                <wp:docPr id="2" name="image6.png"/>
                 <a:graphic>
                   <a:graphicData uri="http://schemas.openxmlformats.org/drawingml/2006/picture">
                     <pic:pic>
                       <pic:nvPicPr>
-                        <pic:cNvPr id="0" name="image4.png"/>
+                        <pic:cNvPr id="0" name="image6.png"/>
                         <pic:cNvPicPr preferRelativeResize="0"/>
                       </pic:nvPicPr>
                       <pic:blipFill>
@@ -13493,12 +13517,12 @@
           <wp:inline distB="114300" distT="114300" distL="114300" distR="114300">
             <wp:extent cx="5858902" cy="7577138"/>
             <wp:effectExtent b="0" l="0" r="0" t="0"/>
-            <wp:docPr id="9" name="image9.png"/>
+            <wp:docPr id="9" name="image3.png"/>
             <a:graphic>
               <a:graphicData uri="http://schemas.openxmlformats.org/drawingml/2006/picture">
                 <pic:pic>
                   <pic:nvPicPr>
-                    <pic:cNvPr id="0" name="image9.png"/>
+                    <pic:cNvPr id="0" name="image3.png"/>
                     <pic:cNvPicPr preferRelativeResize="0"/>
                   </pic:nvPicPr>
                   <pic:blipFill>
@@ -18062,12 +18086,12 @@
                 <wp:extent cx="981075" cy="400050"/>
                 <wp:effectExtent b="0" l="0" r="0" t="0"/>
                 <wp:wrapNone/>
-                <wp:docPr id="1" name="image3.png"/>
+                <wp:docPr id="1" name="image5.png"/>
                 <a:graphic>
                   <a:graphicData uri="http://schemas.openxmlformats.org/drawingml/2006/picture">
                     <pic:pic>
                       <pic:nvPicPr>
-                        <pic:cNvPr id="0" name="image3.png"/>
+                        <pic:cNvPr id="0" name="image5.png"/>
                         <pic:cNvPicPr preferRelativeResize="0"/>
                       </pic:nvPicPr>
                       <pic:blipFill>
@@ -18099,12 +18123,12 @@
           <wp:inline distB="114300" distT="114300" distL="114300" distR="114300">
             <wp:extent cx="6210268" cy="7076123"/>
             <wp:effectExtent b="0" l="0" r="0" t="0"/>
-            <wp:docPr id="6" name="image5.png"/>
+            <wp:docPr id="6" name="image4.png"/>
             <a:graphic>
               <a:graphicData uri="http://schemas.openxmlformats.org/drawingml/2006/picture">
                 <pic:pic>
                   <pic:nvPicPr>
-                    <pic:cNvPr id="0" name="image5.png"/>
+                    <pic:cNvPr id="0" name="image4.png"/>
                     <pic:cNvPicPr preferRelativeResize="0"/>
                   </pic:nvPicPr>
                   <pic:blipFill>
@@ -18365,12 +18389,12 @@
                 <wp:extent cx="876300" cy="390525"/>
                 <wp:effectExtent b="0" l="0" r="0" t="0"/>
                 <wp:wrapNone/>
-                <wp:docPr id="4" name="image7.png"/>
+                <wp:docPr id="4" name="image8.png"/>
                 <a:graphic>
                   <a:graphicData uri="http://schemas.openxmlformats.org/drawingml/2006/picture">
                     <pic:pic>
                       <pic:nvPicPr>
-                        <pic:cNvPr id="0" name="image7.png"/>
+                        <pic:cNvPr id="0" name="image8.png"/>
                         <pic:cNvPicPr preferRelativeResize="0"/>
                       </pic:nvPicPr>
                       <pic:blipFill>
@@ -21617,12 +21641,12 @@
                 <wp:extent cx="866775" cy="390525"/>
                 <wp:effectExtent b="0" l="0" r="0" t="0"/>
                 <wp:wrapNone/>
-                <wp:docPr id="5" name="image8.png"/>
+                <wp:docPr id="5" name="image9.png"/>
                 <a:graphic>
                   <a:graphicData uri="http://schemas.openxmlformats.org/drawingml/2006/picture">
                     <pic:pic>
                       <pic:nvPicPr>
-                        <pic:cNvPr id="0" name="image8.png"/>
+                        <pic:cNvPr id="0" name="image9.png"/>
                         <pic:cNvPicPr preferRelativeResize="0"/>
                       </pic:nvPicPr>
                       <pic:blipFill>
@@ -21702,7 +21726,7 @@
         <w:rPr>
           <w:rtl w:val="0"/>
         </w:rPr>
-        <w:t xml:space="preserve">This section defines the verification and validation strategy for CinemaCore Systems, mapping each test case to specific class functions, and functional and non-functional requirements established in Sections 3.2, 3.4, and 3.5 respectively. Tests are organized by type: Functional, Unit, System, and Constraint. The tests target the three core subsystems: Seat Reservation, Ticket Purchase/Delivery, and Concession Ordering.</w:t>
+        <w:t xml:space="preserve">This section defines the verification and validation strategy for CinemaCore Systems, mapping each test case to specific class functions, and functional and non-functional requirements established in Sections 3.2, 3.4, and 3.5 respectively. Tests are organized by type: Functional, Unit, and System. The tests target the three core subsystems: Seat Reservation, Ticket Purchase/Delivery, and Concession Ordering.</w:t>
       </w:r>
     </w:p>
     <w:p>
@@ -21737,7 +21761,7 @@
         <w:rPr>
           <w:rtl w:val="0"/>
         </w:rPr>
-        <w:t xml:space="preserve">The test plan targets the three core subsystems identified in the SWA Diagram (Section 4.3.1): Seat Reservation (FR-1), Ticket Purchase and Delivery (FR-2), and Virtual Concession Ordering (FR-3). Additionally, constraint tests validate critical inverse requirements defined in Section 3.6. The four test types serve distinct verification purposes:</w:t>
+        <w:t xml:space="preserve">The test plan targets the three core subsystems identified in the SWA Diagram (Section 4.3.1): Seat Reservation (FR-1), Ticket Purchase and Delivery (FR-2), and Virtual Concession Ordering (FR-3). Additionally, tests validate critical inverse requirements defined in Section 3.6. The three test types serve distinct verification purposes:</w:t>
       </w:r>
     </w:p>
     <w:p>
@@ -21759,13 +21783,13 @@
           <w:bCs w:val="1"/>
           <w:rtl w:val="0"/>
         </w:rPr>
-        <w:t xml:space="preserve">Functional Tests (TC-001 through TC-005)</w:t>
-      </w:r>
-      <w:r>
-        <w:rPr>
-          <w:rtl w:val="0"/>
-        </w:rPr>
-        <w:t xml:space="preserve">: Validate that each core user-facing feature produces the correct output for given inputs, directly exercising the processing logic described in Sections 3.2.1 through 3.2.3.</w:t>
+        <w:t xml:space="preserve">Functional Tests (TC-001 through TC-006)</w:t>
+      </w:r>
+      <w:r>
+        <w:rPr>
+          <w:rtl w:val="0"/>
+        </w:rPr>
+        <w:t xml:space="preserve">: Validate that each core user-facing feature produces the correct output for given inputs, directly exercising the processing logic described in Sections 3.2.1 through 3.2.3, as well as inverse requirements defined in 3.6.</w:t>
       </w:r>
     </w:p>
     <w:p>
@@ -21821,35 +21845,7 @@
         <w:rPr>
           <w:rtl w:val="0"/>
         </w:rPr>
-        <w:t xml:space="preserve"> Validate complete user workflows that cross multiple subsystems, ensuring that component integrations — such as concession linkage to ticket identifiers and user account authentication — function correctly as a whole.</w:t>
-      </w:r>
-    </w:p>
-    <w:p>
-      <w:pPr>
-        <w:numPr>
-          <w:ilvl w:val="0"/>
-          <w:numId w:val="21"/>
-        </w:numPr>
-        <w:tabs>
-          <w:tab w:val="left" w:leader="none" w:pos="180"/>
-          <w:tab w:val="left" w:leader="none" w:pos="360"/>
-          <w:tab w:val="left" w:leader="none" w:pos="720"/>
-        </w:tabs>
-        <w:ind w:left="720" w:hanging="360"/>
-      </w:pPr>
-      <w:r>
-        <w:rPr>
-          <w:b w:val="1"/>
-          <w:bCs w:val="1"/>
-          <w:rtl w:val="0"/>
-        </w:rPr>
-        <w:t xml:space="preserve">Non-functional Constraint Test (TC-006):</w:t>
-      </w:r>
-      <w:r>
-        <w:rPr>
-          <w:rtl w:val="0"/>
-        </w:rPr>
-        <w:t xml:space="preserve"> Verifies an inverse requirement from Section 3.6.6, confirming that the system rejects duplicate ticket scans to prevent unauthorized re-entry.</w:t>
+        <w:t xml:space="preserve"> Validate complete user workflows that cross multiple subsystems, ensuring that component integrations, such as concession linkage to ticket identifiers and user account authentication, function correctly as a whole.</w:t>
       </w:r>
     </w:p>
     <w:p>
@@ -21919,7 +21915,7 @@
         <w:rPr>
           <w:rtl w:val="0"/>
         </w:rPr>
-        <w:t xml:space="preserve">This section aims to cover the specifics of each test detailed in the test plan. The descriptions cover features being tested, coverage, and test sets/vectors used during testing.</w:t>
+        <w:t xml:space="preserve">This section provides detailed specifications for each test defined in the test plan. Each test description includes the features under test, the scope of coverage, and the associated test sets or test vectors utilized during execution.</w:t>
       </w:r>
     </w:p>
     <w:p>
@@ -22021,7 +22017,7 @@
         <w:rPr>
           <w:rtl w:val="0"/>
         </w:rPr>
-        <w:t xml:space="preserve">The precondition is that at least one movie showtime exists in the system with seats in all three states: available, locked by an active session, and permanently reserved. The input sequence is: (1) select a movie title, (2) select a showtime, (3) open the seat selection page.</w:t>
+        <w:t xml:space="preserve">The precondition is that at least one movie showtime exists in the system with seats in all three states: available, locked by an active session, and reserved by a user. The input sequence is: (1) select a movie title, (2) select a showtime, (3) display the seat selection page.</w:t>
       </w:r>
     </w:p>
     <w:p>
@@ -22262,7 +22258,7 @@
         <w:rPr>
           <w:rtl w:val="0"/>
         </w:rPr>
-        <w:t xml:space="preserve"> This test targets the error handling clause of FR-2, which requires that if payment authorization fails, the system must cancel the transaction, release the locked seats back to available, and display an appropriate error message. It directly validates one of the most critical failure modes in the system.</w:t>
+        <w:t xml:space="preserve"> This test targets the error handling clause of FR-2, which requires that if payment authorization fails, the system must cancel the transaction, release the locked seats back to available, and display an appropriate error message. It directly validates one of the failure modes in the system.</w:t>
       </w:r>
     </w:p>
     <w:p>
@@ -22294,7 +22290,7 @@
         <w:rPr>
           <w:rtl w:val="0"/>
         </w:rPr>
-        <w:t xml:space="preserve">The precondition is that one or more seats are in a temporarily locked state associated with the current session. The input is deliberately invalid payment credentials, specifically, a card number that will be declined by the payment gateway. The expected outcome is a three-part result: the transaction is cancelled, the seats return to an available state visible to other users, and an error message is displayed to the user.</w:t>
+        <w:t xml:space="preserve">The precondition is that one or more seats are in a temporarily locked state associated with the current session. The input is deliberately invalid, a card number that will be declined by the payment gateway. The expected outcome is a three-part result: the transaction is cancelled, the seats return to an available state visible to other users, and an error message is displayed to the user.</w:t>
       </w:r>
     </w:p>
     <w:p>
@@ -22598,7 +22594,7 @@
         <w:rPr>
           <w:rtl w:val="0"/>
         </w:rPr>
-        <w:t xml:space="preserve">This test covers the Notification and Delivery subsystem's integration with the external Email/SMS service shown in the SWA Diagram (Section 4.3.1). It validates that the ticket delivery component correctly interfaces with the SMTP and SMS gateway services and that the inverse requirement of §3.6.5 is satisfied, the ticket is not marked as successfully delivered unless a confirmed transmission has occurred.</w:t>
+        <w:t xml:space="preserve">This test covers the Notification and Delivery subsystem's integration with the external Email/SMS service shown in the SWA Diagram (Section 4.3.1). It validates that the ticket delivery component correctly interfaces with the SMTP and SMS gateway services and that the inverse requirement of 3.6.5 is satisfied, the ticket is not marked as successfully delivered unless a confirmed transmission has occurred.</w:t>
       </w:r>
     </w:p>
     <w:p>
@@ -22806,7 +22802,7 @@
         <w:rPr>
           <w:rtl w:val="0"/>
         </w:rPr>
-        <w:t xml:space="preserve">This test targets the lockSeat() method of the Seat class (Section 3.4.2.3), which is responsible for preventing double-booking by marking a seat as unavailable to other users as soon as it is selected. This method is the core concurrency safeguard in the system.</w:t>
+        <w:t xml:space="preserve">This test targets the lockSeat() method of the Seat class (Section 3.4.2.3), which is responsible for preventing double-booking by marking a seat as unavailable to other users as soon as it is selected.</w:t>
       </w:r>
     </w:p>
     <w:p>
@@ -22870,7 +22866,7 @@
         <w:rPr>
           <w:rtl w:val="0"/>
         </w:rPr>
-        <w:t xml:space="preserve">This unit test directly exercises the lockSeat() and isLocked() methods of the Seat class in isolation. It confirms that the seat locking mechanism functions correctly at the object level before integration with the broader seat map rendering and database synchronization layers. This test covers the most critical reliability failure mode in the system, concurrent seat selection leading to double-booking, as required by FR-1 3.2.1.3 and the reliability constraint in 3.5.2.</w:t>
+        <w:t xml:space="preserve">This unit test directly exercises the lockSeat() and isLocked() methods of the Seat class in isolation. It confirms that the seat locking mechanism functions correctly at the object level before integration with the broader seat map rendering and database synchronization layers. This test covers the reliability failure mode in the system, or concurrent seat selection leading to double-booking, as required by FR-1 3.2.1.3 and the reliability constraint in 3.5.2.</w:t>
       </w:r>
     </w:p>
     <w:p>

--- a/Software Requirements Specification.docx
+++ b/Software Requirements Specification.docx
@@ -162,7 +162,7 @@
           <w:szCs w:val="48"/>
           <w:rtl w:val="0"/>
         </w:rPr>
-        <w:t xml:space="preserve">Version 1.9</w:t>
+        <w:t xml:space="preserve">Version 2.0</w:t>
       </w:r>
     </w:p>
     <w:p>
@@ -1030,7 +1030,7 @@
               <w:rPr>
                 <w:rtl w:val="0"/>
               </w:rPr>
-              <w:t xml:space="preserve">Version 1.9</w:t>
+              <w:t xml:space="preserve">Version 2.0</w:t>
             </w:r>
           </w:p>
         </w:tc>
@@ -1949,7 +1949,7 @@
     </w:p>
     <w:sdt>
       <w:sdtPr>
-        <w:id w:val="-440421681"/>
+        <w:id w:val="-1823521393"/>
         <w:docPartObj>
           <w:docPartGallery w:val="Table of Contents"/>
           <w:docPartUnique w:val="1"/>
@@ -5127,6 +5127,53 @@
               <w:t xml:space="preserve">4.5.3 Test Case Specification</w:t>
               <w:tab/>
               <w:t xml:space="preserve">27</w:t>
+            </w:r>
+          </w:hyperlink>
+          <w:r>
+            <w:rPr>
+              <w:rtl w:val="0"/>
+            </w:rPr>
+          </w:r>
+        </w:p>
+        <w:p>
+          <w:pPr>
+            <w:widowControl w:val="0"/>
+            <w:tabs>
+              <w:tab w:val="right" w:leader="dot" w:pos="12000"/>
+            </w:tabs>
+            <w:spacing w:before="60" w:lineRule="auto"/>
+            <w:ind w:left="720" w:firstLine="0"/>
+            <w:rPr>
+              <w:i w:val="1"/>
+              <w:iCs w:val="1"/>
+              <w:smallCaps w:val="0"/>
+              <w:strike w:val="0"/>
+              <w:color w:val="000000"/>
+              <w:sz w:val="20"/>
+              <w:szCs w:val="20"/>
+              <w:u w:val="none"/>
+              <w:shd w:fill="auto" w:val="clear"/>
+              <w:vertAlign w:val="baseline"/>
+            </w:rPr>
+          </w:pPr>
+          <w:hyperlink w:anchor="_1gqlh35uys2u">
+            <w:r>
+              <w:rPr>
+                <w:i w:val="1"/>
+                <w:iCs w:val="1"/>
+                <w:smallCaps w:val="0"/>
+                <w:strike w:val="0"/>
+                <w:color w:val="000000"/>
+                <w:sz w:val="20"/>
+                <w:szCs w:val="20"/>
+                <w:u w:val="none"/>
+                <w:shd w:fill="auto" w:val="clear"/>
+                <w:vertAlign w:val="baseline"/>
+                <w:rtl w:val="0"/>
+              </w:rPr>
+              <w:t xml:space="preserve">4.5.4 Test Plan Table</w:t>
+              <w:tab/>
+              <w:t xml:space="preserve">32</w:t>
             </w:r>
           </w:hyperlink>
           <w:r>
@@ -13295,12 +13342,12 @@
           <wp:inline distB="114300" distT="114300" distL="114300" distR="114300">
             <wp:extent cx="5786438" cy="5554609"/>
             <wp:effectExtent b="0" l="0" r="0" t="0"/>
-            <wp:docPr id="8" name="image2.png"/>
+            <wp:docPr id="8" name="image1.png"/>
             <a:graphic>
               <a:graphicData uri="http://schemas.openxmlformats.org/drawingml/2006/picture">
                 <pic:pic>
                   <pic:nvPicPr>
-                    <pic:cNvPr id="0" name="image2.png"/>
+                    <pic:cNvPr id="0" name="image1.png"/>
                     <pic:cNvPicPr preferRelativeResize="0"/>
                   </pic:nvPicPr>
                   <pic:blipFill>
@@ -13517,12 +13564,12 @@
           <wp:inline distB="114300" distT="114300" distL="114300" distR="114300">
             <wp:extent cx="5858902" cy="7577138"/>
             <wp:effectExtent b="0" l="0" r="0" t="0"/>
-            <wp:docPr id="9" name="image3.png"/>
+            <wp:docPr id="9" name="image4.png"/>
             <a:graphic>
               <a:graphicData uri="http://schemas.openxmlformats.org/drawingml/2006/picture">
                 <pic:pic>
                   <pic:nvPicPr>
-                    <pic:cNvPr id="0" name="image3.png"/>
+                    <pic:cNvPr id="0" name="image4.png"/>
                     <pic:cNvPicPr preferRelativeResize="0"/>
                   </pic:nvPicPr>
                   <pic:blipFill>
@@ -18123,12 +18170,12 @@
           <wp:inline distB="114300" distT="114300" distL="114300" distR="114300">
             <wp:extent cx="6210268" cy="7076123"/>
             <wp:effectExtent b="0" l="0" r="0" t="0"/>
-            <wp:docPr id="6" name="image4.png"/>
+            <wp:docPr id="6" name="image3.png"/>
             <a:graphic>
               <a:graphicData uri="http://schemas.openxmlformats.org/drawingml/2006/picture">
                 <pic:pic>
                   <pic:nvPicPr>
-                    <pic:cNvPr id="0" name="image4.png"/>
+                    <pic:cNvPr id="0" name="image3.png"/>
                     <pic:cNvPicPr preferRelativeResize="0"/>
                   </pic:nvPicPr>
                   <pic:blipFill>
@@ -18426,12 +18473,12 @@
           <wp:inline distB="114300" distT="114300" distL="114300" distR="114300">
             <wp:extent cx="5943600" cy="3907155"/>
             <wp:effectExtent b="0" l="0" r="0" t="0"/>
-            <wp:docPr id="7" name="image1.png"/>
+            <wp:docPr id="7" name="image2.png"/>
             <a:graphic>
               <a:graphicData uri="http://schemas.openxmlformats.org/drawingml/2006/picture">
                 <pic:pic>
                   <pic:nvPicPr>
-                    <pic:cNvPr id="0" name="image1.png"/>
+                    <pic:cNvPr id="0" name="image2.png"/>
                     <pic:cNvPicPr preferRelativeResize="0"/>
                   </pic:nvPicPr>
                   <pic:blipFill>
@@ -23272,6 +23319,6147 @@
           <w:rtl w:val="0"/>
         </w:rPr>
         <w:t xml:space="preserve">This test covers the full authentication flow from front-end form submission through the User Accounts Database and back to the authenticated session state. It confirms that the User class is correctly instantiated with all required attributes (id, name, email, phone, type, points) and that the system enforces clean separation between authentication and seat selection as described in the SWA architecture. A passing result confirms the system supports the account-based ticket retrieval method described in 3.5.4.</w:t>
+      </w:r>
+    </w:p>
+    <w:p>
+      <w:pPr>
+        <w:pStyle w:val="Heading3"/>
+        <w:tabs>
+          <w:tab w:val="left" w:leader="none" w:pos="180"/>
+          <w:tab w:val="left" w:leader="none" w:pos="360"/>
+          <w:tab w:val="left" w:leader="none" w:pos="720"/>
+        </w:tabs>
+        <w:rPr/>
+      </w:pPr>
+      <w:bookmarkStart w:colFirst="0" w:colLast="0" w:name="_1gqlh35uys2u" w:id="60"/>
+      <w:bookmarkEnd w:id="60"/>
+      <w:r>
+        <w:rPr>
+          <w:rtl w:val="0"/>
+        </w:rPr>
+        <w:t xml:space="preserve">4.5.4 Test Plan Table</w:t>
+      </w:r>
+    </w:p>
+    <w:tbl>
+      <w:tblPr>
+        <w:tblStyle w:val="Table5"/>
+        <w:tblW w:w="12165.0" w:type="dxa"/>
+        <w:jc w:val="left"/>
+        <w:tblInd w:w="-1395.0" w:type="dxa"/>
+        <w:tblBorders>
+          <w:top w:color="000000" w:space="0" w:sz="0" w:val="nil"/>
+          <w:left w:color="000000" w:space="0" w:sz="0" w:val="nil"/>
+          <w:bottom w:color="000000" w:space="0" w:sz="0" w:val="nil"/>
+          <w:right w:color="000000" w:space="0" w:sz="0" w:val="nil"/>
+          <w:insideH w:color="000000" w:space="0" w:sz="0" w:val="nil"/>
+          <w:insideV w:color="000000" w:space="0" w:sz="0" w:val="nil"/>
+        </w:tblBorders>
+        <w:tblLayout w:type="fixed"/>
+        <w:tblLook w:val="0600"/>
+      </w:tblPr>
+      <w:tblGrid>
+        <w:gridCol w:w="1635"/>
+        <w:gridCol w:w="1245"/>
+        <w:gridCol w:w="1425"/>
+        <w:gridCol w:w="735"/>
+        <w:gridCol w:w="1515"/>
+        <w:gridCol w:w="1305"/>
+        <w:gridCol w:w="1155"/>
+        <w:gridCol w:w="1065"/>
+        <w:gridCol w:w="885"/>
+        <w:gridCol w:w="570"/>
+        <w:gridCol w:w="630"/>
+        <w:tblGridChange w:id="0">
+          <w:tblGrid>
+            <w:gridCol w:w="1635"/>
+            <w:gridCol w:w="1245"/>
+            <w:gridCol w:w="1425"/>
+            <w:gridCol w:w="735"/>
+            <w:gridCol w:w="1515"/>
+            <w:gridCol w:w="1305"/>
+            <w:gridCol w:w="1155"/>
+            <w:gridCol w:w="1065"/>
+            <w:gridCol w:w="885"/>
+            <w:gridCol w:w="570"/>
+            <w:gridCol w:w="630"/>
+          </w:tblGrid>
+        </w:tblGridChange>
+      </w:tblGrid>
+      <w:tr>
+        <w:trPr>
+          <w:cantSplit w:val="0"/>
+          <w:trHeight w:val="535" w:hRule="atLeast"/>
+          <w:tblHeader w:val="0"/>
+        </w:trPr>
+        <w:tc>
+          <w:tcPr>
+            <w:gridSpan w:val="11"/>
+            <w:tcBorders>
+              <w:top w:color="000000" w:space="0" w:sz="4" w:val="single"/>
+              <w:left w:color="000000" w:space="0" w:sz="4" w:val="single"/>
+              <w:bottom w:color="000000" w:space="0" w:sz="4" w:val="single"/>
+              <w:right w:color="000000" w:space="0" w:sz="4" w:val="single"/>
+            </w:tcBorders>
+            <w:shd w:fill="4f81bd" w:val="clear"/>
+            <w:tcMar>
+              <w:top w:w="20.0" w:type="dxa"/>
+              <w:left w:w="20.0" w:type="dxa"/>
+              <w:bottom w:w="100.0" w:type="dxa"/>
+              <w:right w:w="20.0" w:type="dxa"/>
+            </w:tcMar>
+            <w:vAlign w:val="bottom"/>
+          </w:tcPr>
+          <w:p>
+            <w:pPr>
+              <w:tabs>
+                <w:tab w:val="left" w:leader="none" w:pos="180"/>
+                <w:tab w:val="left" w:leader="none" w:pos="360"/>
+                <w:tab w:val="left" w:leader="none" w:pos="720"/>
+              </w:tabs>
+              <w:jc w:val="center"/>
+              <w:rPr>
+                <w:sz w:val="22"/>
+                <w:szCs w:val="22"/>
+              </w:rPr>
+            </w:pPr>
+            <w:r>
+              <w:rPr>
+                <w:rFonts w:ascii="Calibri" w:cs="Calibri" w:eastAsia="Calibri" w:hAnsi="Calibri"/>
+                <w:b w:val="1"/>
+                <w:bCs w:val="1"/>
+                <w:color w:val="ffffff"/>
+                <w:sz w:val="22"/>
+                <w:szCs w:val="22"/>
+                <w:rtl w:val="0"/>
+              </w:rPr>
+              <w:t xml:space="preserve">Test Case Table - CinemaCore Systems</w:t>
+            </w:r>
+            <w:r>
+              <w:rPr>
+                <w:rtl w:val="0"/>
+              </w:rPr>
+            </w:r>
+          </w:p>
+        </w:tc>
+      </w:tr>
+      <w:tr>
+        <w:trPr>
+          <w:cantSplit w:val="0"/>
+          <w:trHeight w:val="415" w:hRule="atLeast"/>
+          <w:tblHeader w:val="0"/>
+        </w:trPr>
+        <w:tc>
+          <w:tcPr>
+            <w:tcBorders>
+              <w:top w:color="000000" w:space="0" w:sz="4" w:val="single"/>
+              <w:left w:color="000000" w:space="0" w:sz="4" w:val="single"/>
+              <w:bottom w:color="000000" w:space="0" w:sz="4" w:val="single"/>
+              <w:right w:color="000000" w:space="0" w:sz="4" w:val="single"/>
+            </w:tcBorders>
+            <w:shd w:fill="auto" w:val="clear"/>
+            <w:tcMar>
+              <w:top w:w="20.0" w:type="dxa"/>
+              <w:left w:w="20.0" w:type="dxa"/>
+              <w:bottom w:w="100.0" w:type="dxa"/>
+              <w:right w:w="20.0" w:type="dxa"/>
+            </w:tcMar>
+            <w:vAlign w:val="bottom"/>
+          </w:tcPr>
+          <w:p>
+            <w:pPr>
+              <w:tabs>
+                <w:tab w:val="left" w:leader="none" w:pos="180"/>
+                <w:tab w:val="left" w:leader="none" w:pos="360"/>
+                <w:tab w:val="left" w:leader="none" w:pos="720"/>
+              </w:tabs>
+              <w:rPr>
+                <w:sz w:val="22"/>
+                <w:szCs w:val="22"/>
+              </w:rPr>
+            </w:pPr>
+            <w:r>
+              <w:rPr>
+                <w:rFonts w:ascii="Calibri" w:cs="Calibri" w:eastAsia="Calibri" w:hAnsi="Calibri"/>
+                <w:b w:val="1"/>
+                <w:bCs w:val="1"/>
+                <w:sz w:val="22"/>
+                <w:szCs w:val="22"/>
+                <w:rtl w:val="0"/>
+              </w:rPr>
+              <w:t xml:space="preserve">TestCaseId</w:t>
+            </w:r>
+            <w:r>
+              <w:rPr>
+                <w:rtl w:val="0"/>
+              </w:rPr>
+            </w:r>
+          </w:p>
+        </w:tc>
+        <w:tc>
+          <w:tcPr>
+            <w:tcBorders>
+              <w:top w:color="000000" w:space="0" w:sz="4" w:val="single"/>
+              <w:left w:color="000000" w:space="0" w:sz="4" w:val="single"/>
+              <w:bottom w:color="000000" w:space="0" w:sz="4" w:val="single"/>
+              <w:right w:color="000000" w:space="0" w:sz="4" w:val="single"/>
+            </w:tcBorders>
+            <w:shd w:fill="auto" w:val="clear"/>
+            <w:tcMar>
+              <w:top w:w="20.0" w:type="dxa"/>
+              <w:left w:w="20.0" w:type="dxa"/>
+              <w:bottom w:w="100.0" w:type="dxa"/>
+              <w:right w:w="20.0" w:type="dxa"/>
+            </w:tcMar>
+            <w:vAlign w:val="bottom"/>
+          </w:tcPr>
+          <w:p>
+            <w:pPr>
+              <w:tabs>
+                <w:tab w:val="left" w:leader="none" w:pos="180"/>
+                <w:tab w:val="left" w:leader="none" w:pos="360"/>
+                <w:tab w:val="left" w:leader="none" w:pos="720"/>
+              </w:tabs>
+              <w:rPr>
+                <w:sz w:val="22"/>
+                <w:szCs w:val="22"/>
+              </w:rPr>
+            </w:pPr>
+            <w:r>
+              <w:rPr>
+                <w:rFonts w:ascii="Calibri" w:cs="Calibri" w:eastAsia="Calibri" w:hAnsi="Calibri"/>
+                <w:b w:val="1"/>
+                <w:bCs w:val="1"/>
+                <w:sz w:val="22"/>
+                <w:szCs w:val="22"/>
+                <w:rtl w:val="0"/>
+              </w:rPr>
+              <w:t xml:space="preserve">Type</w:t>
+            </w:r>
+            <w:r>
+              <w:rPr>
+                <w:rtl w:val="0"/>
+              </w:rPr>
+            </w:r>
+          </w:p>
+        </w:tc>
+        <w:tc>
+          <w:tcPr>
+            <w:tcBorders>
+              <w:top w:color="000000" w:space="0" w:sz="4" w:val="single"/>
+              <w:left w:color="000000" w:space="0" w:sz="4" w:val="single"/>
+              <w:bottom w:color="000000" w:space="0" w:sz="4" w:val="single"/>
+              <w:right w:color="000000" w:space="0" w:sz="4" w:val="single"/>
+            </w:tcBorders>
+            <w:shd w:fill="auto" w:val="clear"/>
+            <w:tcMar>
+              <w:top w:w="20.0" w:type="dxa"/>
+              <w:left w:w="20.0" w:type="dxa"/>
+              <w:bottom w:w="100.0" w:type="dxa"/>
+              <w:right w:w="20.0" w:type="dxa"/>
+            </w:tcMar>
+            <w:vAlign w:val="bottom"/>
+          </w:tcPr>
+          <w:p>
+            <w:pPr>
+              <w:tabs>
+                <w:tab w:val="left" w:leader="none" w:pos="180"/>
+                <w:tab w:val="left" w:leader="none" w:pos="360"/>
+                <w:tab w:val="left" w:leader="none" w:pos="720"/>
+              </w:tabs>
+              <w:rPr>
+                <w:sz w:val="22"/>
+                <w:szCs w:val="22"/>
+              </w:rPr>
+            </w:pPr>
+            <w:r>
+              <w:rPr>
+                <w:rFonts w:ascii="Calibri" w:cs="Calibri" w:eastAsia="Calibri" w:hAnsi="Calibri"/>
+                <w:b w:val="1"/>
+                <w:bCs w:val="1"/>
+                <w:sz w:val="22"/>
+                <w:szCs w:val="22"/>
+                <w:rtl w:val="0"/>
+              </w:rPr>
+              <w:t xml:space="preserve">Component</w:t>
+            </w:r>
+            <w:r>
+              <w:rPr>
+                <w:rtl w:val="0"/>
+              </w:rPr>
+            </w:r>
+          </w:p>
+        </w:tc>
+        <w:tc>
+          <w:tcPr>
+            <w:tcBorders>
+              <w:top w:color="000000" w:space="0" w:sz="4" w:val="single"/>
+              <w:left w:color="000000" w:space="0" w:sz="4" w:val="single"/>
+              <w:bottom w:color="000000" w:space="0" w:sz="4" w:val="single"/>
+              <w:right w:color="000000" w:space="0" w:sz="4" w:val="single"/>
+            </w:tcBorders>
+            <w:shd w:fill="auto" w:val="clear"/>
+            <w:tcMar>
+              <w:top w:w="20.0" w:type="dxa"/>
+              <w:left w:w="20.0" w:type="dxa"/>
+              <w:bottom w:w="100.0" w:type="dxa"/>
+              <w:right w:w="20.0" w:type="dxa"/>
+            </w:tcMar>
+            <w:vAlign w:val="bottom"/>
+          </w:tcPr>
+          <w:p>
+            <w:pPr>
+              <w:tabs>
+                <w:tab w:val="left" w:leader="none" w:pos="180"/>
+                <w:tab w:val="left" w:leader="none" w:pos="360"/>
+                <w:tab w:val="left" w:leader="none" w:pos="720"/>
+              </w:tabs>
+              <w:rPr>
+                <w:sz w:val="22"/>
+                <w:szCs w:val="22"/>
+              </w:rPr>
+            </w:pPr>
+            <w:r>
+              <w:rPr>
+                <w:rFonts w:ascii="Calibri" w:cs="Calibri" w:eastAsia="Calibri" w:hAnsi="Calibri"/>
+                <w:b w:val="1"/>
+                <w:bCs w:val="1"/>
+                <w:sz w:val="22"/>
+                <w:szCs w:val="22"/>
+                <w:rtl w:val="0"/>
+              </w:rPr>
+              <w:t xml:space="preserve">Priority</w:t>
+            </w:r>
+            <w:r>
+              <w:rPr>
+                <w:rtl w:val="0"/>
+              </w:rPr>
+            </w:r>
+          </w:p>
+        </w:tc>
+        <w:tc>
+          <w:tcPr>
+            <w:tcBorders>
+              <w:top w:color="000000" w:space="0" w:sz="4" w:val="single"/>
+              <w:left w:color="000000" w:space="0" w:sz="4" w:val="single"/>
+              <w:bottom w:color="000000" w:space="0" w:sz="4" w:val="single"/>
+              <w:right w:color="000000" w:space="0" w:sz="4" w:val="single"/>
+            </w:tcBorders>
+            <w:shd w:fill="auto" w:val="clear"/>
+            <w:tcMar>
+              <w:top w:w="20.0" w:type="dxa"/>
+              <w:left w:w="20.0" w:type="dxa"/>
+              <w:bottom w:w="100.0" w:type="dxa"/>
+              <w:right w:w="20.0" w:type="dxa"/>
+            </w:tcMar>
+            <w:vAlign w:val="bottom"/>
+          </w:tcPr>
+          <w:p>
+            <w:pPr>
+              <w:tabs>
+                <w:tab w:val="left" w:leader="none" w:pos="180"/>
+                <w:tab w:val="left" w:leader="none" w:pos="360"/>
+                <w:tab w:val="left" w:leader="none" w:pos="720"/>
+              </w:tabs>
+              <w:rPr>
+                <w:sz w:val="22"/>
+                <w:szCs w:val="22"/>
+              </w:rPr>
+            </w:pPr>
+            <w:r>
+              <w:rPr>
+                <w:rFonts w:ascii="Calibri" w:cs="Calibri" w:eastAsia="Calibri" w:hAnsi="Calibri"/>
+                <w:b w:val="1"/>
+                <w:bCs w:val="1"/>
+                <w:sz w:val="22"/>
+                <w:szCs w:val="22"/>
+                <w:rtl w:val="0"/>
+              </w:rPr>
+              <w:t xml:space="preserve">Description/Test Summary</w:t>
+            </w:r>
+            <w:r>
+              <w:rPr>
+                <w:rtl w:val="0"/>
+              </w:rPr>
+            </w:r>
+          </w:p>
+        </w:tc>
+        <w:tc>
+          <w:tcPr>
+            <w:tcBorders>
+              <w:top w:color="000000" w:space="0" w:sz="4" w:val="single"/>
+              <w:left w:color="000000" w:space="0" w:sz="4" w:val="single"/>
+              <w:bottom w:color="000000" w:space="0" w:sz="4" w:val="single"/>
+              <w:right w:color="000000" w:space="0" w:sz="4" w:val="single"/>
+            </w:tcBorders>
+            <w:shd w:fill="auto" w:val="clear"/>
+            <w:tcMar>
+              <w:top w:w="20.0" w:type="dxa"/>
+              <w:left w:w="20.0" w:type="dxa"/>
+              <w:bottom w:w="100.0" w:type="dxa"/>
+              <w:right w:w="20.0" w:type="dxa"/>
+            </w:tcMar>
+            <w:vAlign w:val="bottom"/>
+          </w:tcPr>
+          <w:p>
+            <w:pPr>
+              <w:tabs>
+                <w:tab w:val="left" w:leader="none" w:pos="180"/>
+                <w:tab w:val="left" w:leader="none" w:pos="360"/>
+                <w:tab w:val="left" w:leader="none" w:pos="720"/>
+              </w:tabs>
+              <w:rPr>
+                <w:sz w:val="22"/>
+                <w:szCs w:val="22"/>
+              </w:rPr>
+            </w:pPr>
+            <w:r>
+              <w:rPr>
+                <w:rFonts w:ascii="Calibri" w:cs="Calibri" w:eastAsia="Calibri" w:hAnsi="Calibri"/>
+                <w:b w:val="1"/>
+                <w:bCs w:val="1"/>
+                <w:sz w:val="22"/>
+                <w:szCs w:val="22"/>
+                <w:rtl w:val="0"/>
+              </w:rPr>
+              <w:t xml:space="preserve">Pre-requisites</w:t>
+            </w:r>
+            <w:r>
+              <w:rPr>
+                <w:rtl w:val="0"/>
+              </w:rPr>
+            </w:r>
+          </w:p>
+        </w:tc>
+        <w:tc>
+          <w:tcPr>
+            <w:tcBorders>
+              <w:top w:color="000000" w:space="0" w:sz="4" w:val="single"/>
+              <w:left w:color="000000" w:space="0" w:sz="4" w:val="single"/>
+              <w:bottom w:color="000000" w:space="0" w:sz="4" w:val="single"/>
+              <w:right w:color="000000" w:space="0" w:sz="4" w:val="single"/>
+            </w:tcBorders>
+            <w:shd w:fill="auto" w:val="clear"/>
+            <w:tcMar>
+              <w:top w:w="20.0" w:type="dxa"/>
+              <w:left w:w="20.0" w:type="dxa"/>
+              <w:bottom w:w="100.0" w:type="dxa"/>
+              <w:right w:w="20.0" w:type="dxa"/>
+            </w:tcMar>
+            <w:vAlign w:val="bottom"/>
+          </w:tcPr>
+          <w:p>
+            <w:pPr>
+              <w:tabs>
+                <w:tab w:val="left" w:leader="none" w:pos="180"/>
+                <w:tab w:val="left" w:leader="none" w:pos="360"/>
+                <w:tab w:val="left" w:leader="none" w:pos="720"/>
+              </w:tabs>
+              <w:rPr>
+                <w:sz w:val="22"/>
+                <w:szCs w:val="22"/>
+              </w:rPr>
+            </w:pPr>
+            <w:r>
+              <w:rPr>
+                <w:rFonts w:ascii="Calibri" w:cs="Calibri" w:eastAsia="Calibri" w:hAnsi="Calibri"/>
+                <w:b w:val="1"/>
+                <w:bCs w:val="1"/>
+                <w:sz w:val="22"/>
+                <w:szCs w:val="22"/>
+                <w:rtl w:val="0"/>
+              </w:rPr>
+              <w:t xml:space="preserve">Test Steps</w:t>
+            </w:r>
+            <w:r>
+              <w:rPr>
+                <w:rtl w:val="0"/>
+              </w:rPr>
+            </w:r>
+          </w:p>
+        </w:tc>
+        <w:tc>
+          <w:tcPr>
+            <w:tcBorders>
+              <w:top w:color="000000" w:space="0" w:sz="4" w:val="single"/>
+              <w:left w:color="000000" w:space="0" w:sz="4" w:val="single"/>
+              <w:bottom w:color="000000" w:space="0" w:sz="4" w:val="single"/>
+              <w:right w:color="000000" w:space="0" w:sz="4" w:val="single"/>
+            </w:tcBorders>
+            <w:shd w:fill="auto" w:val="clear"/>
+            <w:tcMar>
+              <w:top w:w="20.0" w:type="dxa"/>
+              <w:left w:w="20.0" w:type="dxa"/>
+              <w:bottom w:w="100.0" w:type="dxa"/>
+              <w:right w:w="20.0" w:type="dxa"/>
+            </w:tcMar>
+            <w:vAlign w:val="bottom"/>
+          </w:tcPr>
+          <w:p>
+            <w:pPr>
+              <w:tabs>
+                <w:tab w:val="left" w:leader="none" w:pos="180"/>
+                <w:tab w:val="left" w:leader="none" w:pos="360"/>
+                <w:tab w:val="left" w:leader="none" w:pos="720"/>
+              </w:tabs>
+              <w:rPr>
+                <w:sz w:val="22"/>
+                <w:szCs w:val="22"/>
+              </w:rPr>
+            </w:pPr>
+            <w:r>
+              <w:rPr>
+                <w:rFonts w:ascii="Calibri" w:cs="Calibri" w:eastAsia="Calibri" w:hAnsi="Calibri"/>
+                <w:b w:val="1"/>
+                <w:bCs w:val="1"/>
+                <w:sz w:val="22"/>
+                <w:szCs w:val="22"/>
+                <w:rtl w:val="0"/>
+              </w:rPr>
+              <w:t xml:space="preserve">Expected Result</w:t>
+            </w:r>
+            <w:r>
+              <w:rPr>
+                <w:rtl w:val="0"/>
+              </w:rPr>
+            </w:r>
+          </w:p>
+        </w:tc>
+        <w:tc>
+          <w:tcPr>
+            <w:tcBorders>
+              <w:top w:color="000000" w:space="0" w:sz="4" w:val="single"/>
+              <w:left w:color="000000" w:space="0" w:sz="4" w:val="single"/>
+              <w:bottom w:color="000000" w:space="0" w:sz="4" w:val="single"/>
+              <w:right w:color="000000" w:space="0" w:sz="4" w:val="single"/>
+            </w:tcBorders>
+            <w:shd w:fill="auto" w:val="clear"/>
+            <w:tcMar>
+              <w:top w:w="20.0" w:type="dxa"/>
+              <w:left w:w="20.0" w:type="dxa"/>
+              <w:bottom w:w="100.0" w:type="dxa"/>
+              <w:right w:w="20.0" w:type="dxa"/>
+            </w:tcMar>
+            <w:vAlign w:val="bottom"/>
+          </w:tcPr>
+          <w:p>
+            <w:pPr>
+              <w:tabs>
+                <w:tab w:val="left" w:leader="none" w:pos="180"/>
+                <w:tab w:val="left" w:leader="none" w:pos="360"/>
+                <w:tab w:val="left" w:leader="none" w:pos="720"/>
+              </w:tabs>
+              <w:rPr>
+                <w:sz w:val="22"/>
+                <w:szCs w:val="22"/>
+              </w:rPr>
+            </w:pPr>
+            <w:r>
+              <w:rPr>
+                <w:rFonts w:ascii="Calibri" w:cs="Calibri" w:eastAsia="Calibri" w:hAnsi="Calibri"/>
+                <w:b w:val="1"/>
+                <w:bCs w:val="1"/>
+                <w:sz w:val="22"/>
+                <w:szCs w:val="22"/>
+                <w:rtl w:val="0"/>
+              </w:rPr>
+              <w:t xml:space="preserve">Actual Result</w:t>
+            </w:r>
+            <w:r>
+              <w:rPr>
+                <w:rtl w:val="0"/>
+              </w:rPr>
+            </w:r>
+          </w:p>
+        </w:tc>
+        <w:tc>
+          <w:tcPr>
+            <w:tcBorders>
+              <w:top w:color="000000" w:space="0" w:sz="4" w:val="single"/>
+              <w:left w:color="000000" w:space="0" w:sz="4" w:val="single"/>
+              <w:bottom w:color="000000" w:space="0" w:sz="4" w:val="single"/>
+              <w:right w:color="000000" w:space="0" w:sz="4" w:val="single"/>
+            </w:tcBorders>
+            <w:shd w:fill="auto" w:val="clear"/>
+            <w:tcMar>
+              <w:top w:w="20.0" w:type="dxa"/>
+              <w:left w:w="20.0" w:type="dxa"/>
+              <w:bottom w:w="100.0" w:type="dxa"/>
+              <w:right w:w="20.0" w:type="dxa"/>
+            </w:tcMar>
+            <w:vAlign w:val="bottom"/>
+          </w:tcPr>
+          <w:p>
+            <w:pPr>
+              <w:tabs>
+                <w:tab w:val="left" w:leader="none" w:pos="180"/>
+                <w:tab w:val="left" w:leader="none" w:pos="360"/>
+                <w:tab w:val="left" w:leader="none" w:pos="720"/>
+              </w:tabs>
+              <w:rPr>
+                <w:sz w:val="22"/>
+                <w:szCs w:val="22"/>
+              </w:rPr>
+            </w:pPr>
+            <w:r>
+              <w:rPr>
+                <w:rFonts w:ascii="Calibri" w:cs="Calibri" w:eastAsia="Calibri" w:hAnsi="Calibri"/>
+                <w:b w:val="1"/>
+                <w:bCs w:val="1"/>
+                <w:sz w:val="22"/>
+                <w:szCs w:val="22"/>
+                <w:rtl w:val="0"/>
+              </w:rPr>
+              <w:t xml:space="preserve">Status</w:t>
+            </w:r>
+            <w:r>
+              <w:rPr>
+                <w:rtl w:val="0"/>
+              </w:rPr>
+            </w:r>
+          </w:p>
+        </w:tc>
+        <w:tc>
+          <w:tcPr>
+            <w:tcBorders>
+              <w:top w:color="000000" w:space="0" w:sz="4" w:val="single"/>
+              <w:left w:color="000000" w:space="0" w:sz="4" w:val="single"/>
+              <w:bottom w:color="000000" w:space="0" w:sz="4" w:val="single"/>
+              <w:right w:color="000000" w:space="0" w:sz="4" w:val="single"/>
+            </w:tcBorders>
+            <w:shd w:fill="auto" w:val="clear"/>
+            <w:tcMar>
+              <w:top w:w="20.0" w:type="dxa"/>
+              <w:left w:w="20.0" w:type="dxa"/>
+              <w:bottom w:w="100.0" w:type="dxa"/>
+              <w:right w:w="20.0" w:type="dxa"/>
+            </w:tcMar>
+            <w:vAlign w:val="bottom"/>
+          </w:tcPr>
+          <w:p>
+            <w:pPr>
+              <w:tabs>
+                <w:tab w:val="left" w:leader="none" w:pos="180"/>
+                <w:tab w:val="left" w:leader="none" w:pos="360"/>
+                <w:tab w:val="left" w:leader="none" w:pos="720"/>
+              </w:tabs>
+              <w:rPr>
+                <w:sz w:val="22"/>
+                <w:szCs w:val="22"/>
+              </w:rPr>
+            </w:pPr>
+            <w:r>
+              <w:rPr>
+                <w:rFonts w:ascii="Calibri" w:cs="Calibri" w:eastAsia="Calibri" w:hAnsi="Calibri"/>
+                <w:b w:val="1"/>
+                <w:bCs w:val="1"/>
+                <w:sz w:val="22"/>
+                <w:szCs w:val="22"/>
+                <w:rtl w:val="0"/>
+              </w:rPr>
+              <w:t xml:space="preserve">Test Executed By</w:t>
+            </w:r>
+            <w:r>
+              <w:rPr>
+                <w:rtl w:val="0"/>
+              </w:rPr>
+            </w:r>
+          </w:p>
+        </w:tc>
+      </w:tr>
+      <w:tr>
+        <w:trPr>
+          <w:cantSplit w:val="0"/>
+          <w:trHeight w:val="1900" w:hRule="atLeast"/>
+          <w:tblHeader w:val="0"/>
+        </w:trPr>
+        <w:tc>
+          <w:tcPr>
+            <w:tcBorders>
+              <w:top w:color="000000" w:space="0" w:sz="4" w:val="single"/>
+              <w:left w:color="000000" w:space="0" w:sz="4" w:val="single"/>
+              <w:bottom w:color="000000" w:space="0" w:sz="4" w:val="single"/>
+              <w:right w:color="000000" w:space="0" w:sz="4" w:val="single"/>
+            </w:tcBorders>
+            <w:shd w:fill="auto" w:val="clear"/>
+            <w:tcMar>
+              <w:top w:w="20.0" w:type="dxa"/>
+              <w:left w:w="20.0" w:type="dxa"/>
+              <w:bottom w:w="100.0" w:type="dxa"/>
+              <w:right w:w="20.0" w:type="dxa"/>
+            </w:tcMar>
+            <w:vAlign w:val="bottom"/>
+          </w:tcPr>
+          <w:p>
+            <w:pPr>
+              <w:tabs>
+                <w:tab w:val="left" w:leader="none" w:pos="180"/>
+                <w:tab w:val="left" w:leader="none" w:pos="360"/>
+                <w:tab w:val="left" w:leader="none" w:pos="720"/>
+              </w:tabs>
+              <w:rPr>
+                <w:sz w:val="22"/>
+                <w:szCs w:val="22"/>
+              </w:rPr>
+            </w:pPr>
+            <w:r>
+              <w:rPr>
+                <w:rFonts w:ascii="Verdana" w:cs="Verdana" w:eastAsia="Verdana" w:hAnsi="Verdana"/>
+                <w:color w:val="333333"/>
+                <w:sz w:val="22"/>
+                <w:szCs w:val="22"/>
+                <w:rtl w:val="0"/>
+              </w:rPr>
+              <w:t xml:space="preserve">TC-001</w:t>
+            </w:r>
+            <w:r>
+              <w:rPr>
+                <w:rtl w:val="0"/>
+              </w:rPr>
+            </w:r>
+          </w:p>
+        </w:tc>
+        <w:tc>
+          <w:tcPr>
+            <w:tcBorders>
+              <w:top w:color="000000" w:space="0" w:sz="4" w:val="single"/>
+              <w:left w:color="000000" w:space="0" w:sz="4" w:val="single"/>
+              <w:bottom w:color="000000" w:space="0" w:sz="4" w:val="single"/>
+              <w:right w:color="000000" w:space="0" w:sz="4" w:val="single"/>
+            </w:tcBorders>
+            <w:shd w:fill="auto" w:val="clear"/>
+            <w:tcMar>
+              <w:top w:w="20.0" w:type="dxa"/>
+              <w:left w:w="20.0" w:type="dxa"/>
+              <w:bottom w:w="100.0" w:type="dxa"/>
+              <w:right w:w="20.0" w:type="dxa"/>
+            </w:tcMar>
+            <w:vAlign w:val="bottom"/>
+          </w:tcPr>
+          <w:p>
+            <w:pPr>
+              <w:tabs>
+                <w:tab w:val="left" w:leader="none" w:pos="180"/>
+                <w:tab w:val="left" w:leader="none" w:pos="360"/>
+                <w:tab w:val="left" w:leader="none" w:pos="720"/>
+              </w:tabs>
+              <w:rPr>
+                <w:sz w:val="22"/>
+                <w:szCs w:val="22"/>
+              </w:rPr>
+            </w:pPr>
+            <w:r>
+              <w:rPr>
+                <w:rFonts w:ascii="Verdana" w:cs="Verdana" w:eastAsia="Verdana" w:hAnsi="Verdana"/>
+                <w:color w:val="333333"/>
+                <w:sz w:val="22"/>
+                <w:szCs w:val="22"/>
+                <w:rtl w:val="0"/>
+              </w:rPr>
+              <w:t xml:space="preserve">Functional</w:t>
+            </w:r>
+            <w:r>
+              <w:rPr>
+                <w:rtl w:val="0"/>
+              </w:rPr>
+            </w:r>
+          </w:p>
+        </w:tc>
+        <w:tc>
+          <w:tcPr>
+            <w:tcBorders>
+              <w:top w:color="000000" w:space="0" w:sz="4" w:val="single"/>
+              <w:left w:color="000000" w:space="0" w:sz="4" w:val="single"/>
+              <w:bottom w:color="000000" w:space="0" w:sz="4" w:val="single"/>
+              <w:right w:color="000000" w:space="0" w:sz="4" w:val="single"/>
+            </w:tcBorders>
+            <w:shd w:fill="auto" w:val="clear"/>
+            <w:tcMar>
+              <w:top w:w="20.0" w:type="dxa"/>
+              <w:left w:w="20.0" w:type="dxa"/>
+              <w:bottom w:w="100.0" w:type="dxa"/>
+              <w:right w:w="20.0" w:type="dxa"/>
+            </w:tcMar>
+            <w:vAlign w:val="bottom"/>
+          </w:tcPr>
+          <w:p>
+            <w:pPr>
+              <w:tabs>
+                <w:tab w:val="left" w:leader="none" w:pos="180"/>
+                <w:tab w:val="left" w:leader="none" w:pos="360"/>
+                <w:tab w:val="left" w:leader="none" w:pos="720"/>
+              </w:tabs>
+              <w:rPr>
+                <w:sz w:val="22"/>
+                <w:szCs w:val="22"/>
+              </w:rPr>
+            </w:pPr>
+            <w:r>
+              <w:rPr>
+                <w:rFonts w:ascii="Verdana" w:cs="Verdana" w:eastAsia="Verdana" w:hAnsi="Verdana"/>
+                <w:color w:val="333333"/>
+                <w:sz w:val="22"/>
+                <w:szCs w:val="22"/>
+                <w:rtl w:val="0"/>
+              </w:rPr>
+              <w:t xml:space="preserve">Seat Selection</w:t>
+            </w:r>
+            <w:r>
+              <w:rPr>
+                <w:rtl w:val="0"/>
+              </w:rPr>
+            </w:r>
+          </w:p>
+        </w:tc>
+        <w:tc>
+          <w:tcPr>
+            <w:tcBorders>
+              <w:top w:color="000000" w:space="0" w:sz="4" w:val="single"/>
+              <w:left w:color="000000" w:space="0" w:sz="4" w:val="single"/>
+              <w:bottom w:color="000000" w:space="0" w:sz="4" w:val="single"/>
+              <w:right w:color="000000" w:space="0" w:sz="4" w:val="single"/>
+            </w:tcBorders>
+            <w:shd w:fill="auto" w:val="clear"/>
+            <w:tcMar>
+              <w:top w:w="20.0" w:type="dxa"/>
+              <w:left w:w="20.0" w:type="dxa"/>
+              <w:bottom w:w="100.0" w:type="dxa"/>
+              <w:right w:w="20.0" w:type="dxa"/>
+            </w:tcMar>
+            <w:vAlign w:val="bottom"/>
+          </w:tcPr>
+          <w:p>
+            <w:pPr>
+              <w:tabs>
+                <w:tab w:val="left" w:leader="none" w:pos="180"/>
+                <w:tab w:val="left" w:leader="none" w:pos="360"/>
+                <w:tab w:val="left" w:leader="none" w:pos="720"/>
+              </w:tabs>
+              <w:rPr>
+                <w:sz w:val="22"/>
+                <w:szCs w:val="22"/>
+              </w:rPr>
+            </w:pPr>
+            <w:r>
+              <w:rPr>
+                <w:rFonts w:ascii="Verdana" w:cs="Verdana" w:eastAsia="Verdana" w:hAnsi="Verdana"/>
+                <w:color w:val="333333"/>
+                <w:sz w:val="22"/>
+                <w:szCs w:val="22"/>
+                <w:rtl w:val="0"/>
+              </w:rPr>
+              <w:t xml:space="preserve">P0</w:t>
+            </w:r>
+            <w:r>
+              <w:rPr>
+                <w:rtl w:val="0"/>
+              </w:rPr>
+            </w:r>
+          </w:p>
+        </w:tc>
+        <w:tc>
+          <w:tcPr>
+            <w:tcBorders>
+              <w:top w:color="000000" w:space="0" w:sz="4" w:val="single"/>
+              <w:left w:color="000000" w:space="0" w:sz="4" w:val="single"/>
+              <w:bottom w:color="000000" w:space="0" w:sz="4" w:val="single"/>
+              <w:right w:color="000000" w:space="0" w:sz="4" w:val="single"/>
+            </w:tcBorders>
+            <w:shd w:fill="auto" w:val="clear"/>
+            <w:tcMar>
+              <w:top w:w="20.0" w:type="dxa"/>
+              <w:left w:w="20.0" w:type="dxa"/>
+              <w:bottom w:w="100.0" w:type="dxa"/>
+              <w:right w:w="20.0" w:type="dxa"/>
+            </w:tcMar>
+            <w:vAlign w:val="bottom"/>
+          </w:tcPr>
+          <w:p>
+            <w:pPr>
+              <w:tabs>
+                <w:tab w:val="left" w:leader="none" w:pos="180"/>
+                <w:tab w:val="left" w:leader="none" w:pos="360"/>
+                <w:tab w:val="left" w:leader="none" w:pos="720"/>
+              </w:tabs>
+              <w:rPr>
+                <w:sz w:val="22"/>
+                <w:szCs w:val="22"/>
+              </w:rPr>
+            </w:pPr>
+            <w:r>
+              <w:rPr>
+                <w:rFonts w:ascii="Verdana" w:cs="Verdana" w:eastAsia="Verdana" w:hAnsi="Verdana"/>
+                <w:color w:val="333333"/>
+                <w:sz w:val="22"/>
+                <w:szCs w:val="22"/>
+                <w:rtl w:val="0"/>
+              </w:rPr>
+              <w:t xml:space="preserve">Verify the system displays real-time seat availability</w:t>
+            </w:r>
+            <w:r>
+              <w:rPr>
+                <w:rtl w:val="0"/>
+              </w:rPr>
+            </w:r>
+          </w:p>
+        </w:tc>
+        <w:tc>
+          <w:tcPr>
+            <w:tcBorders>
+              <w:top w:color="000000" w:space="0" w:sz="4" w:val="single"/>
+              <w:left w:color="000000" w:space="0" w:sz="4" w:val="single"/>
+              <w:bottom w:color="000000" w:space="0" w:sz="4" w:val="single"/>
+              <w:right w:color="000000" w:space="0" w:sz="4" w:val="single"/>
+            </w:tcBorders>
+            <w:shd w:fill="auto" w:val="clear"/>
+            <w:tcMar>
+              <w:top w:w="20.0" w:type="dxa"/>
+              <w:left w:w="20.0" w:type="dxa"/>
+              <w:bottom w:w="100.0" w:type="dxa"/>
+              <w:right w:w="20.0" w:type="dxa"/>
+            </w:tcMar>
+            <w:vAlign w:val="bottom"/>
+          </w:tcPr>
+          <w:p>
+            <w:pPr>
+              <w:tabs>
+                <w:tab w:val="left" w:leader="none" w:pos="180"/>
+                <w:tab w:val="left" w:leader="none" w:pos="360"/>
+                <w:tab w:val="left" w:leader="none" w:pos="720"/>
+              </w:tabs>
+              <w:rPr>
+                <w:sz w:val="22"/>
+                <w:szCs w:val="22"/>
+              </w:rPr>
+            </w:pPr>
+            <w:r>
+              <w:rPr>
+                <w:rFonts w:ascii="Verdana" w:cs="Verdana" w:eastAsia="Verdana" w:hAnsi="Verdana"/>
+                <w:color w:val="333333"/>
+                <w:sz w:val="22"/>
+                <w:szCs w:val="22"/>
+                <w:rtl w:val="0"/>
+              </w:rPr>
+              <w:t xml:space="preserve">Viewing a movie showtime</w:t>
+            </w:r>
+            <w:r>
+              <w:rPr>
+                <w:rtl w:val="0"/>
+              </w:rPr>
+            </w:r>
+          </w:p>
+        </w:tc>
+        <w:tc>
+          <w:tcPr>
+            <w:tcBorders>
+              <w:top w:color="000000" w:space="0" w:sz="4" w:val="single"/>
+              <w:left w:color="000000" w:space="0" w:sz="4" w:val="single"/>
+              <w:bottom w:color="000000" w:space="0" w:sz="4" w:val="single"/>
+              <w:right w:color="000000" w:space="0" w:sz="4" w:val="single"/>
+            </w:tcBorders>
+            <w:shd w:fill="auto" w:val="clear"/>
+            <w:tcMar>
+              <w:top w:w="20.0" w:type="dxa"/>
+              <w:left w:w="20.0" w:type="dxa"/>
+              <w:bottom w:w="100.0" w:type="dxa"/>
+              <w:right w:w="20.0" w:type="dxa"/>
+            </w:tcMar>
+            <w:vAlign w:val="bottom"/>
+          </w:tcPr>
+          <w:p>
+            <w:pPr>
+              <w:tabs>
+                <w:tab w:val="left" w:leader="none" w:pos="180"/>
+                <w:tab w:val="left" w:leader="none" w:pos="360"/>
+                <w:tab w:val="left" w:leader="none" w:pos="720"/>
+              </w:tabs>
+              <w:rPr>
+                <w:rFonts w:ascii="Verdana" w:cs="Verdana" w:eastAsia="Verdana" w:hAnsi="Verdana"/>
+                <w:color w:val="333333"/>
+                <w:sz w:val="22"/>
+                <w:szCs w:val="22"/>
+              </w:rPr>
+            </w:pPr>
+            <w:r>
+              <w:rPr>
+                <w:rFonts w:ascii="Verdana" w:cs="Verdana" w:eastAsia="Verdana" w:hAnsi="Verdana"/>
+                <w:color w:val="333333"/>
+                <w:sz w:val="22"/>
+                <w:szCs w:val="22"/>
+                <w:rtl w:val="0"/>
+              </w:rPr>
+              <w:t xml:space="preserve">1. Select a movie and showtime</w:t>
+            </w:r>
+          </w:p>
+          <w:p>
+            <w:pPr>
+              <w:tabs>
+                <w:tab w:val="left" w:leader="none" w:pos="180"/>
+                <w:tab w:val="left" w:leader="none" w:pos="360"/>
+                <w:tab w:val="left" w:leader="none" w:pos="720"/>
+              </w:tabs>
+              <w:rPr>
+                <w:sz w:val="22"/>
+                <w:szCs w:val="22"/>
+              </w:rPr>
+            </w:pPr>
+            <w:r>
+              <w:rPr>
+                <w:rFonts w:ascii="Verdana" w:cs="Verdana" w:eastAsia="Verdana" w:hAnsi="Verdana"/>
+                <w:color w:val="333333"/>
+                <w:sz w:val="22"/>
+                <w:szCs w:val="22"/>
+                <w:rtl w:val="0"/>
+              </w:rPr>
+              <w:t xml:space="preserve">2. Open seat selection page</w:t>
+            </w:r>
+            <w:r>
+              <w:rPr>
+                <w:rtl w:val="0"/>
+              </w:rPr>
+            </w:r>
+          </w:p>
+        </w:tc>
+        <w:tc>
+          <w:tcPr>
+            <w:tcBorders>
+              <w:top w:color="000000" w:space="0" w:sz="4" w:val="single"/>
+              <w:left w:color="000000" w:space="0" w:sz="4" w:val="single"/>
+              <w:bottom w:color="000000" w:space="0" w:sz="4" w:val="single"/>
+              <w:right w:color="000000" w:space="0" w:sz="4" w:val="single"/>
+            </w:tcBorders>
+            <w:shd w:fill="auto" w:val="clear"/>
+            <w:tcMar>
+              <w:top w:w="20.0" w:type="dxa"/>
+              <w:left w:w="20.0" w:type="dxa"/>
+              <w:bottom w:w="100.0" w:type="dxa"/>
+              <w:right w:w="20.0" w:type="dxa"/>
+            </w:tcMar>
+            <w:vAlign w:val="bottom"/>
+          </w:tcPr>
+          <w:p>
+            <w:pPr>
+              <w:tabs>
+                <w:tab w:val="left" w:leader="none" w:pos="180"/>
+                <w:tab w:val="left" w:leader="none" w:pos="360"/>
+                <w:tab w:val="left" w:leader="none" w:pos="720"/>
+              </w:tabs>
+              <w:rPr>
+                <w:sz w:val="22"/>
+                <w:szCs w:val="22"/>
+              </w:rPr>
+            </w:pPr>
+            <w:r>
+              <w:rPr>
+                <w:rFonts w:ascii="Verdana" w:cs="Verdana" w:eastAsia="Verdana" w:hAnsi="Verdana"/>
+                <w:color w:val="333333"/>
+                <w:sz w:val="22"/>
+                <w:szCs w:val="22"/>
+                <w:rtl w:val="0"/>
+              </w:rPr>
+              <w:t xml:space="preserve">Seat map should display reserved, locked, and available seats correctly</w:t>
+            </w:r>
+            <w:r>
+              <w:rPr>
+                <w:rtl w:val="0"/>
+              </w:rPr>
+            </w:r>
+          </w:p>
+        </w:tc>
+        <w:tc>
+          <w:tcPr>
+            <w:tcBorders>
+              <w:top w:color="000000" w:space="0" w:sz="4" w:val="single"/>
+              <w:left w:color="000000" w:space="0" w:sz="4" w:val="single"/>
+              <w:bottom w:color="000000" w:space="0" w:sz="4" w:val="single"/>
+              <w:right w:color="000000" w:space="0" w:sz="4" w:val="single"/>
+            </w:tcBorders>
+            <w:shd w:fill="auto" w:val="clear"/>
+            <w:tcMar>
+              <w:top w:w="20.0" w:type="dxa"/>
+              <w:left w:w="20.0" w:type="dxa"/>
+              <w:bottom w:w="100.0" w:type="dxa"/>
+              <w:right w:w="20.0" w:type="dxa"/>
+            </w:tcMar>
+            <w:vAlign w:val="bottom"/>
+          </w:tcPr>
+          <w:p>
+            <w:pPr>
+              <w:tabs>
+                <w:tab w:val="left" w:leader="none" w:pos="180"/>
+                <w:tab w:val="left" w:leader="none" w:pos="360"/>
+                <w:tab w:val="left" w:leader="none" w:pos="720"/>
+              </w:tabs>
+              <w:rPr>
+                <w:sz w:val="22"/>
+                <w:szCs w:val="22"/>
+              </w:rPr>
+            </w:pPr>
+            <w:r>
+              <w:rPr>
+                <w:rFonts w:ascii="Verdana" w:cs="Verdana" w:eastAsia="Verdana" w:hAnsi="Verdana"/>
+                <w:color w:val="333333"/>
+                <w:sz w:val="22"/>
+                <w:szCs w:val="22"/>
+                <w:rtl w:val="0"/>
+              </w:rPr>
+              <w:t xml:space="preserve">Seat map displays reserved, locked, and available seats</w:t>
+            </w:r>
+            <w:r>
+              <w:rPr>
+                <w:rtl w:val="0"/>
+              </w:rPr>
+            </w:r>
+          </w:p>
+        </w:tc>
+        <w:tc>
+          <w:tcPr>
+            <w:tcBorders>
+              <w:top w:color="000000" w:space="0" w:sz="4" w:val="single"/>
+              <w:left w:color="000000" w:space="0" w:sz="4" w:val="single"/>
+              <w:bottom w:color="000000" w:space="0" w:sz="4" w:val="single"/>
+              <w:right w:color="000000" w:space="0" w:sz="4" w:val="single"/>
+            </w:tcBorders>
+            <w:shd w:fill="92d050" w:val="clear"/>
+            <w:tcMar>
+              <w:top w:w="20.0" w:type="dxa"/>
+              <w:left w:w="20.0" w:type="dxa"/>
+              <w:bottom w:w="100.0" w:type="dxa"/>
+              <w:right w:w="20.0" w:type="dxa"/>
+            </w:tcMar>
+            <w:vAlign w:val="bottom"/>
+          </w:tcPr>
+          <w:p>
+            <w:pPr>
+              <w:tabs>
+                <w:tab w:val="left" w:leader="none" w:pos="180"/>
+                <w:tab w:val="left" w:leader="none" w:pos="360"/>
+                <w:tab w:val="left" w:leader="none" w:pos="720"/>
+              </w:tabs>
+              <w:rPr>
+                <w:sz w:val="22"/>
+                <w:szCs w:val="22"/>
+              </w:rPr>
+            </w:pPr>
+            <w:r>
+              <w:rPr>
+                <w:rFonts w:ascii="Verdana" w:cs="Verdana" w:eastAsia="Verdana" w:hAnsi="Verdana"/>
+                <w:color w:val="333333"/>
+                <w:sz w:val="22"/>
+                <w:szCs w:val="22"/>
+                <w:rtl w:val="0"/>
+              </w:rPr>
+              <w:t xml:space="preserve">Pass</w:t>
+            </w:r>
+            <w:r>
+              <w:rPr>
+                <w:rtl w:val="0"/>
+              </w:rPr>
+            </w:r>
+          </w:p>
+        </w:tc>
+        <w:tc>
+          <w:tcPr>
+            <w:tcBorders>
+              <w:top w:color="000000" w:space="0" w:sz="4" w:val="single"/>
+              <w:left w:color="000000" w:space="0" w:sz="4" w:val="single"/>
+              <w:bottom w:color="000000" w:space="0" w:sz="4" w:val="single"/>
+              <w:right w:color="000000" w:space="0" w:sz="4" w:val="single"/>
+            </w:tcBorders>
+            <w:shd w:fill="auto" w:val="clear"/>
+            <w:tcMar>
+              <w:top w:w="20.0" w:type="dxa"/>
+              <w:left w:w="20.0" w:type="dxa"/>
+              <w:bottom w:w="100.0" w:type="dxa"/>
+              <w:right w:w="20.0" w:type="dxa"/>
+            </w:tcMar>
+            <w:vAlign w:val="bottom"/>
+          </w:tcPr>
+          <w:p>
+            <w:pPr>
+              <w:tabs>
+                <w:tab w:val="left" w:leader="none" w:pos="180"/>
+                <w:tab w:val="left" w:leader="none" w:pos="360"/>
+                <w:tab w:val="left" w:leader="none" w:pos="720"/>
+              </w:tabs>
+              <w:rPr>
+                <w:sz w:val="22"/>
+                <w:szCs w:val="22"/>
+              </w:rPr>
+            </w:pPr>
+            <w:r>
+              <w:rPr>
+                <w:rFonts w:ascii="Verdana" w:cs="Verdana" w:eastAsia="Verdana" w:hAnsi="Verdana"/>
+                <w:color w:val="333333"/>
+                <w:sz w:val="22"/>
+                <w:szCs w:val="22"/>
+                <w:rtl w:val="0"/>
+              </w:rPr>
+              <w:t xml:space="preserve">User_Exp_Tester</w:t>
+            </w:r>
+            <w:r>
+              <w:rPr>
+                <w:rtl w:val="0"/>
+              </w:rPr>
+            </w:r>
+          </w:p>
+        </w:tc>
+      </w:tr>
+      <w:tr>
+        <w:trPr>
+          <w:cantSplit w:val="0"/>
+          <w:trHeight w:val="1900" w:hRule="atLeast"/>
+          <w:tblHeader w:val="0"/>
+        </w:trPr>
+        <w:tc>
+          <w:tcPr>
+            <w:tcBorders>
+              <w:top w:color="000000" w:space="0" w:sz="4" w:val="single"/>
+              <w:left w:color="000000" w:space="0" w:sz="4" w:val="single"/>
+              <w:bottom w:color="000000" w:space="0" w:sz="4" w:val="single"/>
+              <w:right w:color="000000" w:space="0" w:sz="4" w:val="single"/>
+            </w:tcBorders>
+            <w:shd w:fill="auto" w:val="clear"/>
+            <w:tcMar>
+              <w:top w:w="20.0" w:type="dxa"/>
+              <w:left w:w="20.0" w:type="dxa"/>
+              <w:bottom w:w="100.0" w:type="dxa"/>
+              <w:right w:w="20.0" w:type="dxa"/>
+            </w:tcMar>
+            <w:vAlign w:val="bottom"/>
+          </w:tcPr>
+          <w:p>
+            <w:pPr>
+              <w:tabs>
+                <w:tab w:val="left" w:leader="none" w:pos="180"/>
+                <w:tab w:val="left" w:leader="none" w:pos="360"/>
+                <w:tab w:val="left" w:leader="none" w:pos="720"/>
+              </w:tabs>
+              <w:rPr>
+                <w:sz w:val="22"/>
+                <w:szCs w:val="22"/>
+              </w:rPr>
+            </w:pPr>
+            <w:r>
+              <w:rPr>
+                <w:rFonts w:ascii="Verdana" w:cs="Verdana" w:eastAsia="Verdana" w:hAnsi="Verdana"/>
+                <w:color w:val="333333"/>
+                <w:sz w:val="22"/>
+                <w:szCs w:val="22"/>
+                <w:rtl w:val="0"/>
+              </w:rPr>
+              <w:t xml:space="preserve">TC-002</w:t>
+            </w:r>
+            <w:r>
+              <w:rPr>
+                <w:rtl w:val="0"/>
+              </w:rPr>
+            </w:r>
+          </w:p>
+        </w:tc>
+        <w:tc>
+          <w:tcPr>
+            <w:tcBorders>
+              <w:top w:color="000000" w:space="0" w:sz="4" w:val="single"/>
+              <w:left w:color="000000" w:space="0" w:sz="4" w:val="single"/>
+              <w:bottom w:color="000000" w:space="0" w:sz="4" w:val="single"/>
+              <w:right w:color="000000" w:space="0" w:sz="4" w:val="single"/>
+            </w:tcBorders>
+            <w:shd w:fill="auto" w:val="clear"/>
+            <w:tcMar>
+              <w:top w:w="20.0" w:type="dxa"/>
+              <w:left w:w="20.0" w:type="dxa"/>
+              <w:bottom w:w="100.0" w:type="dxa"/>
+              <w:right w:w="20.0" w:type="dxa"/>
+            </w:tcMar>
+            <w:vAlign w:val="bottom"/>
+          </w:tcPr>
+          <w:p>
+            <w:pPr>
+              <w:tabs>
+                <w:tab w:val="left" w:leader="none" w:pos="180"/>
+                <w:tab w:val="left" w:leader="none" w:pos="360"/>
+                <w:tab w:val="left" w:leader="none" w:pos="720"/>
+              </w:tabs>
+              <w:rPr>
+                <w:sz w:val="22"/>
+                <w:szCs w:val="22"/>
+              </w:rPr>
+            </w:pPr>
+            <w:r>
+              <w:rPr>
+                <w:rFonts w:ascii="Verdana" w:cs="Verdana" w:eastAsia="Verdana" w:hAnsi="Verdana"/>
+                <w:color w:val="333333"/>
+                <w:sz w:val="22"/>
+                <w:szCs w:val="22"/>
+                <w:rtl w:val="0"/>
+              </w:rPr>
+              <w:t xml:space="preserve">Functional</w:t>
+            </w:r>
+            <w:r>
+              <w:rPr>
+                <w:rtl w:val="0"/>
+              </w:rPr>
+            </w:r>
+          </w:p>
+        </w:tc>
+        <w:tc>
+          <w:tcPr>
+            <w:tcBorders>
+              <w:top w:color="000000" w:space="0" w:sz="4" w:val="single"/>
+              <w:left w:color="000000" w:space="0" w:sz="4" w:val="single"/>
+              <w:bottom w:color="000000" w:space="0" w:sz="4" w:val="single"/>
+              <w:right w:color="000000" w:space="0" w:sz="4" w:val="single"/>
+            </w:tcBorders>
+            <w:shd w:fill="auto" w:val="clear"/>
+            <w:tcMar>
+              <w:top w:w="20.0" w:type="dxa"/>
+              <w:left w:w="20.0" w:type="dxa"/>
+              <w:bottom w:w="100.0" w:type="dxa"/>
+              <w:right w:w="20.0" w:type="dxa"/>
+            </w:tcMar>
+            <w:vAlign w:val="bottom"/>
+          </w:tcPr>
+          <w:p>
+            <w:pPr>
+              <w:tabs>
+                <w:tab w:val="left" w:leader="none" w:pos="180"/>
+                <w:tab w:val="left" w:leader="none" w:pos="360"/>
+                <w:tab w:val="left" w:leader="none" w:pos="720"/>
+              </w:tabs>
+              <w:rPr>
+                <w:sz w:val="22"/>
+                <w:szCs w:val="22"/>
+              </w:rPr>
+            </w:pPr>
+            <w:r>
+              <w:rPr>
+                <w:rFonts w:ascii="Verdana" w:cs="Verdana" w:eastAsia="Verdana" w:hAnsi="Verdana"/>
+                <w:color w:val="333333"/>
+                <w:sz w:val="22"/>
+                <w:szCs w:val="22"/>
+                <w:rtl w:val="0"/>
+              </w:rPr>
+              <w:t xml:space="preserve">Pricing </w:t>
+            </w:r>
+            <w:r>
+              <w:rPr>
+                <w:rtl w:val="0"/>
+              </w:rPr>
+            </w:r>
+          </w:p>
+        </w:tc>
+        <w:tc>
+          <w:tcPr>
+            <w:tcBorders>
+              <w:top w:color="000000" w:space="0" w:sz="4" w:val="single"/>
+              <w:left w:color="000000" w:space="0" w:sz="4" w:val="single"/>
+              <w:bottom w:color="000000" w:space="0" w:sz="4" w:val="single"/>
+              <w:right w:color="000000" w:space="0" w:sz="4" w:val="single"/>
+            </w:tcBorders>
+            <w:shd w:fill="auto" w:val="clear"/>
+            <w:tcMar>
+              <w:top w:w="20.0" w:type="dxa"/>
+              <w:left w:w="20.0" w:type="dxa"/>
+              <w:bottom w:w="100.0" w:type="dxa"/>
+              <w:right w:w="20.0" w:type="dxa"/>
+            </w:tcMar>
+            <w:vAlign w:val="bottom"/>
+          </w:tcPr>
+          <w:p>
+            <w:pPr>
+              <w:tabs>
+                <w:tab w:val="left" w:leader="none" w:pos="180"/>
+                <w:tab w:val="left" w:leader="none" w:pos="360"/>
+                <w:tab w:val="left" w:leader="none" w:pos="720"/>
+              </w:tabs>
+              <w:rPr>
+                <w:sz w:val="22"/>
+                <w:szCs w:val="22"/>
+              </w:rPr>
+            </w:pPr>
+            <w:r>
+              <w:rPr>
+                <w:rFonts w:ascii="Verdana" w:cs="Verdana" w:eastAsia="Verdana" w:hAnsi="Verdana"/>
+                <w:color w:val="333333"/>
+                <w:sz w:val="22"/>
+                <w:szCs w:val="22"/>
+                <w:rtl w:val="0"/>
+              </w:rPr>
+              <w:t xml:space="preserve">P1</w:t>
+            </w:r>
+            <w:r>
+              <w:rPr>
+                <w:rtl w:val="0"/>
+              </w:rPr>
+            </w:r>
+          </w:p>
+        </w:tc>
+        <w:tc>
+          <w:tcPr>
+            <w:tcBorders>
+              <w:top w:color="000000" w:space="0" w:sz="4" w:val="single"/>
+              <w:left w:color="000000" w:space="0" w:sz="4" w:val="single"/>
+              <w:bottom w:color="000000" w:space="0" w:sz="4" w:val="single"/>
+              <w:right w:color="000000" w:space="0" w:sz="4" w:val="single"/>
+            </w:tcBorders>
+            <w:shd w:fill="auto" w:val="clear"/>
+            <w:tcMar>
+              <w:top w:w="20.0" w:type="dxa"/>
+              <w:left w:w="20.0" w:type="dxa"/>
+              <w:bottom w:w="100.0" w:type="dxa"/>
+              <w:right w:w="20.0" w:type="dxa"/>
+            </w:tcMar>
+            <w:vAlign w:val="bottom"/>
+          </w:tcPr>
+          <w:p>
+            <w:pPr>
+              <w:tabs>
+                <w:tab w:val="left" w:leader="none" w:pos="180"/>
+                <w:tab w:val="left" w:leader="none" w:pos="360"/>
+                <w:tab w:val="left" w:leader="none" w:pos="720"/>
+              </w:tabs>
+              <w:rPr>
+                <w:sz w:val="22"/>
+                <w:szCs w:val="22"/>
+              </w:rPr>
+            </w:pPr>
+            <w:r>
+              <w:rPr>
+                <w:rFonts w:ascii="Verdana" w:cs="Verdana" w:eastAsia="Verdana" w:hAnsi="Verdana"/>
+                <w:color w:val="333333"/>
+                <w:sz w:val="22"/>
+                <w:szCs w:val="22"/>
+                <w:rtl w:val="0"/>
+              </w:rPr>
+              <w:t xml:space="preserve">Verify dynamic pricing based on seat location</w:t>
+            </w:r>
+            <w:r>
+              <w:rPr>
+                <w:rtl w:val="0"/>
+              </w:rPr>
+            </w:r>
+          </w:p>
+        </w:tc>
+        <w:tc>
+          <w:tcPr>
+            <w:tcBorders>
+              <w:top w:color="000000" w:space="0" w:sz="4" w:val="single"/>
+              <w:left w:color="000000" w:space="0" w:sz="4" w:val="single"/>
+              <w:bottom w:color="000000" w:space="0" w:sz="4" w:val="single"/>
+              <w:right w:color="000000" w:space="0" w:sz="4" w:val="single"/>
+            </w:tcBorders>
+            <w:shd w:fill="auto" w:val="clear"/>
+            <w:tcMar>
+              <w:top w:w="20.0" w:type="dxa"/>
+              <w:left w:w="20.0" w:type="dxa"/>
+              <w:bottom w:w="100.0" w:type="dxa"/>
+              <w:right w:w="20.0" w:type="dxa"/>
+            </w:tcMar>
+            <w:vAlign w:val="bottom"/>
+          </w:tcPr>
+          <w:p>
+            <w:pPr>
+              <w:tabs>
+                <w:tab w:val="left" w:leader="none" w:pos="180"/>
+                <w:tab w:val="left" w:leader="none" w:pos="360"/>
+                <w:tab w:val="left" w:leader="none" w:pos="720"/>
+              </w:tabs>
+              <w:rPr>
+                <w:sz w:val="22"/>
+                <w:szCs w:val="22"/>
+              </w:rPr>
+            </w:pPr>
+            <w:r>
+              <w:rPr>
+                <w:rFonts w:ascii="Verdana" w:cs="Verdana" w:eastAsia="Verdana" w:hAnsi="Verdana"/>
+                <w:color w:val="333333"/>
+                <w:sz w:val="22"/>
+                <w:szCs w:val="22"/>
+                <w:rtl w:val="0"/>
+              </w:rPr>
+              <w:t xml:space="preserve">Seat map visible</w:t>
+            </w:r>
+            <w:r>
+              <w:rPr>
+                <w:rtl w:val="0"/>
+              </w:rPr>
+            </w:r>
+          </w:p>
+        </w:tc>
+        <w:tc>
+          <w:tcPr>
+            <w:tcBorders>
+              <w:top w:color="000000" w:space="0" w:sz="4" w:val="single"/>
+              <w:left w:color="000000" w:space="0" w:sz="4" w:val="single"/>
+              <w:bottom w:color="000000" w:space="0" w:sz="4" w:val="single"/>
+              <w:right w:color="000000" w:space="0" w:sz="4" w:val="single"/>
+            </w:tcBorders>
+            <w:shd w:fill="auto" w:val="clear"/>
+            <w:tcMar>
+              <w:top w:w="20.0" w:type="dxa"/>
+              <w:left w:w="20.0" w:type="dxa"/>
+              <w:bottom w:w="100.0" w:type="dxa"/>
+              <w:right w:w="20.0" w:type="dxa"/>
+            </w:tcMar>
+            <w:vAlign w:val="bottom"/>
+          </w:tcPr>
+          <w:p>
+            <w:pPr>
+              <w:tabs>
+                <w:tab w:val="left" w:leader="none" w:pos="180"/>
+                <w:tab w:val="left" w:leader="none" w:pos="360"/>
+                <w:tab w:val="left" w:leader="none" w:pos="720"/>
+              </w:tabs>
+              <w:rPr>
+                <w:rFonts w:ascii="Verdana" w:cs="Verdana" w:eastAsia="Verdana" w:hAnsi="Verdana"/>
+                <w:color w:val="333333"/>
+                <w:sz w:val="22"/>
+                <w:szCs w:val="22"/>
+              </w:rPr>
+            </w:pPr>
+            <w:r>
+              <w:rPr>
+                <w:rFonts w:ascii="Verdana" w:cs="Verdana" w:eastAsia="Verdana" w:hAnsi="Verdana"/>
+                <w:color w:val="333333"/>
+                <w:sz w:val="22"/>
+                <w:szCs w:val="22"/>
+                <w:rtl w:val="0"/>
+              </w:rPr>
+              <w:t xml:space="preserve">1. Select front row seat</w:t>
+            </w:r>
+          </w:p>
+          <w:p>
+            <w:pPr>
+              <w:tabs>
+                <w:tab w:val="left" w:leader="none" w:pos="180"/>
+                <w:tab w:val="left" w:leader="none" w:pos="360"/>
+                <w:tab w:val="left" w:leader="none" w:pos="720"/>
+              </w:tabs>
+              <w:rPr>
+                <w:sz w:val="22"/>
+                <w:szCs w:val="22"/>
+              </w:rPr>
+            </w:pPr>
+            <w:r>
+              <w:rPr>
+                <w:rFonts w:ascii="Verdana" w:cs="Verdana" w:eastAsia="Verdana" w:hAnsi="Verdana"/>
+                <w:color w:val="333333"/>
+                <w:sz w:val="22"/>
+                <w:szCs w:val="22"/>
+                <w:rtl w:val="0"/>
+              </w:rPr>
+              <w:t xml:space="preserve">2. Select center seat</w:t>
+            </w:r>
+            <w:r>
+              <w:rPr>
+                <w:rtl w:val="0"/>
+              </w:rPr>
+            </w:r>
+          </w:p>
+        </w:tc>
+        <w:tc>
+          <w:tcPr>
+            <w:tcBorders>
+              <w:top w:color="000000" w:space="0" w:sz="4" w:val="single"/>
+              <w:left w:color="000000" w:space="0" w:sz="4" w:val="single"/>
+              <w:bottom w:color="000000" w:space="0" w:sz="4" w:val="single"/>
+              <w:right w:color="000000" w:space="0" w:sz="4" w:val="single"/>
+            </w:tcBorders>
+            <w:shd w:fill="auto" w:val="clear"/>
+            <w:tcMar>
+              <w:top w:w="20.0" w:type="dxa"/>
+              <w:left w:w="20.0" w:type="dxa"/>
+              <w:bottom w:w="100.0" w:type="dxa"/>
+              <w:right w:w="20.0" w:type="dxa"/>
+            </w:tcMar>
+            <w:vAlign w:val="bottom"/>
+          </w:tcPr>
+          <w:p>
+            <w:pPr>
+              <w:tabs>
+                <w:tab w:val="left" w:leader="none" w:pos="180"/>
+                <w:tab w:val="left" w:leader="none" w:pos="360"/>
+                <w:tab w:val="left" w:leader="none" w:pos="720"/>
+              </w:tabs>
+              <w:rPr>
+                <w:sz w:val="22"/>
+                <w:szCs w:val="22"/>
+              </w:rPr>
+            </w:pPr>
+            <w:r>
+              <w:rPr>
+                <w:rFonts w:ascii="Verdana" w:cs="Verdana" w:eastAsia="Verdana" w:hAnsi="Verdana"/>
+                <w:color w:val="333333"/>
+                <w:sz w:val="22"/>
+                <w:szCs w:val="22"/>
+                <w:rtl w:val="0"/>
+              </w:rPr>
+              <w:t xml:space="preserve">Different price tiers displayed</w:t>
+            </w:r>
+            <w:r>
+              <w:rPr>
+                <w:rtl w:val="0"/>
+              </w:rPr>
+            </w:r>
+          </w:p>
+        </w:tc>
+        <w:tc>
+          <w:tcPr>
+            <w:tcBorders>
+              <w:top w:color="000000" w:space="0" w:sz="4" w:val="single"/>
+              <w:left w:color="000000" w:space="0" w:sz="4" w:val="single"/>
+              <w:bottom w:color="000000" w:space="0" w:sz="4" w:val="single"/>
+              <w:right w:color="000000" w:space="0" w:sz="4" w:val="single"/>
+            </w:tcBorders>
+            <w:shd w:fill="auto" w:val="clear"/>
+            <w:tcMar>
+              <w:top w:w="20.0" w:type="dxa"/>
+              <w:left w:w="20.0" w:type="dxa"/>
+              <w:bottom w:w="100.0" w:type="dxa"/>
+              <w:right w:w="20.0" w:type="dxa"/>
+            </w:tcMar>
+            <w:vAlign w:val="bottom"/>
+          </w:tcPr>
+          <w:p>
+            <w:pPr>
+              <w:tabs>
+                <w:tab w:val="left" w:leader="none" w:pos="180"/>
+                <w:tab w:val="left" w:leader="none" w:pos="360"/>
+                <w:tab w:val="left" w:leader="none" w:pos="720"/>
+              </w:tabs>
+              <w:rPr>
+                <w:sz w:val="22"/>
+                <w:szCs w:val="22"/>
+              </w:rPr>
+            </w:pPr>
+            <w:r>
+              <w:rPr>
+                <w:rFonts w:ascii="Verdana" w:cs="Verdana" w:eastAsia="Verdana" w:hAnsi="Verdana"/>
+                <w:color w:val="333333"/>
+                <w:sz w:val="22"/>
+                <w:szCs w:val="22"/>
+                <w:rtl w:val="0"/>
+              </w:rPr>
+              <w:t xml:space="preserve">Front row price was discounted, while center seat had premium pricing</w:t>
+            </w:r>
+            <w:r>
+              <w:rPr>
+                <w:rtl w:val="0"/>
+              </w:rPr>
+            </w:r>
+          </w:p>
+        </w:tc>
+        <w:tc>
+          <w:tcPr>
+            <w:tcBorders>
+              <w:top w:color="000000" w:space="0" w:sz="4" w:val="single"/>
+              <w:left w:color="000000" w:space="0" w:sz="4" w:val="single"/>
+              <w:bottom w:color="000000" w:space="0" w:sz="4" w:val="single"/>
+              <w:right w:color="000000" w:space="0" w:sz="4" w:val="single"/>
+            </w:tcBorders>
+            <w:shd w:fill="92d050" w:val="clear"/>
+            <w:tcMar>
+              <w:top w:w="20.0" w:type="dxa"/>
+              <w:left w:w="20.0" w:type="dxa"/>
+              <w:bottom w:w="100.0" w:type="dxa"/>
+              <w:right w:w="20.0" w:type="dxa"/>
+            </w:tcMar>
+            <w:vAlign w:val="bottom"/>
+          </w:tcPr>
+          <w:p>
+            <w:pPr>
+              <w:tabs>
+                <w:tab w:val="left" w:leader="none" w:pos="180"/>
+                <w:tab w:val="left" w:leader="none" w:pos="360"/>
+                <w:tab w:val="left" w:leader="none" w:pos="720"/>
+              </w:tabs>
+              <w:rPr>
+                <w:sz w:val="22"/>
+                <w:szCs w:val="22"/>
+              </w:rPr>
+            </w:pPr>
+            <w:r>
+              <w:rPr>
+                <w:rFonts w:ascii="Verdana" w:cs="Verdana" w:eastAsia="Verdana" w:hAnsi="Verdana"/>
+                <w:color w:val="333333"/>
+                <w:sz w:val="22"/>
+                <w:szCs w:val="22"/>
+                <w:rtl w:val="0"/>
+              </w:rPr>
+              <w:t xml:space="preserve">Pass</w:t>
+            </w:r>
+            <w:r>
+              <w:rPr>
+                <w:rtl w:val="0"/>
+              </w:rPr>
+            </w:r>
+          </w:p>
+        </w:tc>
+        <w:tc>
+          <w:tcPr>
+            <w:tcBorders>
+              <w:top w:color="000000" w:space="0" w:sz="4" w:val="single"/>
+              <w:left w:color="000000" w:space="0" w:sz="4" w:val="single"/>
+              <w:bottom w:color="000000" w:space="0" w:sz="4" w:val="single"/>
+              <w:right w:color="000000" w:space="0" w:sz="4" w:val="single"/>
+            </w:tcBorders>
+            <w:shd w:fill="auto" w:val="clear"/>
+            <w:tcMar>
+              <w:top w:w="20.0" w:type="dxa"/>
+              <w:left w:w="20.0" w:type="dxa"/>
+              <w:bottom w:w="100.0" w:type="dxa"/>
+              <w:right w:w="20.0" w:type="dxa"/>
+            </w:tcMar>
+            <w:vAlign w:val="bottom"/>
+          </w:tcPr>
+          <w:p>
+            <w:pPr>
+              <w:tabs>
+                <w:tab w:val="left" w:leader="none" w:pos="180"/>
+                <w:tab w:val="left" w:leader="none" w:pos="360"/>
+                <w:tab w:val="left" w:leader="none" w:pos="720"/>
+              </w:tabs>
+              <w:rPr>
+                <w:sz w:val="22"/>
+                <w:szCs w:val="22"/>
+              </w:rPr>
+            </w:pPr>
+            <w:r>
+              <w:rPr>
+                <w:rFonts w:ascii="Verdana" w:cs="Verdana" w:eastAsia="Verdana" w:hAnsi="Verdana"/>
+                <w:color w:val="333333"/>
+                <w:sz w:val="22"/>
+                <w:szCs w:val="22"/>
+                <w:rtl w:val="0"/>
+              </w:rPr>
+              <w:t xml:space="preserve">User_Exp_Tester</w:t>
+            </w:r>
+            <w:r>
+              <w:rPr>
+                <w:rtl w:val="0"/>
+              </w:rPr>
+            </w:r>
+          </w:p>
+        </w:tc>
+      </w:tr>
+      <w:tr>
+        <w:trPr>
+          <w:cantSplit w:val="0"/>
+          <w:trHeight w:val="1900" w:hRule="atLeast"/>
+          <w:tblHeader w:val="0"/>
+        </w:trPr>
+        <w:tc>
+          <w:tcPr>
+            <w:tcBorders>
+              <w:top w:color="000000" w:space="0" w:sz="4" w:val="single"/>
+              <w:left w:color="000000" w:space="0" w:sz="4" w:val="single"/>
+              <w:bottom w:color="000000" w:space="0" w:sz="4" w:val="single"/>
+              <w:right w:color="000000" w:space="0" w:sz="4" w:val="single"/>
+            </w:tcBorders>
+            <w:shd w:fill="auto" w:val="clear"/>
+            <w:tcMar>
+              <w:top w:w="20.0" w:type="dxa"/>
+              <w:left w:w="20.0" w:type="dxa"/>
+              <w:bottom w:w="100.0" w:type="dxa"/>
+              <w:right w:w="20.0" w:type="dxa"/>
+            </w:tcMar>
+            <w:vAlign w:val="bottom"/>
+          </w:tcPr>
+          <w:p>
+            <w:pPr>
+              <w:tabs>
+                <w:tab w:val="left" w:leader="none" w:pos="180"/>
+                <w:tab w:val="left" w:leader="none" w:pos="360"/>
+                <w:tab w:val="left" w:leader="none" w:pos="720"/>
+              </w:tabs>
+              <w:rPr>
+                <w:sz w:val="22"/>
+                <w:szCs w:val="22"/>
+              </w:rPr>
+            </w:pPr>
+            <w:r>
+              <w:rPr>
+                <w:rFonts w:ascii="Verdana" w:cs="Verdana" w:eastAsia="Verdana" w:hAnsi="Verdana"/>
+                <w:color w:val="333333"/>
+                <w:sz w:val="22"/>
+                <w:szCs w:val="22"/>
+                <w:rtl w:val="0"/>
+              </w:rPr>
+              <w:t xml:space="preserve">TC-003</w:t>
+            </w:r>
+            <w:r>
+              <w:rPr>
+                <w:rtl w:val="0"/>
+              </w:rPr>
+            </w:r>
+          </w:p>
+        </w:tc>
+        <w:tc>
+          <w:tcPr>
+            <w:tcBorders>
+              <w:top w:color="000000" w:space="0" w:sz="4" w:val="single"/>
+              <w:left w:color="000000" w:space="0" w:sz="4" w:val="single"/>
+              <w:bottom w:color="000000" w:space="0" w:sz="4" w:val="single"/>
+              <w:right w:color="000000" w:space="0" w:sz="4" w:val="single"/>
+            </w:tcBorders>
+            <w:shd w:fill="auto" w:val="clear"/>
+            <w:tcMar>
+              <w:top w:w="20.0" w:type="dxa"/>
+              <w:left w:w="20.0" w:type="dxa"/>
+              <w:bottom w:w="100.0" w:type="dxa"/>
+              <w:right w:w="20.0" w:type="dxa"/>
+            </w:tcMar>
+            <w:vAlign w:val="bottom"/>
+          </w:tcPr>
+          <w:p>
+            <w:pPr>
+              <w:tabs>
+                <w:tab w:val="left" w:leader="none" w:pos="180"/>
+                <w:tab w:val="left" w:leader="none" w:pos="360"/>
+                <w:tab w:val="left" w:leader="none" w:pos="720"/>
+              </w:tabs>
+              <w:rPr>
+                <w:sz w:val="22"/>
+                <w:szCs w:val="22"/>
+              </w:rPr>
+            </w:pPr>
+            <w:r>
+              <w:rPr>
+                <w:rFonts w:ascii="Verdana" w:cs="Verdana" w:eastAsia="Verdana" w:hAnsi="Verdana"/>
+                <w:color w:val="333333"/>
+                <w:sz w:val="22"/>
+                <w:szCs w:val="22"/>
+                <w:rtl w:val="0"/>
+              </w:rPr>
+              <w:t xml:space="preserve">Functional</w:t>
+            </w:r>
+            <w:r>
+              <w:rPr>
+                <w:rtl w:val="0"/>
+              </w:rPr>
+            </w:r>
+          </w:p>
+        </w:tc>
+        <w:tc>
+          <w:tcPr>
+            <w:tcBorders>
+              <w:top w:color="000000" w:space="0" w:sz="4" w:val="single"/>
+              <w:left w:color="000000" w:space="0" w:sz="4" w:val="single"/>
+              <w:bottom w:color="000000" w:space="0" w:sz="4" w:val="single"/>
+              <w:right w:color="000000" w:space="0" w:sz="4" w:val="single"/>
+            </w:tcBorders>
+            <w:shd w:fill="auto" w:val="clear"/>
+            <w:tcMar>
+              <w:top w:w="20.0" w:type="dxa"/>
+              <w:left w:w="20.0" w:type="dxa"/>
+              <w:bottom w:w="100.0" w:type="dxa"/>
+              <w:right w:w="20.0" w:type="dxa"/>
+            </w:tcMar>
+            <w:vAlign w:val="bottom"/>
+          </w:tcPr>
+          <w:p>
+            <w:pPr>
+              <w:tabs>
+                <w:tab w:val="left" w:leader="none" w:pos="180"/>
+                <w:tab w:val="left" w:leader="none" w:pos="360"/>
+                <w:tab w:val="left" w:leader="none" w:pos="720"/>
+              </w:tabs>
+              <w:rPr>
+                <w:sz w:val="22"/>
+                <w:szCs w:val="22"/>
+              </w:rPr>
+            </w:pPr>
+            <w:r>
+              <w:rPr>
+                <w:rFonts w:ascii="Verdana" w:cs="Verdana" w:eastAsia="Verdana" w:hAnsi="Verdana"/>
+                <w:color w:val="333333"/>
+                <w:sz w:val="22"/>
+                <w:szCs w:val="22"/>
+                <w:rtl w:val="0"/>
+              </w:rPr>
+              <w:t xml:space="preserve">Payment</w:t>
+            </w:r>
+            <w:r>
+              <w:rPr>
+                <w:rtl w:val="0"/>
+              </w:rPr>
+            </w:r>
+          </w:p>
+        </w:tc>
+        <w:tc>
+          <w:tcPr>
+            <w:tcBorders>
+              <w:top w:color="000000" w:space="0" w:sz="4" w:val="single"/>
+              <w:left w:color="000000" w:space="0" w:sz="4" w:val="single"/>
+              <w:bottom w:color="000000" w:space="0" w:sz="4" w:val="single"/>
+              <w:right w:color="000000" w:space="0" w:sz="4" w:val="single"/>
+            </w:tcBorders>
+            <w:shd w:fill="auto" w:val="clear"/>
+            <w:tcMar>
+              <w:top w:w="20.0" w:type="dxa"/>
+              <w:left w:w="20.0" w:type="dxa"/>
+              <w:bottom w:w="100.0" w:type="dxa"/>
+              <w:right w:w="20.0" w:type="dxa"/>
+            </w:tcMar>
+            <w:vAlign w:val="bottom"/>
+          </w:tcPr>
+          <w:p>
+            <w:pPr>
+              <w:tabs>
+                <w:tab w:val="left" w:leader="none" w:pos="180"/>
+                <w:tab w:val="left" w:leader="none" w:pos="360"/>
+                <w:tab w:val="left" w:leader="none" w:pos="720"/>
+              </w:tabs>
+              <w:rPr>
+                <w:sz w:val="22"/>
+                <w:szCs w:val="22"/>
+              </w:rPr>
+            </w:pPr>
+            <w:r>
+              <w:rPr>
+                <w:rFonts w:ascii="Verdana" w:cs="Verdana" w:eastAsia="Verdana" w:hAnsi="Verdana"/>
+                <w:color w:val="333333"/>
+                <w:sz w:val="22"/>
+                <w:szCs w:val="22"/>
+                <w:rtl w:val="0"/>
+              </w:rPr>
+              <w:t xml:space="preserve">P0</w:t>
+            </w:r>
+            <w:r>
+              <w:rPr>
+                <w:rtl w:val="0"/>
+              </w:rPr>
+            </w:r>
+          </w:p>
+        </w:tc>
+        <w:tc>
+          <w:tcPr>
+            <w:tcBorders>
+              <w:top w:color="000000" w:space="0" w:sz="4" w:val="single"/>
+              <w:left w:color="000000" w:space="0" w:sz="4" w:val="single"/>
+              <w:bottom w:color="000000" w:space="0" w:sz="4" w:val="single"/>
+              <w:right w:color="000000" w:space="0" w:sz="4" w:val="single"/>
+            </w:tcBorders>
+            <w:shd w:fill="auto" w:val="clear"/>
+            <w:tcMar>
+              <w:top w:w="20.0" w:type="dxa"/>
+              <w:left w:w="20.0" w:type="dxa"/>
+              <w:bottom w:w="100.0" w:type="dxa"/>
+              <w:right w:w="20.0" w:type="dxa"/>
+            </w:tcMar>
+            <w:vAlign w:val="bottom"/>
+          </w:tcPr>
+          <w:p>
+            <w:pPr>
+              <w:tabs>
+                <w:tab w:val="left" w:leader="none" w:pos="180"/>
+                <w:tab w:val="left" w:leader="none" w:pos="360"/>
+                <w:tab w:val="left" w:leader="none" w:pos="720"/>
+              </w:tabs>
+              <w:rPr>
+                <w:sz w:val="22"/>
+                <w:szCs w:val="22"/>
+              </w:rPr>
+            </w:pPr>
+            <w:r>
+              <w:rPr>
+                <w:rFonts w:ascii="Verdana" w:cs="Verdana" w:eastAsia="Verdana" w:hAnsi="Verdana"/>
+                <w:color w:val="333333"/>
+                <w:sz w:val="22"/>
+                <w:szCs w:val="22"/>
+                <w:rtl w:val="0"/>
+              </w:rPr>
+              <w:t xml:space="preserve">Verify failed payment and release seats</w:t>
+            </w:r>
+            <w:r>
+              <w:rPr>
+                <w:rtl w:val="0"/>
+              </w:rPr>
+            </w:r>
+          </w:p>
+        </w:tc>
+        <w:tc>
+          <w:tcPr>
+            <w:tcBorders>
+              <w:top w:color="000000" w:space="0" w:sz="4" w:val="single"/>
+              <w:left w:color="000000" w:space="0" w:sz="4" w:val="single"/>
+              <w:bottom w:color="000000" w:space="0" w:sz="4" w:val="single"/>
+              <w:right w:color="000000" w:space="0" w:sz="4" w:val="single"/>
+            </w:tcBorders>
+            <w:shd w:fill="auto" w:val="clear"/>
+            <w:tcMar>
+              <w:top w:w="20.0" w:type="dxa"/>
+              <w:left w:w="20.0" w:type="dxa"/>
+              <w:bottom w:w="100.0" w:type="dxa"/>
+              <w:right w:w="20.0" w:type="dxa"/>
+            </w:tcMar>
+            <w:vAlign w:val="bottom"/>
+          </w:tcPr>
+          <w:p>
+            <w:pPr>
+              <w:tabs>
+                <w:tab w:val="left" w:leader="none" w:pos="180"/>
+                <w:tab w:val="left" w:leader="none" w:pos="360"/>
+                <w:tab w:val="left" w:leader="none" w:pos="720"/>
+              </w:tabs>
+              <w:rPr>
+                <w:sz w:val="22"/>
+                <w:szCs w:val="22"/>
+              </w:rPr>
+            </w:pPr>
+            <w:r>
+              <w:rPr>
+                <w:rFonts w:ascii="Verdana" w:cs="Verdana" w:eastAsia="Verdana" w:hAnsi="Verdana"/>
+                <w:color w:val="333333"/>
+                <w:sz w:val="22"/>
+                <w:szCs w:val="22"/>
+                <w:rtl w:val="0"/>
+              </w:rPr>
+              <w:t xml:space="preserve">Seat locked</w:t>
+            </w:r>
+            <w:r>
+              <w:rPr>
+                <w:rtl w:val="0"/>
+              </w:rPr>
+            </w:r>
+          </w:p>
+        </w:tc>
+        <w:tc>
+          <w:tcPr>
+            <w:tcBorders>
+              <w:top w:color="000000" w:space="0" w:sz="4" w:val="single"/>
+              <w:left w:color="000000" w:space="0" w:sz="4" w:val="single"/>
+              <w:bottom w:color="000000" w:space="0" w:sz="4" w:val="single"/>
+              <w:right w:color="000000" w:space="0" w:sz="4" w:val="single"/>
+            </w:tcBorders>
+            <w:shd w:fill="auto" w:val="clear"/>
+            <w:tcMar>
+              <w:top w:w="20.0" w:type="dxa"/>
+              <w:left w:w="20.0" w:type="dxa"/>
+              <w:bottom w:w="100.0" w:type="dxa"/>
+              <w:right w:w="20.0" w:type="dxa"/>
+            </w:tcMar>
+            <w:vAlign w:val="bottom"/>
+          </w:tcPr>
+          <w:p>
+            <w:pPr>
+              <w:tabs>
+                <w:tab w:val="left" w:leader="none" w:pos="180"/>
+                <w:tab w:val="left" w:leader="none" w:pos="360"/>
+                <w:tab w:val="left" w:leader="none" w:pos="720"/>
+              </w:tabs>
+              <w:rPr>
+                <w:rFonts w:ascii="Verdana" w:cs="Verdana" w:eastAsia="Verdana" w:hAnsi="Verdana"/>
+                <w:color w:val="333333"/>
+                <w:sz w:val="22"/>
+                <w:szCs w:val="22"/>
+              </w:rPr>
+            </w:pPr>
+            <w:r>
+              <w:rPr>
+                <w:rFonts w:ascii="Verdana" w:cs="Verdana" w:eastAsia="Verdana" w:hAnsi="Verdana"/>
+                <w:color w:val="333333"/>
+                <w:sz w:val="22"/>
+                <w:szCs w:val="22"/>
+                <w:rtl w:val="0"/>
+              </w:rPr>
+              <w:t xml:space="preserve">1. Enter invalid card</w:t>
+            </w:r>
+          </w:p>
+          <w:p>
+            <w:pPr>
+              <w:tabs>
+                <w:tab w:val="left" w:leader="none" w:pos="180"/>
+                <w:tab w:val="left" w:leader="none" w:pos="360"/>
+                <w:tab w:val="left" w:leader="none" w:pos="720"/>
+              </w:tabs>
+              <w:rPr>
+                <w:sz w:val="22"/>
+                <w:szCs w:val="22"/>
+              </w:rPr>
+            </w:pPr>
+            <w:r>
+              <w:rPr>
+                <w:rFonts w:ascii="Verdana" w:cs="Verdana" w:eastAsia="Verdana" w:hAnsi="Verdana"/>
+                <w:color w:val="333333"/>
+                <w:sz w:val="22"/>
+                <w:szCs w:val="22"/>
+                <w:rtl w:val="0"/>
+              </w:rPr>
+              <w:t xml:space="preserve">2. Submit</w:t>
+            </w:r>
+            <w:r>
+              <w:rPr>
+                <w:rtl w:val="0"/>
+              </w:rPr>
+            </w:r>
+          </w:p>
+        </w:tc>
+        <w:tc>
+          <w:tcPr>
+            <w:tcBorders>
+              <w:top w:color="000000" w:space="0" w:sz="4" w:val="single"/>
+              <w:left w:color="000000" w:space="0" w:sz="4" w:val="single"/>
+              <w:bottom w:color="000000" w:space="0" w:sz="4" w:val="single"/>
+              <w:right w:color="000000" w:space="0" w:sz="4" w:val="single"/>
+            </w:tcBorders>
+            <w:shd w:fill="auto" w:val="clear"/>
+            <w:tcMar>
+              <w:top w:w="20.0" w:type="dxa"/>
+              <w:left w:w="20.0" w:type="dxa"/>
+              <w:bottom w:w="100.0" w:type="dxa"/>
+              <w:right w:w="20.0" w:type="dxa"/>
+            </w:tcMar>
+            <w:vAlign w:val="bottom"/>
+          </w:tcPr>
+          <w:p>
+            <w:pPr>
+              <w:tabs>
+                <w:tab w:val="left" w:leader="none" w:pos="180"/>
+                <w:tab w:val="left" w:leader="none" w:pos="360"/>
+                <w:tab w:val="left" w:leader="none" w:pos="720"/>
+              </w:tabs>
+              <w:rPr>
+                <w:sz w:val="22"/>
+                <w:szCs w:val="22"/>
+              </w:rPr>
+            </w:pPr>
+            <w:r>
+              <w:rPr>
+                <w:rFonts w:ascii="Verdana" w:cs="Verdana" w:eastAsia="Verdana" w:hAnsi="Verdana"/>
+                <w:color w:val="333333"/>
+                <w:sz w:val="22"/>
+                <w:szCs w:val="22"/>
+                <w:rtl w:val="0"/>
+              </w:rPr>
+              <w:t xml:space="preserve">Transaction fails and seats released</w:t>
+            </w:r>
+            <w:r>
+              <w:rPr>
+                <w:rtl w:val="0"/>
+              </w:rPr>
+            </w:r>
+          </w:p>
+        </w:tc>
+        <w:tc>
+          <w:tcPr>
+            <w:tcBorders>
+              <w:top w:color="000000" w:space="0" w:sz="4" w:val="single"/>
+              <w:left w:color="000000" w:space="0" w:sz="4" w:val="single"/>
+              <w:bottom w:color="000000" w:space="0" w:sz="4" w:val="single"/>
+              <w:right w:color="000000" w:space="0" w:sz="4" w:val="single"/>
+            </w:tcBorders>
+            <w:shd w:fill="auto" w:val="clear"/>
+            <w:tcMar>
+              <w:top w:w="20.0" w:type="dxa"/>
+              <w:left w:w="20.0" w:type="dxa"/>
+              <w:bottom w:w="100.0" w:type="dxa"/>
+              <w:right w:w="20.0" w:type="dxa"/>
+            </w:tcMar>
+            <w:vAlign w:val="bottom"/>
+          </w:tcPr>
+          <w:p>
+            <w:pPr>
+              <w:tabs>
+                <w:tab w:val="left" w:leader="none" w:pos="180"/>
+                <w:tab w:val="left" w:leader="none" w:pos="360"/>
+                <w:tab w:val="left" w:leader="none" w:pos="720"/>
+              </w:tabs>
+              <w:rPr>
+                <w:sz w:val="22"/>
+                <w:szCs w:val="22"/>
+              </w:rPr>
+            </w:pPr>
+            <w:r>
+              <w:rPr>
+                <w:rFonts w:ascii="Verdana" w:cs="Verdana" w:eastAsia="Verdana" w:hAnsi="Verdana"/>
+                <w:color w:val="333333"/>
+                <w:sz w:val="22"/>
+                <w:szCs w:val="22"/>
+                <w:rtl w:val="0"/>
+              </w:rPr>
+              <w:t xml:space="preserve">Payment declined and seat returned to available</w:t>
+            </w:r>
+            <w:r>
+              <w:rPr>
+                <w:rtl w:val="0"/>
+              </w:rPr>
+            </w:r>
+          </w:p>
+        </w:tc>
+        <w:tc>
+          <w:tcPr>
+            <w:tcBorders>
+              <w:top w:color="000000" w:space="0" w:sz="4" w:val="single"/>
+              <w:left w:color="000000" w:space="0" w:sz="4" w:val="single"/>
+              <w:bottom w:color="000000" w:space="0" w:sz="4" w:val="single"/>
+              <w:right w:color="000000" w:space="0" w:sz="4" w:val="single"/>
+            </w:tcBorders>
+            <w:shd w:fill="92d050" w:val="clear"/>
+            <w:tcMar>
+              <w:top w:w="20.0" w:type="dxa"/>
+              <w:left w:w="20.0" w:type="dxa"/>
+              <w:bottom w:w="100.0" w:type="dxa"/>
+              <w:right w:w="20.0" w:type="dxa"/>
+            </w:tcMar>
+            <w:vAlign w:val="bottom"/>
+          </w:tcPr>
+          <w:p>
+            <w:pPr>
+              <w:tabs>
+                <w:tab w:val="left" w:leader="none" w:pos="180"/>
+                <w:tab w:val="left" w:leader="none" w:pos="360"/>
+                <w:tab w:val="left" w:leader="none" w:pos="720"/>
+              </w:tabs>
+              <w:rPr>
+                <w:sz w:val="22"/>
+                <w:szCs w:val="22"/>
+              </w:rPr>
+            </w:pPr>
+            <w:r>
+              <w:rPr>
+                <w:rFonts w:ascii="Verdana" w:cs="Verdana" w:eastAsia="Verdana" w:hAnsi="Verdana"/>
+                <w:color w:val="333333"/>
+                <w:sz w:val="22"/>
+                <w:szCs w:val="22"/>
+                <w:rtl w:val="0"/>
+              </w:rPr>
+              <w:t xml:space="preserve">Pass</w:t>
+            </w:r>
+            <w:r>
+              <w:rPr>
+                <w:rtl w:val="0"/>
+              </w:rPr>
+            </w:r>
+          </w:p>
+        </w:tc>
+        <w:tc>
+          <w:tcPr>
+            <w:tcBorders>
+              <w:top w:color="000000" w:space="0" w:sz="4" w:val="single"/>
+              <w:left w:color="000000" w:space="0" w:sz="4" w:val="single"/>
+              <w:bottom w:color="000000" w:space="0" w:sz="4" w:val="single"/>
+              <w:right w:color="000000" w:space="0" w:sz="4" w:val="single"/>
+            </w:tcBorders>
+            <w:shd w:fill="auto" w:val="clear"/>
+            <w:tcMar>
+              <w:top w:w="20.0" w:type="dxa"/>
+              <w:left w:w="20.0" w:type="dxa"/>
+              <w:bottom w:w="100.0" w:type="dxa"/>
+              <w:right w:w="20.0" w:type="dxa"/>
+            </w:tcMar>
+            <w:vAlign w:val="bottom"/>
+          </w:tcPr>
+          <w:p>
+            <w:pPr>
+              <w:tabs>
+                <w:tab w:val="left" w:leader="none" w:pos="180"/>
+                <w:tab w:val="left" w:leader="none" w:pos="360"/>
+                <w:tab w:val="left" w:leader="none" w:pos="720"/>
+              </w:tabs>
+              <w:rPr>
+                <w:sz w:val="22"/>
+                <w:szCs w:val="22"/>
+              </w:rPr>
+            </w:pPr>
+            <w:r>
+              <w:rPr>
+                <w:rFonts w:ascii="Verdana" w:cs="Verdana" w:eastAsia="Verdana" w:hAnsi="Verdana"/>
+                <w:color w:val="333333"/>
+                <w:sz w:val="22"/>
+                <w:szCs w:val="22"/>
+                <w:rtl w:val="0"/>
+              </w:rPr>
+              <w:t xml:space="preserve">Payment_Tester</w:t>
+            </w:r>
+            <w:r>
+              <w:rPr>
+                <w:rtl w:val="0"/>
+              </w:rPr>
+            </w:r>
+          </w:p>
+        </w:tc>
+      </w:tr>
+      <w:tr>
+        <w:trPr>
+          <w:cantSplit w:val="0"/>
+          <w:trHeight w:val="1900" w:hRule="atLeast"/>
+          <w:tblHeader w:val="0"/>
+        </w:trPr>
+        <w:tc>
+          <w:tcPr>
+            <w:tcBorders>
+              <w:top w:color="000000" w:space="0" w:sz="4" w:val="single"/>
+              <w:left w:color="000000" w:space="0" w:sz="4" w:val="single"/>
+              <w:bottom w:color="000000" w:space="0" w:sz="4" w:val="single"/>
+              <w:right w:color="000000" w:space="0" w:sz="4" w:val="single"/>
+            </w:tcBorders>
+            <w:shd w:fill="auto" w:val="clear"/>
+            <w:tcMar>
+              <w:top w:w="20.0" w:type="dxa"/>
+              <w:left w:w="20.0" w:type="dxa"/>
+              <w:bottom w:w="100.0" w:type="dxa"/>
+              <w:right w:w="20.0" w:type="dxa"/>
+            </w:tcMar>
+            <w:vAlign w:val="bottom"/>
+          </w:tcPr>
+          <w:p>
+            <w:pPr>
+              <w:tabs>
+                <w:tab w:val="left" w:leader="none" w:pos="180"/>
+                <w:tab w:val="left" w:leader="none" w:pos="360"/>
+                <w:tab w:val="left" w:leader="none" w:pos="720"/>
+              </w:tabs>
+              <w:rPr>
+                <w:sz w:val="22"/>
+                <w:szCs w:val="22"/>
+              </w:rPr>
+            </w:pPr>
+            <w:r>
+              <w:rPr>
+                <w:rFonts w:ascii="Verdana" w:cs="Verdana" w:eastAsia="Verdana" w:hAnsi="Verdana"/>
+                <w:color w:val="333333"/>
+                <w:sz w:val="22"/>
+                <w:szCs w:val="22"/>
+                <w:rtl w:val="0"/>
+              </w:rPr>
+              <w:t xml:space="preserve">TC-004</w:t>
+            </w:r>
+            <w:r>
+              <w:rPr>
+                <w:rtl w:val="0"/>
+              </w:rPr>
+            </w:r>
+          </w:p>
+        </w:tc>
+        <w:tc>
+          <w:tcPr>
+            <w:tcBorders>
+              <w:top w:color="000000" w:space="0" w:sz="4" w:val="single"/>
+              <w:left w:color="000000" w:space="0" w:sz="4" w:val="single"/>
+              <w:bottom w:color="000000" w:space="0" w:sz="4" w:val="single"/>
+              <w:right w:color="000000" w:space="0" w:sz="4" w:val="single"/>
+            </w:tcBorders>
+            <w:shd w:fill="auto" w:val="clear"/>
+            <w:tcMar>
+              <w:top w:w="20.0" w:type="dxa"/>
+              <w:left w:w="20.0" w:type="dxa"/>
+              <w:bottom w:w="100.0" w:type="dxa"/>
+              <w:right w:w="20.0" w:type="dxa"/>
+            </w:tcMar>
+            <w:vAlign w:val="bottom"/>
+          </w:tcPr>
+          <w:p>
+            <w:pPr>
+              <w:tabs>
+                <w:tab w:val="left" w:leader="none" w:pos="180"/>
+                <w:tab w:val="left" w:leader="none" w:pos="360"/>
+                <w:tab w:val="left" w:leader="none" w:pos="720"/>
+              </w:tabs>
+              <w:rPr>
+                <w:sz w:val="22"/>
+                <w:szCs w:val="22"/>
+              </w:rPr>
+            </w:pPr>
+            <w:r>
+              <w:rPr>
+                <w:rFonts w:ascii="Verdana" w:cs="Verdana" w:eastAsia="Verdana" w:hAnsi="Verdana"/>
+                <w:color w:val="333333"/>
+                <w:sz w:val="22"/>
+                <w:szCs w:val="22"/>
+                <w:rtl w:val="0"/>
+              </w:rPr>
+              <w:t xml:space="preserve">Functional</w:t>
+            </w:r>
+            <w:r>
+              <w:rPr>
+                <w:rtl w:val="0"/>
+              </w:rPr>
+            </w:r>
+          </w:p>
+        </w:tc>
+        <w:tc>
+          <w:tcPr>
+            <w:tcBorders>
+              <w:top w:color="000000" w:space="0" w:sz="4" w:val="single"/>
+              <w:left w:color="000000" w:space="0" w:sz="4" w:val="single"/>
+              <w:bottom w:color="000000" w:space="0" w:sz="4" w:val="single"/>
+              <w:right w:color="000000" w:space="0" w:sz="4" w:val="single"/>
+            </w:tcBorders>
+            <w:shd w:fill="auto" w:val="clear"/>
+            <w:tcMar>
+              <w:top w:w="20.0" w:type="dxa"/>
+              <w:left w:w="20.0" w:type="dxa"/>
+              <w:bottom w:w="100.0" w:type="dxa"/>
+              <w:right w:w="20.0" w:type="dxa"/>
+            </w:tcMar>
+            <w:vAlign w:val="bottom"/>
+          </w:tcPr>
+          <w:p>
+            <w:pPr>
+              <w:tabs>
+                <w:tab w:val="left" w:leader="none" w:pos="180"/>
+                <w:tab w:val="left" w:leader="none" w:pos="360"/>
+                <w:tab w:val="left" w:leader="none" w:pos="720"/>
+              </w:tabs>
+              <w:rPr>
+                <w:sz w:val="22"/>
+                <w:szCs w:val="22"/>
+              </w:rPr>
+            </w:pPr>
+            <w:r>
+              <w:rPr>
+                <w:rFonts w:ascii="Verdana" w:cs="Verdana" w:eastAsia="Verdana" w:hAnsi="Verdana"/>
+                <w:color w:val="333333"/>
+                <w:sz w:val="22"/>
+                <w:szCs w:val="22"/>
+                <w:rtl w:val="0"/>
+              </w:rPr>
+              <w:t xml:space="preserve">Ticket Generation</w:t>
+            </w:r>
+            <w:r>
+              <w:rPr>
+                <w:rtl w:val="0"/>
+              </w:rPr>
+            </w:r>
+          </w:p>
+        </w:tc>
+        <w:tc>
+          <w:tcPr>
+            <w:tcBorders>
+              <w:top w:color="000000" w:space="0" w:sz="4" w:val="single"/>
+              <w:left w:color="000000" w:space="0" w:sz="4" w:val="single"/>
+              <w:bottom w:color="000000" w:space="0" w:sz="4" w:val="single"/>
+              <w:right w:color="000000" w:space="0" w:sz="4" w:val="single"/>
+            </w:tcBorders>
+            <w:shd w:fill="auto" w:val="clear"/>
+            <w:tcMar>
+              <w:top w:w="20.0" w:type="dxa"/>
+              <w:left w:w="20.0" w:type="dxa"/>
+              <w:bottom w:w="100.0" w:type="dxa"/>
+              <w:right w:w="20.0" w:type="dxa"/>
+            </w:tcMar>
+            <w:vAlign w:val="bottom"/>
+          </w:tcPr>
+          <w:p>
+            <w:pPr>
+              <w:tabs>
+                <w:tab w:val="left" w:leader="none" w:pos="180"/>
+                <w:tab w:val="left" w:leader="none" w:pos="360"/>
+                <w:tab w:val="left" w:leader="none" w:pos="720"/>
+              </w:tabs>
+              <w:rPr>
+                <w:sz w:val="22"/>
+                <w:szCs w:val="22"/>
+              </w:rPr>
+            </w:pPr>
+            <w:r>
+              <w:rPr>
+                <w:rFonts w:ascii="Verdana" w:cs="Verdana" w:eastAsia="Verdana" w:hAnsi="Verdana"/>
+                <w:color w:val="333333"/>
+                <w:sz w:val="22"/>
+                <w:szCs w:val="22"/>
+                <w:rtl w:val="0"/>
+              </w:rPr>
+              <w:t xml:space="preserve">P0</w:t>
+            </w:r>
+            <w:r>
+              <w:rPr>
+                <w:rtl w:val="0"/>
+              </w:rPr>
+            </w:r>
+          </w:p>
+        </w:tc>
+        <w:tc>
+          <w:tcPr>
+            <w:tcBorders>
+              <w:top w:color="000000" w:space="0" w:sz="4" w:val="single"/>
+              <w:left w:color="000000" w:space="0" w:sz="4" w:val="single"/>
+              <w:bottom w:color="000000" w:space="0" w:sz="4" w:val="single"/>
+              <w:right w:color="000000" w:space="0" w:sz="4" w:val="single"/>
+            </w:tcBorders>
+            <w:shd w:fill="auto" w:val="clear"/>
+            <w:tcMar>
+              <w:top w:w="20.0" w:type="dxa"/>
+              <w:left w:w="20.0" w:type="dxa"/>
+              <w:bottom w:w="100.0" w:type="dxa"/>
+              <w:right w:w="20.0" w:type="dxa"/>
+            </w:tcMar>
+            <w:vAlign w:val="bottom"/>
+          </w:tcPr>
+          <w:p>
+            <w:pPr>
+              <w:tabs>
+                <w:tab w:val="left" w:leader="none" w:pos="180"/>
+                <w:tab w:val="left" w:leader="none" w:pos="360"/>
+                <w:tab w:val="left" w:leader="none" w:pos="720"/>
+              </w:tabs>
+              <w:rPr>
+                <w:sz w:val="22"/>
+                <w:szCs w:val="22"/>
+              </w:rPr>
+            </w:pPr>
+            <w:r>
+              <w:rPr>
+                <w:rFonts w:ascii="Verdana" w:cs="Verdana" w:eastAsia="Verdana" w:hAnsi="Verdana"/>
+                <w:color w:val="333333"/>
+                <w:sz w:val="22"/>
+                <w:szCs w:val="22"/>
+                <w:rtl w:val="0"/>
+              </w:rPr>
+              <w:t xml:space="preserve">Verify unique ticket and ID creation</w:t>
+            </w:r>
+            <w:r>
+              <w:rPr>
+                <w:rtl w:val="0"/>
+              </w:rPr>
+            </w:r>
+          </w:p>
+        </w:tc>
+        <w:tc>
+          <w:tcPr>
+            <w:tcBorders>
+              <w:top w:color="000000" w:space="0" w:sz="4" w:val="single"/>
+              <w:left w:color="000000" w:space="0" w:sz="4" w:val="single"/>
+              <w:bottom w:color="000000" w:space="0" w:sz="4" w:val="single"/>
+              <w:right w:color="000000" w:space="0" w:sz="4" w:val="single"/>
+            </w:tcBorders>
+            <w:shd w:fill="auto" w:val="clear"/>
+            <w:tcMar>
+              <w:top w:w="20.0" w:type="dxa"/>
+              <w:left w:w="20.0" w:type="dxa"/>
+              <w:bottom w:w="100.0" w:type="dxa"/>
+              <w:right w:w="20.0" w:type="dxa"/>
+            </w:tcMar>
+            <w:vAlign w:val="bottom"/>
+          </w:tcPr>
+          <w:p>
+            <w:pPr>
+              <w:tabs>
+                <w:tab w:val="left" w:leader="none" w:pos="180"/>
+                <w:tab w:val="left" w:leader="none" w:pos="360"/>
+                <w:tab w:val="left" w:leader="none" w:pos="720"/>
+              </w:tabs>
+              <w:rPr>
+                <w:sz w:val="22"/>
+                <w:szCs w:val="22"/>
+              </w:rPr>
+            </w:pPr>
+            <w:r>
+              <w:rPr>
+                <w:rFonts w:ascii="Verdana" w:cs="Verdana" w:eastAsia="Verdana" w:hAnsi="Verdana"/>
+                <w:color w:val="333333"/>
+                <w:sz w:val="22"/>
+                <w:szCs w:val="22"/>
+                <w:rtl w:val="0"/>
+              </w:rPr>
+              <w:t xml:space="preserve">Payment completed</w:t>
+            </w:r>
+            <w:r>
+              <w:rPr>
+                <w:rtl w:val="0"/>
+              </w:rPr>
+            </w:r>
+          </w:p>
+        </w:tc>
+        <w:tc>
+          <w:tcPr>
+            <w:tcBorders>
+              <w:top w:color="000000" w:space="0" w:sz="4" w:val="single"/>
+              <w:left w:color="000000" w:space="0" w:sz="4" w:val="single"/>
+              <w:bottom w:color="000000" w:space="0" w:sz="4" w:val="single"/>
+              <w:right w:color="000000" w:space="0" w:sz="4" w:val="single"/>
+            </w:tcBorders>
+            <w:shd w:fill="auto" w:val="clear"/>
+            <w:tcMar>
+              <w:top w:w="20.0" w:type="dxa"/>
+              <w:left w:w="20.0" w:type="dxa"/>
+              <w:bottom w:w="100.0" w:type="dxa"/>
+              <w:right w:w="20.0" w:type="dxa"/>
+            </w:tcMar>
+            <w:vAlign w:val="bottom"/>
+          </w:tcPr>
+          <w:p>
+            <w:pPr>
+              <w:tabs>
+                <w:tab w:val="left" w:leader="none" w:pos="180"/>
+                <w:tab w:val="left" w:leader="none" w:pos="360"/>
+                <w:tab w:val="left" w:leader="none" w:pos="720"/>
+              </w:tabs>
+              <w:rPr>
+                <w:sz w:val="22"/>
+                <w:szCs w:val="22"/>
+              </w:rPr>
+            </w:pPr>
+            <w:r>
+              <w:rPr>
+                <w:rFonts w:ascii="Verdana" w:cs="Verdana" w:eastAsia="Verdana" w:hAnsi="Verdana"/>
+                <w:color w:val="333333"/>
+                <w:sz w:val="22"/>
+                <w:szCs w:val="22"/>
+                <w:rtl w:val="0"/>
+              </w:rPr>
+              <w:t xml:space="preserve">1. Complete purchase</w:t>
+            </w:r>
+            <w:r>
+              <w:rPr>
+                <w:rtl w:val="0"/>
+              </w:rPr>
+            </w:r>
+          </w:p>
+        </w:tc>
+        <w:tc>
+          <w:tcPr>
+            <w:tcBorders>
+              <w:top w:color="000000" w:space="0" w:sz="4" w:val="single"/>
+              <w:left w:color="000000" w:space="0" w:sz="4" w:val="single"/>
+              <w:bottom w:color="000000" w:space="0" w:sz="4" w:val="single"/>
+              <w:right w:color="000000" w:space="0" w:sz="4" w:val="single"/>
+            </w:tcBorders>
+            <w:shd w:fill="auto" w:val="clear"/>
+            <w:tcMar>
+              <w:top w:w="20.0" w:type="dxa"/>
+              <w:left w:w="20.0" w:type="dxa"/>
+              <w:bottom w:w="100.0" w:type="dxa"/>
+              <w:right w:w="20.0" w:type="dxa"/>
+            </w:tcMar>
+            <w:vAlign w:val="bottom"/>
+          </w:tcPr>
+          <w:p>
+            <w:pPr>
+              <w:tabs>
+                <w:tab w:val="left" w:leader="none" w:pos="180"/>
+                <w:tab w:val="left" w:leader="none" w:pos="360"/>
+                <w:tab w:val="left" w:leader="none" w:pos="720"/>
+              </w:tabs>
+              <w:rPr>
+                <w:sz w:val="22"/>
+                <w:szCs w:val="22"/>
+              </w:rPr>
+            </w:pPr>
+            <w:r>
+              <w:rPr>
+                <w:rFonts w:ascii="Verdana" w:cs="Verdana" w:eastAsia="Verdana" w:hAnsi="Verdana"/>
+                <w:color w:val="333333"/>
+                <w:sz w:val="22"/>
+                <w:szCs w:val="22"/>
+                <w:rtl w:val="0"/>
+              </w:rPr>
+              <w:t xml:space="preserve">Unique ticket ID generated</w:t>
+            </w:r>
+            <w:r>
+              <w:rPr>
+                <w:rtl w:val="0"/>
+              </w:rPr>
+            </w:r>
+          </w:p>
+        </w:tc>
+        <w:tc>
+          <w:tcPr>
+            <w:tcBorders>
+              <w:top w:color="000000" w:space="0" w:sz="4" w:val="single"/>
+              <w:left w:color="000000" w:space="0" w:sz="4" w:val="single"/>
+              <w:bottom w:color="000000" w:space="0" w:sz="4" w:val="single"/>
+              <w:right w:color="000000" w:space="0" w:sz="4" w:val="single"/>
+            </w:tcBorders>
+            <w:shd w:fill="auto" w:val="clear"/>
+            <w:tcMar>
+              <w:top w:w="20.0" w:type="dxa"/>
+              <w:left w:w="20.0" w:type="dxa"/>
+              <w:bottom w:w="100.0" w:type="dxa"/>
+              <w:right w:w="20.0" w:type="dxa"/>
+            </w:tcMar>
+            <w:vAlign w:val="bottom"/>
+          </w:tcPr>
+          <w:p>
+            <w:pPr>
+              <w:tabs>
+                <w:tab w:val="left" w:leader="none" w:pos="180"/>
+                <w:tab w:val="left" w:leader="none" w:pos="360"/>
+                <w:tab w:val="left" w:leader="none" w:pos="720"/>
+              </w:tabs>
+              <w:rPr>
+                <w:sz w:val="22"/>
+                <w:szCs w:val="22"/>
+              </w:rPr>
+            </w:pPr>
+            <w:r>
+              <w:rPr>
+                <w:rFonts w:ascii="Verdana" w:cs="Verdana" w:eastAsia="Verdana" w:hAnsi="Verdana"/>
+                <w:color w:val="333333"/>
+                <w:sz w:val="22"/>
+                <w:szCs w:val="22"/>
+                <w:rtl w:val="0"/>
+              </w:rPr>
+              <w:t xml:space="preserve">User was given a unique ticket ID and barcode</w:t>
+            </w:r>
+            <w:r>
+              <w:rPr>
+                <w:rtl w:val="0"/>
+              </w:rPr>
+            </w:r>
+          </w:p>
+        </w:tc>
+        <w:tc>
+          <w:tcPr>
+            <w:tcBorders>
+              <w:top w:color="000000" w:space="0" w:sz="4" w:val="single"/>
+              <w:left w:color="000000" w:space="0" w:sz="4" w:val="single"/>
+              <w:bottom w:color="000000" w:space="0" w:sz="4" w:val="single"/>
+              <w:right w:color="000000" w:space="0" w:sz="4" w:val="single"/>
+            </w:tcBorders>
+            <w:shd w:fill="92d050" w:val="clear"/>
+            <w:tcMar>
+              <w:top w:w="20.0" w:type="dxa"/>
+              <w:left w:w="20.0" w:type="dxa"/>
+              <w:bottom w:w="100.0" w:type="dxa"/>
+              <w:right w:w="20.0" w:type="dxa"/>
+            </w:tcMar>
+            <w:vAlign w:val="bottom"/>
+          </w:tcPr>
+          <w:p>
+            <w:pPr>
+              <w:tabs>
+                <w:tab w:val="left" w:leader="none" w:pos="180"/>
+                <w:tab w:val="left" w:leader="none" w:pos="360"/>
+                <w:tab w:val="left" w:leader="none" w:pos="720"/>
+              </w:tabs>
+              <w:rPr>
+                <w:sz w:val="22"/>
+                <w:szCs w:val="22"/>
+              </w:rPr>
+            </w:pPr>
+            <w:r>
+              <w:rPr>
+                <w:rFonts w:ascii="Verdana" w:cs="Verdana" w:eastAsia="Verdana" w:hAnsi="Verdana"/>
+                <w:color w:val="333333"/>
+                <w:sz w:val="22"/>
+                <w:szCs w:val="22"/>
+                <w:rtl w:val="0"/>
+              </w:rPr>
+              <w:t xml:space="preserve">Pass</w:t>
+            </w:r>
+            <w:r>
+              <w:rPr>
+                <w:rtl w:val="0"/>
+              </w:rPr>
+            </w:r>
+          </w:p>
+        </w:tc>
+        <w:tc>
+          <w:tcPr>
+            <w:tcBorders>
+              <w:top w:color="000000" w:space="0" w:sz="4" w:val="single"/>
+              <w:left w:color="000000" w:space="0" w:sz="4" w:val="single"/>
+              <w:bottom w:color="000000" w:space="0" w:sz="4" w:val="single"/>
+              <w:right w:color="000000" w:space="0" w:sz="4" w:val="single"/>
+            </w:tcBorders>
+            <w:shd w:fill="auto" w:val="clear"/>
+            <w:tcMar>
+              <w:top w:w="20.0" w:type="dxa"/>
+              <w:left w:w="20.0" w:type="dxa"/>
+              <w:bottom w:w="100.0" w:type="dxa"/>
+              <w:right w:w="20.0" w:type="dxa"/>
+            </w:tcMar>
+            <w:vAlign w:val="bottom"/>
+          </w:tcPr>
+          <w:p>
+            <w:pPr>
+              <w:tabs>
+                <w:tab w:val="left" w:leader="none" w:pos="180"/>
+                <w:tab w:val="left" w:leader="none" w:pos="360"/>
+                <w:tab w:val="left" w:leader="none" w:pos="720"/>
+              </w:tabs>
+              <w:rPr>
+                <w:sz w:val="22"/>
+                <w:szCs w:val="22"/>
+              </w:rPr>
+            </w:pPr>
+            <w:r>
+              <w:rPr>
+                <w:rFonts w:ascii="Verdana" w:cs="Verdana" w:eastAsia="Verdana" w:hAnsi="Verdana"/>
+                <w:color w:val="333333"/>
+                <w:sz w:val="22"/>
+                <w:szCs w:val="22"/>
+                <w:rtl w:val="0"/>
+              </w:rPr>
+              <w:t xml:space="preserve">Payment_Tester</w:t>
+            </w:r>
+            <w:r>
+              <w:rPr>
+                <w:rtl w:val="0"/>
+              </w:rPr>
+            </w:r>
+          </w:p>
+        </w:tc>
+      </w:tr>
+      <w:tr>
+        <w:trPr>
+          <w:cantSplit w:val="0"/>
+          <w:trHeight w:val="1900" w:hRule="atLeast"/>
+          <w:tblHeader w:val="0"/>
+        </w:trPr>
+        <w:tc>
+          <w:tcPr>
+            <w:tcBorders>
+              <w:top w:color="000000" w:space="0" w:sz="4" w:val="single"/>
+              <w:left w:color="000000" w:space="0" w:sz="4" w:val="single"/>
+              <w:bottom w:color="000000" w:space="0" w:sz="4" w:val="single"/>
+              <w:right w:color="000000" w:space="0" w:sz="4" w:val="single"/>
+            </w:tcBorders>
+            <w:shd w:fill="auto" w:val="clear"/>
+            <w:tcMar>
+              <w:top w:w="20.0" w:type="dxa"/>
+              <w:left w:w="20.0" w:type="dxa"/>
+              <w:bottom w:w="100.0" w:type="dxa"/>
+              <w:right w:w="20.0" w:type="dxa"/>
+            </w:tcMar>
+            <w:vAlign w:val="bottom"/>
+          </w:tcPr>
+          <w:p>
+            <w:pPr>
+              <w:tabs>
+                <w:tab w:val="left" w:leader="none" w:pos="180"/>
+                <w:tab w:val="left" w:leader="none" w:pos="360"/>
+                <w:tab w:val="left" w:leader="none" w:pos="720"/>
+              </w:tabs>
+              <w:rPr>
+                <w:sz w:val="22"/>
+                <w:szCs w:val="22"/>
+              </w:rPr>
+            </w:pPr>
+            <w:r>
+              <w:rPr>
+                <w:rFonts w:ascii="Verdana" w:cs="Verdana" w:eastAsia="Verdana" w:hAnsi="Verdana"/>
+                <w:color w:val="333333"/>
+                <w:sz w:val="22"/>
+                <w:szCs w:val="22"/>
+                <w:rtl w:val="0"/>
+              </w:rPr>
+              <w:t xml:space="preserve">TC-005</w:t>
+            </w:r>
+            <w:r>
+              <w:rPr>
+                <w:rtl w:val="0"/>
+              </w:rPr>
+            </w:r>
+          </w:p>
+        </w:tc>
+        <w:tc>
+          <w:tcPr>
+            <w:tcBorders>
+              <w:top w:color="000000" w:space="0" w:sz="4" w:val="single"/>
+              <w:left w:color="000000" w:space="0" w:sz="4" w:val="single"/>
+              <w:bottom w:color="000000" w:space="0" w:sz="4" w:val="single"/>
+              <w:right w:color="000000" w:space="0" w:sz="4" w:val="single"/>
+            </w:tcBorders>
+            <w:shd w:fill="auto" w:val="clear"/>
+            <w:tcMar>
+              <w:top w:w="20.0" w:type="dxa"/>
+              <w:left w:w="20.0" w:type="dxa"/>
+              <w:bottom w:w="100.0" w:type="dxa"/>
+              <w:right w:w="20.0" w:type="dxa"/>
+            </w:tcMar>
+            <w:vAlign w:val="bottom"/>
+          </w:tcPr>
+          <w:p>
+            <w:pPr>
+              <w:tabs>
+                <w:tab w:val="left" w:leader="none" w:pos="180"/>
+                <w:tab w:val="left" w:leader="none" w:pos="360"/>
+                <w:tab w:val="left" w:leader="none" w:pos="720"/>
+              </w:tabs>
+              <w:rPr>
+                <w:sz w:val="22"/>
+                <w:szCs w:val="22"/>
+              </w:rPr>
+            </w:pPr>
+            <w:r>
+              <w:rPr>
+                <w:rFonts w:ascii="Verdana" w:cs="Verdana" w:eastAsia="Verdana" w:hAnsi="Verdana"/>
+                <w:color w:val="333333"/>
+                <w:sz w:val="22"/>
+                <w:szCs w:val="22"/>
+                <w:rtl w:val="0"/>
+              </w:rPr>
+              <w:t xml:space="preserve">Functional</w:t>
+            </w:r>
+            <w:r>
+              <w:rPr>
+                <w:rtl w:val="0"/>
+              </w:rPr>
+            </w:r>
+          </w:p>
+        </w:tc>
+        <w:tc>
+          <w:tcPr>
+            <w:tcBorders>
+              <w:top w:color="000000" w:space="0" w:sz="4" w:val="single"/>
+              <w:left w:color="000000" w:space="0" w:sz="4" w:val="single"/>
+              <w:bottom w:color="000000" w:space="0" w:sz="4" w:val="single"/>
+              <w:right w:color="000000" w:space="0" w:sz="4" w:val="single"/>
+            </w:tcBorders>
+            <w:shd w:fill="auto" w:val="clear"/>
+            <w:tcMar>
+              <w:top w:w="20.0" w:type="dxa"/>
+              <w:left w:w="20.0" w:type="dxa"/>
+              <w:bottom w:w="100.0" w:type="dxa"/>
+              <w:right w:w="20.0" w:type="dxa"/>
+            </w:tcMar>
+            <w:vAlign w:val="bottom"/>
+          </w:tcPr>
+          <w:p>
+            <w:pPr>
+              <w:tabs>
+                <w:tab w:val="left" w:leader="none" w:pos="180"/>
+                <w:tab w:val="left" w:leader="none" w:pos="360"/>
+                <w:tab w:val="left" w:leader="none" w:pos="720"/>
+              </w:tabs>
+              <w:rPr>
+                <w:sz w:val="22"/>
+                <w:szCs w:val="22"/>
+              </w:rPr>
+            </w:pPr>
+            <w:r>
+              <w:rPr>
+                <w:rFonts w:ascii="Verdana" w:cs="Verdana" w:eastAsia="Verdana" w:hAnsi="Verdana"/>
+                <w:color w:val="333333"/>
+                <w:sz w:val="22"/>
+                <w:szCs w:val="22"/>
+                <w:rtl w:val="0"/>
+              </w:rPr>
+              <w:t xml:space="preserve">Ticket Delivery</w:t>
+            </w:r>
+            <w:r>
+              <w:rPr>
+                <w:rtl w:val="0"/>
+              </w:rPr>
+            </w:r>
+          </w:p>
+        </w:tc>
+        <w:tc>
+          <w:tcPr>
+            <w:tcBorders>
+              <w:top w:color="000000" w:space="0" w:sz="4" w:val="single"/>
+              <w:left w:color="000000" w:space="0" w:sz="4" w:val="single"/>
+              <w:bottom w:color="000000" w:space="0" w:sz="4" w:val="single"/>
+              <w:right w:color="000000" w:space="0" w:sz="4" w:val="single"/>
+            </w:tcBorders>
+            <w:shd w:fill="auto" w:val="clear"/>
+            <w:tcMar>
+              <w:top w:w="20.0" w:type="dxa"/>
+              <w:left w:w="20.0" w:type="dxa"/>
+              <w:bottom w:w="100.0" w:type="dxa"/>
+              <w:right w:w="20.0" w:type="dxa"/>
+            </w:tcMar>
+            <w:vAlign w:val="bottom"/>
+          </w:tcPr>
+          <w:p>
+            <w:pPr>
+              <w:tabs>
+                <w:tab w:val="left" w:leader="none" w:pos="180"/>
+                <w:tab w:val="left" w:leader="none" w:pos="360"/>
+                <w:tab w:val="left" w:leader="none" w:pos="720"/>
+              </w:tabs>
+              <w:rPr>
+                <w:sz w:val="22"/>
+                <w:szCs w:val="22"/>
+              </w:rPr>
+            </w:pPr>
+            <w:r>
+              <w:rPr>
+                <w:rFonts w:ascii="Verdana" w:cs="Verdana" w:eastAsia="Verdana" w:hAnsi="Verdana"/>
+                <w:color w:val="333333"/>
+                <w:sz w:val="22"/>
+                <w:szCs w:val="22"/>
+                <w:rtl w:val="0"/>
+              </w:rPr>
+              <w:t xml:space="preserve">P0</w:t>
+            </w:r>
+            <w:r>
+              <w:rPr>
+                <w:rtl w:val="0"/>
+              </w:rPr>
+            </w:r>
+          </w:p>
+        </w:tc>
+        <w:tc>
+          <w:tcPr>
+            <w:tcBorders>
+              <w:top w:color="000000" w:space="0" w:sz="4" w:val="single"/>
+              <w:left w:color="000000" w:space="0" w:sz="4" w:val="single"/>
+              <w:bottom w:color="000000" w:space="0" w:sz="4" w:val="single"/>
+              <w:right w:color="000000" w:space="0" w:sz="4" w:val="single"/>
+            </w:tcBorders>
+            <w:shd w:fill="auto" w:val="clear"/>
+            <w:tcMar>
+              <w:top w:w="20.0" w:type="dxa"/>
+              <w:left w:w="20.0" w:type="dxa"/>
+              <w:bottom w:w="100.0" w:type="dxa"/>
+              <w:right w:w="20.0" w:type="dxa"/>
+            </w:tcMar>
+            <w:vAlign w:val="bottom"/>
+          </w:tcPr>
+          <w:p>
+            <w:pPr>
+              <w:tabs>
+                <w:tab w:val="left" w:leader="none" w:pos="180"/>
+                <w:tab w:val="left" w:leader="none" w:pos="360"/>
+                <w:tab w:val="left" w:leader="none" w:pos="720"/>
+              </w:tabs>
+              <w:rPr>
+                <w:sz w:val="22"/>
+                <w:szCs w:val="22"/>
+              </w:rPr>
+            </w:pPr>
+            <w:r>
+              <w:rPr>
+                <w:rFonts w:ascii="Verdana" w:cs="Verdana" w:eastAsia="Verdana" w:hAnsi="Verdana"/>
+                <w:color w:val="333333"/>
+                <w:sz w:val="22"/>
+                <w:szCs w:val="22"/>
+                <w:rtl w:val="0"/>
+              </w:rPr>
+              <w:t xml:space="preserve">Verify ticket can be delivered via email and SMS</w:t>
+            </w:r>
+            <w:r>
+              <w:rPr>
+                <w:rtl w:val="0"/>
+              </w:rPr>
+            </w:r>
+          </w:p>
+        </w:tc>
+        <w:tc>
+          <w:tcPr>
+            <w:tcBorders>
+              <w:top w:color="000000" w:space="0" w:sz="4" w:val="single"/>
+              <w:left w:color="000000" w:space="0" w:sz="4" w:val="single"/>
+              <w:bottom w:color="000000" w:space="0" w:sz="4" w:val="single"/>
+              <w:right w:color="000000" w:space="0" w:sz="4" w:val="single"/>
+            </w:tcBorders>
+            <w:shd w:fill="auto" w:val="clear"/>
+            <w:tcMar>
+              <w:top w:w="20.0" w:type="dxa"/>
+              <w:left w:w="20.0" w:type="dxa"/>
+              <w:bottom w:w="100.0" w:type="dxa"/>
+              <w:right w:w="20.0" w:type="dxa"/>
+            </w:tcMar>
+            <w:vAlign w:val="bottom"/>
+          </w:tcPr>
+          <w:p>
+            <w:pPr>
+              <w:tabs>
+                <w:tab w:val="left" w:leader="none" w:pos="180"/>
+                <w:tab w:val="left" w:leader="none" w:pos="360"/>
+                <w:tab w:val="left" w:leader="none" w:pos="720"/>
+              </w:tabs>
+              <w:rPr>
+                <w:sz w:val="22"/>
+                <w:szCs w:val="22"/>
+              </w:rPr>
+            </w:pPr>
+            <w:r>
+              <w:rPr>
+                <w:rFonts w:ascii="Verdana" w:cs="Verdana" w:eastAsia="Verdana" w:hAnsi="Verdana"/>
+                <w:color w:val="333333"/>
+                <w:sz w:val="22"/>
+                <w:szCs w:val="22"/>
+                <w:rtl w:val="0"/>
+              </w:rPr>
+              <w:t xml:space="preserve">Ticket purchased</w:t>
+            </w:r>
+            <w:r>
+              <w:rPr>
+                <w:rtl w:val="0"/>
+              </w:rPr>
+            </w:r>
+          </w:p>
+        </w:tc>
+        <w:tc>
+          <w:tcPr>
+            <w:tcBorders>
+              <w:top w:color="000000" w:space="0" w:sz="4" w:val="single"/>
+              <w:left w:color="000000" w:space="0" w:sz="4" w:val="single"/>
+              <w:bottom w:color="000000" w:space="0" w:sz="4" w:val="single"/>
+              <w:right w:color="000000" w:space="0" w:sz="4" w:val="single"/>
+            </w:tcBorders>
+            <w:shd w:fill="auto" w:val="clear"/>
+            <w:tcMar>
+              <w:top w:w="20.0" w:type="dxa"/>
+              <w:left w:w="20.0" w:type="dxa"/>
+              <w:bottom w:w="100.0" w:type="dxa"/>
+              <w:right w:w="20.0" w:type="dxa"/>
+            </w:tcMar>
+            <w:vAlign w:val="bottom"/>
+          </w:tcPr>
+          <w:p>
+            <w:pPr>
+              <w:tabs>
+                <w:tab w:val="left" w:leader="none" w:pos="180"/>
+                <w:tab w:val="left" w:leader="none" w:pos="360"/>
+                <w:tab w:val="left" w:leader="none" w:pos="720"/>
+              </w:tabs>
+              <w:rPr>
+                <w:rFonts w:ascii="Verdana" w:cs="Verdana" w:eastAsia="Verdana" w:hAnsi="Verdana"/>
+                <w:color w:val="333333"/>
+                <w:sz w:val="22"/>
+                <w:szCs w:val="22"/>
+              </w:rPr>
+            </w:pPr>
+            <w:r>
+              <w:rPr>
+                <w:rFonts w:ascii="Verdana" w:cs="Verdana" w:eastAsia="Verdana" w:hAnsi="Verdana"/>
+                <w:color w:val="333333"/>
+                <w:sz w:val="22"/>
+                <w:szCs w:val="22"/>
+                <w:rtl w:val="0"/>
+              </w:rPr>
+              <w:t xml:space="preserve">1. Deliver ticket through email</w:t>
+            </w:r>
+          </w:p>
+          <w:p>
+            <w:pPr>
+              <w:tabs>
+                <w:tab w:val="left" w:leader="none" w:pos="180"/>
+                <w:tab w:val="left" w:leader="none" w:pos="360"/>
+                <w:tab w:val="left" w:leader="none" w:pos="720"/>
+              </w:tabs>
+              <w:rPr>
+                <w:sz w:val="22"/>
+                <w:szCs w:val="22"/>
+              </w:rPr>
+            </w:pPr>
+            <w:r>
+              <w:rPr>
+                <w:rFonts w:ascii="Verdana" w:cs="Verdana" w:eastAsia="Verdana" w:hAnsi="Verdana"/>
+                <w:color w:val="333333"/>
+                <w:sz w:val="22"/>
+                <w:szCs w:val="22"/>
+                <w:rtl w:val="0"/>
+              </w:rPr>
+              <w:t xml:space="preserve">2. Deliver ticket thorugh SMS</w:t>
+            </w:r>
+            <w:r>
+              <w:rPr>
+                <w:rtl w:val="0"/>
+              </w:rPr>
+            </w:r>
+          </w:p>
+        </w:tc>
+        <w:tc>
+          <w:tcPr>
+            <w:tcBorders>
+              <w:top w:color="000000" w:space="0" w:sz="4" w:val="single"/>
+              <w:left w:color="000000" w:space="0" w:sz="4" w:val="single"/>
+              <w:bottom w:color="000000" w:space="0" w:sz="4" w:val="single"/>
+              <w:right w:color="000000" w:space="0" w:sz="4" w:val="single"/>
+            </w:tcBorders>
+            <w:shd w:fill="auto" w:val="clear"/>
+            <w:tcMar>
+              <w:top w:w="20.0" w:type="dxa"/>
+              <w:left w:w="20.0" w:type="dxa"/>
+              <w:bottom w:w="100.0" w:type="dxa"/>
+              <w:right w:w="20.0" w:type="dxa"/>
+            </w:tcMar>
+            <w:vAlign w:val="bottom"/>
+          </w:tcPr>
+          <w:p>
+            <w:pPr>
+              <w:tabs>
+                <w:tab w:val="left" w:leader="none" w:pos="180"/>
+                <w:tab w:val="left" w:leader="none" w:pos="360"/>
+                <w:tab w:val="left" w:leader="none" w:pos="720"/>
+              </w:tabs>
+              <w:rPr>
+                <w:sz w:val="22"/>
+                <w:szCs w:val="22"/>
+              </w:rPr>
+            </w:pPr>
+            <w:r>
+              <w:rPr>
+                <w:rFonts w:ascii="Verdana" w:cs="Verdana" w:eastAsia="Verdana" w:hAnsi="Verdana"/>
+                <w:color w:val="333333"/>
+                <w:sz w:val="22"/>
+                <w:szCs w:val="22"/>
+                <w:rtl w:val="0"/>
+              </w:rPr>
+              <w:t xml:space="preserve">Scannable ticket sent to email and SMS texts</w:t>
+            </w:r>
+            <w:r>
+              <w:rPr>
+                <w:rtl w:val="0"/>
+              </w:rPr>
+            </w:r>
+          </w:p>
+        </w:tc>
+        <w:tc>
+          <w:tcPr>
+            <w:tcBorders>
+              <w:top w:color="000000" w:space="0" w:sz="4" w:val="single"/>
+              <w:left w:color="000000" w:space="0" w:sz="4" w:val="single"/>
+              <w:bottom w:color="000000" w:space="0" w:sz="4" w:val="single"/>
+              <w:right w:color="000000" w:space="0" w:sz="4" w:val="single"/>
+            </w:tcBorders>
+            <w:shd w:fill="auto" w:val="clear"/>
+            <w:tcMar>
+              <w:top w:w="20.0" w:type="dxa"/>
+              <w:left w:w="20.0" w:type="dxa"/>
+              <w:bottom w:w="100.0" w:type="dxa"/>
+              <w:right w:w="20.0" w:type="dxa"/>
+            </w:tcMar>
+            <w:vAlign w:val="bottom"/>
+          </w:tcPr>
+          <w:p>
+            <w:pPr>
+              <w:tabs>
+                <w:tab w:val="left" w:leader="none" w:pos="180"/>
+                <w:tab w:val="left" w:leader="none" w:pos="360"/>
+                <w:tab w:val="left" w:leader="none" w:pos="720"/>
+              </w:tabs>
+              <w:rPr>
+                <w:sz w:val="22"/>
+                <w:szCs w:val="22"/>
+              </w:rPr>
+            </w:pPr>
+            <w:r>
+              <w:rPr>
+                <w:rFonts w:ascii="Verdana" w:cs="Verdana" w:eastAsia="Verdana" w:hAnsi="Verdana"/>
+                <w:color w:val="333333"/>
+                <w:sz w:val="22"/>
+                <w:szCs w:val="22"/>
+                <w:rtl w:val="0"/>
+              </w:rPr>
+              <w:t xml:space="preserve">User received ticket through email and SMS</w:t>
+            </w:r>
+            <w:r>
+              <w:rPr>
+                <w:rtl w:val="0"/>
+              </w:rPr>
+            </w:r>
+          </w:p>
+        </w:tc>
+        <w:tc>
+          <w:tcPr>
+            <w:tcBorders>
+              <w:top w:color="000000" w:space="0" w:sz="4" w:val="single"/>
+              <w:left w:color="000000" w:space="0" w:sz="4" w:val="single"/>
+              <w:bottom w:color="000000" w:space="0" w:sz="4" w:val="single"/>
+              <w:right w:color="000000" w:space="0" w:sz="4" w:val="single"/>
+            </w:tcBorders>
+            <w:shd w:fill="92d050" w:val="clear"/>
+            <w:tcMar>
+              <w:top w:w="20.0" w:type="dxa"/>
+              <w:left w:w="20.0" w:type="dxa"/>
+              <w:bottom w:w="100.0" w:type="dxa"/>
+              <w:right w:w="20.0" w:type="dxa"/>
+            </w:tcMar>
+            <w:vAlign w:val="bottom"/>
+          </w:tcPr>
+          <w:p>
+            <w:pPr>
+              <w:tabs>
+                <w:tab w:val="left" w:leader="none" w:pos="180"/>
+                <w:tab w:val="left" w:leader="none" w:pos="360"/>
+                <w:tab w:val="left" w:leader="none" w:pos="720"/>
+              </w:tabs>
+              <w:rPr>
+                <w:sz w:val="22"/>
+                <w:szCs w:val="22"/>
+              </w:rPr>
+            </w:pPr>
+            <w:r>
+              <w:rPr>
+                <w:rFonts w:ascii="Verdana" w:cs="Verdana" w:eastAsia="Verdana" w:hAnsi="Verdana"/>
+                <w:color w:val="333333"/>
+                <w:sz w:val="22"/>
+                <w:szCs w:val="22"/>
+                <w:rtl w:val="0"/>
+              </w:rPr>
+              <w:t xml:space="preserve">Pass</w:t>
+            </w:r>
+            <w:r>
+              <w:rPr>
+                <w:rtl w:val="0"/>
+              </w:rPr>
+            </w:r>
+          </w:p>
+        </w:tc>
+        <w:tc>
+          <w:tcPr>
+            <w:tcBorders>
+              <w:top w:color="000000" w:space="0" w:sz="4" w:val="single"/>
+              <w:left w:color="000000" w:space="0" w:sz="4" w:val="single"/>
+              <w:bottom w:color="000000" w:space="0" w:sz="4" w:val="single"/>
+              <w:right w:color="000000" w:space="0" w:sz="4" w:val="single"/>
+            </w:tcBorders>
+            <w:shd w:fill="auto" w:val="clear"/>
+            <w:tcMar>
+              <w:top w:w="20.0" w:type="dxa"/>
+              <w:left w:w="20.0" w:type="dxa"/>
+              <w:bottom w:w="100.0" w:type="dxa"/>
+              <w:right w:w="20.0" w:type="dxa"/>
+            </w:tcMar>
+            <w:vAlign w:val="bottom"/>
+          </w:tcPr>
+          <w:p>
+            <w:pPr>
+              <w:tabs>
+                <w:tab w:val="left" w:leader="none" w:pos="180"/>
+                <w:tab w:val="left" w:leader="none" w:pos="360"/>
+                <w:tab w:val="left" w:leader="none" w:pos="720"/>
+              </w:tabs>
+              <w:rPr>
+                <w:sz w:val="22"/>
+                <w:szCs w:val="22"/>
+              </w:rPr>
+            </w:pPr>
+            <w:r>
+              <w:rPr>
+                <w:rFonts w:ascii="Verdana" w:cs="Verdana" w:eastAsia="Verdana" w:hAnsi="Verdana"/>
+                <w:color w:val="333333"/>
+                <w:sz w:val="22"/>
+                <w:szCs w:val="22"/>
+                <w:rtl w:val="0"/>
+              </w:rPr>
+              <w:t xml:space="preserve">User_Exp_Tester</w:t>
+            </w:r>
+            <w:r>
+              <w:rPr>
+                <w:rtl w:val="0"/>
+              </w:rPr>
+            </w:r>
+          </w:p>
+        </w:tc>
+      </w:tr>
+      <w:tr>
+        <w:trPr>
+          <w:cantSplit w:val="0"/>
+          <w:trHeight w:val="1900" w:hRule="atLeast"/>
+          <w:tblHeader w:val="0"/>
+        </w:trPr>
+        <w:tc>
+          <w:tcPr>
+            <w:tcBorders>
+              <w:top w:color="000000" w:space="0" w:sz="4" w:val="single"/>
+              <w:left w:color="000000" w:space="0" w:sz="4" w:val="single"/>
+              <w:bottom w:color="000000" w:space="0" w:sz="4" w:val="single"/>
+              <w:right w:color="000000" w:space="0" w:sz="4" w:val="single"/>
+            </w:tcBorders>
+            <w:shd w:fill="auto" w:val="clear"/>
+            <w:tcMar>
+              <w:top w:w="20.0" w:type="dxa"/>
+              <w:left w:w="20.0" w:type="dxa"/>
+              <w:bottom w:w="100.0" w:type="dxa"/>
+              <w:right w:w="20.0" w:type="dxa"/>
+            </w:tcMar>
+            <w:vAlign w:val="bottom"/>
+          </w:tcPr>
+          <w:p>
+            <w:pPr>
+              <w:tabs>
+                <w:tab w:val="left" w:leader="none" w:pos="180"/>
+                <w:tab w:val="left" w:leader="none" w:pos="360"/>
+                <w:tab w:val="left" w:leader="none" w:pos="720"/>
+              </w:tabs>
+              <w:rPr>
+                <w:sz w:val="22"/>
+                <w:szCs w:val="22"/>
+              </w:rPr>
+            </w:pPr>
+            <w:r>
+              <w:rPr>
+                <w:rFonts w:ascii="Verdana" w:cs="Verdana" w:eastAsia="Verdana" w:hAnsi="Verdana"/>
+                <w:color w:val="333333"/>
+                <w:sz w:val="22"/>
+                <w:szCs w:val="22"/>
+                <w:rtl w:val="0"/>
+              </w:rPr>
+              <w:t xml:space="preserve">TC-006</w:t>
+            </w:r>
+            <w:r>
+              <w:rPr>
+                <w:rtl w:val="0"/>
+              </w:rPr>
+            </w:r>
+          </w:p>
+        </w:tc>
+        <w:tc>
+          <w:tcPr>
+            <w:tcBorders>
+              <w:top w:color="000000" w:space="0" w:sz="4" w:val="single"/>
+              <w:left w:color="000000" w:space="0" w:sz="4" w:val="single"/>
+              <w:bottom w:color="000000" w:space="0" w:sz="4" w:val="single"/>
+              <w:right w:color="000000" w:space="0" w:sz="4" w:val="single"/>
+            </w:tcBorders>
+            <w:shd w:fill="auto" w:val="clear"/>
+            <w:tcMar>
+              <w:top w:w="20.0" w:type="dxa"/>
+              <w:left w:w="20.0" w:type="dxa"/>
+              <w:bottom w:w="100.0" w:type="dxa"/>
+              <w:right w:w="20.0" w:type="dxa"/>
+            </w:tcMar>
+            <w:vAlign w:val="bottom"/>
+          </w:tcPr>
+          <w:p>
+            <w:pPr>
+              <w:tabs>
+                <w:tab w:val="left" w:leader="none" w:pos="180"/>
+                <w:tab w:val="left" w:leader="none" w:pos="360"/>
+                <w:tab w:val="left" w:leader="none" w:pos="720"/>
+              </w:tabs>
+              <w:rPr>
+                <w:sz w:val="22"/>
+                <w:szCs w:val="22"/>
+              </w:rPr>
+            </w:pPr>
+            <w:r>
+              <w:rPr>
+                <w:rFonts w:ascii="Verdana" w:cs="Verdana" w:eastAsia="Verdana" w:hAnsi="Verdana"/>
+                <w:color w:val="333333"/>
+                <w:sz w:val="22"/>
+                <w:szCs w:val="22"/>
+                <w:rtl w:val="0"/>
+              </w:rPr>
+              <w:t xml:space="preserve">Functional</w:t>
+            </w:r>
+            <w:r>
+              <w:rPr>
+                <w:rtl w:val="0"/>
+              </w:rPr>
+            </w:r>
+          </w:p>
+        </w:tc>
+        <w:tc>
+          <w:tcPr>
+            <w:tcBorders>
+              <w:top w:color="000000" w:space="0" w:sz="4" w:val="single"/>
+              <w:left w:color="000000" w:space="0" w:sz="4" w:val="single"/>
+              <w:bottom w:color="000000" w:space="0" w:sz="4" w:val="single"/>
+              <w:right w:color="000000" w:space="0" w:sz="4" w:val="single"/>
+            </w:tcBorders>
+            <w:shd w:fill="auto" w:val="clear"/>
+            <w:tcMar>
+              <w:top w:w="20.0" w:type="dxa"/>
+              <w:left w:w="20.0" w:type="dxa"/>
+              <w:bottom w:w="100.0" w:type="dxa"/>
+              <w:right w:w="20.0" w:type="dxa"/>
+            </w:tcMar>
+            <w:vAlign w:val="bottom"/>
+          </w:tcPr>
+          <w:p>
+            <w:pPr>
+              <w:tabs>
+                <w:tab w:val="left" w:leader="none" w:pos="180"/>
+                <w:tab w:val="left" w:leader="none" w:pos="360"/>
+                <w:tab w:val="left" w:leader="none" w:pos="720"/>
+              </w:tabs>
+              <w:rPr>
+                <w:sz w:val="22"/>
+                <w:szCs w:val="22"/>
+              </w:rPr>
+            </w:pPr>
+            <w:r>
+              <w:rPr>
+                <w:rFonts w:ascii="Verdana" w:cs="Verdana" w:eastAsia="Verdana" w:hAnsi="Verdana"/>
+                <w:color w:val="333333"/>
+                <w:sz w:val="22"/>
+                <w:szCs w:val="22"/>
+                <w:rtl w:val="0"/>
+              </w:rPr>
+              <w:t xml:space="preserve">Ticket Validation</w:t>
+            </w:r>
+            <w:r>
+              <w:rPr>
+                <w:rtl w:val="0"/>
+              </w:rPr>
+            </w:r>
+          </w:p>
+        </w:tc>
+        <w:tc>
+          <w:tcPr>
+            <w:tcBorders>
+              <w:top w:color="000000" w:space="0" w:sz="4" w:val="single"/>
+              <w:left w:color="000000" w:space="0" w:sz="4" w:val="single"/>
+              <w:bottom w:color="000000" w:space="0" w:sz="4" w:val="single"/>
+              <w:right w:color="000000" w:space="0" w:sz="4" w:val="single"/>
+            </w:tcBorders>
+            <w:shd w:fill="auto" w:val="clear"/>
+            <w:tcMar>
+              <w:top w:w="20.0" w:type="dxa"/>
+              <w:left w:w="20.0" w:type="dxa"/>
+              <w:bottom w:w="100.0" w:type="dxa"/>
+              <w:right w:w="20.0" w:type="dxa"/>
+            </w:tcMar>
+            <w:vAlign w:val="bottom"/>
+          </w:tcPr>
+          <w:p>
+            <w:pPr>
+              <w:tabs>
+                <w:tab w:val="left" w:leader="none" w:pos="180"/>
+                <w:tab w:val="left" w:leader="none" w:pos="360"/>
+                <w:tab w:val="left" w:leader="none" w:pos="720"/>
+              </w:tabs>
+              <w:rPr>
+                <w:sz w:val="22"/>
+                <w:szCs w:val="22"/>
+              </w:rPr>
+            </w:pPr>
+            <w:r>
+              <w:rPr>
+                <w:rFonts w:ascii="Verdana" w:cs="Verdana" w:eastAsia="Verdana" w:hAnsi="Verdana"/>
+                <w:color w:val="333333"/>
+                <w:sz w:val="22"/>
+                <w:szCs w:val="22"/>
+                <w:rtl w:val="0"/>
+              </w:rPr>
+              <w:t xml:space="preserve">P0</w:t>
+            </w:r>
+            <w:r>
+              <w:rPr>
+                <w:rtl w:val="0"/>
+              </w:rPr>
+            </w:r>
+          </w:p>
+        </w:tc>
+        <w:tc>
+          <w:tcPr>
+            <w:tcBorders>
+              <w:top w:color="000000" w:space="0" w:sz="4" w:val="single"/>
+              <w:left w:color="000000" w:space="0" w:sz="4" w:val="single"/>
+              <w:bottom w:color="000000" w:space="0" w:sz="4" w:val="single"/>
+              <w:right w:color="000000" w:space="0" w:sz="4" w:val="single"/>
+            </w:tcBorders>
+            <w:shd w:fill="auto" w:val="clear"/>
+            <w:tcMar>
+              <w:top w:w="20.0" w:type="dxa"/>
+              <w:left w:w="20.0" w:type="dxa"/>
+              <w:bottom w:w="100.0" w:type="dxa"/>
+              <w:right w:w="20.0" w:type="dxa"/>
+            </w:tcMar>
+            <w:vAlign w:val="bottom"/>
+          </w:tcPr>
+          <w:p>
+            <w:pPr>
+              <w:tabs>
+                <w:tab w:val="left" w:leader="none" w:pos="180"/>
+                <w:tab w:val="left" w:leader="none" w:pos="360"/>
+                <w:tab w:val="left" w:leader="none" w:pos="720"/>
+              </w:tabs>
+              <w:rPr>
+                <w:sz w:val="22"/>
+                <w:szCs w:val="22"/>
+              </w:rPr>
+            </w:pPr>
+            <w:r>
+              <w:rPr>
+                <w:rFonts w:ascii="Verdana" w:cs="Verdana" w:eastAsia="Verdana" w:hAnsi="Verdana"/>
+                <w:color w:val="333333"/>
+                <w:sz w:val="22"/>
+                <w:szCs w:val="22"/>
+                <w:rtl w:val="0"/>
+              </w:rPr>
+              <w:t xml:space="preserve">Verify ticket can not be scanned twice</w:t>
+            </w:r>
+            <w:r>
+              <w:rPr>
+                <w:rtl w:val="0"/>
+              </w:rPr>
+            </w:r>
+          </w:p>
+        </w:tc>
+        <w:tc>
+          <w:tcPr>
+            <w:tcBorders>
+              <w:top w:color="000000" w:space="0" w:sz="4" w:val="single"/>
+              <w:left w:color="000000" w:space="0" w:sz="4" w:val="single"/>
+              <w:bottom w:color="000000" w:space="0" w:sz="4" w:val="single"/>
+              <w:right w:color="000000" w:space="0" w:sz="4" w:val="single"/>
+            </w:tcBorders>
+            <w:shd w:fill="auto" w:val="clear"/>
+            <w:tcMar>
+              <w:top w:w="20.0" w:type="dxa"/>
+              <w:left w:w="20.0" w:type="dxa"/>
+              <w:bottom w:w="100.0" w:type="dxa"/>
+              <w:right w:w="20.0" w:type="dxa"/>
+            </w:tcMar>
+            <w:vAlign w:val="bottom"/>
+          </w:tcPr>
+          <w:p>
+            <w:pPr>
+              <w:tabs>
+                <w:tab w:val="left" w:leader="none" w:pos="180"/>
+                <w:tab w:val="left" w:leader="none" w:pos="360"/>
+                <w:tab w:val="left" w:leader="none" w:pos="720"/>
+              </w:tabs>
+              <w:rPr>
+                <w:sz w:val="22"/>
+                <w:szCs w:val="22"/>
+              </w:rPr>
+            </w:pPr>
+            <w:r>
+              <w:rPr>
+                <w:rFonts w:ascii="Verdana" w:cs="Verdana" w:eastAsia="Verdana" w:hAnsi="Verdana"/>
+                <w:color w:val="333333"/>
+                <w:sz w:val="22"/>
+                <w:szCs w:val="22"/>
+                <w:rtl w:val="0"/>
+              </w:rPr>
+              <w:t xml:space="preserve">Virtual ticket unique ID is generated and scannable</w:t>
+            </w:r>
+            <w:r>
+              <w:rPr>
+                <w:rtl w:val="0"/>
+              </w:rPr>
+            </w:r>
+          </w:p>
+        </w:tc>
+        <w:tc>
+          <w:tcPr>
+            <w:tcBorders>
+              <w:top w:color="000000" w:space="0" w:sz="4" w:val="single"/>
+              <w:left w:color="000000" w:space="0" w:sz="4" w:val="single"/>
+              <w:bottom w:color="000000" w:space="0" w:sz="4" w:val="single"/>
+              <w:right w:color="000000" w:space="0" w:sz="4" w:val="single"/>
+            </w:tcBorders>
+            <w:shd w:fill="auto" w:val="clear"/>
+            <w:tcMar>
+              <w:top w:w="20.0" w:type="dxa"/>
+              <w:left w:w="20.0" w:type="dxa"/>
+              <w:bottom w:w="100.0" w:type="dxa"/>
+              <w:right w:w="20.0" w:type="dxa"/>
+            </w:tcMar>
+            <w:vAlign w:val="bottom"/>
+          </w:tcPr>
+          <w:p>
+            <w:pPr>
+              <w:tabs>
+                <w:tab w:val="left" w:leader="none" w:pos="180"/>
+                <w:tab w:val="left" w:leader="none" w:pos="360"/>
+                <w:tab w:val="left" w:leader="none" w:pos="720"/>
+              </w:tabs>
+              <w:rPr>
+                <w:rFonts w:ascii="Verdana" w:cs="Verdana" w:eastAsia="Verdana" w:hAnsi="Verdana"/>
+                <w:color w:val="333333"/>
+                <w:sz w:val="22"/>
+                <w:szCs w:val="22"/>
+              </w:rPr>
+            </w:pPr>
+            <w:r>
+              <w:rPr>
+                <w:rFonts w:ascii="Verdana" w:cs="Verdana" w:eastAsia="Verdana" w:hAnsi="Verdana"/>
+                <w:color w:val="333333"/>
+                <w:sz w:val="22"/>
+                <w:szCs w:val="22"/>
+                <w:rtl w:val="0"/>
+              </w:rPr>
+              <w:t xml:space="preserve">1. Scan ticket barcode</w:t>
+            </w:r>
+          </w:p>
+          <w:p>
+            <w:pPr>
+              <w:tabs>
+                <w:tab w:val="left" w:leader="none" w:pos="180"/>
+                <w:tab w:val="left" w:leader="none" w:pos="360"/>
+                <w:tab w:val="left" w:leader="none" w:pos="720"/>
+              </w:tabs>
+              <w:rPr>
+                <w:sz w:val="22"/>
+                <w:szCs w:val="22"/>
+              </w:rPr>
+            </w:pPr>
+            <w:r>
+              <w:rPr>
+                <w:rFonts w:ascii="Verdana" w:cs="Verdana" w:eastAsia="Verdana" w:hAnsi="Verdana"/>
+                <w:color w:val="333333"/>
+                <w:sz w:val="22"/>
+                <w:szCs w:val="22"/>
+                <w:rtl w:val="0"/>
+              </w:rPr>
+              <w:t xml:space="preserve">2. Scan barcode again</w:t>
+            </w:r>
+            <w:r>
+              <w:rPr>
+                <w:rtl w:val="0"/>
+              </w:rPr>
+            </w:r>
+          </w:p>
+        </w:tc>
+        <w:tc>
+          <w:tcPr>
+            <w:tcBorders>
+              <w:top w:color="000000" w:space="0" w:sz="4" w:val="single"/>
+              <w:left w:color="000000" w:space="0" w:sz="4" w:val="single"/>
+              <w:bottom w:color="000000" w:space="0" w:sz="4" w:val="single"/>
+              <w:right w:color="000000" w:space="0" w:sz="4" w:val="single"/>
+            </w:tcBorders>
+            <w:shd w:fill="auto" w:val="clear"/>
+            <w:tcMar>
+              <w:top w:w="20.0" w:type="dxa"/>
+              <w:left w:w="20.0" w:type="dxa"/>
+              <w:bottom w:w="100.0" w:type="dxa"/>
+              <w:right w:w="20.0" w:type="dxa"/>
+            </w:tcMar>
+            <w:vAlign w:val="bottom"/>
+          </w:tcPr>
+          <w:p>
+            <w:pPr>
+              <w:tabs>
+                <w:tab w:val="left" w:leader="none" w:pos="180"/>
+                <w:tab w:val="left" w:leader="none" w:pos="360"/>
+                <w:tab w:val="left" w:leader="none" w:pos="720"/>
+              </w:tabs>
+              <w:rPr>
+                <w:sz w:val="22"/>
+                <w:szCs w:val="22"/>
+              </w:rPr>
+            </w:pPr>
+            <w:r>
+              <w:rPr>
+                <w:rFonts w:ascii="Verdana" w:cs="Verdana" w:eastAsia="Verdana" w:hAnsi="Verdana"/>
+                <w:color w:val="333333"/>
+                <w:sz w:val="22"/>
+                <w:szCs w:val="22"/>
+                <w:rtl w:val="0"/>
+              </w:rPr>
+              <w:t xml:space="preserve">Barcode during second attempt is unscannable</w:t>
+            </w:r>
+            <w:r>
+              <w:rPr>
+                <w:rtl w:val="0"/>
+              </w:rPr>
+            </w:r>
+          </w:p>
+        </w:tc>
+        <w:tc>
+          <w:tcPr>
+            <w:tcBorders>
+              <w:top w:color="000000" w:space="0" w:sz="4" w:val="single"/>
+              <w:left w:color="000000" w:space="0" w:sz="4" w:val="single"/>
+              <w:bottom w:color="000000" w:space="0" w:sz="4" w:val="single"/>
+              <w:right w:color="000000" w:space="0" w:sz="4" w:val="single"/>
+            </w:tcBorders>
+            <w:shd w:fill="auto" w:val="clear"/>
+            <w:tcMar>
+              <w:top w:w="20.0" w:type="dxa"/>
+              <w:left w:w="20.0" w:type="dxa"/>
+              <w:bottom w:w="100.0" w:type="dxa"/>
+              <w:right w:w="20.0" w:type="dxa"/>
+            </w:tcMar>
+            <w:vAlign w:val="bottom"/>
+          </w:tcPr>
+          <w:p>
+            <w:pPr>
+              <w:tabs>
+                <w:tab w:val="left" w:leader="none" w:pos="180"/>
+                <w:tab w:val="left" w:leader="none" w:pos="360"/>
+                <w:tab w:val="left" w:leader="none" w:pos="720"/>
+              </w:tabs>
+              <w:rPr>
+                <w:sz w:val="22"/>
+                <w:szCs w:val="22"/>
+              </w:rPr>
+            </w:pPr>
+            <w:r>
+              <w:rPr>
+                <w:rFonts w:ascii="Verdana" w:cs="Verdana" w:eastAsia="Verdana" w:hAnsi="Verdana"/>
+                <w:color w:val="333333"/>
+                <w:sz w:val="22"/>
+                <w:szCs w:val="22"/>
+                <w:rtl w:val="0"/>
+              </w:rPr>
+              <w:t xml:space="preserve">Barcode during second attempt was unscannable</w:t>
+            </w:r>
+            <w:r>
+              <w:rPr>
+                <w:rtl w:val="0"/>
+              </w:rPr>
+            </w:r>
+          </w:p>
+        </w:tc>
+        <w:tc>
+          <w:tcPr>
+            <w:tcBorders>
+              <w:top w:color="000000" w:space="0" w:sz="4" w:val="single"/>
+              <w:left w:color="000000" w:space="0" w:sz="4" w:val="single"/>
+              <w:bottom w:color="000000" w:space="0" w:sz="4" w:val="single"/>
+              <w:right w:color="000000" w:space="0" w:sz="4" w:val="single"/>
+            </w:tcBorders>
+            <w:shd w:fill="92d050" w:val="clear"/>
+            <w:tcMar>
+              <w:top w:w="20.0" w:type="dxa"/>
+              <w:left w:w="20.0" w:type="dxa"/>
+              <w:bottom w:w="100.0" w:type="dxa"/>
+              <w:right w:w="20.0" w:type="dxa"/>
+            </w:tcMar>
+            <w:vAlign w:val="bottom"/>
+          </w:tcPr>
+          <w:p>
+            <w:pPr>
+              <w:tabs>
+                <w:tab w:val="left" w:leader="none" w:pos="180"/>
+                <w:tab w:val="left" w:leader="none" w:pos="360"/>
+                <w:tab w:val="left" w:leader="none" w:pos="720"/>
+              </w:tabs>
+              <w:rPr>
+                <w:sz w:val="22"/>
+                <w:szCs w:val="22"/>
+              </w:rPr>
+            </w:pPr>
+            <w:r>
+              <w:rPr>
+                <w:rFonts w:ascii="Verdana" w:cs="Verdana" w:eastAsia="Verdana" w:hAnsi="Verdana"/>
+                <w:color w:val="333333"/>
+                <w:sz w:val="22"/>
+                <w:szCs w:val="22"/>
+                <w:rtl w:val="0"/>
+              </w:rPr>
+              <w:t xml:space="preserve">Pass</w:t>
+            </w:r>
+            <w:r>
+              <w:rPr>
+                <w:rtl w:val="0"/>
+              </w:rPr>
+            </w:r>
+          </w:p>
+        </w:tc>
+        <w:tc>
+          <w:tcPr>
+            <w:tcBorders>
+              <w:top w:color="000000" w:space="0" w:sz="4" w:val="single"/>
+              <w:left w:color="000000" w:space="0" w:sz="4" w:val="single"/>
+              <w:bottom w:color="000000" w:space="0" w:sz="4" w:val="single"/>
+              <w:right w:color="000000" w:space="0" w:sz="4" w:val="single"/>
+            </w:tcBorders>
+            <w:shd w:fill="auto" w:val="clear"/>
+            <w:tcMar>
+              <w:top w:w="20.0" w:type="dxa"/>
+              <w:left w:w="20.0" w:type="dxa"/>
+              <w:bottom w:w="100.0" w:type="dxa"/>
+              <w:right w:w="20.0" w:type="dxa"/>
+            </w:tcMar>
+            <w:vAlign w:val="bottom"/>
+          </w:tcPr>
+          <w:p>
+            <w:pPr>
+              <w:tabs>
+                <w:tab w:val="left" w:leader="none" w:pos="180"/>
+                <w:tab w:val="left" w:leader="none" w:pos="360"/>
+                <w:tab w:val="left" w:leader="none" w:pos="720"/>
+              </w:tabs>
+              <w:rPr>
+                <w:sz w:val="22"/>
+                <w:szCs w:val="22"/>
+              </w:rPr>
+            </w:pPr>
+            <w:r>
+              <w:rPr>
+                <w:rFonts w:ascii="Verdana" w:cs="Verdana" w:eastAsia="Verdana" w:hAnsi="Verdana"/>
+                <w:color w:val="333333"/>
+                <w:sz w:val="22"/>
+                <w:szCs w:val="22"/>
+                <w:rtl w:val="0"/>
+              </w:rPr>
+              <w:t xml:space="preserve">User_Exp_Tester</w:t>
+            </w:r>
+            <w:r>
+              <w:rPr>
+                <w:rtl w:val="0"/>
+              </w:rPr>
+            </w:r>
+          </w:p>
+        </w:tc>
+      </w:tr>
+      <w:tr>
+        <w:trPr>
+          <w:cantSplit w:val="0"/>
+          <w:trHeight w:val="1480" w:hRule="atLeast"/>
+          <w:tblHeader w:val="0"/>
+        </w:trPr>
+        <w:tc>
+          <w:tcPr>
+            <w:tcBorders>
+              <w:top w:color="000000" w:space="0" w:sz="4" w:val="single"/>
+              <w:left w:color="000000" w:space="0" w:sz="4" w:val="single"/>
+              <w:bottom w:color="000000" w:space="0" w:sz="4" w:val="single"/>
+              <w:right w:color="000000" w:space="0" w:sz="4" w:val="single"/>
+            </w:tcBorders>
+            <w:shd w:fill="auto" w:val="clear"/>
+            <w:tcMar>
+              <w:top w:w="20.0" w:type="dxa"/>
+              <w:left w:w="20.0" w:type="dxa"/>
+              <w:bottom w:w="100.0" w:type="dxa"/>
+              <w:right w:w="20.0" w:type="dxa"/>
+            </w:tcMar>
+            <w:vAlign w:val="bottom"/>
+          </w:tcPr>
+          <w:p>
+            <w:pPr>
+              <w:tabs>
+                <w:tab w:val="left" w:leader="none" w:pos="180"/>
+                <w:tab w:val="left" w:leader="none" w:pos="360"/>
+                <w:tab w:val="left" w:leader="none" w:pos="720"/>
+              </w:tabs>
+              <w:rPr>
+                <w:sz w:val="22"/>
+                <w:szCs w:val="22"/>
+              </w:rPr>
+            </w:pPr>
+            <w:r>
+              <w:rPr>
+                <w:rFonts w:ascii="Verdana" w:cs="Verdana" w:eastAsia="Verdana" w:hAnsi="Verdana"/>
+                <w:color w:val="333333"/>
+                <w:sz w:val="22"/>
+                <w:szCs w:val="22"/>
+                <w:rtl w:val="0"/>
+              </w:rPr>
+              <w:t xml:space="preserve">TC-007</w:t>
+            </w:r>
+            <w:r>
+              <w:rPr>
+                <w:rtl w:val="0"/>
+              </w:rPr>
+            </w:r>
+          </w:p>
+        </w:tc>
+        <w:tc>
+          <w:tcPr>
+            <w:tcBorders>
+              <w:top w:color="000000" w:space="0" w:sz="4" w:val="single"/>
+              <w:left w:color="000000" w:space="0" w:sz="4" w:val="single"/>
+              <w:bottom w:color="000000" w:space="0" w:sz="4" w:val="single"/>
+              <w:right w:color="000000" w:space="0" w:sz="4" w:val="single"/>
+            </w:tcBorders>
+            <w:shd w:fill="auto" w:val="clear"/>
+            <w:tcMar>
+              <w:top w:w="20.0" w:type="dxa"/>
+              <w:left w:w="20.0" w:type="dxa"/>
+              <w:bottom w:w="100.0" w:type="dxa"/>
+              <w:right w:w="20.0" w:type="dxa"/>
+            </w:tcMar>
+            <w:vAlign w:val="bottom"/>
+          </w:tcPr>
+          <w:p>
+            <w:pPr>
+              <w:tabs>
+                <w:tab w:val="left" w:leader="none" w:pos="180"/>
+                <w:tab w:val="left" w:leader="none" w:pos="360"/>
+                <w:tab w:val="left" w:leader="none" w:pos="720"/>
+              </w:tabs>
+              <w:rPr>
+                <w:sz w:val="22"/>
+                <w:szCs w:val="22"/>
+              </w:rPr>
+            </w:pPr>
+            <w:r>
+              <w:rPr>
+                <w:rFonts w:ascii="Verdana" w:cs="Verdana" w:eastAsia="Verdana" w:hAnsi="Verdana"/>
+                <w:color w:val="333333"/>
+                <w:sz w:val="22"/>
+                <w:szCs w:val="22"/>
+                <w:rtl w:val="0"/>
+              </w:rPr>
+              <w:t xml:space="preserve">Unit</w:t>
+            </w:r>
+            <w:r>
+              <w:rPr>
+                <w:rtl w:val="0"/>
+              </w:rPr>
+            </w:r>
+          </w:p>
+        </w:tc>
+        <w:tc>
+          <w:tcPr>
+            <w:tcBorders>
+              <w:top w:color="000000" w:space="0" w:sz="4" w:val="single"/>
+              <w:left w:color="000000" w:space="0" w:sz="4" w:val="single"/>
+              <w:bottom w:color="000000" w:space="0" w:sz="4" w:val="single"/>
+              <w:right w:color="000000" w:space="0" w:sz="4" w:val="single"/>
+            </w:tcBorders>
+            <w:shd w:fill="auto" w:val="clear"/>
+            <w:tcMar>
+              <w:top w:w="20.0" w:type="dxa"/>
+              <w:left w:w="20.0" w:type="dxa"/>
+              <w:bottom w:w="100.0" w:type="dxa"/>
+              <w:right w:w="20.0" w:type="dxa"/>
+            </w:tcMar>
+            <w:vAlign w:val="bottom"/>
+          </w:tcPr>
+          <w:p>
+            <w:pPr>
+              <w:tabs>
+                <w:tab w:val="left" w:leader="none" w:pos="180"/>
+                <w:tab w:val="left" w:leader="none" w:pos="360"/>
+                <w:tab w:val="left" w:leader="none" w:pos="720"/>
+              </w:tabs>
+              <w:rPr>
+                <w:sz w:val="22"/>
+                <w:szCs w:val="22"/>
+              </w:rPr>
+            </w:pPr>
+            <w:r>
+              <w:rPr>
+                <w:rFonts w:ascii="Verdana" w:cs="Verdana" w:eastAsia="Verdana" w:hAnsi="Verdana"/>
+                <w:color w:val="333333"/>
+                <w:sz w:val="22"/>
+                <w:szCs w:val="22"/>
+                <w:rtl w:val="0"/>
+              </w:rPr>
+              <w:t xml:space="preserve">LockSeat</w:t>
+            </w:r>
+            <w:r>
+              <w:rPr>
+                <w:rtl w:val="0"/>
+              </w:rPr>
+            </w:r>
+          </w:p>
+        </w:tc>
+        <w:tc>
+          <w:tcPr>
+            <w:tcBorders>
+              <w:top w:color="000000" w:space="0" w:sz="4" w:val="single"/>
+              <w:left w:color="000000" w:space="0" w:sz="4" w:val="single"/>
+              <w:bottom w:color="000000" w:space="0" w:sz="4" w:val="single"/>
+              <w:right w:color="000000" w:space="0" w:sz="4" w:val="single"/>
+            </w:tcBorders>
+            <w:shd w:fill="auto" w:val="clear"/>
+            <w:tcMar>
+              <w:top w:w="20.0" w:type="dxa"/>
+              <w:left w:w="20.0" w:type="dxa"/>
+              <w:bottom w:w="100.0" w:type="dxa"/>
+              <w:right w:w="20.0" w:type="dxa"/>
+            </w:tcMar>
+            <w:vAlign w:val="bottom"/>
+          </w:tcPr>
+          <w:p>
+            <w:pPr>
+              <w:tabs>
+                <w:tab w:val="left" w:leader="none" w:pos="180"/>
+                <w:tab w:val="left" w:leader="none" w:pos="360"/>
+                <w:tab w:val="left" w:leader="none" w:pos="720"/>
+              </w:tabs>
+              <w:rPr>
+                <w:sz w:val="22"/>
+                <w:szCs w:val="22"/>
+              </w:rPr>
+            </w:pPr>
+            <w:r>
+              <w:rPr>
+                <w:rFonts w:ascii="Verdana" w:cs="Verdana" w:eastAsia="Verdana" w:hAnsi="Verdana"/>
+                <w:color w:val="333333"/>
+                <w:sz w:val="22"/>
+                <w:szCs w:val="22"/>
+                <w:rtl w:val="0"/>
+              </w:rPr>
+              <w:t xml:space="preserve">P0</w:t>
+            </w:r>
+            <w:r>
+              <w:rPr>
+                <w:rtl w:val="0"/>
+              </w:rPr>
+            </w:r>
+          </w:p>
+        </w:tc>
+        <w:tc>
+          <w:tcPr>
+            <w:tcBorders>
+              <w:top w:color="000000" w:space="0" w:sz="4" w:val="single"/>
+              <w:left w:color="000000" w:space="0" w:sz="4" w:val="single"/>
+              <w:bottom w:color="000000" w:space="0" w:sz="4" w:val="single"/>
+              <w:right w:color="000000" w:space="0" w:sz="4" w:val="single"/>
+            </w:tcBorders>
+            <w:shd w:fill="auto" w:val="clear"/>
+            <w:tcMar>
+              <w:top w:w="20.0" w:type="dxa"/>
+              <w:left w:w="20.0" w:type="dxa"/>
+              <w:bottom w:w="100.0" w:type="dxa"/>
+              <w:right w:w="20.0" w:type="dxa"/>
+            </w:tcMar>
+            <w:vAlign w:val="bottom"/>
+          </w:tcPr>
+          <w:p>
+            <w:pPr>
+              <w:tabs>
+                <w:tab w:val="left" w:leader="none" w:pos="180"/>
+                <w:tab w:val="left" w:leader="none" w:pos="360"/>
+                <w:tab w:val="left" w:leader="none" w:pos="720"/>
+              </w:tabs>
+              <w:rPr>
+                <w:sz w:val="22"/>
+                <w:szCs w:val="22"/>
+              </w:rPr>
+            </w:pPr>
+            <w:r>
+              <w:rPr>
+                <w:rFonts w:ascii="Verdana" w:cs="Verdana" w:eastAsia="Verdana" w:hAnsi="Verdana"/>
+                <w:color w:val="333333"/>
+                <w:sz w:val="22"/>
+                <w:szCs w:val="22"/>
+                <w:rtl w:val="0"/>
+              </w:rPr>
+              <w:t xml:space="preserve">Lock seat when it has already been selected by another user</w:t>
+            </w:r>
+            <w:r>
+              <w:rPr>
+                <w:rtl w:val="0"/>
+              </w:rPr>
+            </w:r>
+          </w:p>
+        </w:tc>
+        <w:tc>
+          <w:tcPr>
+            <w:tcBorders>
+              <w:top w:color="000000" w:space="0" w:sz="4" w:val="single"/>
+              <w:left w:color="000000" w:space="0" w:sz="4" w:val="single"/>
+              <w:bottom w:color="000000" w:space="0" w:sz="4" w:val="single"/>
+              <w:right w:color="000000" w:space="0" w:sz="4" w:val="single"/>
+            </w:tcBorders>
+            <w:shd w:fill="auto" w:val="clear"/>
+            <w:tcMar>
+              <w:top w:w="20.0" w:type="dxa"/>
+              <w:left w:w="20.0" w:type="dxa"/>
+              <w:bottom w:w="100.0" w:type="dxa"/>
+              <w:right w:w="20.0" w:type="dxa"/>
+            </w:tcMar>
+            <w:vAlign w:val="bottom"/>
+          </w:tcPr>
+          <w:p>
+            <w:pPr>
+              <w:tabs>
+                <w:tab w:val="left" w:leader="none" w:pos="180"/>
+                <w:tab w:val="left" w:leader="none" w:pos="360"/>
+                <w:tab w:val="left" w:leader="none" w:pos="720"/>
+              </w:tabs>
+              <w:rPr>
+                <w:sz w:val="22"/>
+                <w:szCs w:val="22"/>
+              </w:rPr>
+            </w:pPr>
+            <w:r>
+              <w:rPr>
+                <w:rFonts w:ascii="Verdana" w:cs="Verdana" w:eastAsia="Verdana" w:hAnsi="Verdana"/>
+                <w:color w:val="333333"/>
+                <w:sz w:val="22"/>
+                <w:szCs w:val="22"/>
+                <w:rtl w:val="0"/>
+              </w:rPr>
+              <w:t xml:space="preserve">Viewing seat availability</w:t>
+            </w:r>
+            <w:r>
+              <w:rPr>
+                <w:rtl w:val="0"/>
+              </w:rPr>
+            </w:r>
+          </w:p>
+        </w:tc>
+        <w:tc>
+          <w:tcPr>
+            <w:tcBorders>
+              <w:top w:color="000000" w:space="0" w:sz="4" w:val="single"/>
+              <w:left w:color="000000" w:space="0" w:sz="4" w:val="single"/>
+              <w:bottom w:color="000000" w:space="0" w:sz="4" w:val="single"/>
+              <w:right w:color="000000" w:space="0" w:sz="4" w:val="single"/>
+            </w:tcBorders>
+            <w:shd w:fill="auto" w:val="clear"/>
+            <w:tcMar>
+              <w:top w:w="20.0" w:type="dxa"/>
+              <w:left w:w="20.0" w:type="dxa"/>
+              <w:bottom w:w="100.0" w:type="dxa"/>
+              <w:right w:w="20.0" w:type="dxa"/>
+            </w:tcMar>
+            <w:vAlign w:val="bottom"/>
+          </w:tcPr>
+          <w:p>
+            <w:pPr>
+              <w:tabs>
+                <w:tab w:val="left" w:leader="none" w:pos="180"/>
+                <w:tab w:val="left" w:leader="none" w:pos="360"/>
+                <w:tab w:val="left" w:leader="none" w:pos="720"/>
+              </w:tabs>
+              <w:rPr>
+                <w:rFonts w:ascii="Verdana" w:cs="Verdana" w:eastAsia="Verdana" w:hAnsi="Verdana"/>
+                <w:color w:val="333333"/>
+                <w:sz w:val="22"/>
+                <w:szCs w:val="22"/>
+              </w:rPr>
+            </w:pPr>
+            <w:r>
+              <w:rPr>
+                <w:rFonts w:ascii="Verdana" w:cs="Verdana" w:eastAsia="Verdana" w:hAnsi="Verdana"/>
+                <w:color w:val="333333"/>
+                <w:sz w:val="22"/>
+                <w:szCs w:val="22"/>
+                <w:rtl w:val="0"/>
+              </w:rPr>
+              <w:t xml:space="preserve">1. Seat selected by another user</w:t>
+            </w:r>
+          </w:p>
+          <w:p>
+            <w:pPr>
+              <w:tabs>
+                <w:tab w:val="left" w:leader="none" w:pos="180"/>
+                <w:tab w:val="left" w:leader="none" w:pos="360"/>
+                <w:tab w:val="left" w:leader="none" w:pos="720"/>
+              </w:tabs>
+              <w:rPr>
+                <w:sz w:val="22"/>
+                <w:szCs w:val="22"/>
+              </w:rPr>
+            </w:pPr>
+            <w:r>
+              <w:rPr>
+                <w:rFonts w:ascii="Verdana" w:cs="Verdana" w:eastAsia="Verdana" w:hAnsi="Verdana"/>
+                <w:color w:val="333333"/>
+                <w:sz w:val="22"/>
+                <w:szCs w:val="22"/>
+                <w:rtl w:val="0"/>
+              </w:rPr>
+              <w:t xml:space="preserve">2. Try to select seat that was just selected</w:t>
+            </w:r>
+            <w:r>
+              <w:rPr>
+                <w:rtl w:val="0"/>
+              </w:rPr>
+            </w:r>
+          </w:p>
+        </w:tc>
+        <w:tc>
+          <w:tcPr>
+            <w:tcBorders>
+              <w:top w:color="000000" w:space="0" w:sz="4" w:val="single"/>
+              <w:left w:color="000000" w:space="0" w:sz="4" w:val="single"/>
+              <w:bottom w:color="000000" w:space="0" w:sz="4" w:val="single"/>
+              <w:right w:color="000000" w:space="0" w:sz="4" w:val="single"/>
+            </w:tcBorders>
+            <w:shd w:fill="auto" w:val="clear"/>
+            <w:tcMar>
+              <w:top w:w="20.0" w:type="dxa"/>
+              <w:left w:w="20.0" w:type="dxa"/>
+              <w:bottom w:w="100.0" w:type="dxa"/>
+              <w:right w:w="20.0" w:type="dxa"/>
+            </w:tcMar>
+            <w:vAlign w:val="bottom"/>
+          </w:tcPr>
+          <w:p>
+            <w:pPr>
+              <w:tabs>
+                <w:tab w:val="left" w:leader="none" w:pos="180"/>
+                <w:tab w:val="left" w:leader="none" w:pos="360"/>
+                <w:tab w:val="left" w:leader="none" w:pos="720"/>
+              </w:tabs>
+              <w:rPr>
+                <w:sz w:val="22"/>
+                <w:szCs w:val="22"/>
+              </w:rPr>
+            </w:pPr>
+            <w:r>
+              <w:rPr>
+                <w:rFonts w:ascii="Verdana" w:cs="Verdana" w:eastAsia="Verdana" w:hAnsi="Verdana"/>
+                <w:color w:val="333333"/>
+                <w:sz w:val="22"/>
+                <w:szCs w:val="22"/>
+                <w:rtl w:val="0"/>
+              </w:rPr>
+              <w:t xml:space="preserve">Selected seat is locked from other users</w:t>
+            </w:r>
+            <w:r>
+              <w:rPr>
+                <w:rtl w:val="0"/>
+              </w:rPr>
+            </w:r>
+          </w:p>
+        </w:tc>
+        <w:tc>
+          <w:tcPr>
+            <w:tcBorders>
+              <w:top w:color="000000" w:space="0" w:sz="4" w:val="single"/>
+              <w:left w:color="000000" w:space="0" w:sz="4" w:val="single"/>
+              <w:bottom w:color="000000" w:space="0" w:sz="4" w:val="single"/>
+              <w:right w:color="000000" w:space="0" w:sz="4" w:val="single"/>
+            </w:tcBorders>
+            <w:shd w:fill="auto" w:val="clear"/>
+            <w:tcMar>
+              <w:top w:w="20.0" w:type="dxa"/>
+              <w:left w:w="20.0" w:type="dxa"/>
+              <w:bottom w:w="100.0" w:type="dxa"/>
+              <w:right w:w="20.0" w:type="dxa"/>
+            </w:tcMar>
+            <w:vAlign w:val="bottom"/>
+          </w:tcPr>
+          <w:p>
+            <w:pPr>
+              <w:tabs>
+                <w:tab w:val="left" w:leader="none" w:pos="180"/>
+                <w:tab w:val="left" w:leader="none" w:pos="360"/>
+                <w:tab w:val="left" w:leader="none" w:pos="720"/>
+              </w:tabs>
+              <w:rPr>
+                <w:sz w:val="22"/>
+                <w:szCs w:val="22"/>
+              </w:rPr>
+            </w:pPr>
+            <w:r>
+              <w:rPr>
+                <w:rFonts w:ascii="Verdana" w:cs="Verdana" w:eastAsia="Verdana" w:hAnsi="Verdana"/>
+                <w:color w:val="333333"/>
+                <w:sz w:val="22"/>
+                <w:szCs w:val="22"/>
+                <w:rtl w:val="0"/>
+              </w:rPr>
+              <w:t xml:space="preserve">Correct seat is locked and cannot be selected by other users</w:t>
+            </w:r>
+            <w:r>
+              <w:rPr>
+                <w:rtl w:val="0"/>
+              </w:rPr>
+            </w:r>
+          </w:p>
+        </w:tc>
+        <w:tc>
+          <w:tcPr>
+            <w:tcBorders>
+              <w:top w:color="000000" w:space="0" w:sz="4" w:val="single"/>
+              <w:left w:color="000000" w:space="0" w:sz="4" w:val="single"/>
+              <w:bottom w:color="000000" w:space="0" w:sz="4" w:val="single"/>
+              <w:right w:color="000000" w:space="0" w:sz="4" w:val="single"/>
+            </w:tcBorders>
+            <w:shd w:fill="92d050" w:val="clear"/>
+            <w:tcMar>
+              <w:top w:w="20.0" w:type="dxa"/>
+              <w:left w:w="20.0" w:type="dxa"/>
+              <w:bottom w:w="100.0" w:type="dxa"/>
+              <w:right w:w="20.0" w:type="dxa"/>
+            </w:tcMar>
+            <w:vAlign w:val="bottom"/>
+          </w:tcPr>
+          <w:p>
+            <w:pPr>
+              <w:tabs>
+                <w:tab w:val="left" w:leader="none" w:pos="180"/>
+                <w:tab w:val="left" w:leader="none" w:pos="360"/>
+                <w:tab w:val="left" w:leader="none" w:pos="720"/>
+              </w:tabs>
+              <w:rPr>
+                <w:sz w:val="22"/>
+                <w:szCs w:val="22"/>
+              </w:rPr>
+            </w:pPr>
+            <w:r>
+              <w:rPr>
+                <w:rFonts w:ascii="Verdana" w:cs="Verdana" w:eastAsia="Verdana" w:hAnsi="Verdana"/>
+                <w:color w:val="333333"/>
+                <w:sz w:val="22"/>
+                <w:szCs w:val="22"/>
+                <w:rtl w:val="0"/>
+              </w:rPr>
+              <w:t xml:space="preserve">Pass</w:t>
+            </w:r>
+            <w:r>
+              <w:rPr>
+                <w:rtl w:val="0"/>
+              </w:rPr>
+            </w:r>
+          </w:p>
+        </w:tc>
+        <w:tc>
+          <w:tcPr>
+            <w:tcBorders>
+              <w:top w:color="000000" w:space="0" w:sz="4" w:val="single"/>
+              <w:left w:color="000000" w:space="0" w:sz="4" w:val="single"/>
+              <w:bottom w:color="000000" w:space="0" w:sz="4" w:val="single"/>
+              <w:right w:color="000000" w:space="0" w:sz="4" w:val="single"/>
+            </w:tcBorders>
+            <w:shd w:fill="auto" w:val="clear"/>
+            <w:tcMar>
+              <w:top w:w="20.0" w:type="dxa"/>
+              <w:left w:w="20.0" w:type="dxa"/>
+              <w:bottom w:w="100.0" w:type="dxa"/>
+              <w:right w:w="20.0" w:type="dxa"/>
+            </w:tcMar>
+            <w:vAlign w:val="bottom"/>
+          </w:tcPr>
+          <w:p>
+            <w:pPr>
+              <w:tabs>
+                <w:tab w:val="left" w:leader="none" w:pos="180"/>
+                <w:tab w:val="left" w:leader="none" w:pos="360"/>
+                <w:tab w:val="left" w:leader="none" w:pos="720"/>
+              </w:tabs>
+              <w:rPr>
+                <w:sz w:val="22"/>
+                <w:szCs w:val="22"/>
+              </w:rPr>
+            </w:pPr>
+            <w:r>
+              <w:rPr>
+                <w:rFonts w:ascii="Verdana" w:cs="Verdana" w:eastAsia="Verdana" w:hAnsi="Verdana"/>
+                <w:color w:val="333333"/>
+                <w:sz w:val="22"/>
+                <w:szCs w:val="22"/>
+                <w:rtl w:val="0"/>
+              </w:rPr>
+              <w:t xml:space="preserve">Unit_Tester_01</w:t>
+            </w:r>
+            <w:r>
+              <w:rPr>
+                <w:rtl w:val="0"/>
+              </w:rPr>
+            </w:r>
+          </w:p>
+        </w:tc>
+      </w:tr>
+      <w:tr>
+        <w:trPr>
+          <w:cantSplit w:val="0"/>
+          <w:trHeight w:val="1975" w:hRule="atLeast"/>
+          <w:tblHeader w:val="0"/>
+        </w:trPr>
+        <w:tc>
+          <w:tcPr>
+            <w:tcBorders>
+              <w:top w:color="000000" w:space="0" w:sz="4" w:val="single"/>
+              <w:left w:color="000000" w:space="0" w:sz="4" w:val="single"/>
+              <w:bottom w:color="000000" w:space="0" w:sz="4" w:val="single"/>
+              <w:right w:color="000000" w:space="0" w:sz="4" w:val="single"/>
+            </w:tcBorders>
+            <w:shd w:fill="auto" w:val="clear"/>
+            <w:tcMar>
+              <w:top w:w="20.0" w:type="dxa"/>
+              <w:left w:w="20.0" w:type="dxa"/>
+              <w:bottom w:w="100.0" w:type="dxa"/>
+              <w:right w:w="20.0" w:type="dxa"/>
+            </w:tcMar>
+            <w:vAlign w:val="bottom"/>
+          </w:tcPr>
+          <w:p>
+            <w:pPr>
+              <w:tabs>
+                <w:tab w:val="left" w:leader="none" w:pos="180"/>
+                <w:tab w:val="left" w:leader="none" w:pos="360"/>
+                <w:tab w:val="left" w:leader="none" w:pos="720"/>
+              </w:tabs>
+              <w:rPr>
+                <w:sz w:val="22"/>
+                <w:szCs w:val="22"/>
+              </w:rPr>
+            </w:pPr>
+            <w:r>
+              <w:rPr>
+                <w:rFonts w:ascii="Verdana" w:cs="Verdana" w:eastAsia="Verdana" w:hAnsi="Verdana"/>
+                <w:color w:val="333333"/>
+                <w:sz w:val="22"/>
+                <w:szCs w:val="22"/>
+                <w:rtl w:val="0"/>
+              </w:rPr>
+              <w:t xml:space="preserve">TC-008</w:t>
+            </w:r>
+            <w:r>
+              <w:rPr>
+                <w:rtl w:val="0"/>
+              </w:rPr>
+            </w:r>
+          </w:p>
+        </w:tc>
+        <w:tc>
+          <w:tcPr>
+            <w:tcBorders>
+              <w:top w:color="000000" w:space="0" w:sz="4" w:val="single"/>
+              <w:left w:color="000000" w:space="0" w:sz="4" w:val="single"/>
+              <w:bottom w:color="000000" w:space="0" w:sz="4" w:val="single"/>
+              <w:right w:color="000000" w:space="0" w:sz="4" w:val="single"/>
+            </w:tcBorders>
+            <w:shd w:fill="auto" w:val="clear"/>
+            <w:tcMar>
+              <w:top w:w="20.0" w:type="dxa"/>
+              <w:left w:w="20.0" w:type="dxa"/>
+              <w:bottom w:w="100.0" w:type="dxa"/>
+              <w:right w:w="20.0" w:type="dxa"/>
+            </w:tcMar>
+            <w:vAlign w:val="bottom"/>
+          </w:tcPr>
+          <w:p>
+            <w:pPr>
+              <w:tabs>
+                <w:tab w:val="left" w:leader="none" w:pos="180"/>
+                <w:tab w:val="left" w:leader="none" w:pos="360"/>
+                <w:tab w:val="left" w:leader="none" w:pos="720"/>
+              </w:tabs>
+              <w:rPr>
+                <w:sz w:val="22"/>
+                <w:szCs w:val="22"/>
+              </w:rPr>
+            </w:pPr>
+            <w:r>
+              <w:rPr>
+                <w:rFonts w:ascii="Verdana" w:cs="Verdana" w:eastAsia="Verdana" w:hAnsi="Verdana"/>
+                <w:color w:val="333333"/>
+                <w:sz w:val="22"/>
+                <w:szCs w:val="22"/>
+                <w:rtl w:val="0"/>
+              </w:rPr>
+              <w:t xml:space="preserve">Unit</w:t>
+            </w:r>
+            <w:r>
+              <w:rPr>
+                <w:rtl w:val="0"/>
+              </w:rPr>
+            </w:r>
+          </w:p>
+        </w:tc>
+        <w:tc>
+          <w:tcPr>
+            <w:tcBorders>
+              <w:top w:color="000000" w:space="0" w:sz="4" w:val="single"/>
+              <w:left w:color="000000" w:space="0" w:sz="4" w:val="single"/>
+              <w:bottom w:color="000000" w:space="0" w:sz="4" w:val="single"/>
+              <w:right w:color="000000" w:space="0" w:sz="4" w:val="single"/>
+            </w:tcBorders>
+            <w:shd w:fill="auto" w:val="clear"/>
+            <w:tcMar>
+              <w:top w:w="20.0" w:type="dxa"/>
+              <w:left w:w="20.0" w:type="dxa"/>
+              <w:bottom w:w="100.0" w:type="dxa"/>
+              <w:right w:w="20.0" w:type="dxa"/>
+            </w:tcMar>
+            <w:vAlign w:val="bottom"/>
+          </w:tcPr>
+          <w:p>
+            <w:pPr>
+              <w:tabs>
+                <w:tab w:val="left" w:leader="none" w:pos="180"/>
+                <w:tab w:val="left" w:leader="none" w:pos="360"/>
+                <w:tab w:val="left" w:leader="none" w:pos="720"/>
+              </w:tabs>
+              <w:rPr>
+                <w:sz w:val="22"/>
+                <w:szCs w:val="22"/>
+              </w:rPr>
+            </w:pPr>
+            <w:r>
+              <w:rPr>
+                <w:rFonts w:ascii="Verdana" w:cs="Verdana" w:eastAsia="Verdana" w:hAnsi="Verdana"/>
+                <w:color w:val="333333"/>
+                <w:sz w:val="22"/>
+                <w:szCs w:val="22"/>
+                <w:rtl w:val="0"/>
+              </w:rPr>
+              <w:t xml:space="preserve">UpdateAvailability</w:t>
+            </w:r>
+            <w:r>
+              <w:rPr>
+                <w:rtl w:val="0"/>
+              </w:rPr>
+            </w:r>
+          </w:p>
+        </w:tc>
+        <w:tc>
+          <w:tcPr>
+            <w:tcBorders>
+              <w:top w:color="000000" w:space="0" w:sz="4" w:val="single"/>
+              <w:left w:color="000000" w:space="0" w:sz="4" w:val="single"/>
+              <w:bottom w:color="000000" w:space="0" w:sz="4" w:val="single"/>
+              <w:right w:color="000000" w:space="0" w:sz="4" w:val="single"/>
+            </w:tcBorders>
+            <w:shd w:fill="auto" w:val="clear"/>
+            <w:tcMar>
+              <w:top w:w="20.0" w:type="dxa"/>
+              <w:left w:w="20.0" w:type="dxa"/>
+              <w:bottom w:w="100.0" w:type="dxa"/>
+              <w:right w:w="20.0" w:type="dxa"/>
+            </w:tcMar>
+            <w:vAlign w:val="bottom"/>
+          </w:tcPr>
+          <w:p>
+            <w:pPr>
+              <w:tabs>
+                <w:tab w:val="left" w:leader="none" w:pos="180"/>
+                <w:tab w:val="left" w:leader="none" w:pos="360"/>
+                <w:tab w:val="left" w:leader="none" w:pos="720"/>
+              </w:tabs>
+              <w:rPr>
+                <w:sz w:val="22"/>
+                <w:szCs w:val="22"/>
+              </w:rPr>
+            </w:pPr>
+            <w:r>
+              <w:rPr>
+                <w:rFonts w:ascii="Verdana" w:cs="Verdana" w:eastAsia="Verdana" w:hAnsi="Verdana"/>
+                <w:color w:val="333333"/>
+                <w:sz w:val="22"/>
+                <w:szCs w:val="22"/>
+                <w:rtl w:val="0"/>
+              </w:rPr>
+              <w:t xml:space="preserve">P0</w:t>
+            </w:r>
+            <w:r>
+              <w:rPr>
+                <w:rtl w:val="0"/>
+              </w:rPr>
+            </w:r>
+          </w:p>
+        </w:tc>
+        <w:tc>
+          <w:tcPr>
+            <w:tcBorders>
+              <w:top w:color="000000" w:space="0" w:sz="4" w:val="single"/>
+              <w:left w:color="000000" w:space="0" w:sz="4" w:val="single"/>
+              <w:bottom w:color="000000" w:space="0" w:sz="4" w:val="single"/>
+              <w:right w:color="000000" w:space="0" w:sz="4" w:val="single"/>
+            </w:tcBorders>
+            <w:shd w:fill="auto" w:val="clear"/>
+            <w:tcMar>
+              <w:top w:w="20.0" w:type="dxa"/>
+              <w:left w:w="20.0" w:type="dxa"/>
+              <w:bottom w:w="100.0" w:type="dxa"/>
+              <w:right w:w="20.0" w:type="dxa"/>
+            </w:tcMar>
+            <w:vAlign w:val="bottom"/>
+          </w:tcPr>
+          <w:p>
+            <w:pPr>
+              <w:tabs>
+                <w:tab w:val="left" w:leader="none" w:pos="180"/>
+                <w:tab w:val="left" w:leader="none" w:pos="360"/>
+                <w:tab w:val="left" w:leader="none" w:pos="720"/>
+              </w:tabs>
+              <w:rPr>
+                <w:sz w:val="22"/>
+                <w:szCs w:val="22"/>
+              </w:rPr>
+            </w:pPr>
+            <w:r>
+              <w:rPr>
+                <w:rFonts w:ascii="Verdana" w:cs="Verdana" w:eastAsia="Verdana" w:hAnsi="Verdana"/>
+                <w:color w:val="333333"/>
+                <w:sz w:val="22"/>
+                <w:szCs w:val="22"/>
+                <w:rtl w:val="0"/>
+              </w:rPr>
+              <w:t xml:space="preserve">Verify that the UpdateAvailability works correctly, updating seat status after a seat is locked, purchased, or released.</w:t>
+            </w:r>
+            <w:r>
+              <w:rPr>
+                <w:rtl w:val="0"/>
+              </w:rPr>
+            </w:r>
+          </w:p>
+        </w:tc>
+        <w:tc>
+          <w:tcPr>
+            <w:tcBorders>
+              <w:top w:color="000000" w:space="0" w:sz="4" w:val="single"/>
+              <w:left w:color="000000" w:space="0" w:sz="4" w:val="single"/>
+              <w:bottom w:color="000000" w:space="0" w:sz="4" w:val="single"/>
+              <w:right w:color="000000" w:space="0" w:sz="4" w:val="single"/>
+            </w:tcBorders>
+            <w:shd w:fill="auto" w:val="clear"/>
+            <w:tcMar>
+              <w:top w:w="20.0" w:type="dxa"/>
+              <w:left w:w="20.0" w:type="dxa"/>
+              <w:bottom w:w="100.0" w:type="dxa"/>
+              <w:right w:w="20.0" w:type="dxa"/>
+            </w:tcMar>
+            <w:vAlign w:val="bottom"/>
+          </w:tcPr>
+          <w:p>
+            <w:pPr>
+              <w:tabs>
+                <w:tab w:val="left" w:leader="none" w:pos="180"/>
+                <w:tab w:val="left" w:leader="none" w:pos="360"/>
+                <w:tab w:val="left" w:leader="none" w:pos="720"/>
+              </w:tabs>
+              <w:rPr>
+                <w:rFonts w:ascii="Verdana" w:cs="Verdana" w:eastAsia="Verdana" w:hAnsi="Verdana"/>
+                <w:color w:val="333333"/>
+                <w:sz w:val="22"/>
+                <w:szCs w:val="22"/>
+              </w:rPr>
+            </w:pPr>
+            <w:r>
+              <w:rPr>
+                <w:rFonts w:ascii="Verdana" w:cs="Verdana" w:eastAsia="Verdana" w:hAnsi="Verdana"/>
+                <w:color w:val="333333"/>
+                <w:sz w:val="22"/>
+                <w:szCs w:val="22"/>
+                <w:rtl w:val="0"/>
+              </w:rPr>
+              <w:t xml:space="preserve">A valid movie and showtime exist</w:t>
+            </w:r>
+          </w:p>
+          <w:p>
+            <w:pPr>
+              <w:tabs>
+                <w:tab w:val="left" w:leader="none" w:pos="180"/>
+                <w:tab w:val="left" w:leader="none" w:pos="360"/>
+                <w:tab w:val="left" w:leader="none" w:pos="720"/>
+              </w:tabs>
+              <w:rPr>
+                <w:rFonts w:ascii="Verdana" w:cs="Verdana" w:eastAsia="Verdana" w:hAnsi="Verdana"/>
+                <w:color w:val="333333"/>
+                <w:sz w:val="22"/>
+                <w:szCs w:val="22"/>
+              </w:rPr>
+            </w:pPr>
+            <w:r>
+              <w:rPr>
+                <w:rFonts w:ascii="Verdana" w:cs="Verdana" w:eastAsia="Verdana" w:hAnsi="Verdana"/>
+                <w:color w:val="333333"/>
+                <w:sz w:val="22"/>
+                <w:szCs w:val="22"/>
+                <w:rtl w:val="0"/>
+              </w:rPr>
+              <w:t xml:space="preserve">A seat is available</w:t>
+            </w:r>
+          </w:p>
+          <w:p>
+            <w:pPr>
+              <w:tabs>
+                <w:tab w:val="left" w:leader="none" w:pos="180"/>
+                <w:tab w:val="left" w:leader="none" w:pos="360"/>
+                <w:tab w:val="left" w:leader="none" w:pos="720"/>
+              </w:tabs>
+              <w:rPr>
+                <w:sz w:val="22"/>
+                <w:szCs w:val="22"/>
+              </w:rPr>
+            </w:pPr>
+            <w:r>
+              <w:rPr>
+                <w:rFonts w:ascii="Verdana" w:cs="Verdana" w:eastAsia="Verdana" w:hAnsi="Verdana"/>
+                <w:color w:val="333333"/>
+                <w:sz w:val="22"/>
+                <w:szCs w:val="22"/>
+                <w:rtl w:val="0"/>
+              </w:rPr>
+              <w:t xml:space="preserve">Seat map is loaded</w:t>
+            </w:r>
+            <w:r>
+              <w:rPr>
+                <w:rtl w:val="0"/>
+              </w:rPr>
+            </w:r>
+          </w:p>
+        </w:tc>
+        <w:tc>
+          <w:tcPr>
+            <w:tcBorders>
+              <w:top w:color="000000" w:space="0" w:sz="4" w:val="single"/>
+              <w:left w:color="000000" w:space="0" w:sz="4" w:val="single"/>
+              <w:bottom w:color="000000" w:space="0" w:sz="4" w:val="single"/>
+              <w:right w:color="000000" w:space="0" w:sz="4" w:val="single"/>
+            </w:tcBorders>
+            <w:shd w:fill="auto" w:val="clear"/>
+            <w:tcMar>
+              <w:top w:w="20.0" w:type="dxa"/>
+              <w:left w:w="20.0" w:type="dxa"/>
+              <w:bottom w:w="100.0" w:type="dxa"/>
+              <w:right w:w="20.0" w:type="dxa"/>
+            </w:tcMar>
+            <w:vAlign w:val="bottom"/>
+          </w:tcPr>
+          <w:p>
+            <w:pPr>
+              <w:tabs>
+                <w:tab w:val="left" w:leader="none" w:pos="180"/>
+                <w:tab w:val="left" w:leader="none" w:pos="360"/>
+                <w:tab w:val="left" w:leader="none" w:pos="720"/>
+              </w:tabs>
+              <w:rPr>
+                <w:rFonts w:ascii="Verdana" w:cs="Verdana" w:eastAsia="Verdana" w:hAnsi="Verdana"/>
+                <w:color w:val="333333"/>
+                <w:sz w:val="22"/>
+                <w:szCs w:val="22"/>
+              </w:rPr>
+            </w:pPr>
+            <w:r>
+              <w:rPr>
+                <w:rFonts w:ascii="Verdana" w:cs="Verdana" w:eastAsia="Verdana" w:hAnsi="Verdana"/>
+                <w:color w:val="333333"/>
+                <w:sz w:val="22"/>
+                <w:szCs w:val="22"/>
+                <w:rtl w:val="0"/>
+              </w:rPr>
+              <w:t xml:space="preserve">1. Lock seat</w:t>
+            </w:r>
+          </w:p>
+          <w:p>
+            <w:pPr>
+              <w:tabs>
+                <w:tab w:val="left" w:leader="none" w:pos="180"/>
+                <w:tab w:val="left" w:leader="none" w:pos="360"/>
+                <w:tab w:val="left" w:leader="none" w:pos="720"/>
+              </w:tabs>
+              <w:rPr>
+                <w:rFonts w:ascii="Verdana" w:cs="Verdana" w:eastAsia="Verdana" w:hAnsi="Verdana"/>
+                <w:color w:val="333333"/>
+                <w:sz w:val="22"/>
+                <w:szCs w:val="22"/>
+              </w:rPr>
+            </w:pPr>
+            <w:r>
+              <w:rPr>
+                <w:rFonts w:ascii="Verdana" w:cs="Verdana" w:eastAsia="Verdana" w:hAnsi="Verdana"/>
+                <w:color w:val="333333"/>
+                <w:sz w:val="22"/>
+                <w:szCs w:val="22"/>
+                <w:rtl w:val="0"/>
+              </w:rPr>
+              <w:t xml:space="preserve">2. Complete purchase or release seat</w:t>
+            </w:r>
+          </w:p>
+          <w:p>
+            <w:pPr>
+              <w:tabs>
+                <w:tab w:val="left" w:leader="none" w:pos="180"/>
+                <w:tab w:val="left" w:leader="none" w:pos="360"/>
+                <w:tab w:val="left" w:leader="none" w:pos="720"/>
+              </w:tabs>
+              <w:rPr>
+                <w:sz w:val="22"/>
+                <w:szCs w:val="22"/>
+              </w:rPr>
+            </w:pPr>
+            <w:r>
+              <w:rPr>
+                <w:rFonts w:ascii="Verdana" w:cs="Verdana" w:eastAsia="Verdana" w:hAnsi="Verdana"/>
+                <w:color w:val="333333"/>
+                <w:sz w:val="22"/>
+                <w:szCs w:val="22"/>
+                <w:rtl w:val="0"/>
+              </w:rPr>
+              <w:t xml:space="preserve">3. Refresh seat map</w:t>
+            </w:r>
+            <w:r>
+              <w:rPr>
+                <w:rtl w:val="0"/>
+              </w:rPr>
+            </w:r>
+          </w:p>
+        </w:tc>
+        <w:tc>
+          <w:tcPr>
+            <w:tcBorders>
+              <w:top w:color="000000" w:space="0" w:sz="4" w:val="single"/>
+              <w:left w:color="000000" w:space="0" w:sz="4" w:val="single"/>
+              <w:bottom w:color="000000" w:space="0" w:sz="4" w:val="single"/>
+              <w:right w:color="000000" w:space="0" w:sz="4" w:val="single"/>
+            </w:tcBorders>
+            <w:shd w:fill="auto" w:val="clear"/>
+            <w:tcMar>
+              <w:top w:w="20.0" w:type="dxa"/>
+              <w:left w:w="20.0" w:type="dxa"/>
+              <w:bottom w:w="100.0" w:type="dxa"/>
+              <w:right w:w="20.0" w:type="dxa"/>
+            </w:tcMar>
+            <w:vAlign w:val="bottom"/>
+          </w:tcPr>
+          <w:p>
+            <w:pPr>
+              <w:tabs>
+                <w:tab w:val="left" w:leader="none" w:pos="180"/>
+                <w:tab w:val="left" w:leader="none" w:pos="360"/>
+                <w:tab w:val="left" w:leader="none" w:pos="720"/>
+              </w:tabs>
+              <w:rPr>
+                <w:sz w:val="22"/>
+                <w:szCs w:val="22"/>
+              </w:rPr>
+            </w:pPr>
+            <w:r>
+              <w:rPr>
+                <w:rFonts w:ascii="Verdana" w:cs="Verdana" w:eastAsia="Verdana" w:hAnsi="Verdana"/>
+                <w:color w:val="333333"/>
+                <w:sz w:val="22"/>
+                <w:szCs w:val="22"/>
+                <w:rtl w:val="0"/>
+              </w:rPr>
+              <w:t xml:space="preserve">Seat status updates correctly after each action</w:t>
+            </w:r>
+            <w:r>
+              <w:rPr>
+                <w:rtl w:val="0"/>
+              </w:rPr>
+            </w:r>
+          </w:p>
+        </w:tc>
+        <w:tc>
+          <w:tcPr>
+            <w:tcBorders>
+              <w:top w:color="000000" w:space="0" w:sz="4" w:val="single"/>
+              <w:left w:color="000000" w:space="0" w:sz="4" w:val="single"/>
+              <w:bottom w:color="000000" w:space="0" w:sz="4" w:val="single"/>
+              <w:right w:color="000000" w:space="0" w:sz="4" w:val="single"/>
+            </w:tcBorders>
+            <w:shd w:fill="auto" w:val="clear"/>
+            <w:tcMar>
+              <w:top w:w="20.0" w:type="dxa"/>
+              <w:left w:w="20.0" w:type="dxa"/>
+              <w:bottom w:w="100.0" w:type="dxa"/>
+              <w:right w:w="20.0" w:type="dxa"/>
+            </w:tcMar>
+            <w:vAlign w:val="bottom"/>
+          </w:tcPr>
+          <w:p>
+            <w:pPr>
+              <w:tabs>
+                <w:tab w:val="left" w:leader="none" w:pos="180"/>
+                <w:tab w:val="left" w:leader="none" w:pos="360"/>
+                <w:tab w:val="left" w:leader="none" w:pos="720"/>
+              </w:tabs>
+              <w:rPr>
+                <w:sz w:val="22"/>
+                <w:szCs w:val="22"/>
+              </w:rPr>
+            </w:pPr>
+            <w:r>
+              <w:rPr>
+                <w:rFonts w:ascii="Verdana" w:cs="Verdana" w:eastAsia="Verdana" w:hAnsi="Verdana"/>
+                <w:color w:val="333333"/>
+                <w:sz w:val="22"/>
+                <w:szCs w:val="22"/>
+                <w:rtl w:val="0"/>
+              </w:rPr>
+              <w:t xml:space="preserve">Seat map reflects correct availability</w:t>
+            </w:r>
+            <w:r>
+              <w:rPr>
+                <w:rtl w:val="0"/>
+              </w:rPr>
+            </w:r>
+          </w:p>
+        </w:tc>
+        <w:tc>
+          <w:tcPr>
+            <w:tcBorders>
+              <w:top w:color="000000" w:space="0" w:sz="4" w:val="single"/>
+              <w:left w:color="000000" w:space="0" w:sz="4" w:val="single"/>
+              <w:bottom w:color="000000" w:space="0" w:sz="4" w:val="single"/>
+              <w:right w:color="000000" w:space="0" w:sz="4" w:val="single"/>
+            </w:tcBorders>
+            <w:shd w:fill="92d050" w:val="clear"/>
+            <w:tcMar>
+              <w:top w:w="20.0" w:type="dxa"/>
+              <w:left w:w="20.0" w:type="dxa"/>
+              <w:bottom w:w="100.0" w:type="dxa"/>
+              <w:right w:w="20.0" w:type="dxa"/>
+            </w:tcMar>
+            <w:vAlign w:val="bottom"/>
+          </w:tcPr>
+          <w:p>
+            <w:pPr>
+              <w:tabs>
+                <w:tab w:val="left" w:leader="none" w:pos="180"/>
+                <w:tab w:val="left" w:leader="none" w:pos="360"/>
+                <w:tab w:val="left" w:leader="none" w:pos="720"/>
+              </w:tabs>
+              <w:rPr>
+                <w:sz w:val="22"/>
+                <w:szCs w:val="22"/>
+              </w:rPr>
+            </w:pPr>
+            <w:r>
+              <w:rPr>
+                <w:rFonts w:ascii="Verdana" w:cs="Verdana" w:eastAsia="Verdana" w:hAnsi="Verdana"/>
+                <w:color w:val="333333"/>
+                <w:sz w:val="22"/>
+                <w:szCs w:val="22"/>
+                <w:rtl w:val="0"/>
+              </w:rPr>
+              <w:t xml:space="preserve">Pass</w:t>
+            </w:r>
+            <w:r>
+              <w:rPr>
+                <w:rtl w:val="0"/>
+              </w:rPr>
+            </w:r>
+          </w:p>
+        </w:tc>
+        <w:tc>
+          <w:tcPr>
+            <w:tcBorders>
+              <w:top w:color="000000" w:space="0" w:sz="4" w:val="single"/>
+              <w:left w:color="000000" w:space="0" w:sz="4" w:val="single"/>
+              <w:bottom w:color="000000" w:space="0" w:sz="4" w:val="single"/>
+              <w:right w:color="000000" w:space="0" w:sz="4" w:val="single"/>
+            </w:tcBorders>
+            <w:shd w:fill="auto" w:val="clear"/>
+            <w:tcMar>
+              <w:top w:w="20.0" w:type="dxa"/>
+              <w:left w:w="20.0" w:type="dxa"/>
+              <w:bottom w:w="100.0" w:type="dxa"/>
+              <w:right w:w="20.0" w:type="dxa"/>
+            </w:tcMar>
+            <w:vAlign w:val="bottom"/>
+          </w:tcPr>
+          <w:p>
+            <w:pPr>
+              <w:tabs>
+                <w:tab w:val="left" w:leader="none" w:pos="180"/>
+                <w:tab w:val="left" w:leader="none" w:pos="360"/>
+                <w:tab w:val="left" w:leader="none" w:pos="720"/>
+              </w:tabs>
+              <w:rPr>
+                <w:sz w:val="22"/>
+                <w:szCs w:val="22"/>
+              </w:rPr>
+            </w:pPr>
+            <w:r>
+              <w:rPr>
+                <w:rFonts w:ascii="Verdana" w:cs="Verdana" w:eastAsia="Verdana" w:hAnsi="Verdana"/>
+                <w:color w:val="333333"/>
+                <w:sz w:val="22"/>
+                <w:szCs w:val="22"/>
+                <w:rtl w:val="0"/>
+              </w:rPr>
+              <w:t xml:space="preserve">Unit_Tester_02</w:t>
+            </w:r>
+            <w:r>
+              <w:rPr>
+                <w:rtl w:val="0"/>
+              </w:rPr>
+            </w:r>
+          </w:p>
+        </w:tc>
+      </w:tr>
+      <w:tr>
+        <w:trPr>
+          <w:cantSplit w:val="0"/>
+          <w:trHeight w:val="1375" w:hRule="atLeast"/>
+          <w:tblHeader w:val="0"/>
+        </w:trPr>
+        <w:tc>
+          <w:tcPr>
+            <w:tcBorders>
+              <w:top w:color="000000" w:space="0" w:sz="4" w:val="single"/>
+              <w:left w:color="000000" w:space="0" w:sz="4" w:val="single"/>
+              <w:bottom w:color="000000" w:space="0" w:sz="4" w:val="single"/>
+              <w:right w:color="000000" w:space="0" w:sz="4" w:val="single"/>
+            </w:tcBorders>
+            <w:shd w:fill="auto" w:val="clear"/>
+            <w:tcMar>
+              <w:top w:w="20.0" w:type="dxa"/>
+              <w:left w:w="20.0" w:type="dxa"/>
+              <w:bottom w:w="100.0" w:type="dxa"/>
+              <w:right w:w="20.0" w:type="dxa"/>
+            </w:tcMar>
+            <w:vAlign w:val="bottom"/>
+          </w:tcPr>
+          <w:p>
+            <w:pPr>
+              <w:tabs>
+                <w:tab w:val="left" w:leader="none" w:pos="180"/>
+                <w:tab w:val="left" w:leader="none" w:pos="360"/>
+                <w:tab w:val="left" w:leader="none" w:pos="720"/>
+              </w:tabs>
+              <w:rPr>
+                <w:sz w:val="22"/>
+                <w:szCs w:val="22"/>
+              </w:rPr>
+            </w:pPr>
+            <w:r>
+              <w:rPr>
+                <w:rFonts w:ascii="Verdana" w:cs="Verdana" w:eastAsia="Verdana" w:hAnsi="Verdana"/>
+                <w:color w:val="333333"/>
+                <w:sz w:val="22"/>
+                <w:szCs w:val="22"/>
+                <w:rtl w:val="0"/>
+              </w:rPr>
+              <w:t xml:space="preserve">TC-009</w:t>
+            </w:r>
+            <w:r>
+              <w:rPr>
+                <w:rtl w:val="0"/>
+              </w:rPr>
+            </w:r>
+          </w:p>
+        </w:tc>
+        <w:tc>
+          <w:tcPr>
+            <w:tcBorders>
+              <w:top w:color="000000" w:space="0" w:sz="4" w:val="single"/>
+              <w:left w:color="000000" w:space="0" w:sz="4" w:val="single"/>
+              <w:bottom w:color="000000" w:space="0" w:sz="4" w:val="single"/>
+              <w:right w:color="000000" w:space="0" w:sz="4" w:val="single"/>
+            </w:tcBorders>
+            <w:shd w:fill="auto" w:val="clear"/>
+            <w:tcMar>
+              <w:top w:w="20.0" w:type="dxa"/>
+              <w:left w:w="20.0" w:type="dxa"/>
+              <w:bottom w:w="100.0" w:type="dxa"/>
+              <w:right w:w="20.0" w:type="dxa"/>
+            </w:tcMar>
+            <w:vAlign w:val="bottom"/>
+          </w:tcPr>
+          <w:p>
+            <w:pPr>
+              <w:tabs>
+                <w:tab w:val="left" w:leader="none" w:pos="180"/>
+                <w:tab w:val="left" w:leader="none" w:pos="360"/>
+                <w:tab w:val="left" w:leader="none" w:pos="720"/>
+              </w:tabs>
+              <w:rPr>
+                <w:sz w:val="22"/>
+                <w:szCs w:val="22"/>
+              </w:rPr>
+            </w:pPr>
+            <w:r>
+              <w:rPr>
+                <w:rFonts w:ascii="Verdana" w:cs="Verdana" w:eastAsia="Verdana" w:hAnsi="Verdana"/>
+                <w:color w:val="333333"/>
+                <w:sz w:val="22"/>
+                <w:szCs w:val="22"/>
+                <w:rtl w:val="0"/>
+              </w:rPr>
+              <w:t xml:space="preserve">System</w:t>
+            </w:r>
+            <w:r>
+              <w:rPr>
+                <w:rtl w:val="0"/>
+              </w:rPr>
+            </w:r>
+          </w:p>
+        </w:tc>
+        <w:tc>
+          <w:tcPr>
+            <w:tcBorders>
+              <w:top w:color="000000" w:space="0" w:sz="4" w:val="single"/>
+              <w:left w:color="000000" w:space="0" w:sz="4" w:val="single"/>
+              <w:bottom w:color="000000" w:space="0" w:sz="4" w:val="single"/>
+              <w:right w:color="000000" w:space="0" w:sz="4" w:val="single"/>
+            </w:tcBorders>
+            <w:shd w:fill="auto" w:val="clear"/>
+            <w:tcMar>
+              <w:top w:w="20.0" w:type="dxa"/>
+              <w:left w:w="20.0" w:type="dxa"/>
+              <w:bottom w:w="100.0" w:type="dxa"/>
+              <w:right w:w="20.0" w:type="dxa"/>
+            </w:tcMar>
+            <w:vAlign w:val="bottom"/>
+          </w:tcPr>
+          <w:p>
+            <w:pPr>
+              <w:tabs>
+                <w:tab w:val="left" w:leader="none" w:pos="180"/>
+                <w:tab w:val="left" w:leader="none" w:pos="360"/>
+                <w:tab w:val="left" w:leader="none" w:pos="720"/>
+              </w:tabs>
+              <w:rPr>
+                <w:sz w:val="22"/>
+                <w:szCs w:val="22"/>
+              </w:rPr>
+            </w:pPr>
+            <w:r>
+              <w:rPr>
+                <w:rFonts w:ascii="Verdana" w:cs="Verdana" w:eastAsia="Verdana" w:hAnsi="Verdana"/>
+                <w:color w:val="333333"/>
+                <w:sz w:val="22"/>
+                <w:szCs w:val="22"/>
+                <w:rtl w:val="0"/>
+              </w:rPr>
+              <w:t xml:space="preserve">End to End Concession Purchase</w:t>
+            </w:r>
+            <w:r>
+              <w:rPr>
+                <w:rtl w:val="0"/>
+              </w:rPr>
+            </w:r>
+          </w:p>
+        </w:tc>
+        <w:tc>
+          <w:tcPr>
+            <w:tcBorders>
+              <w:top w:color="000000" w:space="0" w:sz="4" w:val="single"/>
+              <w:left w:color="000000" w:space="0" w:sz="4" w:val="single"/>
+              <w:bottom w:color="000000" w:space="0" w:sz="4" w:val="single"/>
+              <w:right w:color="000000" w:space="0" w:sz="4" w:val="single"/>
+            </w:tcBorders>
+            <w:shd w:fill="auto" w:val="clear"/>
+            <w:tcMar>
+              <w:top w:w="20.0" w:type="dxa"/>
+              <w:left w:w="20.0" w:type="dxa"/>
+              <w:bottom w:w="100.0" w:type="dxa"/>
+              <w:right w:w="20.0" w:type="dxa"/>
+            </w:tcMar>
+            <w:vAlign w:val="bottom"/>
+          </w:tcPr>
+          <w:p>
+            <w:pPr>
+              <w:tabs>
+                <w:tab w:val="left" w:leader="none" w:pos="180"/>
+                <w:tab w:val="left" w:leader="none" w:pos="360"/>
+                <w:tab w:val="left" w:leader="none" w:pos="720"/>
+              </w:tabs>
+              <w:rPr>
+                <w:sz w:val="22"/>
+                <w:szCs w:val="22"/>
+              </w:rPr>
+            </w:pPr>
+            <w:r>
+              <w:rPr>
+                <w:rFonts w:ascii="Verdana" w:cs="Verdana" w:eastAsia="Verdana" w:hAnsi="Verdana"/>
+                <w:color w:val="333333"/>
+                <w:sz w:val="22"/>
+                <w:szCs w:val="22"/>
+                <w:rtl w:val="0"/>
+              </w:rPr>
+              <w:t xml:space="preserve">P1</w:t>
+            </w:r>
+            <w:r>
+              <w:rPr>
+                <w:rtl w:val="0"/>
+              </w:rPr>
+            </w:r>
+          </w:p>
+        </w:tc>
+        <w:tc>
+          <w:tcPr>
+            <w:tcBorders>
+              <w:top w:color="000000" w:space="0" w:sz="4" w:val="single"/>
+              <w:left w:color="000000" w:space="0" w:sz="4" w:val="single"/>
+              <w:bottom w:color="000000" w:space="0" w:sz="4" w:val="single"/>
+              <w:right w:color="000000" w:space="0" w:sz="4" w:val="single"/>
+            </w:tcBorders>
+            <w:shd w:fill="auto" w:val="clear"/>
+            <w:tcMar>
+              <w:top w:w="20.0" w:type="dxa"/>
+              <w:left w:w="20.0" w:type="dxa"/>
+              <w:bottom w:w="100.0" w:type="dxa"/>
+              <w:right w:w="20.0" w:type="dxa"/>
+            </w:tcMar>
+            <w:vAlign w:val="bottom"/>
+          </w:tcPr>
+          <w:p>
+            <w:pPr>
+              <w:tabs>
+                <w:tab w:val="left" w:leader="none" w:pos="180"/>
+                <w:tab w:val="left" w:leader="none" w:pos="360"/>
+                <w:tab w:val="left" w:leader="none" w:pos="720"/>
+              </w:tabs>
+              <w:rPr>
+                <w:sz w:val="22"/>
+                <w:szCs w:val="22"/>
+              </w:rPr>
+            </w:pPr>
+            <w:r>
+              <w:rPr>
+                <w:rFonts w:ascii="Verdana" w:cs="Verdana" w:eastAsia="Verdana" w:hAnsi="Verdana"/>
+                <w:color w:val="333333"/>
+                <w:sz w:val="22"/>
+                <w:szCs w:val="22"/>
+                <w:rtl w:val="0"/>
+              </w:rPr>
+              <w:t xml:space="preserve">Verify full concession order flow works correctly.</w:t>
+            </w:r>
+            <w:r>
+              <w:rPr>
+                <w:rtl w:val="0"/>
+              </w:rPr>
+            </w:r>
+          </w:p>
+        </w:tc>
+        <w:tc>
+          <w:tcPr>
+            <w:tcBorders>
+              <w:top w:color="000000" w:space="0" w:sz="4" w:val="single"/>
+              <w:left w:color="000000" w:space="0" w:sz="4" w:val="single"/>
+              <w:bottom w:color="000000" w:space="0" w:sz="4" w:val="single"/>
+              <w:right w:color="000000" w:space="0" w:sz="4" w:val="single"/>
+            </w:tcBorders>
+            <w:shd w:fill="auto" w:val="clear"/>
+            <w:tcMar>
+              <w:top w:w="20.0" w:type="dxa"/>
+              <w:left w:w="20.0" w:type="dxa"/>
+              <w:bottom w:w="100.0" w:type="dxa"/>
+              <w:right w:w="20.0" w:type="dxa"/>
+            </w:tcMar>
+            <w:vAlign w:val="bottom"/>
+          </w:tcPr>
+          <w:p>
+            <w:pPr>
+              <w:tabs>
+                <w:tab w:val="left" w:leader="none" w:pos="180"/>
+                <w:tab w:val="left" w:leader="none" w:pos="360"/>
+                <w:tab w:val="left" w:leader="none" w:pos="720"/>
+              </w:tabs>
+              <w:rPr>
+                <w:sz w:val="22"/>
+                <w:szCs w:val="22"/>
+              </w:rPr>
+            </w:pPr>
+            <w:r>
+              <w:rPr>
+                <w:rFonts w:ascii="Verdana" w:cs="Verdana" w:eastAsia="Verdana" w:hAnsi="Verdana"/>
+                <w:color w:val="333333"/>
+                <w:sz w:val="22"/>
+                <w:szCs w:val="22"/>
+                <w:rtl w:val="0"/>
+              </w:rPr>
+              <w:t xml:space="preserve">Valid ticket, items available</w:t>
+            </w:r>
+            <w:r>
+              <w:rPr>
+                <w:rtl w:val="0"/>
+              </w:rPr>
+            </w:r>
+          </w:p>
+        </w:tc>
+        <w:tc>
+          <w:tcPr>
+            <w:tcBorders>
+              <w:top w:color="000000" w:space="0" w:sz="4" w:val="single"/>
+              <w:left w:color="000000" w:space="0" w:sz="4" w:val="single"/>
+              <w:bottom w:color="000000" w:space="0" w:sz="4" w:val="single"/>
+              <w:right w:color="000000" w:space="0" w:sz="4" w:val="single"/>
+            </w:tcBorders>
+            <w:shd w:fill="auto" w:val="clear"/>
+            <w:tcMar>
+              <w:top w:w="20.0" w:type="dxa"/>
+              <w:left w:w="20.0" w:type="dxa"/>
+              <w:bottom w:w="100.0" w:type="dxa"/>
+              <w:right w:w="20.0" w:type="dxa"/>
+            </w:tcMar>
+            <w:vAlign w:val="bottom"/>
+          </w:tcPr>
+          <w:p>
+            <w:pPr>
+              <w:tabs>
+                <w:tab w:val="left" w:leader="none" w:pos="180"/>
+                <w:tab w:val="left" w:leader="none" w:pos="360"/>
+                <w:tab w:val="left" w:leader="none" w:pos="720"/>
+              </w:tabs>
+              <w:rPr>
+                <w:rFonts w:ascii="Verdana" w:cs="Verdana" w:eastAsia="Verdana" w:hAnsi="Verdana"/>
+                <w:color w:val="333333"/>
+                <w:sz w:val="22"/>
+                <w:szCs w:val="22"/>
+              </w:rPr>
+            </w:pPr>
+            <w:r>
+              <w:rPr>
+                <w:rFonts w:ascii="Verdana" w:cs="Verdana" w:eastAsia="Verdana" w:hAnsi="Verdana"/>
+                <w:color w:val="333333"/>
+                <w:sz w:val="22"/>
+                <w:szCs w:val="22"/>
+                <w:rtl w:val="0"/>
+              </w:rPr>
+              <w:t xml:space="preserve">1. Select items</w:t>
+            </w:r>
+          </w:p>
+          <w:p>
+            <w:pPr>
+              <w:tabs>
+                <w:tab w:val="left" w:leader="none" w:pos="180"/>
+                <w:tab w:val="left" w:leader="none" w:pos="360"/>
+                <w:tab w:val="left" w:leader="none" w:pos="720"/>
+              </w:tabs>
+              <w:rPr>
+                <w:rFonts w:ascii="Verdana" w:cs="Verdana" w:eastAsia="Verdana" w:hAnsi="Verdana"/>
+                <w:color w:val="333333"/>
+                <w:sz w:val="22"/>
+                <w:szCs w:val="22"/>
+              </w:rPr>
+            </w:pPr>
+            <w:r>
+              <w:rPr>
+                <w:rFonts w:ascii="Verdana" w:cs="Verdana" w:eastAsia="Verdana" w:hAnsi="Verdana"/>
+                <w:color w:val="333333"/>
+                <w:sz w:val="22"/>
+                <w:szCs w:val="22"/>
+                <w:rtl w:val="0"/>
+              </w:rPr>
+              <w:t xml:space="preserve">2. Submit order</w:t>
+            </w:r>
+          </w:p>
+          <w:p>
+            <w:pPr>
+              <w:tabs>
+                <w:tab w:val="left" w:leader="none" w:pos="180"/>
+                <w:tab w:val="left" w:leader="none" w:pos="360"/>
+                <w:tab w:val="left" w:leader="none" w:pos="720"/>
+              </w:tabs>
+              <w:rPr>
+                <w:sz w:val="22"/>
+                <w:szCs w:val="22"/>
+              </w:rPr>
+            </w:pPr>
+            <w:r>
+              <w:rPr>
+                <w:rFonts w:ascii="Verdana" w:cs="Verdana" w:eastAsia="Verdana" w:hAnsi="Verdana"/>
+                <w:color w:val="333333"/>
+                <w:sz w:val="22"/>
+                <w:szCs w:val="22"/>
+                <w:rtl w:val="0"/>
+              </w:rPr>
+              <w:t xml:space="preserve">3. Check staff dashboard</w:t>
+            </w:r>
+            <w:r>
+              <w:rPr>
+                <w:rtl w:val="0"/>
+              </w:rPr>
+            </w:r>
+          </w:p>
+        </w:tc>
+        <w:tc>
+          <w:tcPr>
+            <w:tcBorders>
+              <w:top w:color="000000" w:space="0" w:sz="4" w:val="single"/>
+              <w:left w:color="000000" w:space="0" w:sz="4" w:val="single"/>
+              <w:bottom w:color="000000" w:space="0" w:sz="4" w:val="single"/>
+              <w:right w:color="000000" w:space="0" w:sz="4" w:val="single"/>
+            </w:tcBorders>
+            <w:shd w:fill="auto" w:val="clear"/>
+            <w:tcMar>
+              <w:top w:w="20.0" w:type="dxa"/>
+              <w:left w:w="20.0" w:type="dxa"/>
+              <w:bottom w:w="100.0" w:type="dxa"/>
+              <w:right w:w="20.0" w:type="dxa"/>
+            </w:tcMar>
+            <w:vAlign w:val="bottom"/>
+          </w:tcPr>
+          <w:p>
+            <w:pPr>
+              <w:tabs>
+                <w:tab w:val="left" w:leader="none" w:pos="180"/>
+                <w:tab w:val="left" w:leader="none" w:pos="360"/>
+                <w:tab w:val="left" w:leader="none" w:pos="720"/>
+              </w:tabs>
+              <w:rPr>
+                <w:sz w:val="22"/>
+                <w:szCs w:val="22"/>
+              </w:rPr>
+            </w:pPr>
+            <w:r>
+              <w:rPr>
+                <w:rFonts w:ascii="Verdana" w:cs="Verdana" w:eastAsia="Verdana" w:hAnsi="Verdana"/>
+                <w:color w:val="333333"/>
+                <w:sz w:val="22"/>
+                <w:szCs w:val="22"/>
+                <w:rtl w:val="0"/>
+              </w:rPr>
+              <w:t xml:space="preserve">Order is processed, linked to seat, and sent to staff</w:t>
+            </w:r>
+            <w:r>
+              <w:rPr>
+                <w:rtl w:val="0"/>
+              </w:rPr>
+            </w:r>
+          </w:p>
+        </w:tc>
+        <w:tc>
+          <w:tcPr>
+            <w:tcBorders>
+              <w:top w:color="000000" w:space="0" w:sz="4" w:val="single"/>
+              <w:left w:color="000000" w:space="0" w:sz="4" w:val="single"/>
+              <w:bottom w:color="000000" w:space="0" w:sz="4" w:val="single"/>
+              <w:right w:color="000000" w:space="0" w:sz="4" w:val="single"/>
+            </w:tcBorders>
+            <w:shd w:fill="auto" w:val="clear"/>
+            <w:tcMar>
+              <w:top w:w="20.0" w:type="dxa"/>
+              <w:left w:w="20.0" w:type="dxa"/>
+              <w:bottom w:w="100.0" w:type="dxa"/>
+              <w:right w:w="20.0" w:type="dxa"/>
+            </w:tcMar>
+            <w:vAlign w:val="bottom"/>
+          </w:tcPr>
+          <w:p>
+            <w:pPr>
+              <w:tabs>
+                <w:tab w:val="left" w:leader="none" w:pos="180"/>
+                <w:tab w:val="left" w:leader="none" w:pos="360"/>
+                <w:tab w:val="left" w:leader="none" w:pos="720"/>
+              </w:tabs>
+              <w:rPr>
+                <w:sz w:val="22"/>
+                <w:szCs w:val="22"/>
+              </w:rPr>
+            </w:pPr>
+            <w:r>
+              <w:rPr>
+                <w:rFonts w:ascii="Verdana" w:cs="Verdana" w:eastAsia="Verdana" w:hAnsi="Verdana"/>
+                <w:color w:val="333333"/>
+                <w:sz w:val="22"/>
+                <w:szCs w:val="22"/>
+                <w:rtl w:val="0"/>
+              </w:rPr>
+              <w:t xml:space="preserve">Order completed and visible to staff</w:t>
+            </w:r>
+            <w:r>
+              <w:rPr>
+                <w:rtl w:val="0"/>
+              </w:rPr>
+            </w:r>
+          </w:p>
+        </w:tc>
+        <w:tc>
+          <w:tcPr>
+            <w:tcBorders>
+              <w:top w:color="000000" w:space="0" w:sz="4" w:val="single"/>
+              <w:left w:color="000000" w:space="0" w:sz="4" w:val="single"/>
+              <w:bottom w:color="000000" w:space="0" w:sz="4" w:val="single"/>
+              <w:right w:color="000000" w:space="0" w:sz="4" w:val="single"/>
+            </w:tcBorders>
+            <w:shd w:fill="92d050" w:val="clear"/>
+            <w:tcMar>
+              <w:top w:w="20.0" w:type="dxa"/>
+              <w:left w:w="20.0" w:type="dxa"/>
+              <w:bottom w:w="100.0" w:type="dxa"/>
+              <w:right w:w="20.0" w:type="dxa"/>
+            </w:tcMar>
+            <w:vAlign w:val="bottom"/>
+          </w:tcPr>
+          <w:p>
+            <w:pPr>
+              <w:tabs>
+                <w:tab w:val="left" w:leader="none" w:pos="180"/>
+                <w:tab w:val="left" w:leader="none" w:pos="360"/>
+                <w:tab w:val="left" w:leader="none" w:pos="720"/>
+              </w:tabs>
+              <w:rPr>
+                <w:sz w:val="22"/>
+                <w:szCs w:val="22"/>
+              </w:rPr>
+            </w:pPr>
+            <w:r>
+              <w:rPr>
+                <w:rFonts w:ascii="Verdana" w:cs="Verdana" w:eastAsia="Verdana" w:hAnsi="Verdana"/>
+                <w:color w:val="333333"/>
+                <w:sz w:val="22"/>
+                <w:szCs w:val="22"/>
+                <w:rtl w:val="0"/>
+              </w:rPr>
+              <w:t xml:space="preserve">Pass</w:t>
+            </w:r>
+            <w:r>
+              <w:rPr>
+                <w:rtl w:val="0"/>
+              </w:rPr>
+            </w:r>
+          </w:p>
+        </w:tc>
+        <w:tc>
+          <w:tcPr>
+            <w:tcBorders>
+              <w:top w:color="000000" w:space="0" w:sz="4" w:val="single"/>
+              <w:left w:color="000000" w:space="0" w:sz="4" w:val="single"/>
+              <w:bottom w:color="000000" w:space="0" w:sz="4" w:val="single"/>
+              <w:right w:color="000000" w:space="0" w:sz="4" w:val="single"/>
+            </w:tcBorders>
+            <w:shd w:fill="auto" w:val="clear"/>
+            <w:tcMar>
+              <w:top w:w="20.0" w:type="dxa"/>
+              <w:left w:w="20.0" w:type="dxa"/>
+              <w:bottom w:w="100.0" w:type="dxa"/>
+              <w:right w:w="20.0" w:type="dxa"/>
+            </w:tcMar>
+            <w:vAlign w:val="bottom"/>
+          </w:tcPr>
+          <w:p>
+            <w:pPr>
+              <w:tabs>
+                <w:tab w:val="left" w:leader="none" w:pos="180"/>
+                <w:tab w:val="left" w:leader="none" w:pos="360"/>
+                <w:tab w:val="left" w:leader="none" w:pos="720"/>
+              </w:tabs>
+              <w:rPr>
+                <w:sz w:val="22"/>
+                <w:szCs w:val="22"/>
+              </w:rPr>
+            </w:pPr>
+            <w:r>
+              <w:rPr>
+                <w:rFonts w:ascii="Verdana" w:cs="Verdana" w:eastAsia="Verdana" w:hAnsi="Verdana"/>
+                <w:color w:val="333333"/>
+                <w:sz w:val="22"/>
+                <w:szCs w:val="22"/>
+                <w:rtl w:val="0"/>
+              </w:rPr>
+              <w:t xml:space="preserve">System_Tester_01</w:t>
+            </w:r>
+            <w:r>
+              <w:rPr>
+                <w:rtl w:val="0"/>
+              </w:rPr>
+            </w:r>
+          </w:p>
+        </w:tc>
+      </w:tr>
+      <w:tr>
+        <w:trPr>
+          <w:cantSplit w:val="0"/>
+          <w:trHeight w:val="1210" w:hRule="atLeast"/>
+          <w:tblHeader w:val="0"/>
+        </w:trPr>
+        <w:tc>
+          <w:tcPr>
+            <w:tcBorders>
+              <w:top w:color="000000" w:space="0" w:sz="4" w:val="single"/>
+              <w:left w:color="000000" w:space="0" w:sz="4" w:val="single"/>
+              <w:bottom w:color="000000" w:space="0" w:sz="4" w:val="single"/>
+              <w:right w:color="000000" w:space="0" w:sz="4" w:val="single"/>
+            </w:tcBorders>
+            <w:shd w:fill="auto" w:val="clear"/>
+            <w:tcMar>
+              <w:top w:w="20.0" w:type="dxa"/>
+              <w:left w:w="20.0" w:type="dxa"/>
+              <w:bottom w:w="100.0" w:type="dxa"/>
+              <w:right w:w="20.0" w:type="dxa"/>
+            </w:tcMar>
+            <w:vAlign w:val="bottom"/>
+          </w:tcPr>
+          <w:p>
+            <w:pPr>
+              <w:tabs>
+                <w:tab w:val="left" w:leader="none" w:pos="180"/>
+                <w:tab w:val="left" w:leader="none" w:pos="360"/>
+                <w:tab w:val="left" w:leader="none" w:pos="720"/>
+              </w:tabs>
+              <w:rPr>
+                <w:sz w:val="22"/>
+                <w:szCs w:val="22"/>
+              </w:rPr>
+            </w:pPr>
+            <w:r>
+              <w:rPr>
+                <w:rFonts w:ascii="Verdana" w:cs="Verdana" w:eastAsia="Verdana" w:hAnsi="Verdana"/>
+                <w:color w:val="333333"/>
+                <w:sz w:val="22"/>
+                <w:szCs w:val="22"/>
+                <w:rtl w:val="0"/>
+              </w:rPr>
+              <w:t xml:space="preserve">TC-010</w:t>
+            </w:r>
+            <w:r>
+              <w:rPr>
+                <w:rtl w:val="0"/>
+              </w:rPr>
+            </w:r>
+          </w:p>
+        </w:tc>
+        <w:tc>
+          <w:tcPr>
+            <w:tcBorders>
+              <w:top w:color="000000" w:space="0" w:sz="4" w:val="single"/>
+              <w:left w:color="000000" w:space="0" w:sz="4" w:val="single"/>
+              <w:bottom w:color="000000" w:space="0" w:sz="4" w:val="single"/>
+              <w:right w:color="000000" w:space="0" w:sz="4" w:val="single"/>
+            </w:tcBorders>
+            <w:shd w:fill="auto" w:val="clear"/>
+            <w:tcMar>
+              <w:top w:w="20.0" w:type="dxa"/>
+              <w:left w:w="20.0" w:type="dxa"/>
+              <w:bottom w:w="100.0" w:type="dxa"/>
+              <w:right w:w="20.0" w:type="dxa"/>
+            </w:tcMar>
+            <w:vAlign w:val="bottom"/>
+          </w:tcPr>
+          <w:p>
+            <w:pPr>
+              <w:tabs>
+                <w:tab w:val="left" w:leader="none" w:pos="180"/>
+                <w:tab w:val="left" w:leader="none" w:pos="360"/>
+                <w:tab w:val="left" w:leader="none" w:pos="720"/>
+              </w:tabs>
+              <w:rPr>
+                <w:sz w:val="22"/>
+                <w:szCs w:val="22"/>
+              </w:rPr>
+            </w:pPr>
+            <w:r>
+              <w:rPr>
+                <w:rFonts w:ascii="Verdana" w:cs="Verdana" w:eastAsia="Verdana" w:hAnsi="Verdana"/>
+                <w:color w:val="333333"/>
+                <w:sz w:val="22"/>
+                <w:szCs w:val="22"/>
+                <w:rtl w:val="0"/>
+              </w:rPr>
+              <w:t xml:space="preserve">System</w:t>
+            </w:r>
+            <w:r>
+              <w:rPr>
+                <w:rtl w:val="0"/>
+              </w:rPr>
+            </w:r>
+          </w:p>
+        </w:tc>
+        <w:tc>
+          <w:tcPr>
+            <w:tcBorders>
+              <w:top w:color="000000" w:space="0" w:sz="4" w:val="single"/>
+              <w:left w:color="000000" w:space="0" w:sz="4" w:val="single"/>
+              <w:bottom w:color="000000" w:space="0" w:sz="4" w:val="single"/>
+              <w:right w:color="000000" w:space="0" w:sz="4" w:val="single"/>
+            </w:tcBorders>
+            <w:shd w:fill="auto" w:val="clear"/>
+            <w:tcMar>
+              <w:top w:w="20.0" w:type="dxa"/>
+              <w:left w:w="20.0" w:type="dxa"/>
+              <w:bottom w:w="100.0" w:type="dxa"/>
+              <w:right w:w="20.0" w:type="dxa"/>
+            </w:tcMar>
+            <w:vAlign w:val="bottom"/>
+          </w:tcPr>
+          <w:p>
+            <w:pPr>
+              <w:tabs>
+                <w:tab w:val="left" w:leader="none" w:pos="180"/>
+                <w:tab w:val="left" w:leader="none" w:pos="360"/>
+                <w:tab w:val="left" w:leader="none" w:pos="720"/>
+              </w:tabs>
+              <w:rPr>
+                <w:sz w:val="22"/>
+                <w:szCs w:val="22"/>
+              </w:rPr>
+            </w:pPr>
+            <w:r>
+              <w:rPr>
+                <w:rFonts w:ascii="Verdana" w:cs="Verdana" w:eastAsia="Verdana" w:hAnsi="Verdana"/>
+                <w:color w:val="333333"/>
+                <w:sz w:val="22"/>
+                <w:szCs w:val="22"/>
+                <w:rtl w:val="0"/>
+              </w:rPr>
+              <w:t xml:space="preserve">Create Login</w:t>
+            </w:r>
+            <w:r>
+              <w:rPr>
+                <w:rtl w:val="0"/>
+              </w:rPr>
+            </w:r>
+          </w:p>
+        </w:tc>
+        <w:tc>
+          <w:tcPr>
+            <w:tcBorders>
+              <w:top w:color="000000" w:space="0" w:sz="4" w:val="single"/>
+              <w:left w:color="000000" w:space="0" w:sz="4" w:val="single"/>
+              <w:bottom w:color="000000" w:space="0" w:sz="4" w:val="single"/>
+              <w:right w:color="000000" w:space="0" w:sz="4" w:val="single"/>
+            </w:tcBorders>
+            <w:shd w:fill="auto" w:val="clear"/>
+            <w:tcMar>
+              <w:top w:w="20.0" w:type="dxa"/>
+              <w:left w:w="20.0" w:type="dxa"/>
+              <w:bottom w:w="100.0" w:type="dxa"/>
+              <w:right w:w="20.0" w:type="dxa"/>
+            </w:tcMar>
+            <w:vAlign w:val="bottom"/>
+          </w:tcPr>
+          <w:p>
+            <w:pPr>
+              <w:tabs>
+                <w:tab w:val="left" w:leader="none" w:pos="180"/>
+                <w:tab w:val="left" w:leader="none" w:pos="360"/>
+                <w:tab w:val="left" w:leader="none" w:pos="720"/>
+              </w:tabs>
+              <w:rPr>
+                <w:sz w:val="22"/>
+                <w:szCs w:val="22"/>
+              </w:rPr>
+            </w:pPr>
+            <w:r>
+              <w:rPr>
+                <w:rFonts w:ascii="Verdana" w:cs="Verdana" w:eastAsia="Verdana" w:hAnsi="Verdana"/>
+                <w:color w:val="333333"/>
+                <w:sz w:val="22"/>
+                <w:szCs w:val="22"/>
+                <w:rtl w:val="0"/>
+              </w:rPr>
+              <w:t xml:space="preserve">P0</w:t>
+            </w:r>
+            <w:r>
+              <w:rPr>
+                <w:rtl w:val="0"/>
+              </w:rPr>
+            </w:r>
+          </w:p>
+        </w:tc>
+        <w:tc>
+          <w:tcPr>
+            <w:tcBorders>
+              <w:top w:color="000000" w:space="0" w:sz="4" w:val="single"/>
+              <w:left w:color="000000" w:space="0" w:sz="4" w:val="single"/>
+              <w:bottom w:color="000000" w:space="0" w:sz="4" w:val="single"/>
+              <w:right w:color="000000" w:space="0" w:sz="4" w:val="single"/>
+            </w:tcBorders>
+            <w:shd w:fill="auto" w:val="clear"/>
+            <w:tcMar>
+              <w:top w:w="20.0" w:type="dxa"/>
+              <w:left w:w="20.0" w:type="dxa"/>
+              <w:bottom w:w="100.0" w:type="dxa"/>
+              <w:right w:w="20.0" w:type="dxa"/>
+            </w:tcMar>
+            <w:vAlign w:val="bottom"/>
+          </w:tcPr>
+          <w:p>
+            <w:pPr>
+              <w:tabs>
+                <w:tab w:val="left" w:leader="none" w:pos="180"/>
+                <w:tab w:val="left" w:leader="none" w:pos="360"/>
+                <w:tab w:val="left" w:leader="none" w:pos="720"/>
+              </w:tabs>
+              <w:rPr>
+                <w:sz w:val="22"/>
+                <w:szCs w:val="22"/>
+              </w:rPr>
+            </w:pPr>
+            <w:r>
+              <w:rPr>
+                <w:rFonts w:ascii="Verdana" w:cs="Verdana" w:eastAsia="Verdana" w:hAnsi="Verdana"/>
+                <w:color w:val="333333"/>
+                <w:sz w:val="22"/>
+                <w:szCs w:val="22"/>
+                <w:rtl w:val="0"/>
+              </w:rPr>
+              <w:t xml:space="preserve">Verify new user can create an account login and use it to view movies</w:t>
+            </w:r>
+            <w:r>
+              <w:rPr>
+                <w:rtl w:val="0"/>
+              </w:rPr>
+            </w:r>
+          </w:p>
+        </w:tc>
+        <w:tc>
+          <w:tcPr>
+            <w:tcBorders>
+              <w:top w:color="000000" w:space="0" w:sz="4" w:val="single"/>
+              <w:left w:color="000000" w:space="0" w:sz="4" w:val="single"/>
+              <w:bottom w:color="000000" w:space="0" w:sz="4" w:val="single"/>
+              <w:right w:color="000000" w:space="0" w:sz="4" w:val="single"/>
+            </w:tcBorders>
+            <w:shd w:fill="auto" w:val="clear"/>
+            <w:tcMar>
+              <w:top w:w="20.0" w:type="dxa"/>
+              <w:left w:w="20.0" w:type="dxa"/>
+              <w:bottom w:w="100.0" w:type="dxa"/>
+              <w:right w:w="20.0" w:type="dxa"/>
+            </w:tcMar>
+            <w:vAlign w:val="bottom"/>
+          </w:tcPr>
+          <w:p>
+            <w:pPr>
+              <w:tabs>
+                <w:tab w:val="left" w:leader="none" w:pos="180"/>
+                <w:tab w:val="left" w:leader="none" w:pos="360"/>
+                <w:tab w:val="left" w:leader="none" w:pos="720"/>
+              </w:tabs>
+              <w:rPr>
+                <w:sz w:val="22"/>
+                <w:szCs w:val="22"/>
+              </w:rPr>
+            </w:pPr>
+            <w:r>
+              <w:rPr>
+                <w:rFonts w:ascii="Verdana" w:cs="Verdana" w:eastAsia="Verdana" w:hAnsi="Verdana"/>
+                <w:color w:val="333333"/>
+                <w:sz w:val="22"/>
+                <w:szCs w:val="22"/>
+                <w:rtl w:val="0"/>
+              </w:rPr>
+              <w:t xml:space="preserve">New user selects create account on website</w:t>
+            </w:r>
+            <w:r>
+              <w:rPr>
+                <w:rtl w:val="0"/>
+              </w:rPr>
+            </w:r>
+          </w:p>
+        </w:tc>
+        <w:tc>
+          <w:tcPr>
+            <w:tcBorders>
+              <w:top w:color="000000" w:space="0" w:sz="4" w:val="single"/>
+              <w:left w:color="000000" w:space="0" w:sz="4" w:val="single"/>
+              <w:bottom w:color="000000" w:space="0" w:sz="4" w:val="single"/>
+              <w:right w:color="000000" w:space="0" w:sz="4" w:val="single"/>
+            </w:tcBorders>
+            <w:shd w:fill="auto" w:val="clear"/>
+            <w:tcMar>
+              <w:top w:w="20.0" w:type="dxa"/>
+              <w:left w:w="20.0" w:type="dxa"/>
+              <w:bottom w:w="100.0" w:type="dxa"/>
+              <w:right w:w="20.0" w:type="dxa"/>
+            </w:tcMar>
+            <w:vAlign w:val="bottom"/>
+          </w:tcPr>
+          <w:p>
+            <w:pPr>
+              <w:tabs>
+                <w:tab w:val="left" w:leader="none" w:pos="180"/>
+                <w:tab w:val="left" w:leader="none" w:pos="360"/>
+                <w:tab w:val="left" w:leader="none" w:pos="720"/>
+              </w:tabs>
+              <w:rPr>
+                <w:rFonts w:ascii="Verdana" w:cs="Verdana" w:eastAsia="Verdana" w:hAnsi="Verdana"/>
+                <w:color w:val="333333"/>
+                <w:sz w:val="22"/>
+                <w:szCs w:val="22"/>
+              </w:rPr>
+            </w:pPr>
+            <w:r>
+              <w:rPr>
+                <w:rFonts w:ascii="Verdana" w:cs="Verdana" w:eastAsia="Verdana" w:hAnsi="Verdana"/>
+                <w:color w:val="333333"/>
+                <w:sz w:val="22"/>
+                <w:szCs w:val="22"/>
+                <w:rtl w:val="0"/>
+              </w:rPr>
+              <w:t xml:space="preserve">1. Create account</w:t>
+            </w:r>
+          </w:p>
+          <w:p>
+            <w:pPr>
+              <w:tabs>
+                <w:tab w:val="left" w:leader="none" w:pos="180"/>
+                <w:tab w:val="left" w:leader="none" w:pos="360"/>
+                <w:tab w:val="left" w:leader="none" w:pos="720"/>
+              </w:tabs>
+              <w:rPr>
+                <w:rFonts w:ascii="Verdana" w:cs="Verdana" w:eastAsia="Verdana" w:hAnsi="Verdana"/>
+                <w:color w:val="333333"/>
+                <w:sz w:val="22"/>
+                <w:szCs w:val="22"/>
+              </w:rPr>
+            </w:pPr>
+            <w:r>
+              <w:rPr>
+                <w:rFonts w:ascii="Verdana" w:cs="Verdana" w:eastAsia="Verdana" w:hAnsi="Verdana"/>
+                <w:color w:val="333333"/>
+                <w:sz w:val="22"/>
+                <w:szCs w:val="22"/>
+                <w:rtl w:val="0"/>
+              </w:rPr>
+              <w:t xml:space="preserve">2. Log in</w:t>
+            </w:r>
+          </w:p>
+          <w:p>
+            <w:pPr>
+              <w:tabs>
+                <w:tab w:val="left" w:leader="none" w:pos="180"/>
+                <w:tab w:val="left" w:leader="none" w:pos="360"/>
+                <w:tab w:val="left" w:leader="none" w:pos="720"/>
+              </w:tabs>
+              <w:rPr>
+                <w:sz w:val="22"/>
+                <w:szCs w:val="22"/>
+              </w:rPr>
+            </w:pPr>
+            <w:r>
+              <w:rPr>
+                <w:rFonts w:ascii="Verdana" w:cs="Verdana" w:eastAsia="Verdana" w:hAnsi="Verdana"/>
+                <w:color w:val="333333"/>
+                <w:sz w:val="22"/>
+                <w:szCs w:val="22"/>
+                <w:rtl w:val="0"/>
+              </w:rPr>
+              <w:t xml:space="preserve">3. Access account page</w:t>
+            </w:r>
+            <w:r>
+              <w:rPr>
+                <w:rtl w:val="0"/>
+              </w:rPr>
+            </w:r>
+          </w:p>
+        </w:tc>
+        <w:tc>
+          <w:tcPr>
+            <w:tcBorders>
+              <w:top w:color="000000" w:space="0" w:sz="4" w:val="single"/>
+              <w:left w:color="000000" w:space="0" w:sz="4" w:val="single"/>
+              <w:bottom w:color="000000" w:space="0" w:sz="4" w:val="single"/>
+              <w:right w:color="000000" w:space="0" w:sz="4" w:val="single"/>
+            </w:tcBorders>
+            <w:shd w:fill="auto" w:val="clear"/>
+            <w:tcMar>
+              <w:top w:w="20.0" w:type="dxa"/>
+              <w:left w:w="20.0" w:type="dxa"/>
+              <w:bottom w:w="100.0" w:type="dxa"/>
+              <w:right w:w="20.0" w:type="dxa"/>
+            </w:tcMar>
+            <w:vAlign w:val="bottom"/>
+          </w:tcPr>
+          <w:p>
+            <w:pPr>
+              <w:tabs>
+                <w:tab w:val="left" w:leader="none" w:pos="180"/>
+                <w:tab w:val="left" w:leader="none" w:pos="360"/>
+                <w:tab w:val="left" w:leader="none" w:pos="720"/>
+              </w:tabs>
+              <w:rPr>
+                <w:sz w:val="22"/>
+                <w:szCs w:val="22"/>
+              </w:rPr>
+            </w:pPr>
+            <w:r>
+              <w:rPr>
+                <w:rFonts w:ascii="Verdana" w:cs="Verdana" w:eastAsia="Verdana" w:hAnsi="Verdana"/>
+                <w:color w:val="333333"/>
+                <w:sz w:val="22"/>
+                <w:szCs w:val="22"/>
+                <w:rtl w:val="0"/>
+              </w:rPr>
+              <w:t xml:space="preserve">Account created and login successful</w:t>
+            </w:r>
+            <w:r>
+              <w:rPr>
+                <w:rtl w:val="0"/>
+              </w:rPr>
+            </w:r>
+          </w:p>
+        </w:tc>
+        <w:tc>
+          <w:tcPr>
+            <w:tcBorders>
+              <w:top w:color="000000" w:space="0" w:sz="4" w:val="single"/>
+              <w:left w:color="000000" w:space="0" w:sz="4" w:val="single"/>
+              <w:bottom w:color="000000" w:space="0" w:sz="4" w:val="single"/>
+              <w:right w:color="000000" w:space="0" w:sz="4" w:val="single"/>
+            </w:tcBorders>
+            <w:shd w:fill="auto" w:val="clear"/>
+            <w:tcMar>
+              <w:top w:w="20.0" w:type="dxa"/>
+              <w:left w:w="20.0" w:type="dxa"/>
+              <w:bottom w:w="100.0" w:type="dxa"/>
+              <w:right w:w="20.0" w:type="dxa"/>
+            </w:tcMar>
+            <w:vAlign w:val="bottom"/>
+          </w:tcPr>
+          <w:p>
+            <w:pPr>
+              <w:tabs>
+                <w:tab w:val="left" w:leader="none" w:pos="180"/>
+                <w:tab w:val="left" w:leader="none" w:pos="360"/>
+                <w:tab w:val="left" w:leader="none" w:pos="720"/>
+              </w:tabs>
+              <w:rPr>
+                <w:sz w:val="22"/>
+                <w:szCs w:val="22"/>
+              </w:rPr>
+            </w:pPr>
+            <w:r>
+              <w:rPr>
+                <w:rFonts w:ascii="Verdana" w:cs="Verdana" w:eastAsia="Verdana" w:hAnsi="Verdana"/>
+                <w:color w:val="333333"/>
+                <w:sz w:val="22"/>
+                <w:szCs w:val="22"/>
+                <w:rtl w:val="0"/>
+              </w:rPr>
+              <w:t xml:space="preserve">User logged in and accessed account features</w:t>
+            </w:r>
+            <w:r>
+              <w:rPr>
+                <w:rtl w:val="0"/>
+              </w:rPr>
+            </w:r>
+          </w:p>
+        </w:tc>
+        <w:tc>
+          <w:tcPr>
+            <w:tcBorders>
+              <w:top w:color="000000" w:space="0" w:sz="4" w:val="single"/>
+              <w:left w:color="000000" w:space="0" w:sz="4" w:val="single"/>
+              <w:bottom w:color="000000" w:space="0" w:sz="4" w:val="single"/>
+              <w:right w:color="000000" w:space="0" w:sz="4" w:val="single"/>
+            </w:tcBorders>
+            <w:shd w:fill="92d050" w:val="clear"/>
+            <w:tcMar>
+              <w:top w:w="20.0" w:type="dxa"/>
+              <w:left w:w="20.0" w:type="dxa"/>
+              <w:bottom w:w="100.0" w:type="dxa"/>
+              <w:right w:w="20.0" w:type="dxa"/>
+            </w:tcMar>
+            <w:vAlign w:val="bottom"/>
+          </w:tcPr>
+          <w:p>
+            <w:pPr>
+              <w:tabs>
+                <w:tab w:val="left" w:leader="none" w:pos="180"/>
+                <w:tab w:val="left" w:leader="none" w:pos="360"/>
+                <w:tab w:val="left" w:leader="none" w:pos="720"/>
+              </w:tabs>
+              <w:rPr>
+                <w:sz w:val="22"/>
+                <w:szCs w:val="22"/>
+              </w:rPr>
+            </w:pPr>
+            <w:r>
+              <w:rPr>
+                <w:rFonts w:ascii="Verdana" w:cs="Verdana" w:eastAsia="Verdana" w:hAnsi="Verdana"/>
+                <w:color w:val="333333"/>
+                <w:sz w:val="22"/>
+                <w:szCs w:val="22"/>
+                <w:rtl w:val="0"/>
+              </w:rPr>
+              <w:t xml:space="preserve">Pass</w:t>
+            </w:r>
+            <w:r>
+              <w:rPr>
+                <w:rtl w:val="0"/>
+              </w:rPr>
+            </w:r>
+          </w:p>
+        </w:tc>
+        <w:tc>
+          <w:tcPr>
+            <w:tcBorders>
+              <w:top w:color="000000" w:space="0" w:sz="4" w:val="single"/>
+              <w:left w:color="000000" w:space="0" w:sz="4" w:val="single"/>
+              <w:bottom w:color="000000" w:space="0" w:sz="4" w:val="single"/>
+              <w:right w:color="000000" w:space="0" w:sz="4" w:val="single"/>
+            </w:tcBorders>
+            <w:shd w:fill="auto" w:val="clear"/>
+            <w:tcMar>
+              <w:top w:w="20.0" w:type="dxa"/>
+              <w:left w:w="20.0" w:type="dxa"/>
+              <w:bottom w:w="100.0" w:type="dxa"/>
+              <w:right w:w="20.0" w:type="dxa"/>
+            </w:tcMar>
+            <w:vAlign w:val="bottom"/>
+          </w:tcPr>
+          <w:p>
+            <w:pPr>
+              <w:tabs>
+                <w:tab w:val="left" w:leader="none" w:pos="180"/>
+                <w:tab w:val="left" w:leader="none" w:pos="360"/>
+                <w:tab w:val="left" w:leader="none" w:pos="720"/>
+              </w:tabs>
+              <w:rPr>
+                <w:sz w:val="22"/>
+                <w:szCs w:val="22"/>
+              </w:rPr>
+            </w:pPr>
+            <w:r>
+              <w:rPr>
+                <w:rFonts w:ascii="Verdana" w:cs="Verdana" w:eastAsia="Verdana" w:hAnsi="Verdana"/>
+                <w:color w:val="333333"/>
+                <w:sz w:val="22"/>
+                <w:szCs w:val="22"/>
+                <w:rtl w:val="0"/>
+              </w:rPr>
+              <w:t xml:space="preserve">System_Tester_02</w:t>
+            </w:r>
+            <w:r>
+              <w:rPr>
+                <w:rtl w:val="0"/>
+              </w:rPr>
+            </w:r>
+          </w:p>
+        </w:tc>
+      </w:tr>
+    </w:tbl>
+    <w:p>
+      <w:pPr>
+        <w:tabs>
+          <w:tab w:val="left" w:leader="none" w:pos="180"/>
+          <w:tab w:val="left" w:leader="none" w:pos="360"/>
+          <w:tab w:val="left" w:leader="none" w:pos="720"/>
+        </w:tabs>
+        <w:rPr/>
+      </w:pPr>
+      <w:r>
+        <w:rPr>
+          <w:rtl w:val="0"/>
+        </w:rPr>
       </w:r>
     </w:p>
     <w:p>
@@ -29738,6 +35926,14 @@
     <w:tblPr>
       <w:tblStyleRowBandSize w:val="1"/>
       <w:tblStyleColBandSize w:val="1"/>
+    </w:tblPr>
+  </w:style>
+  <w:style w:type="table" w:styleId="Table5">
+    <w:basedOn w:val="TableNormal"/>
+    <w:tblPr>
+      <w:tblStyleRowBandSize w:val="1"/>
+      <w:tblStyleColBandSize w:val="1"/>
+      <w:tblCellMar/>
     </w:tblPr>
   </w:style>
 </w:styles>

--- a/Software Requirements Specification.docx
+++ b/Software Requirements Specification.docx
@@ -1949,7 +1949,7 @@
     </w:p>
     <w:sdt>
       <w:sdtPr>
-        <w:id w:val="564956622"/>
+        <w:id w:val="-973511824"/>
         <w:docPartObj>
           <w:docPartGallery w:val="Table of Contents"/>
           <w:docPartUnique w:val="1"/>
@@ -5388,7 +5388,7 @@
                 <w:vertAlign w:val="baseline"/>
                 <w:rtl w:val="0"/>
               </w:rPr>
-              <w:t xml:space="preserve">5.2.1 User</w:t>
+              <w:t xml:space="preserve">5.2.1 Users</w:t>
               <w:tab/>
               <w:t xml:space="preserve">34</w:t>
             </w:r>
@@ -30721,7 +30721,7 @@
         <w:rPr>
           <w:rtl w:val="0"/>
         </w:rPr>
-        <w:t xml:space="preserve">5.2.1 User</w:t>
+        <w:t xml:space="preserve">5.2.1 Users</w:t>
       </w:r>
     </w:p>
     <w:p>
@@ -36214,7 +36214,7 @@
         <w:rPr>
           <w:rtl w:val="0"/>
         </w:rPr>
-        <w:t xml:space="preserve">Passwords are stored as bcrypt hashes only (work factor ≥ 12).</w:t>
+        <w:t xml:space="preserve">Passwords are stored as Bcrypt hashes only (work factor ≥ 12).</w:t>
       </w:r>
     </w:p>
     <w:p>

--- a/Software Requirements Specification.docx
+++ b/Software Requirements Specification.docx
@@ -162,7 +162,7 @@
           <w:szCs w:val="48"/>
           <w:rtl w:val="0"/>
         </w:rPr>
-        <w:t xml:space="preserve">Version 2.0</w:t>
+        <w:t xml:space="preserve">Version 2.3</w:t>
       </w:r>
     </w:p>
     <w:p>
@@ -203,7 +203,7 @@
           <w:szCs w:val="48"/>
           <w:rtl w:val="0"/>
         </w:rPr>
-        <w:t xml:space="preserve">19 March 2026</w:t>
+        <w:t xml:space="preserve">9 April 2026</w:t>
       </w:r>
     </w:p>
     <w:p>
@@ -976,7 +976,7 @@
               <w:rPr>
                 <w:rtl w:val="0"/>
               </w:rPr>
-              <w:t xml:space="preserve">Final Second Revision</w:t>
+              <w:t xml:space="preserve">Second Revision</w:t>
             </w:r>
           </w:p>
         </w:tc>
@@ -1108,6 +1108,7 @@
               <w:rPr>
                 <w:rtl w:val="0"/>
               </w:rPr>
+              <w:t xml:space="preserve">4/9/2026</w:t>
             </w:r>
           </w:p>
         </w:tc>
@@ -1131,6 +1132,7 @@
               <w:rPr>
                 <w:rtl w:val="0"/>
               </w:rPr>
+              <w:t xml:space="preserve">Version 2.X</w:t>
             </w:r>
           </w:p>
         </w:tc>
@@ -1154,6 +1156,7 @@
               <w:rPr>
                 <w:rtl w:val="0"/>
               </w:rPr>
+              <w:t xml:space="preserve">Group 9</w:t>
             </w:r>
           </w:p>
         </w:tc>
@@ -1177,26 +1180,12 @@
               <w:rPr>
                 <w:rtl w:val="0"/>
               </w:rPr>
+              <w:t xml:space="preserve">Fourth Revision</w:t>
             </w:r>
           </w:p>
         </w:tc>
       </w:tr>
     </w:tbl>
-    <w:p>
-      <w:pPr>
-        <w:tabs>
-          <w:tab w:val="left" w:leader="none" w:pos="180"/>
-          <w:tab w:val="left" w:leader="none" w:pos="360"/>
-          <w:tab w:val="left" w:leader="none" w:pos="720"/>
-        </w:tabs>
-        <w:rPr/>
-      </w:pPr>
-      <w:r>
-        <w:rPr>
-          <w:rtl w:val="0"/>
-        </w:rPr>
-      </w:r>
-    </w:p>
     <w:p>
       <w:pPr>
         <w:tabs>
@@ -1834,14 +1823,13 @@
     </w:p>
     <w:p>
       <w:pPr>
-        <w:tabs>
-          <w:tab w:val="left" w:leader="none" w:pos="180"/>
-          <w:tab w:val="left" w:leader="none" w:pos="360"/>
-          <w:tab w:val="left" w:leader="none" w:pos="720"/>
-        </w:tabs>
-        <w:rPr>
-          <w:i w:val="1"/>
-          <w:iCs w:val="1"/>
+        <w:pStyle w:val="Heading1"/>
+        <w:tabs>
+          <w:tab w:val="left" w:leader="none" w:pos="180"/>
+          <w:tab w:val="left" w:leader="none" w:pos="360"/>
+          <w:tab w:val="left" w:leader="none" w:pos="720"/>
+        </w:tabs>
+        <w:rPr>
           <w:sz w:val="28"/>
           <w:szCs w:val="28"/>
         </w:rPr>
@@ -1854,6 +1842,8 @@
           <w:pgNumType w:start="1"/>
         </w:sectPr>
       </w:pPr>
+      <w:bookmarkStart w:colFirst="0" w:colLast="0" w:name="_ofvbmo10gi9f" w:id="2"/>
+      <w:bookmarkEnd w:id="2"/>
       <w:r>
         <w:rPr>
           <w:b w:val="1"/>
@@ -1949,7 +1939,7 @@
     </w:p>
     <w:sdt>
       <w:sdtPr>
-        <w:id w:val="-973511824"/>
+        <w:id w:val="-2134850812"/>
         <w:docPartObj>
           <w:docPartGallery w:val="Table of Contents"/>
           <w:docPartUnique w:val="1"/>
@@ -4649,7 +4639,7 @@
               </w:rPr>
               <w:t xml:space="preserve">4.3 Software Architecture (SWA) Design</w:t>
               <w:tab/>
-              <w:t xml:space="preserve">23</w:t>
+              <w:t xml:space="preserve">24</w:t>
             </w:r>
           </w:hyperlink>
           <w:r>
@@ -4700,9 +4690,9 @@
                 <w:vertAlign w:val="baseline"/>
                 <w:rtl w:val="0"/>
               </w:rPr>
-              <w:t xml:space="preserve">4.3.1 SWA Diagram (Revised)</w:t>
+              <w:t xml:space="preserve">4.3.1 SWA Diagram</w:t>
               <w:tab/>
-              <w:t xml:space="preserve">23</w:t>
+              <w:t xml:space="preserve">24</w:t>
             </w:r>
           </w:hyperlink>
           <w:r>
@@ -4755,7 +4745,54 @@
               </w:rPr>
               <w:t xml:space="preserve">4.3.2 SWA Description</w:t>
               <w:tab/>
-              <w:t xml:space="preserve">24</w:t>
+              <w:t xml:space="preserve">25</w:t>
+            </w:r>
+          </w:hyperlink>
+          <w:r>
+            <w:rPr>
+              <w:rtl w:val="0"/>
+            </w:rPr>
+          </w:r>
+        </w:p>
+        <w:p>
+          <w:pPr>
+            <w:widowControl w:val="0"/>
+            <w:tabs>
+              <w:tab w:val="right" w:leader="dot" w:pos="12000"/>
+            </w:tabs>
+            <w:spacing w:before="60" w:lineRule="auto"/>
+            <w:ind w:left="720" w:firstLine="0"/>
+            <w:rPr>
+              <w:i w:val="1"/>
+              <w:iCs w:val="1"/>
+              <w:smallCaps w:val="0"/>
+              <w:strike w:val="0"/>
+              <w:color w:val="000000"/>
+              <w:sz w:val="20"/>
+              <w:szCs w:val="20"/>
+              <w:u w:val="none"/>
+              <w:shd w:fill="auto" w:val="clear"/>
+              <w:vertAlign w:val="baseline"/>
+            </w:rPr>
+          </w:pPr>
+          <w:hyperlink w:anchor="_t6bo31x14q6m">
+            <w:r>
+              <w:rPr>
+                <w:i w:val="1"/>
+                <w:iCs w:val="1"/>
+                <w:smallCaps w:val="0"/>
+                <w:strike w:val="0"/>
+                <w:color w:val="000000"/>
+                <w:sz w:val="20"/>
+                <w:szCs w:val="20"/>
+                <w:u w:val="none"/>
+                <w:shd w:fill="auto" w:val="clear"/>
+                <w:vertAlign w:val="baseline"/>
+                <w:rtl w:val="0"/>
+              </w:rPr>
+              <w:t xml:space="preserve">4.3.3 SWA Revisions</w:t>
+              <w:tab/>
+              <w:t xml:space="preserve">26</w:t>
             </w:r>
           </w:hyperlink>
           <w:r>
@@ -4808,7 +4845,7 @@
               </w:rPr>
               <w:t xml:space="preserve">4.4 Development Plan</w:t>
               <w:tab/>
-              <w:t xml:space="preserve">24</w:t>
+              <w:t xml:space="preserve">26</w:t>
             </w:r>
           </w:hyperlink>
           <w:r>
@@ -4861,7 +4898,7 @@
               </w:rPr>
               <w:t xml:space="preserve">4.4.1 Task Breakdown</w:t>
               <w:tab/>
-              <w:t xml:space="preserve">24</w:t>
+              <w:t xml:space="preserve">26</w:t>
             </w:r>
           </w:hyperlink>
           <w:r>
@@ -4914,7 +4951,7 @@
               </w:rPr>
               <w:t xml:space="preserve">4.4.2 Project Timeline</w:t>
               <w:tab/>
-              <w:t xml:space="preserve">26</w:t>
+              <w:t xml:space="preserve">28</w:t>
             </w:r>
           </w:hyperlink>
           <w:r>
@@ -4967,7 +5004,7 @@
               </w:rPr>
               <w:t xml:space="preserve">4.5 Test Plan</w:t>
               <w:tab/>
-              <w:t xml:space="preserve">27</w:t>
+              <w:t xml:space="preserve">29</w:t>
             </w:r>
           </w:hyperlink>
           <w:r>
@@ -5020,7 +5057,7 @@
               </w:rPr>
               <w:t xml:space="preserve">4.5.1 Test Scope and Coverage Strategy</w:t>
               <w:tab/>
-              <w:t xml:space="preserve">27</w:t>
+              <w:t xml:space="preserve">29</w:t>
             </w:r>
           </w:hyperlink>
           <w:r>
@@ -5073,7 +5110,7 @@
               </w:rPr>
               <w:t xml:space="preserve">4.5.2 Test Priority</w:t>
               <w:tab/>
-              <w:t xml:space="preserve">27</w:t>
+              <w:t xml:space="preserve">29</w:t>
             </w:r>
           </w:hyperlink>
           <w:r>
@@ -5126,7 +5163,7 @@
               </w:rPr>
               <w:t xml:space="preserve">4.5.3 Test Case Specification</w:t>
               <w:tab/>
-              <w:t xml:space="preserve">27</w:t>
+              <w:t xml:space="preserve">29</w:t>
             </w:r>
           </w:hyperlink>
           <w:r>
@@ -5179,7 +5216,7 @@
               </w:rPr>
               <w:t xml:space="preserve">4.5.4 Test Plan Table</w:t>
               <w:tab/>
-              <w:t xml:space="preserve">32</w:t>
+              <w:t xml:space="preserve">34</w:t>
             </w:r>
           </w:hyperlink>
           <w:r>
@@ -5231,7 +5268,7 @@
               </w:rPr>
               <w:t xml:space="preserve">5. Data Management Strategy</w:t>
               <w:tab/>
-              <w:t xml:space="preserve">34</w:t>
+              <w:t xml:space="preserve">36</w:t>
             </w:r>
           </w:hyperlink>
           <w:r>
@@ -5284,7 +5321,7 @@
               </w:rPr>
               <w:t xml:space="preserve">5.1 Technology Choice</w:t>
               <w:tab/>
-              <w:t xml:space="preserve">34</w:t>
+              <w:t xml:space="preserve">36</w:t>
             </w:r>
           </w:hyperlink>
           <w:r>
@@ -5337,7 +5374,7 @@
               </w:rPr>
               <w:t xml:space="preserve">5.2 Database Organization</w:t>
               <w:tab/>
-              <w:t xml:space="preserve">34</w:t>
+              <w:t xml:space="preserve">36</w:t>
             </w:r>
           </w:hyperlink>
           <w:r>
@@ -5390,7 +5427,7 @@
               </w:rPr>
               <w:t xml:space="preserve">5.2.1 Users</w:t>
               <w:tab/>
-              <w:t xml:space="preserve">34</w:t>
+              <w:t xml:space="preserve">36</w:t>
             </w:r>
           </w:hyperlink>
           <w:r>
@@ -5443,7 +5480,7 @@
               </w:rPr>
               <w:t xml:space="preserve">5.2.2 Movies &amp; Showtimes</w:t>
               <w:tab/>
-              <w:t xml:space="preserve">35</w:t>
+              <w:t xml:space="preserve">37</w:t>
             </w:r>
           </w:hyperlink>
           <w:r>
@@ -5496,7 +5533,7 @@
               </w:rPr>
               <w:t xml:space="preserve">5.2.3 Theaters &amp; Seats</w:t>
               <w:tab/>
-              <w:t xml:space="preserve">35</w:t>
+              <w:t xml:space="preserve">37</w:t>
             </w:r>
           </w:hyperlink>
           <w:r>
@@ -5549,7 +5586,7 @@
               </w:rPr>
               <w:t xml:space="preserve">5.2.4 Tickets &amp; Orders</w:t>
               <w:tab/>
-              <w:t xml:space="preserve">36</w:t>
+              <w:t xml:space="preserve">38</w:t>
             </w:r>
           </w:hyperlink>
           <w:r>
@@ -5602,7 +5639,7 @@
               </w:rPr>
               <w:t xml:space="preserve">5.3 Alternatives &amp; Tradeoffs</w:t>
               <w:tab/>
-              <w:t xml:space="preserve">36</w:t>
+              <w:t xml:space="preserve">38</w:t>
             </w:r>
           </w:hyperlink>
           <w:r>
@@ -5655,7 +5692,7 @@
               </w:rPr>
               <w:t xml:space="preserve">5.4 Security Considerations</w:t>
               <w:tab/>
-              <w:t xml:space="preserve">37</w:t>
+              <w:t xml:space="preserve">39</w:t>
             </w:r>
           </w:hyperlink>
           <w:r>
@@ -5702,8 +5739,8 @@
         </w:tabs>
         <w:rPr/>
       </w:pPr>
-      <w:bookmarkStart w:colFirst="0" w:colLast="0" w:name="_wbvk5us1vcsf" w:id="2"/>
-      <w:bookmarkEnd w:id="2"/>
+      <w:bookmarkStart w:colFirst="0" w:colLast="0" w:name="_wbvk5us1vcsf" w:id="3"/>
+      <w:bookmarkEnd w:id="3"/>
       <w:r>
         <w:rPr>
           <w:rtl w:val="0"/>
@@ -5766,8 +5803,8 @@
         </w:tabs>
         <w:rPr/>
       </w:pPr>
-      <w:bookmarkStart w:colFirst="0" w:colLast="0" w:name="_gahc7iydoqnf" w:id="3"/>
-      <w:bookmarkEnd w:id="3"/>
+      <w:bookmarkStart w:colFirst="0" w:colLast="0" w:name="_gahc7iydoqnf" w:id="4"/>
+      <w:bookmarkEnd w:id="4"/>
       <w:r>
         <w:rPr>
           <w:rtl w:val="0"/>
@@ -5828,8 +5865,8 @@
         </w:tabs>
         <w:rPr/>
       </w:pPr>
-      <w:bookmarkStart w:colFirst="0" w:colLast="0" w:name="_5b909xkiqmkk" w:id="4"/>
-      <w:bookmarkEnd w:id="4"/>
+      <w:bookmarkStart w:colFirst="0" w:colLast="0" w:name="_5b909xkiqmkk" w:id="5"/>
+      <w:bookmarkEnd w:id="5"/>
       <w:r>
         <w:rPr>
           <w:rtl w:val="0"/>
@@ -5884,8 +5921,8 @@
           <w:iCs w:val="1"/>
         </w:rPr>
       </w:pPr>
-      <w:bookmarkStart w:colFirst="0" w:colLast="0" w:name="_9e0tqwpau94c" w:id="5"/>
-      <w:bookmarkEnd w:id="5"/>
+      <w:bookmarkStart w:colFirst="0" w:colLast="0" w:name="_9e0tqwpau94c" w:id="6"/>
+      <w:bookmarkEnd w:id="6"/>
       <w:r>
         <w:rPr>
           <w:rtl w:val="0"/>
@@ -7065,7 +7102,7 @@
                 <w:bCs w:val="1"/>
                 <w:rtl w:val="0"/>
               </w:rPr>
-              <w:t xml:space="preserve">SQL</w:t>
+              <w:t xml:space="preserve">DB</w:t>
             </w:r>
           </w:p>
         </w:tc>
@@ -7103,7 +7140,7 @@
               <w:rPr>
                 <w:rtl w:val="0"/>
               </w:rPr>
-              <w:t xml:space="preserve">A language used to store, retrieve, and manage data in relational databases.</w:t>
+              <w:t xml:space="preserve">Database</w:t>
             </w:r>
           </w:p>
         </w:tc>
@@ -7138,7 +7175,7 @@
                 <w:bCs w:val="1"/>
                 <w:rtl w:val="0"/>
               </w:rPr>
-              <w:t xml:space="preserve">PostgreSQL</w:t>
+              <w:t xml:space="preserve">SQL</w:t>
             </w:r>
           </w:p>
         </w:tc>
@@ -7176,7 +7213,7 @@
               <w:rPr>
                 <w:rtl w:val="0"/>
               </w:rPr>
-              <w:t xml:space="preserve">An open-source relational database system that uses SQL and is known for reliability and advanced features.</w:t>
+              <w:t xml:space="preserve">A language used to store, retrieve, and manage data in relational databases.</w:t>
             </w:r>
           </w:p>
         </w:tc>
@@ -7211,7 +7248,7 @@
                 <w:bCs w:val="1"/>
                 <w:rtl w:val="0"/>
               </w:rPr>
-              <w:t xml:space="preserve">JWT</w:t>
+              <w:t xml:space="preserve">PostgreSQL</w:t>
             </w:r>
           </w:p>
         </w:tc>
@@ -7249,7 +7286,7 @@
               <w:rPr>
                 <w:rtl w:val="0"/>
               </w:rPr>
-              <w:t xml:space="preserve">JSON Web Token, a compact, secure way to transmit information (like user identity) between parties as a signed token, often used for authentication.</w:t>
+              <w:t xml:space="preserve">An open-source relational database system that uses SQL and is known for reliability and advanced features.</w:t>
             </w:r>
           </w:p>
         </w:tc>
@@ -7284,162 +7321,7 @@
                 <w:bCs w:val="1"/>
                 <w:rtl w:val="0"/>
               </w:rPr>
-              <w:t xml:space="preserve">ACID</w:t>
-            </w:r>
-          </w:p>
-        </w:tc>
-        <w:tc>
-          <w:tcPr>
-            <w:shd w:fill="auto" w:val="clear"/>
-            <w:tcMar>
-              <w:top w:w="100.0" w:type="dxa"/>
-              <w:left w:w="100.0" w:type="dxa"/>
-              <w:bottom w:w="100.0" w:type="dxa"/>
-              <w:right w:w="100.0" w:type="dxa"/>
-            </w:tcMar>
-            <w:vAlign w:val="top"/>
-          </w:tcPr>
-          <w:p>
-            <w:pPr>
-              <w:widowControl w:val="0"/>
-              <w:rPr/>
-            </w:pPr>
-            <w:r>
-              <w:rPr>
-                <w:rtl w:val="0"/>
-              </w:rPr>
-              <w:t xml:space="preserve">A set of properties that ensure reliable database transactions:</w:t>
-            </w:r>
-          </w:p>
-          <w:p>
-            <w:pPr>
-              <w:widowControl w:val="0"/>
-              <w:numPr>
-                <w:ilvl w:val="0"/>
-                <w:numId w:val="1"/>
-              </w:numPr>
-              <w:ind w:left="720" w:hanging="360"/>
-            </w:pPr>
-            <w:r>
-              <w:rPr>
-                <w:b w:val="1"/>
-                <w:bCs w:val="1"/>
-                <w:rtl w:val="0"/>
-              </w:rPr>
-              <w:t xml:space="preserve">A</w:t>
-            </w:r>
-            <w:r>
-              <w:rPr>
-                <w:rtl w:val="0"/>
-              </w:rPr>
-              <w:t xml:space="preserve">tomicity (all or nothing)</w:t>
-            </w:r>
-          </w:p>
-          <w:p>
-            <w:pPr>
-              <w:widowControl w:val="0"/>
-              <w:numPr>
-                <w:ilvl w:val="0"/>
-                <w:numId w:val="1"/>
-              </w:numPr>
-              <w:ind w:left="720" w:hanging="360"/>
-            </w:pPr>
-            <w:r>
-              <w:rPr>
-                <w:b w:val="1"/>
-                <w:bCs w:val="1"/>
-                <w:rtl w:val="0"/>
-              </w:rPr>
-              <w:t xml:space="preserve">C</w:t>
-            </w:r>
-            <w:r>
-              <w:rPr>
-                <w:rtl w:val="0"/>
-              </w:rPr>
-              <w:t xml:space="preserve">onsistency (valid state)</w:t>
-            </w:r>
-          </w:p>
-          <w:p>
-            <w:pPr>
-              <w:widowControl w:val="0"/>
-              <w:numPr>
-                <w:ilvl w:val="0"/>
-                <w:numId w:val="1"/>
-              </w:numPr>
-              <w:ind w:left="720" w:hanging="360"/>
-            </w:pPr>
-            <w:r>
-              <w:rPr>
-                <w:b w:val="1"/>
-                <w:bCs w:val="1"/>
-                <w:rtl w:val="0"/>
-              </w:rPr>
-              <w:t xml:space="preserve">I</w:t>
-            </w:r>
-            <w:r>
-              <w:rPr>
-                <w:rtl w:val="0"/>
-              </w:rPr>
-              <w:t xml:space="preserve">solation (transactions don’t interfere)</w:t>
-            </w:r>
-          </w:p>
-          <w:p>
-            <w:pPr>
-              <w:widowControl w:val="0"/>
-              <w:numPr>
-                <w:ilvl w:val="0"/>
-                <w:numId w:val="1"/>
-              </w:numPr>
-              <w:ind w:left="720" w:hanging="360"/>
-            </w:pPr>
-            <w:r>
-              <w:rPr>
-                <w:b w:val="1"/>
-                <w:bCs w:val="1"/>
-                <w:rtl w:val="0"/>
-              </w:rPr>
-              <w:t xml:space="preserve">D</w:t>
-            </w:r>
-            <w:r>
-              <w:rPr>
-                <w:rtl w:val="0"/>
-              </w:rPr>
-              <w:t xml:space="preserve">urability (data persists after commit)</w:t>
-            </w:r>
-          </w:p>
-        </w:tc>
-      </w:tr>
-      <w:tr>
-        <w:trPr>
-          <w:cantSplit w:val="0"/>
-          <w:tblHeader w:val="0"/>
-        </w:trPr>
-        <w:tc>
-          <w:tcPr>
-            <w:shd w:fill="auto" w:val="clear"/>
-            <w:tcMar>
-              <w:top w:w="100.0" w:type="dxa"/>
-              <w:left w:w="100.0" w:type="dxa"/>
-              <w:bottom w:w="100.0" w:type="dxa"/>
-              <w:right w:w="100.0" w:type="dxa"/>
-            </w:tcMar>
-            <w:vAlign w:val="top"/>
-          </w:tcPr>
-          <w:p>
-            <w:pPr>
-              <w:widowControl w:val="0"/>
-              <w:rPr>
-                <w:b w:val="1"/>
-                <w:bCs w:val="1"/>
-              </w:rPr>
-            </w:pPr>
-            <w:r>
-              <w:rPr>
-                <w:b w:val="1"/>
-                <w:bCs w:val="1"/>
-                <w:rtl w:val="0"/>
-              </w:rPr>
-              <w:t xml:space="preserve">Redis</w:t>
+              <w:t xml:space="preserve">JWT</w:t>
             </w:r>
           </w:p>
         </w:tc>
@@ -7477,7 +7359,7 @@
               <w:rPr>
                 <w:rtl w:val="0"/>
               </w:rPr>
-              <w:t xml:space="preserve">A fast, in-memory database often used for caching and real-time data.</w:t>
+              <w:t xml:space="preserve">JSON Web Token, a compact, secure way to transmit information (like user identity) between parties as a signed token, often used for authentication.</w:t>
             </w:r>
           </w:p>
         </w:tc>
@@ -7512,7 +7394,162 @@
                 <w:bCs w:val="1"/>
                 <w:rtl w:val="0"/>
               </w:rPr>
-              <w:t xml:space="preserve">PK</w:t>
+              <w:t xml:space="preserve">ACID</w:t>
+            </w:r>
+          </w:p>
+        </w:tc>
+        <w:tc>
+          <w:tcPr>
+            <w:shd w:fill="auto" w:val="clear"/>
+            <w:tcMar>
+              <w:top w:w="100.0" w:type="dxa"/>
+              <w:left w:w="100.0" w:type="dxa"/>
+              <w:bottom w:w="100.0" w:type="dxa"/>
+              <w:right w:w="100.0" w:type="dxa"/>
+            </w:tcMar>
+            <w:vAlign w:val="top"/>
+          </w:tcPr>
+          <w:p>
+            <w:pPr>
+              <w:widowControl w:val="0"/>
+              <w:rPr/>
+            </w:pPr>
+            <w:r>
+              <w:rPr>
+                <w:rtl w:val="0"/>
+              </w:rPr>
+              <w:t xml:space="preserve">A set of properties that ensure reliable database transactions:</w:t>
+            </w:r>
+          </w:p>
+          <w:p>
+            <w:pPr>
+              <w:widowControl w:val="0"/>
+              <w:numPr>
+                <w:ilvl w:val="0"/>
+                <w:numId w:val="1"/>
+              </w:numPr>
+              <w:ind w:left="720" w:hanging="360"/>
+            </w:pPr>
+            <w:r>
+              <w:rPr>
+                <w:b w:val="1"/>
+                <w:bCs w:val="1"/>
+                <w:rtl w:val="0"/>
+              </w:rPr>
+              <w:t xml:space="preserve">A</w:t>
+            </w:r>
+            <w:r>
+              <w:rPr>
+                <w:rtl w:val="0"/>
+              </w:rPr>
+              <w:t xml:space="preserve">tomicity (all or nothing)</w:t>
+            </w:r>
+          </w:p>
+          <w:p>
+            <w:pPr>
+              <w:widowControl w:val="0"/>
+              <w:numPr>
+                <w:ilvl w:val="0"/>
+                <w:numId w:val="1"/>
+              </w:numPr>
+              <w:ind w:left="720" w:hanging="360"/>
+            </w:pPr>
+            <w:r>
+              <w:rPr>
+                <w:b w:val="1"/>
+                <w:bCs w:val="1"/>
+                <w:rtl w:val="0"/>
+              </w:rPr>
+              <w:t xml:space="preserve">C</w:t>
+            </w:r>
+            <w:r>
+              <w:rPr>
+                <w:rtl w:val="0"/>
+              </w:rPr>
+              <w:t xml:space="preserve">onsistency (valid state)</w:t>
+            </w:r>
+          </w:p>
+          <w:p>
+            <w:pPr>
+              <w:widowControl w:val="0"/>
+              <w:numPr>
+                <w:ilvl w:val="0"/>
+                <w:numId w:val="1"/>
+              </w:numPr>
+              <w:ind w:left="720" w:hanging="360"/>
+            </w:pPr>
+            <w:r>
+              <w:rPr>
+                <w:b w:val="1"/>
+                <w:bCs w:val="1"/>
+                <w:rtl w:val="0"/>
+              </w:rPr>
+              <w:t xml:space="preserve">I</w:t>
+            </w:r>
+            <w:r>
+              <w:rPr>
+                <w:rtl w:val="0"/>
+              </w:rPr>
+              <w:t xml:space="preserve">solation (transactions don’t interfere)</w:t>
+            </w:r>
+          </w:p>
+          <w:p>
+            <w:pPr>
+              <w:widowControl w:val="0"/>
+              <w:numPr>
+                <w:ilvl w:val="0"/>
+                <w:numId w:val="1"/>
+              </w:numPr>
+              <w:ind w:left="720" w:hanging="360"/>
+            </w:pPr>
+            <w:r>
+              <w:rPr>
+                <w:b w:val="1"/>
+                <w:bCs w:val="1"/>
+                <w:rtl w:val="0"/>
+              </w:rPr>
+              <w:t xml:space="preserve">D</w:t>
+            </w:r>
+            <w:r>
+              <w:rPr>
+                <w:rtl w:val="0"/>
+              </w:rPr>
+              <w:t xml:space="preserve">urability (data persists after commit)</w:t>
+            </w:r>
+          </w:p>
+        </w:tc>
+      </w:tr>
+      <w:tr>
+        <w:trPr>
+          <w:cantSplit w:val="0"/>
+          <w:tblHeader w:val="0"/>
+        </w:trPr>
+        <w:tc>
+          <w:tcPr>
+            <w:shd w:fill="auto" w:val="clear"/>
+            <w:tcMar>
+              <w:top w:w="100.0" w:type="dxa"/>
+              <w:left w:w="100.0" w:type="dxa"/>
+              <w:bottom w:w="100.0" w:type="dxa"/>
+              <w:right w:w="100.0" w:type="dxa"/>
+            </w:tcMar>
+            <w:vAlign w:val="top"/>
+          </w:tcPr>
+          <w:p>
+            <w:pPr>
+              <w:widowControl w:val="0"/>
+              <w:rPr>
+                <w:b w:val="1"/>
+                <w:bCs w:val="1"/>
+              </w:rPr>
+            </w:pPr>
+            <w:r>
+              <w:rPr>
+                <w:b w:val="1"/>
+                <w:bCs w:val="1"/>
+                <w:rtl w:val="0"/>
+              </w:rPr>
+              <w:t xml:space="preserve">Redis</w:t>
             </w:r>
           </w:p>
         </w:tc>
@@ -7550,7 +7587,7 @@
               <w:rPr>
                 <w:rtl w:val="0"/>
               </w:rPr>
-              <w:t xml:space="preserve">Primary Key</w:t>
+              <w:t xml:space="preserve">A fast, in-memory database often used for caching and real-time data.</w:t>
             </w:r>
           </w:p>
         </w:tc>
@@ -7585,7 +7622,7 @@
                 <w:bCs w:val="1"/>
                 <w:rtl w:val="0"/>
               </w:rPr>
-              <w:t xml:space="preserve">Bcrypt</w:t>
+              <w:t xml:space="preserve">PK</w:t>
             </w:r>
           </w:p>
         </w:tc>
@@ -7623,7 +7660,7 @@
               <w:rPr>
                 <w:rtl w:val="0"/>
               </w:rPr>
-              <w:t xml:space="preserve">A secure algorithm used to hash (protect) passwords.</w:t>
+              <w:t xml:space="preserve">Primary Key</w:t>
             </w:r>
           </w:p>
         </w:tc>
@@ -7658,7 +7695,7 @@
                 <w:bCs w:val="1"/>
                 <w:rtl w:val="0"/>
               </w:rPr>
-              <w:t xml:space="preserve">Native</w:t>
+              <w:t xml:space="preserve">Bcrypt</w:t>
             </w:r>
           </w:p>
         </w:tc>
@@ -7696,7 +7733,7 @@
               <w:rPr>
                 <w:rtl w:val="0"/>
               </w:rPr>
-              <w:t xml:space="preserve">Built-in or supported directly by a system without needing extra tools or layers.</w:t>
+              <w:t xml:space="preserve">A secure algorithm used to hash (protect) passwords.</w:t>
             </w:r>
           </w:p>
         </w:tc>
@@ -7731,7 +7768,7 @@
                 <w:bCs w:val="1"/>
                 <w:rtl w:val="0"/>
               </w:rPr>
-              <w:t xml:space="preserve">Native FK</w:t>
+              <w:t xml:space="preserve">Native</w:t>
             </w:r>
           </w:p>
         </w:tc>
@@ -7769,7 +7806,7 @@
               <w:rPr>
                 <w:rtl w:val="0"/>
               </w:rPr>
-              <w:t xml:space="preserve">Native Foreign Key, a built-in database constraint that links one table to another using a foreign key.</w:t>
+              <w:t xml:space="preserve">Built-in or supported directly by a system without needing extra tools or layers.</w:t>
             </w:r>
           </w:p>
         </w:tc>
@@ -7804,7 +7841,7 @@
                 <w:bCs w:val="1"/>
                 <w:rtl w:val="0"/>
               </w:rPr>
-              <w:t xml:space="preserve">MongoDB</w:t>
+              <w:t xml:space="preserve">Native FK</w:t>
             </w:r>
           </w:p>
         </w:tc>
@@ -7842,7 +7879,7 @@
               <w:rPr>
                 <w:rtl w:val="0"/>
               </w:rPr>
-              <w:t xml:space="preserve">A NoSQL database that stores data in flexible, JSON-like documents instead of tables.</w:t>
+              <w:t xml:space="preserve">Native Foreign Key, a built-in database constraint that links one table to another using a foreign key.</w:t>
             </w:r>
           </w:p>
         </w:tc>
@@ -7877,7 +7914,7 @@
                 <w:bCs w:val="1"/>
                 <w:rtl w:val="0"/>
               </w:rPr>
-              <w:t xml:space="preserve">TLS</w:t>
+              <w:t xml:space="preserve">MongoDB</w:t>
             </w:r>
           </w:p>
         </w:tc>
@@ -7915,6 +7952,79 @@
               <w:rPr>
                 <w:rtl w:val="0"/>
               </w:rPr>
+              <w:t xml:space="preserve">A NoSQL database that stores data in flexible, JSON-like documents instead of tables.</w:t>
+            </w:r>
+          </w:p>
+        </w:tc>
+      </w:tr>
+      <w:tr>
+        <w:trPr>
+          <w:cantSplit w:val="0"/>
+          <w:tblHeader w:val="0"/>
+        </w:trPr>
+        <w:tc>
+          <w:tcPr>
+            <w:shd w:fill="auto" w:val="clear"/>
+            <w:tcMar>
+              <w:top w:w="100.0" w:type="dxa"/>
+              <w:left w:w="100.0" w:type="dxa"/>
+              <w:bottom w:w="100.0" w:type="dxa"/>
+              <w:right w:w="100.0" w:type="dxa"/>
+            </w:tcMar>
+            <w:vAlign w:val="top"/>
+          </w:tcPr>
+          <w:p>
+            <w:pPr>
+              <w:widowControl w:val="0"/>
+              <w:rPr>
+                <w:b w:val="1"/>
+                <w:bCs w:val="1"/>
+              </w:rPr>
+            </w:pPr>
+            <w:r>
+              <w:rPr>
+                <w:b w:val="1"/>
+                <w:bCs w:val="1"/>
+                <w:rtl w:val="0"/>
+              </w:rPr>
+              <w:t xml:space="preserve">TLS</w:t>
+            </w:r>
+          </w:p>
+        </w:tc>
+        <w:tc>
+          <w:tcPr>
+            <w:shd w:fill="auto" w:val="clear"/>
+            <w:tcMar>
+              <w:top w:w="100.0" w:type="dxa"/>
+              <w:left w:w="100.0" w:type="dxa"/>
+              <w:bottom w:w="100.0" w:type="dxa"/>
+              <w:right w:w="100.0" w:type="dxa"/>
+            </w:tcMar>
+            <w:vAlign w:val="top"/>
+          </w:tcPr>
+          <w:p>
+            <w:pPr>
+              <w:keepNext w:val="0"/>
+              <w:keepLines w:val="0"/>
+              <w:pageBreakBefore w:val="0"/>
+              <w:widowControl w:val="0"/>
+              <w:pBdr>
+                <w:top w:space="0" w:sz="0" w:val="nil"/>
+                <w:left w:space="0" w:sz="0" w:val="nil"/>
+                <w:bottom w:space="0" w:sz="0" w:val="nil"/>
+                <w:right w:space="0" w:sz="0" w:val="nil"/>
+                <w:between w:space="0" w:sz="0" w:val="nil"/>
+              </w:pBdr>
+              <w:shd w:fill="auto" w:val="clear"/>
+              <w:spacing w:after="0" w:before="0" w:line="240" w:lineRule="auto"/>
+              <w:ind w:left="0" w:right="0" w:firstLine="0"/>
+              <w:jc w:val="left"/>
+              <w:rPr/>
+            </w:pPr>
+            <w:r>
+              <w:rPr>
+                <w:rtl w:val="0"/>
+              </w:rPr>
               <w:t xml:space="preserve">Transport Layer Security, a protocol that encrypts data sent over the internet to keep it secure. </w:t>
             </w:r>
           </w:p>
@@ -7946,8 +8056,8 @@
         </w:tabs>
         <w:rPr/>
       </w:pPr>
-      <w:bookmarkStart w:colFirst="0" w:colLast="0" w:name="_qseuw5uiom72" w:id="6"/>
-      <w:bookmarkEnd w:id="6"/>
+      <w:bookmarkStart w:colFirst="0" w:colLast="0" w:name="_qseuw5uiom72" w:id="7"/>
+      <w:bookmarkEnd w:id="7"/>
       <w:r>
         <w:rPr>
           <w:rtl w:val="0"/>
@@ -8350,8 +8460,8 @@
           <w:iCs w:val="1"/>
         </w:rPr>
       </w:pPr>
-      <w:bookmarkStart w:colFirst="0" w:colLast="0" w:name="_erwkqtcdk8oj" w:id="7"/>
-      <w:bookmarkEnd w:id="7"/>
+      <w:bookmarkStart w:colFirst="0" w:colLast="0" w:name="_erwkqtcdk8oj" w:id="8"/>
+      <w:bookmarkEnd w:id="8"/>
       <w:r>
         <w:rPr>
           <w:rtl w:val="0"/>
@@ -8411,8 +8521,8 @@
         </w:tabs>
         <w:rPr/>
       </w:pPr>
-      <w:bookmarkStart w:colFirst="0" w:colLast="0" w:name="_ysc7q78vng5a" w:id="8"/>
-      <w:bookmarkEnd w:id="8"/>
+      <w:bookmarkStart w:colFirst="0" w:colLast="0" w:name="_ysc7q78vng5a" w:id="9"/>
+      <w:bookmarkEnd w:id="9"/>
       <w:r>
         <w:rPr>
           <w:rtl w:val="0"/>
@@ -8482,8 +8592,8 @@
           <w:iCs w:val="1"/>
         </w:rPr>
       </w:pPr>
-      <w:bookmarkStart w:colFirst="0" w:colLast="0" w:name="_5lkexybp2nm7" w:id="9"/>
-      <w:bookmarkEnd w:id="9"/>
+      <w:bookmarkStart w:colFirst="0" w:colLast="0" w:name="_5lkexybp2nm7" w:id="10"/>
+      <w:bookmarkEnd w:id="10"/>
       <w:r>
         <w:rPr>
           <w:rtl w:val="0"/>
@@ -8573,8 +8683,8 @@
         </w:tabs>
         <w:rPr/>
       </w:pPr>
-      <w:bookmarkStart w:colFirst="0" w:colLast="0" w:name="_hqwzcq9ara7y" w:id="10"/>
-      <w:bookmarkEnd w:id="10"/>
+      <w:bookmarkStart w:colFirst="0" w:colLast="0" w:name="_hqwzcq9ara7y" w:id="11"/>
+      <w:bookmarkEnd w:id="11"/>
       <w:r>
         <w:rPr>
           <w:rtl w:val="0"/>
@@ -8993,8 +9103,8 @@
           <w:vertAlign w:val="baseline"/>
         </w:rPr>
       </w:pPr>
-      <w:bookmarkStart w:colFirst="0" w:colLast="0" w:name="_3g4edoxvwarf" w:id="11"/>
-      <w:bookmarkEnd w:id="11"/>
+      <w:bookmarkStart w:colFirst="0" w:colLast="0" w:name="_3g4edoxvwarf" w:id="12"/>
+      <w:bookmarkEnd w:id="12"/>
       <w:r>
         <w:rPr>
           <w:rtl w:val="0"/>
@@ -9216,8 +9326,8 @@
         </w:tabs>
         <w:rPr/>
       </w:pPr>
-      <w:bookmarkStart w:colFirst="0" w:colLast="0" w:name="_mea87lk9l6c4" w:id="12"/>
-      <w:bookmarkEnd w:id="12"/>
+      <w:bookmarkStart w:colFirst="0" w:colLast="0" w:name="_mea87lk9l6c4" w:id="13"/>
+      <w:bookmarkEnd w:id="13"/>
       <w:r>
         <w:rPr>
           <w:rtl w:val="0"/>
@@ -9245,7 +9355,7 @@
       <w:pPr>
         <w:numPr>
           <w:ilvl w:val="0"/>
-          <w:numId w:val="40"/>
+          <w:numId w:val="41"/>
         </w:numPr>
         <w:tabs>
           <w:tab w:val="left" w:leader="none" w:pos="180"/>
@@ -9273,7 +9383,7 @@
       <w:pPr>
         <w:numPr>
           <w:ilvl w:val="0"/>
-          <w:numId w:val="40"/>
+          <w:numId w:val="41"/>
         </w:numPr>
         <w:tabs>
           <w:tab w:val="left" w:leader="none" w:pos="180"/>
@@ -9301,7 +9411,7 @@
       <w:pPr>
         <w:numPr>
           <w:ilvl w:val="0"/>
-          <w:numId w:val="40"/>
+          <w:numId w:val="41"/>
         </w:numPr>
         <w:tabs>
           <w:tab w:val="left" w:leader="none" w:pos="180"/>
@@ -9329,7 +9439,7 @@
       <w:pPr>
         <w:numPr>
           <w:ilvl w:val="0"/>
-          <w:numId w:val="40"/>
+          <w:numId w:val="41"/>
         </w:numPr>
         <w:tabs>
           <w:tab w:val="left" w:leader="none" w:pos="180"/>
@@ -9357,7 +9467,7 @@
       <w:pPr>
         <w:numPr>
           <w:ilvl w:val="0"/>
-          <w:numId w:val="40"/>
+          <w:numId w:val="41"/>
         </w:numPr>
         <w:tabs>
           <w:tab w:val="left" w:leader="none" w:pos="180"/>
@@ -9385,7 +9495,7 @@
       <w:pPr>
         <w:numPr>
           <w:ilvl w:val="0"/>
-          <w:numId w:val="40"/>
+          <w:numId w:val="41"/>
         </w:numPr>
         <w:tabs>
           <w:tab w:val="left" w:leader="none" w:pos="180"/>
@@ -9413,7 +9523,7 @@
       <w:pPr>
         <w:numPr>
           <w:ilvl w:val="0"/>
-          <w:numId w:val="40"/>
+          <w:numId w:val="41"/>
         </w:numPr>
         <w:tabs>
           <w:tab w:val="left" w:leader="none" w:pos="180"/>
@@ -9463,8 +9573,8 @@
         </w:tabs>
         <w:rPr/>
       </w:pPr>
-      <w:bookmarkStart w:colFirst="0" w:colLast="0" w:name="_k4egio2y08p7" w:id="13"/>
-      <w:bookmarkEnd w:id="13"/>
+      <w:bookmarkStart w:colFirst="0" w:colLast="0" w:name="_k4egio2y08p7" w:id="14"/>
+      <w:bookmarkEnd w:id="14"/>
       <w:r>
         <w:rPr>
           <w:rtl w:val="0"/>
@@ -9498,7 +9608,7 @@
       <w:pPr>
         <w:numPr>
           <w:ilvl w:val="0"/>
-          <w:numId w:val="47"/>
+          <w:numId w:val="48"/>
         </w:numPr>
         <w:tabs>
           <w:tab w:val="left" w:leader="none" w:pos="180"/>
@@ -9520,7 +9630,7 @@
       <w:pPr>
         <w:numPr>
           <w:ilvl w:val="0"/>
-          <w:numId w:val="47"/>
+          <w:numId w:val="48"/>
         </w:numPr>
         <w:tabs>
           <w:tab w:val="left" w:leader="none" w:pos="180"/>
@@ -9542,7 +9652,7 @@
       <w:pPr>
         <w:numPr>
           <w:ilvl w:val="0"/>
-          <w:numId w:val="47"/>
+          <w:numId w:val="48"/>
         </w:numPr>
         <w:tabs>
           <w:tab w:val="left" w:leader="none" w:pos="180"/>
@@ -9564,7 +9674,7 @@
       <w:pPr>
         <w:numPr>
           <w:ilvl w:val="0"/>
-          <w:numId w:val="47"/>
+          <w:numId w:val="48"/>
         </w:numPr>
         <w:tabs>
           <w:tab w:val="left" w:leader="none" w:pos="180"/>
@@ -9586,7 +9696,7 @@
       <w:pPr>
         <w:numPr>
           <w:ilvl w:val="0"/>
-          <w:numId w:val="47"/>
+          <w:numId w:val="48"/>
         </w:numPr>
         <w:tabs>
           <w:tab w:val="left" w:leader="none" w:pos="180"/>
@@ -9608,7 +9718,7 @@
       <w:pPr>
         <w:numPr>
           <w:ilvl w:val="0"/>
-          <w:numId w:val="47"/>
+          <w:numId w:val="48"/>
         </w:numPr>
         <w:tabs>
           <w:tab w:val="left" w:leader="none" w:pos="180"/>
@@ -9855,8 +9965,8 @@
           <w:vertAlign w:val="baseline"/>
         </w:rPr>
       </w:pPr>
-      <w:bookmarkStart w:colFirst="0" w:colLast="0" w:name="_83o9okf9lleb" w:id="14"/>
-      <w:bookmarkEnd w:id="14"/>
+      <w:bookmarkStart w:colFirst="0" w:colLast="0" w:name="_83o9okf9lleb" w:id="15"/>
+      <w:bookmarkEnd w:id="15"/>
       <w:r>
         <w:rPr>
           <w:rtl w:val="0"/>
@@ -9879,8 +9989,8 @@
         </w:tabs>
         <w:rPr/>
       </w:pPr>
-      <w:bookmarkStart w:colFirst="0" w:colLast="0" w:name="_1jn0okf07tu9" w:id="15"/>
-      <w:bookmarkEnd w:id="15"/>
+      <w:bookmarkStart w:colFirst="0" w:colLast="0" w:name="_1jn0okf07tu9" w:id="16"/>
+      <w:bookmarkEnd w:id="16"/>
       <w:r>
         <w:rPr>
           <w:rtl w:val="0"/>
@@ -9898,8 +10008,8 @@
         </w:tabs>
         <w:rPr/>
       </w:pPr>
-      <w:bookmarkStart w:colFirst="0" w:colLast="0" w:name="_4ko7hs1rajr5" w:id="16"/>
-      <w:bookmarkEnd w:id="16"/>
+      <w:bookmarkStart w:colFirst="0" w:colLast="0" w:name="_4ko7hs1rajr5" w:id="17"/>
+      <w:bookmarkEnd w:id="17"/>
       <w:r>
         <w:rPr>
           <w:rtl w:val="0"/>
@@ -9927,7 +10037,7 @@
       <w:pPr>
         <w:numPr>
           <w:ilvl w:val="0"/>
-          <w:numId w:val="42"/>
+          <w:numId w:val="43"/>
         </w:numPr>
         <w:tabs>
           <w:tab w:val="left" w:leader="none" w:pos="180"/>
@@ -9959,7 +10069,7 @@
       <w:pPr>
         <w:numPr>
           <w:ilvl w:val="1"/>
-          <w:numId w:val="42"/>
+          <w:numId w:val="43"/>
         </w:numPr>
         <w:tabs>
           <w:tab w:val="left" w:leader="none" w:pos="180"/>
@@ -9991,7 +10101,7 @@
       <w:pPr>
         <w:numPr>
           <w:ilvl w:val="1"/>
-          <w:numId w:val="42"/>
+          <w:numId w:val="43"/>
         </w:numPr>
         <w:tabs>
           <w:tab w:val="left" w:leader="none" w:pos="180"/>
@@ -10023,7 +10133,7 @@
       <w:pPr>
         <w:numPr>
           <w:ilvl w:val="1"/>
-          <w:numId w:val="42"/>
+          <w:numId w:val="43"/>
         </w:numPr>
         <w:tabs>
           <w:tab w:val="left" w:leader="none" w:pos="180"/>
@@ -10055,7 +10165,7 @@
       <w:pPr>
         <w:numPr>
           <w:ilvl w:val="1"/>
-          <w:numId w:val="42"/>
+          <w:numId w:val="43"/>
         </w:numPr>
         <w:tabs>
           <w:tab w:val="left" w:leader="none" w:pos="180"/>
@@ -10087,7 +10197,7 @@
       <w:pPr>
         <w:numPr>
           <w:ilvl w:val="0"/>
-          <w:numId w:val="42"/>
+          <w:numId w:val="43"/>
         </w:numPr>
         <w:tabs>
           <w:tab w:val="left" w:leader="none" w:pos="180"/>
@@ -10119,7 +10229,7 @@
       <w:pPr>
         <w:numPr>
           <w:ilvl w:val="1"/>
-          <w:numId w:val="42"/>
+          <w:numId w:val="43"/>
         </w:numPr>
         <w:tabs>
           <w:tab w:val="left" w:leader="none" w:pos="180"/>
@@ -10151,7 +10261,7 @@
       <w:pPr>
         <w:numPr>
           <w:ilvl w:val="1"/>
-          <w:numId w:val="42"/>
+          <w:numId w:val="43"/>
         </w:numPr>
         <w:tabs>
           <w:tab w:val="left" w:leader="none" w:pos="180"/>
@@ -10183,7 +10293,7 @@
       <w:pPr>
         <w:numPr>
           <w:ilvl w:val="0"/>
-          <w:numId w:val="42"/>
+          <w:numId w:val="43"/>
         </w:numPr>
         <w:tabs>
           <w:tab w:val="left" w:leader="none" w:pos="180"/>
@@ -10215,7 +10325,7 @@
       <w:pPr>
         <w:numPr>
           <w:ilvl w:val="1"/>
-          <w:numId w:val="42"/>
+          <w:numId w:val="43"/>
         </w:numPr>
         <w:tabs>
           <w:tab w:val="left" w:leader="none" w:pos="180"/>
@@ -10247,7 +10357,7 @@
       <w:pPr>
         <w:numPr>
           <w:ilvl w:val="1"/>
-          <w:numId w:val="42"/>
+          <w:numId w:val="43"/>
         </w:numPr>
         <w:tabs>
           <w:tab w:val="left" w:leader="none" w:pos="180"/>
@@ -10301,8 +10411,8 @@
         </w:tabs>
         <w:rPr/>
       </w:pPr>
-      <w:bookmarkStart w:colFirst="0" w:colLast="0" w:name="_y5udd0vq8pad" w:id="17"/>
-      <w:bookmarkEnd w:id="17"/>
+      <w:bookmarkStart w:colFirst="0" w:colLast="0" w:name="_y5udd0vq8pad" w:id="18"/>
+      <w:bookmarkEnd w:id="18"/>
       <w:r>
         <w:rPr>
           <w:rtl w:val="0"/>
@@ -10330,7 +10440,7 @@
       <w:pPr>
         <w:numPr>
           <w:ilvl w:val="0"/>
-          <w:numId w:val="48"/>
+          <w:numId w:val="49"/>
         </w:numPr>
         <w:tabs>
           <w:tab w:val="left" w:leader="none" w:pos="180"/>
@@ -10362,7 +10472,7 @@
       <w:pPr>
         <w:numPr>
           <w:ilvl w:val="0"/>
-          <w:numId w:val="48"/>
+          <w:numId w:val="49"/>
         </w:numPr>
         <w:tabs>
           <w:tab w:val="left" w:leader="none" w:pos="180"/>
@@ -10394,7 +10504,7 @@
       <w:pPr>
         <w:numPr>
           <w:ilvl w:val="0"/>
-          <w:numId w:val="48"/>
+          <w:numId w:val="49"/>
         </w:numPr>
         <w:tabs>
           <w:tab w:val="left" w:leader="none" w:pos="180"/>
@@ -10426,7 +10536,7 @@
       <w:pPr>
         <w:numPr>
           <w:ilvl w:val="0"/>
-          <w:numId w:val="48"/>
+          <w:numId w:val="49"/>
         </w:numPr>
         <w:tabs>
           <w:tab w:val="left" w:leader="none" w:pos="180"/>
@@ -10480,8 +10590,8 @@
         </w:tabs>
         <w:rPr/>
       </w:pPr>
-      <w:bookmarkStart w:colFirst="0" w:colLast="0" w:name="_rqtzrtkh9cdg" w:id="18"/>
-      <w:bookmarkEnd w:id="18"/>
+      <w:bookmarkStart w:colFirst="0" w:colLast="0" w:name="_rqtzrtkh9cdg" w:id="19"/>
+      <w:bookmarkEnd w:id="19"/>
       <w:r>
         <w:rPr>
           <w:rtl w:val="0"/>
@@ -10718,8 +10828,8 @@
         </w:tabs>
         <w:rPr/>
       </w:pPr>
-      <w:bookmarkStart w:colFirst="0" w:colLast="0" w:name="_csat7kdh9keo" w:id="19"/>
-      <w:bookmarkEnd w:id="19"/>
+      <w:bookmarkStart w:colFirst="0" w:colLast="0" w:name="_csat7kdh9keo" w:id="20"/>
+      <w:bookmarkEnd w:id="20"/>
       <w:r>
         <w:rPr>
           <w:rtl w:val="0"/>
@@ -10864,8 +10974,8 @@
         </w:tabs>
         <w:rPr/>
       </w:pPr>
-      <w:bookmarkStart w:colFirst="0" w:colLast="0" w:name="_el1opmycb6g6" w:id="20"/>
-      <w:bookmarkEnd w:id="20"/>
+      <w:bookmarkStart w:colFirst="0" w:colLast="0" w:name="_el1opmycb6g6" w:id="21"/>
+      <w:bookmarkEnd w:id="21"/>
       <w:r>
         <w:rPr>
           <w:rtl w:val="0"/>
@@ -10920,8 +11030,8 @@
         </w:tabs>
         <w:rPr/>
       </w:pPr>
-      <w:bookmarkStart w:colFirst="0" w:colLast="0" w:name="_bpv28r25l038" w:id="21"/>
-      <w:bookmarkEnd w:id="21"/>
+      <w:bookmarkStart w:colFirst="0" w:colLast="0" w:name="_bpv28r25l038" w:id="22"/>
+      <w:bookmarkEnd w:id="22"/>
       <w:r>
         <w:rPr>
           <w:rtl w:val="0"/>
@@ -11291,7 +11401,7 @@
       <w:pPr>
         <w:numPr>
           <w:ilvl w:val="0"/>
-          <w:numId w:val="49"/>
+          <w:numId w:val="50"/>
         </w:numPr>
         <w:tabs>
           <w:tab w:val="left" w:leader="none" w:pos="180"/>
@@ -11323,7 +11433,7 @@
       <w:pPr>
         <w:numPr>
           <w:ilvl w:val="0"/>
-          <w:numId w:val="49"/>
+          <w:numId w:val="50"/>
         </w:numPr>
         <w:tabs>
           <w:tab w:val="left" w:leader="none" w:pos="180"/>
@@ -11421,8 +11531,8 @@
         </w:tabs>
         <w:rPr/>
       </w:pPr>
-      <w:bookmarkStart w:colFirst="0" w:colLast="0" w:name="_2unetrtpjvx" w:id="22"/>
-      <w:bookmarkEnd w:id="22"/>
+      <w:bookmarkStart w:colFirst="0" w:colLast="0" w:name="_2unetrtpjvx" w:id="23"/>
+      <w:bookmarkEnd w:id="23"/>
       <w:r>
         <w:rPr>
           <w:rtl w:val="0"/>
@@ -11801,7 +11911,7 @@
       <w:pPr>
         <w:numPr>
           <w:ilvl w:val="0"/>
-          <w:numId w:val="49"/>
+          <w:numId w:val="50"/>
         </w:numPr>
         <w:tabs>
           <w:tab w:val="left" w:leader="none" w:pos="180"/>
@@ -11829,7 +11939,7 @@
       <w:pPr>
         <w:numPr>
           <w:ilvl w:val="0"/>
-          <w:numId w:val="49"/>
+          <w:numId w:val="50"/>
         </w:numPr>
         <w:tabs>
           <w:tab w:val="left" w:leader="none" w:pos="180"/>
@@ -11857,7 +11967,7 @@
       <w:pPr>
         <w:numPr>
           <w:ilvl w:val="0"/>
-          <w:numId w:val="49"/>
+          <w:numId w:val="50"/>
         </w:numPr>
         <w:tabs>
           <w:tab w:val="left" w:leader="none" w:pos="180"/>
@@ -11977,8 +12087,8 @@
         </w:tabs>
         <w:rPr/>
       </w:pPr>
-      <w:bookmarkStart w:colFirst="0" w:colLast="0" w:name="_qz4v4xv8dob5" w:id="23"/>
-      <w:bookmarkEnd w:id="23"/>
+      <w:bookmarkStart w:colFirst="0" w:colLast="0" w:name="_qz4v4xv8dob5" w:id="24"/>
+      <w:bookmarkEnd w:id="24"/>
       <w:r>
         <w:rPr>
           <w:rtl w:val="0"/>
@@ -12391,7 +12501,7 @@
       <w:pPr>
         <w:numPr>
           <w:ilvl w:val="0"/>
-          <w:numId w:val="49"/>
+          <w:numId w:val="50"/>
         </w:numPr>
         <w:tabs>
           <w:tab w:val="left" w:leader="none" w:pos="180"/>
@@ -12419,7 +12529,7 @@
       <w:pPr>
         <w:numPr>
           <w:ilvl w:val="0"/>
-          <w:numId w:val="49"/>
+          <w:numId w:val="50"/>
         </w:numPr>
         <w:tabs>
           <w:tab w:val="left" w:leader="none" w:pos="180"/>
@@ -12447,7 +12557,7 @@
       <w:pPr>
         <w:numPr>
           <w:ilvl w:val="0"/>
-          <w:numId w:val="49"/>
+          <w:numId w:val="50"/>
         </w:numPr>
         <w:tabs>
           <w:tab w:val="left" w:leader="none" w:pos="180"/>
@@ -12478,7 +12588,7 @@
       <w:pPr>
         <w:numPr>
           <w:ilvl w:val="0"/>
-          <w:numId w:val="49"/>
+          <w:numId w:val="50"/>
         </w:numPr>
         <w:tabs>
           <w:tab w:val="left" w:leader="none" w:pos="180"/>
@@ -12600,8 +12710,8 @@
         </w:tabs>
         <w:rPr/>
       </w:pPr>
-      <w:bookmarkStart w:colFirst="0" w:colLast="0" w:name="_5qfatghz94cj" w:id="24"/>
-      <w:bookmarkEnd w:id="24"/>
+      <w:bookmarkStart w:colFirst="0" w:colLast="0" w:name="_5qfatghz94cj" w:id="25"/>
+      <w:bookmarkEnd w:id="25"/>
       <w:r>
         <w:rPr>
           <w:rtl w:val="0"/>
@@ -12651,8 +12761,8 @@
         </w:tabs>
         <w:rPr/>
       </w:pPr>
-      <w:bookmarkStart w:colFirst="0" w:colLast="0" w:name="_4us3pki5jdf7" w:id="25"/>
-      <w:bookmarkEnd w:id="25"/>
+      <w:bookmarkStart w:colFirst="0" w:colLast="0" w:name="_4us3pki5jdf7" w:id="26"/>
+      <w:bookmarkEnd w:id="26"/>
       <w:r>
         <w:rPr>
           <w:rtl w:val="0"/>
@@ -12790,7 +12900,7 @@
       <w:pPr>
         <w:numPr>
           <w:ilvl w:val="0"/>
-          <w:numId w:val="43"/>
+          <w:numId w:val="44"/>
         </w:numPr>
         <w:tabs>
           <w:tab w:val="left" w:leader="none" w:pos="180"/>
@@ -12811,7 +12921,7 @@
       <w:pPr>
         <w:numPr>
           <w:ilvl w:val="0"/>
-          <w:numId w:val="43"/>
+          <w:numId w:val="44"/>
         </w:numPr>
         <w:tabs>
           <w:tab w:val="left" w:leader="none" w:pos="180"/>
@@ -12832,7 +12942,7 @@
       <w:pPr>
         <w:numPr>
           <w:ilvl w:val="0"/>
-          <w:numId w:val="43"/>
+          <w:numId w:val="44"/>
         </w:numPr>
         <w:tabs>
           <w:tab w:val="left" w:leader="none" w:pos="180"/>
@@ -12853,7 +12963,7 @@
       <w:pPr>
         <w:numPr>
           <w:ilvl w:val="0"/>
-          <w:numId w:val="43"/>
+          <w:numId w:val="44"/>
         </w:numPr>
         <w:tabs>
           <w:tab w:val="left" w:leader="none" w:pos="180"/>
@@ -12874,7 +12984,7 @@
       <w:pPr>
         <w:numPr>
           <w:ilvl w:val="0"/>
-          <w:numId w:val="43"/>
+          <w:numId w:val="44"/>
         </w:numPr>
         <w:tabs>
           <w:tab w:val="left" w:leader="none" w:pos="180"/>
@@ -12895,7 +13005,7 @@
       <w:pPr>
         <w:numPr>
           <w:ilvl w:val="0"/>
-          <w:numId w:val="43"/>
+          <w:numId w:val="44"/>
         </w:numPr>
         <w:tabs>
           <w:tab w:val="left" w:leader="none" w:pos="180"/>
@@ -13183,8 +13293,8 @@
         </w:tabs>
         <w:rPr/>
       </w:pPr>
-      <w:bookmarkStart w:colFirst="0" w:colLast="0" w:name="_eekoyc6jc75f" w:id="26"/>
-      <w:bookmarkEnd w:id="26"/>
+      <w:bookmarkStart w:colFirst="0" w:colLast="0" w:name="_eekoyc6jc75f" w:id="27"/>
+      <w:bookmarkEnd w:id="27"/>
       <w:r>
         <w:rPr>
           <w:rtl w:val="0"/>
@@ -13725,7 +13835,7 @@
       <w:pPr>
         <w:numPr>
           <w:ilvl w:val="0"/>
-          <w:numId w:val="45"/>
+          <w:numId w:val="46"/>
         </w:numPr>
         <w:tabs>
           <w:tab w:val="left" w:leader="none" w:pos="180"/>
@@ -13746,7 +13856,7 @@
       <w:pPr>
         <w:numPr>
           <w:ilvl w:val="0"/>
-          <w:numId w:val="45"/>
+          <w:numId w:val="46"/>
         </w:numPr>
         <w:tabs>
           <w:tab w:val="left" w:leader="none" w:pos="180"/>
@@ -13767,7 +13877,7 @@
       <w:pPr>
         <w:numPr>
           <w:ilvl w:val="0"/>
-          <w:numId w:val="45"/>
+          <w:numId w:val="46"/>
         </w:numPr>
         <w:tabs>
           <w:tab w:val="left" w:leader="none" w:pos="180"/>
@@ -13788,7 +13898,7 @@
       <w:pPr>
         <w:numPr>
           <w:ilvl w:val="0"/>
-          <w:numId w:val="45"/>
+          <w:numId w:val="46"/>
         </w:numPr>
         <w:tabs>
           <w:tab w:val="left" w:leader="none" w:pos="180"/>
@@ -13905,8 +14015,8 @@
         </w:tabs>
         <w:rPr/>
       </w:pPr>
-      <w:bookmarkStart w:colFirst="0" w:colLast="0" w:name="_vv8xdpxqfo46" w:id="27"/>
-      <w:bookmarkEnd w:id="27"/>
+      <w:bookmarkStart w:colFirst="0" w:colLast="0" w:name="_vv8xdpxqfo46" w:id="28"/>
+      <w:bookmarkEnd w:id="28"/>
       <w:r>
         <w:rPr>
           <w:rtl w:val="0"/>
@@ -14044,7 +14154,7 @@
       <w:pPr>
         <w:numPr>
           <w:ilvl w:val="0"/>
-          <w:numId w:val="56"/>
+          <w:numId w:val="57"/>
         </w:numPr>
         <w:tabs>
           <w:tab w:val="left" w:leader="none" w:pos="180"/>
@@ -14065,7 +14175,7 @@
       <w:pPr>
         <w:numPr>
           <w:ilvl w:val="0"/>
-          <w:numId w:val="56"/>
+          <w:numId w:val="57"/>
         </w:numPr>
         <w:tabs>
           <w:tab w:val="left" w:leader="none" w:pos="180"/>
@@ -14086,7 +14196,7 @@
       <w:pPr>
         <w:numPr>
           <w:ilvl w:val="0"/>
-          <w:numId w:val="56"/>
+          <w:numId w:val="57"/>
         </w:numPr>
         <w:tabs>
           <w:tab w:val="left" w:leader="none" w:pos="180"/>
@@ -14107,7 +14217,7 @@
       <w:pPr>
         <w:numPr>
           <w:ilvl w:val="0"/>
-          <w:numId w:val="56"/>
+          <w:numId w:val="57"/>
         </w:numPr>
         <w:tabs>
           <w:tab w:val="left" w:leader="none" w:pos="180"/>
@@ -14128,7 +14238,7 @@
       <w:pPr>
         <w:numPr>
           <w:ilvl w:val="0"/>
-          <w:numId w:val="56"/>
+          <w:numId w:val="57"/>
         </w:numPr>
         <w:tabs>
           <w:tab w:val="left" w:leader="none" w:pos="180"/>
@@ -14149,7 +14259,7 @@
       <w:pPr>
         <w:numPr>
           <w:ilvl w:val="0"/>
-          <w:numId w:val="56"/>
+          <w:numId w:val="57"/>
         </w:numPr>
         <w:tabs>
           <w:tab w:val="left" w:leader="none" w:pos="180"/>
@@ -14427,7 +14537,7 @@
       <w:pPr>
         <w:numPr>
           <w:ilvl w:val="0"/>
-          <w:numId w:val="45"/>
+          <w:numId w:val="46"/>
         </w:numPr>
         <w:tabs>
           <w:tab w:val="left" w:leader="none" w:pos="180"/>
@@ -14448,7 +14558,7 @@
       <w:pPr>
         <w:numPr>
           <w:ilvl w:val="0"/>
-          <w:numId w:val="45"/>
+          <w:numId w:val="46"/>
         </w:numPr>
         <w:tabs>
           <w:tab w:val="left" w:leader="none" w:pos="180"/>
@@ -14469,7 +14579,7 @@
       <w:pPr>
         <w:numPr>
           <w:ilvl w:val="0"/>
-          <w:numId w:val="45"/>
+          <w:numId w:val="46"/>
         </w:numPr>
         <w:tabs>
           <w:tab w:val="left" w:leader="none" w:pos="180"/>
@@ -14581,8 +14691,8 @@
         </w:tabs>
         <w:rPr/>
       </w:pPr>
-      <w:bookmarkStart w:colFirst="0" w:colLast="0" w:name="_zhwza6asc90p" w:id="28"/>
-      <w:bookmarkEnd w:id="28"/>
+      <w:bookmarkStart w:colFirst="0" w:colLast="0" w:name="_zhwza6asc90p" w:id="29"/>
+      <w:bookmarkEnd w:id="29"/>
       <w:r>
         <w:rPr>
           <w:rtl w:val="0"/>
@@ -14770,8 +14880,8 @@
         </w:tabs>
         <w:rPr/>
       </w:pPr>
-      <w:bookmarkStart w:colFirst="0" w:colLast="0" w:name="_rdjt3g70f0xs" w:id="29"/>
-      <w:bookmarkEnd w:id="29"/>
+      <w:bookmarkStart w:colFirst="0" w:colLast="0" w:name="_rdjt3g70f0xs" w:id="30"/>
+      <w:bookmarkEnd w:id="30"/>
       <w:r>
         <w:rPr>
           <w:rtl w:val="0"/>
@@ -14789,8 +14899,8 @@
         </w:tabs>
         <w:rPr/>
       </w:pPr>
-      <w:bookmarkStart w:colFirst="0" w:colLast="0" w:name="_4p61yg25tbwa" w:id="30"/>
-      <w:bookmarkEnd w:id="30"/>
+      <w:bookmarkStart w:colFirst="0" w:colLast="0" w:name="_4p61yg25tbwa" w:id="31"/>
+      <w:bookmarkEnd w:id="31"/>
       <w:r>
         <w:rPr>
           <w:rtl w:val="0"/>
@@ -14976,8 +15086,8 @@
         </w:tabs>
         <w:rPr/>
       </w:pPr>
-      <w:bookmarkStart w:colFirst="0" w:colLast="0" w:name="_ny6o7tmjvctl" w:id="31"/>
-      <w:bookmarkEnd w:id="31"/>
+      <w:bookmarkStart w:colFirst="0" w:colLast="0" w:name="_ny6o7tmjvctl" w:id="32"/>
+      <w:bookmarkEnd w:id="32"/>
       <w:r>
         <w:rPr>
           <w:rtl w:val="0"/>
@@ -15064,7 +15174,7 @@
       <w:pPr>
         <w:numPr>
           <w:ilvl w:val="0"/>
-          <w:numId w:val="39"/>
+          <w:numId w:val="40"/>
         </w:numPr>
         <w:tabs>
           <w:tab w:val="left" w:leader="none" w:pos="180"/>
@@ -15085,7 +15195,7 @@
       <w:pPr>
         <w:numPr>
           <w:ilvl w:val="0"/>
-          <w:numId w:val="39"/>
+          <w:numId w:val="40"/>
         </w:numPr>
         <w:tabs>
           <w:tab w:val="left" w:leader="none" w:pos="180"/>
@@ -15106,7 +15216,7 @@
       <w:pPr>
         <w:numPr>
           <w:ilvl w:val="0"/>
-          <w:numId w:val="39"/>
+          <w:numId w:val="40"/>
         </w:numPr>
         <w:tabs>
           <w:tab w:val="left" w:leader="none" w:pos="180"/>
@@ -15127,7 +15237,7 @@
       <w:pPr>
         <w:numPr>
           <w:ilvl w:val="0"/>
-          <w:numId w:val="39"/>
+          <w:numId w:val="40"/>
         </w:numPr>
         <w:tabs>
           <w:tab w:val="left" w:leader="none" w:pos="180"/>
@@ -15148,7 +15258,7 @@
       <w:pPr>
         <w:numPr>
           <w:ilvl w:val="0"/>
-          <w:numId w:val="39"/>
+          <w:numId w:val="40"/>
         </w:numPr>
         <w:tabs>
           <w:tab w:val="left" w:leader="none" w:pos="180"/>
@@ -15169,7 +15279,7 @@
       <w:pPr>
         <w:numPr>
           <w:ilvl w:val="0"/>
-          <w:numId w:val="39"/>
+          <w:numId w:val="40"/>
         </w:numPr>
         <w:tabs>
           <w:tab w:val="left" w:leader="none" w:pos="180"/>
@@ -15190,7 +15300,7 @@
       <w:pPr>
         <w:numPr>
           <w:ilvl w:val="0"/>
-          <w:numId w:val="39"/>
+          <w:numId w:val="40"/>
         </w:numPr>
         <w:tabs>
           <w:tab w:val="left" w:leader="none" w:pos="180"/>
@@ -15211,7 +15321,7 @@
       <w:pPr>
         <w:numPr>
           <w:ilvl w:val="0"/>
-          <w:numId w:val="39"/>
+          <w:numId w:val="40"/>
         </w:numPr>
         <w:tabs>
           <w:tab w:val="left" w:leader="none" w:pos="180"/>
@@ -16019,7 +16129,7 @@
       <w:pPr>
         <w:numPr>
           <w:ilvl w:val="0"/>
-          <w:numId w:val="51"/>
+          <w:numId w:val="52"/>
         </w:numPr>
         <w:tabs>
           <w:tab w:val="left" w:leader="none" w:pos="180"/>
@@ -16040,7 +16150,7 @@
       <w:pPr>
         <w:numPr>
           <w:ilvl w:val="0"/>
-          <w:numId w:val="51"/>
+          <w:numId w:val="52"/>
         </w:numPr>
         <w:tabs>
           <w:tab w:val="left" w:leader="none" w:pos="180"/>
@@ -16061,7 +16171,7 @@
       <w:pPr>
         <w:numPr>
           <w:ilvl w:val="0"/>
-          <w:numId w:val="51"/>
+          <w:numId w:val="52"/>
         </w:numPr>
         <w:tabs>
           <w:tab w:val="left" w:leader="none" w:pos="180"/>
@@ -16082,7 +16192,7 @@
       <w:pPr>
         <w:numPr>
           <w:ilvl w:val="0"/>
-          <w:numId w:val="51"/>
+          <w:numId w:val="52"/>
         </w:numPr>
         <w:tabs>
           <w:tab w:val="left" w:leader="none" w:pos="180"/>
@@ -16103,7 +16213,7 @@
       <w:pPr>
         <w:numPr>
           <w:ilvl w:val="0"/>
-          <w:numId w:val="51"/>
+          <w:numId w:val="52"/>
         </w:numPr>
         <w:tabs>
           <w:tab w:val="left" w:leader="none" w:pos="180"/>
@@ -16124,7 +16234,7 @@
       <w:pPr>
         <w:numPr>
           <w:ilvl w:val="0"/>
-          <w:numId w:val="51"/>
+          <w:numId w:val="52"/>
         </w:numPr>
         <w:tabs>
           <w:tab w:val="left" w:leader="none" w:pos="180"/>
@@ -16145,7 +16255,7 @@
       <w:pPr>
         <w:numPr>
           <w:ilvl w:val="0"/>
-          <w:numId w:val="51"/>
+          <w:numId w:val="52"/>
         </w:numPr>
         <w:tabs>
           <w:tab w:val="left" w:leader="none" w:pos="180"/>
@@ -16166,7 +16276,7 @@
       <w:pPr>
         <w:numPr>
           <w:ilvl w:val="0"/>
-          <w:numId w:val="51"/>
+          <w:numId w:val="52"/>
         </w:numPr>
         <w:tabs>
           <w:tab w:val="left" w:leader="none" w:pos="180"/>
@@ -16187,7 +16297,7 @@
       <w:pPr>
         <w:numPr>
           <w:ilvl w:val="0"/>
-          <w:numId w:val="51"/>
+          <w:numId w:val="52"/>
         </w:numPr>
         <w:tabs>
           <w:tab w:val="left" w:leader="none" w:pos="180"/>
@@ -16208,7 +16318,7 @@
       <w:pPr>
         <w:numPr>
           <w:ilvl w:val="0"/>
-          <w:numId w:val="51"/>
+          <w:numId w:val="52"/>
         </w:numPr>
         <w:tabs>
           <w:tab w:val="left" w:leader="none" w:pos="180"/>
@@ -16229,7 +16339,7 @@
       <w:pPr>
         <w:numPr>
           <w:ilvl w:val="0"/>
-          <w:numId w:val="51"/>
+          <w:numId w:val="52"/>
         </w:numPr>
         <w:tabs>
           <w:tab w:val="left" w:leader="none" w:pos="180"/>
@@ -16250,7 +16360,7 @@
       <w:pPr>
         <w:numPr>
           <w:ilvl w:val="0"/>
-          <w:numId w:val="51"/>
+          <w:numId w:val="52"/>
         </w:numPr>
         <w:tabs>
           <w:tab w:val="left" w:leader="none" w:pos="180"/>
@@ -16271,7 +16381,7 @@
       <w:pPr>
         <w:numPr>
           <w:ilvl w:val="0"/>
-          <w:numId w:val="51"/>
+          <w:numId w:val="52"/>
         </w:numPr>
         <w:tabs>
           <w:tab w:val="left" w:leader="none" w:pos="180"/>
@@ -17258,7 +17368,7 @@
       <w:pPr>
         <w:numPr>
           <w:ilvl w:val="0"/>
-          <w:numId w:val="44"/>
+          <w:numId w:val="45"/>
         </w:numPr>
         <w:tabs>
           <w:tab w:val="left" w:leader="none" w:pos="180"/>
@@ -17279,7 +17389,7 @@
       <w:pPr>
         <w:numPr>
           <w:ilvl w:val="0"/>
-          <w:numId w:val="44"/>
+          <w:numId w:val="45"/>
         </w:numPr>
         <w:tabs>
           <w:tab w:val="left" w:leader="none" w:pos="180"/>
@@ -17300,7 +17410,7 @@
       <w:pPr>
         <w:numPr>
           <w:ilvl w:val="0"/>
-          <w:numId w:val="44"/>
+          <w:numId w:val="45"/>
         </w:numPr>
         <w:tabs>
           <w:tab w:val="left" w:leader="none" w:pos="180"/>
@@ -17321,7 +17431,7 @@
       <w:pPr>
         <w:numPr>
           <w:ilvl w:val="0"/>
-          <w:numId w:val="44"/>
+          <w:numId w:val="45"/>
         </w:numPr>
         <w:tabs>
           <w:tab w:val="left" w:leader="none" w:pos="180"/>
@@ -17342,7 +17452,7 @@
       <w:pPr>
         <w:numPr>
           <w:ilvl w:val="0"/>
-          <w:numId w:val="44"/>
+          <w:numId w:val="45"/>
         </w:numPr>
         <w:tabs>
           <w:tab w:val="left" w:leader="none" w:pos="180"/>
@@ -17363,7 +17473,7 @@
       <w:pPr>
         <w:numPr>
           <w:ilvl w:val="0"/>
-          <w:numId w:val="44"/>
+          <w:numId w:val="45"/>
         </w:numPr>
         <w:tabs>
           <w:tab w:val="left" w:leader="none" w:pos="180"/>
@@ -17727,8 +17837,8 @@
           <w:vertAlign w:val="baseline"/>
         </w:rPr>
       </w:pPr>
-      <w:bookmarkStart w:colFirst="0" w:colLast="0" w:name="_bmiaq5xqti3a" w:id="32"/>
-      <w:bookmarkEnd w:id="32"/>
+      <w:bookmarkStart w:colFirst="0" w:colLast="0" w:name="_bmiaq5xqti3a" w:id="33"/>
+      <w:bookmarkEnd w:id="33"/>
       <w:r>
         <w:rPr>
           <w:rtl w:val="0"/>
@@ -17801,8 +17911,8 @@
         </w:tabs>
         <w:rPr/>
       </w:pPr>
-      <w:bookmarkStart w:colFirst="0" w:colLast="0" w:name="_sl61zx24xhsr" w:id="33"/>
-      <w:bookmarkEnd w:id="33"/>
+      <w:bookmarkStart w:colFirst="0" w:colLast="0" w:name="_sl61zx24xhsr" w:id="34"/>
+      <w:bookmarkEnd w:id="34"/>
       <w:r>
         <w:rPr>
           <w:rtl w:val="0"/>
@@ -17888,13 +17998,792 @@
         </w:tabs>
         <w:rPr/>
       </w:pPr>
-      <w:bookmarkStart w:colFirst="0" w:colLast="0" w:name="_krbx2yoeh9uc" w:id="34"/>
-      <w:bookmarkEnd w:id="34"/>
+      <w:bookmarkStart w:colFirst="0" w:colLast="0" w:name="_krbx2yoeh9uc" w:id="35"/>
+      <w:bookmarkEnd w:id="35"/>
       <w:r>
         <w:rPr>
           <w:rtl w:val="0"/>
         </w:rPr>
         <w:t xml:space="preserve">3.5.2 Reliability: </w:t>
+      </w:r>
+    </w:p>
+    <w:p>
+      <w:pPr>
+        <w:numPr>
+          <w:ilvl w:val="0"/>
+          <w:numId w:val="54"/>
+        </w:numPr>
+        <w:tabs>
+          <w:tab w:val="left" w:leader="none" w:pos="180"/>
+          <w:tab w:val="left" w:leader="none" w:pos="360"/>
+          <w:tab w:val="left" w:leader="none" w:pos="720"/>
+        </w:tabs>
+        <w:ind w:left="720" w:hanging="360"/>
+        <w:rPr/>
+      </w:pPr>
+      <w:r>
+        <w:rPr>
+          <w:rtl w:val="0"/>
+        </w:rPr>
+        <w:t xml:space="preserve">The software must reliably prevent double-booking under all conditions. Once a seat is locked or purchased, it must not be available to other users unless the hold expires or a refund is processed.</w:t>
+      </w:r>
+      <w:r>
+        <w:rPr>
+          <w:rtl w:val="0"/>
+        </w:rPr>
+      </w:r>
+    </w:p>
+    <w:p>
+      <w:pPr>
+        <w:numPr>
+          <w:ilvl w:val="0"/>
+          <w:numId w:val="55"/>
+        </w:numPr>
+        <w:tabs>
+          <w:tab w:val="left" w:leader="none" w:pos="180"/>
+          <w:tab w:val="left" w:leader="none" w:pos="360"/>
+          <w:tab w:val="left" w:leader="none" w:pos="720"/>
+        </w:tabs>
+        <w:ind w:left="720" w:hanging="360"/>
+        <w:rPr/>
+      </w:pPr>
+      <w:r>
+        <w:rPr>
+          <w:rtl w:val="0"/>
+        </w:rPr>
+        <w:t xml:space="preserve">If a network issue occurs, the system may operate in a limited offline mode at kiosk locations. In this mode, tickets may be printed physically on-site, but digital delivery features may be unavailable until the network connection is restored.</w:t>
+      </w:r>
+      <w:r>
+        <w:rPr>
+          <w:rtl w:val="0"/>
+        </w:rPr>
+      </w:r>
+    </w:p>
+    <w:p>
+      <w:pPr>
+        <w:numPr>
+          <w:ilvl w:val="0"/>
+          <w:numId w:val="55"/>
+        </w:numPr>
+        <w:tabs>
+          <w:tab w:val="left" w:leader="none" w:pos="180"/>
+          <w:tab w:val="left" w:leader="none" w:pos="360"/>
+          <w:tab w:val="left" w:leader="none" w:pos="720"/>
+        </w:tabs>
+        <w:ind w:left="720" w:hanging="360"/>
+        <w:rPr/>
+      </w:pPr>
+      <w:r>
+        <w:rPr>
+          <w:rtl w:val="0"/>
+        </w:rPr>
+        <w:t xml:space="preserve">The system should maintain an uptime target of 99.9% during theater operating hours, excluding scheduled maintenance.</w:t>
+      </w:r>
+    </w:p>
+    <w:p>
+      <w:pPr>
+        <w:tabs>
+          <w:tab w:val="left" w:leader="none" w:pos="180"/>
+          <w:tab w:val="left" w:leader="none" w:pos="360"/>
+          <w:tab w:val="left" w:leader="none" w:pos="720"/>
+        </w:tabs>
+        <w:ind w:left="0" w:firstLine="0"/>
+        <w:rPr>
+          <w:b w:val="1"/>
+          <w:bCs w:val="1"/>
+        </w:rPr>
+      </w:pPr>
+      <w:r>
+        <w:rPr>
+          <w:b w:val="1"/>
+          <w:bCs w:val="1"/>
+          <w:rtl w:val="0"/>
+        </w:rPr>
+        <w:t xml:space="preserve">3.5.3 Availability: </w:t>
+      </w:r>
+    </w:p>
+    <w:p>
+      <w:pPr>
+        <w:numPr>
+          <w:ilvl w:val="0"/>
+          <w:numId w:val="22"/>
+        </w:numPr>
+        <w:tabs>
+          <w:tab w:val="left" w:leader="none" w:pos="180"/>
+          <w:tab w:val="left" w:leader="none" w:pos="360"/>
+          <w:tab w:val="left" w:leader="none" w:pos="720"/>
+        </w:tabs>
+        <w:ind w:left="720" w:hanging="360"/>
+        <w:rPr/>
+      </w:pPr>
+      <w:r>
+        <w:rPr>
+          <w:rtl w:val="0"/>
+        </w:rPr>
+        <w:t xml:space="preserve">The system must remain accessible during all standard theater operating hours.</w:t>
+      </w:r>
+    </w:p>
+    <w:p>
+      <w:pPr>
+        <w:numPr>
+          <w:ilvl w:val="0"/>
+          <w:numId w:val="22"/>
+        </w:numPr>
+        <w:tabs>
+          <w:tab w:val="left" w:leader="none" w:pos="180"/>
+          <w:tab w:val="left" w:leader="none" w:pos="360"/>
+          <w:tab w:val="left" w:leader="none" w:pos="720"/>
+        </w:tabs>
+        <w:ind w:left="720" w:hanging="360"/>
+        <w:rPr/>
+      </w:pPr>
+      <w:r>
+        <w:rPr>
+          <w:rtl w:val="0"/>
+        </w:rPr>
+        <w:t xml:space="preserve">Multiple kiosks at each location should ensure that ticket purchasing remains available even if one kiosk experiences a hardware issue.</w:t>
+      </w:r>
+    </w:p>
+    <w:p>
+      <w:pPr>
+        <w:numPr>
+          <w:ilvl w:val="0"/>
+          <w:numId w:val="22"/>
+        </w:numPr>
+        <w:tabs>
+          <w:tab w:val="left" w:leader="none" w:pos="180"/>
+          <w:tab w:val="left" w:leader="none" w:pos="360"/>
+          <w:tab w:val="left" w:leader="none" w:pos="720"/>
+        </w:tabs>
+        <w:ind w:left="720" w:hanging="360"/>
+        <w:rPr/>
+      </w:pPr>
+      <w:r>
+        <w:rPr>
+          <w:rtl w:val="0"/>
+        </w:rPr>
+        <w:t xml:space="preserve">Planned maintenance should be scheduled during non-peak hours to minimize disruption to customers.</w:t>
+      </w:r>
+      <w:r>
+        <w:rPr>
+          <w:rtl w:val="0"/>
+        </w:rPr>
+      </w:r>
+    </w:p>
+    <w:p>
+      <w:pPr>
+        <w:pStyle w:val="Heading3"/>
+        <w:tabs>
+          <w:tab w:val="left" w:leader="none" w:pos="180"/>
+          <w:tab w:val="left" w:leader="none" w:pos="360"/>
+          <w:tab w:val="left" w:leader="none" w:pos="720"/>
+        </w:tabs>
+        <w:rPr/>
+      </w:pPr>
+      <w:bookmarkStart w:colFirst="0" w:colLast="0" w:name="_vmen0q3qf5vk" w:id="36"/>
+      <w:bookmarkEnd w:id="36"/>
+      <w:r>
+        <w:rPr>
+          <w:rtl w:val="0"/>
+        </w:rPr>
+        <w:t xml:space="preserve">3.5.4 Security:</w:t>
+      </w:r>
+    </w:p>
+    <w:p>
+      <w:pPr>
+        <w:numPr>
+          <w:ilvl w:val="0"/>
+          <w:numId w:val="56"/>
+        </w:numPr>
+        <w:tabs>
+          <w:tab w:val="left" w:leader="none" w:pos="180"/>
+          <w:tab w:val="left" w:leader="none" w:pos="360"/>
+          <w:tab w:val="left" w:leader="none" w:pos="720"/>
+        </w:tabs>
+        <w:ind w:left="720" w:hanging="360"/>
+        <w:rPr/>
+      </w:pPr>
+      <w:r>
+        <w:rPr>
+          <w:rtl w:val="0"/>
+        </w:rPr>
+        <w:t xml:space="preserve">The system must protect customer data and payment information at all times.</w:t>
+      </w:r>
+    </w:p>
+    <w:p>
+      <w:pPr>
+        <w:numPr>
+          <w:ilvl w:val="0"/>
+          <w:numId w:val="56"/>
+        </w:numPr>
+        <w:tabs>
+          <w:tab w:val="left" w:leader="none" w:pos="180"/>
+          <w:tab w:val="left" w:leader="none" w:pos="360"/>
+          <w:tab w:val="left" w:leader="none" w:pos="720"/>
+        </w:tabs>
+        <w:ind w:left="720" w:hanging="360"/>
+        <w:rPr/>
+      </w:pPr>
+      <w:r>
+        <w:rPr>
+          <w:rtl w:val="0"/>
+        </w:rPr>
+        <w:t xml:space="preserve">All web traffic must be encrypted using HTTPS.</w:t>
+      </w:r>
+    </w:p>
+    <w:p>
+      <w:pPr>
+        <w:numPr>
+          <w:ilvl w:val="0"/>
+          <w:numId w:val="56"/>
+        </w:numPr>
+        <w:tabs>
+          <w:tab w:val="left" w:leader="none" w:pos="180"/>
+          <w:tab w:val="left" w:leader="none" w:pos="360"/>
+          <w:tab w:val="left" w:leader="none" w:pos="720"/>
+        </w:tabs>
+        <w:ind w:left="720" w:hanging="360"/>
+        <w:rPr/>
+      </w:pPr>
+      <w:r>
+        <w:rPr>
+          <w:rtl w:val="0"/>
+        </w:rPr>
+        <w:t xml:space="preserve">Payment processing will be outsourced through Adyen in compliance with PCI-DSS standards. The system will not store full credit card information locally.</w:t>
+      </w:r>
+    </w:p>
+    <w:p>
+      <w:pPr>
+        <w:numPr>
+          <w:ilvl w:val="0"/>
+          <w:numId w:val="56"/>
+        </w:numPr>
+        <w:tabs>
+          <w:tab w:val="left" w:leader="none" w:pos="180"/>
+          <w:tab w:val="left" w:leader="none" w:pos="360"/>
+          <w:tab w:val="left" w:leader="none" w:pos="720"/>
+        </w:tabs>
+        <w:ind w:left="720" w:hanging="360"/>
+        <w:rPr/>
+      </w:pPr>
+      <w:r>
+        <w:rPr>
+          <w:rtl w:val="0"/>
+        </w:rPr>
+        <w:t xml:space="preserve">Administrative access will require secure login credentials, and only authorized staff will be able to modify showtimes, pricing, and availability.</w:t>
+      </w:r>
+    </w:p>
+    <w:p>
+      <w:pPr>
+        <w:numPr>
+          <w:ilvl w:val="0"/>
+          <w:numId w:val="56"/>
+        </w:numPr>
+        <w:tabs>
+          <w:tab w:val="left" w:leader="none" w:pos="180"/>
+          <w:tab w:val="left" w:leader="none" w:pos="360"/>
+          <w:tab w:val="left" w:leader="none" w:pos="720"/>
+        </w:tabs>
+        <w:ind w:left="720" w:hanging="360"/>
+        <w:rPr/>
+      </w:pPr>
+      <w:r>
+        <w:rPr>
+          <w:rtl w:val="0"/>
+        </w:rPr>
+        <w:t xml:space="preserve">Tickets purchased without a registered account can be accessed using the email address provided at checkout and a temporary access code sent to that email.</w:t>
+      </w:r>
+    </w:p>
+    <w:p>
+      <w:pPr>
+        <w:numPr>
+          <w:ilvl w:val="0"/>
+          <w:numId w:val="56"/>
+        </w:numPr>
+        <w:tabs>
+          <w:tab w:val="left" w:leader="none" w:pos="180"/>
+          <w:tab w:val="left" w:leader="none" w:pos="360"/>
+          <w:tab w:val="left" w:leader="none" w:pos="720"/>
+        </w:tabs>
+        <w:ind w:left="720" w:hanging="360"/>
+        <w:rPr/>
+      </w:pPr>
+      <w:r>
+        <w:rPr>
+          <w:rtl w:val="0"/>
+        </w:rPr>
+        <w:t xml:space="preserve">CAPTCHA and queue-based traffic control mechanisms will be used to prevent bot activity during high-demand events.</w:t>
+      </w:r>
+    </w:p>
+    <w:p>
+      <w:pPr>
+        <w:pStyle w:val="Heading3"/>
+        <w:tabs>
+          <w:tab w:val="left" w:leader="none" w:pos="180"/>
+          <w:tab w:val="left" w:leader="none" w:pos="360"/>
+          <w:tab w:val="left" w:leader="none" w:pos="720"/>
+        </w:tabs>
+        <w:rPr/>
+      </w:pPr>
+      <w:bookmarkStart w:colFirst="0" w:colLast="0" w:name="_5ngdud4mo715" w:id="37"/>
+      <w:bookmarkEnd w:id="37"/>
+      <w:r>
+        <w:rPr>
+          <w:rtl w:val="0"/>
+        </w:rPr>
+        <w:t xml:space="preserve">3.5.5 Maintainability</w:t>
+      </w:r>
+    </w:p>
+    <w:p>
+      <w:pPr>
+        <w:numPr>
+          <w:ilvl w:val="0"/>
+          <w:numId w:val="42"/>
+        </w:numPr>
+        <w:tabs>
+          <w:tab w:val="left" w:leader="none" w:pos="180"/>
+          <w:tab w:val="left" w:leader="none" w:pos="360"/>
+          <w:tab w:val="left" w:leader="none" w:pos="720"/>
+        </w:tabs>
+        <w:ind w:left="720" w:hanging="360"/>
+        <w:rPr/>
+      </w:pPr>
+      <w:r>
+        <w:rPr>
+          <w:rtl w:val="0"/>
+        </w:rPr>
+        <w:t xml:space="preserve">The system should be designed so that pricing, showtimes, and seat availability can be updated through the admin interface </w:t>
+      </w:r>
+    </w:p>
+    <w:p>
+      <w:pPr>
+        <w:numPr>
+          <w:ilvl w:val="0"/>
+          <w:numId w:val="42"/>
+        </w:numPr>
+        <w:tabs>
+          <w:tab w:val="left" w:leader="none" w:pos="180"/>
+          <w:tab w:val="left" w:leader="none" w:pos="360"/>
+          <w:tab w:val="left" w:leader="none" w:pos="720"/>
+        </w:tabs>
+        <w:ind w:left="720" w:hanging="360"/>
+        <w:rPr/>
+      </w:pPr>
+      <w:r>
+        <w:rPr>
+          <w:rtl w:val="0"/>
+        </w:rPr>
+        <w:t xml:space="preserve">Basic hardware issues should be diagnosable by theater staff, with maintenance techs available when necessary.</w:t>
+      </w:r>
+      <w:r>
+        <w:rPr>
+          <w:rtl w:val="0"/>
+        </w:rPr>
+      </w:r>
+    </w:p>
+    <w:p>
+      <w:pPr>
+        <w:pStyle w:val="Heading3"/>
+        <w:tabs>
+          <w:tab w:val="left" w:leader="none" w:pos="180"/>
+          <w:tab w:val="left" w:leader="none" w:pos="360"/>
+          <w:tab w:val="left" w:leader="none" w:pos="720"/>
+        </w:tabs>
+        <w:rPr/>
+      </w:pPr>
+      <w:bookmarkStart w:colFirst="0" w:colLast="0" w:name="_ay9blbnys0ws" w:id="38"/>
+      <w:bookmarkEnd w:id="38"/>
+      <w:r>
+        <w:rPr>
+          <w:rtl w:val="0"/>
+        </w:rPr>
+        <w:t xml:space="preserve">3.5.6 Portability</w:t>
+      </w:r>
+    </w:p>
+    <w:p>
+      <w:pPr>
+        <w:numPr>
+          <w:ilvl w:val="0"/>
+          <w:numId w:val="16"/>
+        </w:numPr>
+        <w:tabs>
+          <w:tab w:val="left" w:leader="none" w:pos="180"/>
+          <w:tab w:val="left" w:leader="none" w:pos="360"/>
+          <w:tab w:val="left" w:leader="none" w:pos="720"/>
+        </w:tabs>
+        <w:ind w:left="720" w:hanging="360"/>
+        <w:rPr/>
+      </w:pPr>
+      <w:r>
+        <w:rPr>
+          <w:rtl w:val="0"/>
+        </w:rPr>
+        <w:t xml:space="preserve">The customer interface must function across major web browsers (Chrome, Firefox, Safari, Edge).</w:t>
+      </w:r>
+    </w:p>
+    <w:p>
+      <w:pPr>
+        <w:numPr>
+          <w:ilvl w:val="0"/>
+          <w:numId w:val="16"/>
+        </w:numPr>
+        <w:tabs>
+          <w:tab w:val="left" w:leader="none" w:pos="180"/>
+          <w:tab w:val="left" w:leader="none" w:pos="360"/>
+          <w:tab w:val="left" w:leader="none" w:pos="720"/>
+        </w:tabs>
+        <w:ind w:left="720" w:hanging="360"/>
+        <w:rPr/>
+      </w:pPr>
+      <w:r>
+        <w:rPr>
+          <w:rtl w:val="0"/>
+        </w:rPr>
+        <w:t xml:space="preserve">The kiosk version must be compatible with standard touchscreen POS hardware used in theaters.</w:t>
+      </w:r>
+    </w:p>
+    <w:p>
+      <w:pPr>
+        <w:numPr>
+          <w:ilvl w:val="0"/>
+          <w:numId w:val="16"/>
+        </w:numPr>
+        <w:tabs>
+          <w:tab w:val="left" w:leader="none" w:pos="180"/>
+          <w:tab w:val="left" w:leader="none" w:pos="360"/>
+          <w:tab w:val="left" w:leader="none" w:pos="720"/>
+        </w:tabs>
+        <w:ind w:left="720" w:hanging="360"/>
+        <w:rPr/>
+      </w:pPr>
+      <w:r>
+        <w:rPr>
+          <w:rtl w:val="0"/>
+        </w:rPr>
+        <w:t xml:space="preserve">After purchase, tickets must be easily accessible on mobile devices via email, SMS link, or digital wallet, even if originally purchased at a kiosk.</w:t>
+      </w:r>
+      <w:r>
+        <w:rPr>
+          <w:rtl w:val="0"/>
+        </w:rPr>
+      </w:r>
+    </w:p>
+    <w:p>
+      <w:pPr>
+        <w:pStyle w:val="Heading2"/>
+        <w:tabs>
+          <w:tab w:val="left" w:leader="none" w:pos="180"/>
+          <w:tab w:val="left" w:leader="none" w:pos="360"/>
+          <w:tab w:val="left" w:leader="none" w:pos="720"/>
+        </w:tabs>
+        <w:rPr/>
+      </w:pPr>
+      <w:bookmarkStart w:colFirst="0" w:colLast="0" w:name="_q0vs0bezivbv" w:id="39"/>
+      <w:bookmarkEnd w:id="39"/>
+      <w:r>
+        <w:rPr>
+          <w:rtl w:val="0"/>
+        </w:rPr>
+        <w:t xml:space="preserve">3.6 Inverse Requirements</w:t>
+      </w:r>
+    </w:p>
+    <w:p>
+      <w:pPr>
+        <w:tabs>
+          <w:tab w:val="left" w:leader="none" w:pos="180"/>
+          <w:tab w:val="left" w:leader="none" w:pos="360"/>
+          <w:tab w:val="left" w:leader="none" w:pos="720"/>
+        </w:tabs>
+        <w:rPr/>
+      </w:pPr>
+      <w:r>
+        <w:rPr>
+          <w:rtl w:val="0"/>
+        </w:rPr>
+        <w:t xml:space="preserve">This section defines behaviors and actions that the CinemaCore System must explicitly never perform. These requirements serve as constraints that bound acceptable system behavior and are derived directly from the functional and non-functional requirements defined in this document.</w:t>
+      </w:r>
+    </w:p>
+    <w:p>
+      <w:pPr>
+        <w:pStyle w:val="Heading3"/>
+        <w:tabs>
+          <w:tab w:val="left" w:leader="none" w:pos="180"/>
+          <w:tab w:val="left" w:leader="none" w:pos="360"/>
+          <w:tab w:val="left" w:leader="none" w:pos="720"/>
+        </w:tabs>
+        <w:rPr/>
+      </w:pPr>
+      <w:bookmarkStart w:colFirst="0" w:colLast="0" w:name="_aimkk9l8fyk8" w:id="40"/>
+      <w:bookmarkEnd w:id="40"/>
+      <w:r>
+        <w:rPr>
+          <w:rtl w:val="0"/>
+        </w:rPr>
+        <w:t xml:space="preserve">3.6.1 Seat and Booking Constraints</w:t>
+      </w:r>
+    </w:p>
+    <w:p>
+      <w:pPr>
+        <w:tabs>
+          <w:tab w:val="left" w:leader="none" w:pos="180"/>
+          <w:tab w:val="left" w:leader="none" w:pos="360"/>
+          <w:tab w:val="left" w:leader="none" w:pos="720"/>
+        </w:tabs>
+        <w:rPr/>
+      </w:pPr>
+      <w:r>
+        <w:rPr>
+          <w:rtl w:val="0"/>
+        </w:rPr>
+        <w:t xml:space="preserve">The system shall not:</w:t>
+      </w:r>
+    </w:p>
+    <w:p>
+      <w:pPr>
+        <w:numPr>
+          <w:ilvl w:val="0"/>
+          <w:numId w:val="28"/>
+        </w:numPr>
+        <w:tabs>
+          <w:tab w:val="left" w:leader="none" w:pos="180"/>
+          <w:tab w:val="left" w:leader="none" w:pos="360"/>
+          <w:tab w:val="left" w:leader="none" w:pos="720"/>
+        </w:tabs>
+        <w:ind w:left="720" w:hanging="360"/>
+        <w:rPr/>
+      </w:pPr>
+      <w:r>
+        <w:rPr>
+          <w:rtl w:val="0"/>
+        </w:rPr>
+        <w:t xml:space="preserve">Allow a seat to be selected or purchased by another user while it is temporarily locked or permanently reserved. </w:t>
+      </w:r>
+    </w:p>
+    <w:p>
+      <w:pPr>
+        <w:numPr>
+          <w:ilvl w:val="0"/>
+          <w:numId w:val="28"/>
+        </w:numPr>
+        <w:tabs>
+          <w:tab w:val="left" w:leader="none" w:pos="180"/>
+          <w:tab w:val="left" w:leader="none" w:pos="360"/>
+          <w:tab w:val="left" w:leader="none" w:pos="720"/>
+        </w:tabs>
+        <w:ind w:left="720" w:hanging="360"/>
+        <w:rPr/>
+      </w:pPr>
+      <w:r>
+        <w:rPr>
+          <w:rtl w:val="0"/>
+        </w:rPr>
+        <w:t xml:space="preserve">Permanently lock a seat if payment was not completed or the 10-minute checkout timer has expired. </w:t>
+      </w:r>
+    </w:p>
+    <w:p>
+      <w:pPr>
+        <w:numPr>
+          <w:ilvl w:val="0"/>
+          <w:numId w:val="28"/>
+        </w:numPr>
+        <w:tabs>
+          <w:tab w:val="left" w:leader="none" w:pos="180"/>
+          <w:tab w:val="left" w:leader="none" w:pos="360"/>
+          <w:tab w:val="left" w:leader="none" w:pos="720"/>
+        </w:tabs>
+        <w:ind w:left="720" w:hanging="360"/>
+        <w:rPr/>
+      </w:pPr>
+      <w:r>
+        <w:rPr>
+          <w:rtl w:val="0"/>
+        </w:rPr>
+        <w:t xml:space="preserve">Generate duplicate tickets for the same seat and showtime under any circumstances.</w:t>
+      </w:r>
+    </w:p>
+    <w:p>
+      <w:pPr>
+        <w:numPr>
+          <w:ilvl w:val="0"/>
+          <w:numId w:val="28"/>
+        </w:numPr>
+        <w:tabs>
+          <w:tab w:val="left" w:leader="none" w:pos="180"/>
+          <w:tab w:val="left" w:leader="none" w:pos="360"/>
+          <w:tab w:val="left" w:leader="none" w:pos="720"/>
+        </w:tabs>
+        <w:ind w:left="720" w:hanging="360"/>
+        <w:rPr/>
+      </w:pPr>
+      <w:r>
+        <w:rPr>
+          <w:rtl w:val="0"/>
+        </w:rPr>
+        <w:t xml:space="preserve">Leave seats in a “held” state indefinitely; all holds must expire or convert to a completed purchase.</w:t>
+      </w:r>
+      <w:r>
+        <w:rPr>
+          <w:rtl w:val="0"/>
+        </w:rPr>
+      </w:r>
+    </w:p>
+    <w:p>
+      <w:pPr>
+        <w:pStyle w:val="Heading3"/>
+        <w:tabs>
+          <w:tab w:val="left" w:leader="none" w:pos="180"/>
+          <w:tab w:val="left" w:leader="none" w:pos="360"/>
+          <w:tab w:val="left" w:leader="none" w:pos="720"/>
+        </w:tabs>
+        <w:rPr/>
+      </w:pPr>
+      <w:bookmarkStart w:colFirst="0" w:colLast="0" w:name="_rhm3nv6qx2z" w:id="41"/>
+      <w:bookmarkEnd w:id="41"/>
+      <w:r>
+        <w:rPr>
+          <w:rtl w:val="0"/>
+        </w:rPr>
+        <w:t xml:space="preserve">3.6.2 Payment and Security Constraints</w:t>
+      </w:r>
+    </w:p>
+    <w:p>
+      <w:pPr>
+        <w:tabs>
+          <w:tab w:val="left" w:leader="none" w:pos="180"/>
+          <w:tab w:val="left" w:leader="none" w:pos="360"/>
+          <w:tab w:val="left" w:leader="none" w:pos="720"/>
+        </w:tabs>
+        <w:rPr/>
+      </w:pPr>
+      <w:r>
+        <w:rPr>
+          <w:rtl w:val="0"/>
+        </w:rPr>
+        <w:t xml:space="preserve">The system shall not:</w:t>
+      </w:r>
+    </w:p>
+    <w:p>
+      <w:pPr>
+        <w:numPr>
+          <w:ilvl w:val="0"/>
+          <w:numId w:val="47"/>
+        </w:numPr>
+        <w:tabs>
+          <w:tab w:val="left" w:leader="none" w:pos="180"/>
+          <w:tab w:val="left" w:leader="none" w:pos="360"/>
+          <w:tab w:val="left" w:leader="none" w:pos="720"/>
+        </w:tabs>
+        <w:ind w:left="720" w:hanging="360"/>
+        <w:rPr/>
+      </w:pPr>
+      <w:r>
+        <w:rPr>
+          <w:rtl w:val="0"/>
+        </w:rPr>
+        <w:t xml:space="preserve">Store full credit card numbers or sensitive cardholder data locally on any kiosk terminal or central server. </w:t>
+      </w:r>
+    </w:p>
+    <w:p>
+      <w:pPr>
+        <w:numPr>
+          <w:ilvl w:val="0"/>
+          <w:numId w:val="47"/>
+        </w:numPr>
+        <w:tabs>
+          <w:tab w:val="left" w:leader="none" w:pos="180"/>
+          <w:tab w:val="left" w:leader="none" w:pos="360"/>
+          <w:tab w:val="left" w:leader="none" w:pos="720"/>
+        </w:tabs>
+        <w:ind w:left="720" w:hanging="360"/>
+        <w:rPr/>
+      </w:pPr>
+      <w:r>
+        <w:rPr>
+          <w:rtl w:val="0"/>
+        </w:rPr>
+        <w:t xml:space="preserve">Process any payment transaction outside of PCI-DSS compliant encryption standards. </w:t>
+      </w:r>
+    </w:p>
+    <w:p>
+      <w:pPr>
+        <w:numPr>
+          <w:ilvl w:val="0"/>
+          <w:numId w:val="47"/>
+        </w:numPr>
+        <w:tabs>
+          <w:tab w:val="left" w:leader="none" w:pos="180"/>
+          <w:tab w:val="left" w:leader="none" w:pos="360"/>
+          <w:tab w:val="left" w:leader="none" w:pos="720"/>
+        </w:tabs>
+        <w:ind w:left="720" w:hanging="360"/>
+        <w:rPr/>
+      </w:pPr>
+      <w:r>
+        <w:rPr>
+          <w:rtl w:val="0"/>
+        </w:rPr>
+        <w:t xml:space="preserve">Grant administrative access to pricing, showtimes, or seat availability without verified staff credentials.</w:t>
+      </w:r>
+    </w:p>
+    <w:p>
+      <w:pPr>
+        <w:numPr>
+          <w:ilvl w:val="0"/>
+          <w:numId w:val="47"/>
+        </w:numPr>
+        <w:tabs>
+          <w:tab w:val="left" w:leader="none" w:pos="180"/>
+          <w:tab w:val="left" w:leader="none" w:pos="360"/>
+          <w:tab w:val="left" w:leader="none" w:pos="720"/>
+        </w:tabs>
+        <w:ind w:left="720" w:hanging="360"/>
+        <w:rPr/>
+      </w:pPr>
+      <w:r>
+        <w:rPr>
+          <w:rtl w:val="0"/>
+        </w:rPr>
+        <w:t xml:space="preserve">Display or expose sensitive payment details (full card number, CVV) in receipts, logs, or error messages.</w:t>
+      </w:r>
+      <w:r>
+        <w:rPr>
+          <w:rtl w:val="0"/>
+        </w:rPr>
+      </w:r>
+    </w:p>
+    <w:p>
+      <w:pPr>
+        <w:pStyle w:val="Heading3"/>
+        <w:tabs>
+          <w:tab w:val="left" w:leader="none" w:pos="180"/>
+          <w:tab w:val="left" w:leader="none" w:pos="360"/>
+          <w:tab w:val="left" w:leader="none" w:pos="720"/>
+        </w:tabs>
+        <w:rPr/>
+      </w:pPr>
+      <w:bookmarkStart w:colFirst="0" w:colLast="0" w:name="_6lrqtqxm5quk" w:id="42"/>
+      <w:bookmarkEnd w:id="42"/>
+      <w:r>
+        <w:rPr>
+          <w:rtl w:val="0"/>
+        </w:rPr>
+        <w:t xml:space="preserve">3.6.3 Age-Restricted Content Constraints</w:t>
+      </w:r>
+    </w:p>
+    <w:p>
+      <w:pPr>
+        <w:tabs>
+          <w:tab w:val="left" w:leader="none" w:pos="180"/>
+          <w:tab w:val="left" w:leader="none" w:pos="360"/>
+          <w:tab w:val="left" w:leader="none" w:pos="720"/>
+        </w:tabs>
+        <w:rPr/>
+      </w:pPr>
+      <w:r>
+        <w:rPr>
+          <w:rtl w:val="0"/>
+        </w:rPr>
+        <w:t xml:space="preserve">The system shall not:</w:t>
       </w:r>
     </w:p>
     <w:p>
@@ -17915,19 +18804,14 @@
         <w:rPr>
           <w:rtl w:val="0"/>
         </w:rPr>
-        <w:t xml:space="preserve">The software must reliably prevent double-booking under all conditions. Once a seat is locked or purchased, it must not be available to other users unless the hold expires or a refund is processed.</w:t>
-      </w:r>
-      <w:r>
-        <w:rPr>
-          <w:rtl w:val="0"/>
-        </w:rPr>
+        <w:t xml:space="preserve">Permit the purchase of R-rated movie tickets or alcoholic concession items without successful age verification. </w:t>
       </w:r>
     </w:p>
     <w:p>
       <w:pPr>
         <w:numPr>
           <w:ilvl w:val="0"/>
-          <w:numId w:val="54"/>
+          <w:numId w:val="53"/>
         </w:numPr>
         <w:tabs>
           <w:tab w:val="left" w:leader="none" w:pos="180"/>
@@ -17941,19 +18825,14 @@
         <w:rPr>
           <w:rtl w:val="0"/>
         </w:rPr>
-        <w:t xml:space="preserve">If a network issue occurs, the system may operate in a limited offline mode at kiosk locations. In this mode, tickets may be printed physically on-site, but digital delivery features may be unavailable until the network connection is restored.</w:t>
-      </w:r>
-      <w:r>
-        <w:rPr>
-          <w:rtl w:val="0"/>
-        </w:rPr>
+        <w:t xml:space="preserve">Bypass age verification requirements regardless of user account type, loyalty status, or purchase history.</w:t>
       </w:r>
     </w:p>
     <w:p>
       <w:pPr>
         <w:numPr>
           <w:ilvl w:val="0"/>
-          <w:numId w:val="54"/>
+          <w:numId w:val="53"/>
         </w:numPr>
         <w:tabs>
           <w:tab w:val="left" w:leader="none" w:pos="180"/>
@@ -17967,92 +18846,7 @@
         <w:rPr>
           <w:rtl w:val="0"/>
         </w:rPr>
-        <w:t xml:space="preserve">The system should maintain an uptime target of 99.9% during theater operating hours, excluding scheduled maintenance.</w:t>
-      </w:r>
-    </w:p>
-    <w:p>
-      <w:pPr>
-        <w:tabs>
-          <w:tab w:val="left" w:leader="none" w:pos="180"/>
-          <w:tab w:val="left" w:leader="none" w:pos="360"/>
-          <w:tab w:val="left" w:leader="none" w:pos="720"/>
-        </w:tabs>
-        <w:ind w:left="0" w:firstLine="0"/>
-        <w:rPr>
-          <w:b w:val="1"/>
-          <w:bCs w:val="1"/>
-        </w:rPr>
-      </w:pPr>
-      <w:r>
-        <w:rPr>
-          <w:b w:val="1"/>
-          <w:bCs w:val="1"/>
-          <w:rtl w:val="0"/>
-        </w:rPr>
-        <w:t xml:space="preserve">3.5.3 Availability: </w:t>
-      </w:r>
-    </w:p>
-    <w:p>
-      <w:pPr>
-        <w:numPr>
-          <w:ilvl w:val="0"/>
-          <w:numId w:val="22"/>
-        </w:numPr>
-        <w:tabs>
-          <w:tab w:val="left" w:leader="none" w:pos="180"/>
-          <w:tab w:val="left" w:leader="none" w:pos="360"/>
-          <w:tab w:val="left" w:leader="none" w:pos="720"/>
-        </w:tabs>
-        <w:ind w:left="720" w:hanging="360"/>
-        <w:rPr/>
-      </w:pPr>
-      <w:r>
-        <w:rPr>
-          <w:rtl w:val="0"/>
-        </w:rPr>
-        <w:t xml:space="preserve">The system must remain accessible during all standard theater operating hours.</w:t>
-      </w:r>
-    </w:p>
-    <w:p>
-      <w:pPr>
-        <w:numPr>
-          <w:ilvl w:val="0"/>
-          <w:numId w:val="22"/>
-        </w:numPr>
-        <w:tabs>
-          <w:tab w:val="left" w:leader="none" w:pos="180"/>
-          <w:tab w:val="left" w:leader="none" w:pos="360"/>
-          <w:tab w:val="left" w:leader="none" w:pos="720"/>
-        </w:tabs>
-        <w:ind w:left="720" w:hanging="360"/>
-        <w:rPr/>
-      </w:pPr>
-      <w:r>
-        <w:rPr>
-          <w:rtl w:val="0"/>
-        </w:rPr>
-        <w:t xml:space="preserve">Multiple kiosks at each location should ensure that ticket purchasing remains available even if one kiosk experiences a hardware issue.</w:t>
-      </w:r>
-    </w:p>
-    <w:p>
-      <w:pPr>
-        <w:numPr>
-          <w:ilvl w:val="0"/>
-          <w:numId w:val="22"/>
-        </w:numPr>
-        <w:tabs>
-          <w:tab w:val="left" w:leader="none" w:pos="180"/>
-          <w:tab w:val="left" w:leader="none" w:pos="360"/>
-          <w:tab w:val="left" w:leader="none" w:pos="720"/>
-        </w:tabs>
-        <w:ind w:left="720" w:hanging="360"/>
-        <w:rPr/>
-      </w:pPr>
-      <w:r>
-        <w:rPr>
-          <w:rtl w:val="0"/>
-        </w:rPr>
-        <w:t xml:space="preserve">Planned maintenance should be scheduled during non-peak hours to minimize disruption to customers.</w:t>
+        <w:t xml:space="preserve">Approve an alcohol delivery order unless age verification is confirmed</w:t>
       </w:r>
       <w:r>
         <w:rPr>
@@ -18070,692 +18864,8 @@
         </w:tabs>
         <w:rPr/>
       </w:pPr>
-      <w:bookmarkStart w:colFirst="0" w:colLast="0" w:name="_vmen0q3qf5vk" w:id="35"/>
-      <w:bookmarkEnd w:id="35"/>
-      <w:r>
-        <w:rPr>
-          <w:rtl w:val="0"/>
-        </w:rPr>
-        <w:t xml:space="preserve">3.5.4 Security:</w:t>
-      </w:r>
-    </w:p>
-    <w:p>
-      <w:pPr>
-        <w:numPr>
-          <w:ilvl w:val="0"/>
-          <w:numId w:val="55"/>
-        </w:numPr>
-        <w:tabs>
-          <w:tab w:val="left" w:leader="none" w:pos="180"/>
-          <w:tab w:val="left" w:leader="none" w:pos="360"/>
-          <w:tab w:val="left" w:leader="none" w:pos="720"/>
-        </w:tabs>
-        <w:ind w:left="720" w:hanging="360"/>
-        <w:rPr/>
-      </w:pPr>
-      <w:r>
-        <w:rPr>
-          <w:rtl w:val="0"/>
-        </w:rPr>
-        <w:t xml:space="preserve">The system must protect customer data and payment information at all times.</w:t>
-      </w:r>
-    </w:p>
-    <w:p>
-      <w:pPr>
-        <w:numPr>
-          <w:ilvl w:val="0"/>
-          <w:numId w:val="55"/>
-        </w:numPr>
-        <w:tabs>
-          <w:tab w:val="left" w:leader="none" w:pos="180"/>
-          <w:tab w:val="left" w:leader="none" w:pos="360"/>
-          <w:tab w:val="left" w:leader="none" w:pos="720"/>
-        </w:tabs>
-        <w:ind w:left="720" w:hanging="360"/>
-        <w:rPr/>
-      </w:pPr>
-      <w:r>
-        <w:rPr>
-          <w:rtl w:val="0"/>
-        </w:rPr>
-        <w:t xml:space="preserve">All web traffic must be encrypted using HTTPS.</w:t>
-      </w:r>
-    </w:p>
-    <w:p>
-      <w:pPr>
-        <w:numPr>
-          <w:ilvl w:val="0"/>
-          <w:numId w:val="55"/>
-        </w:numPr>
-        <w:tabs>
-          <w:tab w:val="left" w:leader="none" w:pos="180"/>
-          <w:tab w:val="left" w:leader="none" w:pos="360"/>
-          <w:tab w:val="left" w:leader="none" w:pos="720"/>
-        </w:tabs>
-        <w:ind w:left="720" w:hanging="360"/>
-        <w:rPr/>
-      </w:pPr>
-      <w:r>
-        <w:rPr>
-          <w:rtl w:val="0"/>
-        </w:rPr>
-        <w:t xml:space="preserve">Payment processing will be outsourced through Adyen in compliance with PCI-DSS standards. The system will not store full credit card information locally.</w:t>
-      </w:r>
-    </w:p>
-    <w:p>
-      <w:pPr>
-        <w:numPr>
-          <w:ilvl w:val="0"/>
-          <w:numId w:val="55"/>
-        </w:numPr>
-        <w:tabs>
-          <w:tab w:val="left" w:leader="none" w:pos="180"/>
-          <w:tab w:val="left" w:leader="none" w:pos="360"/>
-          <w:tab w:val="left" w:leader="none" w:pos="720"/>
-        </w:tabs>
-        <w:ind w:left="720" w:hanging="360"/>
-        <w:rPr/>
-      </w:pPr>
-      <w:r>
-        <w:rPr>
-          <w:rtl w:val="0"/>
-        </w:rPr>
-        <w:t xml:space="preserve">Administrative access will require secure login credentials, and only authorized staff will be able to modify showtimes, pricing, and availability.</w:t>
-      </w:r>
-    </w:p>
-    <w:p>
-      <w:pPr>
-        <w:numPr>
-          <w:ilvl w:val="0"/>
-          <w:numId w:val="55"/>
-        </w:numPr>
-        <w:tabs>
-          <w:tab w:val="left" w:leader="none" w:pos="180"/>
-          <w:tab w:val="left" w:leader="none" w:pos="360"/>
-          <w:tab w:val="left" w:leader="none" w:pos="720"/>
-        </w:tabs>
-        <w:ind w:left="720" w:hanging="360"/>
-        <w:rPr/>
-      </w:pPr>
-      <w:r>
-        <w:rPr>
-          <w:rtl w:val="0"/>
-        </w:rPr>
-        <w:t xml:space="preserve">Tickets purchased without a registered account can be accessed using the email address provided at checkout and a temporary access code sent to that email.</w:t>
-      </w:r>
-    </w:p>
-    <w:p>
-      <w:pPr>
-        <w:numPr>
-          <w:ilvl w:val="0"/>
-          <w:numId w:val="55"/>
-        </w:numPr>
-        <w:tabs>
-          <w:tab w:val="left" w:leader="none" w:pos="180"/>
-          <w:tab w:val="left" w:leader="none" w:pos="360"/>
-          <w:tab w:val="left" w:leader="none" w:pos="720"/>
-        </w:tabs>
-        <w:ind w:left="720" w:hanging="360"/>
-        <w:rPr/>
-      </w:pPr>
-      <w:r>
-        <w:rPr>
-          <w:rtl w:val="0"/>
-        </w:rPr>
-        <w:t xml:space="preserve">CAPTCHA and queue-based traffic control mechanisms will be used to prevent bot activity during high-demand events.</w:t>
-      </w:r>
-    </w:p>
-    <w:p>
-      <w:pPr>
-        <w:pStyle w:val="Heading3"/>
-        <w:tabs>
-          <w:tab w:val="left" w:leader="none" w:pos="180"/>
-          <w:tab w:val="left" w:leader="none" w:pos="360"/>
-          <w:tab w:val="left" w:leader="none" w:pos="720"/>
-        </w:tabs>
-        <w:rPr/>
-      </w:pPr>
-      <w:bookmarkStart w:colFirst="0" w:colLast="0" w:name="_5ngdud4mo715" w:id="36"/>
-      <w:bookmarkEnd w:id="36"/>
-      <w:r>
-        <w:rPr>
-          <w:rtl w:val="0"/>
-        </w:rPr>
-        <w:t xml:space="preserve">3.5.5 Maintainability</w:t>
-      </w:r>
-    </w:p>
-    <w:p>
-      <w:pPr>
-        <w:numPr>
-          <w:ilvl w:val="0"/>
-          <w:numId w:val="41"/>
-        </w:numPr>
-        <w:tabs>
-          <w:tab w:val="left" w:leader="none" w:pos="180"/>
-          <w:tab w:val="left" w:leader="none" w:pos="360"/>
-          <w:tab w:val="left" w:leader="none" w:pos="720"/>
-        </w:tabs>
-        <w:ind w:left="720" w:hanging="360"/>
-        <w:rPr/>
-      </w:pPr>
-      <w:r>
-        <w:rPr>
-          <w:rtl w:val="0"/>
-        </w:rPr>
-        <w:t xml:space="preserve">The system should be designed so that pricing, showtimes, and seat availability can be updated through the admin interface </w:t>
-      </w:r>
-    </w:p>
-    <w:p>
-      <w:pPr>
-        <w:numPr>
-          <w:ilvl w:val="0"/>
-          <w:numId w:val="41"/>
-        </w:numPr>
-        <w:tabs>
-          <w:tab w:val="left" w:leader="none" w:pos="180"/>
-          <w:tab w:val="left" w:leader="none" w:pos="360"/>
-          <w:tab w:val="left" w:leader="none" w:pos="720"/>
-        </w:tabs>
-        <w:ind w:left="720" w:hanging="360"/>
-        <w:rPr/>
-      </w:pPr>
-      <w:r>
-        <w:rPr>
-          <w:rtl w:val="0"/>
-        </w:rPr>
-        <w:t xml:space="preserve">Basic hardware issues should be diagnosable by theater staff, with maintenance techs available when necessary.</w:t>
-      </w:r>
-      <w:r>
-        <w:rPr>
-          <w:rtl w:val="0"/>
-        </w:rPr>
-      </w:r>
-    </w:p>
-    <w:p>
-      <w:pPr>
-        <w:pStyle w:val="Heading3"/>
-        <w:tabs>
-          <w:tab w:val="left" w:leader="none" w:pos="180"/>
-          <w:tab w:val="left" w:leader="none" w:pos="360"/>
-          <w:tab w:val="left" w:leader="none" w:pos="720"/>
-        </w:tabs>
-        <w:rPr/>
-      </w:pPr>
-      <w:bookmarkStart w:colFirst="0" w:colLast="0" w:name="_ay9blbnys0ws" w:id="37"/>
-      <w:bookmarkEnd w:id="37"/>
-      <w:r>
-        <w:rPr>
-          <w:rtl w:val="0"/>
-        </w:rPr>
-        <w:t xml:space="preserve">3.5.6 Portability</w:t>
-      </w:r>
-    </w:p>
-    <w:p>
-      <w:pPr>
-        <w:numPr>
-          <w:ilvl w:val="0"/>
-          <w:numId w:val="16"/>
-        </w:numPr>
-        <w:tabs>
-          <w:tab w:val="left" w:leader="none" w:pos="180"/>
-          <w:tab w:val="left" w:leader="none" w:pos="360"/>
-          <w:tab w:val="left" w:leader="none" w:pos="720"/>
-        </w:tabs>
-        <w:ind w:left="720" w:hanging="360"/>
-        <w:rPr/>
-      </w:pPr>
-      <w:r>
-        <w:rPr>
-          <w:rtl w:val="0"/>
-        </w:rPr>
-        <w:t xml:space="preserve">The customer interface must function across major web browsers (Chrome, Firefox, Safari, Edge).</w:t>
-      </w:r>
-    </w:p>
-    <w:p>
-      <w:pPr>
-        <w:numPr>
-          <w:ilvl w:val="0"/>
-          <w:numId w:val="16"/>
-        </w:numPr>
-        <w:tabs>
-          <w:tab w:val="left" w:leader="none" w:pos="180"/>
-          <w:tab w:val="left" w:leader="none" w:pos="360"/>
-          <w:tab w:val="left" w:leader="none" w:pos="720"/>
-        </w:tabs>
-        <w:ind w:left="720" w:hanging="360"/>
-        <w:rPr/>
-      </w:pPr>
-      <w:r>
-        <w:rPr>
-          <w:rtl w:val="0"/>
-        </w:rPr>
-        <w:t xml:space="preserve">The kiosk version must be compatible with standard touchscreen POS hardware used in theaters.</w:t>
-      </w:r>
-    </w:p>
-    <w:p>
-      <w:pPr>
-        <w:numPr>
-          <w:ilvl w:val="0"/>
-          <w:numId w:val="16"/>
-        </w:numPr>
-        <w:tabs>
-          <w:tab w:val="left" w:leader="none" w:pos="180"/>
-          <w:tab w:val="left" w:leader="none" w:pos="360"/>
-          <w:tab w:val="left" w:leader="none" w:pos="720"/>
-        </w:tabs>
-        <w:ind w:left="720" w:hanging="360"/>
-        <w:rPr/>
-      </w:pPr>
-      <w:r>
-        <w:rPr>
-          <w:rtl w:val="0"/>
-        </w:rPr>
-        <w:t xml:space="preserve">After purchase, tickets must be easily accessible on mobile devices via email, SMS link, or digital wallet, even if originally purchased at a kiosk.</w:t>
-      </w:r>
-      <w:r>
-        <w:rPr>
-          <w:rtl w:val="0"/>
-        </w:rPr>
-      </w:r>
-    </w:p>
-    <w:p>
-      <w:pPr>
-        <w:pStyle w:val="Heading2"/>
-        <w:tabs>
-          <w:tab w:val="left" w:leader="none" w:pos="180"/>
-          <w:tab w:val="left" w:leader="none" w:pos="360"/>
-          <w:tab w:val="left" w:leader="none" w:pos="720"/>
-        </w:tabs>
-        <w:rPr/>
-      </w:pPr>
-      <w:bookmarkStart w:colFirst="0" w:colLast="0" w:name="_q0vs0bezivbv" w:id="38"/>
-      <w:bookmarkEnd w:id="38"/>
-      <w:r>
-        <w:rPr>
-          <w:rtl w:val="0"/>
-        </w:rPr>
-        <w:t xml:space="preserve">3.6 Inverse Requirements</w:t>
-      </w:r>
-    </w:p>
-    <w:p>
-      <w:pPr>
-        <w:tabs>
-          <w:tab w:val="left" w:leader="none" w:pos="180"/>
-          <w:tab w:val="left" w:leader="none" w:pos="360"/>
-          <w:tab w:val="left" w:leader="none" w:pos="720"/>
-        </w:tabs>
-        <w:rPr/>
-      </w:pPr>
-      <w:r>
-        <w:rPr>
-          <w:rtl w:val="0"/>
-        </w:rPr>
-        <w:t xml:space="preserve">This section defines behaviors and actions that the CinemaCore System must explicitly never perform. These requirements serve as constraints that bound acceptable system behavior and are derived directly from the functional and non-functional requirements defined in this document.</w:t>
-      </w:r>
-    </w:p>
-    <w:p>
-      <w:pPr>
-        <w:pStyle w:val="Heading3"/>
-        <w:tabs>
-          <w:tab w:val="left" w:leader="none" w:pos="180"/>
-          <w:tab w:val="left" w:leader="none" w:pos="360"/>
-          <w:tab w:val="left" w:leader="none" w:pos="720"/>
-        </w:tabs>
-        <w:rPr/>
-      </w:pPr>
-      <w:bookmarkStart w:colFirst="0" w:colLast="0" w:name="_aimkk9l8fyk8" w:id="39"/>
-      <w:bookmarkEnd w:id="39"/>
-      <w:r>
-        <w:rPr>
-          <w:rtl w:val="0"/>
-        </w:rPr>
-        <w:t xml:space="preserve">3.6.1 Seat and Booking Constraints</w:t>
-      </w:r>
-    </w:p>
-    <w:p>
-      <w:pPr>
-        <w:tabs>
-          <w:tab w:val="left" w:leader="none" w:pos="180"/>
-          <w:tab w:val="left" w:leader="none" w:pos="360"/>
-          <w:tab w:val="left" w:leader="none" w:pos="720"/>
-        </w:tabs>
-        <w:rPr/>
-      </w:pPr>
-      <w:r>
-        <w:rPr>
-          <w:rtl w:val="0"/>
-        </w:rPr>
-        <w:t xml:space="preserve">The system shall not:</w:t>
-      </w:r>
-    </w:p>
-    <w:p>
-      <w:pPr>
-        <w:numPr>
-          <w:ilvl w:val="0"/>
-          <w:numId w:val="28"/>
-        </w:numPr>
-        <w:tabs>
-          <w:tab w:val="left" w:leader="none" w:pos="180"/>
-          <w:tab w:val="left" w:leader="none" w:pos="360"/>
-          <w:tab w:val="left" w:leader="none" w:pos="720"/>
-        </w:tabs>
-        <w:ind w:left="720" w:hanging="360"/>
-        <w:rPr/>
-      </w:pPr>
-      <w:r>
-        <w:rPr>
-          <w:rtl w:val="0"/>
-        </w:rPr>
-        <w:t xml:space="preserve">Allow a seat to be selected or purchased by another user while it is temporarily locked or permanently reserved. </w:t>
-      </w:r>
-    </w:p>
-    <w:p>
-      <w:pPr>
-        <w:numPr>
-          <w:ilvl w:val="0"/>
-          <w:numId w:val="28"/>
-        </w:numPr>
-        <w:tabs>
-          <w:tab w:val="left" w:leader="none" w:pos="180"/>
-          <w:tab w:val="left" w:leader="none" w:pos="360"/>
-          <w:tab w:val="left" w:leader="none" w:pos="720"/>
-        </w:tabs>
-        <w:ind w:left="720" w:hanging="360"/>
-        <w:rPr/>
-      </w:pPr>
-      <w:r>
-        <w:rPr>
-          <w:rtl w:val="0"/>
-        </w:rPr>
-        <w:t xml:space="preserve">Permanently lock a seat if payment was not completed or the 10-minute checkout timer has expired. </w:t>
-      </w:r>
-    </w:p>
-    <w:p>
-      <w:pPr>
-        <w:numPr>
-          <w:ilvl w:val="0"/>
-          <w:numId w:val="28"/>
-        </w:numPr>
-        <w:tabs>
-          <w:tab w:val="left" w:leader="none" w:pos="180"/>
-          <w:tab w:val="left" w:leader="none" w:pos="360"/>
-          <w:tab w:val="left" w:leader="none" w:pos="720"/>
-        </w:tabs>
-        <w:ind w:left="720" w:hanging="360"/>
-        <w:rPr/>
-      </w:pPr>
-      <w:r>
-        <w:rPr>
-          <w:rtl w:val="0"/>
-        </w:rPr>
-        <w:t xml:space="preserve">Generate duplicate tickets for the same seat and showtime under any circumstances.</w:t>
-      </w:r>
-    </w:p>
-    <w:p>
-      <w:pPr>
-        <w:numPr>
-          <w:ilvl w:val="0"/>
-          <w:numId w:val="28"/>
-        </w:numPr>
-        <w:tabs>
-          <w:tab w:val="left" w:leader="none" w:pos="180"/>
-          <w:tab w:val="left" w:leader="none" w:pos="360"/>
-          <w:tab w:val="left" w:leader="none" w:pos="720"/>
-        </w:tabs>
-        <w:ind w:left="720" w:hanging="360"/>
-        <w:rPr/>
-      </w:pPr>
-      <w:r>
-        <w:rPr>
-          <w:rtl w:val="0"/>
-        </w:rPr>
-        <w:t xml:space="preserve">Leave seats in a “held” state indefinitely; all holds must expire or convert to a completed purchase.</w:t>
-      </w:r>
-      <w:r>
-        <w:rPr>
-          <w:rtl w:val="0"/>
-        </w:rPr>
-      </w:r>
-    </w:p>
-    <w:p>
-      <w:pPr>
-        <w:pStyle w:val="Heading3"/>
-        <w:tabs>
-          <w:tab w:val="left" w:leader="none" w:pos="180"/>
-          <w:tab w:val="left" w:leader="none" w:pos="360"/>
-          <w:tab w:val="left" w:leader="none" w:pos="720"/>
-        </w:tabs>
-        <w:rPr/>
-      </w:pPr>
-      <w:bookmarkStart w:colFirst="0" w:colLast="0" w:name="_rhm3nv6qx2z" w:id="40"/>
-      <w:bookmarkEnd w:id="40"/>
-      <w:r>
-        <w:rPr>
-          <w:rtl w:val="0"/>
-        </w:rPr>
-        <w:t xml:space="preserve">3.6.2 Payment and Security Constraints</w:t>
-      </w:r>
-    </w:p>
-    <w:p>
-      <w:pPr>
-        <w:tabs>
-          <w:tab w:val="left" w:leader="none" w:pos="180"/>
-          <w:tab w:val="left" w:leader="none" w:pos="360"/>
-          <w:tab w:val="left" w:leader="none" w:pos="720"/>
-        </w:tabs>
-        <w:rPr/>
-      </w:pPr>
-      <w:r>
-        <w:rPr>
-          <w:rtl w:val="0"/>
-        </w:rPr>
-        <w:t xml:space="preserve">The system shall not:</w:t>
-      </w:r>
-    </w:p>
-    <w:p>
-      <w:pPr>
-        <w:numPr>
-          <w:ilvl w:val="0"/>
-          <w:numId w:val="46"/>
-        </w:numPr>
-        <w:tabs>
-          <w:tab w:val="left" w:leader="none" w:pos="180"/>
-          <w:tab w:val="left" w:leader="none" w:pos="360"/>
-          <w:tab w:val="left" w:leader="none" w:pos="720"/>
-        </w:tabs>
-        <w:ind w:left="720" w:hanging="360"/>
-        <w:rPr/>
-      </w:pPr>
-      <w:r>
-        <w:rPr>
-          <w:rtl w:val="0"/>
-        </w:rPr>
-        <w:t xml:space="preserve">Store full credit card numbers or sensitive cardholder data locally on any kiosk terminal or central server. </w:t>
-      </w:r>
-    </w:p>
-    <w:p>
-      <w:pPr>
-        <w:numPr>
-          <w:ilvl w:val="0"/>
-          <w:numId w:val="46"/>
-        </w:numPr>
-        <w:tabs>
-          <w:tab w:val="left" w:leader="none" w:pos="180"/>
-          <w:tab w:val="left" w:leader="none" w:pos="360"/>
-          <w:tab w:val="left" w:leader="none" w:pos="720"/>
-        </w:tabs>
-        <w:ind w:left="720" w:hanging="360"/>
-        <w:rPr/>
-      </w:pPr>
-      <w:r>
-        <w:rPr>
-          <w:rtl w:val="0"/>
-        </w:rPr>
-        <w:t xml:space="preserve">Process any payment transaction outside of PCI-DSS compliant encryption standards. </w:t>
-      </w:r>
-    </w:p>
-    <w:p>
-      <w:pPr>
-        <w:numPr>
-          <w:ilvl w:val="0"/>
-          <w:numId w:val="46"/>
-        </w:numPr>
-        <w:tabs>
-          <w:tab w:val="left" w:leader="none" w:pos="180"/>
-          <w:tab w:val="left" w:leader="none" w:pos="360"/>
-          <w:tab w:val="left" w:leader="none" w:pos="720"/>
-        </w:tabs>
-        <w:ind w:left="720" w:hanging="360"/>
-        <w:rPr/>
-      </w:pPr>
-      <w:r>
-        <w:rPr>
-          <w:rtl w:val="0"/>
-        </w:rPr>
-        <w:t xml:space="preserve">Grant administrative access to pricing, showtimes, or seat availability without verified staff credentials.</w:t>
-      </w:r>
-    </w:p>
-    <w:p>
-      <w:pPr>
-        <w:numPr>
-          <w:ilvl w:val="0"/>
-          <w:numId w:val="46"/>
-        </w:numPr>
-        <w:tabs>
-          <w:tab w:val="left" w:leader="none" w:pos="180"/>
-          <w:tab w:val="left" w:leader="none" w:pos="360"/>
-          <w:tab w:val="left" w:leader="none" w:pos="720"/>
-        </w:tabs>
-        <w:ind w:left="720" w:hanging="360"/>
-        <w:rPr/>
-      </w:pPr>
-      <w:r>
-        <w:rPr>
-          <w:rtl w:val="0"/>
-        </w:rPr>
-        <w:t xml:space="preserve">Display or expose sensitive payment details (full card number, CVV) in receipts, logs, or error messages.</w:t>
-      </w:r>
-      <w:r>
-        <w:rPr>
-          <w:rtl w:val="0"/>
-        </w:rPr>
-      </w:r>
-    </w:p>
-    <w:p>
-      <w:pPr>
-        <w:pStyle w:val="Heading3"/>
-        <w:tabs>
-          <w:tab w:val="left" w:leader="none" w:pos="180"/>
-          <w:tab w:val="left" w:leader="none" w:pos="360"/>
-          <w:tab w:val="left" w:leader="none" w:pos="720"/>
-        </w:tabs>
-        <w:rPr/>
-      </w:pPr>
-      <w:bookmarkStart w:colFirst="0" w:colLast="0" w:name="_6lrqtqxm5quk" w:id="41"/>
-      <w:bookmarkEnd w:id="41"/>
-      <w:r>
-        <w:rPr>
-          <w:rtl w:val="0"/>
-        </w:rPr>
-        <w:t xml:space="preserve">3.6.3 Age-Restricted Content Constraints</w:t>
-      </w:r>
-    </w:p>
-    <w:p>
-      <w:pPr>
-        <w:tabs>
-          <w:tab w:val="left" w:leader="none" w:pos="180"/>
-          <w:tab w:val="left" w:leader="none" w:pos="360"/>
-          <w:tab w:val="left" w:leader="none" w:pos="720"/>
-        </w:tabs>
-        <w:rPr/>
-      </w:pPr>
-      <w:r>
-        <w:rPr>
-          <w:rtl w:val="0"/>
-        </w:rPr>
-        <w:t xml:space="preserve">The system shall not:</w:t>
-      </w:r>
-    </w:p>
-    <w:p>
-      <w:pPr>
-        <w:numPr>
-          <w:ilvl w:val="0"/>
-          <w:numId w:val="52"/>
-        </w:numPr>
-        <w:tabs>
-          <w:tab w:val="left" w:leader="none" w:pos="180"/>
-          <w:tab w:val="left" w:leader="none" w:pos="360"/>
-          <w:tab w:val="left" w:leader="none" w:pos="720"/>
-        </w:tabs>
-        <w:ind w:left="720" w:hanging="360"/>
-        <w:rPr/>
-      </w:pPr>
-      <w:r>
-        <w:rPr>
-          <w:rtl w:val="0"/>
-        </w:rPr>
-        <w:t xml:space="preserve">Permit the purchase of R-rated movie tickets or alcoholic concession items without successful age verification. </w:t>
-      </w:r>
-    </w:p>
-    <w:p>
-      <w:pPr>
-        <w:numPr>
-          <w:ilvl w:val="0"/>
-          <w:numId w:val="52"/>
-        </w:numPr>
-        <w:tabs>
-          <w:tab w:val="left" w:leader="none" w:pos="180"/>
-          <w:tab w:val="left" w:leader="none" w:pos="360"/>
-          <w:tab w:val="left" w:leader="none" w:pos="720"/>
-        </w:tabs>
-        <w:ind w:left="720" w:hanging="360"/>
-        <w:rPr/>
-      </w:pPr>
-      <w:r>
-        <w:rPr>
-          <w:rtl w:val="0"/>
-        </w:rPr>
-        <w:t xml:space="preserve">Bypass age verification requirements regardless of user account type, loyalty status, or purchase history.</w:t>
-      </w:r>
-    </w:p>
-    <w:p>
-      <w:pPr>
-        <w:numPr>
-          <w:ilvl w:val="0"/>
-          <w:numId w:val="52"/>
-        </w:numPr>
-        <w:tabs>
-          <w:tab w:val="left" w:leader="none" w:pos="180"/>
-          <w:tab w:val="left" w:leader="none" w:pos="360"/>
-          <w:tab w:val="left" w:leader="none" w:pos="720"/>
-        </w:tabs>
-        <w:ind w:left="720" w:hanging="360"/>
-        <w:rPr/>
-      </w:pPr>
-      <w:r>
-        <w:rPr>
-          <w:rtl w:val="0"/>
-        </w:rPr>
-        <w:t xml:space="preserve">Approve an alcohol delivery order unless age verification is confirmed</w:t>
-      </w:r>
-      <w:r>
-        <w:rPr>
-          <w:rtl w:val="0"/>
-        </w:rPr>
-      </w:r>
-    </w:p>
-    <w:p>
-      <w:pPr>
-        <w:pStyle w:val="Heading3"/>
-        <w:tabs>
-          <w:tab w:val="left" w:leader="none" w:pos="180"/>
-          <w:tab w:val="left" w:leader="none" w:pos="360"/>
-          <w:tab w:val="left" w:leader="none" w:pos="720"/>
-        </w:tabs>
-        <w:rPr/>
-      </w:pPr>
-      <w:bookmarkStart w:colFirst="0" w:colLast="0" w:name="_5tznnjt7klwk" w:id="42"/>
-      <w:bookmarkEnd w:id="42"/>
+      <w:bookmarkStart w:colFirst="0" w:colLast="0" w:name="_5tznnjt7klwk" w:id="43"/>
+      <w:bookmarkEnd w:id="43"/>
       <w:r>
         <w:rPr>
           <w:rtl w:val="0"/>
@@ -18878,8 +18988,8 @@
         </w:tabs>
         <w:rPr/>
       </w:pPr>
-      <w:bookmarkStart w:colFirst="0" w:colLast="0" w:name="_b2h8wi7asxo8" w:id="43"/>
-      <w:bookmarkEnd w:id="43"/>
+      <w:bookmarkStart w:colFirst="0" w:colLast="0" w:name="_b2h8wi7asxo8" w:id="44"/>
+      <w:bookmarkEnd w:id="44"/>
       <w:r>
         <w:rPr>
           <w:rtl w:val="0"/>
@@ -18960,8 +19070,8 @@
         </w:tabs>
         <w:rPr/>
       </w:pPr>
-      <w:bookmarkStart w:colFirst="0" w:colLast="0" w:name="_1p56rv3l4fyv" w:id="44"/>
-      <w:bookmarkEnd w:id="44"/>
+      <w:bookmarkStart w:colFirst="0" w:colLast="0" w:name="_1p56rv3l4fyv" w:id="45"/>
+      <w:bookmarkEnd w:id="45"/>
       <w:r>
         <w:rPr>
           <w:rtl w:val="0"/>
@@ -18989,7 +19099,7 @@
       <w:pPr>
         <w:numPr>
           <w:ilvl w:val="0"/>
-          <w:numId w:val="50"/>
+          <w:numId w:val="51"/>
         </w:numPr>
         <w:tabs>
           <w:tab w:val="left" w:leader="none" w:pos="180"/>
@@ -19010,7 +19120,7 @@
       <w:pPr>
         <w:numPr>
           <w:ilvl w:val="0"/>
-          <w:numId w:val="50"/>
+          <w:numId w:val="51"/>
         </w:numPr>
         <w:tabs>
           <w:tab w:val="left" w:leader="none" w:pos="180"/>
@@ -19031,7 +19141,7 @@
       <w:pPr>
         <w:numPr>
           <w:ilvl w:val="0"/>
-          <w:numId w:val="50"/>
+          <w:numId w:val="51"/>
         </w:numPr>
         <w:tabs>
           <w:tab w:val="left" w:leader="none" w:pos="180"/>
@@ -19052,7 +19162,7 @@
       <w:pPr>
         <w:numPr>
           <w:ilvl w:val="0"/>
-          <w:numId w:val="50"/>
+          <w:numId w:val="51"/>
         </w:numPr>
         <w:tabs>
           <w:tab w:val="left" w:leader="none" w:pos="180"/>
@@ -19079,8 +19189,8 @@
         </w:tabs>
         <w:rPr/>
       </w:pPr>
-      <w:bookmarkStart w:colFirst="0" w:colLast="0" w:name="_ob8yy3myqstj" w:id="45"/>
-      <w:bookmarkEnd w:id="45"/>
+      <w:bookmarkStart w:colFirst="0" w:colLast="0" w:name="_ob8yy3myqstj" w:id="46"/>
+      <w:bookmarkEnd w:id="46"/>
       <w:r>
         <w:rPr>
           <w:rtl w:val="0"/>
@@ -19119,8 +19229,8 @@
         </w:tabs>
         <w:rPr/>
       </w:pPr>
-      <w:bookmarkStart w:colFirst="0" w:colLast="0" w:name="_xcb5azqk39hk" w:id="46"/>
-      <w:bookmarkEnd w:id="46"/>
+      <w:bookmarkStart w:colFirst="0" w:colLast="0" w:name="_xcb5azqk39hk" w:id="47"/>
+      <w:bookmarkEnd w:id="47"/>
       <w:r>
         <w:rPr>
           <w:rtl w:val="0"/>
@@ -19216,8 +19326,8 @@
         </w:tabs>
         <w:rPr/>
       </w:pPr>
-      <w:bookmarkStart w:colFirst="0" w:colLast="0" w:name="_d0tn0ok0q5d" w:id="47"/>
-      <w:bookmarkEnd w:id="47"/>
+      <w:bookmarkStart w:colFirst="0" w:colLast="0" w:name="_d0tn0ok0q5d" w:id="48"/>
+      <w:bookmarkEnd w:id="48"/>
       <w:r>
         <w:rPr>
           <w:rtl w:val="0"/>
@@ -19235,8 +19345,8 @@
         </w:tabs>
         <w:rPr/>
       </w:pPr>
-      <w:bookmarkStart w:colFirst="0" w:colLast="0" w:name="_ousln95ydelq" w:id="48"/>
-      <w:bookmarkEnd w:id="48"/>
+      <w:bookmarkStart w:colFirst="0" w:colLast="0" w:name="_ousln95ydelq" w:id="49"/>
+      <w:bookmarkEnd w:id="49"/>
       <w:r>
         <w:rPr>
           <w:rtl w:val="0"/>
@@ -19377,12 +19487,12 @@
           <wp:inline distB="114300" distT="114300" distL="114300" distR="114300">
             <wp:extent cx="6210268" cy="7076123"/>
             <wp:effectExtent b="0" l="0" r="0" t="0"/>
-            <wp:docPr id="6" name="image3.png"/>
+            <wp:docPr id="6" name="image2.png"/>
             <a:graphic>
               <a:graphicData uri="http://schemas.openxmlformats.org/drawingml/2006/picture">
                 <pic:pic>
                   <pic:nvPicPr>
-                    <pic:cNvPr id="0" name="image3.png"/>
+                    <pic:cNvPr id="0" name="image2.png"/>
                     <pic:cNvPicPr preferRelativeResize="0"/>
                   </pic:nvPicPr>
                   <pic:blipFill>
@@ -19437,8 +19547,8 @@
         </w:tabs>
         <w:rPr/>
       </w:pPr>
-      <w:bookmarkStart w:colFirst="0" w:colLast="0" w:name="_gqu03c6ruhur" w:id="49"/>
-      <w:bookmarkEnd w:id="49"/>
+      <w:bookmarkStart w:colFirst="0" w:colLast="0" w:name="_gqu03c6ruhur" w:id="50"/>
+      <w:bookmarkEnd w:id="50"/>
       <w:r>
         <w:rPr>
           <w:rtl w:val="0"/>
@@ -19534,8 +19644,8 @@
         </w:tabs>
         <w:rPr/>
       </w:pPr>
-      <w:bookmarkStart w:colFirst="0" w:colLast="0" w:name="_beuno9bw46pj" w:id="50"/>
-      <w:bookmarkEnd w:id="50"/>
+      <w:bookmarkStart w:colFirst="0" w:colLast="0" w:name="_beuno9bw46pj" w:id="51"/>
+      <w:bookmarkEnd w:id="51"/>
       <w:r>
         <w:rPr>
           <w:rtl w:val="0"/>
@@ -19553,13 +19663,13 @@
         </w:tabs>
         <w:rPr/>
       </w:pPr>
-      <w:bookmarkStart w:colFirst="0" w:colLast="0" w:name="_qhgin5k0n02l" w:id="51"/>
-      <w:bookmarkEnd w:id="51"/>
-      <w:r>
-        <w:rPr>
-          <w:rtl w:val="0"/>
-        </w:rPr>
-        <w:t xml:space="preserve">4.3.1 SWA Diagram (Revised)</w:t>
+      <w:bookmarkStart w:colFirst="0" w:colLast="0" w:name="_qhgin5k0n02l" w:id="52"/>
+      <w:bookmarkEnd w:id="52"/>
+      <w:r>
+        <w:rPr>
+          <w:rtl w:val="0"/>
+        </w:rPr>
+        <w:t xml:space="preserve">4.3.1 SWA Diagram</w:t>
       </w:r>
       <w:r>
         <w:rPr/>
@@ -19572,17 +19682,17 @@
                   <wp:posOffset>914400</wp:posOffset>
                 </wp:positionH>
                 <wp:positionV relativeFrom="page">
-                  <wp:posOffset>8439150</wp:posOffset>
+                  <wp:posOffset>8505825</wp:posOffset>
                 </wp:positionV>
                 <wp:extent cx="876300" cy="390525"/>
                 <wp:effectExtent b="0" l="0" r="0" t="0"/>
                 <wp:wrapNone/>
-                <wp:docPr id="4" name=""/>
+                <wp:docPr id="5" name=""/>
                 <a:graphic>
                   <a:graphicData uri="http://schemas.microsoft.com/office/word/2010/wordprocessingShape">
                     <wps:wsp>
                       <wps:cNvSpPr txBox="1"/>
-                      <wps:cNvPr id="5" name="Shape 5"/>
+                      <wps:cNvPr id="6" name="Shape 6"/>
                       <wps:spPr>
                         <a:xfrm>
                           <a:off x="2279300" y="1425825"/>
@@ -19638,17 +19748,17 @@
                   <wp:posOffset>914400</wp:posOffset>
                 </wp:positionH>
                 <wp:positionV relativeFrom="page">
-                  <wp:posOffset>8439150</wp:posOffset>
+                  <wp:posOffset>8505825</wp:posOffset>
                 </wp:positionV>
                 <wp:extent cx="876300" cy="390525"/>
                 <wp:effectExtent b="0" l="0" r="0" t="0"/>
                 <wp:wrapNone/>
-                <wp:docPr id="4" name="image8.png"/>
+                <wp:docPr id="5" name="image9.png"/>
                 <a:graphic>
                   <a:graphicData uri="http://schemas.openxmlformats.org/drawingml/2006/picture">
                     <pic:pic>
                       <pic:nvPicPr>
-                        <pic:cNvPr id="0" name="image8.png"/>
+                        <pic:cNvPr id="0" name="image9.png"/>
                         <pic:cNvPicPr preferRelativeResize="0"/>
                       </pic:nvPicPr>
                       <pic:blipFill>
@@ -19678,19 +19788,19 @@
         <w:rPr/>
         <w:drawing>
           <wp:inline distB="114300" distT="114300" distL="114300" distR="114300">
-            <wp:extent cx="5943600" cy="3907155"/>
+            <wp:extent cx="5943600" cy="7366000"/>
             <wp:effectExtent b="0" l="0" r="0" t="0"/>
-            <wp:docPr id="7" name="image2.png"/>
+            <wp:docPr id="7" name="image3.png"/>
             <a:graphic>
               <a:graphicData uri="http://schemas.openxmlformats.org/drawingml/2006/picture">
                 <pic:pic>
                   <pic:nvPicPr>
-                    <pic:cNvPr id="0" name="image2.png"/>
+                    <pic:cNvPr id="0" name="image3.png"/>
                     <pic:cNvPicPr preferRelativeResize="0"/>
                   </pic:nvPicPr>
                   <pic:blipFill>
                     <a:blip r:embed="rId28"/>
-                    <a:srcRect b="0" l="0" r="0" t="1394"/>
+                    <a:srcRect b="0" l="0" r="0" t="0"/>
                     <a:stretch>
                       <a:fillRect/>
                     </a:stretch>
@@ -19698,7 +19808,7 @@
                   <pic:spPr>
                     <a:xfrm>
                       <a:off x="0" y="0"/>
-                      <a:ext cx="5943600" cy="3907155"/>
+                      <a:ext cx="5943600" cy="7366000"/>
                     </a:xfrm>
                     <a:prstGeom prst="rect"/>
                     <a:ln/>
@@ -19740,8 +19850,8 @@
         </w:tabs>
         <w:rPr/>
       </w:pPr>
-      <w:bookmarkStart w:colFirst="0" w:colLast="0" w:name="_1g9bpbebcqw0" w:id="52"/>
-      <w:bookmarkEnd w:id="52"/>
+      <w:bookmarkStart w:colFirst="0" w:colLast="0" w:name="_1g9bpbebcqw0" w:id="53"/>
+      <w:bookmarkEnd w:id="53"/>
       <w:r>
         <w:rPr>
           <w:rtl w:val="0"/>
@@ -19762,135 +19872,224 @@
         <w:rPr>
           <w:rtl w:val="0"/>
         </w:rPr>
-        <w:t xml:space="preserve">The architecture of the CinemaCore Software Architecture is based on the user’s ticket purchasing experience while keeping a clean separation between user interfaces, internal data management, and external services. The above diagram shows how data is transferred between pages, databases, and external services during the ticket purchasing experience.</w:t>
-      </w:r>
-    </w:p>
-    <w:p>
-      <w:pPr>
-        <w:tabs>
-          <w:tab w:val="left" w:leader="none" w:pos="180"/>
-          <w:tab w:val="left" w:leader="none" w:pos="360"/>
-          <w:tab w:val="left" w:leader="none" w:pos="720"/>
-        </w:tabs>
-        <w:rPr/>
-      </w:pPr>
-      <w:r>
-        <w:rPr>
-          <w:rtl w:val="0"/>
-        </w:rPr>
-      </w:r>
-    </w:p>
-    <w:p>
-      <w:pPr>
-        <w:tabs>
-          <w:tab w:val="left" w:leader="none" w:pos="180"/>
-          <w:tab w:val="left" w:leader="none" w:pos="360"/>
-          <w:tab w:val="left" w:leader="none" w:pos="720"/>
-        </w:tabs>
-        <w:rPr/>
-      </w:pPr>
-      <w:r>
-        <w:rPr>
-          <w:rtl w:val="0"/>
-        </w:rPr>
-        <w:t xml:space="preserve">The ticket purchasing experience begins at the Movie Selection Page, where movie titles, ratings, and showtimes are retrieved from the Movies Database. After selecting a movie showtime, the user proceeds to the Select Seat Page, which retrieves theater seat layouts and availability information from the Theaters/Seats Database.</w:t>
-      </w:r>
-    </w:p>
-    <w:p>
-      <w:pPr>
-        <w:tabs>
-          <w:tab w:val="left" w:leader="none" w:pos="180"/>
-          <w:tab w:val="left" w:leader="none" w:pos="360"/>
-          <w:tab w:val="left" w:leader="none" w:pos="720"/>
-        </w:tabs>
-        <w:rPr/>
-      </w:pPr>
-      <w:r>
-        <w:rPr>
-          <w:rtl w:val="0"/>
-        </w:rPr>
-      </w:r>
-    </w:p>
-    <w:p>
-      <w:pPr>
-        <w:tabs>
-          <w:tab w:val="left" w:leader="none" w:pos="180"/>
-          <w:tab w:val="left" w:leader="none" w:pos="360"/>
-          <w:tab w:val="left" w:leader="none" w:pos="720"/>
-        </w:tabs>
-        <w:rPr/>
-      </w:pPr>
-      <w:r>
-        <w:rPr>
-          <w:rtl w:val="0"/>
-        </w:rPr>
-        <w:t xml:space="preserve">If a user wants to log in or sign up, they can go to the Login/Sign Up Page, which interacts with the User Accounts Database to retrieve user information and login status. Note that authentication and seat selection have clean separation boundaries. Once the seat selection is done, Pay Page securely communicates with an external Payment Gateway service (Adyen) for cardholder details processing and purchase status verification. No payment details are stored in the system. Once the payment is successful, the purchase details are stored in the Tickets &amp; Orders Database.</w:t>
-      </w:r>
-    </w:p>
-    <w:p>
-      <w:pPr>
-        <w:tabs>
-          <w:tab w:val="left" w:leader="none" w:pos="180"/>
-          <w:tab w:val="left" w:leader="none" w:pos="360"/>
-          <w:tab w:val="left" w:leader="none" w:pos="720"/>
-        </w:tabs>
-        <w:rPr/>
-      </w:pPr>
-      <w:r>
-        <w:rPr>
-          <w:rtl w:val="0"/>
-        </w:rPr>
-      </w:r>
-    </w:p>
-    <w:p>
-      <w:pPr>
-        <w:tabs>
-          <w:tab w:val="left" w:leader="none" w:pos="180"/>
-          <w:tab w:val="left" w:leader="none" w:pos="360"/>
-          <w:tab w:val="left" w:leader="none" w:pos="720"/>
-        </w:tabs>
-        <w:rPr/>
-      </w:pPr>
-      <w:r>
-        <w:rPr>
-          <w:rtl w:val="0"/>
-        </w:rPr>
-        <w:t xml:space="preserve">The Ticket Delivery component utilizes external services such as Digital Wallet API or Email/SMS service for digital ticket delivery. Age Verification API can also be used in cases where R-rated content or alcoholic products are being purchased. The overall design of the SWA system promotes a secure payment process, seat management, and ticket delivery while ensuring controlled access to databases and flexible integration with external services.</w:t>
-      </w:r>
-    </w:p>
-    <w:p>
-      <w:pPr>
-        <w:pStyle w:val="Heading2"/>
-        <w:tabs>
-          <w:tab w:val="left" w:leader="none" w:pos="180"/>
-          <w:tab w:val="left" w:leader="none" w:pos="360"/>
-          <w:tab w:val="left" w:leader="none" w:pos="720"/>
-        </w:tabs>
-        <w:rPr/>
-      </w:pPr>
-      <w:bookmarkStart w:colFirst="0" w:colLast="0" w:name="_emu16isrf5yi" w:id="53"/>
-      <w:bookmarkEnd w:id="53"/>
-      <w:r>
-        <w:rPr>
-          <w:rtl w:val="0"/>
-        </w:rPr>
-        <w:t xml:space="preserve">4.4 Development Plan</w:t>
-      </w:r>
-    </w:p>
-    <w:p>
-      <w:pPr>
-        <w:tabs>
-          <w:tab w:val="left" w:leader="none" w:pos="180"/>
-          <w:tab w:val="left" w:leader="none" w:pos="360"/>
-          <w:tab w:val="left" w:leader="none" w:pos="720"/>
-        </w:tabs>
-        <w:rPr/>
-      </w:pPr>
-      <w:r>
-        <w:rPr>
-          <w:rtl w:val="0"/>
-        </w:rPr>
-        <w:t xml:space="preserve">The development of the CinemaCore System will be executed according to a structured and time-phased development plan. Tasks are organized to follow a logical progression from requirements validation and architectural design to implementation, testing, and deployment, and the project timeline allocates defined periods for each major development phase to ensure that functional requirements are validated before proceeding to subsequent stages.</w:t>
+        <w:t xml:space="preserve">The CinemaCore Systems Architectural Design follows a microservices-based design centered around an API gateway, which serves as the single entry point for all client interactions. The diagram illustrates how client pages communicate with backend services through the gateway, ensuring controlled access, clear service boundaries, and separation of concerns across system layers.</w:t>
+      </w:r>
+    </w:p>
+    <w:p>
+      <w:pPr>
+        <w:tabs>
+          <w:tab w:val="left" w:leader="none" w:pos="180"/>
+          <w:tab w:val="left" w:leader="none" w:pos="360"/>
+          <w:tab w:val="left" w:leader="none" w:pos="720"/>
+        </w:tabs>
+        <w:rPr/>
+      </w:pPr>
+      <w:r>
+        <w:rPr>
+          <w:rtl w:val="0"/>
+        </w:rPr>
+      </w:r>
+    </w:p>
+    <w:p>
+      <w:pPr>
+        <w:tabs>
+          <w:tab w:val="left" w:leader="none" w:pos="180"/>
+          <w:tab w:val="left" w:leader="none" w:pos="360"/>
+          <w:tab w:val="left" w:leader="none" w:pos="720"/>
+        </w:tabs>
+        <w:rPr/>
+      </w:pPr>
+      <w:r>
+        <w:rPr>
+          <w:rtl w:val="0"/>
+        </w:rPr>
+        <w:t xml:space="preserve">The ticket purchasing process begins at the client layer, where users navigate through the Movie Selection, Showtime &amp; Theater Selection, Seat Selection, Payment, and Confirmation pages. Each client request is routed through the API gateway, which performs request routing and authentication checks before forwarding the request to the appropriate service.</w:t>
+      </w:r>
+    </w:p>
+    <w:p>
+      <w:pPr>
+        <w:tabs>
+          <w:tab w:val="left" w:leader="none" w:pos="180"/>
+          <w:tab w:val="left" w:leader="none" w:pos="360"/>
+          <w:tab w:val="left" w:leader="none" w:pos="720"/>
+        </w:tabs>
+        <w:rPr/>
+      </w:pPr>
+      <w:r>
+        <w:rPr>
+          <w:rtl w:val="0"/>
+        </w:rPr>
+      </w:r>
+    </w:p>
+    <w:p>
+      <w:pPr>
+        <w:tabs>
+          <w:tab w:val="left" w:leader="none" w:pos="180"/>
+          <w:tab w:val="left" w:leader="none" w:pos="360"/>
+          <w:tab w:val="left" w:leader="none" w:pos="720"/>
+        </w:tabs>
+        <w:rPr/>
+      </w:pPr>
+      <w:r>
+        <w:rPr>
+          <w:rtl w:val="0"/>
+        </w:rPr>
+        <w:t xml:space="preserve">Authentication is handled by the Auth Service, which manages user sessions using JWTs. Session data is stored in a Redis cache to enable fast validation without frequent access to the Users Database. This ensures that authentication remains logically separate from other services while maintaining low-latency performance.</w:t>
+      </w:r>
+    </w:p>
+    <w:p>
+      <w:pPr>
+        <w:tabs>
+          <w:tab w:val="left" w:leader="none" w:pos="180"/>
+          <w:tab w:val="left" w:leader="none" w:pos="360"/>
+          <w:tab w:val="left" w:leader="none" w:pos="720"/>
+        </w:tabs>
+        <w:rPr/>
+      </w:pPr>
+      <w:r>
+        <w:rPr>
+          <w:rtl w:val="0"/>
+        </w:rPr>
+      </w:r>
+    </w:p>
+    <w:p>
+      <w:pPr>
+        <w:tabs>
+          <w:tab w:val="left" w:leader="none" w:pos="180"/>
+          <w:tab w:val="left" w:leader="none" w:pos="360"/>
+          <w:tab w:val="left" w:leader="none" w:pos="720"/>
+        </w:tabs>
+        <w:rPr/>
+      </w:pPr>
+      <w:r>
+        <w:rPr>
+          <w:rtl w:val="0"/>
+        </w:rPr>
+        <w:t xml:space="preserve">Each core functionality is implemented as an independent microservice. The Movie Service retrieves movie listings and metadata from the Movies Database. The Seat Service manages seat availability and enforces temporary seat locks using Redis to prevent concurrent booking conflicts. The Order Service is responsible for ticket creation and maintaining purchase records in the Tickets &amp; Orders Database, ensuring transactional consistency.</w:t>
+      </w:r>
+    </w:p>
+    <w:p>
+      <w:pPr>
+        <w:tabs>
+          <w:tab w:val="left" w:leader="none" w:pos="180"/>
+          <w:tab w:val="left" w:leader="none" w:pos="360"/>
+          <w:tab w:val="left" w:leader="none" w:pos="720"/>
+        </w:tabs>
+        <w:rPr/>
+      </w:pPr>
+      <w:r>
+        <w:rPr>
+          <w:rtl w:val="0"/>
+        </w:rPr>
+      </w:r>
+    </w:p>
+    <w:p>
+      <w:pPr>
+        <w:tabs>
+          <w:tab w:val="left" w:leader="none" w:pos="180"/>
+          <w:tab w:val="left" w:leader="none" w:pos="360"/>
+          <w:tab w:val="left" w:leader="none" w:pos="720"/>
+        </w:tabs>
+        <w:rPr/>
+      </w:pPr>
+      <w:r>
+        <w:rPr>
+          <w:rtl w:val="0"/>
+        </w:rPr>
+        <w:t xml:space="preserve">The Payment Service handles all payment-related operations and communicates securely with the external payment provider Adyen. No payment card data is stored within the system. The Delivery Service manages ticket distribution, including QR code generation and integration with digital wallet platforms.</w:t>
+      </w:r>
+    </w:p>
+    <w:p>
+      <w:pPr>
+        <w:tabs>
+          <w:tab w:val="left" w:leader="none" w:pos="180"/>
+          <w:tab w:val="left" w:leader="none" w:pos="360"/>
+          <w:tab w:val="left" w:leader="none" w:pos="720"/>
+        </w:tabs>
+        <w:rPr/>
+      </w:pPr>
+      <w:r>
+        <w:rPr>
+          <w:rtl w:val="0"/>
+        </w:rPr>
+      </w:r>
+    </w:p>
+    <w:p>
+      <w:pPr>
+        <w:tabs>
+          <w:tab w:val="left" w:leader="none" w:pos="180"/>
+          <w:tab w:val="left" w:leader="none" w:pos="360"/>
+          <w:tab w:val="left" w:leader="none" w:pos="720"/>
+        </w:tabs>
+        <w:rPr/>
+      </w:pPr>
+      <w:r>
+        <w:rPr>
+          <w:rtl w:val="0"/>
+        </w:rPr>
+        <w:t xml:space="preserve">External services are accessed only through their corresponding microservices. Digital wallet APIs are used for ticket delivery, and age verification APIs are invoked when required for restricted content or purchases. This design isolates third-party dependencies and prevents direct client interaction with external systems.</w:t>
+      </w:r>
+    </w:p>
+    <w:p>
+      <w:pPr>
+        <w:tabs>
+          <w:tab w:val="left" w:leader="none" w:pos="180"/>
+          <w:tab w:val="left" w:leader="none" w:pos="360"/>
+          <w:tab w:val="left" w:leader="none" w:pos="720"/>
+        </w:tabs>
+        <w:rPr/>
+      </w:pPr>
+      <w:r>
+        <w:rPr>
+          <w:rtl w:val="0"/>
+        </w:rPr>
+      </w:r>
+    </w:p>
+    <w:p>
+      <w:pPr>
+        <w:tabs>
+          <w:tab w:val="left" w:leader="none" w:pos="180"/>
+          <w:tab w:val="left" w:leader="none" w:pos="360"/>
+          <w:tab w:val="left" w:leader="none" w:pos="720"/>
+        </w:tabs>
+        <w:rPr/>
+      </w:pPr>
+      <w:r>
+        <w:rPr>
+          <w:rtl w:val="0"/>
+        </w:rPr>
+        <w:t xml:space="preserve">Each service follows a service-ownership model, where it exclusively manages its own database. Direct database access across services is not permitted, as all inter-service communication occurs through APIs routed by the gateway. The Redis cache is used for time-sensitive operations such as seat locking and session management, while relational databases remain the source of truth for persistent data.</w:t>
+      </w:r>
+    </w:p>
+    <w:p>
+      <w:pPr>
+        <w:tabs>
+          <w:tab w:val="left" w:leader="none" w:pos="180"/>
+          <w:tab w:val="left" w:leader="none" w:pos="360"/>
+          <w:tab w:val="left" w:leader="none" w:pos="720"/>
+        </w:tabs>
+        <w:rPr/>
+      </w:pPr>
+      <w:r>
+        <w:rPr>
+          <w:rtl w:val="0"/>
+        </w:rPr>
+      </w:r>
+    </w:p>
+    <w:p>
+      <w:pPr>
+        <w:tabs>
+          <w:tab w:val="left" w:leader="none" w:pos="180"/>
+          <w:tab w:val="left" w:leader="none" w:pos="360"/>
+          <w:tab w:val="left" w:leader="none" w:pos="720"/>
+        </w:tabs>
+        <w:rPr/>
+      </w:pPr>
+      <w:r>
+        <w:rPr>
+          <w:rtl w:val="0"/>
+        </w:rPr>
+        <w:t xml:space="preserve">Overall, the architecture maintains the user-centered flow of the ticket purchasing process while improving scalability, fault isolation, and maintainability through centralized request routing, independent services, and clear data ownership boundaries.</w:t>
       </w:r>
     </w:p>
     <w:p>
@@ -19903,69 +20102,73 @@
         </w:tabs>
         <w:rPr/>
       </w:pPr>
-      <w:bookmarkStart w:colFirst="0" w:colLast="0" w:name="_d4u81k8ai4as" w:id="54"/>
+      <w:bookmarkStart w:colFirst="0" w:colLast="0" w:name="_t6bo31x14q6m" w:id="54"/>
       <w:bookmarkEnd w:id="54"/>
       <w:r>
         <w:rPr>
           <w:rtl w:val="0"/>
         </w:rPr>
-        <w:t xml:space="preserve">4.4.1 Task Breakdown</w:t>
-      </w:r>
-    </w:p>
-    <w:p>
-      <w:pPr>
-        <w:tabs>
-          <w:tab w:val="left" w:leader="none" w:pos="180"/>
-          <w:tab w:val="left" w:leader="none" w:pos="360"/>
-          <w:tab w:val="left" w:leader="none" w:pos="720"/>
-        </w:tabs>
-        <w:rPr/>
-      </w:pPr>
-      <w:r>
-        <w:rPr>
-          <w:rtl w:val="0"/>
-        </w:rPr>
-        <w:t xml:space="preserve">The CinemaCore System development is divided into the following high-level </w:t>
-      </w:r>
-      <w:r>
-        <w:rPr>
-          <w:rtl w:val="0"/>
-        </w:rPr>
-        <w:t xml:space="preserve">tasks</w:t>
-      </w:r>
-      <w:r>
-        <w:rPr>
-          <w:rtl w:val="0"/>
-        </w:rPr>
-        <w:t xml:space="preserve">:</w:t>
-      </w:r>
-    </w:p>
-    <w:p>
-      <w:pPr>
-        <w:tabs>
-          <w:tab w:val="left" w:leader="none" w:pos="180"/>
-          <w:tab w:val="left" w:leader="none" w:pos="360"/>
-          <w:tab w:val="left" w:leader="none" w:pos="720"/>
-        </w:tabs>
-        <w:rPr/>
-      </w:pPr>
-      <w:r>
-        <w:rPr>
-          <w:rtl w:val="0"/>
-        </w:rPr>
-      </w:r>
-    </w:p>
-    <w:p>
-      <w:pPr>
-        <w:tabs>
-          <w:tab w:val="left" w:leader="none" w:pos="180"/>
-          <w:tab w:val="left" w:leader="none" w:pos="360"/>
-          <w:tab w:val="left" w:leader="none" w:pos="720"/>
-        </w:tabs>
-        <w:ind w:left="720" w:firstLine="0"/>
+        <w:t xml:space="preserve">4.3.3 SWA Revisions</w:t>
+      </w:r>
+    </w:p>
+    <w:p>
+      <w:pPr>
+        <w:rPr/>
+      </w:pPr>
+      <w:r>
+        <w:rPr>
+          <w:rtl w:val="0"/>
+        </w:rPr>
+        <w:t xml:space="preserve">The original architectural diagram exhibited several structural and clarity limitations that were addressed in the revised design. The following modifications were made:</w:t>
+      </w:r>
+    </w:p>
+    <w:p>
+      <w:pPr>
+        <w:numPr>
+          <w:ilvl w:val="0"/>
+          <w:numId w:val="39"/>
+        </w:numPr>
+        <w:ind w:left="720" w:hanging="360"/>
+        <w:rPr>
+          <w:u w:val="none"/>
+        </w:rPr>
+      </w:pPr>
+      <w:r>
         <w:rPr>
           <w:b w:val="1"/>
           <w:bCs w:val="1"/>
+          <w:rtl w:val="0"/>
+        </w:rPr>
+        <w:t xml:space="preserve">Consolidation of data storage components:</w:t>
+      </w:r>
+      <w:r>
+        <w:rPr>
+          <w:rtl w:val="0"/>
+        </w:rPr>
+        <w:t xml:space="preserve"> The original design included two separate and redundant “Tickets &amp; Orders” databases, which were functionally equivalent and interchangeable. In the revised architecture, these have been consolidated into a single </w:t>
+      </w:r>
+      <w:r>
+        <w:rPr>
+          <w:rtl w:val="0"/>
+        </w:rPr>
+        <w:t xml:space="preserve">Orders DB</w:t>
+      </w:r>
+      <w:r>
+        <w:rPr>
+          <w:rtl w:val="0"/>
+        </w:rPr>
+        <w:t xml:space="preserve">, which now encapsulates both ticket transaction records and historical order data, improving data consistency and reducing redundancy.</w:t>
+      </w:r>
+    </w:p>
+    <w:p>
+      <w:pPr>
+        <w:numPr>
+          <w:ilvl w:val="0"/>
+          <w:numId w:val="39"/>
+        </w:numPr>
+        <w:ind w:left="720" w:hanging="360"/>
+        <w:rPr>
+          <w:u w:val="none"/>
         </w:rPr>
       </w:pPr>
       <w:r>
@@ -19974,35 +20177,37 @@
           <w:bCs w:val="1"/>
           <w:rtl w:val="0"/>
         </w:rPr>
-        <w:t xml:space="preserve">4.4.1.1 Requirements Review and Finalization</w:t>
-      </w:r>
-    </w:p>
-    <w:p>
-      <w:pPr>
-        <w:tabs>
-          <w:tab w:val="left" w:leader="none" w:pos="180"/>
-          <w:tab w:val="left" w:leader="none" w:pos="360"/>
-          <w:tab w:val="left" w:leader="none" w:pos="720"/>
-        </w:tabs>
-        <w:ind w:left="720" w:firstLine="0"/>
-        <w:rPr/>
-      </w:pPr>
-      <w:r>
-        <w:rPr>
-          <w:rtl w:val="0"/>
-        </w:rPr>
-        <w:t xml:space="preserve">This task involves performing a comprehensive review of the Software Requirements Specification (SRS) to ensure that all functional and non-functional requirements are clearly defined, technically feasible, and internally consistent before development begins. The review process includes identifying potential ambiguities, resolving requirement conflicts, validating assumptions with stakeholders, and ensuring that each requirement can be realistically implemented within the project timeline and constraints. Additionally, this phase establishes traceability between requirements and future development tasks to support verification and testing later in the project lifecycle.</w:t>
-      </w:r>
-    </w:p>
-    <w:p>
-      <w:pPr>
-        <w:tabs>
-          <w:tab w:val="left" w:leader="none" w:pos="180"/>
-          <w:tab w:val="left" w:leader="none" w:pos="360"/>
-          <w:tab w:val="left" w:leader="none" w:pos="720"/>
-        </w:tabs>
-        <w:ind w:left="720" w:firstLine="0"/>
-        <w:rPr/>
+        <w:t xml:space="preserve">Introduction of a layered architectural model:</w:t>
+      </w:r>
+      <w:r>
+        <w:rPr>
+          <w:rtl w:val="0"/>
+        </w:rPr>
+        <w:t xml:space="preserve"> The original diagram lacked explicit architectural layering, resulting in unclear separation of concerns (e.g., login and signup components were represented as isolated UI elements with loosely defined data flows). The revised design introduces a clearly defined multi-tier architecture consisting of </w:t>
+      </w:r>
+      <w:r>
+        <w:rPr>
+          <w:rtl w:val="0"/>
+        </w:rPr>
+        <w:t xml:space="preserve">client layer (UI pages), application layer, service layer, and data layer</w:t>
+      </w:r>
+      <w:r>
+        <w:rPr>
+          <w:rtl w:val="0"/>
+        </w:rPr>
+        <w:t xml:space="preserve">, improving system modularity, maintainability, and traceability of data flow.</w:t>
+      </w:r>
+    </w:p>
+    <w:p>
+      <w:pPr>
+        <w:numPr>
+          <w:ilvl w:val="0"/>
+          <w:numId w:val="39"/>
+        </w:numPr>
+        <w:ind w:left="720" w:hanging="360"/>
+        <w:rPr>
+          <w:u w:val="none"/>
+        </w:rPr>
       </w:pPr>
       <w:r>
         <w:rPr>
@@ -20010,79 +20215,174 @@
           <w:bCs w:val="1"/>
           <w:rtl w:val="0"/>
         </w:rPr>
-        <w:t xml:space="preserve">Responsible Team:</w:t>
-      </w:r>
-      <w:r>
-        <w:rPr>
-          <w:rtl w:val="0"/>
-        </w:rPr>
-        <w:t xml:space="preserve"> Requirements Engineering Team</w:t>
-      </w:r>
-    </w:p>
-    <w:p>
-      <w:pPr>
-        <w:tabs>
-          <w:tab w:val="left" w:leader="none" w:pos="180"/>
-          <w:tab w:val="left" w:leader="none" w:pos="360"/>
-          <w:tab w:val="left" w:leader="none" w:pos="720"/>
-        </w:tabs>
-        <w:ind w:left="720" w:firstLine="0"/>
-        <w:rPr/>
-      </w:pPr>
-      <w:r>
-        <w:rPr>
-          <w:rtl w:val="0"/>
-        </w:rPr>
-      </w:r>
-    </w:p>
-    <w:p>
-      <w:pPr>
-        <w:tabs>
-          <w:tab w:val="left" w:leader="none" w:pos="180"/>
-          <w:tab w:val="left" w:leader="none" w:pos="360"/>
-          <w:tab w:val="left" w:leader="none" w:pos="720"/>
-        </w:tabs>
-        <w:ind w:left="720" w:firstLine="0"/>
+        <w:t xml:space="preserve">Addition of caching and session management layer:</w:t>
+      </w:r>
+      <w:r>
+        <w:rPr>
+          <w:rtl w:val="0"/>
+        </w:rPr>
+        <w:t xml:space="preserve"> The original architecture did not include a caching mechanism. The revised design incorporates a </w:t>
+      </w:r>
+      <w:r>
+        <w:rPr>
+          <w:rtl w:val="0"/>
+        </w:rPr>
+        <w:t xml:space="preserve">Redis-based cache layer</w:t>
+      </w:r>
+      <w:r>
+        <w:rPr>
+          <w:rtl w:val="0"/>
+        </w:rPr>
+        <w:t xml:space="preserve">, which supports session management and implements seat reservation locking to prevent race conditions and double-booking in high-concurrency scenarios.</w:t>
+      </w:r>
+    </w:p>
+    <w:p>
+      <w:pPr>
+        <w:numPr>
+          <w:ilvl w:val="0"/>
+          <w:numId w:val="39"/>
+        </w:numPr>
+        <w:ind w:left="720" w:hanging="360"/>
+        <w:rPr>
+          <w:u w:val="none"/>
+        </w:rPr>
+      </w:pPr>
+      <w:r>
         <w:rPr>
           <w:b w:val="1"/>
           <w:bCs w:val="1"/>
-        </w:rPr>
-      </w:pPr>
-      <w:r>
+          <w:rtl w:val="0"/>
+        </w:rPr>
+        <w:t xml:space="preserve">Improved diagrammatic notation and documentation:</w:t>
+      </w:r>
+      <w:r>
+        <w:rPr>
+          <w:rtl w:val="0"/>
+        </w:rPr>
+        <w:t xml:space="preserve"> The original diagram did not provide a legend or notation guide for interpreting visual elements such as arrow types and container boundaries. The revised diagram includes a </w:t>
+      </w:r>
+      <w:r>
+        <w:rPr>
+          <w:rtl w:val="0"/>
+        </w:rPr>
+        <w:t xml:space="preserve">formal legend defining all connectors, arrow styles, and structural containers</w:t>
+      </w:r>
+      <w:r>
+        <w:rPr>
+          <w:rtl w:val="0"/>
+        </w:rPr>
+        <w:t xml:space="preserve">, thereby improving interpretability and reducing ambiguity in system communication flows.</w:t>
+      </w:r>
+    </w:p>
+    <w:p>
+      <w:pPr>
+        <w:pStyle w:val="Heading2"/>
+        <w:tabs>
+          <w:tab w:val="left" w:leader="none" w:pos="180"/>
+          <w:tab w:val="left" w:leader="none" w:pos="360"/>
+          <w:tab w:val="left" w:leader="none" w:pos="720"/>
+        </w:tabs>
+        <w:rPr/>
+      </w:pPr>
+      <w:bookmarkStart w:colFirst="0" w:colLast="0" w:name="_emu16isrf5yi" w:id="55"/>
+      <w:bookmarkEnd w:id="55"/>
+      <w:r>
+        <w:rPr>
+          <w:rtl w:val="0"/>
+        </w:rPr>
+        <w:t xml:space="preserve">4.4 Development Plan</w:t>
+      </w:r>
+    </w:p>
+    <w:p>
+      <w:pPr>
+        <w:tabs>
+          <w:tab w:val="left" w:leader="none" w:pos="180"/>
+          <w:tab w:val="left" w:leader="none" w:pos="360"/>
+          <w:tab w:val="left" w:leader="none" w:pos="720"/>
+        </w:tabs>
+        <w:rPr/>
+      </w:pPr>
+      <w:r>
+        <w:rPr>
+          <w:rtl w:val="0"/>
+        </w:rPr>
+        <w:t xml:space="preserve">The development of the CinemaCore System will be executed according to a structured and time-phased development plan. Tasks are organized to follow a logical progression from requirements validation and architectural design to implementation, testing, and deployment, and the project timeline allocates defined periods for each major development phase to ensure that functional requirements are validated before proceeding to subsequent stages.</w:t>
+      </w:r>
+    </w:p>
+    <w:p>
+      <w:pPr>
+        <w:pStyle w:val="Heading3"/>
+        <w:tabs>
+          <w:tab w:val="left" w:leader="none" w:pos="180"/>
+          <w:tab w:val="left" w:leader="none" w:pos="360"/>
+          <w:tab w:val="left" w:leader="none" w:pos="720"/>
+        </w:tabs>
+        <w:rPr/>
+      </w:pPr>
+      <w:bookmarkStart w:colFirst="0" w:colLast="0" w:name="_d4u81k8ai4as" w:id="56"/>
+      <w:bookmarkEnd w:id="56"/>
+      <w:r>
+        <w:rPr>
+          <w:rtl w:val="0"/>
+        </w:rPr>
+        <w:t xml:space="preserve">4.4.1 Task Breakdown</w:t>
+      </w:r>
+    </w:p>
+    <w:p>
+      <w:pPr>
+        <w:tabs>
+          <w:tab w:val="left" w:leader="none" w:pos="180"/>
+          <w:tab w:val="left" w:leader="none" w:pos="360"/>
+          <w:tab w:val="left" w:leader="none" w:pos="720"/>
+        </w:tabs>
+        <w:rPr/>
+      </w:pPr>
+      <w:r>
+        <w:rPr>
+          <w:rtl w:val="0"/>
+        </w:rPr>
+        <w:t xml:space="preserve">The CinemaCore System development is divided into the following high-level </w:t>
+      </w:r>
+      <w:r>
+        <w:rPr>
+          <w:rtl w:val="0"/>
+        </w:rPr>
+        <w:t xml:space="preserve">tasks</w:t>
+      </w:r>
+      <w:r>
+        <w:rPr>
+          <w:rtl w:val="0"/>
+        </w:rPr>
+        <w:t xml:space="preserve">:</w:t>
+      </w:r>
+    </w:p>
+    <w:p>
+      <w:pPr>
+        <w:tabs>
+          <w:tab w:val="left" w:leader="none" w:pos="180"/>
+          <w:tab w:val="left" w:leader="none" w:pos="360"/>
+          <w:tab w:val="left" w:leader="none" w:pos="720"/>
+        </w:tabs>
+        <w:rPr/>
+      </w:pPr>
+      <w:r>
+        <w:rPr>
+          <w:rtl w:val="0"/>
+        </w:rPr>
+      </w:r>
+    </w:p>
+    <w:p>
+      <w:pPr>
+        <w:tabs>
+          <w:tab w:val="left" w:leader="none" w:pos="180"/>
+          <w:tab w:val="left" w:leader="none" w:pos="360"/>
+          <w:tab w:val="left" w:leader="none" w:pos="720"/>
+        </w:tabs>
+        <w:ind w:left="720" w:firstLine="0"/>
         <w:rPr>
           <w:b w:val="1"/>
           <w:bCs w:val="1"/>
-          <w:rtl w:val="0"/>
-        </w:rPr>
-        <w:t xml:space="preserve">4.4.1.2 System Architecture and Design</w:t>
-      </w:r>
-    </w:p>
-    <w:p>
-      <w:pPr>
-        <w:tabs>
-          <w:tab w:val="left" w:leader="none" w:pos="180"/>
-          <w:tab w:val="left" w:leader="none" w:pos="360"/>
-          <w:tab w:val="left" w:leader="none" w:pos="720"/>
-        </w:tabs>
-        <w:ind w:left="720" w:firstLine="0"/>
-        <w:rPr/>
-      </w:pPr>
-      <w:r>
-        <w:rPr>
-          <w:rtl w:val="0"/>
-        </w:rPr>
-        <w:t xml:space="preserve">​​During this phase, the high-level requirements defined in the SRS are translated into a detailed technical architecture for CinemaCore Systems. This includes defining the overall system structure, identifying major software components, specifying class relationships, designing data flows, and establishing communication between modules such as ticket management, seat reservations, and concession ordering. Architectural diagrams, system models, and interface specifications are produced to guide developers during implementation and ensure the system is scalable, maintainable, and modular.</w:t>
-      </w:r>
-    </w:p>
-    <w:p>
-      <w:pPr>
-        <w:tabs>
-          <w:tab w:val="left" w:leader="none" w:pos="180"/>
-          <w:tab w:val="left" w:leader="none" w:pos="360"/>
-          <w:tab w:val="left" w:leader="none" w:pos="720"/>
-        </w:tabs>
-        <w:ind w:left="720" w:firstLine="0"/>
-        <w:rPr/>
+        </w:rPr>
       </w:pPr>
       <w:r>
         <w:rPr>
@@ -20090,13 +20390,7 @@
           <w:bCs w:val="1"/>
           <w:rtl w:val="0"/>
         </w:rPr>
-        <w:t xml:space="preserve">Responsible Team: </w:t>
-      </w:r>
-      <w:r>
-        <w:rPr>
-          <w:rtl w:val="0"/>
-        </w:rPr>
-        <w:t xml:space="preserve">Software Architecture and Systems Design Team</w:t>
+        <w:t xml:space="preserve">4.4.1.1 Requirements Review and Finalization</w:t>
       </w:r>
     </w:p>
     <w:p>
@@ -20113,6 +20407,7 @@
         <w:rPr>
           <w:rtl w:val="0"/>
         </w:rPr>
+        <w:t xml:space="preserve">This task involves performing a comprehensive review of the Software Requirements Specification (SRS) to ensure that all functional and non-functional requirements are clearly defined, technically feasible, and internally consistent before development begins. The review process includes identifying potential ambiguities, resolving requirement conflicts, validating assumptions with stakeholders, and ensuring that each requirement can be realistically implemented within the project timeline and constraints. Additionally, this phase establishes traceability between requirements and future development tasks to support verification and testing later in the project lifecycle.</w:t>
       </w:r>
     </w:p>
     <w:p>
@@ -20123,46 +20418,51 @@
           <w:tab w:val="left" w:leader="none" w:pos="720"/>
         </w:tabs>
         <w:ind w:left="720" w:firstLine="0"/>
+        <w:rPr/>
+      </w:pPr>
+      <w:r>
         <w:rPr>
           <w:b w:val="1"/>
           <w:bCs w:val="1"/>
-        </w:rPr>
-      </w:pPr>
-      <w:r>
+          <w:rtl w:val="0"/>
+        </w:rPr>
+        <w:t xml:space="preserve">Responsible Team:</w:t>
+      </w:r>
+      <w:r>
+        <w:rPr>
+          <w:rtl w:val="0"/>
+        </w:rPr>
+        <w:t xml:space="preserve"> Requirements Engineering Team</w:t>
+      </w:r>
+    </w:p>
+    <w:p>
+      <w:pPr>
+        <w:tabs>
+          <w:tab w:val="left" w:leader="none" w:pos="180"/>
+          <w:tab w:val="left" w:leader="none" w:pos="360"/>
+          <w:tab w:val="left" w:leader="none" w:pos="720"/>
+        </w:tabs>
+        <w:ind w:left="720" w:firstLine="0"/>
+        <w:rPr/>
+      </w:pPr>
+      <w:r>
+        <w:rPr>
+          <w:rtl w:val="0"/>
+        </w:rPr>
+      </w:r>
+    </w:p>
+    <w:p>
+      <w:pPr>
+        <w:tabs>
+          <w:tab w:val="left" w:leader="none" w:pos="180"/>
+          <w:tab w:val="left" w:leader="none" w:pos="360"/>
+          <w:tab w:val="left" w:leader="none" w:pos="720"/>
+        </w:tabs>
+        <w:ind w:left="720" w:firstLine="0"/>
         <w:rPr>
           <w:b w:val="1"/>
           <w:bCs w:val="1"/>
-          <w:rtl w:val="0"/>
-        </w:rPr>
-        <w:t xml:space="preserve">4.4.1.3 User Interface Design</w:t>
-      </w:r>
-    </w:p>
-    <w:p>
-      <w:pPr>
-        <w:tabs>
-          <w:tab w:val="left" w:leader="none" w:pos="180"/>
-          <w:tab w:val="left" w:leader="none" w:pos="360"/>
-          <w:tab w:val="left" w:leader="none" w:pos="720"/>
-        </w:tabs>
-        <w:ind w:left="720" w:firstLine="0"/>
-        <w:rPr/>
-      </w:pPr>
-      <w:r>
-        <w:rPr>
-          <w:rtl w:val="0"/>
-        </w:rPr>
-        <w:t xml:space="preserve">This task focuses on designing the visual and interactive components of the CinemaCore system that will be presented to end users. Activities include creating user interface layouts, designing navigation flows, defining input forms for ticket purchasing and seat selection, and ensuring that the interface is intuitive and easy to use. The design process also considers usability principles, accessibility standards, and consistency across different screens. Prototypes and interface mockups may be produced to validate design decisions before implementation.</w:t>
-      </w:r>
-    </w:p>
-    <w:p>
-      <w:pPr>
-        <w:tabs>
-          <w:tab w:val="left" w:leader="none" w:pos="180"/>
-          <w:tab w:val="left" w:leader="none" w:pos="360"/>
-          <w:tab w:val="left" w:leader="none" w:pos="720"/>
-        </w:tabs>
-        <w:ind w:left="720" w:firstLine="0"/>
-        <w:rPr/>
+        </w:rPr>
       </w:pPr>
       <w:r>
         <w:rPr>
@@ -20170,13 +20470,7 @@
           <w:bCs w:val="1"/>
           <w:rtl w:val="0"/>
         </w:rPr>
-        <w:t xml:space="preserve">Responsible Team:</w:t>
-      </w:r>
-      <w:r>
-        <w:rPr>
-          <w:rtl w:val="0"/>
-        </w:rPr>
-        <w:t xml:space="preserve"> User Experience (UX) and Frontend Development Team</w:t>
+        <w:t xml:space="preserve">4.4.1.2 System Architecture and Design</w:t>
       </w:r>
     </w:p>
     <w:p>
@@ -20193,6 +20487,7 @@
         <w:rPr>
           <w:rtl w:val="0"/>
         </w:rPr>
+        <w:t xml:space="preserve">​​During this phase, the high-level requirements defined in the SRS are translated into a detailed technical architecture for CinemaCore Systems. This includes defining the overall system structure, identifying major software components, specifying class relationships, designing data flows, and establishing communication between modules such as ticket management, seat reservations, and concession ordering. Architectural diagrams, system models, and interface specifications are produced to guide developers during implementation and ensure the system is scalable, maintainable, and modular.</w:t>
       </w:r>
     </w:p>
     <w:p>
@@ -20203,46 +20498,51 @@
           <w:tab w:val="left" w:leader="none" w:pos="720"/>
         </w:tabs>
         <w:ind w:left="720" w:firstLine="0"/>
+        <w:rPr/>
+      </w:pPr>
+      <w:r>
         <w:rPr>
           <w:b w:val="1"/>
           <w:bCs w:val="1"/>
-        </w:rPr>
-      </w:pPr>
-      <w:r>
+          <w:rtl w:val="0"/>
+        </w:rPr>
+        <w:t xml:space="preserve">Responsible Team: </w:t>
+      </w:r>
+      <w:r>
+        <w:rPr>
+          <w:rtl w:val="0"/>
+        </w:rPr>
+        <w:t xml:space="preserve">Software Architecture and Systems Design Team</w:t>
+      </w:r>
+    </w:p>
+    <w:p>
+      <w:pPr>
+        <w:tabs>
+          <w:tab w:val="left" w:leader="none" w:pos="180"/>
+          <w:tab w:val="left" w:leader="none" w:pos="360"/>
+          <w:tab w:val="left" w:leader="none" w:pos="720"/>
+        </w:tabs>
+        <w:ind w:left="720" w:firstLine="0"/>
+        <w:rPr/>
+      </w:pPr>
+      <w:r>
+        <w:rPr>
+          <w:rtl w:val="0"/>
+        </w:rPr>
+      </w:r>
+    </w:p>
+    <w:p>
+      <w:pPr>
+        <w:tabs>
+          <w:tab w:val="left" w:leader="none" w:pos="180"/>
+          <w:tab w:val="left" w:leader="none" w:pos="360"/>
+          <w:tab w:val="left" w:leader="none" w:pos="720"/>
+        </w:tabs>
+        <w:ind w:left="720" w:firstLine="0"/>
         <w:rPr>
           <w:b w:val="1"/>
           <w:bCs w:val="1"/>
-          <w:rtl w:val="0"/>
-        </w:rPr>
-        <w:t xml:space="preserve">4.4.1.4 Core System Implementation</w:t>
-      </w:r>
-    </w:p>
-    <w:p>
-      <w:pPr>
-        <w:tabs>
-          <w:tab w:val="left" w:leader="none" w:pos="180"/>
-          <w:tab w:val="left" w:leader="none" w:pos="360"/>
-          <w:tab w:val="left" w:leader="none" w:pos="720"/>
-        </w:tabs>
-        <w:ind w:left="720" w:firstLine="0"/>
-        <w:rPr/>
-      </w:pPr>
-      <w:r>
-        <w:rPr>
-          <w:rtl w:val="0"/>
-        </w:rPr>
-        <w:t xml:space="preserve">The core implementation phase involves developing the primary application logic that fulfills the functional requirements defined in the SRS. This includes implementing the object-oriented classes and methods specified in the system design, such as user management, ticket processing, seat reservation handling, and concession order management. Developers also integrate the various modules into a cohesive system, ensuring that interactions between components function correctly and that system behavior matches the intended design.</w:t>
-      </w:r>
-    </w:p>
-    <w:p>
-      <w:pPr>
-        <w:tabs>
-          <w:tab w:val="left" w:leader="none" w:pos="180"/>
-          <w:tab w:val="left" w:leader="none" w:pos="360"/>
-          <w:tab w:val="left" w:leader="none" w:pos="720"/>
-        </w:tabs>
-        <w:ind w:left="720" w:firstLine="0"/>
-        <w:rPr/>
+        </w:rPr>
       </w:pPr>
       <w:r>
         <w:rPr>
@@ -20250,13 +20550,7 @@
           <w:bCs w:val="1"/>
           <w:rtl w:val="0"/>
         </w:rPr>
-        <w:t xml:space="preserve">Responsible Team: </w:t>
-      </w:r>
-      <w:r>
-        <w:rPr>
-          <w:rtl w:val="0"/>
-        </w:rPr>
-        <w:t xml:space="preserve">Backend Software Development Team</w:t>
+        <w:t xml:space="preserve">4.4.1.3 User Interface Design</w:t>
       </w:r>
     </w:p>
     <w:p>
@@ -20273,6 +20567,7 @@
         <w:rPr>
           <w:rtl w:val="0"/>
         </w:rPr>
+        <w:t xml:space="preserve">This task focuses on designing the visual and interactive components of the CinemaCore system that will be presented to end users. Activities include creating user interface layouts, designing navigation flows, defining input forms for ticket purchasing and seat selection, and ensuring that the interface is intuitive and easy to use. The design process also considers usability principles, accessibility standards, and consistency across different screens. Prototypes and interface mockups may be produced to validate design decisions before implementation.</w:t>
       </w:r>
     </w:p>
     <w:p>
@@ -20283,46 +20578,51 @@
           <w:tab w:val="left" w:leader="none" w:pos="720"/>
         </w:tabs>
         <w:ind w:left="720" w:firstLine="0"/>
+        <w:rPr/>
+      </w:pPr>
+      <w:r>
         <w:rPr>
           <w:b w:val="1"/>
           <w:bCs w:val="1"/>
-        </w:rPr>
-      </w:pPr>
-      <w:r>
+          <w:rtl w:val="0"/>
+        </w:rPr>
+        <w:t xml:space="preserve">Responsible Team:</w:t>
+      </w:r>
+      <w:r>
+        <w:rPr>
+          <w:rtl w:val="0"/>
+        </w:rPr>
+        <w:t xml:space="preserve"> User Experience (UX) and Frontend Development Team</w:t>
+      </w:r>
+    </w:p>
+    <w:p>
+      <w:pPr>
+        <w:tabs>
+          <w:tab w:val="left" w:leader="none" w:pos="180"/>
+          <w:tab w:val="left" w:leader="none" w:pos="360"/>
+          <w:tab w:val="left" w:leader="none" w:pos="720"/>
+        </w:tabs>
+        <w:ind w:left="720" w:firstLine="0"/>
+        <w:rPr/>
+      </w:pPr>
+      <w:r>
+        <w:rPr>
+          <w:rtl w:val="0"/>
+        </w:rPr>
+      </w:r>
+    </w:p>
+    <w:p>
+      <w:pPr>
+        <w:tabs>
+          <w:tab w:val="left" w:leader="none" w:pos="180"/>
+          <w:tab w:val="left" w:leader="none" w:pos="360"/>
+          <w:tab w:val="left" w:leader="none" w:pos="720"/>
+        </w:tabs>
+        <w:ind w:left="720" w:firstLine="0"/>
         <w:rPr>
           <w:b w:val="1"/>
           <w:bCs w:val="1"/>
-          <w:rtl w:val="0"/>
-        </w:rPr>
-        <w:t xml:space="preserve">4.4.1.5 Data Management</w:t>
-      </w:r>
-    </w:p>
-    <w:p>
-      <w:pPr>
-        <w:tabs>
-          <w:tab w:val="left" w:leader="none" w:pos="180"/>
-          <w:tab w:val="left" w:leader="none" w:pos="360"/>
-          <w:tab w:val="left" w:leader="none" w:pos="720"/>
-        </w:tabs>
-        <w:ind w:left="720" w:firstLine="0"/>
-        <w:rPr/>
-      </w:pPr>
-      <w:r>
-        <w:rPr>
-          <w:rtl w:val="0"/>
-        </w:rPr>
-        <w:t xml:space="preserve">This task focuses on designing and implementing the data structures and storage mechanisms required by CinemaCore Systems. Responsibilities include organizing the system’s data models, ensuring efficient storage and retrieval of information such as users, tickets, movies, and concession orders, and maintaining data consistency across system operations. The team also ensures that data handling processes support scalability, reliability, and security while meeting the system’s performance requirements.</w:t>
-      </w:r>
-    </w:p>
-    <w:p>
-      <w:pPr>
-        <w:tabs>
-          <w:tab w:val="left" w:leader="none" w:pos="180"/>
-          <w:tab w:val="left" w:leader="none" w:pos="360"/>
-          <w:tab w:val="left" w:leader="none" w:pos="720"/>
-        </w:tabs>
-        <w:ind w:left="720" w:firstLine="0"/>
-        <w:rPr/>
+        </w:rPr>
       </w:pPr>
       <w:r>
         <w:rPr>
@@ -20330,13 +20630,7 @@
           <w:bCs w:val="1"/>
           <w:rtl w:val="0"/>
         </w:rPr>
-        <w:t xml:space="preserve">Responsible Team:</w:t>
-      </w:r>
-      <w:r>
-        <w:rPr>
-          <w:rtl w:val="0"/>
-        </w:rPr>
-        <w:t xml:space="preserve"> Database Engineering and Data Management Team</w:t>
+        <w:t xml:space="preserve">4.4.1.4 Core System Implementation</w:t>
       </w:r>
     </w:p>
     <w:p>
@@ -20353,6 +20647,7 @@
         <w:rPr>
           <w:rtl w:val="0"/>
         </w:rPr>
+        <w:t xml:space="preserve">The core implementation phase involves developing the primary application logic that fulfills the functional requirements defined in the SRS. This includes implementing the object-oriented classes and methods specified in the system design, such as user management, ticket processing, seat reservation handling, and concession order management. Developers also integrate the various modules into a cohesive system, ensuring that interactions between components function correctly and that system behavior matches the intended design.</w:t>
       </w:r>
     </w:p>
     <w:p>
@@ -20363,46 +20658,51 @@
           <w:tab w:val="left" w:leader="none" w:pos="720"/>
         </w:tabs>
         <w:ind w:left="720" w:firstLine="0"/>
+        <w:rPr/>
+      </w:pPr>
+      <w:r>
         <w:rPr>
           <w:b w:val="1"/>
           <w:bCs w:val="1"/>
-        </w:rPr>
-      </w:pPr>
-      <w:r>
+          <w:rtl w:val="0"/>
+        </w:rPr>
+        <w:t xml:space="preserve">Responsible Team: </w:t>
+      </w:r>
+      <w:r>
+        <w:rPr>
+          <w:rtl w:val="0"/>
+        </w:rPr>
+        <w:t xml:space="preserve">Backend Software Development Team</w:t>
+      </w:r>
+    </w:p>
+    <w:p>
+      <w:pPr>
+        <w:tabs>
+          <w:tab w:val="left" w:leader="none" w:pos="180"/>
+          <w:tab w:val="left" w:leader="none" w:pos="360"/>
+          <w:tab w:val="left" w:leader="none" w:pos="720"/>
+        </w:tabs>
+        <w:ind w:left="720" w:firstLine="0"/>
+        <w:rPr/>
+      </w:pPr>
+      <w:r>
+        <w:rPr>
+          <w:rtl w:val="0"/>
+        </w:rPr>
+      </w:r>
+    </w:p>
+    <w:p>
+      <w:pPr>
+        <w:tabs>
+          <w:tab w:val="left" w:leader="none" w:pos="180"/>
+          <w:tab w:val="left" w:leader="none" w:pos="360"/>
+          <w:tab w:val="left" w:leader="none" w:pos="720"/>
+        </w:tabs>
+        <w:ind w:left="720" w:firstLine="0"/>
         <w:rPr>
           <w:b w:val="1"/>
           <w:bCs w:val="1"/>
-          <w:rtl w:val="0"/>
-        </w:rPr>
-        <w:t xml:space="preserve">4.4.1.6 External Service Integration</w:t>
-      </w:r>
-    </w:p>
-    <w:p>
-      <w:pPr>
-        <w:tabs>
-          <w:tab w:val="left" w:leader="none" w:pos="180"/>
-          <w:tab w:val="left" w:leader="none" w:pos="360"/>
-          <w:tab w:val="left" w:leader="none" w:pos="720"/>
-        </w:tabs>
-        <w:ind w:left="720" w:firstLine="0"/>
-        <w:rPr/>
-      </w:pPr>
-      <w:r>
-        <w:rPr>
-          <w:rtl w:val="0"/>
-        </w:rPr>
-        <w:t xml:space="preserve">This phase involves connecting the CinemaCore system with external services and systems through an integration layer. This may include interfacing with third-party APIs for payment processing, ticket validation, or additional services required by the theater environment. The integration layer ensures that external communications are secure, reliable, and properly handled by the system. Developers must also manage error handling, data formatting, and communication protocols between CinemaCore and external systems.</w:t>
-      </w:r>
-    </w:p>
-    <w:p>
-      <w:pPr>
-        <w:tabs>
-          <w:tab w:val="left" w:leader="none" w:pos="180"/>
-          <w:tab w:val="left" w:leader="none" w:pos="360"/>
-          <w:tab w:val="left" w:leader="none" w:pos="720"/>
-        </w:tabs>
-        <w:ind w:left="720" w:firstLine="0"/>
-        <w:rPr/>
+        </w:rPr>
       </w:pPr>
       <w:r>
         <w:rPr>
@@ -20410,13 +20710,7 @@
           <w:bCs w:val="1"/>
           <w:rtl w:val="0"/>
         </w:rPr>
-        <w:t xml:space="preserve">Responsible Team:</w:t>
-      </w:r>
-      <w:r>
-        <w:rPr>
-          <w:rtl w:val="0"/>
-        </w:rPr>
-        <w:t xml:space="preserve"> Integration and API Development Team</w:t>
+        <w:t xml:space="preserve">4.4.1.5 Data Management</w:t>
       </w:r>
     </w:p>
     <w:p>
@@ -20433,6 +20727,7 @@
         <w:rPr>
           <w:rtl w:val="0"/>
         </w:rPr>
+        <w:t xml:space="preserve">This task focuses on designing and implementing the data structures and storage mechanisms required by CinemaCore Systems. Responsibilities include organizing the system’s data models, ensuring efficient storage and retrieval of information such as users, tickets, movies, and concession orders, and maintaining data consistency across system operations. The team also ensures that data handling processes support scalability, reliability, and security while meeting the system’s performance requirements.</w:t>
       </w:r>
     </w:p>
     <w:p>
@@ -20443,46 +20738,51 @@
           <w:tab w:val="left" w:leader="none" w:pos="720"/>
         </w:tabs>
         <w:ind w:left="720" w:firstLine="0"/>
+        <w:rPr/>
+      </w:pPr>
+      <w:r>
         <w:rPr>
           <w:b w:val="1"/>
           <w:bCs w:val="1"/>
-        </w:rPr>
-      </w:pPr>
-      <w:r>
+          <w:rtl w:val="0"/>
+        </w:rPr>
+        <w:t xml:space="preserve">Responsible Team:</w:t>
+      </w:r>
+      <w:r>
+        <w:rPr>
+          <w:rtl w:val="0"/>
+        </w:rPr>
+        <w:t xml:space="preserve"> Database Engineering and Data Management Team</w:t>
+      </w:r>
+    </w:p>
+    <w:p>
+      <w:pPr>
+        <w:tabs>
+          <w:tab w:val="left" w:leader="none" w:pos="180"/>
+          <w:tab w:val="left" w:leader="none" w:pos="360"/>
+          <w:tab w:val="left" w:leader="none" w:pos="720"/>
+        </w:tabs>
+        <w:ind w:left="720" w:firstLine="0"/>
+        <w:rPr/>
+      </w:pPr>
+      <w:r>
+        <w:rPr>
+          <w:rtl w:val="0"/>
+        </w:rPr>
+      </w:r>
+    </w:p>
+    <w:p>
+      <w:pPr>
+        <w:tabs>
+          <w:tab w:val="left" w:leader="none" w:pos="180"/>
+          <w:tab w:val="left" w:leader="none" w:pos="360"/>
+          <w:tab w:val="left" w:leader="none" w:pos="720"/>
+        </w:tabs>
+        <w:ind w:left="720" w:firstLine="0"/>
         <w:rPr>
           <w:b w:val="1"/>
           <w:bCs w:val="1"/>
-          <w:rtl w:val="0"/>
-        </w:rPr>
-        <w:t xml:space="preserve">4.4.1.7 Testing and Validation</w:t>
-      </w:r>
-    </w:p>
-    <w:p>
-      <w:pPr>
-        <w:tabs>
-          <w:tab w:val="left" w:leader="none" w:pos="180"/>
-          <w:tab w:val="left" w:leader="none" w:pos="360"/>
-          <w:tab w:val="left" w:leader="none" w:pos="720"/>
-        </w:tabs>
-        <w:ind w:left="720" w:firstLine="0"/>
-        <w:rPr/>
-      </w:pPr>
-      <w:r>
-        <w:rPr>
-          <w:rtl w:val="0"/>
-        </w:rPr>
-        <w:t xml:space="preserve">The testing and validation phase ensures that CinemaCore Systems meets all functional and non-functional requirements defined in the SRS. This includes performing unit testing, integration testing, and system-level testing to verify that individual components and the overall system operate correctly. The testing team also evaluates system performance, reliability, and usability, identifying and documenting any defects or inconsistencies. Validation activities ensure that the final system behaves as expected and satisfies stakeholder requirements before deployment.</w:t>
-      </w:r>
-    </w:p>
-    <w:p>
-      <w:pPr>
-        <w:tabs>
-          <w:tab w:val="left" w:leader="none" w:pos="180"/>
-          <w:tab w:val="left" w:leader="none" w:pos="360"/>
-          <w:tab w:val="left" w:leader="none" w:pos="720"/>
-        </w:tabs>
-        <w:ind w:left="720" w:firstLine="0"/>
-        <w:rPr/>
+        </w:rPr>
       </w:pPr>
       <w:r>
         <w:rPr>
@@ -20490,13 +20790,7 @@
           <w:bCs w:val="1"/>
           <w:rtl w:val="0"/>
         </w:rPr>
-        <w:t xml:space="preserve">Responsible Team:</w:t>
-      </w:r>
-      <w:r>
-        <w:rPr>
-          <w:rtl w:val="0"/>
-        </w:rPr>
-        <w:t xml:space="preserve"> Quality Assurance (QA) and Software Testing Team</w:t>
+        <w:t xml:space="preserve">4.4.1.6 External Service Integration</w:t>
       </w:r>
     </w:p>
     <w:p>
@@ -20513,6 +20807,7 @@
         <w:rPr>
           <w:rtl w:val="0"/>
         </w:rPr>
+        <w:t xml:space="preserve">This phase involves connecting the CinemaCore system with external services and systems through an integration layer. This may include interfacing with third-party APIs for payment processing, ticket validation, or additional services required by the theater environment. The integration layer ensures that external communications are secure, reliable, and properly handled by the system. Developers must also manage error handling, data formatting, and communication protocols between CinemaCore and external systems.</w:t>
       </w:r>
     </w:p>
     <w:p>
@@ -20523,46 +20818,51 @@
           <w:tab w:val="left" w:leader="none" w:pos="720"/>
         </w:tabs>
         <w:ind w:left="720" w:firstLine="0"/>
+        <w:rPr/>
+      </w:pPr>
+      <w:r>
         <w:rPr>
           <w:b w:val="1"/>
           <w:bCs w:val="1"/>
-        </w:rPr>
-      </w:pPr>
-      <w:r>
+          <w:rtl w:val="0"/>
+        </w:rPr>
+        <w:t xml:space="preserve">Responsible Team:</w:t>
+      </w:r>
+      <w:r>
+        <w:rPr>
+          <w:rtl w:val="0"/>
+        </w:rPr>
+        <w:t xml:space="preserve"> Integration and API Development Team</w:t>
+      </w:r>
+    </w:p>
+    <w:p>
+      <w:pPr>
+        <w:tabs>
+          <w:tab w:val="left" w:leader="none" w:pos="180"/>
+          <w:tab w:val="left" w:leader="none" w:pos="360"/>
+          <w:tab w:val="left" w:leader="none" w:pos="720"/>
+        </w:tabs>
+        <w:ind w:left="720" w:firstLine="0"/>
+        <w:rPr/>
+      </w:pPr>
+      <w:r>
+        <w:rPr>
+          <w:rtl w:val="0"/>
+        </w:rPr>
+      </w:r>
+    </w:p>
+    <w:p>
+      <w:pPr>
+        <w:tabs>
+          <w:tab w:val="left" w:leader="none" w:pos="180"/>
+          <w:tab w:val="left" w:leader="none" w:pos="360"/>
+          <w:tab w:val="left" w:leader="none" w:pos="720"/>
+        </w:tabs>
+        <w:ind w:left="720" w:firstLine="0"/>
         <w:rPr>
           <w:b w:val="1"/>
           <w:bCs w:val="1"/>
-          <w:rtl w:val="0"/>
-        </w:rPr>
-        <w:t xml:space="preserve">4.4.1.8 Deployment and Documentation</w:t>
-      </w:r>
-    </w:p>
-    <w:p>
-      <w:pPr>
-        <w:tabs>
-          <w:tab w:val="left" w:leader="none" w:pos="180"/>
-          <w:tab w:val="left" w:leader="none" w:pos="360"/>
-          <w:tab w:val="left" w:leader="none" w:pos="720"/>
-        </w:tabs>
-        <w:ind w:left="720" w:firstLine="0"/>
-        <w:rPr/>
-      </w:pPr>
-      <w:r>
-        <w:rPr>
-          <w:rtl w:val="0"/>
-        </w:rPr>
-        <w:t xml:space="preserve">This final phase involves preparing CinemaCore Systems for release in a live theater environment. Tasks include configuring the deployment environment, packaging the application for installation, and ensuring that all required system components are operational. In addition, comprehensive documentation is produced to support system administrators, developers, and end users. This documentation may include installation guides, user manuals, system maintenance instructions, and technical reference materials.</w:t>
-      </w:r>
-    </w:p>
-    <w:p>
-      <w:pPr>
-        <w:tabs>
-          <w:tab w:val="left" w:leader="none" w:pos="180"/>
-          <w:tab w:val="left" w:leader="none" w:pos="360"/>
-          <w:tab w:val="left" w:leader="none" w:pos="720"/>
-        </w:tabs>
-        <w:ind w:left="720" w:firstLine="0"/>
-        <w:rPr/>
+        </w:rPr>
       </w:pPr>
       <w:r>
         <w:rPr>
@@ -20570,12 +20870,128 @@
           <w:bCs w:val="1"/>
           <w:rtl w:val="0"/>
         </w:rPr>
+        <w:t xml:space="preserve">4.4.1.7 Testing and Validation</w:t>
+      </w:r>
+    </w:p>
+    <w:p>
+      <w:pPr>
+        <w:tabs>
+          <w:tab w:val="left" w:leader="none" w:pos="180"/>
+          <w:tab w:val="left" w:leader="none" w:pos="360"/>
+          <w:tab w:val="left" w:leader="none" w:pos="720"/>
+        </w:tabs>
+        <w:ind w:left="720" w:firstLine="0"/>
+        <w:rPr/>
+      </w:pPr>
+      <w:r>
+        <w:rPr>
+          <w:rtl w:val="0"/>
+        </w:rPr>
+        <w:t xml:space="preserve">The testing and validation phase ensures that CinemaCore Systems meets all functional and non-functional requirements defined in the SRS. This includes performing unit testing, integration testing, and system-level testing to verify that individual components and the overall system operate correctly. The testing team also evaluates system performance, reliability, and usability, identifying and documenting any defects or inconsistencies. Validation activities ensure that the final system behaves as expected and satisfies stakeholder requirements before deployment.</w:t>
+      </w:r>
+    </w:p>
+    <w:p>
+      <w:pPr>
+        <w:tabs>
+          <w:tab w:val="left" w:leader="none" w:pos="180"/>
+          <w:tab w:val="left" w:leader="none" w:pos="360"/>
+          <w:tab w:val="left" w:leader="none" w:pos="720"/>
+        </w:tabs>
+        <w:ind w:left="720" w:firstLine="0"/>
+        <w:rPr/>
+      </w:pPr>
+      <w:r>
+        <w:rPr>
+          <w:b w:val="1"/>
+          <w:bCs w:val="1"/>
+          <w:rtl w:val="0"/>
+        </w:rPr>
         <w:t xml:space="preserve">Responsible Team:</w:t>
       </w:r>
       <w:r>
         <w:rPr>
           <w:rtl w:val="0"/>
         </w:rPr>
+        <w:t xml:space="preserve"> Quality Assurance (QA) and Software Testing Team</w:t>
+      </w:r>
+    </w:p>
+    <w:p>
+      <w:pPr>
+        <w:tabs>
+          <w:tab w:val="left" w:leader="none" w:pos="180"/>
+          <w:tab w:val="left" w:leader="none" w:pos="360"/>
+          <w:tab w:val="left" w:leader="none" w:pos="720"/>
+        </w:tabs>
+        <w:ind w:left="720" w:firstLine="0"/>
+        <w:rPr/>
+      </w:pPr>
+      <w:r>
+        <w:rPr>
+          <w:rtl w:val="0"/>
+        </w:rPr>
+      </w:r>
+    </w:p>
+    <w:p>
+      <w:pPr>
+        <w:tabs>
+          <w:tab w:val="left" w:leader="none" w:pos="180"/>
+          <w:tab w:val="left" w:leader="none" w:pos="360"/>
+          <w:tab w:val="left" w:leader="none" w:pos="720"/>
+        </w:tabs>
+        <w:ind w:left="720" w:firstLine="0"/>
+        <w:rPr>
+          <w:b w:val="1"/>
+          <w:bCs w:val="1"/>
+        </w:rPr>
+      </w:pPr>
+      <w:r>
+        <w:rPr>
+          <w:b w:val="1"/>
+          <w:bCs w:val="1"/>
+          <w:rtl w:val="0"/>
+        </w:rPr>
+        <w:t xml:space="preserve">4.4.1.8 Deployment and Documentation</w:t>
+      </w:r>
+    </w:p>
+    <w:p>
+      <w:pPr>
+        <w:tabs>
+          <w:tab w:val="left" w:leader="none" w:pos="180"/>
+          <w:tab w:val="left" w:leader="none" w:pos="360"/>
+          <w:tab w:val="left" w:leader="none" w:pos="720"/>
+        </w:tabs>
+        <w:ind w:left="720" w:firstLine="0"/>
+        <w:rPr/>
+      </w:pPr>
+      <w:r>
+        <w:rPr>
+          <w:rtl w:val="0"/>
+        </w:rPr>
+        <w:t xml:space="preserve">This final phase involves preparing CinemaCore Systems for release in a live theater environment. Tasks include configuring the deployment environment, packaging the application for installation, and ensuring that all required system components are operational. In addition, comprehensive documentation is produced to support system administrators, developers, and end users. This documentation may include installation guides, user manuals, system maintenance instructions, and technical reference materials.</w:t>
+      </w:r>
+    </w:p>
+    <w:p>
+      <w:pPr>
+        <w:tabs>
+          <w:tab w:val="left" w:leader="none" w:pos="180"/>
+          <w:tab w:val="left" w:leader="none" w:pos="360"/>
+          <w:tab w:val="left" w:leader="none" w:pos="720"/>
+        </w:tabs>
+        <w:ind w:left="720" w:firstLine="0"/>
+        <w:rPr/>
+      </w:pPr>
+      <w:r>
+        <w:rPr>
+          <w:b w:val="1"/>
+          <w:bCs w:val="1"/>
+          <w:rtl w:val="0"/>
+        </w:rPr>
+        <w:t xml:space="preserve">Responsible Team:</w:t>
+      </w:r>
+      <w:r>
+        <w:rPr>
+          <w:rtl w:val="0"/>
+        </w:rPr>
         <w:t xml:space="preserve"> DevOps and Technical Documentation Team</w:t>
       </w:r>
     </w:p>
@@ -20605,8 +21021,8 @@
         </w:tabs>
         <w:rPr/>
       </w:pPr>
-      <w:bookmarkStart w:colFirst="0" w:colLast="0" w:name="_xl7xcvv4p07f" w:id="55"/>
-      <w:bookmarkEnd w:id="55"/>
+      <w:bookmarkStart w:colFirst="0" w:colLast="0" w:name="_xl7xcvv4p07f" w:id="57"/>
+      <w:bookmarkEnd w:id="57"/>
       <w:r>
         <w:rPr>
           <w:rtl w:val="0"/>
@@ -22829,12 +23245,12 @@
                 <wp:extent cx="866775" cy="390525"/>
                 <wp:effectExtent b="0" l="0" r="0" t="0"/>
                 <wp:wrapNone/>
-                <wp:docPr id="5" name=""/>
+                <wp:docPr id="4" name=""/>
                 <a:graphic>
                   <a:graphicData uri="http://schemas.microsoft.com/office/word/2010/wordprocessingShape">
                     <wps:wsp>
                       <wps:cNvSpPr txBox="1"/>
-                      <wps:cNvPr id="6" name="Shape 6"/>
+                      <wps:cNvPr id="5" name="Shape 5"/>
                       <wps:spPr>
                         <a:xfrm>
                           <a:off x="2490175" y="1897750"/>
@@ -22895,12 +23311,12 @@
                 <wp:extent cx="866775" cy="390525"/>
                 <wp:effectExtent b="0" l="0" r="0" t="0"/>
                 <wp:wrapNone/>
-                <wp:docPr id="5" name="image9.png"/>
+                <wp:docPr id="4" name="image8.png"/>
                 <a:graphic>
                   <a:graphicData uri="http://schemas.openxmlformats.org/drawingml/2006/picture">
                     <pic:pic>
                       <pic:nvPicPr>
-                        <pic:cNvPr id="0" name="image9.png"/>
+                        <pic:cNvPr id="0" name="image8.png"/>
                         <pic:cNvPicPr preferRelativeResize="0"/>
                       </pic:nvPicPr>
                       <pic:blipFill>
@@ -22958,8 +23374,8 @@
         </w:tabs>
         <w:rPr/>
       </w:pPr>
-      <w:bookmarkStart w:colFirst="0" w:colLast="0" w:name="_mcm61u9om6cf" w:id="56"/>
-      <w:bookmarkEnd w:id="56"/>
+      <w:bookmarkStart w:colFirst="0" w:colLast="0" w:name="_mcm61u9om6cf" w:id="58"/>
+      <w:bookmarkEnd w:id="58"/>
       <w:r>
         <w:rPr>
           <w:rtl w:val="0"/>
@@ -22993,8 +23409,8 @@
         </w:tabs>
         <w:rPr/>
       </w:pPr>
-      <w:bookmarkStart w:colFirst="0" w:colLast="0" w:name="_rnw2a0im5rnc" w:id="57"/>
-      <w:bookmarkEnd w:id="57"/>
+      <w:bookmarkStart w:colFirst="0" w:colLast="0" w:name="_rnw2a0im5rnc" w:id="59"/>
+      <w:bookmarkEnd w:id="59"/>
       <w:r>
         <w:rPr>
           <w:rtl w:val="0"/>
@@ -23112,8 +23528,8 @@
         </w:tabs>
         <w:rPr/>
       </w:pPr>
-      <w:bookmarkStart w:colFirst="0" w:colLast="0" w:name="_l1w46ikrj94r" w:id="58"/>
-      <w:bookmarkEnd w:id="58"/>
+      <w:bookmarkStart w:colFirst="0" w:colLast="0" w:name="_l1w46ikrj94r" w:id="60"/>
+      <w:bookmarkEnd w:id="60"/>
       <w:r>
         <w:rPr>
           <w:rtl w:val="0"/>
@@ -23147,8 +23563,8 @@
         </w:tabs>
         <w:rPr/>
       </w:pPr>
-      <w:bookmarkStart w:colFirst="0" w:colLast="0" w:name="_zi01wlmqmbv5" w:id="59"/>
-      <w:bookmarkEnd w:id="59"/>
+      <w:bookmarkStart w:colFirst="0" w:colLast="0" w:name="_zi01wlmqmbv5" w:id="61"/>
+      <w:bookmarkEnd w:id="61"/>
       <w:r>
         <w:rPr>
           <w:rtl w:val="0"/>
@@ -24538,8 +24954,8 @@
         </w:tabs>
         <w:rPr/>
       </w:pPr>
-      <w:bookmarkStart w:colFirst="0" w:colLast="0" w:name="_1gqlh35uys2u" w:id="60"/>
-      <w:bookmarkEnd w:id="60"/>
+      <w:bookmarkStart w:colFirst="0" w:colLast="0" w:name="_1gqlh35uys2u" w:id="62"/>
+      <w:bookmarkEnd w:id="62"/>
       <w:r>
         <w:rPr>
           <w:rtl w:val="0"/>
@@ -30529,8 +30945,8 @@
         </w:tabs>
         <w:rPr/>
       </w:pPr>
-      <w:bookmarkStart w:colFirst="0" w:colLast="0" w:name="_le9ccqul71b2" w:id="61"/>
-      <w:bookmarkEnd w:id="61"/>
+      <w:bookmarkStart w:colFirst="0" w:colLast="0" w:name="_le9ccqul71b2" w:id="63"/>
+      <w:bookmarkEnd w:id="63"/>
       <w:r>
         <w:rPr>
           <w:rtl w:val="0"/>
@@ -30564,8 +30980,8 @@
         </w:tabs>
         <w:rPr/>
       </w:pPr>
-      <w:bookmarkStart w:colFirst="0" w:colLast="0" w:name="_oiktaxxjw7qn" w:id="62"/>
-      <w:bookmarkEnd w:id="62"/>
+      <w:bookmarkStart w:colFirst="0" w:colLast="0" w:name="_oiktaxxjw7qn" w:id="64"/>
+      <w:bookmarkEnd w:id="64"/>
       <w:r>
         <w:rPr>
           <w:rtl w:val="0"/>
@@ -30680,8 +31096,8 @@
         </w:tabs>
         <w:rPr/>
       </w:pPr>
-      <w:bookmarkStart w:colFirst="0" w:colLast="0" w:name="_uqnovjw05obf" w:id="63"/>
-      <w:bookmarkEnd w:id="63"/>
+      <w:bookmarkStart w:colFirst="0" w:colLast="0" w:name="_uqnovjw05obf" w:id="65"/>
+      <w:bookmarkEnd w:id="65"/>
       <w:r>
         <w:rPr>
           <w:rtl w:val="0"/>
@@ -30715,8 +31131,8 @@
         </w:tabs>
         <w:rPr/>
       </w:pPr>
-      <w:bookmarkStart w:colFirst="0" w:colLast="0" w:name="_3zue4kh2fwjc" w:id="64"/>
-      <w:bookmarkEnd w:id="64"/>
+      <w:bookmarkStart w:colFirst="0" w:colLast="0" w:name="_3zue4kh2fwjc" w:id="66"/>
+      <w:bookmarkEnd w:id="66"/>
       <w:r>
         <w:rPr>
           <w:rtl w:val="0"/>
@@ -31617,8 +32033,8 @@
         </w:tabs>
         <w:rPr/>
       </w:pPr>
-      <w:bookmarkStart w:colFirst="0" w:colLast="0" w:name="_5ueburf6e2cj" w:id="65"/>
-      <w:bookmarkEnd w:id="65"/>
+      <w:bookmarkStart w:colFirst="0" w:colLast="0" w:name="_5ueburf6e2cj" w:id="67"/>
+      <w:bookmarkEnd w:id="67"/>
       <w:r>
         <w:rPr>
           <w:rtl w:val="0"/>
@@ -32775,8 +33191,8 @@
         </w:tabs>
         <w:rPr/>
       </w:pPr>
-      <w:bookmarkStart w:colFirst="0" w:colLast="0" w:name="_u31n1s4lwqrs" w:id="66"/>
-      <w:bookmarkEnd w:id="66"/>
+      <w:bookmarkStart w:colFirst="0" w:colLast="0" w:name="_u31n1s4lwqrs" w:id="68"/>
+      <w:bookmarkEnd w:id="68"/>
       <w:r>
         <w:rPr>
           <w:rtl w:val="0"/>
@@ -33809,8 +34225,8 @@
         </w:tabs>
         <w:rPr/>
       </w:pPr>
-      <w:bookmarkStart w:colFirst="0" w:colLast="0" w:name="_778yi5dlxenp" w:id="67"/>
-      <w:bookmarkEnd w:id="67"/>
+      <w:bookmarkStart w:colFirst="0" w:colLast="0" w:name="_778yi5dlxenp" w:id="69"/>
+      <w:bookmarkEnd w:id="69"/>
       <w:r>
         <w:rPr>
           <w:rtl w:val="0"/>
@@ -35208,8 +35624,8 @@
         </w:tabs>
         <w:rPr/>
       </w:pPr>
-      <w:bookmarkStart w:colFirst="0" w:colLast="0" w:name="_ibwm0455trwa" w:id="68"/>
-      <w:bookmarkEnd w:id="68"/>
+      <w:bookmarkStart w:colFirst="0" w:colLast="0" w:name="_ibwm0455trwa" w:id="70"/>
+      <w:bookmarkEnd w:id="70"/>
       <w:r>
         <w:rPr>
           <w:rtl w:val="0"/>
@@ -36150,8 +36566,8 @@
         </w:tabs>
         <w:rPr/>
       </w:pPr>
-      <w:bookmarkStart w:colFirst="0" w:colLast="0" w:name="_a77qi5cfwc8v" w:id="69"/>
-      <w:bookmarkEnd w:id="69"/>
+      <w:bookmarkStart w:colFirst="0" w:colLast="0" w:name="_a77qi5cfwc8v" w:id="71"/>
+      <w:bookmarkEnd w:id="71"/>
       <w:r>
         <w:rPr>
           <w:rtl w:val="0"/>
@@ -40703,103 +41119,103 @@
       <w:lvlText w:val="●"/>
       <w:lvlJc w:val="left"/>
       <w:pPr>
+        <w:ind w:left="720" w:hanging="360"/>
+      </w:pPr>
+      <w:rPr>
+        <w:u w:val="none"/>
+      </w:rPr>
+    </w:lvl>
+    <w:lvl w:ilvl="1">
+      <w:start w:val="1"/>
+      <w:numFmt w:val="bullet"/>
+      <w:lvlText w:val="○"/>
+      <w:lvlJc w:val="left"/>
+      <w:pPr>
         <w:ind w:left="1440" w:hanging="360"/>
       </w:pPr>
       <w:rPr>
         <w:u w:val="none"/>
       </w:rPr>
     </w:lvl>
-    <w:lvl w:ilvl="1">
+    <w:lvl w:ilvl="2">
+      <w:start w:val="1"/>
+      <w:numFmt w:val="bullet"/>
+      <w:lvlText w:val="■"/>
+      <w:lvlJc w:val="left"/>
+      <w:pPr>
+        <w:ind w:left="2160" w:hanging="360"/>
+      </w:pPr>
+      <w:rPr>
+        <w:u w:val="none"/>
+      </w:rPr>
+    </w:lvl>
+    <w:lvl w:ilvl="3">
+      <w:start w:val="1"/>
+      <w:numFmt w:val="bullet"/>
+      <w:lvlText w:val="●"/>
+      <w:lvlJc w:val="left"/>
+      <w:pPr>
+        <w:ind w:left="2880" w:hanging="360"/>
+      </w:pPr>
+      <w:rPr>
+        <w:u w:val="none"/>
+      </w:rPr>
+    </w:lvl>
+    <w:lvl w:ilvl="4">
       <w:start w:val="1"/>
       <w:numFmt w:val="bullet"/>
       <w:lvlText w:val="○"/>
       <w:lvlJc w:val="left"/>
       <w:pPr>
-        <w:ind w:left="2160" w:hanging="360"/>
-      </w:pPr>
-      <w:rPr>
-        <w:u w:val="none"/>
-      </w:rPr>
-    </w:lvl>
-    <w:lvl w:ilvl="2">
+        <w:ind w:left="3600" w:hanging="360"/>
+      </w:pPr>
+      <w:rPr>
+        <w:u w:val="none"/>
+      </w:rPr>
+    </w:lvl>
+    <w:lvl w:ilvl="5">
       <w:start w:val="1"/>
       <w:numFmt w:val="bullet"/>
       <w:lvlText w:val="■"/>
       <w:lvlJc w:val="left"/>
       <w:pPr>
-        <w:ind w:left="2880" w:hanging="360"/>
-      </w:pPr>
-      <w:rPr>
-        <w:u w:val="none"/>
-      </w:rPr>
-    </w:lvl>
-    <w:lvl w:ilvl="3">
+        <w:ind w:left="4320" w:hanging="360"/>
+      </w:pPr>
+      <w:rPr>
+        <w:u w:val="none"/>
+      </w:rPr>
+    </w:lvl>
+    <w:lvl w:ilvl="6">
       <w:start w:val="1"/>
       <w:numFmt w:val="bullet"/>
       <w:lvlText w:val="●"/>
       <w:lvlJc w:val="left"/>
       <w:pPr>
-        <w:ind w:left="3600" w:hanging="360"/>
-      </w:pPr>
-      <w:rPr>
-        <w:u w:val="none"/>
-      </w:rPr>
-    </w:lvl>
-    <w:lvl w:ilvl="4">
+        <w:ind w:left="5040" w:hanging="360"/>
+      </w:pPr>
+      <w:rPr>
+        <w:u w:val="none"/>
+      </w:rPr>
+    </w:lvl>
+    <w:lvl w:ilvl="7">
       <w:start w:val="1"/>
       <w:numFmt w:val="bullet"/>
       <w:lvlText w:val="○"/>
       <w:lvlJc w:val="left"/>
       <w:pPr>
-        <w:ind w:left="4320" w:hanging="360"/>
-      </w:pPr>
-      <w:rPr>
-        <w:u w:val="none"/>
-      </w:rPr>
-    </w:lvl>
-    <w:lvl w:ilvl="5">
+        <w:ind w:left="5760" w:hanging="360"/>
+      </w:pPr>
+      <w:rPr>
+        <w:u w:val="none"/>
+      </w:rPr>
+    </w:lvl>
+    <w:lvl w:ilvl="8">
       <w:start w:val="1"/>
       <w:numFmt w:val="bullet"/>
       <w:lvlText w:val="■"/>
       <w:lvlJc w:val="left"/>
       <w:pPr>
-        <w:ind w:left="5040" w:hanging="360"/>
-      </w:pPr>
-      <w:rPr>
-        <w:u w:val="none"/>
-      </w:rPr>
-    </w:lvl>
-    <w:lvl w:ilvl="6">
-      <w:start w:val="1"/>
-      <w:numFmt w:val="bullet"/>
-      <w:lvlText w:val="●"/>
-      <w:lvlJc w:val="left"/>
-      <w:pPr>
-        <w:ind w:left="5760" w:hanging="360"/>
-      </w:pPr>
-      <w:rPr>
-        <w:u w:val="none"/>
-      </w:rPr>
-    </w:lvl>
-    <w:lvl w:ilvl="7">
-      <w:start w:val="1"/>
-      <w:numFmt w:val="bullet"/>
-      <w:lvlText w:val="○"/>
-      <w:lvlJc w:val="left"/>
-      <w:pPr>
         <w:ind w:left="6480" w:hanging="360"/>
-      </w:pPr>
-      <w:rPr>
-        <w:u w:val="none"/>
-      </w:rPr>
-    </w:lvl>
-    <w:lvl w:ilvl="8">
-      <w:start w:val="1"/>
-      <w:numFmt w:val="bullet"/>
-      <w:lvlText w:val="■"/>
-      <w:lvlJc w:val="left"/>
-      <w:pPr>
-        <w:ind w:left="7200" w:hanging="360"/>
       </w:pPr>
       <w:rPr>
         <w:u w:val="none"/>
@@ -40813,7 +41229,7 @@
       <w:lvlText w:val="●"/>
       <w:lvlJc w:val="left"/>
       <w:pPr>
-        <w:ind w:left="720" w:hanging="360"/>
+        <w:ind w:left="1440" w:hanging="360"/>
       </w:pPr>
       <w:rPr>
         <w:u w:val="none"/>
@@ -40825,7 +41241,7 @@
       <w:lvlText w:val="○"/>
       <w:lvlJc w:val="left"/>
       <w:pPr>
-        <w:ind w:left="1440" w:hanging="360"/>
+        <w:ind w:left="2160" w:hanging="360"/>
       </w:pPr>
       <w:rPr>
         <w:u w:val="none"/>
@@ -40837,7 +41253,7 @@
       <w:lvlText w:val="■"/>
       <w:lvlJc w:val="left"/>
       <w:pPr>
-        <w:ind w:left="2160" w:hanging="360"/>
+        <w:ind w:left="2880" w:hanging="360"/>
       </w:pPr>
       <w:rPr>
         <w:u w:val="none"/>
@@ -40849,7 +41265,7 @@
       <w:lvlText w:val="●"/>
       <w:lvlJc w:val="left"/>
       <w:pPr>
-        <w:ind w:left="2880" w:hanging="360"/>
+        <w:ind w:left="3600" w:hanging="360"/>
       </w:pPr>
       <w:rPr>
         <w:u w:val="none"/>
@@ -40861,7 +41277,7 @@
       <w:lvlText w:val="○"/>
       <w:lvlJc w:val="left"/>
       <w:pPr>
-        <w:ind w:left="3600" w:hanging="360"/>
+        <w:ind w:left="4320" w:hanging="360"/>
       </w:pPr>
       <w:rPr>
         <w:u w:val="none"/>
@@ -40873,7 +41289,7 @@
       <w:lvlText w:val="■"/>
       <w:lvlJc w:val="left"/>
       <w:pPr>
-        <w:ind w:left="4320" w:hanging="360"/>
+        <w:ind w:left="5040" w:hanging="360"/>
       </w:pPr>
       <w:rPr>
         <w:u w:val="none"/>
@@ -40885,7 +41301,7 @@
       <w:lvlText w:val="●"/>
       <w:lvlJc w:val="left"/>
       <w:pPr>
-        <w:ind w:left="5040" w:hanging="360"/>
+        <w:ind w:left="5760" w:hanging="360"/>
       </w:pPr>
       <w:rPr>
         <w:u w:val="none"/>
@@ -40897,7 +41313,7 @@
       <w:lvlText w:val="○"/>
       <w:lvlJc w:val="left"/>
       <w:pPr>
-        <w:ind w:left="5760" w:hanging="360"/>
+        <w:ind w:left="6480" w:hanging="360"/>
       </w:pPr>
       <w:rPr>
         <w:u w:val="none"/>
@@ -40909,7 +41325,7 @@
       <w:lvlText w:val="■"/>
       <w:lvlJc w:val="left"/>
       <w:pPr>
-        <w:ind w:left="6480" w:hanging="360"/>
+        <w:ind w:left="7200" w:hanging="360"/>
       </w:pPr>
       <w:rPr>
         <w:u w:val="none"/>
@@ -41139,6 +41555,116 @@
   <w:abstractNum w:abstractNumId="43">
     <w:lvl w:ilvl="0">
       <w:start w:val="1"/>
+      <w:numFmt w:val="bullet"/>
+      <w:lvlText w:val="●"/>
+      <w:lvlJc w:val="left"/>
+      <w:pPr>
+        <w:ind w:left="720" w:hanging="360"/>
+      </w:pPr>
+      <w:rPr>
+        <w:u w:val="none"/>
+      </w:rPr>
+    </w:lvl>
+    <w:lvl w:ilvl="1">
+      <w:start w:val="1"/>
+      <w:numFmt w:val="bullet"/>
+      <w:lvlText w:val="○"/>
+      <w:lvlJc w:val="left"/>
+      <w:pPr>
+        <w:ind w:left="1440" w:hanging="360"/>
+      </w:pPr>
+      <w:rPr>
+        <w:u w:val="none"/>
+      </w:rPr>
+    </w:lvl>
+    <w:lvl w:ilvl="2">
+      <w:start w:val="1"/>
+      <w:numFmt w:val="bullet"/>
+      <w:lvlText w:val="■"/>
+      <w:lvlJc w:val="left"/>
+      <w:pPr>
+        <w:ind w:left="2160" w:hanging="360"/>
+      </w:pPr>
+      <w:rPr>
+        <w:u w:val="none"/>
+      </w:rPr>
+    </w:lvl>
+    <w:lvl w:ilvl="3">
+      <w:start w:val="1"/>
+      <w:numFmt w:val="bullet"/>
+      <w:lvlText w:val="●"/>
+      <w:lvlJc w:val="left"/>
+      <w:pPr>
+        <w:ind w:left="2880" w:hanging="360"/>
+      </w:pPr>
+      <w:rPr>
+        <w:u w:val="none"/>
+      </w:rPr>
+    </w:lvl>
+    <w:lvl w:ilvl="4">
+      <w:start w:val="1"/>
+      <w:numFmt w:val="bullet"/>
+      <w:lvlText w:val="○"/>
+      <w:lvlJc w:val="left"/>
+      <w:pPr>
+        <w:ind w:left="3600" w:hanging="360"/>
+      </w:pPr>
+      <w:rPr>
+        <w:u w:val="none"/>
+      </w:rPr>
+    </w:lvl>
+    <w:lvl w:ilvl="5">
+      <w:start w:val="1"/>
+      <w:numFmt w:val="bullet"/>
+      <w:lvlText w:val="■"/>
+      <w:lvlJc w:val="left"/>
+      <w:pPr>
+        <w:ind w:left="4320" w:hanging="360"/>
+      </w:pPr>
+      <w:rPr>
+        <w:u w:val="none"/>
+      </w:rPr>
+    </w:lvl>
+    <w:lvl w:ilvl="6">
+      <w:start w:val="1"/>
+      <w:numFmt w:val="bullet"/>
+      <w:lvlText w:val="●"/>
+      <w:lvlJc w:val="left"/>
+      <w:pPr>
+        <w:ind w:left="5040" w:hanging="360"/>
+      </w:pPr>
+      <w:rPr>
+        <w:u w:val="none"/>
+      </w:rPr>
+    </w:lvl>
+    <w:lvl w:ilvl="7">
+      <w:start w:val="1"/>
+      <w:numFmt w:val="bullet"/>
+      <w:lvlText w:val="○"/>
+      <w:lvlJc w:val="left"/>
+      <w:pPr>
+        <w:ind w:left="5760" w:hanging="360"/>
+      </w:pPr>
+      <w:rPr>
+        <w:u w:val="none"/>
+      </w:rPr>
+    </w:lvl>
+    <w:lvl w:ilvl="8">
+      <w:start w:val="1"/>
+      <w:numFmt w:val="bullet"/>
+      <w:lvlText w:val="■"/>
+      <w:lvlJc w:val="left"/>
+      <w:pPr>
+        <w:ind w:left="6480" w:hanging="360"/>
+      </w:pPr>
+      <w:rPr>
+        <w:u w:val="none"/>
+      </w:rPr>
+    </w:lvl>
+  </w:abstractNum>
+  <w:abstractNum w:abstractNumId="44">
+    <w:lvl w:ilvl="0">
+      <w:start w:val="1"/>
       <w:numFmt w:val="decimal"/>
       <w:lvlText w:val="%1."/>
       <w:lvlJc w:val="left"/>
@@ -41246,116 +41772,6 @@
       </w:rPr>
     </w:lvl>
   </w:abstractNum>
-  <w:abstractNum w:abstractNumId="44">
-    <w:lvl w:ilvl="0">
-      <w:start w:val="1"/>
-      <w:numFmt w:val="bullet"/>
-      <w:lvlText w:val="●"/>
-      <w:lvlJc w:val="left"/>
-      <w:pPr>
-        <w:ind w:left="1440" w:hanging="360"/>
-      </w:pPr>
-      <w:rPr>
-        <w:u w:val="none"/>
-      </w:rPr>
-    </w:lvl>
-    <w:lvl w:ilvl="1">
-      <w:start w:val="1"/>
-      <w:numFmt w:val="bullet"/>
-      <w:lvlText w:val="○"/>
-      <w:lvlJc w:val="left"/>
-      <w:pPr>
-        <w:ind w:left="2160" w:hanging="360"/>
-      </w:pPr>
-      <w:rPr>
-        <w:u w:val="none"/>
-      </w:rPr>
-    </w:lvl>
-    <w:lvl w:ilvl="2">
-      <w:start w:val="1"/>
-      <w:numFmt w:val="bullet"/>
-      <w:lvlText w:val="■"/>
-      <w:lvlJc w:val="left"/>
-      <w:pPr>
-        <w:ind w:left="2880" w:hanging="360"/>
-      </w:pPr>
-      <w:rPr>
-        <w:u w:val="none"/>
-      </w:rPr>
-    </w:lvl>
-    <w:lvl w:ilvl="3">
-      <w:start w:val="1"/>
-      <w:numFmt w:val="bullet"/>
-      <w:lvlText w:val="●"/>
-      <w:lvlJc w:val="left"/>
-      <w:pPr>
-        <w:ind w:left="3600" w:hanging="360"/>
-      </w:pPr>
-      <w:rPr>
-        <w:u w:val="none"/>
-      </w:rPr>
-    </w:lvl>
-    <w:lvl w:ilvl="4">
-      <w:start w:val="1"/>
-      <w:numFmt w:val="bullet"/>
-      <w:lvlText w:val="○"/>
-      <w:lvlJc w:val="left"/>
-      <w:pPr>
-        <w:ind w:left="4320" w:hanging="360"/>
-      </w:pPr>
-      <w:rPr>
-        <w:u w:val="none"/>
-      </w:rPr>
-    </w:lvl>
-    <w:lvl w:ilvl="5">
-      <w:start w:val="1"/>
-      <w:numFmt w:val="bullet"/>
-      <w:lvlText w:val="■"/>
-      <w:lvlJc w:val="left"/>
-      <w:pPr>
-        <w:ind w:left="5040" w:hanging="360"/>
-      </w:pPr>
-      <w:rPr>
-        <w:u w:val="none"/>
-      </w:rPr>
-    </w:lvl>
-    <w:lvl w:ilvl="6">
-      <w:start w:val="1"/>
-      <w:numFmt w:val="bullet"/>
-      <w:lvlText w:val="●"/>
-      <w:lvlJc w:val="left"/>
-      <w:pPr>
-        <w:ind w:left="5760" w:hanging="360"/>
-      </w:pPr>
-      <w:rPr>
-        <w:u w:val="none"/>
-      </w:rPr>
-    </w:lvl>
-    <w:lvl w:ilvl="7">
-      <w:start w:val="1"/>
-      <w:numFmt w:val="bullet"/>
-      <w:lvlText w:val="○"/>
-      <w:lvlJc w:val="left"/>
-      <w:pPr>
-        <w:ind w:left="6480" w:hanging="360"/>
-      </w:pPr>
-      <w:rPr>
-        <w:u w:val="none"/>
-      </w:rPr>
-    </w:lvl>
-    <w:lvl w:ilvl="8">
-      <w:start w:val="1"/>
-      <w:numFmt w:val="bullet"/>
-      <w:lvlText w:val="■"/>
-      <w:lvlJc w:val="left"/>
-      <w:pPr>
-        <w:ind w:left="7200" w:hanging="360"/>
-      </w:pPr>
-      <w:rPr>
-        <w:u w:val="none"/>
-      </w:rPr>
-    </w:lvl>
-  </w:abstractNum>
   <w:abstractNum w:abstractNumId="45">
     <w:lvl w:ilvl="0">
       <w:start w:val="1"/>
@@ -41473,7 +41889,7 @@
       <w:lvlText w:val="●"/>
       <w:lvlJc w:val="left"/>
       <w:pPr>
-        <w:ind w:left="720" w:hanging="360"/>
+        <w:ind w:left="1440" w:hanging="360"/>
       </w:pPr>
       <w:rPr>
         <w:u w:val="none"/>
@@ -41485,7 +41901,7 @@
       <w:lvlText w:val="○"/>
       <w:lvlJc w:val="left"/>
       <w:pPr>
-        <w:ind w:left="1440" w:hanging="360"/>
+        <w:ind w:left="2160" w:hanging="360"/>
       </w:pPr>
       <w:rPr>
         <w:u w:val="none"/>
@@ -41497,7 +41913,7 @@
       <w:lvlText w:val="■"/>
       <w:lvlJc w:val="left"/>
       <w:pPr>
-        <w:ind w:left="2160" w:hanging="360"/>
+        <w:ind w:left="2880" w:hanging="360"/>
       </w:pPr>
       <w:rPr>
         <w:u w:val="none"/>
@@ -41509,7 +41925,7 @@
       <w:lvlText w:val="●"/>
       <w:lvlJc w:val="left"/>
       <w:pPr>
-        <w:ind w:left="2880" w:hanging="360"/>
+        <w:ind w:left="3600" w:hanging="360"/>
       </w:pPr>
       <w:rPr>
         <w:u w:val="none"/>
@@ -41521,7 +41937,7 @@
       <w:lvlText w:val="○"/>
       <w:lvlJc w:val="left"/>
       <w:pPr>
-        <w:ind w:left="3600" w:hanging="360"/>
+        <w:ind w:left="4320" w:hanging="360"/>
       </w:pPr>
       <w:rPr>
         <w:u w:val="none"/>
@@ -41533,7 +41949,7 @@
       <w:lvlText w:val="■"/>
       <w:lvlJc w:val="left"/>
       <w:pPr>
-        <w:ind w:left="4320" w:hanging="360"/>
+        <w:ind w:left="5040" w:hanging="360"/>
       </w:pPr>
       <w:rPr>
         <w:u w:val="none"/>
@@ -41545,7 +41961,7 @@
       <w:lvlText w:val="●"/>
       <w:lvlJc w:val="left"/>
       <w:pPr>
-        <w:ind w:left="5040" w:hanging="360"/>
+        <w:ind w:left="5760" w:hanging="360"/>
       </w:pPr>
       <w:rPr>
         <w:u w:val="none"/>
@@ -41557,7 +41973,7 @@
       <w:lvlText w:val="○"/>
       <w:lvlJc w:val="left"/>
       <w:pPr>
-        <w:ind w:left="5760" w:hanging="360"/>
+        <w:ind w:left="6480" w:hanging="360"/>
       </w:pPr>
       <w:rPr>
         <w:u w:val="none"/>
@@ -41569,7 +41985,7 @@
       <w:lvlText w:val="■"/>
       <w:lvlJc w:val="left"/>
       <w:pPr>
-        <w:ind w:left="6480" w:hanging="360"/>
+        <w:ind w:left="7200" w:hanging="360"/>
       </w:pPr>
       <w:rPr>
         <w:u w:val="none"/>
@@ -42023,103 +42439,103 @@
       <w:lvlText w:val="●"/>
       <w:lvlJc w:val="left"/>
       <w:pPr>
+        <w:ind w:left="720" w:hanging="360"/>
+      </w:pPr>
+      <w:rPr>
+        <w:u w:val="none"/>
+      </w:rPr>
+    </w:lvl>
+    <w:lvl w:ilvl="1">
+      <w:start w:val="1"/>
+      <w:numFmt w:val="bullet"/>
+      <w:lvlText w:val="○"/>
+      <w:lvlJc w:val="left"/>
+      <w:pPr>
         <w:ind w:left="1440" w:hanging="360"/>
       </w:pPr>
       <w:rPr>
         <w:u w:val="none"/>
       </w:rPr>
     </w:lvl>
-    <w:lvl w:ilvl="1">
+    <w:lvl w:ilvl="2">
+      <w:start w:val="1"/>
+      <w:numFmt w:val="bullet"/>
+      <w:lvlText w:val="■"/>
+      <w:lvlJc w:val="left"/>
+      <w:pPr>
+        <w:ind w:left="2160" w:hanging="360"/>
+      </w:pPr>
+      <w:rPr>
+        <w:u w:val="none"/>
+      </w:rPr>
+    </w:lvl>
+    <w:lvl w:ilvl="3">
+      <w:start w:val="1"/>
+      <w:numFmt w:val="bullet"/>
+      <w:lvlText w:val="●"/>
+      <w:lvlJc w:val="left"/>
+      <w:pPr>
+        <w:ind w:left="2880" w:hanging="360"/>
+      </w:pPr>
+      <w:rPr>
+        <w:u w:val="none"/>
+      </w:rPr>
+    </w:lvl>
+    <w:lvl w:ilvl="4">
       <w:start w:val="1"/>
       <w:numFmt w:val="bullet"/>
       <w:lvlText w:val="○"/>
       <w:lvlJc w:val="left"/>
       <w:pPr>
-        <w:ind w:left="2160" w:hanging="360"/>
-      </w:pPr>
-      <w:rPr>
-        <w:u w:val="none"/>
-      </w:rPr>
-    </w:lvl>
-    <w:lvl w:ilvl="2">
+        <w:ind w:left="3600" w:hanging="360"/>
+      </w:pPr>
+      <w:rPr>
+        <w:u w:val="none"/>
+      </w:rPr>
+    </w:lvl>
+    <w:lvl w:ilvl="5">
       <w:start w:val="1"/>
       <w:numFmt w:val="bullet"/>
       <w:lvlText w:val="■"/>
       <w:lvlJc w:val="left"/>
       <w:pPr>
-        <w:ind w:left="2880" w:hanging="360"/>
-      </w:pPr>
-      <w:rPr>
-        <w:u w:val="none"/>
-      </w:rPr>
-    </w:lvl>
-    <w:lvl w:ilvl="3">
+        <w:ind w:left="4320" w:hanging="360"/>
+      </w:pPr>
+      <w:rPr>
+        <w:u w:val="none"/>
+      </w:rPr>
+    </w:lvl>
+    <w:lvl w:ilvl="6">
       <w:start w:val="1"/>
       <w:numFmt w:val="bullet"/>
       <w:lvlText w:val="●"/>
       <w:lvlJc w:val="left"/>
       <w:pPr>
-        <w:ind w:left="3600" w:hanging="360"/>
-      </w:pPr>
-      <w:rPr>
-        <w:u w:val="none"/>
-      </w:rPr>
-    </w:lvl>
-    <w:lvl w:ilvl="4">
+        <w:ind w:left="5040" w:hanging="360"/>
+      </w:pPr>
+      <w:rPr>
+        <w:u w:val="none"/>
+      </w:rPr>
+    </w:lvl>
+    <w:lvl w:ilvl="7">
       <w:start w:val="1"/>
       <w:numFmt w:val="bullet"/>
       <w:lvlText w:val="○"/>
       <w:lvlJc w:val="left"/>
       <w:pPr>
-        <w:ind w:left="4320" w:hanging="360"/>
-      </w:pPr>
-      <w:rPr>
-        <w:u w:val="none"/>
-      </w:rPr>
-    </w:lvl>
-    <w:lvl w:ilvl="5">
+        <w:ind w:left="5760" w:hanging="360"/>
+      </w:pPr>
+      <w:rPr>
+        <w:u w:val="none"/>
+      </w:rPr>
+    </w:lvl>
+    <w:lvl w:ilvl="8">
       <w:start w:val="1"/>
       <w:numFmt w:val="bullet"/>
       <w:lvlText w:val="■"/>
       <w:lvlJc w:val="left"/>
       <w:pPr>
-        <w:ind w:left="5040" w:hanging="360"/>
-      </w:pPr>
-      <w:rPr>
-        <w:u w:val="none"/>
-      </w:rPr>
-    </w:lvl>
-    <w:lvl w:ilvl="6">
-      <w:start w:val="1"/>
-      <w:numFmt w:val="bullet"/>
-      <w:lvlText w:val="●"/>
-      <w:lvlJc w:val="left"/>
-      <w:pPr>
-        <w:ind w:left="5760" w:hanging="360"/>
-      </w:pPr>
-      <w:rPr>
-        <w:u w:val="none"/>
-      </w:rPr>
-    </w:lvl>
-    <w:lvl w:ilvl="7">
-      <w:start w:val="1"/>
-      <w:numFmt w:val="bullet"/>
-      <w:lvlText w:val="○"/>
-      <w:lvlJc w:val="left"/>
-      <w:pPr>
         <w:ind w:left="6480" w:hanging="360"/>
-      </w:pPr>
-      <w:rPr>
-        <w:u w:val="none"/>
-      </w:rPr>
-    </w:lvl>
-    <w:lvl w:ilvl="8">
-      <w:start w:val="1"/>
-      <w:numFmt w:val="bullet"/>
-      <w:lvlText w:val="■"/>
-      <w:lvlJc w:val="left"/>
-      <w:pPr>
-        <w:ind w:left="7200" w:hanging="360"/>
       </w:pPr>
       <w:rPr>
         <w:u w:val="none"/>
@@ -42133,7 +42549,7 @@
       <w:lvlText w:val="●"/>
       <w:lvlJc w:val="left"/>
       <w:pPr>
-        <w:ind w:left="720" w:hanging="360"/>
+        <w:ind w:left="1440" w:hanging="360"/>
       </w:pPr>
       <w:rPr>
         <w:u w:val="none"/>
@@ -42145,7 +42561,7 @@
       <w:lvlText w:val="○"/>
       <w:lvlJc w:val="left"/>
       <w:pPr>
-        <w:ind w:left="1440" w:hanging="360"/>
+        <w:ind w:left="2160" w:hanging="360"/>
       </w:pPr>
       <w:rPr>
         <w:u w:val="none"/>
@@ -42157,7 +42573,7 @@
       <w:lvlText w:val="■"/>
       <w:lvlJc w:val="left"/>
       <w:pPr>
-        <w:ind w:left="2160" w:hanging="360"/>
+        <w:ind w:left="2880" w:hanging="360"/>
       </w:pPr>
       <w:rPr>
         <w:u w:val="none"/>
@@ -42169,7 +42585,7 @@
       <w:lvlText w:val="●"/>
       <w:lvlJc w:val="left"/>
       <w:pPr>
-        <w:ind w:left="2880" w:hanging="360"/>
+        <w:ind w:left="3600" w:hanging="360"/>
       </w:pPr>
       <w:rPr>
         <w:u w:val="none"/>
@@ -42181,7 +42597,7 @@
       <w:lvlText w:val="○"/>
       <w:lvlJc w:val="left"/>
       <w:pPr>
-        <w:ind w:left="3600" w:hanging="360"/>
+        <w:ind w:left="4320" w:hanging="360"/>
       </w:pPr>
       <w:rPr>
         <w:u w:val="none"/>
@@ -42193,7 +42609,7 @@
       <w:lvlText w:val="■"/>
       <w:lvlJc w:val="left"/>
       <w:pPr>
-        <w:ind w:left="4320" w:hanging="360"/>
+        <w:ind w:left="5040" w:hanging="360"/>
       </w:pPr>
       <w:rPr>
         <w:u w:val="none"/>
@@ -42205,7 +42621,7 @@
       <w:lvlText w:val="●"/>
       <w:lvlJc w:val="left"/>
       <w:pPr>
-        <w:ind w:left="5040" w:hanging="360"/>
+        <w:ind w:left="5760" w:hanging="360"/>
       </w:pPr>
       <w:rPr>
         <w:u w:val="none"/>
@@ -42217,7 +42633,7 @@
       <w:lvlText w:val="○"/>
       <w:lvlJc w:val="left"/>
       <w:pPr>
-        <w:ind w:left="5760" w:hanging="360"/>
+        <w:ind w:left="6480" w:hanging="360"/>
       </w:pPr>
       <w:rPr>
         <w:u w:val="none"/>
@@ -42229,7 +42645,7 @@
       <w:lvlText w:val="■"/>
       <w:lvlJc w:val="left"/>
       <w:pPr>
-        <w:ind w:left="6480" w:hanging="360"/>
+        <w:ind w:left="7200" w:hanging="360"/>
       </w:pPr>
       <w:rPr>
         <w:u w:val="none"/>
@@ -42567,6 +42983,116 @@
     </w:lvl>
   </w:abstractNum>
   <w:abstractNum w:abstractNumId="56">
+    <w:lvl w:ilvl="0">
+      <w:start w:val="1"/>
+      <w:numFmt w:val="bullet"/>
+      <w:lvlText w:val="●"/>
+      <w:lvlJc w:val="left"/>
+      <w:pPr>
+        <w:ind w:left="720" w:hanging="360"/>
+      </w:pPr>
+      <w:rPr>
+        <w:u w:val="none"/>
+      </w:rPr>
+    </w:lvl>
+    <w:lvl w:ilvl="1">
+      <w:start w:val="1"/>
+      <w:numFmt w:val="bullet"/>
+      <w:lvlText w:val="○"/>
+      <w:lvlJc w:val="left"/>
+      <w:pPr>
+        <w:ind w:left="1440" w:hanging="360"/>
+      </w:pPr>
+      <w:rPr>
+        <w:u w:val="none"/>
+      </w:rPr>
+    </w:lvl>
+    <w:lvl w:ilvl="2">
+      <w:start w:val="1"/>
+      <w:numFmt w:val="bullet"/>
+      <w:lvlText w:val="■"/>
+      <w:lvlJc w:val="left"/>
+      <w:pPr>
+        <w:ind w:left="2160" w:hanging="360"/>
+      </w:pPr>
+      <w:rPr>
+        <w:u w:val="none"/>
+      </w:rPr>
+    </w:lvl>
+    <w:lvl w:ilvl="3">
+      <w:start w:val="1"/>
+      <w:numFmt w:val="bullet"/>
+      <w:lvlText w:val="●"/>
+      <w:lvlJc w:val="left"/>
+      <w:pPr>
+        <w:ind w:left="2880" w:hanging="360"/>
+      </w:pPr>
+      <w:rPr>
+        <w:u w:val="none"/>
+      </w:rPr>
+    </w:lvl>
+    <w:lvl w:ilvl="4">
+      <w:start w:val="1"/>
+      <w:numFmt w:val="bullet"/>
+      <w:lvlText w:val="○"/>
+      <w:lvlJc w:val="left"/>
+      <w:pPr>
+        <w:ind w:left="3600" w:hanging="360"/>
+      </w:pPr>
+      <w:rPr>
+        <w:u w:val="none"/>
+      </w:rPr>
+    </w:lvl>
+    <w:lvl w:ilvl="5">
+      <w:start w:val="1"/>
+      <w:numFmt w:val="bullet"/>
+      <w:lvlText w:val="■"/>
+      <w:lvlJc w:val="left"/>
+      <w:pPr>
+        <w:ind w:left="4320" w:hanging="360"/>
+      </w:pPr>
+      <w:rPr>
+        <w:u w:val="none"/>
+      </w:rPr>
+    </w:lvl>
+    <w:lvl w:ilvl="6">
+      <w:start w:val="1"/>
+      <w:numFmt w:val="bullet"/>
+      <w:lvlText w:val="●"/>
+      <w:lvlJc w:val="left"/>
+      <w:pPr>
+        <w:ind w:left="5040" w:hanging="360"/>
+      </w:pPr>
+      <w:rPr>
+        <w:u w:val="none"/>
+      </w:rPr>
+    </w:lvl>
+    <w:lvl w:ilvl="7">
+      <w:start w:val="1"/>
+      <w:numFmt w:val="bullet"/>
+      <w:lvlText w:val="○"/>
+      <w:lvlJc w:val="left"/>
+      <w:pPr>
+        <w:ind w:left="5760" w:hanging="360"/>
+      </w:pPr>
+      <w:rPr>
+        <w:u w:val="none"/>
+      </w:rPr>
+    </w:lvl>
+    <w:lvl w:ilvl="8">
+      <w:start w:val="1"/>
+      <w:numFmt w:val="bullet"/>
+      <w:lvlText w:val="■"/>
+      <w:lvlJc w:val="left"/>
+      <w:pPr>
+        <w:ind w:left="6480" w:hanging="360"/>
+      </w:pPr>
+      <w:rPr>
+        <w:u w:val="none"/>
+      </w:rPr>
+    </w:lvl>
+  </w:abstractNum>
+  <w:abstractNum w:abstractNumId="57">
     <w:lvl w:ilvl="0">
       <w:start w:val="1"/>
       <w:numFmt w:val="decimal"/>
@@ -42843,6 +43369,9 @@
   </w:num>
   <w:num w:numId="56">
     <w:abstractNumId w:val="56"/>
+  </w:num>
+  <w:num w:numId="57">
+    <w:abstractNumId w:val="57"/>
   </w:num>
 </w:numbering>
 </file>

--- a/Software Requirements Specification.docx
+++ b/Software Requirements Specification.docx
@@ -162,7 +162,7 @@
           <w:szCs w:val="48"/>
           <w:rtl w:val="0"/>
         </w:rPr>
-        <w:t xml:space="preserve">Version 2.3</w:t>
+        <w:t xml:space="preserve">Version 2.4</w:t>
       </w:r>
     </w:p>
     <w:p>
@@ -1939,7 +1939,7 @@
     </w:p>
     <w:sdt>
       <w:sdtPr>
-        <w:id w:val="-2134850812"/>
+        <w:id w:val="1938777534"/>
         <w:docPartObj>
           <w:docPartGallery w:val="Table of Contents"/>
           <w:docPartUnique w:val="1"/>
@@ -2078,6 +2078,58 @@
               <w:vertAlign w:val="baseline"/>
             </w:rPr>
           </w:pPr>
+          <w:hyperlink w:anchor="_ofvbmo10gi9f">
+            <w:r>
+              <w:rPr>
+                <w:rFonts w:ascii="Arial" w:cs="Arial" w:eastAsia="Arial" w:hAnsi="Arial"/>
+                <w:b w:val="1"/>
+                <w:bCs w:val="1"/>
+                <w:i w:val="0"/>
+                <w:iCs w:val="0"/>
+                <w:smallCaps w:val="0"/>
+                <w:strike w:val="0"/>
+                <w:color w:val="000000"/>
+                <w:sz w:val="22"/>
+                <w:szCs w:val="22"/>
+                <w:u w:val="none"/>
+                <w:shd w:fill="auto" w:val="clear"/>
+                <w:vertAlign w:val="baseline"/>
+                <w:rtl w:val="0"/>
+              </w:rPr>
+              <w:t xml:space="preserve">Github Link: https://github.com/ryannsilverio/cinemacore-systems-srs</w:t>
+              <w:tab/>
+              <w:t xml:space="preserve">2</w:t>
+            </w:r>
+          </w:hyperlink>
+          <w:r>
+            <w:rPr>
+              <w:rtl w:val="0"/>
+            </w:rPr>
+          </w:r>
+        </w:p>
+        <w:p>
+          <w:pPr>
+            <w:widowControl w:val="0"/>
+            <w:tabs>
+              <w:tab w:val="right" w:leader="dot" w:pos="12000"/>
+            </w:tabs>
+            <w:spacing w:before="60" w:lineRule="auto"/>
+            <w:rPr>
+              <w:rFonts w:ascii="Arial" w:cs="Arial" w:eastAsia="Arial" w:hAnsi="Arial"/>
+              <w:b w:val="1"/>
+              <w:bCs w:val="1"/>
+              <w:i w:val="0"/>
+              <w:iCs w:val="0"/>
+              <w:smallCaps w:val="0"/>
+              <w:strike w:val="0"/>
+              <w:color w:val="000000"/>
+              <w:sz w:val="22"/>
+              <w:szCs w:val="22"/>
+              <w:u w:val="none"/>
+              <w:shd w:fill="auto" w:val="clear"/>
+              <w:vertAlign w:val="baseline"/>
+            </w:rPr>
+          </w:pPr>
           <w:hyperlink w:anchor="_wbvk5us1vcsf">
             <w:r>
               <w:rPr>
@@ -2680,7 +2732,7 @@
               </w:rPr>
               <w:t xml:space="preserve">2.5 Assumptions and Dependencies</w:t>
               <w:tab/>
-              <w:t xml:space="preserve">6</w:t>
+              <w:t xml:space="preserve">5</w:t>
             </w:r>
           </w:hyperlink>
           <w:r>
@@ -3050,7 +3102,7 @@
               </w:rPr>
               <w:t xml:space="preserve">3.2 Functional Requirements</w:t>
               <w:tab/>
-              <w:t xml:space="preserve">8</w:t>
+              <w:t xml:space="preserve">7</w:t>
             </w:r>
           </w:hyperlink>
           <w:r>
@@ -3421,7 +3473,7 @@
               </w:rPr>
               <w:t xml:space="preserve">3.3.3 Use Case #3: Order Concessions for Seat Delivery</w:t>
               <w:tab/>
-              <w:t xml:space="preserve">12</w:t>
+              <w:t xml:space="preserve">11</w:t>
             </w:r>
           </w:hyperlink>
           <w:r>
@@ -4763,13 +4815,16 @@
             <w:spacing w:before="60" w:lineRule="auto"/>
             <w:ind w:left="720" w:firstLine="0"/>
             <w:rPr>
-              <w:i w:val="1"/>
-              <w:iCs w:val="1"/>
+              <w:rFonts w:ascii="Arial" w:cs="Arial" w:eastAsia="Arial" w:hAnsi="Arial"/>
+              <w:b w:val="0"/>
+              <w:bCs w:val="0"/>
+              <w:i w:val="0"/>
+              <w:iCs w:val="0"/>
               <w:smallCaps w:val="0"/>
               <w:strike w:val="0"/>
               <w:color w:val="000000"/>
-              <w:sz w:val="20"/>
-              <w:szCs w:val="20"/>
+              <w:sz w:val="22"/>
+              <w:szCs w:val="22"/>
               <w:u w:val="none"/>
               <w:shd w:fill="auto" w:val="clear"/>
               <w:vertAlign w:val="baseline"/>
@@ -4778,6 +4833,9 @@
           <w:hyperlink w:anchor="_t6bo31x14q6m">
             <w:r>
               <w:rPr>
+                <w:rFonts w:ascii="Times" w:cs="Times" w:eastAsia="Times" w:hAnsi="Times"/>
+                <w:b w:val="0"/>
+                <w:bCs w:val="0"/>
                 <w:i w:val="1"/>
                 <w:iCs w:val="1"/>
                 <w:smallCaps w:val="0"/>
@@ -4984,6 +5042,59 @@
               <w:vertAlign w:val="baseline"/>
             </w:rPr>
           </w:pPr>
+          <w:hyperlink w:anchor="_vecd4c1l12uk">
+            <w:r>
+              <w:rPr>
+                <w:rFonts w:ascii="Arial" w:cs="Arial" w:eastAsia="Arial" w:hAnsi="Arial"/>
+                <w:b w:val="0"/>
+                <w:bCs w:val="0"/>
+                <w:i w:val="0"/>
+                <w:iCs w:val="0"/>
+                <w:smallCaps w:val="0"/>
+                <w:strike w:val="0"/>
+                <w:color w:val="000000"/>
+                <w:sz w:val="22"/>
+                <w:szCs w:val="22"/>
+                <w:u w:val="none"/>
+                <w:shd w:fill="auto" w:val="clear"/>
+                <w:vertAlign w:val="baseline"/>
+                <w:rtl w:val="0"/>
+              </w:rPr>
+              <w:t xml:space="preserve">Project Timeline</w:t>
+              <w:tab/>
+              <w:t xml:space="preserve">28</w:t>
+            </w:r>
+          </w:hyperlink>
+          <w:r>
+            <w:rPr>
+              <w:rtl w:val="0"/>
+            </w:rPr>
+          </w:r>
+        </w:p>
+        <w:p>
+          <w:pPr>
+            <w:widowControl w:val="0"/>
+            <w:tabs>
+              <w:tab w:val="right" w:leader="dot" w:pos="12000"/>
+            </w:tabs>
+            <w:spacing w:before="60" w:lineRule="auto"/>
+            <w:ind w:left="360" w:firstLine="0"/>
+            <w:rPr>
+              <w:rFonts w:ascii="Arial" w:cs="Arial" w:eastAsia="Arial" w:hAnsi="Arial"/>
+              <w:b w:val="0"/>
+              <w:bCs w:val="0"/>
+              <w:i w:val="0"/>
+              <w:iCs w:val="0"/>
+              <w:smallCaps w:val="0"/>
+              <w:strike w:val="0"/>
+              <w:color w:val="000000"/>
+              <w:sz w:val="22"/>
+              <w:szCs w:val="22"/>
+              <w:u w:val="none"/>
+              <w:shd w:fill="auto" w:val="clear"/>
+              <w:vertAlign w:val="baseline"/>
+            </w:rPr>
+          </w:pPr>
           <w:hyperlink w:anchor="_mcm61u9om6cf">
             <w:r>
               <w:rPr>
@@ -5216,7 +5327,7 @@
               </w:rPr>
               <w:t xml:space="preserve">4.5.4 Test Plan Table</w:t>
               <w:tab/>
-              <w:t xml:space="preserve">34</w:t>
+              <w:t xml:space="preserve">33</w:t>
             </w:r>
           </w:hyperlink>
           <w:r>
@@ -5268,7 +5379,7 @@
               </w:rPr>
               <w:t xml:space="preserve">5. Data Management Strategy</w:t>
               <w:tab/>
-              <w:t xml:space="preserve">36</w:t>
+              <w:t xml:space="preserve">35</w:t>
             </w:r>
           </w:hyperlink>
           <w:r>
@@ -5321,7 +5432,7 @@
               </w:rPr>
               <w:t xml:space="preserve">5.1 Technology Choice</w:t>
               <w:tab/>
-              <w:t xml:space="preserve">36</w:t>
+              <w:t xml:space="preserve">35</w:t>
             </w:r>
           </w:hyperlink>
           <w:r>
@@ -5480,7 +5591,7 @@
               </w:rPr>
               <w:t xml:space="preserve">5.2.2 Movies &amp; Showtimes</w:t>
               <w:tab/>
-              <w:t xml:space="preserve">37</w:t>
+              <w:t xml:space="preserve">36</w:t>
             </w:r>
           </w:hyperlink>
           <w:r>
@@ -5586,7 +5697,7 @@
               </w:rPr>
               <w:t xml:space="preserve">5.2.4 Tickets &amp; Orders</w:t>
               <w:tab/>
-              <w:t xml:space="preserve">38</w:t>
+              <w:t xml:space="preserve">37</w:t>
             </w:r>
           </w:hyperlink>
           <w:r>
@@ -5692,7 +5803,7 @@
               </w:rPr>
               <w:t xml:space="preserve">5.4 Security Considerations</w:t>
               <w:tab/>
-              <w:t xml:space="preserve">39</w:t>
+              <w:t xml:space="preserve">38</w:t>
             </w:r>
           </w:hyperlink>
           <w:r>
@@ -5916,10 +6027,7 @@
           <w:tab w:val="left" w:leader="none" w:pos="360"/>
           <w:tab w:val="left" w:leader="none" w:pos="720"/>
         </w:tabs>
-        <w:rPr>
-          <w:i w:val="1"/>
-          <w:iCs w:val="1"/>
-        </w:rPr>
+        <w:rPr/>
       </w:pPr>
       <w:bookmarkStart w:colFirst="0" w:colLast="0" w:name="_9e0tqwpau94c" w:id="6"/>
       <w:bookmarkEnd w:id="6"/>
@@ -5928,26 +6036,6 @@
           <w:rtl w:val="0"/>
         </w:rPr>
         <w:t xml:space="preserve">1.3 Definitions, Acronyms, and Abbreviations</w:t>
-      </w:r>
-      <w:r>
-        <w:rPr>
-          <w:rtl w:val="0"/>
-        </w:rPr>
-      </w:r>
-    </w:p>
-    <w:p>
-      <w:pPr>
-        <w:tabs>
-          <w:tab w:val="left" w:leader="none" w:pos="180"/>
-          <w:tab w:val="left" w:leader="none" w:pos="360"/>
-          <w:tab w:val="left" w:leader="none" w:pos="720"/>
-        </w:tabs>
-        <w:rPr/>
-      </w:pPr>
-      <w:r>
-        <w:rPr>
-          <w:rtl w:val="0"/>
-        </w:rPr>
       </w:r>
     </w:p>
     <w:tbl>
@@ -8033,21 +8121,6 @@
     </w:tbl>
     <w:p>
       <w:pPr>
-        <w:tabs>
-          <w:tab w:val="left" w:leader="none" w:pos="180"/>
-          <w:tab w:val="left" w:leader="none" w:pos="360"/>
-          <w:tab w:val="left" w:leader="none" w:pos="720"/>
-        </w:tabs>
-        <w:rPr/>
-      </w:pPr>
-      <w:r>
-        <w:rPr>
-          <w:rtl w:val="0"/>
-        </w:rPr>
-      </w:r>
-    </w:p>
-    <w:p>
-      <w:pPr>
         <w:pStyle w:val="Heading2"/>
         <w:tabs>
           <w:tab w:val="left" w:leader="none" w:pos="180"/>
@@ -8497,22 +8570,6 @@
     </w:p>
     <w:p>
       <w:pPr>
-        <w:tabs>
-          <w:tab w:val="left" w:leader="none" w:pos="180"/>
-          <w:tab w:val="left" w:leader="none" w:pos="360"/>
-          <w:tab w:val="left" w:leader="none" w:pos="720"/>
-        </w:tabs>
-        <w:ind w:left="360" w:hanging="360"/>
-        <w:rPr/>
-      </w:pPr>
-      <w:r>
-        <w:rPr>
-          <w:rtl w:val="0"/>
-        </w:rPr>
-      </w:r>
-    </w:p>
-    <w:p>
-      <w:pPr>
         <w:pStyle w:val="Heading1"/>
         <w:tabs>
           <w:tab w:val="left" w:leader="none" w:pos="180"/>
@@ -8565,22 +8622,6 @@
     </w:p>
     <w:p>
       <w:pPr>
-        <w:tabs>
-          <w:tab w:val="left" w:leader="none" w:pos="180"/>
-          <w:tab w:val="left" w:leader="none" w:pos="360"/>
-          <w:tab w:val="left" w:leader="none" w:pos="720"/>
-        </w:tabs>
-        <w:spacing w:after="240" w:before="240" w:lineRule="auto"/>
-        <w:rPr/>
-      </w:pPr>
-      <w:r>
-        <w:rPr>
-          <w:rtl w:val="0"/>
-        </w:rPr>
-      </w:r>
-    </w:p>
-    <w:p>
-      <w:pPr>
         <w:pStyle w:val="Heading2"/>
         <w:tabs>
           <w:tab w:val="left" w:leader="none" w:pos="180"/>
@@ -8655,22 +8696,6 @@
           <w:rtl w:val="0"/>
         </w:rPr>
         <w:t xml:space="preserve">The system supports standard theater hardware including kiosk terminals, receipt printers, barcode scanners, and display monitors. For theaters upgrading from legacy systems, data migration capabilities preserve historical customer information, transaction records, and operational data during platform transition.</w:t>
-      </w:r>
-    </w:p>
-    <w:p>
-      <w:pPr>
-        <w:tabs>
-          <w:tab w:val="left" w:leader="none" w:pos="180"/>
-          <w:tab w:val="left" w:leader="none" w:pos="360"/>
-          <w:tab w:val="left" w:leader="none" w:pos="720"/>
-        </w:tabs>
-        <w:spacing w:after="240" w:before="240" w:lineRule="auto"/>
-        <w:rPr/>
-      </w:pPr>
-      <w:r>
-        <w:rPr>
-          <w:rtl w:val="0"/>
-        </w:rPr>
       </w:r>
     </w:p>
     <w:p>
@@ -9549,22 +9574,6 @@
     </w:p>
     <w:p>
       <w:pPr>
-        <w:tabs>
-          <w:tab w:val="left" w:leader="none" w:pos="180"/>
-          <w:tab w:val="left" w:leader="none" w:pos="360"/>
-          <w:tab w:val="left" w:leader="none" w:pos="720"/>
-        </w:tabs>
-        <w:ind w:left="0" w:firstLine="0"/>
-        <w:rPr/>
-      </w:pPr>
-      <w:r>
-        <w:rPr>
-          <w:rtl w:val="0"/>
-        </w:rPr>
-      </w:r>
-    </w:p>
-    <w:p>
-      <w:pPr>
         <w:pStyle w:val="Heading2"/>
         <w:tabs>
           <w:tab w:val="left" w:leader="none" w:pos="180"/>
@@ -9910,36 +9919,6 @@
           <w:rtl w:val="0"/>
         </w:rPr>
         <w:t xml:space="preserve">MPAA ratings accessibility</w:t>
-      </w:r>
-    </w:p>
-    <w:p>
-      <w:pPr>
-        <w:keepNext w:val="0"/>
-        <w:keepLines w:val="0"/>
-        <w:pageBreakBefore w:val="0"/>
-        <w:widowControl w:val="1"/>
-        <w:pBdr>
-          <w:top w:space="0" w:sz="0" w:val="nil"/>
-          <w:left w:space="0" w:sz="0" w:val="nil"/>
-          <w:bottom w:space="0" w:sz="0" w:val="nil"/>
-          <w:right w:space="0" w:sz="0" w:val="nil"/>
-          <w:between w:space="0" w:sz="0" w:val="nil"/>
-        </w:pBdr>
-        <w:shd w:fill="auto" w:val="clear"/>
-        <w:tabs>
-          <w:tab w:val="left" w:leader="none" w:pos="180"/>
-          <w:tab w:val="left" w:leader="none" w:pos="360"/>
-          <w:tab w:val="left" w:leader="none" w:pos="720"/>
-        </w:tabs>
-        <w:spacing w:after="0" w:before="0" w:line="240" w:lineRule="auto"/>
-        <w:ind w:left="0" w:right="0" w:firstLine="0"/>
-        <w:jc w:val="left"/>
-        <w:rPr/>
-      </w:pPr>
-      <w:r>
-        <w:rPr>
-          <w:rtl w:val="0"/>
-        </w:rPr>
       </w:r>
     </w:p>
     <w:p>
@@ -11028,7 +11007,10 @@
           <w:tab w:val="left" w:leader="none" w:pos="360"/>
           <w:tab w:val="left" w:leader="none" w:pos="720"/>
         </w:tabs>
-        <w:rPr/>
+        <w:rPr>
+          <w:b w:val="1"/>
+          <w:bCs w:val="1"/>
+        </w:rPr>
       </w:pPr>
       <w:bookmarkStart w:colFirst="0" w:colLast="0" w:name="_bpv28r25l038" w:id="22"/>
       <w:bookmarkEnd w:id="22"/>
@@ -11038,19 +11020,6 @@
         </w:rPr>
         <w:t xml:space="preserve">3.2.1 Functional Requirement #1: Movie Selection and Interactive Seat Reservation</w:t>
       </w:r>
-    </w:p>
-    <w:p>
-      <w:pPr>
-        <w:tabs>
-          <w:tab w:val="left" w:leader="none" w:pos="180"/>
-          <w:tab w:val="left" w:leader="none" w:pos="360"/>
-          <w:tab w:val="left" w:leader="none" w:pos="720"/>
-        </w:tabs>
-        <w:rPr>
-          <w:b w:val="1"/>
-          <w:bCs w:val="1"/>
-        </w:rPr>
-      </w:pPr>
       <w:r>
         <w:rPr>
           <w:rtl w:val="0"/>
@@ -11529,7 +11498,10 @@
           <w:tab w:val="left" w:leader="none" w:pos="360"/>
           <w:tab w:val="left" w:leader="none" w:pos="720"/>
         </w:tabs>
-        <w:rPr/>
+        <w:rPr>
+          <w:b w:val="1"/>
+          <w:bCs w:val="1"/>
+        </w:rPr>
       </w:pPr>
       <w:bookmarkStart w:colFirst="0" w:colLast="0" w:name="_2unetrtpjvx" w:id="23"/>
       <w:bookmarkEnd w:id="23"/>
@@ -11539,19 +11511,6 @@
         </w:rPr>
         <w:t xml:space="preserve">3.2.2 Functional Requirement #2: Ticket Purchase, Delivery, and Validation</w:t>
       </w:r>
-    </w:p>
-    <w:p>
-      <w:pPr>
-        <w:tabs>
-          <w:tab w:val="left" w:leader="none" w:pos="180"/>
-          <w:tab w:val="left" w:leader="none" w:pos="360"/>
-          <w:tab w:val="left" w:leader="none" w:pos="720"/>
-        </w:tabs>
-        <w:rPr>
-          <w:b w:val="1"/>
-          <w:bCs w:val="1"/>
-        </w:rPr>
-      </w:pPr>
       <w:r>
         <w:rPr>
           <w:rtl w:val="0"/>
@@ -12085,7 +12044,10 @@
           <w:tab w:val="left" w:leader="none" w:pos="360"/>
           <w:tab w:val="left" w:leader="none" w:pos="720"/>
         </w:tabs>
-        <w:rPr/>
+        <w:rPr>
+          <w:b w:val="1"/>
+          <w:bCs w:val="1"/>
+        </w:rPr>
       </w:pPr>
       <w:bookmarkStart w:colFirst="0" w:colLast="0" w:name="_qz4v4xv8dob5" w:id="24"/>
       <w:bookmarkEnd w:id="24"/>
@@ -12095,19 +12057,6 @@
         </w:rPr>
         <w:t xml:space="preserve">3.2.3 Functional Requirement #3: Virtual Concession Ordering and Seat Delivery</w:t>
       </w:r>
-    </w:p>
-    <w:p>
-      <w:pPr>
-        <w:tabs>
-          <w:tab w:val="left" w:leader="none" w:pos="180"/>
-          <w:tab w:val="left" w:leader="none" w:pos="360"/>
-          <w:tab w:val="left" w:leader="none" w:pos="720"/>
-        </w:tabs>
-        <w:rPr>
-          <w:b w:val="1"/>
-          <w:bCs w:val="1"/>
-        </w:rPr>
-      </w:pPr>
       <w:r>
         <w:rPr>
           <w:rtl w:val="0"/>
@@ -14782,12 +14731,12 @@
                 <wp:extent cx="790575" cy="428625"/>
                 <wp:effectExtent b="0" l="0" r="0" t="0"/>
                 <wp:wrapNone/>
-                <wp:docPr id="3" name="image7.png"/>
+                <wp:docPr id="3" name="image5.png"/>
                 <a:graphic>
                   <a:graphicData uri="http://schemas.openxmlformats.org/drawingml/2006/picture">
                     <pic:pic>
                       <pic:nvPicPr>
-                        <pic:cNvPr id="0" name="image7.png"/>
+                        <pic:cNvPr id="0" name="image5.png"/>
                         <pic:cNvPicPr preferRelativeResize="0"/>
                       </pic:nvPicPr>
                       <pic:blipFill>
@@ -14819,7 +14768,7 @@
           <wp:inline distB="114300" distT="114300" distL="114300" distR="114300">
             <wp:extent cx="5786438" cy="5554609"/>
             <wp:effectExtent b="0" l="0" r="0" t="0"/>
-            <wp:docPr id="8" name="image1.png"/>
+            <wp:docPr id="7" name="image1.png"/>
             <a:graphic>
               <a:graphicData uri="http://schemas.openxmlformats.org/drawingml/2006/picture">
                 <pic:pic>
@@ -15004,12 +14953,12 @@
                 <wp:extent cx="819150" cy="390525"/>
                 <wp:effectExtent b="0" l="0" r="0" t="0"/>
                 <wp:wrapNone/>
-                <wp:docPr id="2" name="image6.png"/>
+                <wp:docPr id="2" name="image4.png"/>
                 <a:graphic>
                   <a:graphicData uri="http://schemas.openxmlformats.org/drawingml/2006/picture">
                     <pic:pic>
                       <pic:nvPicPr>
-                        <pic:cNvPr id="0" name="image6.png"/>
+                        <pic:cNvPr id="0" name="image4.png"/>
                         <pic:cNvPicPr preferRelativeResize="0"/>
                       </pic:nvPicPr>
                       <pic:blipFill>
@@ -15041,12 +14990,12 @@
           <wp:inline distB="114300" distT="114300" distL="114300" distR="114300">
             <wp:extent cx="5858902" cy="7577138"/>
             <wp:effectExtent b="0" l="0" r="0" t="0"/>
-            <wp:docPr id="9" name="image4.png"/>
+            <wp:docPr id="8" name="image8.png"/>
             <a:graphic>
               <a:graphicData uri="http://schemas.openxmlformats.org/drawingml/2006/picture">
                 <pic:pic>
                   <pic:nvPicPr>
-                    <pic:cNvPr id="0" name="image4.png"/>
+                    <pic:cNvPr id="0" name="image8.png"/>
                     <pic:cNvPicPr preferRelativeResize="0"/>
                   </pic:nvPicPr>
                   <pic:blipFill>
@@ -19450,12 +19399,12 @@
                 <wp:extent cx="981075" cy="400050"/>
                 <wp:effectExtent b="0" l="0" r="0" t="0"/>
                 <wp:wrapNone/>
-                <wp:docPr id="1" name="image5.png"/>
+                <wp:docPr id="1" name="image3.png"/>
                 <a:graphic>
                   <a:graphicData uri="http://schemas.openxmlformats.org/drawingml/2006/picture">
                     <pic:pic>
                       <pic:nvPicPr>
-                        <pic:cNvPr id="0" name="image5.png"/>
+                        <pic:cNvPr id="0" name="image3.png"/>
                         <pic:cNvPicPr preferRelativeResize="0"/>
                       </pic:nvPicPr>
                       <pic:blipFill>
@@ -19487,7 +19436,7 @@
           <wp:inline distB="114300" distT="114300" distL="114300" distR="114300">
             <wp:extent cx="6210268" cy="7076123"/>
             <wp:effectExtent b="0" l="0" r="0" t="0"/>
-            <wp:docPr id="6" name="image2.png"/>
+            <wp:docPr id="5" name="image2.png"/>
             <a:graphic>
               <a:graphicData uri="http://schemas.openxmlformats.org/drawingml/2006/picture">
                 <pic:pic>
@@ -19687,12 +19636,12 @@
                 <wp:extent cx="876300" cy="390525"/>
                 <wp:effectExtent b="0" l="0" r="0" t="0"/>
                 <wp:wrapNone/>
-                <wp:docPr id="5" name=""/>
+                <wp:docPr id="4" name=""/>
                 <a:graphic>
                   <a:graphicData uri="http://schemas.microsoft.com/office/word/2010/wordprocessingShape">
                     <wps:wsp>
                       <wps:cNvSpPr txBox="1"/>
-                      <wps:cNvPr id="6" name="Shape 6"/>
+                      <wps:cNvPr id="5" name="Shape 5"/>
                       <wps:spPr>
                         <a:xfrm>
                           <a:off x="2279300" y="1425825"/>
@@ -19753,12 +19702,12 @@
                 <wp:extent cx="876300" cy="390525"/>
                 <wp:effectExtent b="0" l="0" r="0" t="0"/>
                 <wp:wrapNone/>
-                <wp:docPr id="5" name="image9.png"/>
+                <wp:docPr id="4" name="image6.png"/>
                 <a:graphic>
                   <a:graphicData uri="http://schemas.openxmlformats.org/drawingml/2006/picture">
                     <pic:pic>
                       <pic:nvPicPr>
-                        <pic:cNvPr id="0" name="image9.png"/>
+                        <pic:cNvPr id="0" name="image6.png"/>
                         <pic:cNvPicPr preferRelativeResize="0"/>
                       </pic:nvPicPr>
                       <pic:blipFill>
@@ -19790,12 +19739,12 @@
           <wp:inline distB="114300" distT="114300" distL="114300" distR="114300">
             <wp:extent cx="5943600" cy="7366000"/>
             <wp:effectExtent b="0" l="0" r="0" t="0"/>
-            <wp:docPr id="7" name="image3.png"/>
+            <wp:docPr id="6" name="image7.png"/>
             <a:graphic>
               <a:graphicData uri="http://schemas.openxmlformats.org/drawingml/2006/picture">
                 <pic:pic>
                   <pic:nvPicPr>
-                    <pic:cNvPr id="0" name="image3.png"/>
+                    <pic:cNvPr id="0" name="image7.png"/>
                     <pic:cNvPicPr preferRelativeResize="0"/>
                   </pic:nvPicPr>
                   <pic:blipFill>
@@ -21030,28 +20979,11 @@
         <w:t xml:space="preserve">4.4.2 Project Timeline </w:t>
       </w:r>
     </w:p>
-    <w:p>
-      <w:pPr>
-        <w:tabs>
-          <w:tab w:val="left" w:leader="none" w:pos="180"/>
-          <w:tab w:val="left" w:leader="none" w:pos="360"/>
-          <w:tab w:val="left" w:leader="none" w:pos="720"/>
-        </w:tabs>
-        <w:ind w:left="0" w:firstLine="0"/>
-        <w:rPr/>
-      </w:pPr>
-      <w:r>
-        <w:rPr>
-          <w:rtl w:val="0"/>
-        </w:rPr>
-      </w:r>
-    </w:p>
     <w:tbl>
       <w:tblPr>
         <w:tblStyle w:val="Table4"/>
-        <w:tblW w:w="10860.0" w:type="dxa"/>
+        <w:tblW w:w="9330.0" w:type="dxa"/>
         <w:jc w:val="left"/>
-        <w:tblInd w:w="-855.0" w:type="dxa"/>
         <w:tblBorders>
           <w:top w:color="000000" w:space="0" w:sz="8" w:val="single"/>
           <w:left w:color="000000" w:space="0" w:sz="8" w:val="single"/>
@@ -21064,26 +20996,74 @@
         <w:tblLook w:val="0600"/>
       </w:tblPr>
       <w:tblGrid>
-        <w:gridCol w:w="1515"/>
-        <w:gridCol w:w="2460"/>
-        <w:gridCol w:w="1560"/>
-        <w:gridCol w:w="1560"/>
-        <w:gridCol w:w="1755"/>
-        <w:gridCol w:w="2010"/>
+        <w:gridCol w:w="660"/>
+        <w:gridCol w:w="3225"/>
+        <w:gridCol w:w="1215"/>
+        <w:gridCol w:w="1140"/>
+        <w:gridCol w:w="1365"/>
+        <w:gridCol w:w="1725"/>
         <w:tblGridChange w:id="0">
           <w:tblGrid>
-            <w:gridCol w:w="1515"/>
-            <w:gridCol w:w="2460"/>
-            <w:gridCol w:w="1560"/>
-            <w:gridCol w:w="1560"/>
-            <w:gridCol w:w="1755"/>
-            <w:gridCol w:w="2010"/>
+            <w:gridCol w:w="660"/>
+            <w:gridCol w:w="3225"/>
+            <w:gridCol w:w="1215"/>
+            <w:gridCol w:w="1140"/>
+            <w:gridCol w:w="1365"/>
+            <w:gridCol w:w="1725"/>
           </w:tblGrid>
         </w:tblGridChange>
       </w:tblGrid>
       <w:tr>
         <w:trPr>
           <w:cantSplit w:val="0"/>
+          <w:trHeight w:val="576" w:hRule="atLeast"/>
+          <w:tblHeader w:val="1"/>
+        </w:trPr>
+        <w:tc>
+          <w:tcPr>
+            <w:gridSpan w:val="6"/>
+            <w:shd w:fill="f1f3f4" w:val="clear"/>
+            <w:tcMar>
+              <w:top w:w="100.0" w:type="dxa"/>
+              <w:left w:w="100.0" w:type="dxa"/>
+              <w:bottom w:w="100.0" w:type="dxa"/>
+              <w:right w:w="100.0" w:type="dxa"/>
+            </w:tcMar>
+            <w:vAlign w:val="top"/>
+          </w:tcPr>
+          <w:p>
+            <w:pPr>
+              <w:pStyle w:val="Heading2"/>
+              <w:widowControl w:val="0"/>
+              <w:spacing w:after="120" w:before="120" w:lineRule="auto"/>
+              <w:jc w:val="center"/>
+              <w:rPr>
+                <w:sz w:val="18"/>
+                <w:szCs w:val="18"/>
+              </w:rPr>
+            </w:pPr>
+            <w:bookmarkStart w:colFirst="0" w:colLast="0" w:name="_vecd4c1l12uk" w:id="58"/>
+            <w:bookmarkEnd w:id="58"/>
+            <w:r>
+              <w:rPr>
+                <w:sz w:val="18"/>
+                <w:szCs w:val="18"/>
+                <w:rtl w:val="0"/>
+              </w:rPr>
+              <w:t xml:space="preserve">Project Timeline</w:t>
+            </w:r>
+            <w:r>
+              <w:rPr>
+                <w:rtl w:val="0"/>
+              </w:rPr>
+            </w:r>
+          </w:p>
+        </w:tc>
+      </w:tr>
+      <w:tr>
+        <w:trPr>
+          <w:cantSplit w:val="0"/>
+          <w:trHeight w:val="644" w:hRule="atLeast"/>
           <w:tblHeader w:val="0"/>
         </w:trPr>
         <w:tc>
@@ -21117,12 +21097,16 @@
               <w:rPr>
                 <w:b w:val="1"/>
                 <w:bCs w:val="1"/>
+                <w:sz w:val="18"/>
+                <w:szCs w:val="18"/>
               </w:rPr>
             </w:pPr>
             <w:r>
               <w:rPr>
                 <w:b w:val="1"/>
                 <w:bCs w:val="1"/>
+                <w:sz w:val="18"/>
+                <w:szCs w:val="18"/>
                 <w:rtl w:val="0"/>
               </w:rPr>
               <w:t xml:space="preserve">Task ID</w:t>
@@ -21160,12 +21144,16 @@
               <w:rPr>
                 <w:b w:val="1"/>
                 <w:bCs w:val="1"/>
+                <w:sz w:val="18"/>
+                <w:szCs w:val="18"/>
               </w:rPr>
             </w:pPr>
             <w:r>
               <w:rPr>
                 <w:b w:val="1"/>
                 <w:bCs w:val="1"/>
+                <w:sz w:val="18"/>
+                <w:szCs w:val="18"/>
                 <w:rtl w:val="0"/>
               </w:rPr>
               <w:t xml:space="preserve">Task Name</w:t>
@@ -21203,12 +21191,16 @@
               <w:rPr>
                 <w:b w:val="1"/>
                 <w:bCs w:val="1"/>
+                <w:sz w:val="18"/>
+                <w:szCs w:val="18"/>
               </w:rPr>
             </w:pPr>
             <w:r>
               <w:rPr>
                 <w:b w:val="1"/>
                 <w:bCs w:val="1"/>
+                <w:sz w:val="18"/>
+                <w:szCs w:val="18"/>
                 <w:rtl w:val="0"/>
               </w:rPr>
               <w:t xml:space="preserve">Start Week</w:t>
@@ -21246,12 +21238,16 @@
               <w:rPr>
                 <w:b w:val="1"/>
                 <w:bCs w:val="1"/>
+                <w:sz w:val="18"/>
+                <w:szCs w:val="18"/>
               </w:rPr>
             </w:pPr>
             <w:r>
               <w:rPr>
                 <w:b w:val="1"/>
                 <w:bCs w:val="1"/>
+                <w:sz w:val="18"/>
+                <w:szCs w:val="18"/>
                 <w:rtl w:val="0"/>
               </w:rPr>
               <w:t xml:space="preserve">End Week</w:t>
@@ -21289,12 +21285,16 @@
               <w:rPr>
                 <w:b w:val="1"/>
                 <w:bCs w:val="1"/>
+                <w:sz w:val="18"/>
+                <w:szCs w:val="18"/>
               </w:rPr>
             </w:pPr>
             <w:r>
               <w:rPr>
                 <w:b w:val="1"/>
                 <w:bCs w:val="1"/>
+                <w:sz w:val="18"/>
+                <w:szCs w:val="18"/>
                 <w:rtl w:val="0"/>
               </w:rPr>
               <w:t xml:space="preserve">Duration</w:t>
@@ -21332,12 +21332,16 @@
               <w:rPr>
                 <w:b w:val="1"/>
                 <w:bCs w:val="1"/>
+                <w:sz w:val="18"/>
+                <w:szCs w:val="18"/>
               </w:rPr>
             </w:pPr>
             <w:r>
               <w:rPr>
                 <w:b w:val="1"/>
                 <w:bCs w:val="1"/>
+                <w:sz w:val="18"/>
+                <w:szCs w:val="18"/>
                 <w:rtl w:val="0"/>
               </w:rPr>
               <w:t xml:space="preserve">Dependencies</w:t>
@@ -21348,7 +21352,7 @@
       <w:tr>
         <w:trPr>
           <w:cantSplit w:val="0"/>
-          <w:trHeight w:val="453.00000000000006" w:hRule="atLeast"/>
+          <w:trHeight w:val="420" w:hRule="atLeast"/>
           <w:tblHeader w:val="0"/>
         </w:trPr>
         <w:tc>
@@ -21379,10 +21383,15 @@
               <w:spacing w:after="0" w:before="0" w:line="240" w:lineRule="auto"/>
               <w:ind w:left="0" w:right="0" w:firstLine="0"/>
               <w:jc w:val="center"/>
-              <w:rPr/>
+              <w:rPr>
+                <w:sz w:val="18"/>
+                <w:szCs w:val="18"/>
+              </w:rPr>
             </w:pPr>
             <w:r>
               <w:rPr>
+                <w:sz w:val="18"/>
+                <w:szCs w:val="18"/>
                 <w:rtl w:val="0"/>
               </w:rPr>
               <w:t xml:space="preserve">T1</w:t>
@@ -21417,10 +21426,15 @@
               <w:spacing w:after="0" w:before="0" w:line="240" w:lineRule="auto"/>
               <w:ind w:left="0" w:right="0" w:firstLine="0"/>
               <w:jc w:val="center"/>
-              <w:rPr/>
+              <w:rPr>
+                <w:sz w:val="18"/>
+                <w:szCs w:val="18"/>
+              </w:rPr>
             </w:pPr>
             <w:r>
               <w:rPr>
+                <w:sz w:val="18"/>
+                <w:szCs w:val="18"/>
                 <w:rtl w:val="0"/>
               </w:rPr>
               <w:t xml:space="preserve">Requirements Review and Finalization</w:t>
@@ -21455,10 +21469,15 @@
               <w:spacing w:after="0" w:before="0" w:line="240" w:lineRule="auto"/>
               <w:ind w:left="0" w:right="0" w:firstLine="0"/>
               <w:jc w:val="center"/>
-              <w:rPr/>
+              <w:rPr>
+                <w:sz w:val="18"/>
+                <w:szCs w:val="18"/>
+              </w:rPr>
             </w:pPr>
             <w:r>
               <w:rPr>
+                <w:sz w:val="18"/>
+                <w:szCs w:val="18"/>
                 <w:rtl w:val="0"/>
               </w:rPr>
               <w:t xml:space="preserve">Week 1</w:t>
@@ -21493,10 +21512,15 @@
               <w:spacing w:after="0" w:before="0" w:line="240" w:lineRule="auto"/>
               <w:ind w:left="0" w:right="0" w:firstLine="0"/>
               <w:jc w:val="center"/>
-              <w:rPr/>
+              <w:rPr>
+                <w:sz w:val="18"/>
+                <w:szCs w:val="18"/>
+              </w:rPr>
             </w:pPr>
             <w:r>
               <w:rPr>
+                <w:sz w:val="18"/>
+                <w:szCs w:val="18"/>
                 <w:rtl w:val="0"/>
               </w:rPr>
               <w:t xml:space="preserve">Week 1</w:t>
@@ -21531,10 +21555,15 @@
               <w:spacing w:after="0" w:before="0" w:line="240" w:lineRule="auto"/>
               <w:ind w:left="0" w:right="0" w:firstLine="0"/>
               <w:jc w:val="center"/>
-              <w:rPr/>
+              <w:rPr>
+                <w:sz w:val="18"/>
+                <w:szCs w:val="18"/>
+              </w:rPr>
             </w:pPr>
             <w:r>
               <w:rPr>
+                <w:sz w:val="18"/>
+                <w:szCs w:val="18"/>
                 <w:rtl w:val="0"/>
               </w:rPr>
               <w:t xml:space="preserve">1 Week</w:t>
@@ -21569,10 +21598,15 @@
               <w:spacing w:after="0" w:before="0" w:line="240" w:lineRule="auto"/>
               <w:ind w:left="0" w:right="0" w:firstLine="0"/>
               <w:jc w:val="center"/>
-              <w:rPr/>
+              <w:rPr>
+                <w:sz w:val="18"/>
+                <w:szCs w:val="18"/>
+              </w:rPr>
             </w:pPr>
             <w:r>
               <w:rPr>
+                <w:sz w:val="18"/>
+                <w:szCs w:val="18"/>
                 <w:rtl w:val="0"/>
               </w:rPr>
               <w:t xml:space="preserve">N/A</w:t>
@@ -21583,6 +21617,7 @@
       <w:tr>
         <w:trPr>
           <w:cantSplit w:val="0"/>
+          <w:trHeight w:val="420" w:hRule="atLeast"/>
           <w:tblHeader w:val="0"/>
         </w:trPr>
         <w:tc>
@@ -21613,10 +21648,15 @@
               <w:spacing w:after="0" w:before="0" w:line="240" w:lineRule="auto"/>
               <w:ind w:left="0" w:right="0" w:firstLine="0"/>
               <w:jc w:val="center"/>
-              <w:rPr/>
+              <w:rPr>
+                <w:sz w:val="18"/>
+                <w:szCs w:val="18"/>
+              </w:rPr>
             </w:pPr>
             <w:r>
               <w:rPr>
+                <w:sz w:val="18"/>
+                <w:szCs w:val="18"/>
                 <w:rtl w:val="0"/>
               </w:rPr>
               <w:t xml:space="preserve">T2</w:t>
@@ -21651,10 +21691,15 @@
               <w:spacing w:after="0" w:before="0" w:line="240" w:lineRule="auto"/>
               <w:ind w:left="0" w:right="0" w:firstLine="0"/>
               <w:jc w:val="center"/>
-              <w:rPr/>
+              <w:rPr>
+                <w:sz w:val="18"/>
+                <w:szCs w:val="18"/>
+              </w:rPr>
             </w:pPr>
             <w:r>
               <w:rPr>
+                <w:sz w:val="18"/>
+                <w:szCs w:val="18"/>
                 <w:rtl w:val="0"/>
               </w:rPr>
               <w:t xml:space="preserve">System Architecture and Design</w:t>
@@ -21689,10 +21734,15 @@
               <w:spacing w:after="0" w:before="0" w:line="240" w:lineRule="auto"/>
               <w:ind w:left="0" w:right="0" w:firstLine="0"/>
               <w:jc w:val="center"/>
-              <w:rPr/>
+              <w:rPr>
+                <w:sz w:val="18"/>
+                <w:szCs w:val="18"/>
+              </w:rPr>
             </w:pPr>
             <w:r>
               <w:rPr>
+                <w:sz w:val="18"/>
+                <w:szCs w:val="18"/>
                 <w:rtl w:val="0"/>
               </w:rPr>
               <w:t xml:space="preserve">Week 2</w:t>
@@ -21727,10 +21777,15 @@
               <w:spacing w:after="0" w:before="0" w:line="240" w:lineRule="auto"/>
               <w:ind w:left="0" w:right="0" w:firstLine="0"/>
               <w:jc w:val="center"/>
-              <w:rPr/>
+              <w:rPr>
+                <w:sz w:val="18"/>
+                <w:szCs w:val="18"/>
+              </w:rPr>
             </w:pPr>
             <w:r>
               <w:rPr>
+                <w:sz w:val="18"/>
+                <w:szCs w:val="18"/>
                 <w:rtl w:val="0"/>
               </w:rPr>
               <w:t xml:space="preserve">Week 2</w:t>
@@ -21765,10 +21820,15 @@
               <w:spacing w:after="0" w:before="0" w:line="240" w:lineRule="auto"/>
               <w:ind w:left="0" w:right="0" w:firstLine="0"/>
               <w:jc w:val="center"/>
-              <w:rPr/>
+              <w:rPr>
+                <w:sz w:val="18"/>
+                <w:szCs w:val="18"/>
+              </w:rPr>
             </w:pPr>
             <w:r>
               <w:rPr>
+                <w:sz w:val="18"/>
+                <w:szCs w:val="18"/>
                 <w:rtl w:val="0"/>
               </w:rPr>
               <w:t xml:space="preserve">1 Week</w:t>
@@ -21803,10 +21863,15 @@
               <w:spacing w:after="0" w:before="0" w:line="240" w:lineRule="auto"/>
               <w:ind w:left="0" w:right="0" w:firstLine="0"/>
               <w:jc w:val="center"/>
-              <w:rPr/>
+              <w:rPr>
+                <w:sz w:val="18"/>
+                <w:szCs w:val="18"/>
+              </w:rPr>
             </w:pPr>
             <w:r>
               <w:rPr>
+                <w:sz w:val="18"/>
+                <w:szCs w:val="18"/>
                 <w:rtl w:val="0"/>
               </w:rPr>
               <w:t xml:space="preserve">T1</w:t>
@@ -21817,6 +21882,7 @@
       <w:tr>
         <w:trPr>
           <w:cantSplit w:val="0"/>
+          <w:trHeight w:val="390" w:hRule="atLeast"/>
           <w:tblHeader w:val="0"/>
         </w:trPr>
         <w:tc>
@@ -21847,10 +21913,15 @@
               <w:spacing w:after="0" w:before="0" w:line="240" w:lineRule="auto"/>
               <w:ind w:left="0" w:right="0" w:firstLine="0"/>
               <w:jc w:val="center"/>
-              <w:rPr/>
+              <w:rPr>
+                <w:sz w:val="18"/>
+                <w:szCs w:val="18"/>
+              </w:rPr>
             </w:pPr>
             <w:r>
               <w:rPr>
+                <w:sz w:val="18"/>
+                <w:szCs w:val="18"/>
                 <w:rtl w:val="0"/>
               </w:rPr>
               <w:t xml:space="preserve">T3</w:t>
@@ -21885,10 +21956,15 @@
               <w:spacing w:after="0" w:before="0" w:line="240" w:lineRule="auto"/>
               <w:ind w:left="0" w:right="0" w:firstLine="0"/>
               <w:jc w:val="center"/>
-              <w:rPr/>
+              <w:rPr>
+                <w:sz w:val="18"/>
+                <w:szCs w:val="18"/>
+              </w:rPr>
             </w:pPr>
             <w:r>
               <w:rPr>
+                <w:sz w:val="18"/>
+                <w:szCs w:val="18"/>
                 <w:rtl w:val="0"/>
               </w:rPr>
               <w:t xml:space="preserve">User Interface Design</w:t>
@@ -21923,10 +21999,15 @@
               <w:spacing w:after="0" w:before="0" w:line="240" w:lineRule="auto"/>
               <w:ind w:left="0" w:right="0" w:firstLine="0"/>
               <w:jc w:val="center"/>
-              <w:rPr/>
+              <w:rPr>
+                <w:sz w:val="18"/>
+                <w:szCs w:val="18"/>
+              </w:rPr>
             </w:pPr>
             <w:r>
               <w:rPr>
+                <w:sz w:val="18"/>
+                <w:szCs w:val="18"/>
                 <w:rtl w:val="0"/>
               </w:rPr>
               <w:t xml:space="preserve">Week 3</w:t>
@@ -21961,10 +22042,15 @@
               <w:spacing w:after="0" w:before="0" w:line="240" w:lineRule="auto"/>
               <w:ind w:left="0" w:right="0" w:firstLine="0"/>
               <w:jc w:val="center"/>
-              <w:rPr/>
+              <w:rPr>
+                <w:sz w:val="18"/>
+                <w:szCs w:val="18"/>
+              </w:rPr>
             </w:pPr>
             <w:r>
               <w:rPr>
+                <w:sz w:val="18"/>
+                <w:szCs w:val="18"/>
                 <w:rtl w:val="0"/>
               </w:rPr>
               <w:t xml:space="preserve">Week 3</w:t>
@@ -21999,10 +22085,15 @@
               <w:spacing w:after="0" w:before="0" w:line="240" w:lineRule="auto"/>
               <w:ind w:left="0" w:right="0" w:firstLine="0"/>
               <w:jc w:val="center"/>
-              <w:rPr/>
+              <w:rPr>
+                <w:sz w:val="18"/>
+                <w:szCs w:val="18"/>
+              </w:rPr>
             </w:pPr>
             <w:r>
               <w:rPr>
+                <w:sz w:val="18"/>
+                <w:szCs w:val="18"/>
                 <w:rtl w:val="0"/>
               </w:rPr>
               <w:t xml:space="preserve">1 Week</w:t>
@@ -22037,10 +22128,15 @@
               <w:spacing w:after="0" w:before="0" w:line="240" w:lineRule="auto"/>
               <w:ind w:left="0" w:right="0" w:firstLine="0"/>
               <w:jc w:val="center"/>
-              <w:rPr/>
+              <w:rPr>
+                <w:sz w:val="18"/>
+                <w:szCs w:val="18"/>
+              </w:rPr>
             </w:pPr>
             <w:r>
               <w:rPr>
+                <w:sz w:val="18"/>
+                <w:szCs w:val="18"/>
                 <w:rtl w:val="0"/>
               </w:rPr>
               <w:t xml:space="preserve">T2</w:t>
@@ -22051,6 +22147,7 @@
       <w:tr>
         <w:trPr>
           <w:cantSplit w:val="0"/>
+          <w:trHeight w:val="405" w:hRule="atLeast"/>
           <w:tblHeader w:val="0"/>
         </w:trPr>
         <w:tc>
@@ -22081,10 +22178,15 @@
               <w:spacing w:after="0" w:before="0" w:line="240" w:lineRule="auto"/>
               <w:ind w:left="0" w:right="0" w:firstLine="0"/>
               <w:jc w:val="center"/>
-              <w:rPr/>
+              <w:rPr>
+                <w:sz w:val="18"/>
+                <w:szCs w:val="18"/>
+              </w:rPr>
             </w:pPr>
             <w:r>
               <w:rPr>
+                <w:sz w:val="18"/>
+                <w:szCs w:val="18"/>
                 <w:rtl w:val="0"/>
               </w:rPr>
               <w:t xml:space="preserve">T4</w:t>
@@ -22119,13 +22221,18 @@
               <w:spacing w:after="0" w:before="0" w:line="240" w:lineRule="auto"/>
               <w:ind w:left="0" w:right="0" w:firstLine="0"/>
               <w:jc w:val="center"/>
-              <w:rPr/>
+              <w:rPr>
+                <w:sz w:val="18"/>
+                <w:szCs w:val="18"/>
+              </w:rPr>
             </w:pPr>
             <w:r>
               <w:rPr>
-                <w:rtl w:val="0"/>
-              </w:rPr>
-              <w:t xml:space="preserve">Core System Implementation</w:t>
+                <w:sz w:val="18"/>
+                <w:szCs w:val="18"/>
+                <w:rtl w:val="0"/>
+              </w:rPr>
+              <w:t xml:space="preserve">Implementation</w:t>
             </w:r>
           </w:p>
         </w:tc>
@@ -22157,10 +22264,15 @@
               <w:spacing w:after="0" w:before="0" w:line="240" w:lineRule="auto"/>
               <w:ind w:left="0" w:right="0" w:firstLine="0"/>
               <w:jc w:val="center"/>
-              <w:rPr/>
+              <w:rPr>
+                <w:sz w:val="18"/>
+                <w:szCs w:val="18"/>
+              </w:rPr>
             </w:pPr>
             <w:r>
               <w:rPr>
+                <w:sz w:val="18"/>
+                <w:szCs w:val="18"/>
                 <w:rtl w:val="0"/>
               </w:rPr>
               <w:t xml:space="preserve">Week 4</w:t>
@@ -22195,10 +22307,15 @@
               <w:spacing w:after="0" w:before="0" w:line="240" w:lineRule="auto"/>
               <w:ind w:left="0" w:right="0" w:firstLine="0"/>
               <w:jc w:val="center"/>
-              <w:rPr/>
+              <w:rPr>
+                <w:sz w:val="18"/>
+                <w:szCs w:val="18"/>
+              </w:rPr>
             </w:pPr>
             <w:r>
               <w:rPr>
+                <w:sz w:val="18"/>
+                <w:szCs w:val="18"/>
                 <w:rtl w:val="0"/>
               </w:rPr>
               <w:t xml:space="preserve">Week 6</w:t>
@@ -22233,10 +22350,15 @@
               <w:spacing w:after="0" w:before="0" w:line="240" w:lineRule="auto"/>
               <w:ind w:left="0" w:right="0" w:firstLine="0"/>
               <w:jc w:val="center"/>
-              <w:rPr/>
+              <w:rPr>
+                <w:sz w:val="18"/>
+                <w:szCs w:val="18"/>
+              </w:rPr>
             </w:pPr>
             <w:r>
               <w:rPr>
+                <w:sz w:val="18"/>
+                <w:szCs w:val="18"/>
                 <w:rtl w:val="0"/>
               </w:rPr>
               <w:t xml:space="preserve">3 Weeks</w:t>
@@ -22271,10 +22393,15 @@
               <w:spacing w:after="0" w:before="0" w:line="240" w:lineRule="auto"/>
               <w:ind w:left="0" w:right="0" w:firstLine="0"/>
               <w:jc w:val="center"/>
-              <w:rPr/>
+              <w:rPr>
+                <w:sz w:val="18"/>
+                <w:szCs w:val="18"/>
+              </w:rPr>
             </w:pPr>
             <w:r>
               <w:rPr>
+                <w:sz w:val="18"/>
+                <w:szCs w:val="18"/>
                 <w:rtl w:val="0"/>
               </w:rPr>
               <w:t xml:space="preserve">T2, T3</w:t>
@@ -22285,6 +22412,7 @@
       <w:tr>
         <w:trPr>
           <w:cantSplit w:val="0"/>
+          <w:trHeight w:val="405" w:hRule="atLeast"/>
           <w:tblHeader w:val="0"/>
         </w:trPr>
         <w:tc>
@@ -22315,10 +22443,15 @@
               <w:spacing w:after="0" w:before="0" w:line="240" w:lineRule="auto"/>
               <w:ind w:left="0" w:right="0" w:firstLine="0"/>
               <w:jc w:val="center"/>
-              <w:rPr/>
+              <w:rPr>
+                <w:sz w:val="18"/>
+                <w:szCs w:val="18"/>
+              </w:rPr>
             </w:pPr>
             <w:r>
               <w:rPr>
+                <w:sz w:val="18"/>
+                <w:szCs w:val="18"/>
                 <w:rtl w:val="0"/>
               </w:rPr>
               <w:t xml:space="preserve">T5</w:t>
@@ -22353,10 +22486,15 @@
               <w:spacing w:after="0" w:before="0" w:line="240" w:lineRule="auto"/>
               <w:ind w:left="0" w:right="0" w:firstLine="0"/>
               <w:jc w:val="center"/>
-              <w:rPr/>
+              <w:rPr>
+                <w:sz w:val="18"/>
+                <w:szCs w:val="18"/>
+              </w:rPr>
             </w:pPr>
             <w:r>
               <w:rPr>
+                <w:sz w:val="18"/>
+                <w:szCs w:val="18"/>
                 <w:rtl w:val="0"/>
               </w:rPr>
               <w:t xml:space="preserve">Data Management</w:t>
@@ -22391,10 +22529,15 @@
               <w:spacing w:after="0" w:before="0" w:line="240" w:lineRule="auto"/>
               <w:ind w:left="0" w:right="0" w:firstLine="0"/>
               <w:jc w:val="center"/>
-              <w:rPr/>
+              <w:rPr>
+                <w:sz w:val="18"/>
+                <w:szCs w:val="18"/>
+              </w:rPr>
             </w:pPr>
             <w:r>
               <w:rPr>
+                <w:sz w:val="18"/>
+                <w:szCs w:val="18"/>
                 <w:rtl w:val="0"/>
               </w:rPr>
               <w:t xml:space="preserve">Week 4</w:t>
@@ -22429,10 +22572,15 @@
               <w:spacing w:after="0" w:before="0" w:line="240" w:lineRule="auto"/>
               <w:ind w:left="0" w:right="0" w:firstLine="0"/>
               <w:jc w:val="center"/>
-              <w:rPr/>
+              <w:rPr>
+                <w:sz w:val="18"/>
+                <w:szCs w:val="18"/>
+              </w:rPr>
             </w:pPr>
             <w:r>
               <w:rPr>
+                <w:sz w:val="18"/>
+                <w:szCs w:val="18"/>
                 <w:rtl w:val="0"/>
               </w:rPr>
               <w:t xml:space="preserve">Week 5</w:t>
@@ -22467,10 +22615,15 @@
               <w:spacing w:after="0" w:before="0" w:line="240" w:lineRule="auto"/>
               <w:ind w:left="0" w:right="0" w:firstLine="0"/>
               <w:jc w:val="center"/>
-              <w:rPr/>
+              <w:rPr>
+                <w:sz w:val="18"/>
+                <w:szCs w:val="18"/>
+              </w:rPr>
             </w:pPr>
             <w:r>
               <w:rPr>
+                <w:sz w:val="18"/>
+                <w:szCs w:val="18"/>
                 <w:rtl w:val="0"/>
               </w:rPr>
               <w:t xml:space="preserve">2 Weeks</w:t>
@@ -22505,10 +22658,15 @@
               <w:spacing w:after="0" w:before="0" w:line="240" w:lineRule="auto"/>
               <w:ind w:left="0" w:right="0" w:firstLine="0"/>
               <w:jc w:val="center"/>
-              <w:rPr/>
+              <w:rPr>
+                <w:sz w:val="18"/>
+                <w:szCs w:val="18"/>
+              </w:rPr>
             </w:pPr>
             <w:r>
               <w:rPr>
+                <w:sz w:val="18"/>
+                <w:szCs w:val="18"/>
                 <w:rtl w:val="0"/>
               </w:rPr>
               <w:t xml:space="preserve">T2</w:t>
@@ -22519,6 +22677,7 @@
       <w:tr>
         <w:trPr>
           <w:cantSplit w:val="0"/>
+          <w:trHeight w:val="375" w:hRule="atLeast"/>
           <w:tblHeader w:val="0"/>
         </w:trPr>
         <w:tc>
@@ -22549,10 +22708,15 @@
               <w:spacing w:after="0" w:before="0" w:line="240" w:lineRule="auto"/>
               <w:ind w:left="0" w:right="0" w:firstLine="0"/>
               <w:jc w:val="center"/>
-              <w:rPr/>
+              <w:rPr>
+                <w:sz w:val="18"/>
+                <w:szCs w:val="18"/>
+              </w:rPr>
             </w:pPr>
             <w:r>
               <w:rPr>
+                <w:sz w:val="18"/>
+                <w:szCs w:val="18"/>
                 <w:rtl w:val="0"/>
               </w:rPr>
               <w:t xml:space="preserve">T6</w:t>
@@ -22587,10 +22751,15 @@
               <w:spacing w:after="0" w:before="0" w:line="240" w:lineRule="auto"/>
               <w:ind w:left="0" w:right="0" w:firstLine="0"/>
               <w:jc w:val="center"/>
-              <w:rPr/>
+              <w:rPr>
+                <w:sz w:val="18"/>
+                <w:szCs w:val="18"/>
+              </w:rPr>
             </w:pPr>
             <w:r>
               <w:rPr>
+                <w:sz w:val="18"/>
+                <w:szCs w:val="18"/>
                 <w:rtl w:val="0"/>
               </w:rPr>
               <w:t xml:space="preserve">External Service Integration</w:t>
@@ -22625,10 +22794,15 @@
               <w:spacing w:after="0" w:before="0" w:line="240" w:lineRule="auto"/>
               <w:ind w:left="0" w:right="0" w:firstLine="0"/>
               <w:jc w:val="center"/>
-              <w:rPr/>
+              <w:rPr>
+                <w:sz w:val="18"/>
+                <w:szCs w:val="18"/>
+              </w:rPr>
             </w:pPr>
             <w:r>
               <w:rPr>
+                <w:sz w:val="18"/>
+                <w:szCs w:val="18"/>
                 <w:rtl w:val="0"/>
               </w:rPr>
               <w:t xml:space="preserve">Week 5</w:t>
@@ -22663,10 +22837,15 @@
               <w:spacing w:after="0" w:before="0" w:line="240" w:lineRule="auto"/>
               <w:ind w:left="0" w:right="0" w:firstLine="0"/>
               <w:jc w:val="center"/>
-              <w:rPr/>
+              <w:rPr>
+                <w:sz w:val="18"/>
+                <w:szCs w:val="18"/>
+              </w:rPr>
             </w:pPr>
             <w:r>
               <w:rPr>
+                <w:sz w:val="18"/>
+                <w:szCs w:val="18"/>
                 <w:rtl w:val="0"/>
               </w:rPr>
               <w:t xml:space="preserve">Week 6</w:t>
@@ -22701,10 +22880,15 @@
               <w:spacing w:after="0" w:before="0" w:line="240" w:lineRule="auto"/>
               <w:ind w:left="0" w:right="0" w:firstLine="0"/>
               <w:jc w:val="center"/>
-              <w:rPr/>
+              <w:rPr>
+                <w:sz w:val="18"/>
+                <w:szCs w:val="18"/>
+              </w:rPr>
             </w:pPr>
             <w:r>
               <w:rPr>
+                <w:sz w:val="18"/>
+                <w:szCs w:val="18"/>
                 <w:rtl w:val="0"/>
               </w:rPr>
               <w:t xml:space="preserve">2 Weeks</w:t>
@@ -22739,10 +22923,15 @@
               <w:spacing w:after="0" w:before="0" w:line="240" w:lineRule="auto"/>
               <w:ind w:left="0" w:right="0" w:firstLine="0"/>
               <w:jc w:val="center"/>
-              <w:rPr/>
+              <w:rPr>
+                <w:sz w:val="18"/>
+                <w:szCs w:val="18"/>
+              </w:rPr>
             </w:pPr>
             <w:r>
               <w:rPr>
+                <w:sz w:val="18"/>
+                <w:szCs w:val="18"/>
                 <w:rtl w:val="0"/>
               </w:rPr>
               <w:t xml:space="preserve">T4, T5</w:t>
@@ -22753,6 +22942,7 @@
       <w:tr>
         <w:trPr>
           <w:cantSplit w:val="0"/>
+          <w:trHeight w:val="390" w:hRule="atLeast"/>
           <w:tblHeader w:val="0"/>
         </w:trPr>
         <w:tc>
@@ -22783,10 +22973,15 @@
               <w:spacing w:after="0" w:before="0" w:line="240" w:lineRule="auto"/>
               <w:ind w:left="0" w:right="0" w:firstLine="0"/>
               <w:jc w:val="center"/>
-              <w:rPr/>
+              <w:rPr>
+                <w:sz w:val="18"/>
+                <w:szCs w:val="18"/>
+              </w:rPr>
             </w:pPr>
             <w:r>
               <w:rPr>
+                <w:sz w:val="18"/>
+                <w:szCs w:val="18"/>
                 <w:rtl w:val="0"/>
               </w:rPr>
               <w:t xml:space="preserve">T7</w:t>
@@ -22821,10 +23016,15 @@
               <w:spacing w:after="0" w:before="0" w:line="240" w:lineRule="auto"/>
               <w:ind w:left="0" w:right="0" w:firstLine="0"/>
               <w:jc w:val="center"/>
-              <w:rPr/>
+              <w:rPr>
+                <w:sz w:val="18"/>
+                <w:szCs w:val="18"/>
+              </w:rPr>
             </w:pPr>
             <w:r>
               <w:rPr>
+                <w:sz w:val="18"/>
+                <w:szCs w:val="18"/>
                 <w:rtl w:val="0"/>
               </w:rPr>
               <w:t xml:space="preserve">Testing and Validation</w:t>
@@ -22859,10 +23059,15 @@
               <w:spacing w:after="0" w:before="0" w:line="240" w:lineRule="auto"/>
               <w:ind w:left="0" w:right="0" w:firstLine="0"/>
               <w:jc w:val="center"/>
-              <w:rPr/>
+              <w:rPr>
+                <w:sz w:val="18"/>
+                <w:szCs w:val="18"/>
+              </w:rPr>
             </w:pPr>
             <w:r>
               <w:rPr>
+                <w:sz w:val="18"/>
+                <w:szCs w:val="18"/>
                 <w:rtl w:val="0"/>
               </w:rPr>
               <w:t xml:space="preserve">Week 7</w:t>
@@ -22897,10 +23102,15 @@
               <w:spacing w:after="0" w:before="0" w:line="240" w:lineRule="auto"/>
               <w:ind w:left="0" w:right="0" w:firstLine="0"/>
               <w:jc w:val="center"/>
-              <w:rPr/>
+              <w:rPr>
+                <w:sz w:val="18"/>
+                <w:szCs w:val="18"/>
+              </w:rPr>
             </w:pPr>
             <w:r>
               <w:rPr>
+                <w:sz w:val="18"/>
+                <w:szCs w:val="18"/>
                 <w:rtl w:val="0"/>
               </w:rPr>
               <w:t xml:space="preserve">Week 7</w:t>
@@ -22935,10 +23145,15 @@
               <w:spacing w:after="0" w:before="0" w:line="240" w:lineRule="auto"/>
               <w:ind w:left="0" w:right="0" w:firstLine="0"/>
               <w:jc w:val="center"/>
-              <w:rPr/>
+              <w:rPr>
+                <w:sz w:val="18"/>
+                <w:szCs w:val="18"/>
+              </w:rPr>
             </w:pPr>
             <w:r>
               <w:rPr>
+                <w:sz w:val="18"/>
+                <w:szCs w:val="18"/>
                 <w:rtl w:val="0"/>
               </w:rPr>
               <w:t xml:space="preserve">1 Week</w:t>
@@ -22973,10 +23188,15 @@
               <w:spacing w:after="0" w:before="0" w:line="240" w:lineRule="auto"/>
               <w:ind w:left="0" w:right="0" w:firstLine="0"/>
               <w:jc w:val="center"/>
-              <w:rPr/>
+              <w:rPr>
+                <w:sz w:val="18"/>
+                <w:szCs w:val="18"/>
+              </w:rPr>
             </w:pPr>
             <w:r>
               <w:rPr>
+                <w:sz w:val="18"/>
+                <w:szCs w:val="18"/>
                 <w:rtl w:val="0"/>
               </w:rPr>
               <w:t xml:space="preserve">T4, T6</w:t>
@@ -22987,6 +23207,7 @@
       <w:tr>
         <w:trPr>
           <w:cantSplit w:val="0"/>
+          <w:trHeight w:val="450" w:hRule="atLeast"/>
           <w:tblHeader w:val="0"/>
         </w:trPr>
         <w:tc>
@@ -23017,10 +23238,15 @@
               <w:spacing w:after="0" w:before="0" w:line="240" w:lineRule="auto"/>
               <w:ind w:left="0" w:right="0" w:firstLine="0"/>
               <w:jc w:val="center"/>
-              <w:rPr/>
+              <w:rPr>
+                <w:sz w:val="18"/>
+                <w:szCs w:val="18"/>
+              </w:rPr>
             </w:pPr>
             <w:r>
               <w:rPr>
+                <w:sz w:val="18"/>
+                <w:szCs w:val="18"/>
                 <w:rtl w:val="0"/>
               </w:rPr>
               <w:t xml:space="preserve">T8</w:t>
@@ -23055,10 +23281,15 @@
               <w:spacing w:after="0" w:before="0" w:line="240" w:lineRule="auto"/>
               <w:ind w:left="0" w:right="0" w:firstLine="0"/>
               <w:jc w:val="center"/>
-              <w:rPr/>
+              <w:rPr>
+                <w:sz w:val="18"/>
+                <w:szCs w:val="18"/>
+              </w:rPr>
             </w:pPr>
             <w:r>
               <w:rPr>
+                <w:sz w:val="18"/>
+                <w:szCs w:val="18"/>
                 <w:rtl w:val="0"/>
               </w:rPr>
               <w:t xml:space="preserve">Deployment and Documentation</w:t>
@@ -23093,10 +23324,15 @@
               <w:spacing w:after="0" w:before="0" w:line="240" w:lineRule="auto"/>
               <w:ind w:left="0" w:right="0" w:firstLine="0"/>
               <w:jc w:val="center"/>
-              <w:rPr/>
+              <w:rPr>
+                <w:sz w:val="18"/>
+                <w:szCs w:val="18"/>
+              </w:rPr>
             </w:pPr>
             <w:r>
               <w:rPr>
+                <w:sz w:val="18"/>
+                <w:szCs w:val="18"/>
                 <w:rtl w:val="0"/>
               </w:rPr>
               <w:t xml:space="preserve">Week 8</w:t>
@@ -23131,10 +23367,15 @@
               <w:spacing w:after="0" w:before="0" w:line="240" w:lineRule="auto"/>
               <w:ind w:left="0" w:right="0" w:firstLine="0"/>
               <w:jc w:val="center"/>
-              <w:rPr/>
+              <w:rPr>
+                <w:sz w:val="18"/>
+                <w:szCs w:val="18"/>
+              </w:rPr>
             </w:pPr>
             <w:r>
               <w:rPr>
+                <w:sz w:val="18"/>
+                <w:szCs w:val="18"/>
                 <w:rtl w:val="0"/>
               </w:rPr>
               <w:t xml:space="preserve">Week 8</w:t>
@@ -23169,10 +23410,15 @@
               <w:spacing w:after="0" w:before="0" w:line="240" w:lineRule="auto"/>
               <w:ind w:left="0" w:right="0" w:firstLine="0"/>
               <w:jc w:val="center"/>
-              <w:rPr/>
+              <w:rPr>
+                <w:sz w:val="18"/>
+                <w:szCs w:val="18"/>
+              </w:rPr>
             </w:pPr>
             <w:r>
               <w:rPr>
+                <w:sz w:val="18"/>
+                <w:szCs w:val="18"/>
                 <w:rtl w:val="0"/>
               </w:rPr>
               <w:t xml:space="preserve">1 Week</w:t>
@@ -23207,10 +23453,15 @@
               <w:spacing w:after="0" w:before="0" w:line="240" w:lineRule="auto"/>
               <w:ind w:left="0" w:right="0" w:firstLine="0"/>
               <w:jc w:val="center"/>
-              <w:rPr/>
+              <w:rPr>
+                <w:sz w:val="18"/>
+                <w:szCs w:val="18"/>
+              </w:rPr>
             </w:pPr>
             <w:r>
               <w:rPr>
+                <w:sz w:val="18"/>
+                <w:szCs w:val="18"/>
                 <w:rtl w:val="0"/>
               </w:rPr>
               <w:t xml:space="preserve">T7</w:t>
@@ -23221,151 +23472,6 @@
     </w:tbl>
     <w:p>
       <w:pPr>
-        <w:tabs>
-          <w:tab w:val="left" w:leader="none" w:pos="180"/>
-          <w:tab w:val="left" w:leader="none" w:pos="360"/>
-          <w:tab w:val="left" w:leader="none" w:pos="720"/>
-        </w:tabs>
-        <w:ind w:left="0" w:firstLine="0"/>
-        <w:rPr/>
-      </w:pPr>
-      <w:r>
-        <w:rPr/>
-        <mc:AlternateContent>
-          <mc:Choice Requires="wpg">
-            <w:drawing>
-              <wp:anchor allowOverlap="1" behindDoc="0" distB="114300" distT="114300" distL="114300" distR="114300" hidden="0" layoutInCell="1" locked="0" relativeHeight="0" simplePos="0">
-                <wp:simplePos x="0" y="0"/>
-                <wp:positionH relativeFrom="page">
-                  <wp:posOffset>381000</wp:posOffset>
-                </wp:positionH>
-                <wp:positionV relativeFrom="page">
-                  <wp:posOffset>2141220</wp:posOffset>
-                </wp:positionV>
-                <wp:extent cx="866775" cy="390525"/>
-                <wp:effectExtent b="0" l="0" r="0" t="0"/>
-                <wp:wrapNone/>
-                <wp:docPr id="4" name=""/>
-                <a:graphic>
-                  <a:graphicData uri="http://schemas.microsoft.com/office/word/2010/wordprocessingShape">
-                    <wps:wsp>
-                      <wps:cNvSpPr txBox="1"/>
-                      <wps:cNvPr id="5" name="Shape 5"/>
-                      <wps:spPr>
-                        <a:xfrm>
-                          <a:off x="2490175" y="1897750"/>
-                          <a:ext cx="843300" cy="369300"/>
-                        </a:xfrm>
-                        <a:prstGeom prst="rect">
-                          <a:avLst/>
-                        </a:prstGeom>
-                        <a:noFill/>
-                        <a:ln>
-                          <a:noFill/>
-                        </a:ln>
-                      </wps:spPr>
-                      <wps:txbx>
-                        <w:txbxContent>
-                          <w:p>
-                            <w:pPr>
-                              <w:spacing w:after="0" w:before="0" w:line="240"/>
-                              <w:ind w:left="0" w:right="0" w:firstLine="0"/>
-                              <w:jc w:val="left"/>
-                              <w:textDirection w:val="btLr"/>
-                            </w:pPr>
-                            <w:r>
-                              <w:rPr>
-                                <w:rFonts w:ascii="Times" w:cs="Times" w:eastAsia="Times" w:hAnsi="Times"/>
-                                <w:b w:val="1"/>
-                                <w:i w:val="0"/>
-                                <w:smallCaps w:val="0"/>
-                                <w:strike w:val="0"/>
-                                <w:color w:val="000000"/>
-                                <w:sz w:val="24"/>
-                                <w:vertAlign w:val="baseline"/>
-                              </w:rPr>
-                              <w:t xml:space="preserve">Figure 5</w:t>
-                            </w:r>
-                          </w:p>
-                        </w:txbxContent>
-                      </wps:txbx>
-                      <wps:bodyPr anchorCtr="0" anchor="t" bIns="91425" lIns="91425" spcFirstLastPara="1" rIns="91425" wrap="square" tIns="91425">
-                        <a:spAutoFit/>
-                      </wps:bodyPr>
-                    </wps:wsp>
-                  </a:graphicData>
-                </a:graphic>
-              </wp:anchor>
-            </w:drawing>
-          </mc:Choice>
-          <mc:Fallback>
-            <w:drawing>
-              <wp:anchor allowOverlap="1" behindDoc="0" distB="114300" distT="114300" distL="114300" distR="114300" hidden="0" layoutInCell="1" locked="0" relativeHeight="0" simplePos="0">
-                <wp:simplePos x="0" y="0"/>
-                <wp:positionH relativeFrom="page">
-                  <wp:posOffset>381000</wp:posOffset>
-                </wp:positionH>
-                <wp:positionV relativeFrom="page">
-                  <wp:posOffset>2141220</wp:posOffset>
-                </wp:positionV>
-                <wp:extent cx="866775" cy="390525"/>
-                <wp:effectExtent b="0" l="0" r="0" t="0"/>
-                <wp:wrapNone/>
-                <wp:docPr id="4" name="image8.png"/>
-                <a:graphic>
-                  <a:graphicData uri="http://schemas.openxmlformats.org/drawingml/2006/picture">
-                    <pic:pic>
-                      <pic:nvPicPr>
-                        <pic:cNvPr id="0" name="image8.png"/>
-                        <pic:cNvPicPr preferRelativeResize="0"/>
-                      </pic:nvPicPr>
-                      <pic:blipFill>
-                        <a:blip r:embed="rId24"/>
-                        <a:srcRect/>
-                        <a:stretch>
-                          <a:fillRect/>
-                        </a:stretch>
-                      </pic:blipFill>
-                      <pic:spPr>
-                        <a:xfrm>
-                          <a:off x="0" y="0"/>
-                          <a:ext cx="866775" cy="390525"/>
-                        </a:xfrm>
-                        <a:prstGeom prst="rect"/>
-                        <a:ln/>
-                      </pic:spPr>
-                    </pic:pic>
-                  </a:graphicData>
-                </a:graphic>
-              </wp:anchor>
-            </w:drawing>
-          </mc:Fallback>
-        </mc:AlternateContent>
-      </w:r>
-      <w:r>
-        <w:rPr>
-          <w:rtl w:val="0"/>
-        </w:rPr>
-      </w:r>
-    </w:p>
-    <w:p>
-      <w:pPr>
-        <w:tabs>
-          <w:tab w:val="left" w:leader="none" w:pos="180"/>
-          <w:tab w:val="left" w:leader="none" w:pos="360"/>
-          <w:tab w:val="left" w:leader="none" w:pos="720"/>
-        </w:tabs>
-        <w:ind w:left="0" w:firstLine="0"/>
-        <w:rPr/>
-      </w:pPr>
-      <w:r>
-        <w:rPr>
-          <w:rtl w:val="0"/>
-        </w:rPr>
-      </w:r>
-    </w:p>
-    <w:p>
-      <w:pPr>
         <w:pStyle w:val="Heading2"/>
         <w:tabs>
           <w:tab w:val="left" w:leader="none" w:pos="180"/>
@@ -23374,8 +23480,8 @@
         </w:tabs>
         <w:rPr/>
       </w:pPr>
-      <w:bookmarkStart w:colFirst="0" w:colLast="0" w:name="_mcm61u9om6cf" w:id="58"/>
-      <w:bookmarkEnd w:id="58"/>
+      <w:bookmarkStart w:colFirst="0" w:colLast="0" w:name="_mcm61u9om6cf" w:id="59"/>
+      <w:bookmarkEnd w:id="59"/>
       <w:r>
         <w:rPr>
           <w:rtl w:val="0"/>
@@ -23409,8 +23515,8 @@
         </w:tabs>
         <w:rPr/>
       </w:pPr>
-      <w:bookmarkStart w:colFirst="0" w:colLast="0" w:name="_rnw2a0im5rnc" w:id="59"/>
-      <w:bookmarkEnd w:id="59"/>
+      <w:bookmarkStart w:colFirst="0" w:colLast="0" w:name="_rnw2a0im5rnc" w:id="60"/>
+      <w:bookmarkEnd w:id="60"/>
       <w:r>
         <w:rPr>
           <w:rtl w:val="0"/>
@@ -23528,8 +23634,8 @@
         </w:tabs>
         <w:rPr/>
       </w:pPr>
-      <w:bookmarkStart w:colFirst="0" w:colLast="0" w:name="_l1w46ikrj94r" w:id="60"/>
-      <w:bookmarkEnd w:id="60"/>
+      <w:bookmarkStart w:colFirst="0" w:colLast="0" w:name="_l1w46ikrj94r" w:id="61"/>
+      <w:bookmarkEnd w:id="61"/>
       <w:r>
         <w:rPr>
           <w:rtl w:val="0"/>
@@ -23563,8 +23669,8 @@
         </w:tabs>
         <w:rPr/>
       </w:pPr>
-      <w:bookmarkStart w:colFirst="0" w:colLast="0" w:name="_zi01wlmqmbv5" w:id="61"/>
-      <w:bookmarkEnd w:id="61"/>
+      <w:bookmarkStart w:colFirst="0" w:colLast="0" w:name="_zi01wlmqmbv5" w:id="62"/>
+      <w:bookmarkEnd w:id="62"/>
       <w:r>
         <w:rPr>
           <w:rtl w:val="0"/>
@@ -24954,8 +25060,8 @@
         </w:tabs>
         <w:rPr/>
       </w:pPr>
-      <w:bookmarkStart w:colFirst="0" w:colLast="0" w:name="_1gqlh35uys2u" w:id="62"/>
-      <w:bookmarkEnd w:id="62"/>
+      <w:bookmarkStart w:colFirst="0" w:colLast="0" w:name="_1gqlh35uys2u" w:id="63"/>
+      <w:bookmarkEnd w:id="63"/>
       <w:r>
         <w:rPr>
           <w:rtl w:val="0"/>
@@ -24966,9 +25072,9 @@
     <w:tbl>
       <w:tblPr>
         <w:tblStyle w:val="Table5"/>
-        <w:tblW w:w="12165.0" w:type="dxa"/>
+        <w:tblW w:w="10980.0" w:type="dxa"/>
         <w:jc w:val="left"/>
-        <w:tblInd w:w="-1395.0" w:type="dxa"/>
+        <w:tblInd w:w="-810.0" w:type="dxa"/>
         <w:tblBorders>
           <w:top w:color="000000" w:space="0" w:sz="0" w:val="nil"/>
           <w:left w:color="000000" w:space="0" w:sz="0" w:val="nil"/>
@@ -24981,37 +25087,37 @@
         <w:tblLook w:val="0600"/>
       </w:tblPr>
       <w:tblGrid>
-        <w:gridCol w:w="1110"/>
-        <w:gridCol w:w="1245"/>
-        <w:gridCol w:w="1620"/>
-        <w:gridCol w:w="750"/>
-        <w:gridCol w:w="1620"/>
-        <w:gridCol w:w="1335"/>
-        <w:gridCol w:w="1110"/>
-        <w:gridCol w:w="1095"/>
-        <w:gridCol w:w="930"/>
-        <w:gridCol w:w="645"/>
-        <w:gridCol w:w="705"/>
+        <w:gridCol w:w="615"/>
+        <w:gridCol w:w="900"/>
+        <w:gridCol w:w="915"/>
+        <w:gridCol w:w="765"/>
+        <w:gridCol w:w="1365"/>
+        <w:gridCol w:w="1200"/>
+        <w:gridCol w:w="1020"/>
+        <w:gridCol w:w="1455"/>
+        <w:gridCol w:w="1170"/>
+        <w:gridCol w:w="615"/>
+        <w:gridCol w:w="960"/>
         <w:tblGridChange w:id="0">
           <w:tblGrid>
-            <w:gridCol w:w="1110"/>
-            <w:gridCol w:w="1245"/>
-            <w:gridCol w:w="1620"/>
-            <w:gridCol w:w="750"/>
-            <w:gridCol w:w="1620"/>
-            <w:gridCol w:w="1335"/>
-            <w:gridCol w:w="1110"/>
-            <w:gridCol w:w="1095"/>
-            <w:gridCol w:w="930"/>
-            <w:gridCol w:w="645"/>
-            <w:gridCol w:w="705"/>
+            <w:gridCol w:w="615"/>
+            <w:gridCol w:w="900"/>
+            <w:gridCol w:w="915"/>
+            <w:gridCol w:w="765"/>
+            <w:gridCol w:w="1365"/>
+            <w:gridCol w:w="1200"/>
+            <w:gridCol w:w="1020"/>
+            <w:gridCol w:w="1455"/>
+            <w:gridCol w:w="1170"/>
+            <w:gridCol w:w="615"/>
+            <w:gridCol w:w="960"/>
           </w:tblGrid>
         </w:tblGridChange>
       </w:tblGrid>
       <w:tr>
         <w:trPr>
           <w:cantSplit w:val="0"/>
-          <w:trHeight w:val="535" w:hRule="atLeast"/>
+          <w:trHeight w:val="390" w:hRule="atLeast"/>
           <w:tblHeader w:val="0"/>
         </w:trPr>
         <w:tc>
@@ -25041,8 +25147,8 @@
               </w:tabs>
               <w:jc w:val="center"/>
               <w:rPr>
-                <w:sz w:val="22"/>
-                <w:szCs w:val="22"/>
+                <w:sz w:val="18"/>
+                <w:szCs w:val="18"/>
               </w:rPr>
             </w:pPr>
             <w:r>
@@ -25050,8 +25156,8 @@
                 <w:b w:val="1"/>
                 <w:bCs w:val="1"/>
                 <w:color w:val="ffffff"/>
-                <w:sz w:val="22"/>
-                <w:szCs w:val="22"/>
+                <w:sz w:val="18"/>
+                <w:szCs w:val="18"/>
                 <w:rtl w:val="0"/>
               </w:rPr>
               <w:t xml:space="preserve">Test Case Table - CinemaCore Systems</w:t>
@@ -25067,7 +25173,7 @@
       <w:tr>
         <w:trPr>
           <w:cantSplit w:val="0"/>
-          <w:trHeight w:val="415" w:hRule="atLeast"/>
+          <w:trHeight w:val="1632.0000000000002" w:hRule="atLeast"/>
           <w:tblHeader w:val="0"/>
         </w:trPr>
         <w:tc>
@@ -25095,16 +25201,16 @@
                 <w:tab w:val="left" w:leader="none" w:pos="720"/>
               </w:tabs>
               <w:rPr>
-                <w:sz w:val="22"/>
-                <w:szCs w:val="22"/>
+                <w:sz w:val="18"/>
+                <w:szCs w:val="18"/>
               </w:rPr>
             </w:pPr>
             <w:r>
               <w:rPr>
                 <w:b w:val="1"/>
                 <w:bCs w:val="1"/>
-                <w:sz w:val="22"/>
-                <w:szCs w:val="22"/>
+                <w:sz w:val="18"/>
+                <w:szCs w:val="18"/>
                 <w:rtl w:val="0"/>
               </w:rPr>
               <w:t xml:space="preserve">TestCaseId</w:t>
@@ -25141,16 +25247,16 @@
                 <w:tab w:val="left" w:leader="none" w:pos="720"/>
               </w:tabs>
               <w:rPr>
-                <w:sz w:val="22"/>
-                <w:szCs w:val="22"/>
+                <w:sz w:val="18"/>
+                <w:szCs w:val="18"/>
               </w:rPr>
             </w:pPr>
             <w:r>
               <w:rPr>
                 <w:b w:val="1"/>
                 <w:bCs w:val="1"/>
-                <w:sz w:val="22"/>
-                <w:szCs w:val="22"/>
+                <w:sz w:val="18"/>
+                <w:szCs w:val="18"/>
                 <w:rtl w:val="0"/>
               </w:rPr>
               <w:t xml:space="preserve">Type</w:t>
@@ -25187,16 +25293,16 @@
                 <w:tab w:val="left" w:leader="none" w:pos="720"/>
               </w:tabs>
               <w:rPr>
-                <w:sz w:val="22"/>
-                <w:szCs w:val="22"/>
+                <w:sz w:val="18"/>
+                <w:szCs w:val="18"/>
               </w:rPr>
             </w:pPr>
             <w:r>
               <w:rPr>
                 <w:b w:val="1"/>
                 <w:bCs w:val="1"/>
-                <w:sz w:val="22"/>
-                <w:szCs w:val="22"/>
+                <w:sz w:val="18"/>
+                <w:szCs w:val="18"/>
                 <w:rtl w:val="0"/>
               </w:rPr>
               <w:t xml:space="preserve">Component</w:t>
@@ -25233,16 +25339,16 @@
                 <w:tab w:val="left" w:leader="none" w:pos="720"/>
               </w:tabs>
               <w:rPr>
-                <w:sz w:val="22"/>
-                <w:szCs w:val="22"/>
+                <w:sz w:val="18"/>
+                <w:szCs w:val="18"/>
               </w:rPr>
             </w:pPr>
             <w:r>
               <w:rPr>
                 <w:b w:val="1"/>
                 <w:bCs w:val="1"/>
-                <w:sz w:val="22"/>
-                <w:szCs w:val="22"/>
+                <w:sz w:val="18"/>
+                <w:szCs w:val="18"/>
                 <w:rtl w:val="0"/>
               </w:rPr>
               <w:t xml:space="preserve">Priority</w:t>
@@ -25279,16 +25385,16 @@
                 <w:tab w:val="left" w:leader="none" w:pos="720"/>
               </w:tabs>
               <w:rPr>
-                <w:sz w:val="22"/>
-                <w:szCs w:val="22"/>
+                <w:sz w:val="18"/>
+                <w:szCs w:val="18"/>
               </w:rPr>
             </w:pPr>
             <w:r>
               <w:rPr>
                 <w:b w:val="1"/>
                 <w:bCs w:val="1"/>
-                <w:sz w:val="22"/>
-                <w:szCs w:val="22"/>
+                <w:sz w:val="18"/>
+                <w:szCs w:val="18"/>
                 <w:rtl w:val="0"/>
               </w:rPr>
               <w:t xml:space="preserve">Description/Test Summary</w:t>
@@ -25325,16 +25431,16 @@
                 <w:tab w:val="left" w:leader="none" w:pos="720"/>
               </w:tabs>
               <w:rPr>
-                <w:sz w:val="22"/>
-                <w:szCs w:val="22"/>
+                <w:sz w:val="18"/>
+                <w:szCs w:val="18"/>
               </w:rPr>
             </w:pPr>
             <w:r>
               <w:rPr>
                 <w:b w:val="1"/>
                 <w:bCs w:val="1"/>
-                <w:sz w:val="22"/>
-                <w:szCs w:val="22"/>
+                <w:sz w:val="18"/>
+                <w:szCs w:val="18"/>
                 <w:rtl w:val="0"/>
               </w:rPr>
               <w:t xml:space="preserve">Pre-requisites</w:t>
@@ -25371,16 +25477,16 @@
                 <w:tab w:val="left" w:leader="none" w:pos="720"/>
               </w:tabs>
               <w:rPr>
-                <w:sz w:val="22"/>
-                <w:szCs w:val="22"/>
+                <w:sz w:val="18"/>
+                <w:szCs w:val="18"/>
               </w:rPr>
             </w:pPr>
             <w:r>
               <w:rPr>
                 <w:b w:val="1"/>
                 <w:bCs w:val="1"/>
-                <w:sz w:val="22"/>
-                <w:szCs w:val="22"/>
+                <w:sz w:val="18"/>
+                <w:szCs w:val="18"/>
                 <w:rtl w:val="0"/>
               </w:rPr>
               <w:t xml:space="preserve">Test Steps</w:t>
@@ -25417,16 +25523,16 @@
                 <w:tab w:val="left" w:leader="none" w:pos="720"/>
               </w:tabs>
               <w:rPr>
-                <w:sz w:val="22"/>
-                <w:szCs w:val="22"/>
+                <w:sz w:val="18"/>
+                <w:szCs w:val="18"/>
               </w:rPr>
             </w:pPr>
             <w:r>
               <w:rPr>
                 <w:b w:val="1"/>
                 <w:bCs w:val="1"/>
-                <w:sz w:val="22"/>
-                <w:szCs w:val="22"/>
+                <w:sz w:val="18"/>
+                <w:szCs w:val="18"/>
                 <w:rtl w:val="0"/>
               </w:rPr>
               <w:t xml:space="preserve">Expected Result</w:t>
@@ -25463,16 +25569,16 @@
                 <w:tab w:val="left" w:leader="none" w:pos="720"/>
               </w:tabs>
               <w:rPr>
-                <w:sz w:val="22"/>
-                <w:szCs w:val="22"/>
+                <w:sz w:val="18"/>
+                <w:szCs w:val="18"/>
               </w:rPr>
             </w:pPr>
             <w:r>
               <w:rPr>
                 <w:b w:val="1"/>
                 <w:bCs w:val="1"/>
-                <w:sz w:val="22"/>
-                <w:szCs w:val="22"/>
+                <w:sz w:val="18"/>
+                <w:szCs w:val="18"/>
                 <w:rtl w:val="0"/>
               </w:rPr>
               <w:t xml:space="preserve">Actual Result</w:t>
@@ -25509,16 +25615,16 @@
                 <w:tab w:val="left" w:leader="none" w:pos="720"/>
               </w:tabs>
               <w:rPr>
-                <w:sz w:val="22"/>
-                <w:szCs w:val="22"/>
+                <w:sz w:val="18"/>
+                <w:szCs w:val="18"/>
               </w:rPr>
             </w:pPr>
             <w:r>
               <w:rPr>
                 <w:b w:val="1"/>
                 <w:bCs w:val="1"/>
-                <w:sz w:val="22"/>
-                <w:szCs w:val="22"/>
+                <w:sz w:val="18"/>
+                <w:szCs w:val="18"/>
                 <w:rtl w:val="0"/>
               </w:rPr>
               <w:t xml:space="preserve">Status</w:t>
@@ -25555,16 +25661,16 @@
                 <w:tab w:val="left" w:leader="none" w:pos="720"/>
               </w:tabs>
               <w:rPr>
-                <w:sz w:val="22"/>
-                <w:szCs w:val="22"/>
+                <w:sz w:val="18"/>
+                <w:szCs w:val="18"/>
               </w:rPr>
             </w:pPr>
             <w:r>
               <w:rPr>
                 <w:b w:val="1"/>
                 <w:bCs w:val="1"/>
-                <w:sz w:val="22"/>
-                <w:szCs w:val="22"/>
+                <w:sz w:val="18"/>
+                <w:szCs w:val="18"/>
                 <w:rtl w:val="0"/>
               </w:rPr>
               <w:t xml:space="preserve">Test Executed By</w:t>
@@ -25580,7 +25686,7 @@
       <w:tr>
         <w:trPr>
           <w:cantSplit w:val="0"/>
-          <w:trHeight w:val="1900" w:hRule="atLeast"/>
+          <w:trHeight w:val="1632.0000000000002" w:hRule="atLeast"/>
           <w:tblHeader w:val="0"/>
         </w:trPr>
         <w:tc>
@@ -25608,15 +25714,15 @@
                 <w:tab w:val="left" w:leader="none" w:pos="720"/>
               </w:tabs>
               <w:rPr>
-                <w:sz w:val="22"/>
-                <w:szCs w:val="22"/>
+                <w:sz w:val="18"/>
+                <w:szCs w:val="18"/>
               </w:rPr>
             </w:pPr>
             <w:r>
               <w:rPr>
                 <w:color w:val="333333"/>
-                <w:sz w:val="22"/>
-                <w:szCs w:val="22"/>
+                <w:sz w:val="18"/>
+                <w:szCs w:val="18"/>
                 <w:rtl w:val="0"/>
               </w:rPr>
               <w:t xml:space="preserve">TC-001</w:t>
@@ -25653,15 +25759,15 @@
                 <w:tab w:val="left" w:leader="none" w:pos="720"/>
               </w:tabs>
               <w:rPr>
-                <w:sz w:val="22"/>
-                <w:szCs w:val="22"/>
+                <w:sz w:val="18"/>
+                <w:szCs w:val="18"/>
               </w:rPr>
             </w:pPr>
             <w:r>
               <w:rPr>
                 <w:color w:val="333333"/>
-                <w:sz w:val="22"/>
-                <w:szCs w:val="22"/>
+                <w:sz w:val="18"/>
+                <w:szCs w:val="18"/>
                 <w:rtl w:val="0"/>
               </w:rPr>
               <w:t xml:space="preserve">Functional</w:t>
@@ -25698,15 +25804,15 @@
                 <w:tab w:val="left" w:leader="none" w:pos="720"/>
               </w:tabs>
               <w:rPr>
-                <w:sz w:val="22"/>
-                <w:szCs w:val="22"/>
+                <w:sz w:val="18"/>
+                <w:szCs w:val="18"/>
               </w:rPr>
             </w:pPr>
             <w:r>
               <w:rPr>
                 <w:color w:val="333333"/>
-                <w:sz w:val="22"/>
-                <w:szCs w:val="22"/>
+                <w:sz w:val="18"/>
+                <w:szCs w:val="18"/>
                 <w:rtl w:val="0"/>
               </w:rPr>
               <w:t xml:space="preserve">Seat Selection</w:t>
@@ -25743,15 +25849,15 @@
                 <w:tab w:val="left" w:leader="none" w:pos="720"/>
               </w:tabs>
               <w:rPr>
-                <w:sz w:val="22"/>
-                <w:szCs w:val="22"/>
+                <w:sz w:val="18"/>
+                <w:szCs w:val="18"/>
               </w:rPr>
             </w:pPr>
             <w:r>
               <w:rPr>
                 <w:color w:val="333333"/>
-                <w:sz w:val="22"/>
-                <w:szCs w:val="22"/>
+                <w:sz w:val="18"/>
+                <w:szCs w:val="18"/>
                 <w:rtl w:val="0"/>
               </w:rPr>
               <w:t xml:space="preserve">P0</w:t>
@@ -25788,15 +25894,15 @@
                 <w:tab w:val="left" w:leader="none" w:pos="720"/>
               </w:tabs>
               <w:rPr>
-                <w:sz w:val="22"/>
-                <w:szCs w:val="22"/>
+                <w:sz w:val="18"/>
+                <w:szCs w:val="18"/>
               </w:rPr>
             </w:pPr>
             <w:r>
               <w:rPr>
                 <w:color w:val="333333"/>
-                <w:sz w:val="22"/>
-                <w:szCs w:val="22"/>
+                <w:sz w:val="18"/>
+                <w:szCs w:val="18"/>
                 <w:rtl w:val="0"/>
               </w:rPr>
               <w:t xml:space="preserve">Verify the system displays real-time seat availability</w:t>
@@ -25833,15 +25939,15 @@
                 <w:tab w:val="left" w:leader="none" w:pos="720"/>
               </w:tabs>
               <w:rPr>
-                <w:sz w:val="22"/>
-                <w:szCs w:val="22"/>
+                <w:sz w:val="18"/>
+                <w:szCs w:val="18"/>
               </w:rPr>
             </w:pPr>
             <w:r>
               <w:rPr>
                 <w:color w:val="333333"/>
-                <w:sz w:val="22"/>
-                <w:szCs w:val="22"/>
+                <w:sz w:val="18"/>
+                <w:szCs w:val="18"/>
                 <w:rtl w:val="0"/>
               </w:rPr>
               <w:t xml:space="preserve">Viewing a movie showtime</w:t>
@@ -25879,15 +25985,15 @@
               </w:tabs>
               <w:rPr>
                 <w:color w:val="333333"/>
-                <w:sz w:val="22"/>
-                <w:szCs w:val="22"/>
+                <w:sz w:val="18"/>
+                <w:szCs w:val="18"/>
               </w:rPr>
             </w:pPr>
             <w:r>
               <w:rPr>
                 <w:color w:val="333333"/>
-                <w:sz w:val="22"/>
-                <w:szCs w:val="22"/>
+                <w:sz w:val="18"/>
+                <w:szCs w:val="18"/>
                 <w:rtl w:val="0"/>
               </w:rPr>
               <w:t xml:space="preserve">1. Select a movie and showtime</w:t>
@@ -25901,15 +26007,15 @@
                 <w:tab w:val="left" w:leader="none" w:pos="720"/>
               </w:tabs>
               <w:rPr>
-                <w:sz w:val="22"/>
-                <w:szCs w:val="22"/>
+                <w:sz w:val="18"/>
+                <w:szCs w:val="18"/>
               </w:rPr>
             </w:pPr>
             <w:r>
               <w:rPr>
                 <w:color w:val="333333"/>
-                <w:sz w:val="22"/>
-                <w:szCs w:val="22"/>
+                <w:sz w:val="18"/>
+                <w:szCs w:val="18"/>
                 <w:rtl w:val="0"/>
               </w:rPr>
               <w:t xml:space="preserve">2. Open seat selection page</w:t>
@@ -25946,15 +26052,15 @@
                 <w:tab w:val="left" w:leader="none" w:pos="720"/>
               </w:tabs>
               <w:rPr>
-                <w:sz w:val="22"/>
-                <w:szCs w:val="22"/>
+                <w:sz w:val="18"/>
+                <w:szCs w:val="18"/>
               </w:rPr>
             </w:pPr>
             <w:r>
               <w:rPr>
                 <w:color w:val="333333"/>
-                <w:sz w:val="22"/>
-                <w:szCs w:val="22"/>
+                <w:sz w:val="18"/>
+                <w:szCs w:val="18"/>
                 <w:rtl w:val="0"/>
               </w:rPr>
               <w:t xml:space="preserve">Seat map should display reserved, locked, and available seats correctly</w:t>
@@ -25991,15 +26097,15 @@
                 <w:tab w:val="left" w:leader="none" w:pos="720"/>
               </w:tabs>
               <w:rPr>
-                <w:sz w:val="22"/>
-                <w:szCs w:val="22"/>
+                <w:sz w:val="18"/>
+                <w:szCs w:val="18"/>
               </w:rPr>
             </w:pPr>
             <w:r>
               <w:rPr>
                 <w:color w:val="333333"/>
-                <w:sz w:val="22"/>
-                <w:szCs w:val="22"/>
+                <w:sz w:val="18"/>
+                <w:szCs w:val="18"/>
                 <w:rtl w:val="0"/>
               </w:rPr>
               <w:t xml:space="preserve">Seat map displays reserved, locked, and available seats</w:t>
@@ -26036,15 +26142,15 @@
                 <w:tab w:val="left" w:leader="none" w:pos="720"/>
               </w:tabs>
               <w:rPr>
-                <w:sz w:val="22"/>
-                <w:szCs w:val="22"/>
+                <w:sz w:val="18"/>
+                <w:szCs w:val="18"/>
               </w:rPr>
             </w:pPr>
             <w:r>
               <w:rPr>
                 <w:color w:val="333333"/>
-                <w:sz w:val="22"/>
-                <w:szCs w:val="22"/>
+                <w:sz w:val="18"/>
+                <w:szCs w:val="18"/>
                 <w:rtl w:val="0"/>
               </w:rPr>
               <w:t xml:space="preserve">Pass</w:t>
@@ -26081,15 +26187,15 @@
                 <w:tab w:val="left" w:leader="none" w:pos="720"/>
               </w:tabs>
               <w:rPr>
-                <w:sz w:val="22"/>
-                <w:szCs w:val="22"/>
+                <w:sz w:val="18"/>
+                <w:szCs w:val="18"/>
               </w:rPr>
             </w:pPr>
             <w:r>
               <w:rPr>
                 <w:color w:val="333333"/>
-                <w:sz w:val="22"/>
-                <w:szCs w:val="22"/>
+                <w:sz w:val="18"/>
+                <w:szCs w:val="18"/>
                 <w:rtl w:val="0"/>
               </w:rPr>
               <w:t xml:space="preserve">User_Exp_Tester</w:t>
@@ -26105,7 +26211,7 @@
       <w:tr>
         <w:trPr>
           <w:cantSplit w:val="0"/>
-          <w:trHeight w:val="1900" w:hRule="atLeast"/>
+          <w:trHeight w:val="1632.0000000000002" w:hRule="atLeast"/>
           <w:tblHeader w:val="0"/>
         </w:trPr>
         <w:tc>
@@ -26133,15 +26239,15 @@
                 <w:tab w:val="left" w:leader="none" w:pos="720"/>
               </w:tabs>
               <w:rPr>
-                <w:sz w:val="22"/>
-                <w:szCs w:val="22"/>
+                <w:sz w:val="18"/>
+                <w:szCs w:val="18"/>
               </w:rPr>
             </w:pPr>
             <w:r>
               <w:rPr>
                 <w:color w:val="333333"/>
-                <w:sz w:val="22"/>
-                <w:szCs w:val="22"/>
+                <w:sz w:val="18"/>
+                <w:szCs w:val="18"/>
                 <w:rtl w:val="0"/>
               </w:rPr>
               <w:t xml:space="preserve">TC-002</w:t>
@@ -26178,15 +26284,15 @@
                 <w:tab w:val="left" w:leader="none" w:pos="720"/>
               </w:tabs>
               <w:rPr>
-                <w:sz w:val="22"/>
-                <w:szCs w:val="22"/>
+                <w:sz w:val="18"/>
+                <w:szCs w:val="18"/>
               </w:rPr>
             </w:pPr>
             <w:r>
               <w:rPr>
                 <w:color w:val="333333"/>
-                <w:sz w:val="22"/>
-                <w:szCs w:val="22"/>
+                <w:sz w:val="18"/>
+                <w:szCs w:val="18"/>
                 <w:rtl w:val="0"/>
               </w:rPr>
               <w:t xml:space="preserve">Functional</w:t>
@@ -26223,15 +26329,15 @@
                 <w:tab w:val="left" w:leader="none" w:pos="720"/>
               </w:tabs>
               <w:rPr>
-                <w:sz w:val="22"/>
-                <w:szCs w:val="22"/>
+                <w:sz w:val="18"/>
+                <w:szCs w:val="18"/>
               </w:rPr>
             </w:pPr>
             <w:r>
               <w:rPr>
                 <w:color w:val="333333"/>
-                <w:sz w:val="22"/>
-                <w:szCs w:val="22"/>
+                <w:sz w:val="18"/>
+                <w:szCs w:val="18"/>
                 <w:rtl w:val="0"/>
               </w:rPr>
               <w:t xml:space="preserve">Pricing </w:t>
@@ -26268,15 +26374,15 @@
                 <w:tab w:val="left" w:leader="none" w:pos="720"/>
               </w:tabs>
               <w:rPr>
-                <w:sz w:val="22"/>
-                <w:szCs w:val="22"/>
+                <w:sz w:val="18"/>
+                <w:szCs w:val="18"/>
               </w:rPr>
             </w:pPr>
             <w:r>
               <w:rPr>
                 <w:color w:val="333333"/>
-                <w:sz w:val="22"/>
-                <w:szCs w:val="22"/>
+                <w:sz w:val="18"/>
+                <w:szCs w:val="18"/>
                 <w:rtl w:val="0"/>
               </w:rPr>
               <w:t xml:space="preserve">P1</w:t>
@@ -26313,15 +26419,15 @@
                 <w:tab w:val="left" w:leader="none" w:pos="720"/>
               </w:tabs>
               <w:rPr>
-                <w:sz w:val="22"/>
-                <w:szCs w:val="22"/>
+                <w:sz w:val="18"/>
+                <w:szCs w:val="18"/>
               </w:rPr>
             </w:pPr>
             <w:r>
               <w:rPr>
                 <w:color w:val="333333"/>
-                <w:sz w:val="22"/>
-                <w:szCs w:val="22"/>
+                <w:sz w:val="18"/>
+                <w:szCs w:val="18"/>
                 <w:rtl w:val="0"/>
               </w:rPr>
               <w:t xml:space="preserve">Verify dynamic pricing based on seat location</w:t>
@@ -26358,15 +26464,15 @@
                 <w:tab w:val="left" w:leader="none" w:pos="720"/>
               </w:tabs>
               <w:rPr>
-                <w:sz w:val="22"/>
-                <w:szCs w:val="22"/>
+                <w:sz w:val="18"/>
+                <w:szCs w:val="18"/>
               </w:rPr>
             </w:pPr>
             <w:r>
               <w:rPr>
                 <w:color w:val="333333"/>
-                <w:sz w:val="22"/>
-                <w:szCs w:val="22"/>
+                <w:sz w:val="18"/>
+                <w:szCs w:val="18"/>
                 <w:rtl w:val="0"/>
               </w:rPr>
               <w:t xml:space="preserve">Seat map visible</w:t>
@@ -26404,15 +26510,15 @@
               </w:tabs>
               <w:rPr>
                 <w:color w:val="333333"/>
-                <w:sz w:val="22"/>
-                <w:szCs w:val="22"/>
+                <w:sz w:val="18"/>
+                <w:szCs w:val="18"/>
               </w:rPr>
             </w:pPr>
             <w:r>
               <w:rPr>
                 <w:color w:val="333333"/>
-                <w:sz w:val="22"/>
-                <w:szCs w:val="22"/>
+                <w:sz w:val="18"/>
+                <w:szCs w:val="18"/>
                 <w:rtl w:val="0"/>
               </w:rPr>
               <w:t xml:space="preserve">1. Select front row seat</w:t>
@@ -26426,15 +26532,15 @@
                 <w:tab w:val="left" w:leader="none" w:pos="720"/>
               </w:tabs>
               <w:rPr>
-                <w:sz w:val="22"/>
-                <w:szCs w:val="22"/>
+                <w:sz w:val="18"/>
+                <w:szCs w:val="18"/>
               </w:rPr>
             </w:pPr>
             <w:r>
               <w:rPr>
                 <w:color w:val="333333"/>
-                <w:sz w:val="22"/>
-                <w:szCs w:val="22"/>
+                <w:sz w:val="18"/>
+                <w:szCs w:val="18"/>
                 <w:rtl w:val="0"/>
               </w:rPr>
               <w:t xml:space="preserve">2. Select center seat</w:t>
@@ -26471,15 +26577,15 @@
                 <w:tab w:val="left" w:leader="none" w:pos="720"/>
               </w:tabs>
               <w:rPr>
-                <w:sz w:val="22"/>
-                <w:szCs w:val="22"/>
+                <w:sz w:val="18"/>
+                <w:szCs w:val="18"/>
               </w:rPr>
             </w:pPr>
             <w:r>
               <w:rPr>
                 <w:color w:val="333333"/>
-                <w:sz w:val="22"/>
-                <w:szCs w:val="22"/>
+                <w:sz w:val="18"/>
+                <w:szCs w:val="18"/>
                 <w:rtl w:val="0"/>
               </w:rPr>
               <w:t xml:space="preserve">Different price tiers displayed</w:t>
@@ -26516,15 +26622,15 @@
                 <w:tab w:val="left" w:leader="none" w:pos="720"/>
               </w:tabs>
               <w:rPr>
-                <w:sz w:val="22"/>
-                <w:szCs w:val="22"/>
+                <w:sz w:val="18"/>
+                <w:szCs w:val="18"/>
               </w:rPr>
             </w:pPr>
             <w:r>
               <w:rPr>
                 <w:color w:val="333333"/>
-                <w:sz w:val="22"/>
-                <w:szCs w:val="22"/>
+                <w:sz w:val="18"/>
+                <w:szCs w:val="18"/>
                 <w:rtl w:val="0"/>
               </w:rPr>
               <w:t xml:space="preserve">Front row price was discounted, while center seat had premium pricing</w:t>
@@ -26561,15 +26667,15 @@
                 <w:tab w:val="left" w:leader="none" w:pos="720"/>
               </w:tabs>
               <w:rPr>
-                <w:sz w:val="22"/>
-                <w:szCs w:val="22"/>
+                <w:sz w:val="18"/>
+                <w:szCs w:val="18"/>
               </w:rPr>
             </w:pPr>
             <w:r>
               <w:rPr>
                 <w:color w:val="333333"/>
-                <w:sz w:val="22"/>
-                <w:szCs w:val="22"/>
+                <w:sz w:val="18"/>
+                <w:szCs w:val="18"/>
                 <w:rtl w:val="0"/>
               </w:rPr>
               <w:t xml:space="preserve">Pass</w:t>
@@ -26606,15 +26712,15 @@
                 <w:tab w:val="left" w:leader="none" w:pos="720"/>
               </w:tabs>
               <w:rPr>
-                <w:sz w:val="22"/>
-                <w:szCs w:val="22"/>
+                <w:sz w:val="18"/>
+                <w:szCs w:val="18"/>
               </w:rPr>
             </w:pPr>
             <w:r>
               <w:rPr>
                 <w:color w:val="333333"/>
-                <w:sz w:val="22"/>
-                <w:szCs w:val="22"/>
+                <w:sz w:val="18"/>
+                <w:szCs w:val="18"/>
                 <w:rtl w:val="0"/>
               </w:rPr>
               <w:t xml:space="preserve">User_Exp_Tester</w:t>
@@ -26630,7 +26736,7 @@
       <w:tr>
         <w:trPr>
           <w:cantSplit w:val="0"/>
-          <w:trHeight w:val="1900" w:hRule="atLeast"/>
+          <w:trHeight w:val="1632.0000000000002" w:hRule="atLeast"/>
           <w:tblHeader w:val="0"/>
         </w:trPr>
         <w:tc>
@@ -26658,15 +26764,15 @@
                 <w:tab w:val="left" w:leader="none" w:pos="720"/>
               </w:tabs>
               <w:rPr>
-                <w:sz w:val="22"/>
-                <w:szCs w:val="22"/>
+                <w:sz w:val="18"/>
+                <w:szCs w:val="18"/>
               </w:rPr>
             </w:pPr>
             <w:r>
               <w:rPr>
                 <w:color w:val="333333"/>
-                <w:sz w:val="22"/>
-                <w:szCs w:val="22"/>
+                <w:sz w:val="18"/>
+                <w:szCs w:val="18"/>
                 <w:rtl w:val="0"/>
               </w:rPr>
               <w:t xml:space="preserve">TC-003</w:t>
@@ -26703,15 +26809,15 @@
                 <w:tab w:val="left" w:leader="none" w:pos="720"/>
               </w:tabs>
               <w:rPr>
-                <w:sz w:val="22"/>
-                <w:szCs w:val="22"/>
+                <w:sz w:val="18"/>
+                <w:szCs w:val="18"/>
               </w:rPr>
             </w:pPr>
             <w:r>
               <w:rPr>
                 <w:color w:val="333333"/>
-                <w:sz w:val="22"/>
-                <w:szCs w:val="22"/>
+                <w:sz w:val="18"/>
+                <w:szCs w:val="18"/>
                 <w:rtl w:val="0"/>
               </w:rPr>
               <w:t xml:space="preserve">Functional</w:t>
@@ -26748,15 +26854,15 @@
                 <w:tab w:val="left" w:leader="none" w:pos="720"/>
               </w:tabs>
               <w:rPr>
-                <w:sz w:val="22"/>
-                <w:szCs w:val="22"/>
+                <w:sz w:val="18"/>
+                <w:szCs w:val="18"/>
               </w:rPr>
             </w:pPr>
             <w:r>
               <w:rPr>
                 <w:color w:val="333333"/>
-                <w:sz w:val="22"/>
-                <w:szCs w:val="22"/>
+                <w:sz w:val="18"/>
+                <w:szCs w:val="18"/>
                 <w:rtl w:val="0"/>
               </w:rPr>
               <w:t xml:space="preserve">Payment</w:t>
@@ -26793,15 +26899,15 @@
                 <w:tab w:val="left" w:leader="none" w:pos="720"/>
               </w:tabs>
               <w:rPr>
-                <w:sz w:val="22"/>
-                <w:szCs w:val="22"/>
+                <w:sz w:val="18"/>
+                <w:szCs w:val="18"/>
               </w:rPr>
             </w:pPr>
             <w:r>
               <w:rPr>
                 <w:color w:val="333333"/>
-                <w:sz w:val="22"/>
-                <w:szCs w:val="22"/>
+                <w:sz w:val="18"/>
+                <w:szCs w:val="18"/>
                 <w:rtl w:val="0"/>
               </w:rPr>
               <w:t xml:space="preserve">P0</w:t>
@@ -26838,15 +26944,15 @@
                 <w:tab w:val="left" w:leader="none" w:pos="720"/>
               </w:tabs>
               <w:rPr>
-                <w:sz w:val="22"/>
-                <w:szCs w:val="22"/>
+                <w:sz w:val="18"/>
+                <w:szCs w:val="18"/>
               </w:rPr>
             </w:pPr>
             <w:r>
               <w:rPr>
                 <w:color w:val="333333"/>
-                <w:sz w:val="22"/>
-                <w:szCs w:val="22"/>
+                <w:sz w:val="18"/>
+                <w:szCs w:val="18"/>
                 <w:rtl w:val="0"/>
               </w:rPr>
               <w:t xml:space="preserve">Verify failed payment and release seats</w:t>
@@ -26883,15 +26989,15 @@
                 <w:tab w:val="left" w:leader="none" w:pos="720"/>
               </w:tabs>
               <w:rPr>
-                <w:sz w:val="22"/>
-                <w:szCs w:val="22"/>
+                <w:sz w:val="18"/>
+                <w:szCs w:val="18"/>
               </w:rPr>
             </w:pPr>
             <w:r>
               <w:rPr>
                 <w:color w:val="333333"/>
-                <w:sz w:val="22"/>
-                <w:szCs w:val="22"/>
+                <w:sz w:val="18"/>
+                <w:szCs w:val="18"/>
                 <w:rtl w:val="0"/>
               </w:rPr>
               <w:t xml:space="preserve">Seat locked</w:t>
@@ -26929,15 +27035,15 @@
               </w:tabs>
               <w:rPr>
                 <w:color w:val="333333"/>
-                <w:sz w:val="22"/>
-                <w:szCs w:val="22"/>
+                <w:sz w:val="18"/>
+                <w:szCs w:val="18"/>
               </w:rPr>
             </w:pPr>
             <w:r>
               <w:rPr>
                 <w:color w:val="333333"/>
-                <w:sz w:val="22"/>
-                <w:szCs w:val="22"/>
+                <w:sz w:val="18"/>
+                <w:szCs w:val="18"/>
                 <w:rtl w:val="0"/>
               </w:rPr>
               <w:t xml:space="preserve">1. Enter invalid card</w:t>
@@ -26951,15 +27057,15 @@
                 <w:tab w:val="left" w:leader="none" w:pos="720"/>
               </w:tabs>
               <w:rPr>
-                <w:sz w:val="22"/>
-                <w:szCs w:val="22"/>
+                <w:sz w:val="18"/>
+                <w:szCs w:val="18"/>
               </w:rPr>
             </w:pPr>
             <w:r>
               <w:rPr>
                 <w:color w:val="333333"/>
-                <w:sz w:val="22"/>
-                <w:szCs w:val="22"/>
+                <w:sz w:val="18"/>
+                <w:szCs w:val="18"/>
                 <w:rtl w:val="0"/>
               </w:rPr>
               <w:t xml:space="preserve">2. Submit</w:t>
@@ -26996,15 +27102,15 @@
                 <w:tab w:val="left" w:leader="none" w:pos="720"/>
               </w:tabs>
               <w:rPr>
-                <w:sz w:val="22"/>
-                <w:szCs w:val="22"/>
+                <w:sz w:val="18"/>
+                <w:szCs w:val="18"/>
               </w:rPr>
             </w:pPr>
             <w:r>
               <w:rPr>
                 <w:color w:val="333333"/>
-                <w:sz w:val="22"/>
-                <w:szCs w:val="22"/>
+                <w:sz w:val="18"/>
+                <w:szCs w:val="18"/>
                 <w:rtl w:val="0"/>
               </w:rPr>
               <w:t xml:space="preserve">Transaction fails and seats released</w:t>
@@ -27041,15 +27147,15 @@
                 <w:tab w:val="left" w:leader="none" w:pos="720"/>
               </w:tabs>
               <w:rPr>
-                <w:sz w:val="22"/>
-                <w:szCs w:val="22"/>
+                <w:sz w:val="18"/>
+                <w:szCs w:val="18"/>
               </w:rPr>
             </w:pPr>
             <w:r>
               <w:rPr>
                 <w:color w:val="333333"/>
-                <w:sz w:val="22"/>
-                <w:szCs w:val="22"/>
+                <w:sz w:val="18"/>
+                <w:szCs w:val="18"/>
                 <w:rtl w:val="0"/>
               </w:rPr>
               <w:t xml:space="preserve">Payment declined and seat returned to available</w:t>
@@ -27086,15 +27192,15 @@
                 <w:tab w:val="left" w:leader="none" w:pos="720"/>
               </w:tabs>
               <w:rPr>
-                <w:sz w:val="22"/>
-                <w:szCs w:val="22"/>
+                <w:sz w:val="18"/>
+                <w:szCs w:val="18"/>
               </w:rPr>
             </w:pPr>
             <w:r>
               <w:rPr>
                 <w:color w:val="333333"/>
-                <w:sz w:val="22"/>
-                <w:szCs w:val="22"/>
+                <w:sz w:val="18"/>
+                <w:szCs w:val="18"/>
                 <w:rtl w:val="0"/>
               </w:rPr>
               <w:t xml:space="preserve">Pass</w:t>
@@ -27131,15 +27237,15 @@
                 <w:tab w:val="left" w:leader="none" w:pos="720"/>
               </w:tabs>
               <w:rPr>
-                <w:sz w:val="22"/>
-                <w:szCs w:val="22"/>
+                <w:sz w:val="18"/>
+                <w:szCs w:val="18"/>
               </w:rPr>
             </w:pPr>
             <w:r>
               <w:rPr>
                 <w:color w:val="333333"/>
-                <w:sz w:val="22"/>
-                <w:szCs w:val="22"/>
+                <w:sz w:val="18"/>
+                <w:szCs w:val="18"/>
                 <w:rtl w:val="0"/>
               </w:rPr>
               <w:t xml:space="preserve">Payment_Tester</w:t>
@@ -27155,7 +27261,7 @@
       <w:tr>
         <w:trPr>
           <w:cantSplit w:val="0"/>
-          <w:trHeight w:val="1900" w:hRule="atLeast"/>
+          <w:trHeight w:val="1632.0000000000002" w:hRule="atLeast"/>
           <w:tblHeader w:val="0"/>
         </w:trPr>
         <w:tc>
@@ -27183,15 +27289,15 @@
                 <w:tab w:val="left" w:leader="none" w:pos="720"/>
               </w:tabs>
               <w:rPr>
-                <w:sz w:val="22"/>
-                <w:szCs w:val="22"/>
+                <w:sz w:val="18"/>
+                <w:szCs w:val="18"/>
               </w:rPr>
             </w:pPr>
             <w:r>
               <w:rPr>
                 <w:color w:val="333333"/>
-                <w:sz w:val="22"/>
-                <w:szCs w:val="22"/>
+                <w:sz w:val="18"/>
+                <w:szCs w:val="18"/>
                 <w:rtl w:val="0"/>
               </w:rPr>
               <w:t xml:space="preserve">TC-004</w:t>
@@ -27228,15 +27334,15 @@
                 <w:tab w:val="left" w:leader="none" w:pos="720"/>
               </w:tabs>
               <w:rPr>
-                <w:sz w:val="22"/>
-                <w:szCs w:val="22"/>
+                <w:sz w:val="18"/>
+                <w:szCs w:val="18"/>
               </w:rPr>
             </w:pPr>
             <w:r>
               <w:rPr>
                 <w:color w:val="333333"/>
-                <w:sz w:val="22"/>
-                <w:szCs w:val="22"/>
+                <w:sz w:val="18"/>
+                <w:szCs w:val="18"/>
                 <w:rtl w:val="0"/>
               </w:rPr>
               <w:t xml:space="preserve">Functional</w:t>
@@ -27273,15 +27379,15 @@
                 <w:tab w:val="left" w:leader="none" w:pos="720"/>
               </w:tabs>
               <w:rPr>
-                <w:sz w:val="22"/>
-                <w:szCs w:val="22"/>
+                <w:sz w:val="18"/>
+                <w:szCs w:val="18"/>
               </w:rPr>
             </w:pPr>
             <w:r>
               <w:rPr>
                 <w:color w:val="333333"/>
-                <w:sz w:val="22"/>
-                <w:szCs w:val="22"/>
+                <w:sz w:val="18"/>
+                <w:szCs w:val="18"/>
                 <w:rtl w:val="0"/>
               </w:rPr>
               <w:t xml:space="preserve">Ticket Generation</w:t>
@@ -27318,15 +27424,15 @@
                 <w:tab w:val="left" w:leader="none" w:pos="720"/>
               </w:tabs>
               <w:rPr>
-                <w:sz w:val="22"/>
-                <w:szCs w:val="22"/>
+                <w:sz w:val="18"/>
+                <w:szCs w:val="18"/>
               </w:rPr>
             </w:pPr>
             <w:r>
               <w:rPr>
                 <w:color w:val="333333"/>
-                <w:sz w:val="22"/>
-                <w:szCs w:val="22"/>
+                <w:sz w:val="18"/>
+                <w:szCs w:val="18"/>
                 <w:rtl w:val="0"/>
               </w:rPr>
               <w:t xml:space="preserve">P0</w:t>
@@ -27363,15 +27469,15 @@
                 <w:tab w:val="left" w:leader="none" w:pos="720"/>
               </w:tabs>
               <w:rPr>
-                <w:sz w:val="22"/>
-                <w:szCs w:val="22"/>
+                <w:sz w:val="18"/>
+                <w:szCs w:val="18"/>
               </w:rPr>
             </w:pPr>
             <w:r>
               <w:rPr>
                 <w:color w:val="333333"/>
-                <w:sz w:val="22"/>
-                <w:szCs w:val="22"/>
+                <w:sz w:val="18"/>
+                <w:szCs w:val="18"/>
                 <w:rtl w:val="0"/>
               </w:rPr>
               <w:t xml:space="preserve">Verify unique ticket and ID creation</w:t>
@@ -27408,15 +27514,15 @@
                 <w:tab w:val="left" w:leader="none" w:pos="720"/>
               </w:tabs>
               <w:rPr>
-                <w:sz w:val="22"/>
-                <w:szCs w:val="22"/>
+                <w:sz w:val="18"/>
+                <w:szCs w:val="18"/>
               </w:rPr>
             </w:pPr>
             <w:r>
               <w:rPr>
                 <w:color w:val="333333"/>
-                <w:sz w:val="22"/>
-                <w:szCs w:val="22"/>
+                <w:sz w:val="18"/>
+                <w:szCs w:val="18"/>
                 <w:rtl w:val="0"/>
               </w:rPr>
               <w:t xml:space="preserve">Payment completed</w:t>
@@ -27453,15 +27559,15 @@
                 <w:tab w:val="left" w:leader="none" w:pos="720"/>
               </w:tabs>
               <w:rPr>
-                <w:sz w:val="22"/>
-                <w:szCs w:val="22"/>
+                <w:sz w:val="18"/>
+                <w:szCs w:val="18"/>
               </w:rPr>
             </w:pPr>
             <w:r>
               <w:rPr>
                 <w:color w:val="333333"/>
-                <w:sz w:val="22"/>
-                <w:szCs w:val="22"/>
+                <w:sz w:val="18"/>
+                <w:szCs w:val="18"/>
                 <w:rtl w:val="0"/>
               </w:rPr>
               <w:t xml:space="preserve">1. Complete purchase</w:t>
@@ -27498,15 +27604,15 @@
                 <w:tab w:val="left" w:leader="none" w:pos="720"/>
               </w:tabs>
               <w:rPr>
-                <w:sz w:val="22"/>
-                <w:szCs w:val="22"/>
+                <w:sz w:val="18"/>
+                <w:szCs w:val="18"/>
               </w:rPr>
             </w:pPr>
             <w:r>
               <w:rPr>
                 <w:color w:val="333333"/>
-                <w:sz w:val="22"/>
-                <w:szCs w:val="22"/>
+                <w:sz w:val="18"/>
+                <w:szCs w:val="18"/>
                 <w:rtl w:val="0"/>
               </w:rPr>
               <w:t xml:space="preserve">Unique ticket ID generated</w:t>
@@ -27543,15 +27649,15 @@
                 <w:tab w:val="left" w:leader="none" w:pos="720"/>
               </w:tabs>
               <w:rPr>
-                <w:sz w:val="22"/>
-                <w:szCs w:val="22"/>
+                <w:sz w:val="18"/>
+                <w:szCs w:val="18"/>
               </w:rPr>
             </w:pPr>
             <w:r>
               <w:rPr>
                 <w:color w:val="333333"/>
-                <w:sz w:val="22"/>
-                <w:szCs w:val="22"/>
+                <w:sz w:val="18"/>
+                <w:szCs w:val="18"/>
                 <w:rtl w:val="0"/>
               </w:rPr>
               <w:t xml:space="preserve">User was given a unique ticket ID and barcode</w:t>
@@ -27588,15 +27694,15 @@
                 <w:tab w:val="left" w:leader="none" w:pos="720"/>
               </w:tabs>
               <w:rPr>
-                <w:sz w:val="22"/>
-                <w:szCs w:val="22"/>
+                <w:sz w:val="18"/>
+                <w:szCs w:val="18"/>
               </w:rPr>
             </w:pPr>
             <w:r>
               <w:rPr>
                 <w:color w:val="333333"/>
-                <w:sz w:val="22"/>
-                <w:szCs w:val="22"/>
+                <w:sz w:val="18"/>
+                <w:szCs w:val="18"/>
                 <w:rtl w:val="0"/>
               </w:rPr>
               <w:t xml:space="preserve">Pass</w:t>
@@ -27633,15 +27739,15 @@
                 <w:tab w:val="left" w:leader="none" w:pos="720"/>
               </w:tabs>
               <w:rPr>
-                <w:sz w:val="22"/>
-                <w:szCs w:val="22"/>
+                <w:sz w:val="18"/>
+                <w:szCs w:val="18"/>
               </w:rPr>
             </w:pPr>
             <w:r>
               <w:rPr>
                 <w:color w:val="333333"/>
-                <w:sz w:val="22"/>
-                <w:szCs w:val="22"/>
+                <w:sz w:val="18"/>
+                <w:szCs w:val="18"/>
                 <w:rtl w:val="0"/>
               </w:rPr>
               <w:t xml:space="preserve">Payment_Tester</w:t>
@@ -27657,7 +27763,7 @@
       <w:tr>
         <w:trPr>
           <w:cantSplit w:val="0"/>
-          <w:trHeight w:val="1900" w:hRule="atLeast"/>
+          <w:trHeight w:val="1632.0000000000002" w:hRule="atLeast"/>
           <w:tblHeader w:val="0"/>
         </w:trPr>
         <w:tc>
@@ -27685,15 +27791,15 @@
                 <w:tab w:val="left" w:leader="none" w:pos="720"/>
               </w:tabs>
               <w:rPr>
-                <w:sz w:val="22"/>
-                <w:szCs w:val="22"/>
+                <w:sz w:val="18"/>
+                <w:szCs w:val="18"/>
               </w:rPr>
             </w:pPr>
             <w:r>
               <w:rPr>
                 <w:color w:val="333333"/>
-                <w:sz w:val="22"/>
-                <w:szCs w:val="22"/>
+                <w:sz w:val="18"/>
+                <w:szCs w:val="18"/>
                 <w:rtl w:val="0"/>
               </w:rPr>
               <w:t xml:space="preserve">TC-005</w:t>
@@ -27730,15 +27836,15 @@
                 <w:tab w:val="left" w:leader="none" w:pos="720"/>
               </w:tabs>
               <w:rPr>
-                <w:sz w:val="22"/>
-                <w:szCs w:val="22"/>
+                <w:sz w:val="18"/>
+                <w:szCs w:val="18"/>
               </w:rPr>
             </w:pPr>
             <w:r>
               <w:rPr>
                 <w:color w:val="333333"/>
-                <w:sz w:val="22"/>
-                <w:szCs w:val="22"/>
+                <w:sz w:val="18"/>
+                <w:szCs w:val="18"/>
                 <w:rtl w:val="0"/>
               </w:rPr>
               <w:t xml:space="preserve">Functional</w:t>
@@ -27775,15 +27881,15 @@
                 <w:tab w:val="left" w:leader="none" w:pos="720"/>
               </w:tabs>
               <w:rPr>
-                <w:sz w:val="22"/>
-                <w:szCs w:val="22"/>
+                <w:sz w:val="18"/>
+                <w:szCs w:val="18"/>
               </w:rPr>
             </w:pPr>
             <w:r>
               <w:rPr>
                 <w:color w:val="333333"/>
-                <w:sz w:val="22"/>
-                <w:szCs w:val="22"/>
+                <w:sz w:val="18"/>
+                <w:szCs w:val="18"/>
                 <w:rtl w:val="0"/>
               </w:rPr>
               <w:t xml:space="preserve">Ticket Delivery</w:t>
@@ -27820,15 +27926,15 @@
                 <w:tab w:val="left" w:leader="none" w:pos="720"/>
               </w:tabs>
               <w:rPr>
-                <w:sz w:val="22"/>
-                <w:szCs w:val="22"/>
+                <w:sz w:val="18"/>
+                <w:szCs w:val="18"/>
               </w:rPr>
             </w:pPr>
             <w:r>
               <w:rPr>
                 <w:color w:val="333333"/>
-                <w:sz w:val="22"/>
-                <w:szCs w:val="22"/>
+                <w:sz w:val="18"/>
+                <w:szCs w:val="18"/>
                 <w:rtl w:val="0"/>
               </w:rPr>
               <w:t xml:space="preserve">P0</w:t>
@@ -27865,15 +27971,15 @@
                 <w:tab w:val="left" w:leader="none" w:pos="720"/>
               </w:tabs>
               <w:rPr>
-                <w:sz w:val="22"/>
-                <w:szCs w:val="22"/>
+                <w:sz w:val="18"/>
+                <w:szCs w:val="18"/>
               </w:rPr>
             </w:pPr>
             <w:r>
               <w:rPr>
                 <w:color w:val="333333"/>
-                <w:sz w:val="22"/>
-                <w:szCs w:val="22"/>
+                <w:sz w:val="18"/>
+                <w:szCs w:val="18"/>
                 <w:rtl w:val="0"/>
               </w:rPr>
               <w:t xml:space="preserve">Verify ticket can be delivered via email and SMS</w:t>
@@ -27910,15 +28016,15 @@
                 <w:tab w:val="left" w:leader="none" w:pos="720"/>
               </w:tabs>
               <w:rPr>
-                <w:sz w:val="22"/>
-                <w:szCs w:val="22"/>
+                <w:sz w:val="18"/>
+                <w:szCs w:val="18"/>
               </w:rPr>
             </w:pPr>
             <w:r>
               <w:rPr>
                 <w:color w:val="333333"/>
-                <w:sz w:val="22"/>
-                <w:szCs w:val="22"/>
+                <w:sz w:val="18"/>
+                <w:szCs w:val="18"/>
                 <w:rtl w:val="0"/>
               </w:rPr>
               <w:t xml:space="preserve">Ticket purchased</w:t>
@@ -27956,15 +28062,15 @@
               </w:tabs>
               <w:rPr>
                 <w:color w:val="333333"/>
-                <w:sz w:val="22"/>
-                <w:szCs w:val="22"/>
+                <w:sz w:val="18"/>
+                <w:szCs w:val="18"/>
               </w:rPr>
             </w:pPr>
             <w:r>
               <w:rPr>
                 <w:color w:val="333333"/>
-                <w:sz w:val="22"/>
-                <w:szCs w:val="22"/>
+                <w:sz w:val="18"/>
+                <w:szCs w:val="18"/>
                 <w:rtl w:val="0"/>
               </w:rPr>
               <w:t xml:space="preserve">1. Deliver ticket through email</w:t>
@@ -27978,15 +28084,15 @@
                 <w:tab w:val="left" w:leader="none" w:pos="720"/>
               </w:tabs>
               <w:rPr>
-                <w:sz w:val="22"/>
-                <w:szCs w:val="22"/>
+                <w:sz w:val="18"/>
+                <w:szCs w:val="18"/>
               </w:rPr>
             </w:pPr>
             <w:r>
               <w:rPr>
                 <w:color w:val="333333"/>
-                <w:sz w:val="22"/>
-                <w:szCs w:val="22"/>
+                <w:sz w:val="18"/>
+                <w:szCs w:val="18"/>
                 <w:rtl w:val="0"/>
               </w:rPr>
               <w:t xml:space="preserve">2. Deliver ticket thorugh SMS</w:t>
@@ -28023,15 +28129,15 @@
                 <w:tab w:val="left" w:leader="none" w:pos="720"/>
               </w:tabs>
               <w:rPr>
-                <w:sz w:val="22"/>
-                <w:szCs w:val="22"/>
+                <w:sz w:val="18"/>
+                <w:szCs w:val="18"/>
               </w:rPr>
             </w:pPr>
             <w:r>
               <w:rPr>
                 <w:color w:val="333333"/>
-                <w:sz w:val="22"/>
-                <w:szCs w:val="22"/>
+                <w:sz w:val="18"/>
+                <w:szCs w:val="18"/>
                 <w:rtl w:val="0"/>
               </w:rPr>
               <w:t xml:space="preserve">Scannable ticket sent to email and SMS texts</w:t>
@@ -28068,15 +28174,15 @@
                 <w:tab w:val="left" w:leader="none" w:pos="720"/>
               </w:tabs>
               <w:rPr>
-                <w:sz w:val="22"/>
-                <w:szCs w:val="22"/>
+                <w:sz w:val="18"/>
+                <w:szCs w:val="18"/>
               </w:rPr>
             </w:pPr>
             <w:r>
               <w:rPr>
                 <w:color w:val="333333"/>
-                <w:sz w:val="22"/>
-                <w:szCs w:val="22"/>
+                <w:sz w:val="18"/>
+                <w:szCs w:val="18"/>
                 <w:rtl w:val="0"/>
               </w:rPr>
               <w:t xml:space="preserve">User received ticket through email and SMS</w:t>
@@ -28113,15 +28219,15 @@
                 <w:tab w:val="left" w:leader="none" w:pos="720"/>
               </w:tabs>
               <w:rPr>
-                <w:sz w:val="22"/>
-                <w:szCs w:val="22"/>
+                <w:sz w:val="18"/>
+                <w:szCs w:val="18"/>
               </w:rPr>
             </w:pPr>
             <w:r>
               <w:rPr>
                 <w:color w:val="333333"/>
-                <w:sz w:val="22"/>
-                <w:szCs w:val="22"/>
+                <w:sz w:val="18"/>
+                <w:szCs w:val="18"/>
                 <w:rtl w:val="0"/>
               </w:rPr>
               <w:t xml:space="preserve">Pass</w:t>
@@ -28158,15 +28264,15 @@
                 <w:tab w:val="left" w:leader="none" w:pos="720"/>
               </w:tabs>
               <w:rPr>
-                <w:sz w:val="22"/>
-                <w:szCs w:val="22"/>
+                <w:sz w:val="18"/>
+                <w:szCs w:val="18"/>
               </w:rPr>
             </w:pPr>
             <w:r>
               <w:rPr>
                 <w:color w:val="333333"/>
-                <w:sz w:val="22"/>
-                <w:szCs w:val="22"/>
+                <w:sz w:val="18"/>
+                <w:szCs w:val="18"/>
                 <w:rtl w:val="0"/>
               </w:rPr>
               <w:t xml:space="preserve">User_Exp_Tester</w:t>
@@ -28182,7 +28288,7 @@
       <w:tr>
         <w:trPr>
           <w:cantSplit w:val="0"/>
-          <w:trHeight w:val="1900" w:hRule="atLeast"/>
+          <w:trHeight w:val="1632.0000000000002" w:hRule="atLeast"/>
           <w:tblHeader w:val="0"/>
         </w:trPr>
         <w:tc>
@@ -28210,15 +28316,15 @@
                 <w:tab w:val="left" w:leader="none" w:pos="720"/>
               </w:tabs>
               <w:rPr>
-                <w:sz w:val="22"/>
-                <w:szCs w:val="22"/>
+                <w:sz w:val="18"/>
+                <w:szCs w:val="18"/>
               </w:rPr>
             </w:pPr>
             <w:r>
               <w:rPr>
                 <w:color w:val="333333"/>
-                <w:sz w:val="22"/>
-                <w:szCs w:val="22"/>
+                <w:sz w:val="18"/>
+                <w:szCs w:val="18"/>
                 <w:rtl w:val="0"/>
               </w:rPr>
               <w:t xml:space="preserve">TC-006</w:t>
@@ -28255,15 +28361,15 @@
                 <w:tab w:val="left" w:leader="none" w:pos="720"/>
               </w:tabs>
               <w:rPr>
-                <w:sz w:val="22"/>
-                <w:szCs w:val="22"/>
+                <w:sz w:val="18"/>
+                <w:szCs w:val="18"/>
               </w:rPr>
             </w:pPr>
             <w:r>
               <w:rPr>
                 <w:color w:val="333333"/>
-                <w:sz w:val="22"/>
-                <w:szCs w:val="22"/>
+                <w:sz w:val="18"/>
+                <w:szCs w:val="18"/>
                 <w:rtl w:val="0"/>
               </w:rPr>
               <w:t xml:space="preserve">Functional</w:t>
@@ -28300,15 +28406,15 @@
                 <w:tab w:val="left" w:leader="none" w:pos="720"/>
               </w:tabs>
               <w:rPr>
-                <w:sz w:val="22"/>
-                <w:szCs w:val="22"/>
+                <w:sz w:val="18"/>
+                <w:szCs w:val="18"/>
               </w:rPr>
             </w:pPr>
             <w:r>
               <w:rPr>
                 <w:color w:val="333333"/>
-                <w:sz w:val="22"/>
-                <w:szCs w:val="22"/>
+                <w:sz w:val="18"/>
+                <w:szCs w:val="18"/>
                 <w:rtl w:val="0"/>
               </w:rPr>
               <w:t xml:space="preserve">Ticket Validation</w:t>
@@ -28345,15 +28451,15 @@
                 <w:tab w:val="left" w:leader="none" w:pos="720"/>
               </w:tabs>
               <w:rPr>
-                <w:sz w:val="22"/>
-                <w:szCs w:val="22"/>
+                <w:sz w:val="18"/>
+                <w:szCs w:val="18"/>
               </w:rPr>
             </w:pPr>
             <w:r>
               <w:rPr>
                 <w:color w:val="333333"/>
-                <w:sz w:val="22"/>
-                <w:szCs w:val="22"/>
+                <w:sz w:val="18"/>
+                <w:szCs w:val="18"/>
                 <w:rtl w:val="0"/>
               </w:rPr>
               <w:t xml:space="preserve">P0</w:t>
@@ -28390,15 +28496,15 @@
                 <w:tab w:val="left" w:leader="none" w:pos="720"/>
               </w:tabs>
               <w:rPr>
-                <w:sz w:val="22"/>
-                <w:szCs w:val="22"/>
+                <w:sz w:val="18"/>
+                <w:szCs w:val="18"/>
               </w:rPr>
             </w:pPr>
             <w:r>
               <w:rPr>
                 <w:color w:val="333333"/>
-                <w:sz w:val="22"/>
-                <w:szCs w:val="22"/>
+                <w:sz w:val="18"/>
+                <w:szCs w:val="18"/>
                 <w:rtl w:val="0"/>
               </w:rPr>
               <w:t xml:space="preserve">Verify ticket can not be scanned twice</w:t>
@@ -28435,15 +28541,15 @@
                 <w:tab w:val="left" w:leader="none" w:pos="720"/>
               </w:tabs>
               <w:rPr>
-                <w:sz w:val="22"/>
-                <w:szCs w:val="22"/>
+                <w:sz w:val="18"/>
+                <w:szCs w:val="18"/>
               </w:rPr>
             </w:pPr>
             <w:r>
               <w:rPr>
                 <w:color w:val="333333"/>
-                <w:sz w:val="22"/>
-                <w:szCs w:val="22"/>
+                <w:sz w:val="18"/>
+                <w:szCs w:val="18"/>
                 <w:rtl w:val="0"/>
               </w:rPr>
               <w:t xml:space="preserve">Virtual ticket unique ID is generated and scannable</w:t>
@@ -28481,15 +28587,15 @@
               </w:tabs>
               <w:rPr>
                 <w:color w:val="333333"/>
-                <w:sz w:val="22"/>
-                <w:szCs w:val="22"/>
+                <w:sz w:val="18"/>
+                <w:szCs w:val="18"/>
               </w:rPr>
             </w:pPr>
             <w:r>
               <w:rPr>
                 <w:color w:val="333333"/>
-                <w:sz w:val="22"/>
-                <w:szCs w:val="22"/>
+                <w:sz w:val="18"/>
+                <w:szCs w:val="18"/>
                 <w:rtl w:val="0"/>
               </w:rPr>
               <w:t xml:space="preserve">1. Scan ticket barcode</w:t>
@@ -28503,15 +28609,15 @@
                 <w:tab w:val="left" w:leader="none" w:pos="720"/>
               </w:tabs>
               <w:rPr>
-                <w:sz w:val="22"/>
-                <w:szCs w:val="22"/>
+                <w:sz w:val="18"/>
+                <w:szCs w:val="18"/>
               </w:rPr>
             </w:pPr>
             <w:r>
               <w:rPr>
                 <w:color w:val="333333"/>
-                <w:sz w:val="22"/>
-                <w:szCs w:val="22"/>
+                <w:sz w:val="18"/>
+                <w:szCs w:val="18"/>
                 <w:rtl w:val="0"/>
               </w:rPr>
               <w:t xml:space="preserve">2. Scan barcode again</w:t>
@@ -28548,15 +28654,15 @@
                 <w:tab w:val="left" w:leader="none" w:pos="720"/>
               </w:tabs>
               <w:rPr>
-                <w:sz w:val="22"/>
-                <w:szCs w:val="22"/>
+                <w:sz w:val="18"/>
+                <w:szCs w:val="18"/>
               </w:rPr>
             </w:pPr>
             <w:r>
               <w:rPr>
                 <w:color w:val="333333"/>
-                <w:sz w:val="22"/>
-                <w:szCs w:val="22"/>
+                <w:sz w:val="18"/>
+                <w:szCs w:val="18"/>
                 <w:rtl w:val="0"/>
               </w:rPr>
               <w:t xml:space="preserve">Barcode during second attempt is unscannable</w:t>
@@ -28593,15 +28699,15 @@
                 <w:tab w:val="left" w:leader="none" w:pos="720"/>
               </w:tabs>
               <w:rPr>
-                <w:sz w:val="22"/>
-                <w:szCs w:val="22"/>
+                <w:sz w:val="18"/>
+                <w:szCs w:val="18"/>
               </w:rPr>
             </w:pPr>
             <w:r>
               <w:rPr>
                 <w:color w:val="333333"/>
-                <w:sz w:val="22"/>
-                <w:szCs w:val="22"/>
+                <w:sz w:val="18"/>
+                <w:szCs w:val="18"/>
                 <w:rtl w:val="0"/>
               </w:rPr>
               <w:t xml:space="preserve">Barcode during second attempt was unscannable</w:t>
@@ -28638,15 +28744,15 @@
                 <w:tab w:val="left" w:leader="none" w:pos="720"/>
               </w:tabs>
               <w:rPr>
-                <w:sz w:val="22"/>
-                <w:szCs w:val="22"/>
+                <w:sz w:val="18"/>
+                <w:szCs w:val="18"/>
               </w:rPr>
             </w:pPr>
             <w:r>
               <w:rPr>
                 <w:color w:val="333333"/>
-                <w:sz w:val="22"/>
-                <w:szCs w:val="22"/>
+                <w:sz w:val="18"/>
+                <w:szCs w:val="18"/>
                 <w:rtl w:val="0"/>
               </w:rPr>
               <w:t xml:space="preserve">Pass</w:t>
@@ -28683,15 +28789,15 @@
                 <w:tab w:val="left" w:leader="none" w:pos="720"/>
               </w:tabs>
               <w:rPr>
-                <w:sz w:val="22"/>
-                <w:szCs w:val="22"/>
+                <w:sz w:val="18"/>
+                <w:szCs w:val="18"/>
               </w:rPr>
             </w:pPr>
             <w:r>
               <w:rPr>
                 <w:color w:val="333333"/>
-                <w:sz w:val="22"/>
-                <w:szCs w:val="22"/>
+                <w:sz w:val="18"/>
+                <w:szCs w:val="18"/>
                 <w:rtl w:val="0"/>
               </w:rPr>
               <w:t xml:space="preserve">User_Exp_Tester</w:t>
@@ -28707,7 +28813,7 @@
       <w:tr>
         <w:trPr>
           <w:cantSplit w:val="0"/>
-          <w:trHeight w:val="1480" w:hRule="atLeast"/>
+          <w:trHeight w:val="1632.0000000000002" w:hRule="atLeast"/>
           <w:tblHeader w:val="0"/>
         </w:trPr>
         <w:tc>
@@ -28735,15 +28841,15 @@
                 <w:tab w:val="left" w:leader="none" w:pos="720"/>
               </w:tabs>
               <w:rPr>
-                <w:sz w:val="22"/>
-                <w:szCs w:val="22"/>
+                <w:sz w:val="18"/>
+                <w:szCs w:val="18"/>
               </w:rPr>
             </w:pPr>
             <w:r>
               <w:rPr>
                 <w:color w:val="333333"/>
-                <w:sz w:val="22"/>
-                <w:szCs w:val="22"/>
+                <w:sz w:val="18"/>
+                <w:szCs w:val="18"/>
                 <w:rtl w:val="0"/>
               </w:rPr>
               <w:t xml:space="preserve">TC-007</w:t>
@@ -28780,15 +28886,15 @@
                 <w:tab w:val="left" w:leader="none" w:pos="720"/>
               </w:tabs>
               <w:rPr>
-                <w:sz w:val="22"/>
-                <w:szCs w:val="22"/>
+                <w:sz w:val="18"/>
+                <w:szCs w:val="18"/>
               </w:rPr>
             </w:pPr>
             <w:r>
               <w:rPr>
                 <w:color w:val="333333"/>
-                <w:sz w:val="22"/>
-                <w:szCs w:val="22"/>
+                <w:sz w:val="18"/>
+                <w:szCs w:val="18"/>
                 <w:rtl w:val="0"/>
               </w:rPr>
               <w:t xml:space="preserve">Unit</w:t>
@@ -28825,15 +28931,15 @@
                 <w:tab w:val="left" w:leader="none" w:pos="720"/>
               </w:tabs>
               <w:rPr>
-                <w:sz w:val="22"/>
-                <w:szCs w:val="22"/>
+                <w:sz w:val="18"/>
+                <w:szCs w:val="18"/>
               </w:rPr>
             </w:pPr>
             <w:r>
               <w:rPr>
                 <w:color w:val="333333"/>
-                <w:sz w:val="22"/>
-                <w:szCs w:val="22"/>
+                <w:sz w:val="18"/>
+                <w:szCs w:val="18"/>
                 <w:rtl w:val="0"/>
               </w:rPr>
               <w:t xml:space="preserve">LockSeat</w:t>
@@ -28870,15 +28976,15 @@
                 <w:tab w:val="left" w:leader="none" w:pos="720"/>
               </w:tabs>
               <w:rPr>
-                <w:sz w:val="22"/>
-                <w:szCs w:val="22"/>
+                <w:sz w:val="18"/>
+                <w:szCs w:val="18"/>
               </w:rPr>
             </w:pPr>
             <w:r>
               <w:rPr>
                 <w:color w:val="333333"/>
-                <w:sz w:val="22"/>
-                <w:szCs w:val="22"/>
+                <w:sz w:val="18"/>
+                <w:szCs w:val="18"/>
                 <w:rtl w:val="0"/>
               </w:rPr>
               <w:t xml:space="preserve">P0</w:t>
@@ -28915,15 +29021,15 @@
                 <w:tab w:val="left" w:leader="none" w:pos="720"/>
               </w:tabs>
               <w:rPr>
-                <w:sz w:val="22"/>
-                <w:szCs w:val="22"/>
+                <w:sz w:val="18"/>
+                <w:szCs w:val="18"/>
               </w:rPr>
             </w:pPr>
             <w:r>
               <w:rPr>
                 <w:color w:val="333333"/>
-                <w:sz w:val="22"/>
-                <w:szCs w:val="22"/>
+                <w:sz w:val="18"/>
+                <w:szCs w:val="18"/>
                 <w:rtl w:val="0"/>
               </w:rPr>
               <w:t xml:space="preserve">Lock seat when it has already been selected by another user</w:t>
@@ -28960,15 +29066,15 @@
                 <w:tab w:val="left" w:leader="none" w:pos="720"/>
               </w:tabs>
               <w:rPr>
-                <w:sz w:val="22"/>
-                <w:szCs w:val="22"/>
+                <w:sz w:val="18"/>
+                <w:szCs w:val="18"/>
               </w:rPr>
             </w:pPr>
             <w:r>
               <w:rPr>
                 <w:color w:val="333333"/>
-                <w:sz w:val="22"/>
-                <w:szCs w:val="22"/>
+                <w:sz w:val="18"/>
+                <w:szCs w:val="18"/>
                 <w:rtl w:val="0"/>
               </w:rPr>
               <w:t xml:space="preserve">Viewing seat availability</w:t>
@@ -29006,15 +29112,15 @@
               </w:tabs>
               <w:rPr>
                 <w:color w:val="333333"/>
-                <w:sz w:val="22"/>
-                <w:szCs w:val="22"/>
+                <w:sz w:val="18"/>
+                <w:szCs w:val="18"/>
               </w:rPr>
             </w:pPr>
             <w:r>
               <w:rPr>
                 <w:color w:val="333333"/>
-                <w:sz w:val="22"/>
-                <w:szCs w:val="22"/>
+                <w:sz w:val="18"/>
+                <w:szCs w:val="18"/>
                 <w:rtl w:val="0"/>
               </w:rPr>
               <w:t xml:space="preserve">1. Seat selected by another user</w:t>
@@ -29028,15 +29134,15 @@
                 <w:tab w:val="left" w:leader="none" w:pos="720"/>
               </w:tabs>
               <w:rPr>
-                <w:sz w:val="22"/>
-                <w:szCs w:val="22"/>
+                <w:sz w:val="18"/>
+                <w:szCs w:val="18"/>
               </w:rPr>
             </w:pPr>
             <w:r>
               <w:rPr>
                 <w:color w:val="333333"/>
-                <w:sz w:val="22"/>
-                <w:szCs w:val="22"/>
+                <w:sz w:val="18"/>
+                <w:szCs w:val="18"/>
                 <w:rtl w:val="0"/>
               </w:rPr>
               <w:t xml:space="preserve">2. Try to select seat that was just selected</w:t>
@@ -29073,15 +29179,15 @@
                 <w:tab w:val="left" w:leader="none" w:pos="720"/>
               </w:tabs>
               <w:rPr>
-                <w:sz w:val="22"/>
-                <w:szCs w:val="22"/>
+                <w:sz w:val="18"/>
+                <w:szCs w:val="18"/>
               </w:rPr>
             </w:pPr>
             <w:r>
               <w:rPr>
                 <w:color w:val="333333"/>
-                <w:sz w:val="22"/>
-                <w:szCs w:val="22"/>
+                <w:sz w:val="18"/>
+                <w:szCs w:val="18"/>
                 <w:rtl w:val="0"/>
               </w:rPr>
               <w:t xml:space="preserve">Selected seat is locked from other users</w:t>
@@ -29118,15 +29224,15 @@
                 <w:tab w:val="left" w:leader="none" w:pos="720"/>
               </w:tabs>
               <w:rPr>
-                <w:sz w:val="22"/>
-                <w:szCs w:val="22"/>
+                <w:sz w:val="18"/>
+                <w:szCs w:val="18"/>
               </w:rPr>
             </w:pPr>
             <w:r>
               <w:rPr>
                 <w:color w:val="333333"/>
-                <w:sz w:val="22"/>
-                <w:szCs w:val="22"/>
+                <w:sz w:val="18"/>
+                <w:szCs w:val="18"/>
                 <w:rtl w:val="0"/>
               </w:rPr>
               <w:t xml:space="preserve">Correct seat is locked and cannot be selected by other users</w:t>
@@ -29163,15 +29269,15 @@
                 <w:tab w:val="left" w:leader="none" w:pos="720"/>
               </w:tabs>
               <w:rPr>
-                <w:sz w:val="22"/>
-                <w:szCs w:val="22"/>
+                <w:sz w:val="18"/>
+                <w:szCs w:val="18"/>
               </w:rPr>
             </w:pPr>
             <w:r>
               <w:rPr>
                 <w:color w:val="333333"/>
-                <w:sz w:val="22"/>
-                <w:szCs w:val="22"/>
+                <w:sz w:val="18"/>
+                <w:szCs w:val="18"/>
                 <w:rtl w:val="0"/>
               </w:rPr>
               <w:t xml:space="preserve">Pass</w:t>
@@ -29208,15 +29314,15 @@
                 <w:tab w:val="left" w:leader="none" w:pos="720"/>
               </w:tabs>
               <w:rPr>
-                <w:sz w:val="22"/>
-                <w:szCs w:val="22"/>
+                <w:sz w:val="18"/>
+                <w:szCs w:val="18"/>
               </w:rPr>
             </w:pPr>
             <w:r>
               <w:rPr>
                 <w:color w:val="333333"/>
-                <w:sz w:val="22"/>
-                <w:szCs w:val="22"/>
+                <w:sz w:val="18"/>
+                <w:szCs w:val="18"/>
                 <w:rtl w:val="0"/>
               </w:rPr>
               <w:t xml:space="preserve">Unit_Tester_01</w:t>
@@ -29232,7 +29338,7 @@
       <w:tr>
         <w:trPr>
           <w:cantSplit w:val="0"/>
-          <w:trHeight w:val="1975" w:hRule="atLeast"/>
+          <w:trHeight w:val="1632.0000000000002" w:hRule="atLeast"/>
           <w:tblHeader w:val="0"/>
         </w:trPr>
         <w:tc>
@@ -29260,15 +29366,15 @@
                 <w:tab w:val="left" w:leader="none" w:pos="720"/>
               </w:tabs>
               <w:rPr>
-                <w:sz w:val="22"/>
-                <w:szCs w:val="22"/>
+                <w:sz w:val="18"/>
+                <w:szCs w:val="18"/>
               </w:rPr>
             </w:pPr>
             <w:r>
               <w:rPr>
                 <w:color w:val="333333"/>
-                <w:sz w:val="22"/>
-                <w:szCs w:val="22"/>
+                <w:sz w:val="18"/>
+                <w:szCs w:val="18"/>
                 <w:rtl w:val="0"/>
               </w:rPr>
               <w:t xml:space="preserve">TC-008</w:t>
@@ -29305,15 +29411,15 @@
                 <w:tab w:val="left" w:leader="none" w:pos="720"/>
               </w:tabs>
               <w:rPr>
-                <w:sz w:val="22"/>
-                <w:szCs w:val="22"/>
+                <w:sz w:val="18"/>
+                <w:szCs w:val="18"/>
               </w:rPr>
             </w:pPr>
             <w:r>
               <w:rPr>
                 <w:color w:val="333333"/>
-                <w:sz w:val="22"/>
-                <w:szCs w:val="22"/>
+                <w:sz w:val="18"/>
+                <w:szCs w:val="18"/>
                 <w:rtl w:val="0"/>
               </w:rPr>
               <w:t xml:space="preserve">Unit</w:t>
@@ -29350,15 +29456,15 @@
                 <w:tab w:val="left" w:leader="none" w:pos="720"/>
               </w:tabs>
               <w:rPr>
-                <w:sz w:val="22"/>
-                <w:szCs w:val="22"/>
+                <w:sz w:val="18"/>
+                <w:szCs w:val="18"/>
               </w:rPr>
             </w:pPr>
             <w:r>
               <w:rPr>
                 <w:color w:val="333333"/>
-                <w:sz w:val="22"/>
-                <w:szCs w:val="22"/>
+                <w:sz w:val="18"/>
+                <w:szCs w:val="18"/>
                 <w:rtl w:val="0"/>
               </w:rPr>
               <w:t xml:space="preserve">UpdateAvailability</w:t>
@@ -29395,15 +29501,15 @@
                 <w:tab w:val="left" w:leader="none" w:pos="720"/>
               </w:tabs>
               <w:rPr>
-                <w:sz w:val="22"/>
-                <w:szCs w:val="22"/>
+                <w:sz w:val="18"/>
+                <w:szCs w:val="18"/>
               </w:rPr>
             </w:pPr>
             <w:r>
               <w:rPr>
                 <w:color w:val="333333"/>
-                <w:sz w:val="22"/>
-                <w:szCs w:val="22"/>
+                <w:sz w:val="18"/>
+                <w:szCs w:val="18"/>
                 <w:rtl w:val="0"/>
               </w:rPr>
               <w:t xml:space="preserve">P0</w:t>
@@ -29440,15 +29546,15 @@
                 <w:tab w:val="left" w:leader="none" w:pos="720"/>
               </w:tabs>
               <w:rPr>
-                <w:sz w:val="22"/>
-                <w:szCs w:val="22"/>
+                <w:sz w:val="18"/>
+                <w:szCs w:val="18"/>
               </w:rPr>
             </w:pPr>
             <w:r>
               <w:rPr>
                 <w:color w:val="333333"/>
-                <w:sz w:val="22"/>
-                <w:szCs w:val="22"/>
+                <w:sz w:val="18"/>
+                <w:szCs w:val="18"/>
                 <w:rtl w:val="0"/>
               </w:rPr>
               <w:t xml:space="preserve">Verify that the UpdateAvailability works correctly, updating seat status after a seat is locked, purchased, or released.</w:t>
@@ -29486,15 +29592,15 @@
               </w:tabs>
               <w:rPr>
                 <w:color w:val="333333"/>
-                <w:sz w:val="22"/>
-                <w:szCs w:val="22"/>
+                <w:sz w:val="18"/>
+                <w:szCs w:val="18"/>
               </w:rPr>
             </w:pPr>
             <w:r>
               <w:rPr>
                 <w:color w:val="333333"/>
-                <w:sz w:val="22"/>
-                <w:szCs w:val="22"/>
+                <w:sz w:val="18"/>
+                <w:szCs w:val="18"/>
                 <w:rtl w:val="0"/>
               </w:rPr>
               <w:t xml:space="preserve">A valid movie and showtime exist</w:t>
@@ -29509,15 +29615,15 @@
               </w:tabs>
               <w:rPr>
                 <w:color w:val="333333"/>
-                <w:sz w:val="22"/>
-                <w:szCs w:val="22"/>
+                <w:sz w:val="18"/>
+                <w:szCs w:val="18"/>
               </w:rPr>
             </w:pPr>
             <w:r>
               <w:rPr>
                 <w:color w:val="333333"/>
-                <w:sz w:val="22"/>
-                <w:szCs w:val="22"/>
+                <w:sz w:val="18"/>
+                <w:szCs w:val="18"/>
                 <w:rtl w:val="0"/>
               </w:rPr>
               <w:t xml:space="preserve">A seat is available</w:t>
@@ -29531,15 +29637,15 @@
                 <w:tab w:val="left" w:leader="none" w:pos="720"/>
               </w:tabs>
               <w:rPr>
-                <w:sz w:val="22"/>
-                <w:szCs w:val="22"/>
+                <w:sz w:val="18"/>
+                <w:szCs w:val="18"/>
               </w:rPr>
             </w:pPr>
             <w:r>
               <w:rPr>
                 <w:color w:val="333333"/>
-                <w:sz w:val="22"/>
-                <w:szCs w:val="22"/>
+                <w:sz w:val="18"/>
+                <w:szCs w:val="18"/>
                 <w:rtl w:val="0"/>
               </w:rPr>
               <w:t xml:space="preserve">Seat map is loaded</w:t>
@@ -29577,15 +29683,15 @@
               </w:tabs>
               <w:rPr>
                 <w:color w:val="333333"/>
-                <w:sz w:val="22"/>
-                <w:szCs w:val="22"/>
+                <w:sz w:val="18"/>
+                <w:szCs w:val="18"/>
               </w:rPr>
             </w:pPr>
             <w:r>
               <w:rPr>
                 <w:color w:val="333333"/>
-                <w:sz w:val="22"/>
-                <w:szCs w:val="22"/>
+                <w:sz w:val="18"/>
+                <w:szCs w:val="18"/>
                 <w:rtl w:val="0"/>
               </w:rPr>
               <w:t xml:space="preserve">1. Lock seat</w:t>
@@ -29600,15 +29706,15 @@
               </w:tabs>
               <w:rPr>
                 <w:color w:val="333333"/>
-                <w:sz w:val="22"/>
-                <w:szCs w:val="22"/>
+                <w:sz w:val="18"/>
+                <w:szCs w:val="18"/>
               </w:rPr>
             </w:pPr>
             <w:r>
               <w:rPr>
                 <w:color w:val="333333"/>
-                <w:sz w:val="22"/>
-                <w:szCs w:val="22"/>
+                <w:sz w:val="18"/>
+                <w:szCs w:val="18"/>
                 <w:rtl w:val="0"/>
               </w:rPr>
               <w:t xml:space="preserve">2. Complete purchase or release seat</w:t>
@@ -29622,15 +29728,15 @@
                 <w:tab w:val="left" w:leader="none" w:pos="720"/>
               </w:tabs>
               <w:rPr>
-                <w:sz w:val="22"/>
-                <w:szCs w:val="22"/>
+                <w:sz w:val="18"/>
+                <w:szCs w:val="18"/>
               </w:rPr>
             </w:pPr>
             <w:r>
               <w:rPr>
                 <w:color w:val="333333"/>
-                <w:sz w:val="22"/>
-                <w:szCs w:val="22"/>
+                <w:sz w:val="18"/>
+                <w:szCs w:val="18"/>
                 <w:rtl w:val="0"/>
               </w:rPr>
               <w:t xml:space="preserve">3. Refresh seat map</w:t>
@@ -29667,15 +29773,15 @@
                 <w:tab w:val="left" w:leader="none" w:pos="720"/>
               </w:tabs>
               <w:rPr>
-                <w:sz w:val="22"/>
-                <w:szCs w:val="22"/>
+                <w:sz w:val="18"/>
+                <w:szCs w:val="18"/>
               </w:rPr>
             </w:pPr>
             <w:r>
               <w:rPr>
                 <w:color w:val="333333"/>
-                <w:sz w:val="22"/>
-                <w:szCs w:val="22"/>
+                <w:sz w:val="18"/>
+                <w:szCs w:val="18"/>
                 <w:rtl w:val="0"/>
               </w:rPr>
               <w:t xml:space="preserve">Seat status updates correctly after each action</w:t>
@@ -29712,15 +29818,15 @@
                 <w:tab w:val="left" w:leader="none" w:pos="720"/>
               </w:tabs>
               <w:rPr>
-                <w:sz w:val="22"/>
-                <w:szCs w:val="22"/>
+                <w:sz w:val="18"/>
+                <w:szCs w:val="18"/>
               </w:rPr>
             </w:pPr>
             <w:r>
               <w:rPr>
                 <w:color w:val="333333"/>
-                <w:sz w:val="22"/>
-                <w:szCs w:val="22"/>
+                <w:sz w:val="18"/>
+                <w:szCs w:val="18"/>
                 <w:rtl w:val="0"/>
               </w:rPr>
               <w:t xml:space="preserve">Seat map reflects correct availability</w:t>
@@ -29757,15 +29863,15 @@
                 <w:tab w:val="left" w:leader="none" w:pos="720"/>
               </w:tabs>
               <w:rPr>
-                <w:sz w:val="22"/>
-                <w:szCs w:val="22"/>
+                <w:sz w:val="18"/>
+                <w:szCs w:val="18"/>
               </w:rPr>
             </w:pPr>
             <w:r>
               <w:rPr>
                 <w:color w:val="333333"/>
-                <w:sz w:val="22"/>
-                <w:szCs w:val="22"/>
+                <w:sz w:val="18"/>
+                <w:szCs w:val="18"/>
                 <w:rtl w:val="0"/>
               </w:rPr>
               <w:t xml:space="preserve">Pass</w:t>
@@ -29802,15 +29908,15 @@
                 <w:tab w:val="left" w:leader="none" w:pos="720"/>
               </w:tabs>
               <w:rPr>
-                <w:sz w:val="22"/>
-                <w:szCs w:val="22"/>
+                <w:sz w:val="18"/>
+                <w:szCs w:val="18"/>
               </w:rPr>
             </w:pPr>
             <w:r>
               <w:rPr>
                 <w:color w:val="333333"/>
-                <w:sz w:val="22"/>
-                <w:szCs w:val="22"/>
+                <w:sz w:val="18"/>
+                <w:szCs w:val="18"/>
                 <w:rtl w:val="0"/>
               </w:rPr>
               <w:t xml:space="preserve">Unit_Tester_02</w:t>
@@ -29826,7 +29932,7 @@
       <w:tr>
         <w:trPr>
           <w:cantSplit w:val="0"/>
-          <w:trHeight w:val="1375" w:hRule="atLeast"/>
+          <w:trHeight w:val="1632.0000000000002" w:hRule="atLeast"/>
           <w:tblHeader w:val="0"/>
         </w:trPr>
         <w:tc>
@@ -29854,15 +29960,15 @@
                 <w:tab w:val="left" w:leader="none" w:pos="720"/>
               </w:tabs>
               <w:rPr>
-                <w:sz w:val="22"/>
-                <w:szCs w:val="22"/>
+                <w:sz w:val="18"/>
+                <w:szCs w:val="18"/>
               </w:rPr>
             </w:pPr>
             <w:r>
               <w:rPr>
                 <w:color w:val="333333"/>
-                <w:sz w:val="22"/>
-                <w:szCs w:val="22"/>
+                <w:sz w:val="18"/>
+                <w:szCs w:val="18"/>
                 <w:rtl w:val="0"/>
               </w:rPr>
               <w:t xml:space="preserve">TC-009</w:t>
@@ -29899,15 +30005,15 @@
                 <w:tab w:val="left" w:leader="none" w:pos="720"/>
               </w:tabs>
               <w:rPr>
-                <w:sz w:val="22"/>
-                <w:szCs w:val="22"/>
+                <w:sz w:val="18"/>
+                <w:szCs w:val="18"/>
               </w:rPr>
             </w:pPr>
             <w:r>
               <w:rPr>
                 <w:color w:val="333333"/>
-                <w:sz w:val="22"/>
-                <w:szCs w:val="22"/>
+                <w:sz w:val="18"/>
+                <w:szCs w:val="18"/>
                 <w:rtl w:val="0"/>
               </w:rPr>
               <w:t xml:space="preserve">System</w:t>
@@ -29944,15 +30050,15 @@
                 <w:tab w:val="left" w:leader="none" w:pos="720"/>
               </w:tabs>
               <w:rPr>
-                <w:sz w:val="22"/>
-                <w:szCs w:val="22"/>
+                <w:sz w:val="18"/>
+                <w:szCs w:val="18"/>
               </w:rPr>
             </w:pPr>
             <w:r>
               <w:rPr>
                 <w:color w:val="333333"/>
-                <w:sz w:val="22"/>
-                <w:szCs w:val="22"/>
+                <w:sz w:val="18"/>
+                <w:szCs w:val="18"/>
                 <w:rtl w:val="0"/>
               </w:rPr>
               <w:t xml:space="preserve">End to End Concession Purchase</w:t>
@@ -29989,15 +30095,15 @@
                 <w:tab w:val="left" w:leader="none" w:pos="720"/>
               </w:tabs>
               <w:rPr>
-                <w:sz w:val="22"/>
-                <w:szCs w:val="22"/>
+                <w:sz w:val="18"/>
+                <w:szCs w:val="18"/>
               </w:rPr>
             </w:pPr>
             <w:r>
               <w:rPr>
                 <w:color w:val="333333"/>
-                <w:sz w:val="22"/>
-                <w:szCs w:val="22"/>
+                <w:sz w:val="18"/>
+                <w:szCs w:val="18"/>
                 <w:rtl w:val="0"/>
               </w:rPr>
               <w:t xml:space="preserve">P1</w:t>
@@ -30034,15 +30140,15 @@
                 <w:tab w:val="left" w:leader="none" w:pos="720"/>
               </w:tabs>
               <w:rPr>
-                <w:sz w:val="22"/>
-                <w:szCs w:val="22"/>
+                <w:sz w:val="18"/>
+                <w:szCs w:val="18"/>
               </w:rPr>
             </w:pPr>
             <w:r>
               <w:rPr>
                 <w:color w:val="333333"/>
-                <w:sz w:val="22"/>
-                <w:szCs w:val="22"/>
+                <w:sz w:val="18"/>
+                <w:szCs w:val="18"/>
                 <w:rtl w:val="0"/>
               </w:rPr>
               <w:t xml:space="preserve">Verify full concession order flow works correctly.</w:t>
@@ -30079,15 +30185,15 @@
                 <w:tab w:val="left" w:leader="none" w:pos="720"/>
               </w:tabs>
               <w:rPr>
-                <w:sz w:val="22"/>
-                <w:szCs w:val="22"/>
+                <w:sz w:val="18"/>
+                <w:szCs w:val="18"/>
               </w:rPr>
             </w:pPr>
             <w:r>
               <w:rPr>
                 <w:color w:val="333333"/>
-                <w:sz w:val="22"/>
-                <w:szCs w:val="22"/>
+                <w:sz w:val="18"/>
+                <w:szCs w:val="18"/>
                 <w:rtl w:val="0"/>
               </w:rPr>
               <w:t xml:space="preserve">Valid ticket, items available</w:t>
@@ -30125,15 +30231,15 @@
               </w:tabs>
               <w:rPr>
                 <w:color w:val="333333"/>
-                <w:sz w:val="22"/>
-                <w:szCs w:val="22"/>
+                <w:sz w:val="18"/>
+                <w:szCs w:val="18"/>
               </w:rPr>
             </w:pPr>
             <w:r>
               <w:rPr>
                 <w:color w:val="333333"/>
-                <w:sz w:val="22"/>
-                <w:szCs w:val="22"/>
+                <w:sz w:val="18"/>
+                <w:szCs w:val="18"/>
                 <w:rtl w:val="0"/>
               </w:rPr>
               <w:t xml:space="preserve">1. Select items</w:t>
@@ -30148,15 +30254,15 @@
               </w:tabs>
               <w:rPr>
                 <w:color w:val="333333"/>
-                <w:sz w:val="22"/>
-                <w:szCs w:val="22"/>
+                <w:sz w:val="18"/>
+                <w:szCs w:val="18"/>
               </w:rPr>
             </w:pPr>
             <w:r>
               <w:rPr>
                 <w:color w:val="333333"/>
-                <w:sz w:val="22"/>
-                <w:szCs w:val="22"/>
+                <w:sz w:val="18"/>
+                <w:szCs w:val="18"/>
                 <w:rtl w:val="0"/>
               </w:rPr>
               <w:t xml:space="preserve">2. Submit order</w:t>
@@ -30170,15 +30276,15 @@
                 <w:tab w:val="left" w:leader="none" w:pos="720"/>
               </w:tabs>
               <w:rPr>
-                <w:sz w:val="22"/>
-                <w:szCs w:val="22"/>
+                <w:sz w:val="18"/>
+                <w:szCs w:val="18"/>
               </w:rPr>
             </w:pPr>
             <w:r>
               <w:rPr>
                 <w:color w:val="333333"/>
-                <w:sz w:val="22"/>
-                <w:szCs w:val="22"/>
+                <w:sz w:val="18"/>
+                <w:szCs w:val="18"/>
                 <w:rtl w:val="0"/>
               </w:rPr>
               <w:t xml:space="preserve">3. Check staff dashboard</w:t>
@@ -30215,15 +30321,15 @@
                 <w:tab w:val="left" w:leader="none" w:pos="720"/>
               </w:tabs>
               <w:rPr>
-                <w:sz w:val="22"/>
-                <w:szCs w:val="22"/>
+                <w:sz w:val="18"/>
+                <w:szCs w:val="18"/>
               </w:rPr>
             </w:pPr>
             <w:r>
               <w:rPr>
                 <w:color w:val="333333"/>
-                <w:sz w:val="22"/>
-                <w:szCs w:val="22"/>
+                <w:sz w:val="18"/>
+                <w:szCs w:val="18"/>
                 <w:rtl w:val="0"/>
               </w:rPr>
               <w:t xml:space="preserve">Order is processed, linked to seat, and sent to staff</w:t>
@@ -30260,15 +30366,15 @@
                 <w:tab w:val="left" w:leader="none" w:pos="720"/>
               </w:tabs>
               <w:rPr>
-                <w:sz w:val="22"/>
-                <w:szCs w:val="22"/>
+                <w:sz w:val="18"/>
+                <w:szCs w:val="18"/>
               </w:rPr>
             </w:pPr>
             <w:r>
               <w:rPr>
                 <w:color w:val="333333"/>
-                <w:sz w:val="22"/>
-                <w:szCs w:val="22"/>
+                <w:sz w:val="18"/>
+                <w:szCs w:val="18"/>
                 <w:rtl w:val="0"/>
               </w:rPr>
               <w:t xml:space="preserve">Order completed and visible to staff</w:t>
@@ -30305,15 +30411,15 @@
                 <w:tab w:val="left" w:leader="none" w:pos="720"/>
               </w:tabs>
               <w:rPr>
-                <w:sz w:val="22"/>
-                <w:szCs w:val="22"/>
+                <w:sz w:val="18"/>
+                <w:szCs w:val="18"/>
               </w:rPr>
             </w:pPr>
             <w:r>
               <w:rPr>
                 <w:color w:val="333333"/>
-                <w:sz w:val="22"/>
-                <w:szCs w:val="22"/>
+                <w:sz w:val="18"/>
+                <w:szCs w:val="18"/>
                 <w:rtl w:val="0"/>
               </w:rPr>
               <w:t xml:space="preserve">Pass</w:t>
@@ -30350,15 +30456,15 @@
                 <w:tab w:val="left" w:leader="none" w:pos="720"/>
               </w:tabs>
               <w:rPr>
-                <w:sz w:val="22"/>
-                <w:szCs w:val="22"/>
+                <w:sz w:val="18"/>
+                <w:szCs w:val="18"/>
               </w:rPr>
             </w:pPr>
             <w:r>
               <w:rPr>
                 <w:color w:val="333333"/>
-                <w:sz w:val="22"/>
-                <w:szCs w:val="22"/>
+                <w:sz w:val="18"/>
+                <w:szCs w:val="18"/>
                 <w:rtl w:val="0"/>
               </w:rPr>
               <w:t xml:space="preserve">System_Tester_01</w:t>
@@ -30374,7 +30480,7 @@
       <w:tr>
         <w:trPr>
           <w:cantSplit w:val="0"/>
-          <w:trHeight w:val="1210" w:hRule="atLeast"/>
+          <w:trHeight w:val="1632.0000000000002" w:hRule="atLeast"/>
           <w:tblHeader w:val="0"/>
         </w:trPr>
         <w:tc>
@@ -30402,15 +30508,15 @@
                 <w:tab w:val="left" w:leader="none" w:pos="720"/>
               </w:tabs>
               <w:rPr>
-                <w:sz w:val="22"/>
-                <w:szCs w:val="22"/>
+                <w:sz w:val="18"/>
+                <w:szCs w:val="18"/>
               </w:rPr>
             </w:pPr>
             <w:r>
               <w:rPr>
                 <w:color w:val="333333"/>
-                <w:sz w:val="22"/>
-                <w:szCs w:val="22"/>
+                <w:sz w:val="18"/>
+                <w:szCs w:val="18"/>
                 <w:rtl w:val="0"/>
               </w:rPr>
               <w:t xml:space="preserve">TC-010</w:t>
@@ -30447,15 +30553,15 @@
                 <w:tab w:val="left" w:leader="none" w:pos="720"/>
               </w:tabs>
               <w:rPr>
-                <w:sz w:val="22"/>
-                <w:szCs w:val="22"/>
+                <w:sz w:val="18"/>
+                <w:szCs w:val="18"/>
               </w:rPr>
             </w:pPr>
             <w:r>
               <w:rPr>
                 <w:color w:val="333333"/>
-                <w:sz w:val="22"/>
-                <w:szCs w:val="22"/>
+                <w:sz w:val="18"/>
+                <w:szCs w:val="18"/>
                 <w:rtl w:val="0"/>
               </w:rPr>
               <w:t xml:space="preserve">System</w:t>
@@ -30492,15 +30598,15 @@
                 <w:tab w:val="left" w:leader="none" w:pos="720"/>
               </w:tabs>
               <w:rPr>
-                <w:sz w:val="22"/>
-                <w:szCs w:val="22"/>
+                <w:sz w:val="18"/>
+                <w:szCs w:val="18"/>
               </w:rPr>
             </w:pPr>
             <w:r>
               <w:rPr>
                 <w:color w:val="333333"/>
-                <w:sz w:val="22"/>
-                <w:szCs w:val="22"/>
+                <w:sz w:val="18"/>
+                <w:szCs w:val="18"/>
                 <w:rtl w:val="0"/>
               </w:rPr>
               <w:t xml:space="preserve">Create Login</w:t>
@@ -30537,15 +30643,15 @@
                 <w:tab w:val="left" w:leader="none" w:pos="720"/>
               </w:tabs>
               <w:rPr>
-                <w:sz w:val="22"/>
-                <w:szCs w:val="22"/>
+                <w:sz w:val="18"/>
+                <w:szCs w:val="18"/>
               </w:rPr>
             </w:pPr>
             <w:r>
               <w:rPr>
                 <w:color w:val="333333"/>
-                <w:sz w:val="22"/>
-                <w:szCs w:val="22"/>
+                <w:sz w:val="18"/>
+                <w:szCs w:val="18"/>
                 <w:rtl w:val="0"/>
               </w:rPr>
               <w:t xml:space="preserve">P0</w:t>
@@ -30582,15 +30688,15 @@
                 <w:tab w:val="left" w:leader="none" w:pos="720"/>
               </w:tabs>
               <w:rPr>
-                <w:sz w:val="22"/>
-                <w:szCs w:val="22"/>
+                <w:sz w:val="18"/>
+                <w:szCs w:val="18"/>
               </w:rPr>
             </w:pPr>
             <w:r>
               <w:rPr>
                 <w:color w:val="333333"/>
-                <w:sz w:val="22"/>
-                <w:szCs w:val="22"/>
+                <w:sz w:val="18"/>
+                <w:szCs w:val="18"/>
                 <w:rtl w:val="0"/>
               </w:rPr>
               <w:t xml:space="preserve">Verify new user can create an account login and use it to view movies</w:t>
@@ -30627,15 +30733,15 @@
                 <w:tab w:val="left" w:leader="none" w:pos="720"/>
               </w:tabs>
               <w:rPr>
-                <w:sz w:val="22"/>
-                <w:szCs w:val="22"/>
+                <w:sz w:val="18"/>
+                <w:szCs w:val="18"/>
               </w:rPr>
             </w:pPr>
             <w:r>
               <w:rPr>
                 <w:color w:val="333333"/>
-                <w:sz w:val="22"/>
-                <w:szCs w:val="22"/>
+                <w:sz w:val="18"/>
+                <w:szCs w:val="18"/>
                 <w:rtl w:val="0"/>
               </w:rPr>
               <w:t xml:space="preserve">New user selects create account on website</w:t>
@@ -30673,15 +30779,15 @@
               </w:tabs>
               <w:rPr>
                 <w:color w:val="333333"/>
-                <w:sz w:val="22"/>
-                <w:szCs w:val="22"/>
+                <w:sz w:val="18"/>
+                <w:szCs w:val="18"/>
               </w:rPr>
             </w:pPr>
             <w:r>
               <w:rPr>
                 <w:color w:val="333333"/>
-                <w:sz w:val="22"/>
-                <w:szCs w:val="22"/>
+                <w:sz w:val="18"/>
+                <w:szCs w:val="18"/>
                 <w:rtl w:val="0"/>
               </w:rPr>
               <w:t xml:space="preserve">1. Create account</w:t>
@@ -30696,15 +30802,15 @@
               </w:tabs>
               <w:rPr>
                 <w:color w:val="333333"/>
-                <w:sz w:val="22"/>
-                <w:szCs w:val="22"/>
+                <w:sz w:val="18"/>
+                <w:szCs w:val="18"/>
               </w:rPr>
             </w:pPr>
             <w:r>
               <w:rPr>
                 <w:color w:val="333333"/>
-                <w:sz w:val="22"/>
-                <w:szCs w:val="22"/>
+                <w:sz w:val="18"/>
+                <w:szCs w:val="18"/>
                 <w:rtl w:val="0"/>
               </w:rPr>
               <w:t xml:space="preserve">2. Log in</w:t>
@@ -30718,15 +30824,15 @@
                 <w:tab w:val="left" w:leader="none" w:pos="720"/>
               </w:tabs>
               <w:rPr>
-                <w:sz w:val="22"/>
-                <w:szCs w:val="22"/>
+                <w:sz w:val="18"/>
+                <w:szCs w:val="18"/>
               </w:rPr>
             </w:pPr>
             <w:r>
               <w:rPr>
                 <w:color w:val="333333"/>
-                <w:sz w:val="22"/>
-                <w:szCs w:val="22"/>
+                <w:sz w:val="18"/>
+                <w:szCs w:val="18"/>
                 <w:rtl w:val="0"/>
               </w:rPr>
               <w:t xml:space="preserve">3. Access account page</w:t>
@@ -30763,15 +30869,15 @@
                 <w:tab w:val="left" w:leader="none" w:pos="720"/>
               </w:tabs>
               <w:rPr>
-                <w:sz w:val="22"/>
-                <w:szCs w:val="22"/>
+                <w:sz w:val="18"/>
+                <w:szCs w:val="18"/>
               </w:rPr>
             </w:pPr>
             <w:r>
               <w:rPr>
                 <w:color w:val="333333"/>
-                <w:sz w:val="22"/>
-                <w:szCs w:val="22"/>
+                <w:sz w:val="18"/>
+                <w:szCs w:val="18"/>
                 <w:rtl w:val="0"/>
               </w:rPr>
               <w:t xml:space="preserve">Account created and login successful</w:t>
@@ -30808,15 +30914,15 @@
                 <w:tab w:val="left" w:leader="none" w:pos="720"/>
               </w:tabs>
               <w:rPr>
-                <w:sz w:val="22"/>
-                <w:szCs w:val="22"/>
+                <w:sz w:val="18"/>
+                <w:szCs w:val="18"/>
               </w:rPr>
             </w:pPr>
             <w:r>
               <w:rPr>
                 <w:color w:val="333333"/>
-                <w:sz w:val="22"/>
-                <w:szCs w:val="22"/>
+                <w:sz w:val="18"/>
+                <w:szCs w:val="18"/>
                 <w:rtl w:val="0"/>
               </w:rPr>
               <w:t xml:space="preserve">User logged in and accessed account features</w:t>
@@ -30853,15 +30959,15 @@
                 <w:tab w:val="left" w:leader="none" w:pos="720"/>
               </w:tabs>
               <w:rPr>
-                <w:sz w:val="22"/>
-                <w:szCs w:val="22"/>
+                <w:sz w:val="18"/>
+                <w:szCs w:val="18"/>
               </w:rPr>
             </w:pPr>
             <w:r>
               <w:rPr>
                 <w:color w:val="333333"/>
-                <w:sz w:val="22"/>
-                <w:szCs w:val="22"/>
+                <w:sz w:val="18"/>
+                <w:szCs w:val="18"/>
                 <w:rtl w:val="0"/>
               </w:rPr>
               <w:t xml:space="preserve">Pass</w:t>
@@ -30898,15 +31004,15 @@
                 <w:tab w:val="left" w:leader="none" w:pos="720"/>
               </w:tabs>
               <w:rPr>
-                <w:sz w:val="22"/>
-                <w:szCs w:val="22"/>
+                <w:sz w:val="18"/>
+                <w:szCs w:val="18"/>
               </w:rPr>
             </w:pPr>
             <w:r>
               <w:rPr>
                 <w:color w:val="333333"/>
-                <w:sz w:val="22"/>
-                <w:szCs w:val="22"/>
+                <w:sz w:val="18"/>
+                <w:szCs w:val="18"/>
                 <w:rtl w:val="0"/>
               </w:rPr>
               <w:t xml:space="preserve">System_Tester_02</w:t>
@@ -30922,21 +31028,6 @@
     </w:tbl>
     <w:p>
       <w:pPr>
-        <w:tabs>
-          <w:tab w:val="left" w:leader="none" w:pos="180"/>
-          <w:tab w:val="left" w:leader="none" w:pos="360"/>
-          <w:tab w:val="left" w:leader="none" w:pos="720"/>
-        </w:tabs>
-        <w:rPr/>
-      </w:pPr>
-      <w:r>
-        <w:rPr>
-          <w:rtl w:val="0"/>
-        </w:rPr>
-      </w:r>
-    </w:p>
-    <w:p>
-      <w:pPr>
         <w:pStyle w:val="Heading1"/>
         <w:tabs>
           <w:tab w:val="left" w:leader="none" w:pos="180"/>
@@ -30945,8 +31036,8 @@
         </w:tabs>
         <w:rPr/>
       </w:pPr>
-      <w:bookmarkStart w:colFirst="0" w:colLast="0" w:name="_le9ccqul71b2" w:id="63"/>
-      <w:bookmarkEnd w:id="63"/>
+      <w:bookmarkStart w:colFirst="0" w:colLast="0" w:name="_le9ccqul71b2" w:id="64"/>
+      <w:bookmarkEnd w:id="64"/>
       <w:r>
         <w:rPr>
           <w:rtl w:val="0"/>
@@ -30980,8 +31071,8 @@
         </w:tabs>
         <w:rPr/>
       </w:pPr>
-      <w:bookmarkStart w:colFirst="0" w:colLast="0" w:name="_oiktaxxjw7qn" w:id="64"/>
-      <w:bookmarkEnd w:id="64"/>
+      <w:bookmarkStart w:colFirst="0" w:colLast="0" w:name="_oiktaxxjw7qn" w:id="65"/>
+      <w:bookmarkEnd w:id="65"/>
       <w:r>
         <w:rPr>
           <w:rtl w:val="0"/>
@@ -31096,8 +31187,8 @@
         </w:tabs>
         <w:rPr/>
       </w:pPr>
-      <w:bookmarkStart w:colFirst="0" w:colLast="0" w:name="_uqnovjw05obf" w:id="65"/>
-      <w:bookmarkEnd w:id="65"/>
+      <w:bookmarkStart w:colFirst="0" w:colLast="0" w:name="_uqnovjw05obf" w:id="66"/>
+      <w:bookmarkEnd w:id="66"/>
       <w:r>
         <w:rPr>
           <w:rtl w:val="0"/>
@@ -31131,8 +31222,8 @@
         </w:tabs>
         <w:rPr/>
       </w:pPr>
-      <w:bookmarkStart w:colFirst="0" w:colLast="0" w:name="_3zue4kh2fwjc" w:id="66"/>
-      <w:bookmarkEnd w:id="66"/>
+      <w:bookmarkStart w:colFirst="0" w:colLast="0" w:name="_3zue4kh2fwjc" w:id="67"/>
+      <w:bookmarkEnd w:id="67"/>
       <w:r>
         <w:rPr>
           <w:rtl w:val="0"/>
@@ -32033,8 +32124,8 @@
         </w:tabs>
         <w:rPr/>
       </w:pPr>
-      <w:bookmarkStart w:colFirst="0" w:colLast="0" w:name="_5ueburf6e2cj" w:id="67"/>
-      <w:bookmarkEnd w:id="67"/>
+      <w:bookmarkStart w:colFirst="0" w:colLast="0" w:name="_5ueburf6e2cj" w:id="68"/>
+      <w:bookmarkEnd w:id="68"/>
       <w:r>
         <w:rPr>
           <w:rtl w:val="0"/>
@@ -33191,8 +33282,8 @@
         </w:tabs>
         <w:rPr/>
       </w:pPr>
-      <w:bookmarkStart w:colFirst="0" w:colLast="0" w:name="_u31n1s4lwqrs" w:id="68"/>
-      <w:bookmarkEnd w:id="68"/>
+      <w:bookmarkStart w:colFirst="0" w:colLast="0" w:name="_u31n1s4lwqrs" w:id="69"/>
+      <w:bookmarkEnd w:id="69"/>
       <w:r>
         <w:rPr>
           <w:rtl w:val="0"/>
@@ -34225,8 +34316,8 @@
         </w:tabs>
         <w:rPr/>
       </w:pPr>
-      <w:bookmarkStart w:colFirst="0" w:colLast="0" w:name="_778yi5dlxenp" w:id="69"/>
-      <w:bookmarkEnd w:id="69"/>
+      <w:bookmarkStart w:colFirst="0" w:colLast="0" w:name="_778yi5dlxenp" w:id="70"/>
+      <w:bookmarkEnd w:id="70"/>
       <w:r>
         <w:rPr>
           <w:rtl w:val="0"/>
@@ -35624,8 +35715,8 @@
         </w:tabs>
         <w:rPr/>
       </w:pPr>
-      <w:bookmarkStart w:colFirst="0" w:colLast="0" w:name="_ibwm0455trwa" w:id="70"/>
-      <w:bookmarkEnd w:id="70"/>
+      <w:bookmarkStart w:colFirst="0" w:colLast="0" w:name="_ibwm0455trwa" w:id="71"/>
+      <w:bookmarkEnd w:id="71"/>
       <w:r>
         <w:rPr>
           <w:rtl w:val="0"/>
@@ -36566,8 +36657,8 @@
         </w:tabs>
         <w:rPr/>
       </w:pPr>
-      <w:bookmarkStart w:colFirst="0" w:colLast="0" w:name="_a77qi5cfwc8v" w:id="71"/>
-      <w:bookmarkEnd w:id="71"/>
+      <w:bookmarkStart w:colFirst="0" w:colLast="0" w:name="_a77qi5cfwc8v" w:id="72"/>
+      <w:bookmarkEnd w:id="72"/>
       <w:r>
         <w:rPr>
           <w:rtl w:val="0"/>

--- a/Software Requirements Specification.docx
+++ b/Software Requirements Specification.docx
@@ -1132,7 +1132,7 @@
               <w:rPr>
                 <w:rtl w:val="0"/>
               </w:rPr>
-              <w:t xml:space="preserve">Version 2.X</w:t>
+              <w:t xml:space="preserve">Version 2.4</w:t>
             </w:r>
           </w:p>
         </w:tc>
@@ -1939,7 +1939,7 @@
     </w:p>
     <w:sdt>
       <w:sdtPr>
-        <w:id w:val="1938777534"/>
+        <w:id w:val="1238455147"/>
         <w:docPartObj>
           <w:docPartGallery w:val="Table of Contents"/>
           <w:docPartUnique w:val="1"/>
@@ -14731,12 +14731,12 @@
                 <wp:extent cx="790575" cy="428625"/>
                 <wp:effectExtent b="0" l="0" r="0" t="0"/>
                 <wp:wrapNone/>
-                <wp:docPr id="3" name="image5.png"/>
+                <wp:docPr id="3" name="image7.png"/>
                 <a:graphic>
                   <a:graphicData uri="http://schemas.openxmlformats.org/drawingml/2006/picture">
                     <pic:pic>
                       <pic:nvPicPr>
-                        <pic:cNvPr id="0" name="image5.png"/>
+                        <pic:cNvPr id="0" name="image7.png"/>
                         <pic:cNvPicPr preferRelativeResize="0"/>
                       </pic:nvPicPr>
                       <pic:blipFill>
@@ -14953,12 +14953,12 @@
                 <wp:extent cx="819150" cy="390525"/>
                 <wp:effectExtent b="0" l="0" r="0" t="0"/>
                 <wp:wrapNone/>
-                <wp:docPr id="2" name="image4.png"/>
+                <wp:docPr id="2" name="image6.png"/>
                 <a:graphic>
                   <a:graphicData uri="http://schemas.openxmlformats.org/drawingml/2006/picture">
                     <pic:pic>
                       <pic:nvPicPr>
-                        <pic:cNvPr id="0" name="image4.png"/>
+                        <pic:cNvPr id="0" name="image6.png"/>
                         <pic:cNvPicPr preferRelativeResize="0"/>
                       </pic:nvPicPr>
                       <pic:blipFill>
@@ -14990,12 +14990,12 @@
           <wp:inline distB="114300" distT="114300" distL="114300" distR="114300">
             <wp:extent cx="5858902" cy="7577138"/>
             <wp:effectExtent b="0" l="0" r="0" t="0"/>
-            <wp:docPr id="8" name="image8.png"/>
+            <wp:docPr id="8" name="image4.png"/>
             <a:graphic>
               <a:graphicData uri="http://schemas.openxmlformats.org/drawingml/2006/picture">
                 <pic:pic>
                   <pic:nvPicPr>
-                    <pic:cNvPr id="0" name="image8.png"/>
+                    <pic:cNvPr id="0" name="image4.png"/>
                     <pic:cNvPicPr preferRelativeResize="0"/>
                   </pic:nvPicPr>
                   <pic:blipFill>
@@ -19399,12 +19399,12 @@
                 <wp:extent cx="981075" cy="400050"/>
                 <wp:effectExtent b="0" l="0" r="0" t="0"/>
                 <wp:wrapNone/>
-                <wp:docPr id="1" name="image3.png"/>
+                <wp:docPr id="1" name="image5.png"/>
                 <a:graphic>
                   <a:graphicData uri="http://schemas.openxmlformats.org/drawingml/2006/picture">
                     <pic:pic>
                       <pic:nvPicPr>
-                        <pic:cNvPr id="0" name="image3.png"/>
+                        <pic:cNvPr id="0" name="image5.png"/>
                         <pic:cNvPicPr preferRelativeResize="0"/>
                       </pic:nvPicPr>
                       <pic:blipFill>
@@ -19702,12 +19702,12 @@
                 <wp:extent cx="876300" cy="390525"/>
                 <wp:effectExtent b="0" l="0" r="0" t="0"/>
                 <wp:wrapNone/>
-                <wp:docPr id="4" name="image6.png"/>
+                <wp:docPr id="4" name="image8.png"/>
                 <a:graphic>
                   <a:graphicData uri="http://schemas.openxmlformats.org/drawingml/2006/picture">
                     <pic:pic>
                       <pic:nvPicPr>
-                        <pic:cNvPr id="0" name="image6.png"/>
+                        <pic:cNvPr id="0" name="image8.png"/>
                         <pic:cNvPicPr preferRelativeResize="0"/>
                       </pic:nvPicPr>
                       <pic:blipFill>
@@ -19739,12 +19739,12 @@
           <wp:inline distB="114300" distT="114300" distL="114300" distR="114300">
             <wp:extent cx="5943600" cy="7366000"/>
             <wp:effectExtent b="0" l="0" r="0" t="0"/>
-            <wp:docPr id="6" name="image7.png"/>
+            <wp:docPr id="6" name="image3.png"/>
             <a:graphic>
               <a:graphicData uri="http://schemas.openxmlformats.org/drawingml/2006/picture">
                 <pic:pic>
                   <pic:nvPicPr>
-                    <pic:cNvPr id="0" name="image7.png"/>
+                    <pic:cNvPr id="0" name="image3.png"/>
                     <pic:cNvPicPr preferRelativeResize="0"/>
                   </pic:nvPicPr>
                   <pic:blipFill>
@@ -20221,6 +20221,32 @@
           <w:rtl w:val="0"/>
         </w:rPr>
         <w:t xml:space="preserve">, thereby improving interpretability and reducing ambiguity in system communication flows.</w:t>
+      </w:r>
+    </w:p>
+    <w:p>
+      <w:pPr>
+        <w:numPr>
+          <w:ilvl w:val="0"/>
+          <w:numId w:val="39"/>
+        </w:numPr>
+        <w:ind w:left="720" w:hanging="360"/>
+        <w:rPr>
+          <w:u w:val="none"/>
+        </w:rPr>
+      </w:pPr>
+      <w:r>
+        <w:rPr>
+          <w:b w:val="1"/>
+          <w:bCs w:val="1"/>
+          <w:rtl w:val="0"/>
+        </w:rPr>
+        <w:t xml:space="preserve">Improved alignment between system flow and user interaction</w:t>
+      </w:r>
+      <w:r>
+        <w:rPr>
+          <w:rtl w:val="0"/>
+        </w:rPr>
+        <w:t xml:space="preserve">: The revised SWA diagram better reflects the actual user journey from movie selection through ticket delivery, ensuring that system components directly correspond to real-world user actions and improving traceability between requirements and architecture.</w:t>
       </w:r>
     </w:p>
     <w:p>
@@ -23826,7 +23852,7 @@
         <w:rPr>
           <w:rtl w:val="0"/>
         </w:rPr>
-        <w:t xml:space="preserve">This test covers the real-time database query and front-end rendering pipeline from the Theaters/Seats Database through the Select Seat Page (Section 4.3.1). A correct pass result confirms that the seat map accurately reflects the database state, which is the foundational requirement for preventing double-booking. If this test fails, all downstream seat reservation and checkout functionality is invalid.</w:t>
+        <w:t xml:space="preserve">This test covers the real-time database query and front-end rendering pipeline from the Theaters/Seats Database through the Select Seat Page (Section 4.3.1). A correct pass result confirms that the seat map accurately reflects the database state, which is the foundational requirement for preventing double-booking. If this test fails, all downstream seat reservation and checkout functionality is invalid. The test plan also considers failure scenarios such as payment failures, seat lock expiration, and duplicate ticket validation to ensure system reliability under real-world conditions.</w:t>
       </w:r>
     </w:p>
     <w:p>
@@ -31168,6 +31194,7 @@
     </w:p>
     <w:p>
       <w:pPr>
+        <w:ind w:firstLine="720"/>
         <w:rPr/>
       </w:pPr>
       <w:r>
@@ -31175,6 +31202,18 @@
           <w:rtl w:val="0"/>
         </w:rPr>
         <w:t xml:space="preserve">Each service owns its own database, following a service-ownership pattern. This means the Movie service cannot directly query the Tickets &amp; Orders DB, it must go through the Ticket &amp; Order service's API. This isolation provides three benefits: it prevents a schema change in one domain from breaking another, it allows each database to be scaled independently (e.g. the Theaters &amp; Seats DB under heavy seat-check load can scale without touching the Tickets &amp; Orders DB), and it makes the boundaries of each service explicit and auditable.</w:t>
+      </w:r>
+    </w:p>
+    <w:p>
+      <w:pPr>
+        <w:ind w:firstLine="720"/>
+        <w:rPr/>
+      </w:pPr>
+      <w:r>
+        <w:rPr>
+          <w:rtl w:val="0"/>
+        </w:rPr>
+        <w:t xml:space="preserve">This architecture also supports horizontal scalability. Each database and service can be scaled independently based on demand. For example, the Theaters &amp; Seats database can scale to handle high-frequency seat availability during peak times without ruining the performance.</w:t>
       </w:r>
     </w:p>
     <w:p>
